--- a/Etapa Elaboración - Iteración 1/Instalación, configuración y uso de Rclone - Kairos - NexTech.docx
+++ b/Etapa Elaboración - Iteración 1/Instalación, configuración y uso de Rclone - Kairos - NexTech.docx
@@ -196,12 +196,12 @@
                 <wp:extent cx="7928609" cy="870585"/>
                 <wp:effectExtent b="0" l="0" r="0" t="0"/>
                 <wp:wrapNone/>
-                <wp:docPr id="11" name="image66.png"/>
+                <wp:docPr id="11" name="image71.png"/>
                 <a:graphic>
                   <a:graphicData uri="http://schemas.openxmlformats.org/drawingml/2006/picture">
                     <pic:pic>
                       <pic:nvPicPr>
-                        <pic:cNvPr id="0" name="image66.png"/>
+                        <pic:cNvPr id="0" name="image71.png"/>
                         <pic:cNvPicPr preferRelativeResize="0"/>
                       </pic:nvPicPr>
                       <pic:blipFill>
@@ -316,12 +316,12 @@
                 <wp:extent cx="103505" cy="11221720"/>
                 <wp:effectExtent b="0" l="0" r="0" t="0"/>
                 <wp:wrapNone/>
-                <wp:docPr id="6" name="image53.png"/>
+                <wp:docPr id="6" name="image59.png"/>
                 <a:graphic>
                   <a:graphicData uri="http://schemas.openxmlformats.org/drawingml/2006/picture">
                     <pic:pic>
                       <pic:nvPicPr>
-                        <pic:cNvPr id="0" name="image53.png"/>
+                        <pic:cNvPr id="0" name="image59.png"/>
                         <pic:cNvPicPr preferRelativeResize="0"/>
                       </pic:nvPicPr>
                       <pic:blipFill>
@@ -436,12 +436,12 @@
                 <wp:extent cx="103505" cy="11221720"/>
                 <wp:effectExtent b="0" l="0" r="0" t="0"/>
                 <wp:wrapNone/>
-                <wp:docPr id="16" name="image78.png"/>
+                <wp:docPr id="16" name="image76.png"/>
                 <a:graphic>
                   <a:graphicData uri="http://schemas.openxmlformats.org/drawingml/2006/picture">
                     <pic:pic>
                       <pic:nvPicPr>
-                        <pic:cNvPr id="0" name="image78.png"/>
+                        <pic:cNvPr id="0" name="image76.png"/>
                         <pic:cNvPicPr preferRelativeResize="0"/>
                       </pic:nvPicPr>
                       <pic:blipFill>
@@ -556,12 +556,12 @@
                 <wp:extent cx="7928609" cy="870585"/>
                 <wp:effectExtent b="0" l="0" r="0" t="0"/>
                 <wp:wrapNone/>
-                <wp:docPr id="3" name="image47.png"/>
+                <wp:docPr id="3" name="image46.png"/>
                 <a:graphic>
                   <a:graphicData uri="http://schemas.openxmlformats.org/drawingml/2006/picture">
                     <pic:pic>
                       <pic:nvPicPr>
-                        <pic:cNvPr id="0" name="image47.png"/>
+                        <pic:cNvPr id="0" name="image46.png"/>
                         <pic:cNvPicPr preferRelativeResize="0"/>
                       </pic:nvPicPr>
                       <pic:blipFill>
@@ -972,12 +972,12 @@
             <wp:extent cx="1200150" cy="1200150"/>
             <wp:effectExtent b="0" l="0" r="0" t="0"/>
             <wp:wrapSquare wrapText="bothSides" distB="0" distT="0" distL="114300" distR="114300"/>
-            <wp:docPr descr="psi-negro.png" id="73" name="image51.png"/>
+            <wp:docPr descr="psi-negro.png" id="73" name="image52.png"/>
             <a:graphic>
               <a:graphicData uri="http://schemas.openxmlformats.org/drawingml/2006/picture">
                 <pic:pic>
                   <pic:nvPicPr>
-                    <pic:cNvPr descr="psi-negro.png" id="0" name="image51.png"/>
+                    <pic:cNvPr descr="psi-negro.png" id="0" name="image52.png"/>
                     <pic:cNvPicPr preferRelativeResize="0"/>
                   </pic:nvPicPr>
                   <pic:blipFill>
@@ -1096,7 +1096,7 @@
     </w:p>
     <w:sdt>
       <w:sdtPr>
-        <w:id w:val="-1465893435"/>
+        <w:id w:val="1742547736"/>
         <w:docPartObj>
           <w:docPartGallery w:val="Table of Contents"/>
           <w:docPartUnique w:val="1"/>
@@ -2587,12 +2587,12 @@
               <wp:inline distB="114300" distT="114300" distL="114300" distR="114300">
                 <wp:extent cx="3914775" cy="1514475"/>
                 <wp:effectExtent b="0" l="0" r="0" t="0"/>
-                <wp:docPr id="2" name="image37.png"/>
+                <wp:docPr id="2" name="image39.png"/>
                 <a:graphic>
                   <a:graphicData uri="http://schemas.openxmlformats.org/drawingml/2006/picture">
                     <pic:pic>
                       <pic:nvPicPr>
-                        <pic:cNvPr id="0" name="image37.png"/>
+                        <pic:cNvPr id="0" name="image39.png"/>
                         <pic:cNvPicPr preferRelativeResize="0"/>
                       </pic:nvPicPr>
                       <pic:blipFill>
@@ -2759,12 +2759,12 @@
               <wp:inline distB="114300" distT="114300" distL="114300" distR="114300">
                 <wp:extent cx="5399730" cy="2654300"/>
                 <wp:effectExtent b="0" l="0" r="0" t="0"/>
-                <wp:docPr id="4" name="image48.png"/>
+                <wp:docPr id="4" name="image57.png"/>
                 <a:graphic>
                   <a:graphicData uri="http://schemas.openxmlformats.org/drawingml/2006/picture">
                     <pic:pic>
                       <pic:nvPicPr>
-                        <pic:cNvPr id="0" name="image48.png"/>
+                        <pic:cNvPr id="0" name="image57.png"/>
                         <pic:cNvPicPr preferRelativeResize="0"/>
                       </pic:nvPicPr>
                       <pic:blipFill>
@@ -3025,12 +3025,12 @@
               <wp:inline distB="114300" distT="114300" distL="114300" distR="114300">
                 <wp:extent cx="5399730" cy="1981200"/>
                 <wp:effectExtent b="0" l="0" r="0" t="0"/>
-                <wp:docPr id="1" name="image36.png"/>
+                <wp:docPr id="1" name="image30.png"/>
                 <a:graphic>
                   <a:graphicData uri="http://schemas.openxmlformats.org/drawingml/2006/picture">
                     <pic:pic>
                       <pic:nvPicPr>
-                        <pic:cNvPr id="0" name="image36.png"/>
+                        <pic:cNvPr id="0" name="image30.png"/>
                         <pic:cNvPicPr preferRelativeResize="0"/>
                       </pic:nvPicPr>
                       <pic:blipFill>
@@ -3207,12 +3207,12 @@
           <wp:inline distB="114300" distT="114300" distL="114300" distR="114300">
             <wp:extent cx="2266950" cy="676275"/>
             <wp:effectExtent b="0" l="0" r="0" t="0"/>
-            <wp:docPr id="48" name="image27.png"/>
+            <wp:docPr id="48" name="image37.png"/>
             <a:graphic>
               <a:graphicData uri="http://schemas.openxmlformats.org/drawingml/2006/picture">
                 <pic:pic>
                   <pic:nvPicPr>
-                    <pic:cNvPr id="0" name="image27.png"/>
+                    <pic:cNvPr id="0" name="image37.png"/>
                     <pic:cNvPicPr preferRelativeResize="0"/>
                   </pic:nvPicPr>
                   <pic:blipFill>
@@ -3255,12 +3255,12 @@
           <wp:inline distB="114300" distT="114300" distL="114300" distR="114300">
             <wp:extent cx="1447800" cy="361950"/>
             <wp:effectExtent b="0" l="0" r="0" t="0"/>
-            <wp:docPr id="61" name="image45.png"/>
+            <wp:docPr id="61" name="image38.png"/>
             <a:graphic>
               <a:graphicData uri="http://schemas.openxmlformats.org/drawingml/2006/picture">
                 <pic:pic>
                   <pic:nvPicPr>
-                    <pic:cNvPr id="0" name="image45.png"/>
+                    <pic:cNvPr id="0" name="image38.png"/>
                     <pic:cNvPicPr preferRelativeResize="0"/>
                   </pic:nvPicPr>
                   <pic:blipFill>
@@ -3482,12 +3482,12 @@
           <wp:inline distB="114300" distT="114300" distL="114300" distR="114300">
             <wp:extent cx="4014788" cy="3234505"/>
             <wp:effectExtent b="0" l="0" r="0" t="0"/>
-            <wp:docPr id="67" name="image60.png"/>
+            <wp:docPr id="67" name="image53.png"/>
             <a:graphic>
               <a:graphicData uri="http://schemas.openxmlformats.org/drawingml/2006/picture">
                 <pic:pic>
                   <pic:nvPicPr>
-                    <pic:cNvPr id="0" name="image60.png"/>
+                    <pic:cNvPr id="0" name="image53.png"/>
                     <pic:cNvPicPr preferRelativeResize="0"/>
                   </pic:nvPicPr>
                   <pic:blipFill>
@@ -3583,12 +3583,12 @@
           <wp:inline distB="114300" distT="114300" distL="114300" distR="114300">
             <wp:extent cx="5399730" cy="3251200"/>
             <wp:effectExtent b="0" l="0" r="0" t="0"/>
-            <wp:docPr id="26" name="image2.png"/>
+            <wp:docPr id="26" name="image6.png"/>
             <a:graphic>
               <a:graphicData uri="http://schemas.openxmlformats.org/drawingml/2006/picture">
                 <pic:pic>
                   <pic:nvPicPr>
-                    <pic:cNvPr id="0" name="image2.png"/>
+                    <pic:cNvPr id="0" name="image6.png"/>
                     <pic:cNvPicPr preferRelativeResize="0"/>
                   </pic:nvPicPr>
                   <pic:blipFill>
@@ -3673,12 +3673,12 @@
           <wp:inline distB="114300" distT="114300" distL="114300" distR="114300">
             <wp:extent cx="3967163" cy="2181280"/>
             <wp:effectExtent b="0" l="0" r="0" t="0"/>
-            <wp:docPr id="40" name="image28.png"/>
+            <wp:docPr id="40" name="image27.png"/>
             <a:graphic>
               <a:graphicData uri="http://schemas.openxmlformats.org/drawingml/2006/picture">
                 <pic:pic>
                   <pic:nvPicPr>
-                    <pic:cNvPr id="0" name="image28.png"/>
+                    <pic:cNvPr id="0" name="image27.png"/>
                     <pic:cNvPicPr preferRelativeResize="0"/>
                   </pic:nvPicPr>
                   <pic:blipFill>
@@ -3763,12 +3763,12 @@
           <wp:inline distB="114300" distT="114300" distL="114300" distR="114300">
             <wp:extent cx="3873222" cy="3261999"/>
             <wp:effectExtent b="0" l="0" r="0" t="0"/>
-            <wp:docPr id="72" name="image63.png"/>
+            <wp:docPr id="72" name="image54.png"/>
             <a:graphic>
               <a:graphicData uri="http://schemas.openxmlformats.org/drawingml/2006/picture">
                 <pic:pic>
                   <pic:nvPicPr>
-                    <pic:cNvPr id="0" name="image63.png"/>
+                    <pic:cNvPr id="0" name="image54.png"/>
                     <pic:cNvPicPr preferRelativeResize="0"/>
                   </pic:nvPicPr>
                   <pic:blipFill>
@@ -3853,12 +3853,12 @@
           <wp:inline distB="114300" distT="114300" distL="114300" distR="114300">
             <wp:extent cx="4291013" cy="1689319"/>
             <wp:effectExtent b="0" l="0" r="0" t="0"/>
-            <wp:docPr id="39" name="image20.png"/>
+            <wp:docPr id="39" name="image40.png"/>
             <a:graphic>
               <a:graphicData uri="http://schemas.openxmlformats.org/drawingml/2006/picture">
                 <pic:pic>
                   <pic:nvPicPr>
-                    <pic:cNvPr id="0" name="image20.png"/>
+                    <pic:cNvPr id="0" name="image40.png"/>
                     <pic:cNvPicPr preferRelativeResize="0"/>
                   </pic:nvPicPr>
                   <pic:blipFill>
@@ -3917,12 +3917,12 @@
           <wp:inline distB="114300" distT="114300" distL="114300" distR="114300">
             <wp:extent cx="3967163" cy="1159835"/>
             <wp:effectExtent b="0" l="0" r="0" t="0"/>
-            <wp:docPr id="63" name="image49.png"/>
+            <wp:docPr id="63" name="image44.png"/>
             <a:graphic>
               <a:graphicData uri="http://schemas.openxmlformats.org/drawingml/2006/picture">
                 <pic:pic>
                   <pic:nvPicPr>
-                    <pic:cNvPr id="0" name="image49.png"/>
+                    <pic:cNvPr id="0" name="image44.png"/>
                     <pic:cNvPicPr preferRelativeResize="0"/>
                   </pic:nvPicPr>
                   <pic:blipFill>
@@ -4006,12 +4006,12 @@
           <wp:inline distB="114300" distT="114300" distL="114300" distR="114300">
             <wp:extent cx="5399730" cy="431800"/>
             <wp:effectExtent b="0" l="0" r="0" t="0"/>
-            <wp:docPr id="44" name="image24.png"/>
+            <wp:docPr id="44" name="image23.png"/>
             <a:graphic>
               <a:graphicData uri="http://schemas.openxmlformats.org/drawingml/2006/picture">
                 <pic:pic>
                   <pic:nvPicPr>
-                    <pic:cNvPr id="0" name="image24.png"/>
+                    <pic:cNvPr id="0" name="image23.png"/>
                     <pic:cNvPicPr preferRelativeResize="0"/>
                   </pic:nvPicPr>
                   <pic:blipFill>
@@ -4096,12 +4096,12 @@
           <wp:inline distB="114300" distT="114300" distL="114300" distR="114300">
             <wp:extent cx="3097050" cy="2438622"/>
             <wp:effectExtent b="0" l="0" r="0" t="0"/>
-            <wp:docPr id="24" name="image7.png"/>
+            <wp:docPr id="24" name="image10.png"/>
             <a:graphic>
               <a:graphicData uri="http://schemas.openxmlformats.org/drawingml/2006/picture">
                 <pic:pic>
                   <pic:nvPicPr>
-                    <pic:cNvPr id="0" name="image7.png"/>
+                    <pic:cNvPr id="0" name="image10.png"/>
                     <pic:cNvPicPr preferRelativeResize="0"/>
                   </pic:nvPicPr>
                   <pic:blipFill>
@@ -4185,12 +4185,12 @@
           <wp:inline distB="114300" distT="114300" distL="114300" distR="114300">
             <wp:extent cx="2210836" cy="2624138"/>
             <wp:effectExtent b="0" l="0" r="0" t="0"/>
-            <wp:docPr id="70" name="image61.png"/>
+            <wp:docPr id="70" name="image51.png"/>
             <a:graphic>
               <a:graphicData uri="http://schemas.openxmlformats.org/drawingml/2006/picture">
                 <pic:pic>
                   <pic:nvPicPr>
-                    <pic:cNvPr id="0" name="image61.png"/>
+                    <pic:cNvPr id="0" name="image51.png"/>
                     <pic:cNvPicPr preferRelativeResize="0"/>
                   </pic:nvPicPr>
                   <pic:blipFill>
@@ -4246,12 +4246,12 @@
           <wp:inline distB="114300" distT="114300" distL="114300" distR="114300">
             <wp:extent cx="3009900" cy="666750"/>
             <wp:effectExtent b="0" l="0" r="0" t="0"/>
-            <wp:docPr id="22" name="image3.png"/>
+            <wp:docPr id="22" name="image4.png"/>
             <a:graphic>
               <a:graphicData uri="http://schemas.openxmlformats.org/drawingml/2006/picture">
                 <pic:pic>
                   <pic:nvPicPr>
-                    <pic:cNvPr id="0" name="image3.png"/>
+                    <pic:cNvPr id="0" name="image4.png"/>
                     <pic:cNvPicPr preferRelativeResize="0"/>
                   </pic:nvPicPr>
                   <pic:blipFill>
@@ -4336,12 +4336,12 @@
           <wp:inline distB="114300" distT="114300" distL="114300" distR="114300">
             <wp:extent cx="3329191" cy="4365137"/>
             <wp:effectExtent b="0" l="0" r="0" t="0"/>
-            <wp:docPr id="38" name="image21.png"/>
+            <wp:docPr id="38" name="image20.png"/>
             <a:graphic>
               <a:graphicData uri="http://schemas.openxmlformats.org/drawingml/2006/picture">
                 <pic:pic>
                   <pic:nvPicPr>
-                    <pic:cNvPr id="0" name="image21.png"/>
+                    <pic:cNvPr id="0" name="image20.png"/>
                     <pic:cNvPicPr preferRelativeResize="0"/>
                   </pic:nvPicPr>
                   <pic:blipFill>
@@ -4396,12 +4396,12 @@
           <wp:inline distB="114300" distT="114300" distL="114300" distR="114300">
             <wp:extent cx="4943475" cy="714375"/>
             <wp:effectExtent b="0" l="0" r="0" t="0"/>
-            <wp:docPr id="65" name="image57.png"/>
+            <wp:docPr id="65" name="image48.png"/>
             <a:graphic>
               <a:graphicData uri="http://schemas.openxmlformats.org/drawingml/2006/picture">
                 <pic:pic>
                   <pic:nvPicPr>
-                    <pic:cNvPr id="0" name="image57.png"/>
+                    <pic:cNvPr id="0" name="image48.png"/>
                     <pic:cNvPicPr preferRelativeResize="0"/>
                   </pic:nvPicPr>
                   <pic:blipFill>
@@ -4457,12 +4457,12 @@
           <wp:inline distB="114300" distT="114300" distL="114300" distR="114300">
             <wp:extent cx="4843463" cy="1448211"/>
             <wp:effectExtent b="0" l="0" r="0" t="0"/>
-            <wp:docPr id="45" name="image25.png"/>
+            <wp:docPr id="45" name="image28.png"/>
             <a:graphic>
               <a:graphicData uri="http://schemas.openxmlformats.org/drawingml/2006/picture">
                 <pic:pic>
                   <pic:nvPicPr>
-                    <pic:cNvPr id="0" name="image25.png"/>
+                    <pic:cNvPr id="0" name="image28.png"/>
                     <pic:cNvPicPr preferRelativeResize="0"/>
                   </pic:nvPicPr>
                   <pic:blipFill>
@@ -4518,12 +4518,12 @@
           <wp:inline distB="114300" distT="114300" distL="114300" distR="114300">
             <wp:extent cx="3814167" cy="2128838"/>
             <wp:effectExtent b="0" l="0" r="0" t="0"/>
-            <wp:docPr id="29" name="image6.png"/>
+            <wp:docPr id="29" name="image13.png"/>
             <a:graphic>
               <a:graphicData uri="http://schemas.openxmlformats.org/drawingml/2006/picture">
                 <pic:pic>
                   <pic:nvPicPr>
-                    <pic:cNvPr id="0" name="image6.png"/>
+                    <pic:cNvPr id="0" name="image13.png"/>
                     <pic:cNvPicPr preferRelativeResize="0"/>
                   </pic:nvPicPr>
                   <pic:blipFill>
@@ -4608,12 +4608,12 @@
           <wp:inline distB="114300" distT="114300" distL="114300" distR="114300">
             <wp:extent cx="3209925" cy="2924175"/>
             <wp:effectExtent b="0" l="0" r="0" t="0"/>
-            <wp:docPr id="54" name="image42.png"/>
+            <wp:docPr id="54" name="image31.png"/>
             <a:graphic>
               <a:graphicData uri="http://schemas.openxmlformats.org/drawingml/2006/picture">
                 <pic:pic>
                   <pic:nvPicPr>
-                    <pic:cNvPr id="0" name="image42.png"/>
+                    <pic:cNvPr id="0" name="image31.png"/>
                     <pic:cNvPicPr preferRelativeResize="0"/>
                   </pic:nvPicPr>
                   <pic:blipFill>
@@ -4762,12 +4762,12 @@
               <wp:inline distB="114300" distT="114300" distL="114300" distR="114300">
                 <wp:extent cx="5399730" cy="1574800"/>
                 <wp:effectExtent b="0" l="0" r="0" t="0"/>
-                <wp:docPr id="7" name="image54.png"/>
+                <wp:docPr id="7" name="image60.png"/>
                 <a:graphic>
                   <a:graphicData uri="http://schemas.openxmlformats.org/drawingml/2006/picture">
                     <pic:pic>
                       <pic:nvPicPr>
-                        <pic:cNvPr id="0" name="image54.png"/>
+                        <pic:cNvPr id="0" name="image60.png"/>
                         <pic:cNvPicPr preferRelativeResize="0"/>
                       </pic:nvPicPr>
                       <pic:blipFill>
@@ -4825,12 +4825,12 @@
           <wp:inline distB="114300" distT="114300" distL="114300" distR="114300">
             <wp:extent cx="3100388" cy="642910"/>
             <wp:effectExtent b="0" l="0" r="0" t="0"/>
-            <wp:docPr id="56" name="image33.png"/>
+            <wp:docPr id="56" name="image36.png"/>
             <a:graphic>
               <a:graphicData uri="http://schemas.openxmlformats.org/drawingml/2006/picture">
                 <pic:pic>
                   <pic:nvPicPr>
-                    <pic:cNvPr id="0" name="image33.png"/>
+                    <pic:cNvPr id="0" name="image36.png"/>
                     <pic:cNvPicPr preferRelativeResize="0"/>
                   </pic:nvPicPr>
                   <pic:blipFill>
@@ -4910,12 +4910,12 @@
           <wp:inline distB="114300" distT="114300" distL="114300" distR="114300">
             <wp:extent cx="3271838" cy="2385941"/>
             <wp:effectExtent b="0" l="0" r="0" t="0"/>
-            <wp:docPr id="60" name="image43.png"/>
+            <wp:docPr id="60" name="image63.png"/>
             <a:graphic>
               <a:graphicData uri="http://schemas.openxmlformats.org/drawingml/2006/picture">
                 <pic:pic>
                   <pic:nvPicPr>
-                    <pic:cNvPr id="0" name="image43.png"/>
+                    <pic:cNvPr id="0" name="image63.png"/>
                     <pic:cNvPicPr preferRelativeResize="0"/>
                   </pic:nvPicPr>
                   <pic:blipFill>
@@ -4971,12 +4971,12 @@
           <wp:inline distB="114300" distT="114300" distL="114300" distR="114300">
             <wp:extent cx="2805113" cy="1812606"/>
             <wp:effectExtent b="0" l="0" r="0" t="0"/>
-            <wp:docPr id="74" name="image75.png"/>
+            <wp:docPr id="74" name="image56.png"/>
             <a:graphic>
               <a:graphicData uri="http://schemas.openxmlformats.org/drawingml/2006/picture">
                 <pic:pic>
                   <pic:nvPicPr>
-                    <pic:cNvPr id="0" name="image75.png"/>
+                    <pic:cNvPr id="0" name="image56.png"/>
                     <pic:cNvPicPr preferRelativeResize="0"/>
                   </pic:nvPicPr>
                   <pic:blipFill>
@@ -5032,12 +5032,12 @@
           <wp:inline distB="114300" distT="114300" distL="114300" distR="114300">
             <wp:extent cx="3123078" cy="1514849"/>
             <wp:effectExtent b="0" l="0" r="0" t="0"/>
-            <wp:docPr id="50" name="image34.png"/>
+            <wp:docPr id="50" name="image29.png"/>
             <a:graphic>
               <a:graphicData uri="http://schemas.openxmlformats.org/drawingml/2006/picture">
                 <pic:pic>
                   <pic:nvPicPr>
-                    <pic:cNvPr id="0" name="image34.png"/>
+                    <pic:cNvPr id="0" name="image29.png"/>
                     <pic:cNvPicPr preferRelativeResize="0"/>
                   </pic:nvPicPr>
                   <pic:blipFill>
@@ -5118,12 +5118,12 @@
           <wp:inline distB="114300" distT="114300" distL="114300" distR="114300">
             <wp:extent cx="5399730" cy="1587500"/>
             <wp:effectExtent b="0" l="0" r="0" t="0"/>
-            <wp:docPr id="66" name="image50.png"/>
+            <wp:docPr id="66" name="image49.png"/>
             <a:graphic>
               <a:graphicData uri="http://schemas.openxmlformats.org/drawingml/2006/picture">
                 <pic:pic>
                   <pic:nvPicPr>
-                    <pic:cNvPr id="0" name="image50.png"/>
+                    <pic:cNvPr id="0" name="image49.png"/>
                     <pic:cNvPicPr preferRelativeResize="0"/>
                   </pic:nvPicPr>
                   <pic:blipFill>
@@ -5192,12 +5192,12 @@
           <wp:inline distB="114300" distT="114300" distL="114300" distR="114300">
             <wp:extent cx="1749359" cy="2376488"/>
             <wp:effectExtent b="0" l="0" r="0" t="0"/>
-            <wp:docPr id="20" name="image16.png"/>
+            <wp:docPr id="20" name="image18.png"/>
             <a:graphic>
               <a:graphicData uri="http://schemas.openxmlformats.org/drawingml/2006/picture">
                 <pic:pic>
                   <pic:nvPicPr>
-                    <pic:cNvPr id="0" name="image16.png"/>
+                    <pic:cNvPr id="0" name="image18.png"/>
                     <pic:cNvPicPr preferRelativeResize="0"/>
                   </pic:nvPicPr>
                   <pic:blipFill>
@@ -5253,12 +5253,12 @@
           <wp:inline distB="114300" distT="114300" distL="114300" distR="114300">
             <wp:extent cx="3471863" cy="2035826"/>
             <wp:effectExtent b="0" l="0" r="0" t="0"/>
-            <wp:docPr id="30" name="image22.png"/>
+            <wp:docPr id="30" name="image9.png"/>
             <a:graphic>
               <a:graphicData uri="http://schemas.openxmlformats.org/drawingml/2006/picture">
                 <pic:pic>
                   <pic:nvPicPr>
-                    <pic:cNvPr id="0" name="image22.png"/>
+                    <pic:cNvPr id="0" name="image9.png"/>
                     <pic:cNvPicPr preferRelativeResize="0"/>
                   </pic:nvPicPr>
                   <pic:blipFill>
@@ -5314,12 +5314,12 @@
           <wp:inline distB="114300" distT="114300" distL="114300" distR="114300">
             <wp:extent cx="1685925" cy="885825"/>
             <wp:effectExtent b="0" l="0" r="0" t="0"/>
-            <wp:docPr id="23" name="image14.png"/>
+            <wp:docPr id="23" name="image2.png"/>
             <a:graphic>
               <a:graphicData uri="http://schemas.openxmlformats.org/drawingml/2006/picture">
                 <pic:pic>
                   <pic:nvPicPr>
-                    <pic:cNvPr id="0" name="image14.png"/>
+                    <pic:cNvPr id="0" name="image2.png"/>
                     <pic:cNvPicPr preferRelativeResize="0"/>
                   </pic:nvPicPr>
                   <pic:blipFill>
@@ -5378,12 +5378,12 @@
           <wp:inline distB="114300" distT="114300" distL="114300" distR="114300">
             <wp:extent cx="5399730" cy="190500"/>
             <wp:effectExtent b="0" l="0" r="0" t="0"/>
-            <wp:docPr id="37" name="image10.png"/>
+            <wp:docPr id="37" name="image22.png"/>
             <a:graphic>
               <a:graphicData uri="http://schemas.openxmlformats.org/drawingml/2006/picture">
                 <pic:pic>
                   <pic:nvPicPr>
-                    <pic:cNvPr id="0" name="image10.png"/>
+                    <pic:cNvPr id="0" name="image22.png"/>
                     <pic:cNvPicPr preferRelativeResize="0"/>
                   </pic:nvPicPr>
                   <pic:blipFill>
@@ -5439,12 +5439,12 @@
           <wp:inline distB="114300" distT="114300" distL="114300" distR="114300">
             <wp:extent cx="4376738" cy="1693986"/>
             <wp:effectExtent b="0" l="0" r="0" t="0"/>
-            <wp:docPr id="64" name="image46.png"/>
+            <wp:docPr id="64" name="image47.png"/>
             <a:graphic>
               <a:graphicData uri="http://schemas.openxmlformats.org/drawingml/2006/picture">
                 <pic:pic>
                   <pic:nvPicPr>
-                    <pic:cNvPr id="0" name="image46.png"/>
+                    <pic:cNvPr id="0" name="image47.png"/>
                     <pic:cNvPicPr preferRelativeResize="0"/>
                   </pic:nvPicPr>
                   <pic:blipFill>
@@ -5786,12 +5786,12 @@
               <wp:inline distB="114300" distT="114300" distL="114300" distR="114300">
                 <wp:extent cx="5399730" cy="1727200"/>
                 <wp:effectExtent b="0" l="0" r="0" t="0"/>
-                <wp:docPr id="5" name="image52.png"/>
+                <wp:docPr id="5" name="image58.png"/>
                 <a:graphic>
                   <a:graphicData uri="http://schemas.openxmlformats.org/drawingml/2006/picture">
                     <pic:pic>
                       <pic:nvPicPr>
-                        <pic:cNvPr id="0" name="image52.png"/>
+                        <pic:cNvPr id="0" name="image58.png"/>
                         <pic:cNvPicPr preferRelativeResize="0"/>
                       </pic:nvPicPr>
                       <pic:blipFill>
@@ -5861,12 +5861,12 @@
           <wp:inline distB="114300" distT="114300" distL="114300" distR="114300">
             <wp:extent cx="5399730" cy="317500"/>
             <wp:effectExtent b="0" l="0" r="0" t="0"/>
-            <wp:docPr id="32" name="image8.png"/>
+            <wp:docPr id="32" name="image11.png"/>
             <a:graphic>
               <a:graphicData uri="http://schemas.openxmlformats.org/drawingml/2006/picture">
                 <pic:pic>
                   <pic:nvPicPr>
-                    <pic:cNvPr id="0" name="image8.png"/>
+                    <pic:cNvPr id="0" name="image11.png"/>
                     <pic:cNvPicPr preferRelativeResize="0"/>
                   </pic:nvPicPr>
                   <pic:blipFill>
@@ -6094,12 +6094,12 @@
               <wp:inline distB="114300" distT="114300" distL="114300" distR="114300">
                 <wp:extent cx="5399730" cy="1727200"/>
                 <wp:effectExtent b="0" l="0" r="0" t="0"/>
-                <wp:docPr id="9" name="image56.png"/>
+                <wp:docPr id="9" name="image65.png"/>
                 <a:graphic>
                   <a:graphicData uri="http://schemas.openxmlformats.org/drawingml/2006/picture">
                     <pic:pic>
                       <pic:nvPicPr>
-                        <pic:cNvPr id="0" name="image56.png"/>
+                        <pic:cNvPr id="0" name="image65.png"/>
                         <pic:cNvPicPr preferRelativeResize="0"/>
                       </pic:nvPicPr>
                       <pic:blipFill>
@@ -6232,12 +6232,12 @@
           <wp:inline distB="114300" distT="114300" distL="114300" distR="114300">
             <wp:extent cx="5399730" cy="2387600"/>
             <wp:effectExtent b="0" l="0" r="0" t="0"/>
-            <wp:docPr id="57" name="image38.png"/>
+            <wp:docPr id="57" name="image43.png"/>
             <a:graphic>
               <a:graphicData uri="http://schemas.openxmlformats.org/drawingml/2006/picture">
                 <pic:pic>
                   <pic:nvPicPr>
-                    <pic:cNvPr id="0" name="image38.png"/>
+                    <pic:cNvPr id="0" name="image43.png"/>
                     <pic:cNvPicPr preferRelativeResize="0"/>
                   </pic:nvPicPr>
                   <pic:blipFill>
@@ -6347,12 +6347,12 @@
           <wp:inline distB="114300" distT="114300" distL="114300" distR="114300">
             <wp:extent cx="5399730" cy="2743200"/>
             <wp:effectExtent b="0" l="0" r="0" t="0"/>
-            <wp:docPr id="71" name="image64.png"/>
+            <wp:docPr id="71" name="image62.png"/>
             <a:graphic>
               <a:graphicData uri="http://schemas.openxmlformats.org/drawingml/2006/picture">
                 <pic:pic>
                   <pic:nvPicPr>
-                    <pic:cNvPr id="0" name="image64.png"/>
+                    <pic:cNvPr id="0" name="image62.png"/>
                     <pic:cNvPicPr preferRelativeResize="0"/>
                   </pic:nvPicPr>
                   <pic:blipFill>
@@ -6407,12 +6407,12 @@
           <wp:inline distB="114300" distT="114300" distL="114300" distR="114300">
             <wp:extent cx="5399730" cy="469900"/>
             <wp:effectExtent b="0" l="0" r="0" t="0"/>
-            <wp:docPr id="25" name="image13.png"/>
+            <wp:docPr id="25" name="image14.png"/>
             <a:graphic>
               <a:graphicData uri="http://schemas.openxmlformats.org/drawingml/2006/picture">
                 <pic:pic>
                   <pic:nvPicPr>
-                    <pic:cNvPr id="0" name="image13.png"/>
+                    <pic:cNvPr id="0" name="image14.png"/>
                     <pic:cNvPicPr preferRelativeResize="0"/>
                   </pic:nvPicPr>
                   <pic:blipFill>
@@ -6467,12 +6467,12 @@
           <wp:inline distB="114300" distT="114300" distL="114300" distR="114300">
             <wp:extent cx="5399730" cy="431800"/>
             <wp:effectExtent b="0" l="0" r="0" t="0"/>
-            <wp:docPr id="69" name="image59.png"/>
+            <wp:docPr id="69" name="image55.png"/>
             <a:graphic>
               <a:graphicData uri="http://schemas.openxmlformats.org/drawingml/2006/picture">
                 <pic:pic>
                   <pic:nvPicPr>
-                    <pic:cNvPr id="0" name="image59.png"/>
+                    <pic:cNvPr id="0" name="image55.png"/>
                     <pic:cNvPicPr preferRelativeResize="0"/>
                   </pic:nvPicPr>
                   <pic:blipFill>
@@ -6527,12 +6527,12 @@
           <wp:inline distB="114300" distT="114300" distL="114300" distR="114300">
             <wp:extent cx="5399730" cy="279400"/>
             <wp:effectExtent b="0" l="0" r="0" t="0"/>
-            <wp:docPr id="36" name="image12.png"/>
+            <wp:docPr id="36" name="image21.png"/>
             <a:graphic>
               <a:graphicData uri="http://schemas.openxmlformats.org/drawingml/2006/picture">
                 <pic:pic>
                   <pic:nvPicPr>
-                    <pic:cNvPr id="0" name="image12.png"/>
+                    <pic:cNvPr id="0" name="image21.png"/>
                     <pic:cNvPicPr preferRelativeResize="0"/>
                   </pic:nvPicPr>
                   <pic:blipFill>
@@ -6604,12 +6604,12 @@
           <wp:inline distB="114300" distT="114300" distL="114300" distR="114300">
             <wp:extent cx="2724150" cy="1228725"/>
             <wp:effectExtent b="0" l="0" r="0" t="0"/>
-            <wp:docPr id="41" name="image19.png"/>
+            <wp:docPr id="41" name="image17.png"/>
             <a:graphic>
               <a:graphicData uri="http://schemas.openxmlformats.org/drawingml/2006/picture">
                 <pic:pic>
                   <pic:nvPicPr>
-                    <pic:cNvPr id="0" name="image19.png"/>
+                    <pic:cNvPr id="0" name="image17.png"/>
                     <pic:cNvPicPr preferRelativeResize="0"/>
                   </pic:nvPicPr>
                   <pic:blipFill>
@@ -6719,12 +6719,12 @@
           <wp:inline distB="114300" distT="114300" distL="114300" distR="114300">
             <wp:extent cx="5399730" cy="1625600"/>
             <wp:effectExtent b="0" l="0" r="0" t="0"/>
-            <wp:docPr id="59" name="image40.png"/>
+            <wp:docPr id="59" name="image34.png"/>
             <a:graphic>
               <a:graphicData uri="http://schemas.openxmlformats.org/drawingml/2006/picture">
                 <pic:pic>
                   <pic:nvPicPr>
-                    <pic:cNvPr id="0" name="image40.png"/>
+                    <pic:cNvPr id="0" name="image34.png"/>
                     <pic:cNvPicPr preferRelativeResize="0"/>
                   </pic:nvPicPr>
                   <pic:blipFill>
@@ -6872,12 +6872,12 @@
               <wp:inline distB="114300" distT="114300" distL="114300" distR="114300">
                 <wp:extent cx="5399730" cy="520700"/>
                 <wp:effectExtent b="0" l="0" r="0" t="0"/>
-                <wp:docPr id="12" name="image67.png"/>
+                <wp:docPr id="12" name="image72.png"/>
                 <a:graphic>
                   <a:graphicData uri="http://schemas.openxmlformats.org/drawingml/2006/picture">
                     <pic:pic>
                       <pic:nvPicPr>
-                        <pic:cNvPr id="0" name="image67.png"/>
+                        <pic:cNvPr id="0" name="image72.png"/>
                         <pic:cNvPicPr preferRelativeResize="0"/>
                       </pic:nvPicPr>
                       <pic:blipFill>
@@ -6934,12 +6934,12 @@
           <wp:inline distB="114300" distT="114300" distL="114300" distR="114300">
             <wp:extent cx="5399730" cy="635000"/>
             <wp:effectExtent b="0" l="0" r="0" t="0"/>
-            <wp:docPr id="42" name="image29.png"/>
+            <wp:docPr id="42" name="image25.png"/>
             <a:graphic>
               <a:graphicData uri="http://schemas.openxmlformats.org/drawingml/2006/picture">
                 <pic:pic>
                   <pic:nvPicPr>
-                    <pic:cNvPr id="0" name="image29.png"/>
+                    <pic:cNvPr id="0" name="image25.png"/>
                     <pic:cNvPicPr preferRelativeResize="0"/>
                   </pic:nvPicPr>
                   <pic:blipFill>
@@ -7009,12 +7009,12 @@
           <wp:inline distB="114300" distT="114300" distL="114300" distR="114300">
             <wp:extent cx="5399730" cy="4432300"/>
             <wp:effectExtent b="0" l="0" r="0" t="0"/>
-            <wp:docPr id="21" name="image5.png"/>
+            <wp:docPr id="21" name="image15.png"/>
             <a:graphic>
               <a:graphicData uri="http://schemas.openxmlformats.org/drawingml/2006/picture">
                 <pic:pic>
                   <pic:nvPicPr>
-                    <pic:cNvPr id="0" name="image5.png"/>
+                    <pic:cNvPr id="0" name="image15.png"/>
                     <pic:cNvPicPr preferRelativeResize="0"/>
                   </pic:nvPicPr>
                   <pic:blipFill>
@@ -7085,12 +7085,12 @@
           <wp:inline distB="114300" distT="114300" distL="114300" distR="114300">
             <wp:extent cx="5399730" cy="1231900"/>
             <wp:effectExtent b="0" l="0" r="0" t="0"/>
-            <wp:docPr id="35" name="image4.png"/>
+            <wp:docPr id="35" name="image5.png"/>
             <a:graphic>
               <a:graphicData uri="http://schemas.openxmlformats.org/drawingml/2006/picture">
                 <pic:pic>
                   <pic:nvPicPr>
-                    <pic:cNvPr id="0" name="image4.png"/>
+                    <pic:cNvPr id="0" name="image5.png"/>
                     <pic:cNvPicPr preferRelativeResize="0"/>
                   </pic:nvPicPr>
                   <pic:blipFill>
@@ -7145,12 +7145,12 @@
           <wp:inline distB="114300" distT="114300" distL="114300" distR="114300">
             <wp:extent cx="3190875" cy="1133475"/>
             <wp:effectExtent b="0" l="0" r="0" t="0"/>
-            <wp:docPr id="58" name="image41.png"/>
+            <wp:docPr id="58" name="image45.png"/>
             <a:graphic>
               <a:graphicData uri="http://schemas.openxmlformats.org/drawingml/2006/picture">
                 <pic:pic>
                   <pic:nvPicPr>
-                    <pic:cNvPr id="0" name="image41.png"/>
+                    <pic:cNvPr id="0" name="image45.png"/>
                     <pic:cNvPicPr preferRelativeResize="0"/>
                   </pic:nvPicPr>
                   <pic:blipFill>
@@ -7308,12 +7308,12 @@
               <wp:inline distB="114300" distT="114300" distL="114300" distR="114300">
                 <wp:extent cx="4276725" cy="3810000"/>
                 <wp:effectExtent b="0" l="0" r="0" t="0"/>
-                <wp:docPr id="13" name="image69.png"/>
+                <wp:docPr id="13" name="image73.png"/>
                 <a:graphic>
                   <a:graphicData uri="http://schemas.openxmlformats.org/drawingml/2006/picture">
                     <pic:pic>
                       <pic:nvPicPr>
-                        <pic:cNvPr id="0" name="image69.png"/>
+                        <pic:cNvPr id="0" name="image73.png"/>
                         <pic:cNvPicPr preferRelativeResize="0"/>
                       </pic:nvPicPr>
                       <pic:blipFill>
@@ -7370,12 +7370,12 @@
           <wp:inline distB="114300" distT="114300" distL="114300" distR="114300">
             <wp:extent cx="5399730" cy="1524000"/>
             <wp:effectExtent b="0" l="0" r="0" t="0"/>
-            <wp:docPr id="53" name="image31.png"/>
+            <wp:docPr id="53" name="image41.png"/>
             <a:graphic>
               <a:graphicData uri="http://schemas.openxmlformats.org/drawingml/2006/picture">
                 <pic:pic>
                   <pic:nvPicPr>
-                    <pic:cNvPr id="0" name="image31.png"/>
+                    <pic:cNvPr id="0" name="image41.png"/>
                     <pic:cNvPicPr preferRelativeResize="0"/>
                   </pic:nvPicPr>
                   <pic:blipFill>
@@ -7431,12 +7431,12 @@
           <wp:inline distB="114300" distT="114300" distL="114300" distR="114300">
             <wp:extent cx="4852988" cy="1700964"/>
             <wp:effectExtent b="0" l="0" r="0" t="0"/>
-            <wp:docPr id="28" name="image9.png"/>
+            <wp:docPr id="28" name="image3.png"/>
             <a:graphic>
               <a:graphicData uri="http://schemas.openxmlformats.org/drawingml/2006/picture">
                 <pic:pic>
                   <pic:nvPicPr>
-                    <pic:cNvPr id="0" name="image9.png"/>
+                    <pic:cNvPr id="0" name="image3.png"/>
                     <pic:cNvPicPr preferRelativeResize="0"/>
                   </pic:nvPicPr>
                   <pic:blipFill>
@@ -7523,12 +7523,12 @@
           <wp:inline distB="114300" distT="114300" distL="114300" distR="114300">
             <wp:extent cx="4191000" cy="2447925"/>
             <wp:effectExtent b="0" l="0" r="0" t="0"/>
-            <wp:docPr id="33" name="image15.png"/>
+            <wp:docPr id="33" name="image7.png"/>
             <a:graphic>
               <a:graphicData uri="http://schemas.openxmlformats.org/drawingml/2006/picture">
                 <pic:pic>
                   <pic:nvPicPr>
-                    <pic:cNvPr id="0" name="image15.png"/>
+                    <pic:cNvPr id="0" name="image7.png"/>
                     <pic:cNvPicPr preferRelativeResize="0"/>
                   </pic:nvPicPr>
                   <pic:blipFill>
@@ -7571,12 +7571,12 @@
           <wp:inline distB="114300" distT="114300" distL="114300" distR="114300">
             <wp:extent cx="3643313" cy="3942949"/>
             <wp:effectExtent b="0" l="0" r="0" t="0"/>
-            <wp:docPr id="62" name="image44.png"/>
+            <wp:docPr id="62" name="image42.png"/>
             <a:graphic>
               <a:graphicData uri="http://schemas.openxmlformats.org/drawingml/2006/picture">
                 <pic:pic>
                   <pic:nvPicPr>
-                    <pic:cNvPr id="0" name="image44.png"/>
+                    <pic:cNvPr id="0" name="image42.png"/>
                     <pic:cNvPicPr preferRelativeResize="0"/>
                   </pic:nvPicPr>
                   <pic:blipFill>
@@ -7741,12 +7741,12 @@
           <wp:inline distB="114300" distT="114300" distL="114300" distR="114300">
             <wp:extent cx="4381500" cy="4581525"/>
             <wp:effectExtent b="0" l="0" r="0" t="0"/>
-            <wp:docPr id="52" name="image39.png"/>
+            <wp:docPr id="52" name="image33.png"/>
             <a:graphic>
               <a:graphicData uri="http://schemas.openxmlformats.org/drawingml/2006/picture">
                 <pic:pic>
                   <pic:nvPicPr>
-                    <pic:cNvPr id="0" name="image39.png"/>
+                    <pic:cNvPr id="0" name="image33.png"/>
                     <pic:cNvPicPr preferRelativeResize="0"/>
                   </pic:nvPicPr>
                   <pic:blipFill>
@@ -8032,12 +8032,12 @@
           <wp:inline distB="114300" distT="114300" distL="114300" distR="114300">
             <wp:extent cx="5399730" cy="1625600"/>
             <wp:effectExtent b="0" l="0" r="0" t="0"/>
-            <wp:docPr id="34" name="image17.png"/>
+            <wp:docPr id="34" name="image8.png"/>
             <a:graphic>
               <a:graphicData uri="http://schemas.openxmlformats.org/drawingml/2006/picture">
                 <pic:pic>
                   <pic:nvPicPr>
-                    <pic:cNvPr id="0" name="image17.png"/>
+                    <pic:cNvPr id="0" name="image8.png"/>
                     <pic:cNvPicPr preferRelativeResize="0"/>
                   </pic:nvPicPr>
                   <pic:blipFill>
@@ -8092,12 +8092,12 @@
           <wp:inline distB="114300" distT="114300" distL="114300" distR="114300">
             <wp:extent cx="5399730" cy="1574800"/>
             <wp:effectExtent b="0" l="0" r="0" t="0"/>
-            <wp:docPr id="68" name="image58.png"/>
+            <wp:docPr id="68" name="image50.png"/>
             <a:graphic>
               <a:graphicData uri="http://schemas.openxmlformats.org/drawingml/2006/picture">
                 <pic:pic>
                   <pic:nvPicPr>
-                    <pic:cNvPr id="0" name="image58.png"/>
+                    <pic:cNvPr id="0" name="image50.png"/>
                     <pic:cNvPicPr preferRelativeResize="0"/>
                   </pic:nvPicPr>
                   <pic:blipFill>
@@ -8199,12 +8199,12 @@
           <wp:inline distB="114300" distT="114300" distL="114300" distR="114300">
             <wp:extent cx="5399730" cy="698500"/>
             <wp:effectExtent b="0" l="0" r="0" t="0"/>
-            <wp:docPr id="31" name="image11.png"/>
+            <wp:docPr id="31" name="image12.png"/>
             <a:graphic>
               <a:graphicData uri="http://schemas.openxmlformats.org/drawingml/2006/picture">
                 <pic:pic>
                   <pic:nvPicPr>
-                    <pic:cNvPr id="0" name="image11.png"/>
+                    <pic:cNvPr id="0" name="image12.png"/>
                     <pic:cNvPicPr preferRelativeResize="0"/>
                   </pic:nvPicPr>
                   <pic:blipFill>
@@ -8246,12 +8246,12 @@
           <wp:inline distB="114300" distT="114300" distL="114300" distR="114300">
             <wp:extent cx="5399730" cy="1600200"/>
             <wp:effectExtent b="0" l="0" r="0" t="0"/>
-            <wp:docPr id="43" name="image30.png"/>
+            <wp:docPr id="43" name="image24.png"/>
             <a:graphic>
               <a:graphicData uri="http://schemas.openxmlformats.org/drawingml/2006/picture">
                 <pic:pic>
                   <pic:nvPicPr>
-                    <pic:cNvPr id="0" name="image30.png"/>
+                    <pic:cNvPr id="0" name="image24.png"/>
                     <pic:cNvPicPr preferRelativeResize="0"/>
                   </pic:nvPicPr>
                   <pic:blipFill>
@@ -8477,12 +8477,12 @@
               <wp:extent cx="103505" cy="811530"/>
               <wp:effectExtent b="0" l="0" r="0" t="0"/>
               <wp:wrapNone/>
-              <wp:docPr id="14" name="image72.png"/>
+              <wp:docPr id="14" name="image74.png"/>
               <a:graphic>
                 <a:graphicData uri="http://schemas.openxmlformats.org/drawingml/2006/picture">
                   <pic:pic>
                     <pic:nvPicPr>
-                      <pic:cNvPr id="0" name="image72.png"/>
+                      <pic:cNvPr id="0" name="image74.png"/>
                       <pic:cNvPicPr preferRelativeResize="0"/>
                     </pic:nvPicPr>
                     <pic:blipFill>
@@ -8668,12 +8668,12 @@
               <wp:extent cx="7549515" cy="815340"/>
               <wp:effectExtent b="0" l="0" r="0" t="0"/>
               <wp:wrapNone/>
-              <wp:docPr id="19" name="image81.png"/>
+              <wp:docPr id="19" name="image82.png"/>
               <a:graphic>
                 <a:graphicData uri="http://schemas.openxmlformats.org/drawingml/2006/picture">
                   <pic:pic>
                     <pic:nvPicPr>
-                      <pic:cNvPr id="0" name="image81.png"/>
+                      <pic:cNvPr id="0" name="image82.png"/>
                       <pic:cNvPicPr preferRelativeResize="0"/>
                     </pic:nvPicPr>
                     <pic:blipFill>
@@ -8775,12 +8775,12 @@
               <wp:extent cx="103505" cy="824865"/>
               <wp:effectExtent b="0" l="0" r="0" t="0"/>
               <wp:wrapNone/>
-              <wp:docPr id="18" name="image80.png"/>
+              <wp:docPr id="18" name="image78.png"/>
               <a:graphic>
                 <a:graphicData uri="http://schemas.openxmlformats.org/drawingml/2006/picture">
                   <pic:pic>
                     <pic:nvPicPr>
-                      <pic:cNvPr id="0" name="image80.png"/>
+                      <pic:cNvPr id="0" name="image78.png"/>
                       <pic:cNvPicPr preferRelativeResize="0"/>
                     </pic:nvPicPr>
                     <pic:blipFill>
@@ -8882,12 +8882,12 @@
               <wp:extent cx="103505" cy="811530"/>
               <wp:effectExtent b="0" l="0" r="0" t="0"/>
               <wp:wrapNone/>
-              <wp:docPr id="10" name="image65.png"/>
+              <wp:docPr id="10" name="image70.png"/>
               <a:graphic>
                 <a:graphicData uri="http://schemas.openxmlformats.org/drawingml/2006/picture">
                   <pic:pic>
                     <pic:nvPicPr>
-                      <pic:cNvPr id="0" name="image65.png"/>
+                      <pic:cNvPr id="0" name="image70.png"/>
                       <pic:cNvPicPr preferRelativeResize="0"/>
                     </pic:nvPicPr>
                     <pic:blipFill>
@@ -8980,12 +8980,12 @@
           <wp:extent cx="669290" cy="669290"/>
           <wp:effectExtent b="0" l="0" r="0" t="0"/>
           <wp:wrapSquare wrapText="bothSides" distB="0" distT="0" distL="114300" distR="114300"/>
-          <wp:docPr descr="psi-negro.png" id="47" name="image18.png"/>
+          <wp:docPr descr="psi-negro.png" id="47" name="image19.png"/>
           <a:graphic>
             <a:graphicData uri="http://schemas.openxmlformats.org/drawingml/2006/picture">
               <pic:pic>
                 <pic:nvPicPr>
-                  <pic:cNvPr descr="psi-negro.png" id="0" name="image18.png"/>
+                  <pic:cNvPr descr="psi-negro.png" id="0" name="image19.png"/>
                   <pic:cNvPicPr preferRelativeResize="0"/>
                 </pic:nvPicPr>
                 <pic:blipFill>
@@ -9025,12 +9025,12 @@
           <wp:extent cx="425450" cy="666750"/>
           <wp:effectExtent b="0" l="0" r="0" t="0"/>
           <wp:wrapSquare wrapText="bothSides" distB="0" distT="0" distL="114300" distR="114300"/>
-          <wp:docPr descr="UNPA.JPG" id="46" name="image23.jpg"/>
+          <wp:docPr descr="UNPA.JPG" id="46" name="image16.jpg"/>
           <a:graphic>
             <a:graphicData uri="http://schemas.openxmlformats.org/drawingml/2006/picture">
               <pic:pic>
                 <pic:nvPicPr>
-                  <pic:cNvPr descr="UNPA.JPG" id="0" name="image23.jpg"/>
+                  <pic:cNvPr descr="UNPA.JPG" id="0" name="image16.jpg"/>
                   <pic:cNvPicPr preferRelativeResize="0"/>
                 </pic:nvPicPr>
                 <pic:blipFill>
@@ -9133,12 +9133,12 @@
               <wp:extent cx="103505" cy="811530"/>
               <wp:effectExtent b="0" l="0" r="0" t="0"/>
               <wp:wrapNone/>
-              <wp:docPr id="8" name="image55.png"/>
+              <wp:docPr id="8" name="image64.png"/>
               <a:graphic>
                 <a:graphicData uri="http://schemas.openxmlformats.org/drawingml/2006/picture">
                   <pic:pic>
                     <pic:nvPicPr>
-                      <pic:cNvPr id="0" name="image55.png"/>
+                      <pic:cNvPr id="0" name="image64.png"/>
                       <pic:cNvPicPr preferRelativeResize="0"/>
                     </pic:nvPicPr>
                     <pic:blipFill>
@@ -9243,12 +9243,12 @@
               <wp:extent cx="103505" cy="812165"/>
               <wp:effectExtent b="0" l="0" r="0" t="0"/>
               <wp:wrapNone/>
-              <wp:docPr id="17" name="image79.png"/>
+              <wp:docPr id="17" name="image77.png"/>
               <a:graphic>
                 <a:graphicData uri="http://schemas.openxmlformats.org/drawingml/2006/picture">
                   <pic:pic>
                     <pic:nvPicPr>
-                      <pic:cNvPr id="0" name="image79.png"/>
+                      <pic:cNvPr id="0" name="image77.png"/>
                       <pic:cNvPicPr preferRelativeResize="0"/>
                     </pic:nvPicPr>
                     <pic:blipFill>
@@ -9510,12 +9510,12 @@
               <wp:extent cx="7549515" cy="815340"/>
               <wp:effectExtent b="0" l="0" r="0" t="0"/>
               <wp:wrapNone/>
-              <wp:docPr id="15" name="image77.png"/>
+              <wp:docPr id="15" name="image75.png"/>
               <a:graphic>
                 <a:graphicData uri="http://schemas.openxmlformats.org/drawingml/2006/picture">
                   <pic:pic>
                     <pic:nvPicPr>
-                      <pic:cNvPr id="0" name="image77.png"/>
+                      <pic:cNvPr id="0" name="image75.png"/>
                       <pic:cNvPicPr preferRelativeResize="0"/>
                     </pic:nvPicPr>
                     <pic:blipFill>

--- a/Etapa Elaboración - Iteración 1/Instalación, configuración y uso de Rclone - Kairos - NexTech.docx
+++ b/Etapa Elaboración - Iteración 1/Instalación, configuración y uso de Rclone - Kairos - NexTech.docx
@@ -196,12 +196,12 @@
                 <wp:extent cx="7928609" cy="870585"/>
                 <wp:effectExtent b="0" l="0" r="0" t="0"/>
                 <wp:wrapNone/>
-                <wp:docPr id="11" name="image71.png"/>
+                <wp:docPr id="11" name="image63.png"/>
                 <a:graphic>
                   <a:graphicData uri="http://schemas.openxmlformats.org/drawingml/2006/picture">
                     <pic:pic>
                       <pic:nvPicPr>
-                        <pic:cNvPr id="0" name="image71.png"/>
+                        <pic:cNvPr id="0" name="image63.png"/>
                         <pic:cNvPicPr preferRelativeResize="0"/>
                       </pic:nvPicPr>
                       <pic:blipFill>
@@ -316,12 +316,12 @@
                 <wp:extent cx="103505" cy="11221720"/>
                 <wp:effectExtent b="0" l="0" r="0" t="0"/>
                 <wp:wrapNone/>
-                <wp:docPr id="6" name="image59.png"/>
+                <wp:docPr id="6" name="image49.png"/>
                 <a:graphic>
                   <a:graphicData uri="http://schemas.openxmlformats.org/drawingml/2006/picture">
                     <pic:pic>
                       <pic:nvPicPr>
-                        <pic:cNvPr id="0" name="image59.png"/>
+                        <pic:cNvPr id="0" name="image49.png"/>
                         <pic:cNvPicPr preferRelativeResize="0"/>
                       </pic:nvPicPr>
                       <pic:blipFill>
@@ -436,12 +436,12 @@
                 <wp:extent cx="103505" cy="11221720"/>
                 <wp:effectExtent b="0" l="0" r="0" t="0"/>
                 <wp:wrapNone/>
-                <wp:docPr id="16" name="image76.png"/>
+                <wp:docPr id="16" name="image78.png"/>
                 <a:graphic>
                   <a:graphicData uri="http://schemas.openxmlformats.org/drawingml/2006/picture">
                     <pic:pic>
                       <pic:nvPicPr>
-                        <pic:cNvPr id="0" name="image76.png"/>
+                        <pic:cNvPr id="0" name="image78.png"/>
                         <pic:cNvPicPr preferRelativeResize="0"/>
                       </pic:nvPicPr>
                       <pic:blipFill>
@@ -972,12 +972,12 @@
             <wp:extent cx="1200150" cy="1200150"/>
             <wp:effectExtent b="0" l="0" r="0" t="0"/>
             <wp:wrapSquare wrapText="bothSides" distB="0" distT="0" distL="114300" distR="114300"/>
-            <wp:docPr descr="psi-negro.png" id="73" name="image52.png"/>
+            <wp:docPr descr="psi-negro.png" id="73" name="image57.png"/>
             <a:graphic>
               <a:graphicData uri="http://schemas.openxmlformats.org/drawingml/2006/picture">
                 <pic:pic>
                   <pic:nvPicPr>
-                    <pic:cNvPr descr="psi-negro.png" id="0" name="image52.png"/>
+                    <pic:cNvPr descr="psi-negro.png" id="0" name="image57.png"/>
                     <pic:cNvPicPr preferRelativeResize="0"/>
                   </pic:nvPicPr>
                   <pic:blipFill>
@@ -1096,7 +1096,7 @@
     </w:p>
     <w:sdt>
       <w:sdtPr>
-        <w:id w:val="1742547736"/>
+        <w:id w:val="-1968449837"/>
         <w:docPartObj>
           <w:docPartGallery w:val="Table of Contents"/>
           <w:docPartUnique w:val="1"/>
@@ -2587,12 +2587,12 @@
               <wp:inline distB="114300" distT="114300" distL="114300" distR="114300">
                 <wp:extent cx="3914775" cy="1514475"/>
                 <wp:effectExtent b="0" l="0" r="0" t="0"/>
-                <wp:docPr id="2" name="image39.png"/>
+                <wp:docPr id="2" name="image40.png"/>
                 <a:graphic>
                   <a:graphicData uri="http://schemas.openxmlformats.org/drawingml/2006/picture">
                     <pic:pic>
                       <pic:nvPicPr>
-                        <pic:cNvPr id="0" name="image39.png"/>
+                        <pic:cNvPr id="0" name="image40.png"/>
                         <pic:cNvPicPr preferRelativeResize="0"/>
                       </pic:nvPicPr>
                       <pic:blipFill>
@@ -2759,12 +2759,12 @@
               <wp:inline distB="114300" distT="114300" distL="114300" distR="114300">
                 <wp:extent cx="5399730" cy="2654300"/>
                 <wp:effectExtent b="0" l="0" r="0" t="0"/>
-                <wp:docPr id="4" name="image57.png"/>
+                <wp:docPr id="4" name="image47.png"/>
                 <a:graphic>
                   <a:graphicData uri="http://schemas.openxmlformats.org/drawingml/2006/picture">
                     <pic:pic>
                       <pic:nvPicPr>
-                        <pic:cNvPr id="0" name="image57.png"/>
+                        <pic:cNvPr id="0" name="image47.png"/>
                         <pic:cNvPicPr preferRelativeResize="0"/>
                       </pic:nvPicPr>
                       <pic:blipFill>
@@ -3025,12 +3025,12 @@
               <wp:inline distB="114300" distT="114300" distL="114300" distR="114300">
                 <wp:extent cx="5399730" cy="1981200"/>
                 <wp:effectExtent b="0" l="0" r="0" t="0"/>
-                <wp:docPr id="1" name="image30.png"/>
+                <wp:docPr id="1" name="image39.png"/>
                 <a:graphic>
                   <a:graphicData uri="http://schemas.openxmlformats.org/drawingml/2006/picture">
                     <pic:pic>
                       <pic:nvPicPr>
-                        <pic:cNvPr id="0" name="image30.png"/>
+                        <pic:cNvPr id="0" name="image39.png"/>
                         <pic:cNvPicPr preferRelativeResize="0"/>
                       </pic:nvPicPr>
                       <pic:blipFill>
@@ -3130,12 +3130,12 @@
           <wp:inline distB="114300" distT="114300" distL="114300" distR="114300">
             <wp:extent cx="3114675" cy="676275"/>
             <wp:effectExtent b="0" l="0" r="0" t="0"/>
-            <wp:docPr id="27" name="image1.png"/>
+            <wp:docPr id="27" name="image3.png"/>
             <a:graphic>
               <a:graphicData uri="http://schemas.openxmlformats.org/drawingml/2006/picture">
                 <pic:pic>
                   <pic:nvPicPr>
-                    <pic:cNvPr id="0" name="image1.png"/>
+                    <pic:cNvPr id="0" name="image3.png"/>
                     <pic:cNvPicPr preferRelativeResize="0"/>
                   </pic:nvPicPr>
                   <pic:blipFill>
@@ -3207,12 +3207,12 @@
           <wp:inline distB="114300" distT="114300" distL="114300" distR="114300">
             <wp:extent cx="2266950" cy="676275"/>
             <wp:effectExtent b="0" l="0" r="0" t="0"/>
-            <wp:docPr id="48" name="image37.png"/>
+            <wp:docPr id="48" name="image29.png"/>
             <a:graphic>
               <a:graphicData uri="http://schemas.openxmlformats.org/drawingml/2006/picture">
                 <pic:pic>
                   <pic:nvPicPr>
-                    <pic:cNvPr id="0" name="image37.png"/>
+                    <pic:cNvPr id="0" name="image29.png"/>
                     <pic:cNvPicPr preferRelativeResize="0"/>
                   </pic:nvPicPr>
                   <pic:blipFill>
@@ -3255,12 +3255,12 @@
           <wp:inline distB="114300" distT="114300" distL="114300" distR="114300">
             <wp:extent cx="1447800" cy="361950"/>
             <wp:effectExtent b="0" l="0" r="0" t="0"/>
-            <wp:docPr id="61" name="image38.png"/>
+            <wp:docPr id="61" name="image41.png"/>
             <a:graphic>
               <a:graphicData uri="http://schemas.openxmlformats.org/drawingml/2006/picture">
                 <pic:pic>
                   <pic:nvPicPr>
-                    <pic:cNvPr id="0" name="image38.png"/>
+                    <pic:cNvPr id="0" name="image41.png"/>
                     <pic:cNvPicPr preferRelativeResize="0"/>
                   </pic:nvPicPr>
                   <pic:blipFill>
@@ -3482,12 +3482,12 @@
           <wp:inline distB="114300" distT="114300" distL="114300" distR="114300">
             <wp:extent cx="4014788" cy="3234505"/>
             <wp:effectExtent b="0" l="0" r="0" t="0"/>
-            <wp:docPr id="67" name="image53.png"/>
+            <wp:docPr id="67" name="image64.png"/>
             <a:graphic>
               <a:graphicData uri="http://schemas.openxmlformats.org/drawingml/2006/picture">
                 <pic:pic>
                   <pic:nvPicPr>
-                    <pic:cNvPr id="0" name="image53.png"/>
+                    <pic:cNvPr id="0" name="image64.png"/>
                     <pic:cNvPicPr preferRelativeResize="0"/>
                   </pic:nvPicPr>
                   <pic:blipFill>
@@ -3583,12 +3583,12 @@
           <wp:inline distB="114300" distT="114300" distL="114300" distR="114300">
             <wp:extent cx="5399730" cy="3251200"/>
             <wp:effectExtent b="0" l="0" r="0" t="0"/>
-            <wp:docPr id="26" name="image6.png"/>
+            <wp:docPr id="26" name="image12.png"/>
             <a:graphic>
               <a:graphicData uri="http://schemas.openxmlformats.org/drawingml/2006/picture">
                 <pic:pic>
                   <pic:nvPicPr>
-                    <pic:cNvPr id="0" name="image6.png"/>
+                    <pic:cNvPr id="0" name="image12.png"/>
                     <pic:cNvPicPr preferRelativeResize="0"/>
                   </pic:nvPicPr>
                   <pic:blipFill>
@@ -3673,12 +3673,12 @@
           <wp:inline distB="114300" distT="114300" distL="114300" distR="114300">
             <wp:extent cx="3967163" cy="2181280"/>
             <wp:effectExtent b="0" l="0" r="0" t="0"/>
-            <wp:docPr id="40" name="image27.png"/>
+            <wp:docPr id="40" name="image32.png"/>
             <a:graphic>
               <a:graphicData uri="http://schemas.openxmlformats.org/drawingml/2006/picture">
                 <pic:pic>
                   <pic:nvPicPr>
-                    <pic:cNvPr id="0" name="image27.png"/>
+                    <pic:cNvPr id="0" name="image32.png"/>
                     <pic:cNvPicPr preferRelativeResize="0"/>
                   </pic:nvPicPr>
                   <pic:blipFill>
@@ -3763,12 +3763,12 @@
           <wp:inline distB="114300" distT="114300" distL="114300" distR="114300">
             <wp:extent cx="3873222" cy="3261999"/>
             <wp:effectExtent b="0" l="0" r="0" t="0"/>
-            <wp:docPr id="72" name="image54.png"/>
+            <wp:docPr id="72" name="image71.png"/>
             <a:graphic>
               <a:graphicData uri="http://schemas.openxmlformats.org/drawingml/2006/picture">
                 <pic:pic>
                   <pic:nvPicPr>
-                    <pic:cNvPr id="0" name="image54.png"/>
+                    <pic:cNvPr id="0" name="image71.png"/>
                     <pic:cNvPicPr preferRelativeResize="0"/>
                   </pic:nvPicPr>
                   <pic:blipFill>
@@ -3853,12 +3853,12 @@
           <wp:inline distB="114300" distT="114300" distL="114300" distR="114300">
             <wp:extent cx="4291013" cy="1689319"/>
             <wp:effectExtent b="0" l="0" r="0" t="0"/>
-            <wp:docPr id="39" name="image40.png"/>
+            <wp:docPr id="39" name="image22.png"/>
             <a:graphic>
               <a:graphicData uri="http://schemas.openxmlformats.org/drawingml/2006/picture">
                 <pic:pic>
                   <pic:nvPicPr>
-                    <pic:cNvPr id="0" name="image40.png"/>
+                    <pic:cNvPr id="0" name="image22.png"/>
                     <pic:cNvPicPr preferRelativeResize="0"/>
                   </pic:nvPicPr>
                   <pic:blipFill>
@@ -3917,12 +3917,12 @@
           <wp:inline distB="114300" distT="114300" distL="114300" distR="114300">
             <wp:extent cx="3967163" cy="1159835"/>
             <wp:effectExtent b="0" l="0" r="0" t="0"/>
-            <wp:docPr id="63" name="image44.png"/>
+            <wp:docPr id="63" name="image45.png"/>
             <a:graphic>
               <a:graphicData uri="http://schemas.openxmlformats.org/drawingml/2006/picture">
                 <pic:pic>
                   <pic:nvPicPr>
-                    <pic:cNvPr id="0" name="image44.png"/>
+                    <pic:cNvPr id="0" name="image45.png"/>
                     <pic:cNvPicPr preferRelativeResize="0"/>
                   </pic:nvPicPr>
                   <pic:blipFill>
@@ -4096,12 +4096,12 @@
           <wp:inline distB="114300" distT="114300" distL="114300" distR="114300">
             <wp:extent cx="3097050" cy="2438622"/>
             <wp:effectExtent b="0" l="0" r="0" t="0"/>
-            <wp:docPr id="24" name="image10.png"/>
+            <wp:docPr id="24" name="image16.png"/>
             <a:graphic>
               <a:graphicData uri="http://schemas.openxmlformats.org/drawingml/2006/picture">
                 <pic:pic>
                   <pic:nvPicPr>
-                    <pic:cNvPr id="0" name="image10.png"/>
+                    <pic:cNvPr id="0" name="image16.png"/>
                     <pic:cNvPicPr preferRelativeResize="0"/>
                   </pic:nvPicPr>
                   <pic:blipFill>
@@ -4185,12 +4185,12 @@
           <wp:inline distB="114300" distT="114300" distL="114300" distR="114300">
             <wp:extent cx="2210836" cy="2624138"/>
             <wp:effectExtent b="0" l="0" r="0" t="0"/>
-            <wp:docPr id="70" name="image51.png"/>
+            <wp:docPr id="70" name="image62.png"/>
             <a:graphic>
               <a:graphicData uri="http://schemas.openxmlformats.org/drawingml/2006/picture">
                 <pic:pic>
                   <pic:nvPicPr>
-                    <pic:cNvPr id="0" name="image51.png"/>
+                    <pic:cNvPr id="0" name="image62.png"/>
                     <pic:cNvPicPr preferRelativeResize="0"/>
                   </pic:nvPicPr>
                   <pic:blipFill>
@@ -4246,12 +4246,12 @@
           <wp:inline distB="114300" distT="114300" distL="114300" distR="114300">
             <wp:extent cx="3009900" cy="666750"/>
             <wp:effectExtent b="0" l="0" r="0" t="0"/>
-            <wp:docPr id="22" name="image4.png"/>
+            <wp:docPr id="22" name="image2.png"/>
             <a:graphic>
               <a:graphicData uri="http://schemas.openxmlformats.org/drawingml/2006/picture">
                 <pic:pic>
                   <pic:nvPicPr>
-                    <pic:cNvPr id="0" name="image4.png"/>
+                    <pic:cNvPr id="0" name="image2.png"/>
                     <pic:cNvPicPr preferRelativeResize="0"/>
                   </pic:nvPicPr>
                   <pic:blipFill>
@@ -4336,12 +4336,12 @@
           <wp:inline distB="114300" distT="114300" distL="114300" distR="114300">
             <wp:extent cx="3329191" cy="4365137"/>
             <wp:effectExtent b="0" l="0" r="0" t="0"/>
-            <wp:docPr id="38" name="image20.png"/>
+            <wp:docPr id="38" name="image18.png"/>
             <a:graphic>
               <a:graphicData uri="http://schemas.openxmlformats.org/drawingml/2006/picture">
                 <pic:pic>
                   <pic:nvPicPr>
-                    <pic:cNvPr id="0" name="image20.png"/>
+                    <pic:cNvPr id="0" name="image18.png"/>
                     <pic:cNvPicPr preferRelativeResize="0"/>
                   </pic:nvPicPr>
                   <pic:blipFill>
@@ -4396,12 +4396,12 @@
           <wp:inline distB="114300" distT="114300" distL="114300" distR="114300">
             <wp:extent cx="4943475" cy="714375"/>
             <wp:effectExtent b="0" l="0" r="0" t="0"/>
-            <wp:docPr id="65" name="image48.png"/>
+            <wp:docPr id="65" name="image50.png"/>
             <a:graphic>
               <a:graphicData uri="http://schemas.openxmlformats.org/drawingml/2006/picture">
                 <pic:pic>
                   <pic:nvPicPr>
-                    <pic:cNvPr id="0" name="image48.png"/>
+                    <pic:cNvPr id="0" name="image50.png"/>
                     <pic:cNvPicPr preferRelativeResize="0"/>
                   </pic:nvPicPr>
                   <pic:blipFill>
@@ -4457,12 +4457,12 @@
           <wp:inline distB="114300" distT="114300" distL="114300" distR="114300">
             <wp:extent cx="4843463" cy="1448211"/>
             <wp:effectExtent b="0" l="0" r="0" t="0"/>
-            <wp:docPr id="45" name="image28.png"/>
+            <wp:docPr id="45" name="image33.png"/>
             <a:graphic>
               <a:graphicData uri="http://schemas.openxmlformats.org/drawingml/2006/picture">
                 <pic:pic>
                   <pic:nvPicPr>
-                    <pic:cNvPr id="0" name="image28.png"/>
+                    <pic:cNvPr id="0" name="image33.png"/>
                     <pic:cNvPicPr preferRelativeResize="0"/>
                   </pic:nvPicPr>
                   <pic:blipFill>
@@ -4518,12 +4518,12 @@
           <wp:inline distB="114300" distT="114300" distL="114300" distR="114300">
             <wp:extent cx="3814167" cy="2128838"/>
             <wp:effectExtent b="0" l="0" r="0" t="0"/>
-            <wp:docPr id="29" name="image13.png"/>
+            <wp:docPr id="29" name="image17.png"/>
             <a:graphic>
               <a:graphicData uri="http://schemas.openxmlformats.org/drawingml/2006/picture">
                 <pic:pic>
                   <pic:nvPicPr>
-                    <pic:cNvPr id="0" name="image13.png"/>
+                    <pic:cNvPr id="0" name="image17.png"/>
                     <pic:cNvPicPr preferRelativeResize="0"/>
                   </pic:nvPicPr>
                   <pic:blipFill>
@@ -4608,12 +4608,12 @@
           <wp:inline distB="114300" distT="114300" distL="114300" distR="114300">
             <wp:extent cx="3209925" cy="2924175"/>
             <wp:effectExtent b="0" l="0" r="0" t="0"/>
-            <wp:docPr id="54" name="image31.png"/>
+            <wp:docPr id="54" name="image30.png"/>
             <a:graphic>
               <a:graphicData uri="http://schemas.openxmlformats.org/drawingml/2006/picture">
                 <pic:pic>
                   <pic:nvPicPr>
-                    <pic:cNvPr id="0" name="image31.png"/>
+                    <pic:cNvPr id="0" name="image30.png"/>
                     <pic:cNvPicPr preferRelativeResize="0"/>
                   </pic:nvPicPr>
                   <pic:blipFill>
@@ -4762,12 +4762,12 @@
               <wp:inline distB="114300" distT="114300" distL="114300" distR="114300">
                 <wp:extent cx="5399730" cy="1574800"/>
                 <wp:effectExtent b="0" l="0" r="0" t="0"/>
-                <wp:docPr id="7" name="image60.png"/>
+                <wp:docPr id="7" name="image51.png"/>
                 <a:graphic>
                   <a:graphicData uri="http://schemas.openxmlformats.org/drawingml/2006/picture">
                     <pic:pic>
                       <pic:nvPicPr>
-                        <pic:cNvPr id="0" name="image60.png"/>
+                        <pic:cNvPr id="0" name="image51.png"/>
                         <pic:cNvPicPr preferRelativeResize="0"/>
                       </pic:nvPicPr>
                       <pic:blipFill>
@@ -4825,12 +4825,12 @@
           <wp:inline distB="114300" distT="114300" distL="114300" distR="114300">
             <wp:extent cx="3100388" cy="642910"/>
             <wp:effectExtent b="0" l="0" r="0" t="0"/>
-            <wp:docPr id="56" name="image36.png"/>
+            <wp:docPr id="56" name="image37.png"/>
             <a:graphic>
               <a:graphicData uri="http://schemas.openxmlformats.org/drawingml/2006/picture">
                 <pic:pic>
                   <pic:nvPicPr>
-                    <pic:cNvPr id="0" name="image36.png"/>
+                    <pic:cNvPr id="0" name="image37.png"/>
                     <pic:cNvPicPr preferRelativeResize="0"/>
                   </pic:nvPicPr>
                   <pic:blipFill>
@@ -4910,12 +4910,12 @@
           <wp:inline distB="114300" distT="114300" distL="114300" distR="114300">
             <wp:extent cx="3271838" cy="2385941"/>
             <wp:effectExtent b="0" l="0" r="0" t="0"/>
-            <wp:docPr id="60" name="image63.png"/>
+            <wp:docPr id="60" name="image43.png"/>
             <a:graphic>
               <a:graphicData uri="http://schemas.openxmlformats.org/drawingml/2006/picture">
                 <pic:pic>
                   <pic:nvPicPr>
-                    <pic:cNvPr id="0" name="image63.png"/>
+                    <pic:cNvPr id="0" name="image43.png"/>
                     <pic:cNvPicPr preferRelativeResize="0"/>
                   </pic:nvPicPr>
                   <pic:blipFill>
@@ -4971,12 +4971,12 @@
           <wp:inline distB="114300" distT="114300" distL="114300" distR="114300">
             <wp:extent cx="2805113" cy="1812606"/>
             <wp:effectExtent b="0" l="0" r="0" t="0"/>
-            <wp:docPr id="74" name="image56.png"/>
+            <wp:docPr id="74" name="image61.png"/>
             <a:graphic>
               <a:graphicData uri="http://schemas.openxmlformats.org/drawingml/2006/picture">
                 <pic:pic>
                   <pic:nvPicPr>
-                    <pic:cNvPr id="0" name="image56.png"/>
+                    <pic:cNvPr id="0" name="image61.png"/>
                     <pic:cNvPicPr preferRelativeResize="0"/>
                   </pic:nvPicPr>
                   <pic:blipFill>
@@ -5032,12 +5032,12 @@
           <wp:inline distB="114300" distT="114300" distL="114300" distR="114300">
             <wp:extent cx="3123078" cy="1514849"/>
             <wp:effectExtent b="0" l="0" r="0" t="0"/>
-            <wp:docPr id="50" name="image29.png"/>
+            <wp:docPr id="50" name="image34.png"/>
             <a:graphic>
               <a:graphicData uri="http://schemas.openxmlformats.org/drawingml/2006/picture">
                 <pic:pic>
                   <pic:nvPicPr>
-                    <pic:cNvPr id="0" name="image29.png"/>
+                    <pic:cNvPr id="0" name="image34.png"/>
                     <pic:cNvPicPr preferRelativeResize="0"/>
                   </pic:nvPicPr>
                   <pic:blipFill>
@@ -5118,12 +5118,12 @@
           <wp:inline distB="114300" distT="114300" distL="114300" distR="114300">
             <wp:extent cx="5399730" cy="1587500"/>
             <wp:effectExtent b="0" l="0" r="0" t="0"/>
-            <wp:docPr id="66" name="image49.png"/>
+            <wp:docPr id="66" name="image54.png"/>
             <a:graphic>
               <a:graphicData uri="http://schemas.openxmlformats.org/drawingml/2006/picture">
                 <pic:pic>
                   <pic:nvPicPr>
-                    <pic:cNvPr id="0" name="image49.png"/>
+                    <pic:cNvPr id="0" name="image54.png"/>
                     <pic:cNvPicPr preferRelativeResize="0"/>
                   </pic:nvPicPr>
                   <pic:blipFill>
@@ -5192,12 +5192,12 @@
           <wp:inline distB="114300" distT="114300" distL="114300" distR="114300">
             <wp:extent cx="1749359" cy="2376488"/>
             <wp:effectExtent b="0" l="0" r="0" t="0"/>
-            <wp:docPr id="20" name="image18.png"/>
+            <wp:docPr id="20" name="image10.png"/>
             <a:graphic>
               <a:graphicData uri="http://schemas.openxmlformats.org/drawingml/2006/picture">
                 <pic:pic>
                   <pic:nvPicPr>
-                    <pic:cNvPr id="0" name="image18.png"/>
+                    <pic:cNvPr id="0" name="image10.png"/>
                     <pic:cNvPicPr preferRelativeResize="0"/>
                   </pic:nvPicPr>
                   <pic:blipFill>
@@ -5253,12 +5253,12 @@
           <wp:inline distB="114300" distT="114300" distL="114300" distR="114300">
             <wp:extent cx="3471863" cy="2035826"/>
             <wp:effectExtent b="0" l="0" r="0" t="0"/>
-            <wp:docPr id="30" name="image9.png"/>
+            <wp:docPr id="30" name="image14.png"/>
             <a:graphic>
               <a:graphicData uri="http://schemas.openxmlformats.org/drawingml/2006/picture">
                 <pic:pic>
                   <pic:nvPicPr>
-                    <pic:cNvPr id="0" name="image9.png"/>
+                    <pic:cNvPr id="0" name="image14.png"/>
                     <pic:cNvPicPr preferRelativeResize="0"/>
                   </pic:nvPicPr>
                   <pic:blipFill>
@@ -5314,12 +5314,12 @@
           <wp:inline distB="114300" distT="114300" distL="114300" distR="114300">
             <wp:extent cx="1685925" cy="885825"/>
             <wp:effectExtent b="0" l="0" r="0" t="0"/>
-            <wp:docPr id="23" name="image2.png"/>
+            <wp:docPr id="23" name="image4.png"/>
             <a:graphic>
               <a:graphicData uri="http://schemas.openxmlformats.org/drawingml/2006/picture">
                 <pic:pic>
                   <pic:nvPicPr>
-                    <pic:cNvPr id="0" name="image2.png"/>
+                    <pic:cNvPr id="0" name="image4.png"/>
                     <pic:cNvPicPr preferRelativeResize="0"/>
                   </pic:nvPicPr>
                   <pic:blipFill>
@@ -5378,12 +5378,12 @@
           <wp:inline distB="114300" distT="114300" distL="114300" distR="114300">
             <wp:extent cx="5399730" cy="190500"/>
             <wp:effectExtent b="0" l="0" r="0" t="0"/>
-            <wp:docPr id="37" name="image22.png"/>
+            <wp:docPr id="37" name="image8.png"/>
             <a:graphic>
               <a:graphicData uri="http://schemas.openxmlformats.org/drawingml/2006/picture">
                 <pic:pic>
                   <pic:nvPicPr>
-                    <pic:cNvPr id="0" name="image22.png"/>
+                    <pic:cNvPr id="0" name="image8.png"/>
                     <pic:cNvPicPr preferRelativeResize="0"/>
                   </pic:nvPicPr>
                   <pic:blipFill>
@@ -5439,12 +5439,12 @@
           <wp:inline distB="114300" distT="114300" distL="114300" distR="114300">
             <wp:extent cx="4376738" cy="1693986"/>
             <wp:effectExtent b="0" l="0" r="0" t="0"/>
-            <wp:docPr id="64" name="image47.png"/>
+            <wp:docPr id="64" name="image55.png"/>
             <a:graphic>
               <a:graphicData uri="http://schemas.openxmlformats.org/drawingml/2006/picture">
                 <pic:pic>
                   <pic:nvPicPr>
-                    <pic:cNvPr id="0" name="image47.png"/>
+                    <pic:cNvPr id="0" name="image55.png"/>
                     <pic:cNvPicPr preferRelativeResize="0"/>
                   </pic:nvPicPr>
                   <pic:blipFill>
@@ -5786,12 +5786,12 @@
               <wp:inline distB="114300" distT="114300" distL="114300" distR="114300">
                 <wp:extent cx="5399730" cy="1727200"/>
                 <wp:effectExtent b="0" l="0" r="0" t="0"/>
-                <wp:docPr id="5" name="image58.png"/>
+                <wp:docPr id="5" name="image48.png"/>
                 <a:graphic>
                   <a:graphicData uri="http://schemas.openxmlformats.org/drawingml/2006/picture">
                     <pic:pic>
                       <pic:nvPicPr>
-                        <pic:cNvPr id="0" name="image58.png"/>
+                        <pic:cNvPr id="0" name="image48.png"/>
                         <pic:cNvPicPr preferRelativeResize="0"/>
                       </pic:nvPicPr>
                       <pic:blipFill>
@@ -5861,12 +5861,12 @@
           <wp:inline distB="114300" distT="114300" distL="114300" distR="114300">
             <wp:extent cx="5399730" cy="317500"/>
             <wp:effectExtent b="0" l="0" r="0" t="0"/>
-            <wp:docPr id="32" name="image11.png"/>
+            <wp:docPr id="32" name="image9.png"/>
             <a:graphic>
               <a:graphicData uri="http://schemas.openxmlformats.org/drawingml/2006/picture">
                 <pic:pic>
                   <pic:nvPicPr>
-                    <pic:cNvPr id="0" name="image11.png"/>
+                    <pic:cNvPr id="0" name="image9.png"/>
                     <pic:cNvPicPr preferRelativeResize="0"/>
                   </pic:nvPicPr>
                   <pic:blipFill>
@@ -6094,12 +6094,12 @@
               <wp:inline distB="114300" distT="114300" distL="114300" distR="114300">
                 <wp:extent cx="5399730" cy="1727200"/>
                 <wp:effectExtent b="0" l="0" r="0" t="0"/>
-                <wp:docPr id="9" name="image65.png"/>
+                <wp:docPr id="9" name="image53.png"/>
                 <a:graphic>
                   <a:graphicData uri="http://schemas.openxmlformats.org/drawingml/2006/picture">
                     <pic:pic>
                       <pic:nvPicPr>
-                        <pic:cNvPr id="0" name="image65.png"/>
+                        <pic:cNvPr id="0" name="image53.png"/>
                         <pic:cNvPicPr preferRelativeResize="0"/>
                       </pic:nvPicPr>
                       <pic:blipFill>
@@ -6156,12 +6156,12 @@
           <wp:inline distB="114300" distT="114300" distL="114300" distR="114300">
             <wp:extent cx="5399730" cy="368300"/>
             <wp:effectExtent b="0" l="0" r="0" t="0"/>
-            <wp:docPr id="51" name="image35.png"/>
+            <wp:docPr id="51" name="image38.png"/>
             <a:graphic>
               <a:graphicData uri="http://schemas.openxmlformats.org/drawingml/2006/picture">
                 <pic:pic>
                   <pic:nvPicPr>
-                    <pic:cNvPr id="0" name="image35.png"/>
+                    <pic:cNvPr id="0" name="image38.png"/>
                     <pic:cNvPicPr preferRelativeResize="0"/>
                   </pic:nvPicPr>
                   <pic:blipFill>
@@ -6232,12 +6232,12 @@
           <wp:inline distB="114300" distT="114300" distL="114300" distR="114300">
             <wp:extent cx="5399730" cy="2387600"/>
             <wp:effectExtent b="0" l="0" r="0" t="0"/>
-            <wp:docPr id="57" name="image43.png"/>
+            <wp:docPr id="57" name="image60.png"/>
             <a:graphic>
               <a:graphicData uri="http://schemas.openxmlformats.org/drawingml/2006/picture">
                 <pic:pic>
                   <pic:nvPicPr>
-                    <pic:cNvPr id="0" name="image43.png"/>
+                    <pic:cNvPr id="0" name="image60.png"/>
                     <pic:cNvPicPr preferRelativeResize="0"/>
                   </pic:nvPicPr>
                   <pic:blipFill>
@@ -6347,12 +6347,12 @@
           <wp:inline distB="114300" distT="114300" distL="114300" distR="114300">
             <wp:extent cx="5399730" cy="2743200"/>
             <wp:effectExtent b="0" l="0" r="0" t="0"/>
-            <wp:docPr id="71" name="image62.png"/>
+            <wp:docPr id="71" name="image65.png"/>
             <a:graphic>
               <a:graphicData uri="http://schemas.openxmlformats.org/drawingml/2006/picture">
                 <pic:pic>
                   <pic:nvPicPr>
-                    <pic:cNvPr id="0" name="image62.png"/>
+                    <pic:cNvPr id="0" name="image65.png"/>
                     <pic:cNvPicPr preferRelativeResize="0"/>
                   </pic:nvPicPr>
                   <pic:blipFill>
@@ -6407,12 +6407,12 @@
           <wp:inline distB="114300" distT="114300" distL="114300" distR="114300">
             <wp:extent cx="5399730" cy="469900"/>
             <wp:effectExtent b="0" l="0" r="0" t="0"/>
-            <wp:docPr id="25" name="image14.png"/>
+            <wp:docPr id="25" name="image6.png"/>
             <a:graphic>
               <a:graphicData uri="http://schemas.openxmlformats.org/drawingml/2006/picture">
                 <pic:pic>
                   <pic:nvPicPr>
-                    <pic:cNvPr id="0" name="image14.png"/>
+                    <pic:cNvPr id="0" name="image6.png"/>
                     <pic:cNvPicPr preferRelativeResize="0"/>
                   </pic:nvPicPr>
                   <pic:blipFill>
@@ -6467,12 +6467,12 @@
           <wp:inline distB="114300" distT="114300" distL="114300" distR="114300">
             <wp:extent cx="5399730" cy="431800"/>
             <wp:effectExtent b="0" l="0" r="0" t="0"/>
-            <wp:docPr id="69" name="image55.png"/>
+            <wp:docPr id="69" name="image58.png"/>
             <a:graphic>
               <a:graphicData uri="http://schemas.openxmlformats.org/drawingml/2006/picture">
                 <pic:pic>
                   <pic:nvPicPr>
-                    <pic:cNvPr id="0" name="image55.png"/>
+                    <pic:cNvPr id="0" name="image58.png"/>
                     <pic:cNvPicPr preferRelativeResize="0"/>
                   </pic:nvPicPr>
                   <pic:blipFill>
@@ -6527,12 +6527,12 @@
           <wp:inline distB="114300" distT="114300" distL="114300" distR="114300">
             <wp:extent cx="5399730" cy="279400"/>
             <wp:effectExtent b="0" l="0" r="0" t="0"/>
-            <wp:docPr id="36" name="image21.png"/>
+            <wp:docPr id="36" name="image13.png"/>
             <a:graphic>
               <a:graphicData uri="http://schemas.openxmlformats.org/drawingml/2006/picture">
                 <pic:pic>
                   <pic:nvPicPr>
-                    <pic:cNvPr id="0" name="image21.png"/>
+                    <pic:cNvPr id="0" name="image13.png"/>
                     <pic:cNvPicPr preferRelativeResize="0"/>
                   </pic:nvPicPr>
                   <pic:blipFill>
@@ -6604,12 +6604,12 @@
           <wp:inline distB="114300" distT="114300" distL="114300" distR="114300">
             <wp:extent cx="2724150" cy="1228725"/>
             <wp:effectExtent b="0" l="0" r="0" t="0"/>
-            <wp:docPr id="41" name="image17.png"/>
+            <wp:docPr id="41" name="image24.png"/>
             <a:graphic>
               <a:graphicData uri="http://schemas.openxmlformats.org/drawingml/2006/picture">
                 <pic:pic>
                   <pic:nvPicPr>
-                    <pic:cNvPr id="0" name="image17.png"/>
+                    <pic:cNvPr id="0" name="image24.png"/>
                     <pic:cNvPicPr preferRelativeResize="0"/>
                   </pic:nvPicPr>
                   <pic:blipFill>
@@ -6719,12 +6719,12 @@
           <wp:inline distB="114300" distT="114300" distL="114300" distR="114300">
             <wp:extent cx="5399730" cy="1625600"/>
             <wp:effectExtent b="0" l="0" r="0" t="0"/>
-            <wp:docPr id="59" name="image34.png"/>
+            <wp:docPr id="59" name="image35.png"/>
             <a:graphic>
               <a:graphicData uri="http://schemas.openxmlformats.org/drawingml/2006/picture">
                 <pic:pic>
                   <pic:nvPicPr>
-                    <pic:cNvPr id="0" name="image34.png"/>
+                    <pic:cNvPr id="0" name="image35.png"/>
                     <pic:cNvPicPr preferRelativeResize="0"/>
                   </pic:nvPicPr>
                   <pic:blipFill>
@@ -6872,12 +6872,12 @@
               <wp:inline distB="114300" distT="114300" distL="114300" distR="114300">
                 <wp:extent cx="5399730" cy="520700"/>
                 <wp:effectExtent b="0" l="0" r="0" t="0"/>
-                <wp:docPr id="12" name="image72.png"/>
+                <wp:docPr id="12" name="image67.png"/>
                 <a:graphic>
                   <a:graphicData uri="http://schemas.openxmlformats.org/drawingml/2006/picture">
                     <pic:pic>
                       <pic:nvPicPr>
-                        <pic:cNvPr id="0" name="image72.png"/>
+                        <pic:cNvPr id="0" name="image67.png"/>
                         <pic:cNvPicPr preferRelativeResize="0"/>
                       </pic:nvPicPr>
                       <pic:blipFill>
@@ -6934,12 +6934,12 @@
           <wp:inline distB="114300" distT="114300" distL="114300" distR="114300">
             <wp:extent cx="5399730" cy="635000"/>
             <wp:effectExtent b="0" l="0" r="0" t="0"/>
-            <wp:docPr id="42" name="image25.png"/>
+            <wp:docPr id="42" name="image27.png"/>
             <a:graphic>
               <a:graphicData uri="http://schemas.openxmlformats.org/drawingml/2006/picture">
                 <pic:pic>
                   <pic:nvPicPr>
-                    <pic:cNvPr id="0" name="image25.png"/>
+                    <pic:cNvPr id="0" name="image27.png"/>
                     <pic:cNvPicPr preferRelativeResize="0"/>
                   </pic:nvPicPr>
                   <pic:blipFill>
@@ -7009,12 +7009,12 @@
           <wp:inline distB="114300" distT="114300" distL="114300" distR="114300">
             <wp:extent cx="5399730" cy="4432300"/>
             <wp:effectExtent b="0" l="0" r="0" t="0"/>
-            <wp:docPr id="21" name="image15.png"/>
+            <wp:docPr id="21" name="image7.png"/>
             <a:graphic>
               <a:graphicData uri="http://schemas.openxmlformats.org/drawingml/2006/picture">
                 <pic:pic>
                   <pic:nvPicPr>
-                    <pic:cNvPr id="0" name="image15.png"/>
+                    <pic:cNvPr id="0" name="image7.png"/>
                     <pic:cNvPicPr preferRelativeResize="0"/>
                   </pic:nvPicPr>
                   <pic:blipFill>
@@ -7145,12 +7145,12 @@
           <wp:inline distB="114300" distT="114300" distL="114300" distR="114300">
             <wp:extent cx="3190875" cy="1133475"/>
             <wp:effectExtent b="0" l="0" r="0" t="0"/>
-            <wp:docPr id="58" name="image45.png"/>
+            <wp:docPr id="58" name="image44.png"/>
             <a:graphic>
               <a:graphicData uri="http://schemas.openxmlformats.org/drawingml/2006/picture">
                 <pic:pic>
                   <pic:nvPicPr>
-                    <pic:cNvPr id="0" name="image45.png"/>
+                    <pic:cNvPr id="0" name="image44.png"/>
                     <pic:cNvPicPr preferRelativeResize="0"/>
                   </pic:nvPicPr>
                   <pic:blipFill>
@@ -7308,12 +7308,12 @@
               <wp:inline distB="114300" distT="114300" distL="114300" distR="114300">
                 <wp:extent cx="4276725" cy="3810000"/>
                 <wp:effectExtent b="0" l="0" r="0" t="0"/>
-                <wp:docPr id="13" name="image73.png"/>
+                <wp:docPr id="13" name="image75.png"/>
                 <a:graphic>
                   <a:graphicData uri="http://schemas.openxmlformats.org/drawingml/2006/picture">
                     <pic:pic>
                       <pic:nvPicPr>
-                        <pic:cNvPr id="0" name="image73.png"/>
+                        <pic:cNvPr id="0" name="image75.png"/>
                         <pic:cNvPicPr preferRelativeResize="0"/>
                       </pic:nvPicPr>
                       <pic:blipFill>
@@ -7370,12 +7370,12 @@
           <wp:inline distB="114300" distT="114300" distL="114300" distR="114300">
             <wp:extent cx="5399730" cy="1524000"/>
             <wp:effectExtent b="0" l="0" r="0" t="0"/>
-            <wp:docPr id="53" name="image41.png"/>
+            <wp:docPr id="53" name="image36.png"/>
             <a:graphic>
               <a:graphicData uri="http://schemas.openxmlformats.org/drawingml/2006/picture">
                 <pic:pic>
                   <pic:nvPicPr>
-                    <pic:cNvPr id="0" name="image41.png"/>
+                    <pic:cNvPr id="0" name="image36.png"/>
                     <pic:cNvPicPr preferRelativeResize="0"/>
                   </pic:nvPicPr>
                   <pic:blipFill>
@@ -7431,12 +7431,12 @@
           <wp:inline distB="114300" distT="114300" distL="114300" distR="114300">
             <wp:extent cx="4852988" cy="1700964"/>
             <wp:effectExtent b="0" l="0" r="0" t="0"/>
-            <wp:docPr id="28" name="image3.png"/>
+            <wp:docPr id="28" name="image15.png"/>
             <a:graphic>
               <a:graphicData uri="http://schemas.openxmlformats.org/drawingml/2006/picture">
                 <pic:pic>
                   <pic:nvPicPr>
-                    <pic:cNvPr id="0" name="image3.png"/>
+                    <pic:cNvPr id="0" name="image15.png"/>
                     <pic:cNvPicPr preferRelativeResize="0"/>
                   </pic:nvPicPr>
                   <pic:blipFill>
@@ -7523,12 +7523,12 @@
           <wp:inline distB="114300" distT="114300" distL="114300" distR="114300">
             <wp:extent cx="4191000" cy="2447925"/>
             <wp:effectExtent b="0" l="0" r="0" t="0"/>
-            <wp:docPr id="33" name="image7.png"/>
+            <wp:docPr id="33" name="image1.png"/>
             <a:graphic>
               <a:graphicData uri="http://schemas.openxmlformats.org/drawingml/2006/picture">
                 <pic:pic>
                   <pic:nvPicPr>
-                    <pic:cNvPr id="0" name="image7.png"/>
+                    <pic:cNvPr id="0" name="image1.png"/>
                     <pic:cNvPicPr preferRelativeResize="0"/>
                   </pic:nvPicPr>
                   <pic:blipFill>
@@ -7741,12 +7741,12 @@
           <wp:inline distB="114300" distT="114300" distL="114300" distR="114300">
             <wp:extent cx="4381500" cy="4581525"/>
             <wp:effectExtent b="0" l="0" r="0" t="0"/>
-            <wp:docPr id="52" name="image33.png"/>
+            <wp:docPr id="52" name="image31.png"/>
             <a:graphic>
               <a:graphicData uri="http://schemas.openxmlformats.org/drawingml/2006/picture">
                 <pic:pic>
                   <pic:nvPicPr>
-                    <pic:cNvPr id="0" name="image33.png"/>
+                    <pic:cNvPr id="0" name="image31.png"/>
                     <pic:cNvPicPr preferRelativeResize="0"/>
                   </pic:nvPicPr>
                   <pic:blipFill>
@@ -8032,12 +8032,12 @@
           <wp:inline distB="114300" distT="114300" distL="114300" distR="114300">
             <wp:extent cx="5399730" cy="1625600"/>
             <wp:effectExtent b="0" l="0" r="0" t="0"/>
-            <wp:docPr id="34" name="image8.png"/>
+            <wp:docPr id="34" name="image20.png"/>
             <a:graphic>
               <a:graphicData uri="http://schemas.openxmlformats.org/drawingml/2006/picture">
                 <pic:pic>
                   <pic:nvPicPr>
-                    <pic:cNvPr id="0" name="image8.png"/>
+                    <pic:cNvPr id="0" name="image20.png"/>
                     <pic:cNvPicPr preferRelativeResize="0"/>
                   </pic:nvPicPr>
                   <pic:blipFill>
@@ -8092,12 +8092,12 @@
           <wp:inline distB="114300" distT="114300" distL="114300" distR="114300">
             <wp:extent cx="5399730" cy="1574800"/>
             <wp:effectExtent b="0" l="0" r="0" t="0"/>
-            <wp:docPr id="68" name="image50.png"/>
+            <wp:docPr id="68" name="image59.png"/>
             <a:graphic>
               <a:graphicData uri="http://schemas.openxmlformats.org/drawingml/2006/picture">
                 <pic:pic>
                   <pic:nvPicPr>
-                    <pic:cNvPr id="0" name="image50.png"/>
+                    <pic:cNvPr id="0" name="image59.png"/>
                     <pic:cNvPicPr preferRelativeResize="0"/>
                   </pic:nvPicPr>
                   <pic:blipFill>
@@ -8139,12 +8139,12 @@
           <wp:inline distB="114300" distT="114300" distL="114300" distR="114300">
             <wp:extent cx="5399730" cy="469900"/>
             <wp:effectExtent b="0" l="0" r="0" t="0"/>
-            <wp:docPr id="49" name="image32.png"/>
+            <wp:docPr id="49" name="image28.png"/>
             <a:graphic>
               <a:graphicData uri="http://schemas.openxmlformats.org/drawingml/2006/picture">
                 <pic:pic>
                   <pic:nvPicPr>
-                    <pic:cNvPr id="0" name="image32.png"/>
+                    <pic:cNvPr id="0" name="image28.png"/>
                     <pic:cNvPicPr preferRelativeResize="0"/>
                   </pic:nvPicPr>
                   <pic:blipFill>
@@ -8199,12 +8199,12 @@
           <wp:inline distB="114300" distT="114300" distL="114300" distR="114300">
             <wp:extent cx="5399730" cy="698500"/>
             <wp:effectExtent b="0" l="0" r="0" t="0"/>
-            <wp:docPr id="31" name="image12.png"/>
+            <wp:docPr id="31" name="image11.png"/>
             <a:graphic>
               <a:graphicData uri="http://schemas.openxmlformats.org/drawingml/2006/picture">
                 <pic:pic>
                   <pic:nvPicPr>
-                    <pic:cNvPr id="0" name="image12.png"/>
+                    <pic:cNvPr id="0" name="image11.png"/>
                     <pic:cNvPicPr preferRelativeResize="0"/>
                   </pic:nvPicPr>
                   <pic:blipFill>
@@ -8246,12 +8246,12 @@
           <wp:inline distB="114300" distT="114300" distL="114300" distR="114300">
             <wp:extent cx="5399730" cy="1600200"/>
             <wp:effectExtent b="0" l="0" r="0" t="0"/>
-            <wp:docPr id="43" name="image24.png"/>
+            <wp:docPr id="43" name="image25.png"/>
             <a:graphic>
               <a:graphicData uri="http://schemas.openxmlformats.org/drawingml/2006/picture">
                 <pic:pic>
                   <pic:nvPicPr>
-                    <pic:cNvPr id="0" name="image24.png"/>
+                    <pic:cNvPr id="0" name="image25.png"/>
                     <pic:cNvPicPr preferRelativeResize="0"/>
                   </pic:nvPicPr>
                   <pic:blipFill>
@@ -8477,12 +8477,12 @@
               <wp:extent cx="103505" cy="811530"/>
               <wp:effectExtent b="0" l="0" r="0" t="0"/>
               <wp:wrapNone/>
-              <wp:docPr id="14" name="image74.png"/>
+              <wp:docPr id="14" name="image76.png"/>
               <a:graphic>
                 <a:graphicData uri="http://schemas.openxmlformats.org/drawingml/2006/picture">
                   <pic:pic>
                     <pic:nvPicPr>
-                      <pic:cNvPr id="0" name="image74.png"/>
+                      <pic:cNvPr id="0" name="image76.png"/>
                       <pic:cNvPicPr preferRelativeResize="0"/>
                     </pic:nvPicPr>
                     <pic:blipFill>
@@ -8775,12 +8775,12 @@
               <wp:extent cx="103505" cy="824865"/>
               <wp:effectExtent b="0" l="0" r="0" t="0"/>
               <wp:wrapNone/>
-              <wp:docPr id="18" name="image78.png"/>
+              <wp:docPr id="18" name="image80.png"/>
               <a:graphic>
                 <a:graphicData uri="http://schemas.openxmlformats.org/drawingml/2006/picture">
                   <pic:pic>
                     <pic:nvPicPr>
-                      <pic:cNvPr id="0" name="image78.png"/>
+                      <pic:cNvPr id="0" name="image80.png"/>
                       <pic:cNvPicPr preferRelativeResize="0"/>
                     </pic:nvPicPr>
                     <pic:blipFill>
@@ -8882,12 +8882,12 @@
               <wp:extent cx="103505" cy="811530"/>
               <wp:effectExtent b="0" l="0" r="0" t="0"/>
               <wp:wrapNone/>
-              <wp:docPr id="10" name="image70.png"/>
+              <wp:docPr id="10" name="image56.png"/>
               <a:graphic>
                 <a:graphicData uri="http://schemas.openxmlformats.org/drawingml/2006/picture">
                   <pic:pic>
                     <pic:nvPicPr>
-                      <pic:cNvPr id="0" name="image70.png"/>
+                      <pic:cNvPr id="0" name="image56.png"/>
                       <pic:cNvPicPr preferRelativeResize="0"/>
                     </pic:nvPicPr>
                     <pic:blipFill>
@@ -8980,12 +8980,12 @@
           <wp:extent cx="669290" cy="669290"/>
           <wp:effectExtent b="0" l="0" r="0" t="0"/>
           <wp:wrapSquare wrapText="bothSides" distB="0" distT="0" distL="114300" distR="114300"/>
-          <wp:docPr descr="psi-negro.png" id="47" name="image19.png"/>
+          <wp:docPr descr="psi-negro.png" id="47" name="image21.png"/>
           <a:graphic>
             <a:graphicData uri="http://schemas.openxmlformats.org/drawingml/2006/picture">
               <pic:pic>
                 <pic:nvPicPr>
-                  <pic:cNvPr descr="psi-negro.png" id="0" name="image19.png"/>
+                  <pic:cNvPr descr="psi-negro.png" id="0" name="image21.png"/>
                   <pic:cNvPicPr preferRelativeResize="0"/>
                 </pic:nvPicPr>
                 <pic:blipFill>
@@ -9025,12 +9025,12 @@
           <wp:extent cx="425450" cy="666750"/>
           <wp:effectExtent b="0" l="0" r="0" t="0"/>
           <wp:wrapSquare wrapText="bothSides" distB="0" distT="0" distL="114300" distR="114300"/>
-          <wp:docPr descr="UNPA.JPG" id="46" name="image16.jpg"/>
+          <wp:docPr descr="UNPA.JPG" id="46" name="image19.jpg"/>
           <a:graphic>
             <a:graphicData uri="http://schemas.openxmlformats.org/drawingml/2006/picture">
               <pic:pic>
                 <pic:nvPicPr>
-                  <pic:cNvPr descr="UNPA.JPG" id="0" name="image16.jpg"/>
+                  <pic:cNvPr descr="UNPA.JPG" id="0" name="image19.jpg"/>
                   <pic:cNvPicPr preferRelativeResize="0"/>
                 </pic:nvPicPr>
                 <pic:blipFill>
@@ -9133,12 +9133,12 @@
               <wp:extent cx="103505" cy="811530"/>
               <wp:effectExtent b="0" l="0" r="0" t="0"/>
               <wp:wrapNone/>
-              <wp:docPr id="8" name="image64.png"/>
+              <wp:docPr id="8" name="image52.png"/>
               <a:graphic>
                 <a:graphicData uri="http://schemas.openxmlformats.org/drawingml/2006/picture">
                   <pic:pic>
                     <pic:nvPicPr>
-                      <pic:cNvPr id="0" name="image64.png"/>
+                      <pic:cNvPr id="0" name="image52.png"/>
                       <pic:cNvPicPr preferRelativeResize="0"/>
                     </pic:nvPicPr>
                     <pic:blipFill>
@@ -9243,12 +9243,12 @@
               <wp:extent cx="103505" cy="812165"/>
               <wp:effectExtent b="0" l="0" r="0" t="0"/>
               <wp:wrapNone/>
-              <wp:docPr id="17" name="image77.png"/>
+              <wp:docPr id="17" name="image79.png"/>
               <a:graphic>
                 <a:graphicData uri="http://schemas.openxmlformats.org/drawingml/2006/picture">
                   <pic:pic>
                     <pic:nvPicPr>
-                      <pic:cNvPr id="0" name="image77.png"/>
+                      <pic:cNvPr id="0" name="image79.png"/>
                       <pic:cNvPicPr preferRelativeResize="0"/>
                     </pic:nvPicPr>
                     <pic:blipFill>
@@ -9510,12 +9510,12 @@
               <wp:extent cx="7549515" cy="815340"/>
               <wp:effectExtent b="0" l="0" r="0" t="0"/>
               <wp:wrapNone/>
-              <wp:docPr id="15" name="image75.png"/>
+              <wp:docPr id="15" name="image77.png"/>
               <a:graphic>
                 <a:graphicData uri="http://schemas.openxmlformats.org/drawingml/2006/picture">
                   <pic:pic>
                     <pic:nvPicPr>
-                      <pic:cNvPr id="0" name="image75.png"/>
+                      <pic:cNvPr id="0" name="image77.png"/>
                       <pic:cNvPicPr preferRelativeResize="0"/>
                     </pic:nvPicPr>
                     <pic:blipFill>

--- a/Etapa Elaboración - Iteración 1/Instalación, configuración y uso de Rclone - Kairos - NexTech.docx
+++ b/Etapa Elaboración - Iteración 1/Instalación, configuración y uso de Rclone - Kairos - NexTech.docx
@@ -196,12 +196,12 @@
                 <wp:extent cx="7928609" cy="870585"/>
                 <wp:effectExtent b="0" l="0" r="0" t="0"/>
                 <wp:wrapNone/>
-                <wp:docPr id="11" name="image63.png"/>
+                <wp:docPr id="11" name="image69.png"/>
                 <a:graphic>
                   <a:graphicData uri="http://schemas.openxmlformats.org/drawingml/2006/picture">
                     <pic:pic>
                       <pic:nvPicPr>
-                        <pic:cNvPr id="0" name="image63.png"/>
+                        <pic:cNvPr id="0" name="image69.png"/>
                         <pic:cNvPicPr preferRelativeResize="0"/>
                       </pic:nvPicPr>
                       <pic:blipFill>
@@ -316,12 +316,12 @@
                 <wp:extent cx="103505" cy="11221720"/>
                 <wp:effectExtent b="0" l="0" r="0" t="0"/>
                 <wp:wrapNone/>
-                <wp:docPr id="6" name="image49.png"/>
+                <wp:docPr id="6" name="image64.png"/>
                 <a:graphic>
                   <a:graphicData uri="http://schemas.openxmlformats.org/drawingml/2006/picture">
                     <pic:pic>
                       <pic:nvPicPr>
-                        <pic:cNvPr id="0" name="image49.png"/>
+                        <pic:cNvPr id="0" name="image64.png"/>
                         <pic:cNvPicPr preferRelativeResize="0"/>
                       </pic:nvPicPr>
                       <pic:blipFill>
@@ -436,12 +436,12 @@
                 <wp:extent cx="103505" cy="11221720"/>
                 <wp:effectExtent b="0" l="0" r="0" t="0"/>
                 <wp:wrapNone/>
-                <wp:docPr id="16" name="image78.png"/>
+                <wp:docPr id="16" name="image75.png"/>
                 <a:graphic>
                   <a:graphicData uri="http://schemas.openxmlformats.org/drawingml/2006/picture">
                     <pic:pic>
                       <pic:nvPicPr>
-                        <pic:cNvPr id="0" name="image78.png"/>
+                        <pic:cNvPr id="0" name="image75.png"/>
                         <pic:cNvPicPr preferRelativeResize="0"/>
                       </pic:nvPicPr>
                       <pic:blipFill>
@@ -556,12 +556,12 @@
                 <wp:extent cx="7928609" cy="870585"/>
                 <wp:effectExtent b="0" l="0" r="0" t="0"/>
                 <wp:wrapNone/>
-                <wp:docPr id="3" name="image46.png"/>
+                <wp:docPr id="3" name="image45.png"/>
                 <a:graphic>
                   <a:graphicData uri="http://schemas.openxmlformats.org/drawingml/2006/picture">
                     <pic:pic>
                       <pic:nvPicPr>
-                        <pic:cNvPr id="0" name="image46.png"/>
+                        <pic:cNvPr id="0" name="image45.png"/>
                         <pic:cNvPicPr preferRelativeResize="0"/>
                       </pic:nvPicPr>
                       <pic:blipFill>
@@ -972,12 +972,12 @@
             <wp:extent cx="1200150" cy="1200150"/>
             <wp:effectExtent b="0" l="0" r="0" t="0"/>
             <wp:wrapSquare wrapText="bothSides" distB="0" distT="0" distL="114300" distR="114300"/>
-            <wp:docPr descr="psi-negro.png" id="73" name="image57.png"/>
+            <wp:docPr descr="psi-negro.png" id="73" name="image56.png"/>
             <a:graphic>
               <a:graphicData uri="http://schemas.openxmlformats.org/drawingml/2006/picture">
                 <pic:pic>
                   <pic:nvPicPr>
-                    <pic:cNvPr descr="psi-negro.png" id="0" name="image57.png"/>
+                    <pic:cNvPr descr="psi-negro.png" id="0" name="image56.png"/>
                     <pic:cNvPicPr preferRelativeResize="0"/>
                   </pic:nvPicPr>
                   <pic:blipFill>
@@ -1027,12 +1027,12 @@
             <wp:extent cx="1304925" cy="2019300"/>
             <wp:effectExtent b="0" l="0" r="0" t="0"/>
             <wp:wrapSquare wrapText="bothSides" distB="0" distT="0" distL="114300" distR="114300"/>
-            <wp:docPr descr="UNPA.JPG" id="55" name="image26.jpg"/>
+            <wp:docPr descr="UNPA.JPG" id="55" name="image39.jpg"/>
             <a:graphic>
               <a:graphicData uri="http://schemas.openxmlformats.org/drawingml/2006/picture">
                 <pic:pic>
                   <pic:nvPicPr>
-                    <pic:cNvPr descr="UNPA.JPG" id="0" name="image26.jpg"/>
+                    <pic:cNvPr descr="UNPA.JPG" id="0" name="image39.jpg"/>
                     <pic:cNvPicPr preferRelativeResize="0"/>
                   </pic:nvPicPr>
                   <pic:blipFill>
@@ -1096,7 +1096,7 @@
     </w:p>
     <w:sdt>
       <w:sdtPr>
-        <w:id w:val="-1968449837"/>
+        <w:id w:val="-466207208"/>
         <w:docPartObj>
           <w:docPartGallery w:val="Table of Contents"/>
           <w:docPartUnique w:val="1"/>
@@ -2587,12 +2587,12 @@
               <wp:inline distB="114300" distT="114300" distL="114300" distR="114300">
                 <wp:extent cx="3914775" cy="1514475"/>
                 <wp:effectExtent b="0" l="0" r="0" t="0"/>
-                <wp:docPr id="2" name="image40.png"/>
+                <wp:docPr id="2" name="image34.png"/>
                 <a:graphic>
                   <a:graphicData uri="http://schemas.openxmlformats.org/drawingml/2006/picture">
                     <pic:pic>
                       <pic:nvPicPr>
-                        <pic:cNvPr id="0" name="image40.png"/>
+                        <pic:cNvPr id="0" name="image34.png"/>
                         <pic:cNvPicPr preferRelativeResize="0"/>
                       </pic:nvPicPr>
                       <pic:blipFill>
@@ -2759,12 +2759,12 @@
               <wp:inline distB="114300" distT="114300" distL="114300" distR="114300">
                 <wp:extent cx="5399730" cy="2654300"/>
                 <wp:effectExtent b="0" l="0" r="0" t="0"/>
-                <wp:docPr id="4" name="image47.png"/>
+                <wp:docPr id="4" name="image46.png"/>
                 <a:graphic>
                   <a:graphicData uri="http://schemas.openxmlformats.org/drawingml/2006/picture">
                     <pic:pic>
                       <pic:nvPicPr>
-                        <pic:cNvPr id="0" name="image47.png"/>
+                        <pic:cNvPr id="0" name="image46.png"/>
                         <pic:cNvPicPr preferRelativeResize="0"/>
                       </pic:nvPicPr>
                       <pic:blipFill>
@@ -3025,12 +3025,12 @@
               <wp:inline distB="114300" distT="114300" distL="114300" distR="114300">
                 <wp:extent cx="5399730" cy="1981200"/>
                 <wp:effectExtent b="0" l="0" r="0" t="0"/>
-                <wp:docPr id="1" name="image39.png"/>
+                <wp:docPr id="1" name="image33.png"/>
                 <a:graphic>
                   <a:graphicData uri="http://schemas.openxmlformats.org/drawingml/2006/picture">
                     <pic:pic>
                       <pic:nvPicPr>
-                        <pic:cNvPr id="0" name="image39.png"/>
+                        <pic:cNvPr id="0" name="image33.png"/>
                         <pic:cNvPicPr preferRelativeResize="0"/>
                       </pic:nvPicPr>
                       <pic:blipFill>
@@ -3130,12 +3130,12 @@
           <wp:inline distB="114300" distT="114300" distL="114300" distR="114300">
             <wp:extent cx="3114675" cy="676275"/>
             <wp:effectExtent b="0" l="0" r="0" t="0"/>
-            <wp:docPr id="27" name="image3.png"/>
+            <wp:docPr id="27" name="image4.png"/>
             <a:graphic>
               <a:graphicData uri="http://schemas.openxmlformats.org/drawingml/2006/picture">
                 <pic:pic>
                   <pic:nvPicPr>
-                    <pic:cNvPr id="0" name="image3.png"/>
+                    <pic:cNvPr id="0" name="image4.png"/>
                     <pic:cNvPicPr preferRelativeResize="0"/>
                   </pic:nvPicPr>
                   <pic:blipFill>
@@ -3207,12 +3207,12 @@
           <wp:inline distB="114300" distT="114300" distL="114300" distR="114300">
             <wp:extent cx="2266950" cy="676275"/>
             <wp:effectExtent b="0" l="0" r="0" t="0"/>
-            <wp:docPr id="48" name="image29.png"/>
+            <wp:docPr id="48" name="image32.png"/>
             <a:graphic>
               <a:graphicData uri="http://schemas.openxmlformats.org/drawingml/2006/picture">
                 <pic:pic>
                   <pic:nvPicPr>
-                    <pic:cNvPr id="0" name="image29.png"/>
+                    <pic:cNvPr id="0" name="image32.png"/>
                     <pic:cNvPicPr preferRelativeResize="0"/>
                   </pic:nvPicPr>
                   <pic:blipFill>
@@ -3482,12 +3482,12 @@
           <wp:inline distB="114300" distT="114300" distL="114300" distR="114300">
             <wp:extent cx="4014788" cy="3234505"/>
             <wp:effectExtent b="0" l="0" r="0" t="0"/>
-            <wp:docPr id="67" name="image64.png"/>
+            <wp:docPr id="67" name="image57.png"/>
             <a:graphic>
               <a:graphicData uri="http://schemas.openxmlformats.org/drawingml/2006/picture">
                 <pic:pic>
                   <pic:nvPicPr>
-                    <pic:cNvPr id="0" name="image64.png"/>
+                    <pic:cNvPr id="0" name="image57.png"/>
                     <pic:cNvPicPr preferRelativeResize="0"/>
                   </pic:nvPicPr>
                   <pic:blipFill>
@@ -3583,12 +3583,12 @@
           <wp:inline distB="114300" distT="114300" distL="114300" distR="114300">
             <wp:extent cx="5399730" cy="3251200"/>
             <wp:effectExtent b="0" l="0" r="0" t="0"/>
-            <wp:docPr id="26" name="image12.png"/>
+            <wp:docPr id="26" name="image9.png"/>
             <a:graphic>
               <a:graphicData uri="http://schemas.openxmlformats.org/drawingml/2006/picture">
                 <pic:pic>
                   <pic:nvPicPr>
-                    <pic:cNvPr id="0" name="image12.png"/>
+                    <pic:cNvPr id="0" name="image9.png"/>
                     <pic:cNvPicPr preferRelativeResize="0"/>
                   </pic:nvPicPr>
                   <pic:blipFill>
@@ -3673,12 +3673,12 @@
           <wp:inline distB="114300" distT="114300" distL="114300" distR="114300">
             <wp:extent cx="3967163" cy="2181280"/>
             <wp:effectExtent b="0" l="0" r="0" t="0"/>
-            <wp:docPr id="40" name="image32.png"/>
+            <wp:docPr id="40" name="image26.png"/>
             <a:graphic>
               <a:graphicData uri="http://schemas.openxmlformats.org/drawingml/2006/picture">
                 <pic:pic>
                   <pic:nvPicPr>
-                    <pic:cNvPr id="0" name="image32.png"/>
+                    <pic:cNvPr id="0" name="image26.png"/>
                     <pic:cNvPicPr preferRelativeResize="0"/>
                   </pic:nvPicPr>
                   <pic:blipFill>
@@ -3763,12 +3763,12 @@
           <wp:inline distB="114300" distT="114300" distL="114300" distR="114300">
             <wp:extent cx="3873222" cy="3261999"/>
             <wp:effectExtent b="0" l="0" r="0" t="0"/>
-            <wp:docPr id="72" name="image71.png"/>
+            <wp:docPr id="72" name="image59.png"/>
             <a:graphic>
               <a:graphicData uri="http://schemas.openxmlformats.org/drawingml/2006/picture">
                 <pic:pic>
                   <pic:nvPicPr>
-                    <pic:cNvPr id="0" name="image71.png"/>
+                    <pic:cNvPr id="0" name="image59.png"/>
                     <pic:cNvPicPr preferRelativeResize="0"/>
                   </pic:nvPicPr>
                   <pic:blipFill>
@@ -3853,12 +3853,12 @@
           <wp:inline distB="114300" distT="114300" distL="114300" distR="114300">
             <wp:extent cx="4291013" cy="1689319"/>
             <wp:effectExtent b="0" l="0" r="0" t="0"/>
-            <wp:docPr id="39" name="image22.png"/>
+            <wp:docPr id="39" name="image23.png"/>
             <a:graphic>
               <a:graphicData uri="http://schemas.openxmlformats.org/drawingml/2006/picture">
                 <pic:pic>
                   <pic:nvPicPr>
-                    <pic:cNvPr id="0" name="image22.png"/>
+                    <pic:cNvPr id="0" name="image23.png"/>
                     <pic:cNvPicPr preferRelativeResize="0"/>
                   </pic:nvPicPr>
                   <pic:blipFill>
@@ -3917,12 +3917,12 @@
           <wp:inline distB="114300" distT="114300" distL="114300" distR="114300">
             <wp:extent cx="3967163" cy="1159835"/>
             <wp:effectExtent b="0" l="0" r="0" t="0"/>
-            <wp:docPr id="63" name="image45.png"/>
+            <wp:docPr id="63" name="image50.png"/>
             <a:graphic>
               <a:graphicData uri="http://schemas.openxmlformats.org/drawingml/2006/picture">
                 <pic:pic>
                   <pic:nvPicPr>
-                    <pic:cNvPr id="0" name="image45.png"/>
+                    <pic:cNvPr id="0" name="image50.png"/>
                     <pic:cNvPicPr preferRelativeResize="0"/>
                   </pic:nvPicPr>
                   <pic:blipFill>
@@ -4006,12 +4006,12 @@
           <wp:inline distB="114300" distT="114300" distL="114300" distR="114300">
             <wp:extent cx="5399730" cy="431800"/>
             <wp:effectExtent b="0" l="0" r="0" t="0"/>
-            <wp:docPr id="44" name="image23.png"/>
+            <wp:docPr id="44" name="image22.png"/>
             <a:graphic>
               <a:graphicData uri="http://schemas.openxmlformats.org/drawingml/2006/picture">
                 <pic:pic>
                   <pic:nvPicPr>
-                    <pic:cNvPr id="0" name="image23.png"/>
+                    <pic:cNvPr id="0" name="image22.png"/>
                     <pic:cNvPicPr preferRelativeResize="0"/>
                   </pic:nvPicPr>
                   <pic:blipFill>
@@ -4096,12 +4096,12 @@
           <wp:inline distB="114300" distT="114300" distL="114300" distR="114300">
             <wp:extent cx="3097050" cy="2438622"/>
             <wp:effectExtent b="0" l="0" r="0" t="0"/>
-            <wp:docPr id="24" name="image16.png"/>
+            <wp:docPr id="24" name="image12.png"/>
             <a:graphic>
               <a:graphicData uri="http://schemas.openxmlformats.org/drawingml/2006/picture">
                 <pic:pic>
                   <pic:nvPicPr>
-                    <pic:cNvPr id="0" name="image16.png"/>
+                    <pic:cNvPr id="0" name="image12.png"/>
                     <pic:cNvPicPr preferRelativeResize="0"/>
                   </pic:nvPicPr>
                   <pic:blipFill>
@@ -4185,12 +4185,12 @@
           <wp:inline distB="114300" distT="114300" distL="114300" distR="114300">
             <wp:extent cx="2210836" cy="2624138"/>
             <wp:effectExtent b="0" l="0" r="0" t="0"/>
-            <wp:docPr id="70" name="image62.png"/>
+            <wp:docPr id="70" name="image53.png"/>
             <a:graphic>
               <a:graphicData uri="http://schemas.openxmlformats.org/drawingml/2006/picture">
                 <pic:pic>
                   <pic:nvPicPr>
-                    <pic:cNvPr id="0" name="image62.png"/>
+                    <pic:cNvPr id="0" name="image53.png"/>
                     <pic:cNvPicPr preferRelativeResize="0"/>
                   </pic:nvPicPr>
                   <pic:blipFill>
@@ -4246,12 +4246,12 @@
           <wp:inline distB="114300" distT="114300" distL="114300" distR="114300">
             <wp:extent cx="3009900" cy="666750"/>
             <wp:effectExtent b="0" l="0" r="0" t="0"/>
-            <wp:docPr id="22" name="image2.png"/>
+            <wp:docPr id="22" name="image8.png"/>
             <a:graphic>
               <a:graphicData uri="http://schemas.openxmlformats.org/drawingml/2006/picture">
                 <pic:pic>
                   <pic:nvPicPr>
-                    <pic:cNvPr id="0" name="image2.png"/>
+                    <pic:cNvPr id="0" name="image8.png"/>
                     <pic:cNvPicPr preferRelativeResize="0"/>
                   </pic:nvPicPr>
                   <pic:blipFill>
@@ -4396,12 +4396,12 @@
           <wp:inline distB="114300" distT="114300" distL="114300" distR="114300">
             <wp:extent cx="4943475" cy="714375"/>
             <wp:effectExtent b="0" l="0" r="0" t="0"/>
-            <wp:docPr id="65" name="image50.png"/>
+            <wp:docPr id="65" name="image54.png"/>
             <a:graphic>
               <a:graphicData uri="http://schemas.openxmlformats.org/drawingml/2006/picture">
                 <pic:pic>
                   <pic:nvPicPr>
-                    <pic:cNvPr id="0" name="image50.png"/>
+                    <pic:cNvPr id="0" name="image54.png"/>
                     <pic:cNvPicPr preferRelativeResize="0"/>
                   </pic:nvPicPr>
                   <pic:blipFill>
@@ -4457,12 +4457,12 @@
           <wp:inline distB="114300" distT="114300" distL="114300" distR="114300">
             <wp:extent cx="4843463" cy="1448211"/>
             <wp:effectExtent b="0" l="0" r="0" t="0"/>
-            <wp:docPr id="45" name="image33.png"/>
+            <wp:docPr id="45" name="image27.png"/>
             <a:graphic>
               <a:graphicData uri="http://schemas.openxmlformats.org/drawingml/2006/picture">
                 <pic:pic>
                   <pic:nvPicPr>
-                    <pic:cNvPr id="0" name="image33.png"/>
+                    <pic:cNvPr id="0" name="image27.png"/>
                     <pic:cNvPicPr preferRelativeResize="0"/>
                   </pic:nvPicPr>
                   <pic:blipFill>
@@ -4518,12 +4518,12 @@
           <wp:inline distB="114300" distT="114300" distL="114300" distR="114300">
             <wp:extent cx="3814167" cy="2128838"/>
             <wp:effectExtent b="0" l="0" r="0" t="0"/>
-            <wp:docPr id="29" name="image17.png"/>
+            <wp:docPr id="29" name="image16.png"/>
             <a:graphic>
               <a:graphicData uri="http://schemas.openxmlformats.org/drawingml/2006/picture">
                 <pic:pic>
                   <pic:nvPicPr>
-                    <pic:cNvPr id="0" name="image17.png"/>
+                    <pic:cNvPr id="0" name="image16.png"/>
                     <pic:cNvPicPr preferRelativeResize="0"/>
                   </pic:nvPicPr>
                   <pic:blipFill>
@@ -4608,12 +4608,12 @@
           <wp:inline distB="114300" distT="114300" distL="114300" distR="114300">
             <wp:extent cx="3209925" cy="2924175"/>
             <wp:effectExtent b="0" l="0" r="0" t="0"/>
-            <wp:docPr id="54" name="image30.png"/>
+            <wp:docPr id="54" name="image31.png"/>
             <a:graphic>
               <a:graphicData uri="http://schemas.openxmlformats.org/drawingml/2006/picture">
                 <pic:pic>
                   <pic:nvPicPr>
-                    <pic:cNvPr id="0" name="image30.png"/>
+                    <pic:cNvPr id="0" name="image31.png"/>
                     <pic:cNvPicPr preferRelativeResize="0"/>
                   </pic:nvPicPr>
                   <pic:blipFill>
@@ -4762,12 +4762,12 @@
               <wp:inline distB="114300" distT="114300" distL="114300" distR="114300">
                 <wp:extent cx="5399730" cy="1574800"/>
                 <wp:effectExtent b="0" l="0" r="0" t="0"/>
-                <wp:docPr id="7" name="image51.png"/>
+                <wp:docPr id="7" name="image65.png"/>
                 <a:graphic>
                   <a:graphicData uri="http://schemas.openxmlformats.org/drawingml/2006/picture">
                     <pic:pic>
                       <pic:nvPicPr>
-                        <pic:cNvPr id="0" name="image51.png"/>
+                        <pic:cNvPr id="0" name="image65.png"/>
                         <pic:cNvPicPr preferRelativeResize="0"/>
                       </pic:nvPicPr>
                       <pic:blipFill>
@@ -4825,12 +4825,12 @@
           <wp:inline distB="114300" distT="114300" distL="114300" distR="114300">
             <wp:extent cx="3100388" cy="642910"/>
             <wp:effectExtent b="0" l="0" r="0" t="0"/>
-            <wp:docPr id="56" name="image37.png"/>
+            <wp:docPr id="56" name="image38.png"/>
             <a:graphic>
               <a:graphicData uri="http://schemas.openxmlformats.org/drawingml/2006/picture">
                 <pic:pic>
                   <pic:nvPicPr>
-                    <pic:cNvPr id="0" name="image37.png"/>
+                    <pic:cNvPr id="0" name="image38.png"/>
                     <pic:cNvPicPr preferRelativeResize="0"/>
                   </pic:nvPicPr>
                   <pic:blipFill>
@@ -4910,12 +4910,12 @@
           <wp:inline distB="114300" distT="114300" distL="114300" distR="114300">
             <wp:extent cx="3271838" cy="2385941"/>
             <wp:effectExtent b="0" l="0" r="0" t="0"/>
-            <wp:docPr id="60" name="image43.png"/>
+            <wp:docPr id="60" name="image48.png"/>
             <a:graphic>
               <a:graphicData uri="http://schemas.openxmlformats.org/drawingml/2006/picture">
                 <pic:pic>
                   <pic:nvPicPr>
-                    <pic:cNvPr id="0" name="image43.png"/>
+                    <pic:cNvPr id="0" name="image48.png"/>
                     <pic:cNvPicPr preferRelativeResize="0"/>
                   </pic:nvPicPr>
                   <pic:blipFill>
@@ -4971,12 +4971,12 @@
           <wp:inline distB="114300" distT="114300" distL="114300" distR="114300">
             <wp:extent cx="2805113" cy="1812606"/>
             <wp:effectExtent b="0" l="0" r="0" t="0"/>
-            <wp:docPr id="74" name="image61.png"/>
+            <wp:docPr id="74" name="image63.png"/>
             <a:graphic>
               <a:graphicData uri="http://schemas.openxmlformats.org/drawingml/2006/picture">
                 <pic:pic>
                   <pic:nvPicPr>
-                    <pic:cNvPr id="0" name="image61.png"/>
+                    <pic:cNvPr id="0" name="image63.png"/>
                     <pic:cNvPicPr preferRelativeResize="0"/>
                   </pic:nvPicPr>
                   <pic:blipFill>
@@ -5032,12 +5032,12 @@
           <wp:inline distB="114300" distT="114300" distL="114300" distR="114300">
             <wp:extent cx="3123078" cy="1514849"/>
             <wp:effectExtent b="0" l="0" r="0" t="0"/>
-            <wp:docPr id="50" name="image34.png"/>
+            <wp:docPr id="50" name="image29.png"/>
             <a:graphic>
               <a:graphicData uri="http://schemas.openxmlformats.org/drawingml/2006/picture">
                 <pic:pic>
                   <pic:nvPicPr>
-                    <pic:cNvPr id="0" name="image34.png"/>
+                    <pic:cNvPr id="0" name="image29.png"/>
                     <pic:cNvPicPr preferRelativeResize="0"/>
                   </pic:nvPicPr>
                   <pic:blipFill>
@@ -5118,12 +5118,12 @@
           <wp:inline distB="114300" distT="114300" distL="114300" distR="114300">
             <wp:extent cx="5399730" cy="1587500"/>
             <wp:effectExtent b="0" l="0" r="0" t="0"/>
-            <wp:docPr id="66" name="image54.png"/>
+            <wp:docPr id="66" name="image52.png"/>
             <a:graphic>
               <a:graphicData uri="http://schemas.openxmlformats.org/drawingml/2006/picture">
                 <pic:pic>
                   <pic:nvPicPr>
-                    <pic:cNvPr id="0" name="image54.png"/>
+                    <pic:cNvPr id="0" name="image52.png"/>
                     <pic:cNvPicPr preferRelativeResize="0"/>
                   </pic:nvPicPr>
                   <pic:blipFill>
@@ -5314,12 +5314,12 @@
           <wp:inline distB="114300" distT="114300" distL="114300" distR="114300">
             <wp:extent cx="1685925" cy="885825"/>
             <wp:effectExtent b="0" l="0" r="0" t="0"/>
-            <wp:docPr id="23" name="image4.png"/>
+            <wp:docPr id="23" name="image6.png"/>
             <a:graphic>
               <a:graphicData uri="http://schemas.openxmlformats.org/drawingml/2006/picture">
                 <pic:pic>
                   <pic:nvPicPr>
-                    <pic:cNvPr id="0" name="image4.png"/>
+                    <pic:cNvPr id="0" name="image6.png"/>
                     <pic:cNvPicPr preferRelativeResize="0"/>
                   </pic:nvPicPr>
                   <pic:blipFill>
@@ -5378,12 +5378,12 @@
           <wp:inline distB="114300" distT="114300" distL="114300" distR="114300">
             <wp:extent cx="5399730" cy="190500"/>
             <wp:effectExtent b="0" l="0" r="0" t="0"/>
-            <wp:docPr id="37" name="image8.png"/>
+            <wp:docPr id="37" name="image11.png"/>
             <a:graphic>
               <a:graphicData uri="http://schemas.openxmlformats.org/drawingml/2006/picture">
                 <pic:pic>
                   <pic:nvPicPr>
-                    <pic:cNvPr id="0" name="image8.png"/>
+                    <pic:cNvPr id="0" name="image11.png"/>
                     <pic:cNvPicPr preferRelativeResize="0"/>
                   </pic:nvPicPr>
                   <pic:blipFill>
@@ -5439,12 +5439,12 @@
           <wp:inline distB="114300" distT="114300" distL="114300" distR="114300">
             <wp:extent cx="4376738" cy="1693986"/>
             <wp:effectExtent b="0" l="0" r="0" t="0"/>
-            <wp:docPr id="64" name="image55.png"/>
+            <wp:docPr id="64" name="image49.png"/>
             <a:graphic>
               <a:graphicData uri="http://schemas.openxmlformats.org/drawingml/2006/picture">
                 <pic:pic>
                   <pic:nvPicPr>
-                    <pic:cNvPr id="0" name="image55.png"/>
+                    <pic:cNvPr id="0" name="image49.png"/>
                     <pic:cNvPicPr preferRelativeResize="0"/>
                   </pic:nvPicPr>
                   <pic:blipFill>
@@ -5786,12 +5786,12 @@
               <wp:inline distB="114300" distT="114300" distL="114300" distR="114300">
                 <wp:extent cx="5399730" cy="1727200"/>
                 <wp:effectExtent b="0" l="0" r="0" t="0"/>
-                <wp:docPr id="5" name="image48.png"/>
+                <wp:docPr id="5" name="image47.png"/>
                 <a:graphic>
                   <a:graphicData uri="http://schemas.openxmlformats.org/drawingml/2006/picture">
                     <pic:pic>
                       <pic:nvPicPr>
-                        <pic:cNvPr id="0" name="image48.png"/>
+                        <pic:cNvPr id="0" name="image47.png"/>
                         <pic:cNvPicPr preferRelativeResize="0"/>
                       </pic:nvPicPr>
                       <pic:blipFill>
@@ -5861,12 +5861,12 @@
           <wp:inline distB="114300" distT="114300" distL="114300" distR="114300">
             <wp:extent cx="5399730" cy="317500"/>
             <wp:effectExtent b="0" l="0" r="0" t="0"/>
-            <wp:docPr id="32" name="image9.png"/>
+            <wp:docPr id="32" name="image5.png"/>
             <a:graphic>
               <a:graphicData uri="http://schemas.openxmlformats.org/drawingml/2006/picture">
                 <pic:pic>
                   <pic:nvPicPr>
-                    <pic:cNvPr id="0" name="image9.png"/>
+                    <pic:cNvPr id="0" name="image5.png"/>
                     <pic:cNvPicPr preferRelativeResize="0"/>
                   </pic:nvPicPr>
                   <pic:blipFill>
@@ -6094,12 +6094,12 @@
               <wp:inline distB="114300" distT="114300" distL="114300" distR="114300">
                 <wp:extent cx="5399730" cy="1727200"/>
                 <wp:effectExtent b="0" l="0" r="0" t="0"/>
-                <wp:docPr id="9" name="image53.png"/>
+                <wp:docPr id="9" name="image67.png"/>
                 <a:graphic>
                   <a:graphicData uri="http://schemas.openxmlformats.org/drawingml/2006/picture">
                     <pic:pic>
                       <pic:nvPicPr>
-                        <pic:cNvPr id="0" name="image53.png"/>
+                        <pic:cNvPr id="0" name="image67.png"/>
                         <pic:cNvPicPr preferRelativeResize="0"/>
                       </pic:nvPicPr>
                       <pic:blipFill>
@@ -6156,12 +6156,12 @@
           <wp:inline distB="114300" distT="114300" distL="114300" distR="114300">
             <wp:extent cx="5399730" cy="368300"/>
             <wp:effectExtent b="0" l="0" r="0" t="0"/>
-            <wp:docPr id="51" name="image38.png"/>
+            <wp:docPr id="51" name="image40.png"/>
             <a:graphic>
               <a:graphicData uri="http://schemas.openxmlformats.org/drawingml/2006/picture">
                 <pic:pic>
                   <pic:nvPicPr>
-                    <pic:cNvPr id="0" name="image38.png"/>
+                    <pic:cNvPr id="0" name="image40.png"/>
                     <pic:cNvPicPr preferRelativeResize="0"/>
                   </pic:nvPicPr>
                   <pic:blipFill>
@@ -6232,12 +6232,12 @@
           <wp:inline distB="114300" distT="114300" distL="114300" distR="114300">
             <wp:extent cx="5399730" cy="2387600"/>
             <wp:effectExtent b="0" l="0" r="0" t="0"/>
-            <wp:docPr id="57" name="image60.png"/>
+            <wp:docPr id="57" name="image42.png"/>
             <a:graphic>
               <a:graphicData uri="http://schemas.openxmlformats.org/drawingml/2006/picture">
                 <pic:pic>
                   <pic:nvPicPr>
-                    <pic:cNvPr id="0" name="image60.png"/>
+                    <pic:cNvPr id="0" name="image42.png"/>
                     <pic:cNvPicPr preferRelativeResize="0"/>
                   </pic:nvPicPr>
                   <pic:blipFill>
@@ -6347,12 +6347,12 @@
           <wp:inline distB="114300" distT="114300" distL="114300" distR="114300">
             <wp:extent cx="5399730" cy="2743200"/>
             <wp:effectExtent b="0" l="0" r="0" t="0"/>
-            <wp:docPr id="71" name="image65.png"/>
+            <wp:docPr id="71" name="image58.png"/>
             <a:graphic>
               <a:graphicData uri="http://schemas.openxmlformats.org/drawingml/2006/picture">
                 <pic:pic>
                   <pic:nvPicPr>
-                    <pic:cNvPr id="0" name="image65.png"/>
+                    <pic:cNvPr id="0" name="image58.png"/>
                     <pic:cNvPicPr preferRelativeResize="0"/>
                   </pic:nvPicPr>
                   <pic:blipFill>
@@ -6407,12 +6407,12 @@
           <wp:inline distB="114300" distT="114300" distL="114300" distR="114300">
             <wp:extent cx="5399730" cy="469900"/>
             <wp:effectExtent b="0" l="0" r="0" t="0"/>
-            <wp:docPr id="25" name="image6.png"/>
+            <wp:docPr id="25" name="image1.png"/>
             <a:graphic>
               <a:graphicData uri="http://schemas.openxmlformats.org/drawingml/2006/picture">
                 <pic:pic>
                   <pic:nvPicPr>
-                    <pic:cNvPr id="0" name="image6.png"/>
+                    <pic:cNvPr id="0" name="image1.png"/>
                     <pic:cNvPicPr preferRelativeResize="0"/>
                   </pic:nvPicPr>
                   <pic:blipFill>
@@ -6467,12 +6467,12 @@
           <wp:inline distB="114300" distT="114300" distL="114300" distR="114300">
             <wp:extent cx="5399730" cy="431800"/>
             <wp:effectExtent b="0" l="0" r="0" t="0"/>
-            <wp:docPr id="69" name="image58.png"/>
+            <wp:docPr id="69" name="image55.png"/>
             <a:graphic>
               <a:graphicData uri="http://schemas.openxmlformats.org/drawingml/2006/picture">
                 <pic:pic>
                   <pic:nvPicPr>
-                    <pic:cNvPr id="0" name="image58.png"/>
+                    <pic:cNvPr id="0" name="image55.png"/>
                     <pic:cNvPicPr preferRelativeResize="0"/>
                   </pic:nvPicPr>
                   <pic:blipFill>
@@ -6527,12 +6527,12 @@
           <wp:inline distB="114300" distT="114300" distL="114300" distR="114300">
             <wp:extent cx="5399730" cy="279400"/>
             <wp:effectExtent b="0" l="0" r="0" t="0"/>
-            <wp:docPr id="36" name="image13.png"/>
+            <wp:docPr id="36" name="image17.png"/>
             <a:graphic>
               <a:graphicData uri="http://schemas.openxmlformats.org/drawingml/2006/picture">
                 <pic:pic>
                   <pic:nvPicPr>
-                    <pic:cNvPr id="0" name="image13.png"/>
+                    <pic:cNvPr id="0" name="image17.png"/>
                     <pic:cNvPicPr preferRelativeResize="0"/>
                   </pic:nvPicPr>
                   <pic:blipFill>
@@ -6719,12 +6719,12 @@
           <wp:inline distB="114300" distT="114300" distL="114300" distR="114300">
             <wp:extent cx="5399730" cy="1625600"/>
             <wp:effectExtent b="0" l="0" r="0" t="0"/>
-            <wp:docPr id="59" name="image35.png"/>
+            <wp:docPr id="59" name="image37.png"/>
             <a:graphic>
               <a:graphicData uri="http://schemas.openxmlformats.org/drawingml/2006/picture">
                 <pic:pic>
                   <pic:nvPicPr>
-                    <pic:cNvPr id="0" name="image35.png"/>
+                    <pic:cNvPr id="0" name="image37.png"/>
                     <pic:cNvPicPr preferRelativeResize="0"/>
                   </pic:nvPicPr>
                   <pic:blipFill>
@@ -6872,12 +6872,12 @@
               <wp:inline distB="114300" distT="114300" distL="114300" distR="114300">
                 <wp:extent cx="5399730" cy="520700"/>
                 <wp:effectExtent b="0" l="0" r="0" t="0"/>
-                <wp:docPr id="12" name="image67.png"/>
+                <wp:docPr id="12" name="image70.png"/>
                 <a:graphic>
                   <a:graphicData uri="http://schemas.openxmlformats.org/drawingml/2006/picture">
                     <pic:pic>
                       <pic:nvPicPr>
-                        <pic:cNvPr id="0" name="image67.png"/>
+                        <pic:cNvPr id="0" name="image70.png"/>
                         <pic:cNvPicPr preferRelativeResize="0"/>
                       </pic:nvPicPr>
                       <pic:blipFill>
@@ -6934,12 +6934,12 @@
           <wp:inline distB="114300" distT="114300" distL="114300" distR="114300">
             <wp:extent cx="5399730" cy="635000"/>
             <wp:effectExtent b="0" l="0" r="0" t="0"/>
-            <wp:docPr id="42" name="image27.png"/>
+            <wp:docPr id="42" name="image28.png"/>
             <a:graphic>
               <a:graphicData uri="http://schemas.openxmlformats.org/drawingml/2006/picture">
                 <pic:pic>
                   <pic:nvPicPr>
-                    <pic:cNvPr id="0" name="image27.png"/>
+                    <pic:cNvPr id="0" name="image28.png"/>
                     <pic:cNvPicPr preferRelativeResize="0"/>
                   </pic:nvPicPr>
                   <pic:blipFill>
@@ -7009,12 +7009,12 @@
           <wp:inline distB="114300" distT="114300" distL="114300" distR="114300">
             <wp:extent cx="5399730" cy="4432300"/>
             <wp:effectExtent b="0" l="0" r="0" t="0"/>
-            <wp:docPr id="21" name="image7.png"/>
+            <wp:docPr id="21" name="image3.png"/>
             <a:graphic>
               <a:graphicData uri="http://schemas.openxmlformats.org/drawingml/2006/picture">
                 <pic:pic>
                   <pic:nvPicPr>
-                    <pic:cNvPr id="0" name="image7.png"/>
+                    <pic:cNvPr id="0" name="image3.png"/>
                     <pic:cNvPicPr preferRelativeResize="0"/>
                   </pic:nvPicPr>
                   <pic:blipFill>
@@ -7085,12 +7085,12 @@
           <wp:inline distB="114300" distT="114300" distL="114300" distR="114300">
             <wp:extent cx="5399730" cy="1231900"/>
             <wp:effectExtent b="0" l="0" r="0" t="0"/>
-            <wp:docPr id="35" name="image5.png"/>
+            <wp:docPr id="35" name="image13.png"/>
             <a:graphic>
               <a:graphicData uri="http://schemas.openxmlformats.org/drawingml/2006/picture">
                 <pic:pic>
                   <pic:nvPicPr>
-                    <pic:cNvPr id="0" name="image5.png"/>
+                    <pic:cNvPr id="0" name="image13.png"/>
                     <pic:cNvPicPr preferRelativeResize="0"/>
                   </pic:nvPicPr>
                   <pic:blipFill>
@@ -7308,12 +7308,12 @@
               <wp:inline distB="114300" distT="114300" distL="114300" distR="114300">
                 <wp:extent cx="4276725" cy="3810000"/>
                 <wp:effectExtent b="0" l="0" r="0" t="0"/>
-                <wp:docPr id="13" name="image75.png"/>
+                <wp:docPr id="13" name="image71.png"/>
                 <a:graphic>
                   <a:graphicData uri="http://schemas.openxmlformats.org/drawingml/2006/picture">
                     <pic:pic>
                       <pic:nvPicPr>
-                        <pic:cNvPr id="0" name="image75.png"/>
+                        <pic:cNvPr id="0" name="image71.png"/>
                         <pic:cNvPicPr preferRelativeResize="0"/>
                       </pic:nvPicPr>
                       <pic:blipFill>
@@ -7370,12 +7370,12 @@
           <wp:inline distB="114300" distT="114300" distL="114300" distR="114300">
             <wp:extent cx="5399730" cy="1524000"/>
             <wp:effectExtent b="0" l="0" r="0" t="0"/>
-            <wp:docPr id="53" name="image36.png"/>
+            <wp:docPr id="53" name="image35.png"/>
             <a:graphic>
               <a:graphicData uri="http://schemas.openxmlformats.org/drawingml/2006/picture">
                 <pic:pic>
                   <pic:nvPicPr>
-                    <pic:cNvPr id="0" name="image36.png"/>
+                    <pic:cNvPr id="0" name="image35.png"/>
                     <pic:cNvPicPr preferRelativeResize="0"/>
                   </pic:nvPicPr>
                   <pic:blipFill>
@@ -7523,12 +7523,12 @@
           <wp:inline distB="114300" distT="114300" distL="114300" distR="114300">
             <wp:extent cx="4191000" cy="2447925"/>
             <wp:effectExtent b="0" l="0" r="0" t="0"/>
-            <wp:docPr id="33" name="image1.png"/>
+            <wp:docPr id="33" name="image7.png"/>
             <a:graphic>
               <a:graphicData uri="http://schemas.openxmlformats.org/drawingml/2006/picture">
                 <pic:pic>
                   <pic:nvPicPr>
-                    <pic:cNvPr id="0" name="image1.png"/>
+                    <pic:cNvPr id="0" name="image7.png"/>
                     <pic:cNvPicPr preferRelativeResize="0"/>
                   </pic:nvPicPr>
                   <pic:blipFill>
@@ -7571,12 +7571,12 @@
           <wp:inline distB="114300" distT="114300" distL="114300" distR="114300">
             <wp:extent cx="3643313" cy="3942949"/>
             <wp:effectExtent b="0" l="0" r="0" t="0"/>
-            <wp:docPr id="62" name="image42.png"/>
+            <wp:docPr id="62" name="image43.png"/>
             <a:graphic>
               <a:graphicData uri="http://schemas.openxmlformats.org/drawingml/2006/picture">
                 <pic:pic>
                   <pic:nvPicPr>
-                    <pic:cNvPr id="0" name="image42.png"/>
+                    <pic:cNvPr id="0" name="image43.png"/>
                     <pic:cNvPicPr preferRelativeResize="0"/>
                   </pic:nvPicPr>
                   <pic:blipFill>
@@ -7741,12 +7741,12 @@
           <wp:inline distB="114300" distT="114300" distL="114300" distR="114300">
             <wp:extent cx="4381500" cy="4581525"/>
             <wp:effectExtent b="0" l="0" r="0" t="0"/>
-            <wp:docPr id="52" name="image31.png"/>
+            <wp:docPr id="52" name="image30.png"/>
             <a:graphic>
               <a:graphicData uri="http://schemas.openxmlformats.org/drawingml/2006/picture">
                 <pic:pic>
                   <pic:nvPicPr>
-                    <pic:cNvPr id="0" name="image31.png"/>
+                    <pic:cNvPr id="0" name="image30.png"/>
                     <pic:cNvPicPr preferRelativeResize="0"/>
                   </pic:nvPicPr>
                   <pic:blipFill>
@@ -8032,12 +8032,12 @@
           <wp:inline distB="114300" distT="114300" distL="114300" distR="114300">
             <wp:extent cx="5399730" cy="1625600"/>
             <wp:effectExtent b="0" l="0" r="0" t="0"/>
-            <wp:docPr id="34" name="image20.png"/>
+            <wp:docPr id="34" name="image19.png"/>
             <a:graphic>
               <a:graphicData uri="http://schemas.openxmlformats.org/drawingml/2006/picture">
                 <pic:pic>
                   <pic:nvPicPr>
-                    <pic:cNvPr id="0" name="image20.png"/>
+                    <pic:cNvPr id="0" name="image19.png"/>
                     <pic:cNvPicPr preferRelativeResize="0"/>
                   </pic:nvPicPr>
                   <pic:blipFill>
@@ -8092,12 +8092,12 @@
           <wp:inline distB="114300" distT="114300" distL="114300" distR="114300">
             <wp:extent cx="5399730" cy="1574800"/>
             <wp:effectExtent b="0" l="0" r="0" t="0"/>
-            <wp:docPr id="68" name="image59.png"/>
+            <wp:docPr id="68" name="image51.png"/>
             <a:graphic>
               <a:graphicData uri="http://schemas.openxmlformats.org/drawingml/2006/picture">
                 <pic:pic>
                   <pic:nvPicPr>
-                    <pic:cNvPr id="0" name="image59.png"/>
+                    <pic:cNvPr id="0" name="image51.png"/>
                     <pic:cNvPicPr preferRelativeResize="0"/>
                   </pic:nvPicPr>
                   <pic:blipFill>
@@ -8139,12 +8139,12 @@
           <wp:inline distB="114300" distT="114300" distL="114300" distR="114300">
             <wp:extent cx="5399730" cy="469900"/>
             <wp:effectExtent b="0" l="0" r="0" t="0"/>
-            <wp:docPr id="49" name="image28.png"/>
+            <wp:docPr id="49" name="image36.png"/>
             <a:graphic>
               <a:graphicData uri="http://schemas.openxmlformats.org/drawingml/2006/picture">
                 <pic:pic>
                   <pic:nvPicPr>
-                    <pic:cNvPr id="0" name="image28.png"/>
+                    <pic:cNvPr id="0" name="image36.png"/>
                     <pic:cNvPicPr preferRelativeResize="0"/>
                   </pic:nvPicPr>
                   <pic:blipFill>
@@ -8199,12 +8199,12 @@
           <wp:inline distB="114300" distT="114300" distL="114300" distR="114300">
             <wp:extent cx="5399730" cy="698500"/>
             <wp:effectExtent b="0" l="0" r="0" t="0"/>
-            <wp:docPr id="31" name="image11.png"/>
+            <wp:docPr id="31" name="image2.png"/>
             <a:graphic>
               <a:graphicData uri="http://schemas.openxmlformats.org/drawingml/2006/picture">
                 <pic:pic>
                   <pic:nvPicPr>
-                    <pic:cNvPr id="0" name="image11.png"/>
+                    <pic:cNvPr id="0" name="image2.png"/>
                     <pic:cNvPicPr preferRelativeResize="0"/>
                   </pic:nvPicPr>
                   <pic:blipFill>
@@ -8477,12 +8477,12 @@
               <wp:extent cx="103505" cy="811530"/>
               <wp:effectExtent b="0" l="0" r="0" t="0"/>
               <wp:wrapNone/>
-              <wp:docPr id="14" name="image76.png"/>
+              <wp:docPr id="14" name="image72.png"/>
               <a:graphic>
                 <a:graphicData uri="http://schemas.openxmlformats.org/drawingml/2006/picture">
                   <pic:pic>
                     <pic:nvPicPr>
-                      <pic:cNvPr id="0" name="image76.png"/>
+                      <pic:cNvPr id="0" name="image72.png"/>
                       <pic:cNvPicPr preferRelativeResize="0"/>
                     </pic:nvPicPr>
                     <pic:blipFill>
@@ -8668,12 +8668,12 @@
               <wp:extent cx="7549515" cy="815340"/>
               <wp:effectExtent b="0" l="0" r="0" t="0"/>
               <wp:wrapNone/>
-              <wp:docPr id="19" name="image82.png"/>
+              <wp:docPr id="19" name="image79.png"/>
               <a:graphic>
                 <a:graphicData uri="http://schemas.openxmlformats.org/drawingml/2006/picture">
                   <pic:pic>
                     <pic:nvPicPr>
-                      <pic:cNvPr id="0" name="image82.png"/>
+                      <pic:cNvPr id="0" name="image79.png"/>
                       <pic:cNvPicPr preferRelativeResize="0"/>
                     </pic:nvPicPr>
                     <pic:blipFill>
@@ -8775,12 +8775,12 @@
               <wp:extent cx="103505" cy="824865"/>
               <wp:effectExtent b="0" l="0" r="0" t="0"/>
               <wp:wrapNone/>
-              <wp:docPr id="18" name="image80.png"/>
+              <wp:docPr id="18" name="image78.png"/>
               <a:graphic>
                 <a:graphicData uri="http://schemas.openxmlformats.org/drawingml/2006/picture">
                   <pic:pic>
                     <pic:nvPicPr>
-                      <pic:cNvPr id="0" name="image80.png"/>
+                      <pic:cNvPr id="0" name="image78.png"/>
                       <pic:cNvPicPr preferRelativeResize="0"/>
                     </pic:nvPicPr>
                     <pic:blipFill>
@@ -8882,12 +8882,12 @@
               <wp:extent cx="103505" cy="811530"/>
               <wp:effectExtent b="0" l="0" r="0" t="0"/>
               <wp:wrapNone/>
-              <wp:docPr id="10" name="image56.png"/>
+              <wp:docPr id="10" name="image68.png"/>
               <a:graphic>
                 <a:graphicData uri="http://schemas.openxmlformats.org/drawingml/2006/picture">
                   <pic:pic>
                     <pic:nvPicPr>
-                      <pic:cNvPr id="0" name="image56.png"/>
+                      <pic:cNvPr id="0" name="image68.png"/>
                       <pic:cNvPicPr preferRelativeResize="0"/>
                     </pic:nvPicPr>
                     <pic:blipFill>
@@ -9025,12 +9025,12 @@
           <wp:extent cx="425450" cy="666750"/>
           <wp:effectExtent b="0" l="0" r="0" t="0"/>
           <wp:wrapSquare wrapText="bothSides" distB="0" distT="0" distL="114300" distR="114300"/>
-          <wp:docPr descr="UNPA.JPG" id="46" name="image19.jpg"/>
+          <wp:docPr descr="UNPA.JPG" id="46" name="image20.jpg"/>
           <a:graphic>
             <a:graphicData uri="http://schemas.openxmlformats.org/drawingml/2006/picture">
               <pic:pic>
                 <pic:nvPicPr>
-                  <pic:cNvPr descr="UNPA.JPG" id="0" name="image19.jpg"/>
+                  <pic:cNvPr descr="UNPA.JPG" id="0" name="image20.jpg"/>
                   <pic:cNvPicPr preferRelativeResize="0"/>
                 </pic:nvPicPr>
                 <pic:blipFill>
@@ -9133,12 +9133,12 @@
               <wp:extent cx="103505" cy="811530"/>
               <wp:effectExtent b="0" l="0" r="0" t="0"/>
               <wp:wrapNone/>
-              <wp:docPr id="8" name="image52.png"/>
+              <wp:docPr id="8" name="image66.png"/>
               <a:graphic>
                 <a:graphicData uri="http://schemas.openxmlformats.org/drawingml/2006/picture">
                   <pic:pic>
                     <pic:nvPicPr>
-                      <pic:cNvPr id="0" name="image52.png"/>
+                      <pic:cNvPr id="0" name="image66.png"/>
                       <pic:cNvPicPr preferRelativeResize="0"/>
                     </pic:nvPicPr>
                     <pic:blipFill>
@@ -9243,12 +9243,12 @@
               <wp:extent cx="103505" cy="812165"/>
               <wp:effectExtent b="0" l="0" r="0" t="0"/>
               <wp:wrapNone/>
-              <wp:docPr id="17" name="image79.png"/>
+              <wp:docPr id="17" name="image76.png"/>
               <a:graphic>
                 <a:graphicData uri="http://schemas.openxmlformats.org/drawingml/2006/picture">
                   <pic:pic>
                     <pic:nvPicPr>
-                      <pic:cNvPr id="0" name="image79.png"/>
+                      <pic:cNvPr id="0" name="image76.png"/>
                       <pic:cNvPicPr preferRelativeResize="0"/>
                     </pic:nvPicPr>
                     <pic:blipFill>
@@ -9510,12 +9510,12 @@
               <wp:extent cx="7549515" cy="815340"/>
               <wp:effectExtent b="0" l="0" r="0" t="0"/>
               <wp:wrapNone/>
-              <wp:docPr id="15" name="image77.png"/>
+              <wp:docPr id="15" name="image73.png"/>
               <a:graphic>
                 <a:graphicData uri="http://schemas.openxmlformats.org/drawingml/2006/picture">
                   <pic:pic>
                     <pic:nvPicPr>
-                      <pic:cNvPr id="0" name="image77.png"/>
+                      <pic:cNvPr id="0" name="image73.png"/>
                       <pic:cNvPicPr preferRelativeResize="0"/>
                     </pic:nvPicPr>
                     <pic:blipFill>

--- a/Etapa Elaboración - Iteración 1/Instalación, configuración y uso de Rclone - Kairos - NexTech.docx
+++ b/Etapa Elaboración - Iteración 1/Instalación, configuración y uso de Rclone - Kairos - NexTech.docx
@@ -196,12 +196,12 @@
                 <wp:extent cx="7928609" cy="870585"/>
                 <wp:effectExtent b="0" l="0" r="0" t="0"/>
                 <wp:wrapNone/>
-                <wp:docPr id="11" name="image69.png"/>
+                <wp:docPr id="11" name="image66.png"/>
                 <a:graphic>
                   <a:graphicData uri="http://schemas.openxmlformats.org/drawingml/2006/picture">
                     <pic:pic>
                       <pic:nvPicPr>
-                        <pic:cNvPr id="0" name="image69.png"/>
+                        <pic:cNvPr id="0" name="image66.png"/>
                         <pic:cNvPicPr preferRelativeResize="0"/>
                       </pic:nvPicPr>
                       <pic:blipFill>
@@ -316,12 +316,12 @@
                 <wp:extent cx="103505" cy="11221720"/>
                 <wp:effectExtent b="0" l="0" r="0" t="0"/>
                 <wp:wrapNone/>
-                <wp:docPr id="6" name="image64.png"/>
+                <wp:docPr id="6" name="image51.png"/>
                 <a:graphic>
                   <a:graphicData uri="http://schemas.openxmlformats.org/drawingml/2006/picture">
                     <pic:pic>
                       <pic:nvPicPr>
-                        <pic:cNvPr id="0" name="image64.png"/>
+                        <pic:cNvPr id="0" name="image51.png"/>
                         <pic:cNvPicPr preferRelativeResize="0"/>
                       </pic:nvPicPr>
                       <pic:blipFill>
@@ -436,12 +436,12 @@
                 <wp:extent cx="103505" cy="11221720"/>
                 <wp:effectExtent b="0" l="0" r="0" t="0"/>
                 <wp:wrapNone/>
-                <wp:docPr id="16" name="image75.png"/>
+                <wp:docPr id="16" name="image76.png"/>
                 <a:graphic>
                   <a:graphicData uri="http://schemas.openxmlformats.org/drawingml/2006/picture">
                     <pic:pic>
                       <pic:nvPicPr>
-                        <pic:cNvPr id="0" name="image75.png"/>
+                        <pic:cNvPr id="0" name="image76.png"/>
                         <pic:cNvPicPr preferRelativeResize="0"/>
                       </pic:nvPicPr>
                       <pic:blipFill>
@@ -556,12 +556,12 @@
                 <wp:extent cx="7928609" cy="870585"/>
                 <wp:effectExtent b="0" l="0" r="0" t="0"/>
                 <wp:wrapNone/>
-                <wp:docPr id="3" name="image45.png"/>
+                <wp:docPr id="3" name="image41.png"/>
                 <a:graphic>
                   <a:graphicData uri="http://schemas.openxmlformats.org/drawingml/2006/picture">
                     <pic:pic>
                       <pic:nvPicPr>
-                        <pic:cNvPr id="0" name="image45.png"/>
+                        <pic:cNvPr id="0" name="image41.png"/>
                         <pic:cNvPicPr preferRelativeResize="0"/>
                       </pic:nvPicPr>
                       <pic:blipFill>
@@ -972,12 +972,12 @@
             <wp:extent cx="1200150" cy="1200150"/>
             <wp:effectExtent b="0" l="0" r="0" t="0"/>
             <wp:wrapSquare wrapText="bothSides" distB="0" distT="0" distL="114300" distR="114300"/>
-            <wp:docPr descr="psi-negro.png" id="73" name="image56.png"/>
+            <wp:docPr descr="psi-negro.png" id="73" name="image63.png"/>
             <a:graphic>
               <a:graphicData uri="http://schemas.openxmlformats.org/drawingml/2006/picture">
                 <pic:pic>
                   <pic:nvPicPr>
-                    <pic:cNvPr descr="psi-negro.png" id="0" name="image56.png"/>
+                    <pic:cNvPr descr="psi-negro.png" id="0" name="image63.png"/>
                     <pic:cNvPicPr preferRelativeResize="0"/>
                   </pic:nvPicPr>
                   <pic:blipFill>
@@ -1027,12 +1027,12 @@
             <wp:extent cx="1304925" cy="2019300"/>
             <wp:effectExtent b="0" l="0" r="0" t="0"/>
             <wp:wrapSquare wrapText="bothSides" distB="0" distT="0" distL="114300" distR="114300"/>
-            <wp:docPr descr="UNPA.JPG" id="55" name="image39.jpg"/>
+            <wp:docPr descr="UNPA.JPG" id="55" name="image34.jpg"/>
             <a:graphic>
               <a:graphicData uri="http://schemas.openxmlformats.org/drawingml/2006/picture">
                 <pic:pic>
                   <pic:nvPicPr>
-                    <pic:cNvPr descr="UNPA.JPG" id="0" name="image39.jpg"/>
+                    <pic:cNvPr descr="UNPA.JPG" id="0" name="image34.jpg"/>
                     <pic:cNvPicPr preferRelativeResize="0"/>
                   </pic:nvPicPr>
                   <pic:blipFill>
@@ -1096,7 +1096,7 @@
     </w:p>
     <w:sdt>
       <w:sdtPr>
-        <w:id w:val="-466207208"/>
+        <w:id w:val="-150908615"/>
         <w:docPartObj>
           <w:docPartGallery w:val="Table of Contents"/>
           <w:docPartUnique w:val="1"/>
@@ -2587,12 +2587,12 @@
               <wp:inline distB="114300" distT="114300" distL="114300" distR="114300">
                 <wp:extent cx="3914775" cy="1514475"/>
                 <wp:effectExtent b="0" l="0" r="0" t="0"/>
-                <wp:docPr id="2" name="image34.png"/>
+                <wp:docPr id="2" name="image40.png"/>
                 <a:graphic>
                   <a:graphicData uri="http://schemas.openxmlformats.org/drawingml/2006/picture">
                     <pic:pic>
                       <pic:nvPicPr>
-                        <pic:cNvPr id="0" name="image34.png"/>
+                        <pic:cNvPr id="0" name="image40.png"/>
                         <pic:cNvPicPr preferRelativeResize="0"/>
                       </pic:nvPicPr>
                       <pic:blipFill>
@@ -2759,12 +2759,12 @@
               <wp:inline distB="114300" distT="114300" distL="114300" distR="114300">
                 <wp:extent cx="5399730" cy="2654300"/>
                 <wp:effectExtent b="0" l="0" r="0" t="0"/>
-                <wp:docPr id="4" name="image46.png"/>
+                <wp:docPr id="4" name="image42.png"/>
                 <a:graphic>
                   <a:graphicData uri="http://schemas.openxmlformats.org/drawingml/2006/picture">
                     <pic:pic>
                       <pic:nvPicPr>
-                        <pic:cNvPr id="0" name="image46.png"/>
+                        <pic:cNvPr id="0" name="image42.png"/>
                         <pic:cNvPicPr preferRelativeResize="0"/>
                       </pic:nvPicPr>
                       <pic:blipFill>
@@ -3025,12 +3025,12 @@
               <wp:inline distB="114300" distT="114300" distL="114300" distR="114300">
                 <wp:extent cx="5399730" cy="1981200"/>
                 <wp:effectExtent b="0" l="0" r="0" t="0"/>
-                <wp:docPr id="1" name="image33.png"/>
+                <wp:docPr id="1" name="image39.png"/>
                 <a:graphic>
                   <a:graphicData uri="http://schemas.openxmlformats.org/drawingml/2006/picture">
                     <pic:pic>
                       <pic:nvPicPr>
-                        <pic:cNvPr id="0" name="image33.png"/>
+                        <pic:cNvPr id="0" name="image39.png"/>
                         <pic:cNvPicPr preferRelativeResize="0"/>
                       </pic:nvPicPr>
                       <pic:blipFill>
@@ -3130,12 +3130,12 @@
           <wp:inline distB="114300" distT="114300" distL="114300" distR="114300">
             <wp:extent cx="3114675" cy="676275"/>
             <wp:effectExtent b="0" l="0" r="0" t="0"/>
-            <wp:docPr id="27" name="image4.png"/>
+            <wp:docPr id="27" name="image7.png"/>
             <a:graphic>
               <a:graphicData uri="http://schemas.openxmlformats.org/drawingml/2006/picture">
                 <pic:pic>
                   <pic:nvPicPr>
-                    <pic:cNvPr id="0" name="image4.png"/>
+                    <pic:cNvPr id="0" name="image7.png"/>
                     <pic:cNvPicPr preferRelativeResize="0"/>
                   </pic:nvPicPr>
                   <pic:blipFill>
@@ -3207,12 +3207,12 @@
           <wp:inline distB="114300" distT="114300" distL="114300" distR="114300">
             <wp:extent cx="2266950" cy="676275"/>
             <wp:effectExtent b="0" l="0" r="0" t="0"/>
-            <wp:docPr id="48" name="image32.png"/>
+            <wp:docPr id="48" name="image30.png"/>
             <a:graphic>
               <a:graphicData uri="http://schemas.openxmlformats.org/drawingml/2006/picture">
                 <pic:pic>
                   <pic:nvPicPr>
-                    <pic:cNvPr id="0" name="image32.png"/>
+                    <pic:cNvPr id="0" name="image30.png"/>
                     <pic:cNvPicPr preferRelativeResize="0"/>
                   </pic:nvPicPr>
                   <pic:blipFill>
@@ -3255,12 +3255,12 @@
           <wp:inline distB="114300" distT="114300" distL="114300" distR="114300">
             <wp:extent cx="1447800" cy="361950"/>
             <wp:effectExtent b="0" l="0" r="0" t="0"/>
-            <wp:docPr id="61" name="image41.png"/>
+            <wp:docPr id="61" name="image45.png"/>
             <a:graphic>
               <a:graphicData uri="http://schemas.openxmlformats.org/drawingml/2006/picture">
                 <pic:pic>
                   <pic:nvPicPr>
-                    <pic:cNvPr id="0" name="image41.png"/>
+                    <pic:cNvPr id="0" name="image45.png"/>
                     <pic:cNvPicPr preferRelativeResize="0"/>
                   </pic:nvPicPr>
                   <pic:blipFill>
@@ -3583,12 +3583,12 @@
           <wp:inline distB="114300" distT="114300" distL="114300" distR="114300">
             <wp:extent cx="5399730" cy="3251200"/>
             <wp:effectExtent b="0" l="0" r="0" t="0"/>
-            <wp:docPr id="26" name="image9.png"/>
+            <wp:docPr id="26" name="image3.png"/>
             <a:graphic>
               <a:graphicData uri="http://schemas.openxmlformats.org/drawingml/2006/picture">
                 <pic:pic>
                   <pic:nvPicPr>
-                    <pic:cNvPr id="0" name="image9.png"/>
+                    <pic:cNvPr id="0" name="image3.png"/>
                     <pic:cNvPicPr preferRelativeResize="0"/>
                   </pic:nvPicPr>
                   <pic:blipFill>
@@ -3673,12 +3673,12 @@
           <wp:inline distB="114300" distT="114300" distL="114300" distR="114300">
             <wp:extent cx="3967163" cy="2181280"/>
             <wp:effectExtent b="0" l="0" r="0" t="0"/>
-            <wp:docPr id="40" name="image26.png"/>
+            <wp:docPr id="40" name="image20.png"/>
             <a:graphic>
               <a:graphicData uri="http://schemas.openxmlformats.org/drawingml/2006/picture">
                 <pic:pic>
                   <pic:nvPicPr>
-                    <pic:cNvPr id="0" name="image26.png"/>
+                    <pic:cNvPr id="0" name="image20.png"/>
                     <pic:cNvPicPr preferRelativeResize="0"/>
                   </pic:nvPicPr>
                   <pic:blipFill>
@@ -3763,12 +3763,12 @@
           <wp:inline distB="114300" distT="114300" distL="114300" distR="114300">
             <wp:extent cx="3873222" cy="3261999"/>
             <wp:effectExtent b="0" l="0" r="0" t="0"/>
-            <wp:docPr id="72" name="image59.png"/>
+            <wp:docPr id="72" name="image61.png"/>
             <a:graphic>
               <a:graphicData uri="http://schemas.openxmlformats.org/drawingml/2006/picture">
                 <pic:pic>
                   <pic:nvPicPr>
-                    <pic:cNvPr id="0" name="image59.png"/>
+                    <pic:cNvPr id="0" name="image61.png"/>
                     <pic:cNvPicPr preferRelativeResize="0"/>
                   </pic:nvPicPr>
                   <pic:blipFill>
@@ -3853,12 +3853,12 @@
           <wp:inline distB="114300" distT="114300" distL="114300" distR="114300">
             <wp:extent cx="4291013" cy="1689319"/>
             <wp:effectExtent b="0" l="0" r="0" t="0"/>
-            <wp:docPr id="39" name="image23.png"/>
+            <wp:docPr id="39" name="image18.png"/>
             <a:graphic>
               <a:graphicData uri="http://schemas.openxmlformats.org/drawingml/2006/picture">
                 <pic:pic>
                   <pic:nvPicPr>
-                    <pic:cNvPr id="0" name="image23.png"/>
+                    <pic:cNvPr id="0" name="image18.png"/>
                     <pic:cNvPicPr preferRelativeResize="0"/>
                   </pic:nvPicPr>
                   <pic:blipFill>
@@ -3917,12 +3917,12 @@
           <wp:inline distB="114300" distT="114300" distL="114300" distR="114300">
             <wp:extent cx="3967163" cy="1159835"/>
             <wp:effectExtent b="0" l="0" r="0" t="0"/>
-            <wp:docPr id="63" name="image50.png"/>
+            <wp:docPr id="63" name="image48.png"/>
             <a:graphic>
               <a:graphicData uri="http://schemas.openxmlformats.org/drawingml/2006/picture">
                 <pic:pic>
                   <pic:nvPicPr>
-                    <pic:cNvPr id="0" name="image50.png"/>
+                    <pic:cNvPr id="0" name="image48.png"/>
                     <pic:cNvPicPr preferRelativeResize="0"/>
                   </pic:nvPicPr>
                   <pic:blipFill>
@@ -4006,12 +4006,12 @@
           <wp:inline distB="114300" distT="114300" distL="114300" distR="114300">
             <wp:extent cx="5399730" cy="431800"/>
             <wp:effectExtent b="0" l="0" r="0" t="0"/>
-            <wp:docPr id="44" name="image22.png"/>
+            <wp:docPr id="44" name="image28.png"/>
             <a:graphic>
               <a:graphicData uri="http://schemas.openxmlformats.org/drawingml/2006/picture">
                 <pic:pic>
                   <pic:nvPicPr>
-                    <pic:cNvPr id="0" name="image22.png"/>
+                    <pic:cNvPr id="0" name="image28.png"/>
                     <pic:cNvPicPr preferRelativeResize="0"/>
                   </pic:nvPicPr>
                   <pic:blipFill>
@@ -4096,12 +4096,12 @@
           <wp:inline distB="114300" distT="114300" distL="114300" distR="114300">
             <wp:extent cx="3097050" cy="2438622"/>
             <wp:effectExtent b="0" l="0" r="0" t="0"/>
-            <wp:docPr id="24" name="image12.png"/>
+            <wp:docPr id="24" name="image14.png"/>
             <a:graphic>
               <a:graphicData uri="http://schemas.openxmlformats.org/drawingml/2006/picture">
                 <pic:pic>
                   <pic:nvPicPr>
-                    <pic:cNvPr id="0" name="image12.png"/>
+                    <pic:cNvPr id="0" name="image14.png"/>
                     <pic:cNvPicPr preferRelativeResize="0"/>
                   </pic:nvPicPr>
                   <pic:blipFill>
@@ -4185,12 +4185,12 @@
           <wp:inline distB="114300" distT="114300" distL="114300" distR="114300">
             <wp:extent cx="2210836" cy="2624138"/>
             <wp:effectExtent b="0" l="0" r="0" t="0"/>
-            <wp:docPr id="70" name="image53.png"/>
+            <wp:docPr id="70" name="image60.png"/>
             <a:graphic>
               <a:graphicData uri="http://schemas.openxmlformats.org/drawingml/2006/picture">
                 <pic:pic>
                   <pic:nvPicPr>
-                    <pic:cNvPr id="0" name="image53.png"/>
+                    <pic:cNvPr id="0" name="image60.png"/>
                     <pic:cNvPicPr preferRelativeResize="0"/>
                   </pic:nvPicPr>
                   <pic:blipFill>
@@ -4336,12 +4336,12 @@
           <wp:inline distB="114300" distT="114300" distL="114300" distR="114300">
             <wp:extent cx="3329191" cy="4365137"/>
             <wp:effectExtent b="0" l="0" r="0" t="0"/>
-            <wp:docPr id="38" name="image18.png"/>
+            <wp:docPr id="38" name="image17.png"/>
             <a:graphic>
               <a:graphicData uri="http://schemas.openxmlformats.org/drawingml/2006/picture">
                 <pic:pic>
                   <pic:nvPicPr>
-                    <pic:cNvPr id="0" name="image18.png"/>
+                    <pic:cNvPr id="0" name="image17.png"/>
                     <pic:cNvPicPr preferRelativeResize="0"/>
                   </pic:nvPicPr>
                   <pic:blipFill>
@@ -4396,12 +4396,12 @@
           <wp:inline distB="114300" distT="114300" distL="114300" distR="114300">
             <wp:extent cx="4943475" cy="714375"/>
             <wp:effectExtent b="0" l="0" r="0" t="0"/>
-            <wp:docPr id="65" name="image54.png"/>
+            <wp:docPr id="65" name="image49.png"/>
             <a:graphic>
               <a:graphicData uri="http://schemas.openxmlformats.org/drawingml/2006/picture">
                 <pic:pic>
                   <pic:nvPicPr>
-                    <pic:cNvPr id="0" name="image54.png"/>
+                    <pic:cNvPr id="0" name="image49.png"/>
                     <pic:cNvPicPr preferRelativeResize="0"/>
                   </pic:nvPicPr>
                   <pic:blipFill>
@@ -4518,12 +4518,12 @@
           <wp:inline distB="114300" distT="114300" distL="114300" distR="114300">
             <wp:extent cx="3814167" cy="2128838"/>
             <wp:effectExtent b="0" l="0" r="0" t="0"/>
-            <wp:docPr id="29" name="image16.png"/>
+            <wp:docPr id="29" name="image13.png"/>
             <a:graphic>
               <a:graphicData uri="http://schemas.openxmlformats.org/drawingml/2006/picture">
                 <pic:pic>
                   <pic:nvPicPr>
-                    <pic:cNvPr id="0" name="image16.png"/>
+                    <pic:cNvPr id="0" name="image13.png"/>
                     <pic:cNvPicPr preferRelativeResize="0"/>
                   </pic:nvPicPr>
                   <pic:blipFill>
@@ -4608,12 +4608,12 @@
           <wp:inline distB="114300" distT="114300" distL="114300" distR="114300">
             <wp:extent cx="3209925" cy="2924175"/>
             <wp:effectExtent b="0" l="0" r="0" t="0"/>
-            <wp:docPr id="54" name="image31.png"/>
+            <wp:docPr id="54" name="image33.png"/>
             <a:graphic>
               <a:graphicData uri="http://schemas.openxmlformats.org/drawingml/2006/picture">
                 <pic:pic>
                   <pic:nvPicPr>
-                    <pic:cNvPr id="0" name="image31.png"/>
+                    <pic:cNvPr id="0" name="image33.png"/>
                     <pic:cNvPicPr preferRelativeResize="0"/>
                   </pic:nvPicPr>
                   <pic:blipFill>
@@ -4762,12 +4762,12 @@
               <wp:inline distB="114300" distT="114300" distL="114300" distR="114300">
                 <wp:extent cx="5399730" cy="1574800"/>
                 <wp:effectExtent b="0" l="0" r="0" t="0"/>
-                <wp:docPr id="7" name="image65.png"/>
+                <wp:docPr id="7" name="image54.png"/>
                 <a:graphic>
                   <a:graphicData uri="http://schemas.openxmlformats.org/drawingml/2006/picture">
                     <pic:pic>
                       <pic:nvPicPr>
-                        <pic:cNvPr id="0" name="image65.png"/>
+                        <pic:cNvPr id="0" name="image54.png"/>
                         <pic:cNvPicPr preferRelativeResize="0"/>
                       </pic:nvPicPr>
                       <pic:blipFill>
@@ -4825,12 +4825,12 @@
           <wp:inline distB="114300" distT="114300" distL="114300" distR="114300">
             <wp:extent cx="3100388" cy="642910"/>
             <wp:effectExtent b="0" l="0" r="0" t="0"/>
-            <wp:docPr id="56" name="image38.png"/>
+            <wp:docPr id="56" name="image37.png"/>
             <a:graphic>
               <a:graphicData uri="http://schemas.openxmlformats.org/drawingml/2006/picture">
                 <pic:pic>
                   <pic:nvPicPr>
-                    <pic:cNvPr id="0" name="image38.png"/>
+                    <pic:cNvPr id="0" name="image37.png"/>
                     <pic:cNvPicPr preferRelativeResize="0"/>
                   </pic:nvPicPr>
                   <pic:blipFill>
@@ -4910,12 +4910,12 @@
           <wp:inline distB="114300" distT="114300" distL="114300" distR="114300">
             <wp:extent cx="3271838" cy="2385941"/>
             <wp:effectExtent b="0" l="0" r="0" t="0"/>
-            <wp:docPr id="60" name="image48.png"/>
+            <wp:docPr id="60" name="image44.png"/>
             <a:graphic>
               <a:graphicData uri="http://schemas.openxmlformats.org/drawingml/2006/picture">
                 <pic:pic>
                   <pic:nvPicPr>
-                    <pic:cNvPr id="0" name="image48.png"/>
+                    <pic:cNvPr id="0" name="image44.png"/>
                     <pic:cNvPicPr preferRelativeResize="0"/>
                   </pic:nvPicPr>
                   <pic:blipFill>
@@ -4971,12 +4971,12 @@
           <wp:inline distB="114300" distT="114300" distL="114300" distR="114300">
             <wp:extent cx="2805113" cy="1812606"/>
             <wp:effectExtent b="0" l="0" r="0" t="0"/>
-            <wp:docPr id="74" name="image63.png"/>
+            <wp:docPr id="74" name="image64.png"/>
             <a:graphic>
               <a:graphicData uri="http://schemas.openxmlformats.org/drawingml/2006/picture">
                 <pic:pic>
                   <pic:nvPicPr>
-                    <pic:cNvPr id="0" name="image63.png"/>
+                    <pic:cNvPr id="0" name="image64.png"/>
                     <pic:cNvPicPr preferRelativeResize="0"/>
                   </pic:nvPicPr>
                   <pic:blipFill>
@@ -5032,12 +5032,12 @@
           <wp:inline distB="114300" distT="114300" distL="114300" distR="114300">
             <wp:extent cx="3123078" cy="1514849"/>
             <wp:effectExtent b="0" l="0" r="0" t="0"/>
-            <wp:docPr id="50" name="image29.png"/>
+            <wp:docPr id="50" name="image31.png"/>
             <a:graphic>
               <a:graphicData uri="http://schemas.openxmlformats.org/drawingml/2006/picture">
                 <pic:pic>
                   <pic:nvPicPr>
-                    <pic:cNvPr id="0" name="image29.png"/>
+                    <pic:cNvPr id="0" name="image31.png"/>
                     <pic:cNvPicPr preferRelativeResize="0"/>
                   </pic:nvPicPr>
                   <pic:blipFill>
@@ -5118,12 +5118,12 @@
           <wp:inline distB="114300" distT="114300" distL="114300" distR="114300">
             <wp:extent cx="5399730" cy="1587500"/>
             <wp:effectExtent b="0" l="0" r="0" t="0"/>
-            <wp:docPr id="66" name="image52.png"/>
+            <wp:docPr id="66" name="image53.png"/>
             <a:graphic>
               <a:graphicData uri="http://schemas.openxmlformats.org/drawingml/2006/picture">
                 <pic:pic>
                   <pic:nvPicPr>
-                    <pic:cNvPr id="0" name="image52.png"/>
+                    <pic:cNvPr id="0" name="image53.png"/>
                     <pic:cNvPicPr preferRelativeResize="0"/>
                   </pic:nvPicPr>
                   <pic:blipFill>
@@ -5192,12 +5192,12 @@
           <wp:inline distB="114300" distT="114300" distL="114300" distR="114300">
             <wp:extent cx="1749359" cy="2376488"/>
             <wp:effectExtent b="0" l="0" r="0" t="0"/>
-            <wp:docPr id="20" name="image10.png"/>
+            <wp:docPr id="20" name="image2.png"/>
             <a:graphic>
               <a:graphicData uri="http://schemas.openxmlformats.org/drawingml/2006/picture">
                 <pic:pic>
                   <pic:nvPicPr>
-                    <pic:cNvPr id="0" name="image10.png"/>
+                    <pic:cNvPr id="0" name="image2.png"/>
                     <pic:cNvPicPr preferRelativeResize="0"/>
                   </pic:nvPicPr>
                   <pic:blipFill>
@@ -5253,12 +5253,12 @@
           <wp:inline distB="114300" distT="114300" distL="114300" distR="114300">
             <wp:extent cx="3471863" cy="2035826"/>
             <wp:effectExtent b="0" l="0" r="0" t="0"/>
-            <wp:docPr id="30" name="image14.png"/>
+            <wp:docPr id="30" name="image16.png"/>
             <a:graphic>
               <a:graphicData uri="http://schemas.openxmlformats.org/drawingml/2006/picture">
                 <pic:pic>
                   <pic:nvPicPr>
-                    <pic:cNvPr id="0" name="image14.png"/>
+                    <pic:cNvPr id="0" name="image16.png"/>
                     <pic:cNvPicPr preferRelativeResize="0"/>
                   </pic:nvPicPr>
                   <pic:blipFill>
@@ -5378,12 +5378,12 @@
           <wp:inline distB="114300" distT="114300" distL="114300" distR="114300">
             <wp:extent cx="5399730" cy="190500"/>
             <wp:effectExtent b="0" l="0" r="0" t="0"/>
-            <wp:docPr id="37" name="image11.png"/>
+            <wp:docPr id="37" name="image26.png"/>
             <a:graphic>
               <a:graphicData uri="http://schemas.openxmlformats.org/drawingml/2006/picture">
                 <pic:pic>
                   <pic:nvPicPr>
-                    <pic:cNvPr id="0" name="image11.png"/>
+                    <pic:cNvPr id="0" name="image26.png"/>
                     <pic:cNvPicPr preferRelativeResize="0"/>
                   </pic:nvPicPr>
                   <pic:blipFill>
@@ -5439,12 +5439,12 @@
           <wp:inline distB="114300" distT="114300" distL="114300" distR="114300">
             <wp:extent cx="4376738" cy="1693986"/>
             <wp:effectExtent b="0" l="0" r="0" t="0"/>
-            <wp:docPr id="64" name="image49.png"/>
+            <wp:docPr id="64" name="image52.png"/>
             <a:graphic>
               <a:graphicData uri="http://schemas.openxmlformats.org/drawingml/2006/picture">
                 <pic:pic>
                   <pic:nvPicPr>
-                    <pic:cNvPr id="0" name="image49.png"/>
+                    <pic:cNvPr id="0" name="image52.png"/>
                     <pic:cNvPicPr preferRelativeResize="0"/>
                   </pic:nvPicPr>
                   <pic:blipFill>
@@ -5786,12 +5786,12 @@
               <wp:inline distB="114300" distT="114300" distL="114300" distR="114300">
                 <wp:extent cx="5399730" cy="1727200"/>
                 <wp:effectExtent b="0" l="0" r="0" t="0"/>
-                <wp:docPr id="5" name="image47.png"/>
+                <wp:docPr id="5" name="image50.png"/>
                 <a:graphic>
                   <a:graphicData uri="http://schemas.openxmlformats.org/drawingml/2006/picture">
                     <pic:pic>
                       <pic:nvPicPr>
-                        <pic:cNvPr id="0" name="image47.png"/>
+                        <pic:cNvPr id="0" name="image50.png"/>
                         <pic:cNvPicPr preferRelativeResize="0"/>
                       </pic:nvPicPr>
                       <pic:blipFill>
@@ -5861,12 +5861,12 @@
           <wp:inline distB="114300" distT="114300" distL="114300" distR="114300">
             <wp:extent cx="5399730" cy="317500"/>
             <wp:effectExtent b="0" l="0" r="0" t="0"/>
-            <wp:docPr id="32" name="image5.png"/>
+            <wp:docPr id="32" name="image11.png"/>
             <a:graphic>
               <a:graphicData uri="http://schemas.openxmlformats.org/drawingml/2006/picture">
                 <pic:pic>
                   <pic:nvPicPr>
-                    <pic:cNvPr id="0" name="image5.png"/>
+                    <pic:cNvPr id="0" name="image11.png"/>
                     <pic:cNvPicPr preferRelativeResize="0"/>
                   </pic:nvPicPr>
                   <pic:blipFill>
@@ -6094,12 +6094,12 @@
               <wp:inline distB="114300" distT="114300" distL="114300" distR="114300">
                 <wp:extent cx="5399730" cy="1727200"/>
                 <wp:effectExtent b="0" l="0" r="0" t="0"/>
-                <wp:docPr id="9" name="image67.png"/>
+                <wp:docPr id="9" name="image56.png"/>
                 <a:graphic>
                   <a:graphicData uri="http://schemas.openxmlformats.org/drawingml/2006/picture">
                     <pic:pic>
                       <pic:nvPicPr>
-                        <pic:cNvPr id="0" name="image67.png"/>
+                        <pic:cNvPr id="0" name="image56.png"/>
                         <pic:cNvPicPr preferRelativeResize="0"/>
                       </pic:nvPicPr>
                       <pic:blipFill>
@@ -6156,12 +6156,12 @@
           <wp:inline distB="114300" distT="114300" distL="114300" distR="114300">
             <wp:extent cx="5399730" cy="368300"/>
             <wp:effectExtent b="0" l="0" r="0" t="0"/>
-            <wp:docPr id="51" name="image40.png"/>
+            <wp:docPr id="51" name="image35.png"/>
             <a:graphic>
               <a:graphicData uri="http://schemas.openxmlformats.org/drawingml/2006/picture">
                 <pic:pic>
                   <pic:nvPicPr>
-                    <pic:cNvPr id="0" name="image40.png"/>
+                    <pic:cNvPr id="0" name="image35.png"/>
                     <pic:cNvPicPr preferRelativeResize="0"/>
                   </pic:nvPicPr>
                   <pic:blipFill>
@@ -6232,12 +6232,12 @@
           <wp:inline distB="114300" distT="114300" distL="114300" distR="114300">
             <wp:extent cx="5399730" cy="2387600"/>
             <wp:effectExtent b="0" l="0" r="0" t="0"/>
-            <wp:docPr id="57" name="image42.png"/>
+            <wp:docPr id="57" name="image43.png"/>
             <a:graphic>
               <a:graphicData uri="http://schemas.openxmlformats.org/drawingml/2006/picture">
                 <pic:pic>
                   <pic:nvPicPr>
-                    <pic:cNvPr id="0" name="image42.png"/>
+                    <pic:cNvPr id="0" name="image43.png"/>
                     <pic:cNvPicPr preferRelativeResize="0"/>
                   </pic:nvPicPr>
                   <pic:blipFill>
@@ -6347,12 +6347,12 @@
           <wp:inline distB="114300" distT="114300" distL="114300" distR="114300">
             <wp:extent cx="5399730" cy="2743200"/>
             <wp:effectExtent b="0" l="0" r="0" t="0"/>
-            <wp:docPr id="71" name="image58.png"/>
+            <wp:docPr id="71" name="image71.png"/>
             <a:graphic>
               <a:graphicData uri="http://schemas.openxmlformats.org/drawingml/2006/picture">
                 <pic:pic>
                   <pic:nvPicPr>
-                    <pic:cNvPr id="0" name="image58.png"/>
+                    <pic:cNvPr id="0" name="image71.png"/>
                     <pic:cNvPicPr preferRelativeResize="0"/>
                   </pic:nvPicPr>
                   <pic:blipFill>
@@ -6407,12 +6407,12 @@
           <wp:inline distB="114300" distT="114300" distL="114300" distR="114300">
             <wp:extent cx="5399730" cy="469900"/>
             <wp:effectExtent b="0" l="0" r="0" t="0"/>
-            <wp:docPr id="25" name="image1.png"/>
+            <wp:docPr id="25" name="image10.png"/>
             <a:graphic>
               <a:graphicData uri="http://schemas.openxmlformats.org/drawingml/2006/picture">
                 <pic:pic>
                   <pic:nvPicPr>
-                    <pic:cNvPr id="0" name="image1.png"/>
+                    <pic:cNvPr id="0" name="image10.png"/>
                     <pic:cNvPicPr preferRelativeResize="0"/>
                   </pic:nvPicPr>
                   <pic:blipFill>
@@ -6467,12 +6467,12 @@
           <wp:inline distB="114300" distT="114300" distL="114300" distR="114300">
             <wp:extent cx="5399730" cy="431800"/>
             <wp:effectExtent b="0" l="0" r="0" t="0"/>
-            <wp:docPr id="69" name="image55.png"/>
+            <wp:docPr id="69" name="image62.png"/>
             <a:graphic>
               <a:graphicData uri="http://schemas.openxmlformats.org/drawingml/2006/picture">
                 <pic:pic>
                   <pic:nvPicPr>
-                    <pic:cNvPr id="0" name="image55.png"/>
+                    <pic:cNvPr id="0" name="image62.png"/>
                     <pic:cNvPicPr preferRelativeResize="0"/>
                   </pic:nvPicPr>
                   <pic:blipFill>
@@ -6527,12 +6527,12 @@
           <wp:inline distB="114300" distT="114300" distL="114300" distR="114300">
             <wp:extent cx="5399730" cy="279400"/>
             <wp:effectExtent b="0" l="0" r="0" t="0"/>
-            <wp:docPr id="36" name="image17.png"/>
+            <wp:docPr id="36" name="image19.png"/>
             <a:graphic>
               <a:graphicData uri="http://schemas.openxmlformats.org/drawingml/2006/picture">
                 <pic:pic>
                   <pic:nvPicPr>
-                    <pic:cNvPr id="0" name="image17.png"/>
+                    <pic:cNvPr id="0" name="image19.png"/>
                     <pic:cNvPicPr preferRelativeResize="0"/>
                   </pic:nvPicPr>
                   <pic:blipFill>
@@ -6719,12 +6719,12 @@
           <wp:inline distB="114300" distT="114300" distL="114300" distR="114300">
             <wp:extent cx="5399730" cy="1625600"/>
             <wp:effectExtent b="0" l="0" r="0" t="0"/>
-            <wp:docPr id="59" name="image37.png"/>
+            <wp:docPr id="59" name="image38.png"/>
             <a:graphic>
               <a:graphicData uri="http://schemas.openxmlformats.org/drawingml/2006/picture">
                 <pic:pic>
                   <pic:nvPicPr>
-                    <pic:cNvPr id="0" name="image37.png"/>
+                    <pic:cNvPr id="0" name="image38.png"/>
                     <pic:cNvPicPr preferRelativeResize="0"/>
                   </pic:nvPicPr>
                   <pic:blipFill>
@@ -6872,12 +6872,12 @@
               <wp:inline distB="114300" distT="114300" distL="114300" distR="114300">
                 <wp:extent cx="5399730" cy="520700"/>
                 <wp:effectExtent b="0" l="0" r="0" t="0"/>
-                <wp:docPr id="12" name="image70.png"/>
+                <wp:docPr id="12" name="image67.png"/>
                 <a:graphic>
                   <a:graphicData uri="http://schemas.openxmlformats.org/drawingml/2006/picture">
                     <pic:pic>
                       <pic:nvPicPr>
-                        <pic:cNvPr id="0" name="image70.png"/>
+                        <pic:cNvPr id="0" name="image67.png"/>
                         <pic:cNvPicPr preferRelativeResize="0"/>
                       </pic:nvPicPr>
                       <pic:blipFill>
@@ -6934,12 +6934,12 @@
           <wp:inline distB="114300" distT="114300" distL="114300" distR="114300">
             <wp:extent cx="5399730" cy="635000"/>
             <wp:effectExtent b="0" l="0" r="0" t="0"/>
-            <wp:docPr id="42" name="image28.png"/>
+            <wp:docPr id="42" name="image21.png"/>
             <a:graphic>
               <a:graphicData uri="http://schemas.openxmlformats.org/drawingml/2006/picture">
                 <pic:pic>
                   <pic:nvPicPr>
-                    <pic:cNvPr id="0" name="image28.png"/>
+                    <pic:cNvPr id="0" name="image21.png"/>
                     <pic:cNvPicPr preferRelativeResize="0"/>
                   </pic:nvPicPr>
                   <pic:blipFill>
@@ -7009,12 +7009,12 @@
           <wp:inline distB="114300" distT="114300" distL="114300" distR="114300">
             <wp:extent cx="5399730" cy="4432300"/>
             <wp:effectExtent b="0" l="0" r="0" t="0"/>
-            <wp:docPr id="21" name="image3.png"/>
+            <wp:docPr id="21" name="image1.png"/>
             <a:graphic>
               <a:graphicData uri="http://schemas.openxmlformats.org/drawingml/2006/picture">
                 <pic:pic>
                   <pic:nvPicPr>
-                    <pic:cNvPr id="0" name="image3.png"/>
+                    <pic:cNvPr id="0" name="image1.png"/>
                     <pic:cNvPicPr preferRelativeResize="0"/>
                   </pic:nvPicPr>
                   <pic:blipFill>
@@ -7085,12 +7085,12 @@
           <wp:inline distB="114300" distT="114300" distL="114300" distR="114300">
             <wp:extent cx="5399730" cy="1231900"/>
             <wp:effectExtent b="0" l="0" r="0" t="0"/>
-            <wp:docPr id="35" name="image13.png"/>
+            <wp:docPr id="35" name="image12.png"/>
             <a:graphic>
               <a:graphicData uri="http://schemas.openxmlformats.org/drawingml/2006/picture">
                 <pic:pic>
                   <pic:nvPicPr>
-                    <pic:cNvPr id="0" name="image13.png"/>
+                    <pic:cNvPr id="0" name="image12.png"/>
                     <pic:cNvPicPr preferRelativeResize="0"/>
                   </pic:nvPicPr>
                   <pic:blipFill>
@@ -7145,12 +7145,12 @@
           <wp:inline distB="114300" distT="114300" distL="114300" distR="114300">
             <wp:extent cx="3190875" cy="1133475"/>
             <wp:effectExtent b="0" l="0" r="0" t="0"/>
-            <wp:docPr id="58" name="image44.png"/>
+            <wp:docPr id="58" name="image46.png"/>
             <a:graphic>
               <a:graphicData uri="http://schemas.openxmlformats.org/drawingml/2006/picture">
                 <pic:pic>
                   <pic:nvPicPr>
-                    <pic:cNvPr id="0" name="image44.png"/>
+                    <pic:cNvPr id="0" name="image46.png"/>
                     <pic:cNvPicPr preferRelativeResize="0"/>
                   </pic:nvPicPr>
                   <pic:blipFill>
@@ -7308,12 +7308,12 @@
               <wp:inline distB="114300" distT="114300" distL="114300" distR="114300">
                 <wp:extent cx="4276725" cy="3810000"/>
                 <wp:effectExtent b="0" l="0" r="0" t="0"/>
-                <wp:docPr id="13" name="image71.png"/>
+                <wp:docPr id="13" name="image72.png"/>
                 <a:graphic>
                   <a:graphicData uri="http://schemas.openxmlformats.org/drawingml/2006/picture">
                     <pic:pic>
                       <pic:nvPicPr>
-                        <pic:cNvPr id="0" name="image71.png"/>
+                        <pic:cNvPr id="0" name="image72.png"/>
                         <pic:cNvPicPr preferRelativeResize="0"/>
                       </pic:nvPicPr>
                       <pic:blipFill>
@@ -7370,12 +7370,12 @@
           <wp:inline distB="114300" distT="114300" distL="114300" distR="114300">
             <wp:extent cx="5399730" cy="1524000"/>
             <wp:effectExtent b="0" l="0" r="0" t="0"/>
-            <wp:docPr id="53" name="image35.png"/>
+            <wp:docPr id="53" name="image36.png"/>
             <a:graphic>
               <a:graphicData uri="http://schemas.openxmlformats.org/drawingml/2006/picture">
                 <pic:pic>
                   <pic:nvPicPr>
-                    <pic:cNvPr id="0" name="image35.png"/>
+                    <pic:cNvPr id="0" name="image36.png"/>
                     <pic:cNvPicPr preferRelativeResize="0"/>
                   </pic:nvPicPr>
                   <pic:blipFill>
@@ -7431,12 +7431,12 @@
           <wp:inline distB="114300" distT="114300" distL="114300" distR="114300">
             <wp:extent cx="4852988" cy="1700964"/>
             <wp:effectExtent b="0" l="0" r="0" t="0"/>
-            <wp:docPr id="28" name="image15.png"/>
+            <wp:docPr id="28" name="image5.png"/>
             <a:graphic>
               <a:graphicData uri="http://schemas.openxmlformats.org/drawingml/2006/picture">
                 <pic:pic>
                   <pic:nvPicPr>
-                    <pic:cNvPr id="0" name="image15.png"/>
+                    <pic:cNvPr id="0" name="image5.png"/>
                     <pic:cNvPicPr preferRelativeResize="0"/>
                   </pic:nvPicPr>
                   <pic:blipFill>
@@ -7523,12 +7523,12 @@
           <wp:inline distB="114300" distT="114300" distL="114300" distR="114300">
             <wp:extent cx="4191000" cy="2447925"/>
             <wp:effectExtent b="0" l="0" r="0" t="0"/>
-            <wp:docPr id="33" name="image7.png"/>
+            <wp:docPr id="33" name="image9.png"/>
             <a:graphic>
               <a:graphicData uri="http://schemas.openxmlformats.org/drawingml/2006/picture">
                 <pic:pic>
                   <pic:nvPicPr>
-                    <pic:cNvPr id="0" name="image7.png"/>
+                    <pic:cNvPr id="0" name="image9.png"/>
                     <pic:cNvPicPr preferRelativeResize="0"/>
                   </pic:nvPicPr>
                   <pic:blipFill>
@@ -7571,12 +7571,12 @@
           <wp:inline distB="114300" distT="114300" distL="114300" distR="114300">
             <wp:extent cx="3643313" cy="3942949"/>
             <wp:effectExtent b="0" l="0" r="0" t="0"/>
-            <wp:docPr id="62" name="image43.png"/>
+            <wp:docPr id="62" name="image47.png"/>
             <a:graphic>
               <a:graphicData uri="http://schemas.openxmlformats.org/drawingml/2006/picture">
                 <pic:pic>
                   <pic:nvPicPr>
-                    <pic:cNvPr id="0" name="image43.png"/>
+                    <pic:cNvPr id="0" name="image47.png"/>
                     <pic:cNvPicPr preferRelativeResize="0"/>
                   </pic:nvPicPr>
                   <pic:blipFill>
@@ -7741,12 +7741,12 @@
           <wp:inline distB="114300" distT="114300" distL="114300" distR="114300">
             <wp:extent cx="4381500" cy="4581525"/>
             <wp:effectExtent b="0" l="0" r="0" t="0"/>
-            <wp:docPr id="52" name="image30.png"/>
+            <wp:docPr id="52" name="image32.png"/>
             <a:graphic>
               <a:graphicData uri="http://schemas.openxmlformats.org/drawingml/2006/picture">
                 <pic:pic>
                   <pic:nvPicPr>
-                    <pic:cNvPr id="0" name="image30.png"/>
+                    <pic:cNvPr id="0" name="image32.png"/>
                     <pic:cNvPicPr preferRelativeResize="0"/>
                   </pic:nvPicPr>
                   <pic:blipFill>
@@ -8032,12 +8032,12 @@
           <wp:inline distB="114300" distT="114300" distL="114300" distR="114300">
             <wp:extent cx="5399730" cy="1625600"/>
             <wp:effectExtent b="0" l="0" r="0" t="0"/>
-            <wp:docPr id="34" name="image19.png"/>
+            <wp:docPr id="34" name="image15.png"/>
             <a:graphic>
               <a:graphicData uri="http://schemas.openxmlformats.org/drawingml/2006/picture">
                 <pic:pic>
                   <pic:nvPicPr>
-                    <pic:cNvPr id="0" name="image19.png"/>
+                    <pic:cNvPr id="0" name="image15.png"/>
                     <pic:cNvPicPr preferRelativeResize="0"/>
                   </pic:nvPicPr>
                   <pic:blipFill>
@@ -8092,12 +8092,12 @@
           <wp:inline distB="114300" distT="114300" distL="114300" distR="114300">
             <wp:extent cx="5399730" cy="1574800"/>
             <wp:effectExtent b="0" l="0" r="0" t="0"/>
-            <wp:docPr id="68" name="image51.png"/>
+            <wp:docPr id="68" name="image59.png"/>
             <a:graphic>
               <a:graphicData uri="http://schemas.openxmlformats.org/drawingml/2006/picture">
                 <pic:pic>
                   <pic:nvPicPr>
-                    <pic:cNvPr id="0" name="image51.png"/>
+                    <pic:cNvPr id="0" name="image59.png"/>
                     <pic:cNvPicPr preferRelativeResize="0"/>
                   </pic:nvPicPr>
                   <pic:blipFill>
@@ -8139,12 +8139,12 @@
           <wp:inline distB="114300" distT="114300" distL="114300" distR="114300">
             <wp:extent cx="5399730" cy="469900"/>
             <wp:effectExtent b="0" l="0" r="0" t="0"/>
-            <wp:docPr id="49" name="image36.png"/>
+            <wp:docPr id="49" name="image29.png"/>
             <a:graphic>
               <a:graphicData uri="http://schemas.openxmlformats.org/drawingml/2006/picture">
                 <pic:pic>
                   <pic:nvPicPr>
-                    <pic:cNvPr id="0" name="image36.png"/>
+                    <pic:cNvPr id="0" name="image29.png"/>
                     <pic:cNvPicPr preferRelativeResize="0"/>
                   </pic:nvPicPr>
                   <pic:blipFill>
@@ -8199,12 +8199,12 @@
           <wp:inline distB="114300" distT="114300" distL="114300" distR="114300">
             <wp:extent cx="5399730" cy="698500"/>
             <wp:effectExtent b="0" l="0" r="0" t="0"/>
-            <wp:docPr id="31" name="image2.png"/>
+            <wp:docPr id="31" name="image4.png"/>
             <a:graphic>
               <a:graphicData uri="http://schemas.openxmlformats.org/drawingml/2006/picture">
                 <pic:pic>
                   <pic:nvPicPr>
-                    <pic:cNvPr id="0" name="image2.png"/>
+                    <pic:cNvPr id="0" name="image4.png"/>
                     <pic:cNvPicPr preferRelativeResize="0"/>
                   </pic:nvPicPr>
                   <pic:blipFill>
@@ -8477,12 +8477,12 @@
               <wp:extent cx="103505" cy="811530"/>
               <wp:effectExtent b="0" l="0" r="0" t="0"/>
               <wp:wrapNone/>
-              <wp:docPr id="14" name="image72.png"/>
+              <wp:docPr id="14" name="image74.png"/>
               <a:graphic>
                 <a:graphicData uri="http://schemas.openxmlformats.org/drawingml/2006/picture">
                   <pic:pic>
                     <pic:nvPicPr>
-                      <pic:cNvPr id="0" name="image72.png"/>
+                      <pic:cNvPr id="0" name="image74.png"/>
                       <pic:cNvPicPr preferRelativeResize="0"/>
                     </pic:nvPicPr>
                     <pic:blipFill>
@@ -8668,12 +8668,12 @@
               <wp:extent cx="7549515" cy="815340"/>
               <wp:effectExtent b="0" l="0" r="0" t="0"/>
               <wp:wrapNone/>
-              <wp:docPr id="19" name="image79.png"/>
+              <wp:docPr id="19" name="image80.png"/>
               <a:graphic>
                 <a:graphicData uri="http://schemas.openxmlformats.org/drawingml/2006/picture">
                   <pic:pic>
                     <pic:nvPicPr>
-                      <pic:cNvPr id="0" name="image79.png"/>
+                      <pic:cNvPr id="0" name="image80.png"/>
                       <pic:cNvPicPr preferRelativeResize="0"/>
                     </pic:nvPicPr>
                     <pic:blipFill>
@@ -8882,12 +8882,12 @@
               <wp:extent cx="103505" cy="811530"/>
               <wp:effectExtent b="0" l="0" r="0" t="0"/>
               <wp:wrapNone/>
-              <wp:docPr id="10" name="image68.png"/>
+              <wp:docPr id="10" name="image58.png"/>
               <a:graphic>
                 <a:graphicData uri="http://schemas.openxmlformats.org/drawingml/2006/picture">
                   <pic:pic>
                     <pic:nvPicPr>
-                      <pic:cNvPr id="0" name="image68.png"/>
+                      <pic:cNvPr id="0" name="image58.png"/>
                       <pic:cNvPicPr preferRelativeResize="0"/>
                     </pic:nvPicPr>
                     <pic:blipFill>
@@ -8980,12 +8980,12 @@
           <wp:extent cx="669290" cy="669290"/>
           <wp:effectExtent b="0" l="0" r="0" t="0"/>
           <wp:wrapSquare wrapText="bothSides" distB="0" distT="0" distL="114300" distR="114300"/>
-          <wp:docPr descr="psi-negro.png" id="47" name="image21.png"/>
+          <wp:docPr descr="psi-negro.png" id="47" name="image22.png"/>
           <a:graphic>
             <a:graphicData uri="http://schemas.openxmlformats.org/drawingml/2006/picture">
               <pic:pic>
                 <pic:nvPicPr>
-                  <pic:cNvPr descr="psi-negro.png" id="0" name="image21.png"/>
+                  <pic:cNvPr descr="psi-negro.png" id="0" name="image22.png"/>
                   <pic:cNvPicPr preferRelativeResize="0"/>
                 </pic:nvPicPr>
                 <pic:blipFill>
@@ -9025,12 +9025,12 @@
           <wp:extent cx="425450" cy="666750"/>
           <wp:effectExtent b="0" l="0" r="0" t="0"/>
           <wp:wrapSquare wrapText="bothSides" distB="0" distT="0" distL="114300" distR="114300"/>
-          <wp:docPr descr="UNPA.JPG" id="46" name="image20.jpg"/>
+          <wp:docPr descr="UNPA.JPG" id="46" name="image23.jpg"/>
           <a:graphic>
             <a:graphicData uri="http://schemas.openxmlformats.org/drawingml/2006/picture">
               <pic:pic>
                 <pic:nvPicPr>
-                  <pic:cNvPr descr="UNPA.JPG" id="0" name="image20.jpg"/>
+                  <pic:cNvPr descr="UNPA.JPG" id="0" name="image23.jpg"/>
                   <pic:cNvPicPr preferRelativeResize="0"/>
                 </pic:nvPicPr>
                 <pic:blipFill>
@@ -9133,12 +9133,12 @@
               <wp:extent cx="103505" cy="811530"/>
               <wp:effectExtent b="0" l="0" r="0" t="0"/>
               <wp:wrapNone/>
-              <wp:docPr id="8" name="image66.png"/>
+              <wp:docPr id="8" name="image55.png"/>
               <a:graphic>
                 <a:graphicData uri="http://schemas.openxmlformats.org/drawingml/2006/picture">
                   <pic:pic>
                     <pic:nvPicPr>
-                      <pic:cNvPr id="0" name="image66.png"/>
+                      <pic:cNvPr id="0" name="image55.png"/>
                       <pic:cNvPicPr preferRelativeResize="0"/>
                     </pic:nvPicPr>
                     <pic:blipFill>
@@ -9243,12 +9243,12 @@
               <wp:extent cx="103505" cy="812165"/>
               <wp:effectExtent b="0" l="0" r="0" t="0"/>
               <wp:wrapNone/>
-              <wp:docPr id="17" name="image76.png"/>
+              <wp:docPr id="17" name="image77.png"/>
               <a:graphic>
                 <a:graphicData uri="http://schemas.openxmlformats.org/drawingml/2006/picture">
                   <pic:pic>
                     <pic:nvPicPr>
-                      <pic:cNvPr id="0" name="image76.png"/>
+                      <pic:cNvPr id="0" name="image77.png"/>
                       <pic:cNvPicPr preferRelativeResize="0"/>
                     </pic:nvPicPr>
                     <pic:blipFill>
@@ -9510,12 +9510,12 @@
               <wp:extent cx="7549515" cy="815340"/>
               <wp:effectExtent b="0" l="0" r="0" t="0"/>
               <wp:wrapNone/>
-              <wp:docPr id="15" name="image73.png"/>
+              <wp:docPr id="15" name="image75.png"/>
               <a:graphic>
                 <a:graphicData uri="http://schemas.openxmlformats.org/drawingml/2006/picture">
                   <pic:pic>
                     <pic:nvPicPr>
-                      <pic:cNvPr id="0" name="image73.png"/>
+                      <pic:cNvPr id="0" name="image75.png"/>
                       <pic:cNvPicPr preferRelativeResize="0"/>
                     </pic:nvPicPr>
                     <pic:blipFill>

--- a/Etapa Elaboración - Iteración 1/Instalación, configuración y uso de Rclone - Kairos - NexTech.docx
+++ b/Etapa Elaboración - Iteración 1/Instalación, configuración y uso de Rclone - Kairos - NexTech.docx
@@ -196,12 +196,12 @@
                 <wp:extent cx="7928609" cy="870585"/>
                 <wp:effectExtent b="0" l="0" r="0" t="0"/>
                 <wp:wrapNone/>
-                <wp:docPr id="11" name="image66.png"/>
+                <wp:docPr id="11" name="image61.png"/>
                 <a:graphic>
                   <a:graphicData uri="http://schemas.openxmlformats.org/drawingml/2006/picture">
                     <pic:pic>
                       <pic:nvPicPr>
-                        <pic:cNvPr id="0" name="image66.png"/>
+                        <pic:cNvPr id="0" name="image61.png"/>
                         <pic:cNvPicPr preferRelativeResize="0"/>
                       </pic:nvPicPr>
                       <pic:blipFill>
@@ -316,12 +316,12 @@
                 <wp:extent cx="103505" cy="11221720"/>
                 <wp:effectExtent b="0" l="0" r="0" t="0"/>
                 <wp:wrapNone/>
-                <wp:docPr id="6" name="image51.png"/>
+                <wp:docPr id="6" name="image54.png"/>
                 <a:graphic>
                   <a:graphicData uri="http://schemas.openxmlformats.org/drawingml/2006/picture">
                     <pic:pic>
                       <pic:nvPicPr>
-                        <pic:cNvPr id="0" name="image51.png"/>
+                        <pic:cNvPr id="0" name="image54.png"/>
                         <pic:cNvPicPr preferRelativeResize="0"/>
                       </pic:nvPicPr>
                       <pic:blipFill>
@@ -436,12 +436,12 @@
                 <wp:extent cx="103505" cy="11221720"/>
                 <wp:effectExtent b="0" l="0" r="0" t="0"/>
                 <wp:wrapNone/>
-                <wp:docPr id="16" name="image76.png"/>
+                <wp:docPr id="16" name="image79.png"/>
                 <a:graphic>
                   <a:graphicData uri="http://schemas.openxmlformats.org/drawingml/2006/picture">
                     <pic:pic>
                       <pic:nvPicPr>
-                        <pic:cNvPr id="0" name="image76.png"/>
+                        <pic:cNvPr id="0" name="image79.png"/>
                         <pic:cNvPicPr preferRelativeResize="0"/>
                       </pic:nvPicPr>
                       <pic:blipFill>
@@ -556,12 +556,12 @@
                 <wp:extent cx="7928609" cy="870585"/>
                 <wp:effectExtent b="0" l="0" r="0" t="0"/>
                 <wp:wrapNone/>
-                <wp:docPr id="3" name="image41.png"/>
+                <wp:docPr id="3" name="image49.png"/>
                 <a:graphic>
                   <a:graphicData uri="http://schemas.openxmlformats.org/drawingml/2006/picture">
                     <pic:pic>
                       <pic:nvPicPr>
-                        <pic:cNvPr id="0" name="image41.png"/>
+                        <pic:cNvPr id="0" name="image49.png"/>
                         <pic:cNvPicPr preferRelativeResize="0"/>
                       </pic:nvPicPr>
                       <pic:blipFill>
@@ -972,12 +972,12 @@
             <wp:extent cx="1200150" cy="1200150"/>
             <wp:effectExtent b="0" l="0" r="0" t="0"/>
             <wp:wrapSquare wrapText="bothSides" distB="0" distT="0" distL="114300" distR="114300"/>
-            <wp:docPr descr="psi-negro.png" id="73" name="image63.png"/>
+            <wp:docPr descr="psi-negro.png" id="73" name="image55.png"/>
             <a:graphic>
               <a:graphicData uri="http://schemas.openxmlformats.org/drawingml/2006/picture">
                 <pic:pic>
                   <pic:nvPicPr>
-                    <pic:cNvPr descr="psi-negro.png" id="0" name="image63.png"/>
+                    <pic:cNvPr descr="psi-negro.png" id="0" name="image55.png"/>
                     <pic:cNvPicPr preferRelativeResize="0"/>
                   </pic:nvPicPr>
                   <pic:blipFill>
@@ -1027,12 +1027,12 @@
             <wp:extent cx="1304925" cy="2019300"/>
             <wp:effectExtent b="0" l="0" r="0" t="0"/>
             <wp:wrapSquare wrapText="bothSides" distB="0" distT="0" distL="114300" distR="114300"/>
-            <wp:docPr descr="UNPA.JPG" id="55" name="image34.jpg"/>
+            <wp:docPr descr="UNPA.JPG" id="55" name="image30.jpg"/>
             <a:graphic>
               <a:graphicData uri="http://schemas.openxmlformats.org/drawingml/2006/picture">
                 <pic:pic>
                   <pic:nvPicPr>
-                    <pic:cNvPr descr="UNPA.JPG" id="0" name="image34.jpg"/>
+                    <pic:cNvPr descr="UNPA.JPG" id="0" name="image30.jpg"/>
                     <pic:cNvPicPr preferRelativeResize="0"/>
                   </pic:nvPicPr>
                   <pic:blipFill>
@@ -1096,7 +1096,7 @@
     </w:p>
     <w:sdt>
       <w:sdtPr>
-        <w:id w:val="-150908615"/>
+        <w:id w:val="-1044853042"/>
         <w:docPartObj>
           <w:docPartGallery w:val="Table of Contents"/>
           <w:docPartUnique w:val="1"/>
@@ -2587,12 +2587,12 @@
               <wp:inline distB="114300" distT="114300" distL="114300" distR="114300">
                 <wp:extent cx="3914775" cy="1514475"/>
                 <wp:effectExtent b="0" l="0" r="0" t="0"/>
-                <wp:docPr id="2" name="image40.png"/>
+                <wp:docPr id="2" name="image48.png"/>
                 <a:graphic>
                   <a:graphicData uri="http://schemas.openxmlformats.org/drawingml/2006/picture">
                     <pic:pic>
                       <pic:nvPicPr>
-                        <pic:cNvPr id="0" name="image40.png"/>
+                        <pic:cNvPr id="0" name="image48.png"/>
                         <pic:cNvPicPr preferRelativeResize="0"/>
                       </pic:nvPicPr>
                       <pic:blipFill>
@@ -2759,12 +2759,12 @@
               <wp:inline distB="114300" distT="114300" distL="114300" distR="114300">
                 <wp:extent cx="5399730" cy="2654300"/>
                 <wp:effectExtent b="0" l="0" r="0" t="0"/>
-                <wp:docPr id="4" name="image42.png"/>
+                <wp:docPr id="4" name="image51.png"/>
                 <a:graphic>
                   <a:graphicData uri="http://schemas.openxmlformats.org/drawingml/2006/picture">
                     <pic:pic>
                       <pic:nvPicPr>
-                        <pic:cNvPr id="0" name="image42.png"/>
+                        <pic:cNvPr id="0" name="image51.png"/>
                         <pic:cNvPicPr preferRelativeResize="0"/>
                       </pic:nvPicPr>
                       <pic:blipFill>
@@ -3025,12 +3025,12 @@
               <wp:inline distB="114300" distT="114300" distL="114300" distR="114300">
                 <wp:extent cx="5399730" cy="1981200"/>
                 <wp:effectExtent b="0" l="0" r="0" t="0"/>
-                <wp:docPr id="1" name="image39.png"/>
+                <wp:docPr id="1" name="image45.png"/>
                 <a:graphic>
                   <a:graphicData uri="http://schemas.openxmlformats.org/drawingml/2006/picture">
                     <pic:pic>
                       <pic:nvPicPr>
-                        <pic:cNvPr id="0" name="image39.png"/>
+                        <pic:cNvPr id="0" name="image45.png"/>
                         <pic:cNvPicPr preferRelativeResize="0"/>
                       </pic:nvPicPr>
                       <pic:blipFill>
@@ -3130,12 +3130,12 @@
           <wp:inline distB="114300" distT="114300" distL="114300" distR="114300">
             <wp:extent cx="3114675" cy="676275"/>
             <wp:effectExtent b="0" l="0" r="0" t="0"/>
-            <wp:docPr id="27" name="image7.png"/>
+            <wp:docPr id="27" name="image4.png"/>
             <a:graphic>
               <a:graphicData uri="http://schemas.openxmlformats.org/drawingml/2006/picture">
                 <pic:pic>
                   <pic:nvPicPr>
-                    <pic:cNvPr id="0" name="image7.png"/>
+                    <pic:cNvPr id="0" name="image4.png"/>
                     <pic:cNvPicPr preferRelativeResize="0"/>
                   </pic:nvPicPr>
                   <pic:blipFill>
@@ -3207,12 +3207,12 @@
           <wp:inline distB="114300" distT="114300" distL="114300" distR="114300">
             <wp:extent cx="2266950" cy="676275"/>
             <wp:effectExtent b="0" l="0" r="0" t="0"/>
-            <wp:docPr id="48" name="image30.png"/>
+            <wp:docPr id="48" name="image25.png"/>
             <a:graphic>
               <a:graphicData uri="http://schemas.openxmlformats.org/drawingml/2006/picture">
                 <pic:pic>
                   <pic:nvPicPr>
-                    <pic:cNvPr id="0" name="image30.png"/>
+                    <pic:cNvPr id="0" name="image25.png"/>
                     <pic:cNvPicPr preferRelativeResize="0"/>
                   </pic:nvPicPr>
                   <pic:blipFill>
@@ -3255,12 +3255,12 @@
           <wp:inline distB="114300" distT="114300" distL="114300" distR="114300">
             <wp:extent cx="1447800" cy="361950"/>
             <wp:effectExtent b="0" l="0" r="0" t="0"/>
-            <wp:docPr id="61" name="image45.png"/>
+            <wp:docPr id="61" name="image39.png"/>
             <a:graphic>
               <a:graphicData uri="http://schemas.openxmlformats.org/drawingml/2006/picture">
                 <pic:pic>
                   <pic:nvPicPr>
-                    <pic:cNvPr id="0" name="image45.png"/>
+                    <pic:cNvPr id="0" name="image39.png"/>
                     <pic:cNvPicPr preferRelativeResize="0"/>
                   </pic:nvPicPr>
                   <pic:blipFill>
@@ -3482,12 +3482,12 @@
           <wp:inline distB="114300" distT="114300" distL="114300" distR="114300">
             <wp:extent cx="4014788" cy="3234505"/>
             <wp:effectExtent b="0" l="0" r="0" t="0"/>
-            <wp:docPr id="67" name="image57.png"/>
+            <wp:docPr id="67" name="image64.png"/>
             <a:graphic>
               <a:graphicData uri="http://schemas.openxmlformats.org/drawingml/2006/picture">
                 <pic:pic>
                   <pic:nvPicPr>
-                    <pic:cNvPr id="0" name="image57.png"/>
+                    <pic:cNvPr id="0" name="image64.png"/>
                     <pic:cNvPicPr preferRelativeResize="0"/>
                   </pic:nvPicPr>
                   <pic:blipFill>
@@ -3583,12 +3583,12 @@
           <wp:inline distB="114300" distT="114300" distL="114300" distR="114300">
             <wp:extent cx="5399730" cy="3251200"/>
             <wp:effectExtent b="0" l="0" r="0" t="0"/>
-            <wp:docPr id="26" name="image3.png"/>
+            <wp:docPr id="26" name="image18.png"/>
             <a:graphic>
               <a:graphicData uri="http://schemas.openxmlformats.org/drawingml/2006/picture">
                 <pic:pic>
                   <pic:nvPicPr>
-                    <pic:cNvPr id="0" name="image3.png"/>
+                    <pic:cNvPr id="0" name="image18.png"/>
                     <pic:cNvPicPr preferRelativeResize="0"/>
                   </pic:nvPicPr>
                   <pic:blipFill>
@@ -3673,12 +3673,12 @@
           <wp:inline distB="114300" distT="114300" distL="114300" distR="114300">
             <wp:extent cx="3967163" cy="2181280"/>
             <wp:effectExtent b="0" l="0" r="0" t="0"/>
-            <wp:docPr id="40" name="image20.png"/>
+            <wp:docPr id="40" name="image11.png"/>
             <a:graphic>
               <a:graphicData uri="http://schemas.openxmlformats.org/drawingml/2006/picture">
                 <pic:pic>
                   <pic:nvPicPr>
-                    <pic:cNvPr id="0" name="image20.png"/>
+                    <pic:cNvPr id="0" name="image11.png"/>
                     <pic:cNvPicPr preferRelativeResize="0"/>
                   </pic:nvPicPr>
                   <pic:blipFill>
@@ -3763,12 +3763,12 @@
           <wp:inline distB="114300" distT="114300" distL="114300" distR="114300">
             <wp:extent cx="3873222" cy="3261999"/>
             <wp:effectExtent b="0" l="0" r="0" t="0"/>
-            <wp:docPr id="72" name="image61.png"/>
+            <wp:docPr id="72" name="image57.png"/>
             <a:graphic>
               <a:graphicData uri="http://schemas.openxmlformats.org/drawingml/2006/picture">
                 <pic:pic>
                   <pic:nvPicPr>
-                    <pic:cNvPr id="0" name="image61.png"/>
+                    <pic:cNvPr id="0" name="image57.png"/>
                     <pic:cNvPicPr preferRelativeResize="0"/>
                   </pic:nvPicPr>
                   <pic:blipFill>
@@ -3853,12 +3853,12 @@
           <wp:inline distB="114300" distT="114300" distL="114300" distR="114300">
             <wp:extent cx="4291013" cy="1689319"/>
             <wp:effectExtent b="0" l="0" r="0" t="0"/>
-            <wp:docPr id="39" name="image18.png"/>
+            <wp:docPr id="39" name="image7.png"/>
             <a:graphic>
               <a:graphicData uri="http://schemas.openxmlformats.org/drawingml/2006/picture">
                 <pic:pic>
                   <pic:nvPicPr>
-                    <pic:cNvPr id="0" name="image18.png"/>
+                    <pic:cNvPr id="0" name="image7.png"/>
                     <pic:cNvPicPr preferRelativeResize="0"/>
                   </pic:nvPicPr>
                   <pic:blipFill>
@@ -3917,12 +3917,12 @@
           <wp:inline distB="114300" distT="114300" distL="114300" distR="114300">
             <wp:extent cx="3967163" cy="1159835"/>
             <wp:effectExtent b="0" l="0" r="0" t="0"/>
-            <wp:docPr id="63" name="image48.png"/>
+            <wp:docPr id="63" name="image44.png"/>
             <a:graphic>
               <a:graphicData uri="http://schemas.openxmlformats.org/drawingml/2006/picture">
                 <pic:pic>
                   <pic:nvPicPr>
-                    <pic:cNvPr id="0" name="image48.png"/>
+                    <pic:cNvPr id="0" name="image44.png"/>
                     <pic:cNvPicPr preferRelativeResize="0"/>
                   </pic:nvPicPr>
                   <pic:blipFill>
@@ -4006,12 +4006,12 @@
           <wp:inline distB="114300" distT="114300" distL="114300" distR="114300">
             <wp:extent cx="5399730" cy="431800"/>
             <wp:effectExtent b="0" l="0" r="0" t="0"/>
-            <wp:docPr id="44" name="image28.png"/>
+            <wp:docPr id="44" name="image22.png"/>
             <a:graphic>
               <a:graphicData uri="http://schemas.openxmlformats.org/drawingml/2006/picture">
                 <pic:pic>
                   <pic:nvPicPr>
-                    <pic:cNvPr id="0" name="image28.png"/>
+                    <pic:cNvPr id="0" name="image22.png"/>
                     <pic:cNvPicPr preferRelativeResize="0"/>
                   </pic:nvPicPr>
                   <pic:blipFill>
@@ -4096,12 +4096,12 @@
           <wp:inline distB="114300" distT="114300" distL="114300" distR="114300">
             <wp:extent cx="3097050" cy="2438622"/>
             <wp:effectExtent b="0" l="0" r="0" t="0"/>
-            <wp:docPr id="24" name="image14.png"/>
+            <wp:docPr id="24" name="image1.png"/>
             <a:graphic>
               <a:graphicData uri="http://schemas.openxmlformats.org/drawingml/2006/picture">
                 <pic:pic>
                   <pic:nvPicPr>
-                    <pic:cNvPr id="0" name="image14.png"/>
+                    <pic:cNvPr id="0" name="image1.png"/>
                     <pic:cNvPicPr preferRelativeResize="0"/>
                   </pic:nvPicPr>
                   <pic:blipFill>
@@ -4185,12 +4185,12 @@
           <wp:inline distB="114300" distT="114300" distL="114300" distR="114300">
             <wp:extent cx="2210836" cy="2624138"/>
             <wp:effectExtent b="0" l="0" r="0" t="0"/>
-            <wp:docPr id="70" name="image60.png"/>
+            <wp:docPr id="70" name="image73.png"/>
             <a:graphic>
               <a:graphicData uri="http://schemas.openxmlformats.org/drawingml/2006/picture">
                 <pic:pic>
                   <pic:nvPicPr>
-                    <pic:cNvPr id="0" name="image60.png"/>
+                    <pic:cNvPr id="0" name="image73.png"/>
                     <pic:cNvPicPr preferRelativeResize="0"/>
                   </pic:nvPicPr>
                   <pic:blipFill>
@@ -4246,12 +4246,12 @@
           <wp:inline distB="114300" distT="114300" distL="114300" distR="114300">
             <wp:extent cx="3009900" cy="666750"/>
             <wp:effectExtent b="0" l="0" r="0" t="0"/>
-            <wp:docPr id="22" name="image8.png"/>
+            <wp:docPr id="22" name="image13.png"/>
             <a:graphic>
               <a:graphicData uri="http://schemas.openxmlformats.org/drawingml/2006/picture">
                 <pic:pic>
                   <pic:nvPicPr>
-                    <pic:cNvPr id="0" name="image8.png"/>
+                    <pic:cNvPr id="0" name="image13.png"/>
                     <pic:cNvPicPr preferRelativeResize="0"/>
                   </pic:nvPicPr>
                   <pic:blipFill>
@@ -4336,12 +4336,12 @@
           <wp:inline distB="114300" distT="114300" distL="114300" distR="114300">
             <wp:extent cx="3329191" cy="4365137"/>
             <wp:effectExtent b="0" l="0" r="0" t="0"/>
-            <wp:docPr id="38" name="image17.png"/>
+            <wp:docPr id="38" name="image24.png"/>
             <a:graphic>
               <a:graphicData uri="http://schemas.openxmlformats.org/drawingml/2006/picture">
                 <pic:pic>
                   <pic:nvPicPr>
-                    <pic:cNvPr id="0" name="image17.png"/>
+                    <pic:cNvPr id="0" name="image24.png"/>
                     <pic:cNvPicPr preferRelativeResize="0"/>
                   </pic:nvPicPr>
                   <pic:blipFill>
@@ -4396,12 +4396,12 @@
           <wp:inline distB="114300" distT="114300" distL="114300" distR="114300">
             <wp:extent cx="4943475" cy="714375"/>
             <wp:effectExtent b="0" l="0" r="0" t="0"/>
-            <wp:docPr id="65" name="image49.png"/>
+            <wp:docPr id="65" name="image47.png"/>
             <a:graphic>
               <a:graphicData uri="http://schemas.openxmlformats.org/drawingml/2006/picture">
                 <pic:pic>
                   <pic:nvPicPr>
-                    <pic:cNvPr id="0" name="image49.png"/>
+                    <pic:cNvPr id="0" name="image47.png"/>
                     <pic:cNvPicPr preferRelativeResize="0"/>
                   </pic:nvPicPr>
                   <pic:blipFill>
@@ -4457,12 +4457,12 @@
           <wp:inline distB="114300" distT="114300" distL="114300" distR="114300">
             <wp:extent cx="4843463" cy="1448211"/>
             <wp:effectExtent b="0" l="0" r="0" t="0"/>
-            <wp:docPr id="45" name="image27.png"/>
+            <wp:docPr id="45" name="image35.png"/>
             <a:graphic>
               <a:graphicData uri="http://schemas.openxmlformats.org/drawingml/2006/picture">
                 <pic:pic>
                   <pic:nvPicPr>
-                    <pic:cNvPr id="0" name="image27.png"/>
+                    <pic:cNvPr id="0" name="image35.png"/>
                     <pic:cNvPicPr preferRelativeResize="0"/>
                   </pic:nvPicPr>
                   <pic:blipFill>
@@ -4518,12 +4518,12 @@
           <wp:inline distB="114300" distT="114300" distL="114300" distR="114300">
             <wp:extent cx="3814167" cy="2128838"/>
             <wp:effectExtent b="0" l="0" r="0" t="0"/>
-            <wp:docPr id="29" name="image13.png"/>
+            <wp:docPr id="29" name="image8.png"/>
             <a:graphic>
               <a:graphicData uri="http://schemas.openxmlformats.org/drawingml/2006/picture">
                 <pic:pic>
                   <pic:nvPicPr>
-                    <pic:cNvPr id="0" name="image13.png"/>
+                    <pic:cNvPr id="0" name="image8.png"/>
                     <pic:cNvPicPr preferRelativeResize="0"/>
                   </pic:nvPicPr>
                   <pic:blipFill>
@@ -4608,12 +4608,12 @@
           <wp:inline distB="114300" distT="114300" distL="114300" distR="114300">
             <wp:extent cx="3209925" cy="2924175"/>
             <wp:effectExtent b="0" l="0" r="0" t="0"/>
-            <wp:docPr id="54" name="image33.png"/>
+            <wp:docPr id="54" name="image34.png"/>
             <a:graphic>
               <a:graphicData uri="http://schemas.openxmlformats.org/drawingml/2006/picture">
                 <pic:pic>
                   <pic:nvPicPr>
-                    <pic:cNvPr id="0" name="image33.png"/>
+                    <pic:cNvPr id="0" name="image34.png"/>
                     <pic:cNvPicPr preferRelativeResize="0"/>
                   </pic:nvPicPr>
                   <pic:blipFill>
@@ -4762,12 +4762,12 @@
               <wp:inline distB="114300" distT="114300" distL="114300" distR="114300">
                 <wp:extent cx="5399730" cy="1574800"/>
                 <wp:effectExtent b="0" l="0" r="0" t="0"/>
-                <wp:docPr id="7" name="image54.png"/>
+                <wp:docPr id="7" name="image56.png"/>
                 <a:graphic>
                   <a:graphicData uri="http://schemas.openxmlformats.org/drawingml/2006/picture">
                     <pic:pic>
                       <pic:nvPicPr>
-                        <pic:cNvPr id="0" name="image54.png"/>
+                        <pic:cNvPr id="0" name="image56.png"/>
                         <pic:cNvPicPr preferRelativeResize="0"/>
                       </pic:nvPicPr>
                       <pic:blipFill>
@@ -4825,12 +4825,12 @@
           <wp:inline distB="114300" distT="114300" distL="114300" distR="114300">
             <wp:extent cx="3100388" cy="642910"/>
             <wp:effectExtent b="0" l="0" r="0" t="0"/>
-            <wp:docPr id="56" name="image37.png"/>
+            <wp:docPr id="56" name="image36.png"/>
             <a:graphic>
               <a:graphicData uri="http://schemas.openxmlformats.org/drawingml/2006/picture">
                 <pic:pic>
                   <pic:nvPicPr>
-                    <pic:cNvPr id="0" name="image37.png"/>
+                    <pic:cNvPr id="0" name="image36.png"/>
                     <pic:cNvPicPr preferRelativeResize="0"/>
                   </pic:nvPicPr>
                   <pic:blipFill>
@@ -4910,12 +4910,12 @@
           <wp:inline distB="114300" distT="114300" distL="114300" distR="114300">
             <wp:extent cx="3271838" cy="2385941"/>
             <wp:effectExtent b="0" l="0" r="0" t="0"/>
-            <wp:docPr id="60" name="image44.png"/>
+            <wp:docPr id="60" name="image41.png"/>
             <a:graphic>
               <a:graphicData uri="http://schemas.openxmlformats.org/drawingml/2006/picture">
                 <pic:pic>
                   <pic:nvPicPr>
-                    <pic:cNvPr id="0" name="image44.png"/>
+                    <pic:cNvPr id="0" name="image41.png"/>
                     <pic:cNvPicPr preferRelativeResize="0"/>
                   </pic:nvPicPr>
                   <pic:blipFill>
@@ -4971,12 +4971,12 @@
           <wp:inline distB="114300" distT="114300" distL="114300" distR="114300">
             <wp:extent cx="2805113" cy="1812606"/>
             <wp:effectExtent b="0" l="0" r="0" t="0"/>
-            <wp:docPr id="74" name="image64.png"/>
+            <wp:docPr id="74" name="image68.png"/>
             <a:graphic>
               <a:graphicData uri="http://schemas.openxmlformats.org/drawingml/2006/picture">
                 <pic:pic>
                   <pic:nvPicPr>
-                    <pic:cNvPr id="0" name="image64.png"/>
+                    <pic:cNvPr id="0" name="image68.png"/>
                     <pic:cNvPicPr preferRelativeResize="0"/>
                   </pic:nvPicPr>
                   <pic:blipFill>
@@ -5032,12 +5032,12 @@
           <wp:inline distB="114300" distT="114300" distL="114300" distR="114300">
             <wp:extent cx="3123078" cy="1514849"/>
             <wp:effectExtent b="0" l="0" r="0" t="0"/>
-            <wp:docPr id="50" name="image31.png"/>
+            <wp:docPr id="50" name="image33.png"/>
             <a:graphic>
               <a:graphicData uri="http://schemas.openxmlformats.org/drawingml/2006/picture">
                 <pic:pic>
                   <pic:nvPicPr>
-                    <pic:cNvPr id="0" name="image31.png"/>
+                    <pic:cNvPr id="0" name="image33.png"/>
                     <pic:cNvPicPr preferRelativeResize="0"/>
                   </pic:nvPicPr>
                   <pic:blipFill>
@@ -5118,12 +5118,12 @@
           <wp:inline distB="114300" distT="114300" distL="114300" distR="114300">
             <wp:extent cx="5399730" cy="1587500"/>
             <wp:effectExtent b="0" l="0" r="0" t="0"/>
-            <wp:docPr id="66" name="image53.png"/>
+            <wp:docPr id="66" name="image50.png"/>
             <a:graphic>
               <a:graphicData uri="http://schemas.openxmlformats.org/drawingml/2006/picture">
                 <pic:pic>
                   <pic:nvPicPr>
-                    <pic:cNvPr id="0" name="image53.png"/>
+                    <pic:cNvPr id="0" name="image50.png"/>
                     <pic:cNvPicPr preferRelativeResize="0"/>
                   </pic:nvPicPr>
                   <pic:blipFill>
@@ -5192,12 +5192,12 @@
           <wp:inline distB="114300" distT="114300" distL="114300" distR="114300">
             <wp:extent cx="1749359" cy="2376488"/>
             <wp:effectExtent b="0" l="0" r="0" t="0"/>
-            <wp:docPr id="20" name="image2.png"/>
+            <wp:docPr id="20" name="image10.png"/>
             <a:graphic>
               <a:graphicData uri="http://schemas.openxmlformats.org/drawingml/2006/picture">
                 <pic:pic>
                   <pic:nvPicPr>
-                    <pic:cNvPr id="0" name="image2.png"/>
+                    <pic:cNvPr id="0" name="image10.png"/>
                     <pic:cNvPicPr preferRelativeResize="0"/>
                   </pic:nvPicPr>
                   <pic:blipFill>
@@ -5314,12 +5314,12 @@
           <wp:inline distB="114300" distT="114300" distL="114300" distR="114300">
             <wp:extent cx="1685925" cy="885825"/>
             <wp:effectExtent b="0" l="0" r="0" t="0"/>
-            <wp:docPr id="23" name="image6.png"/>
+            <wp:docPr id="23" name="image20.png"/>
             <a:graphic>
               <a:graphicData uri="http://schemas.openxmlformats.org/drawingml/2006/picture">
                 <pic:pic>
                   <pic:nvPicPr>
-                    <pic:cNvPr id="0" name="image6.png"/>
+                    <pic:cNvPr id="0" name="image20.png"/>
                     <pic:cNvPicPr preferRelativeResize="0"/>
                   </pic:nvPicPr>
                   <pic:blipFill>
@@ -5378,12 +5378,12 @@
           <wp:inline distB="114300" distT="114300" distL="114300" distR="114300">
             <wp:extent cx="5399730" cy="190500"/>
             <wp:effectExtent b="0" l="0" r="0" t="0"/>
-            <wp:docPr id="37" name="image26.png"/>
+            <wp:docPr id="37" name="image14.png"/>
             <a:graphic>
               <a:graphicData uri="http://schemas.openxmlformats.org/drawingml/2006/picture">
                 <pic:pic>
                   <pic:nvPicPr>
-                    <pic:cNvPr id="0" name="image26.png"/>
+                    <pic:cNvPr id="0" name="image14.png"/>
                     <pic:cNvPicPr preferRelativeResize="0"/>
                   </pic:nvPicPr>
                   <pic:blipFill>
@@ -5439,12 +5439,12 @@
           <wp:inline distB="114300" distT="114300" distL="114300" distR="114300">
             <wp:extent cx="4376738" cy="1693986"/>
             <wp:effectExtent b="0" l="0" r="0" t="0"/>
-            <wp:docPr id="64" name="image52.png"/>
+            <wp:docPr id="64" name="image46.png"/>
             <a:graphic>
               <a:graphicData uri="http://schemas.openxmlformats.org/drawingml/2006/picture">
                 <pic:pic>
                   <pic:nvPicPr>
-                    <pic:cNvPr id="0" name="image52.png"/>
+                    <pic:cNvPr id="0" name="image46.png"/>
                     <pic:cNvPicPr preferRelativeResize="0"/>
                   </pic:nvPicPr>
                   <pic:blipFill>
@@ -5786,12 +5786,12 @@
               <wp:inline distB="114300" distT="114300" distL="114300" distR="114300">
                 <wp:extent cx="5399730" cy="1727200"/>
                 <wp:effectExtent b="0" l="0" r="0" t="0"/>
-                <wp:docPr id="5" name="image50.png"/>
+                <wp:docPr id="5" name="image52.png"/>
                 <a:graphic>
                   <a:graphicData uri="http://schemas.openxmlformats.org/drawingml/2006/picture">
                     <pic:pic>
                       <pic:nvPicPr>
-                        <pic:cNvPr id="0" name="image50.png"/>
+                        <pic:cNvPr id="0" name="image52.png"/>
                         <pic:cNvPicPr preferRelativeResize="0"/>
                       </pic:nvPicPr>
                       <pic:blipFill>
@@ -5861,12 +5861,12 @@
           <wp:inline distB="114300" distT="114300" distL="114300" distR="114300">
             <wp:extent cx="5399730" cy="317500"/>
             <wp:effectExtent b="0" l="0" r="0" t="0"/>
-            <wp:docPr id="32" name="image11.png"/>
+            <wp:docPr id="32" name="image2.png"/>
             <a:graphic>
               <a:graphicData uri="http://schemas.openxmlformats.org/drawingml/2006/picture">
                 <pic:pic>
                   <pic:nvPicPr>
-                    <pic:cNvPr id="0" name="image11.png"/>
+                    <pic:cNvPr id="0" name="image2.png"/>
                     <pic:cNvPicPr preferRelativeResize="0"/>
                   </pic:nvPicPr>
                   <pic:blipFill>
@@ -6094,12 +6094,12 @@
               <wp:inline distB="114300" distT="114300" distL="114300" distR="114300">
                 <wp:extent cx="5399730" cy="1727200"/>
                 <wp:effectExtent b="0" l="0" r="0" t="0"/>
-                <wp:docPr id="9" name="image56.png"/>
+                <wp:docPr id="9" name="image59.png"/>
                 <a:graphic>
                   <a:graphicData uri="http://schemas.openxmlformats.org/drawingml/2006/picture">
                     <pic:pic>
                       <pic:nvPicPr>
-                        <pic:cNvPr id="0" name="image56.png"/>
+                        <pic:cNvPr id="0" name="image59.png"/>
                         <pic:cNvPicPr preferRelativeResize="0"/>
                       </pic:nvPicPr>
                       <pic:blipFill>
@@ -6156,12 +6156,12 @@
           <wp:inline distB="114300" distT="114300" distL="114300" distR="114300">
             <wp:extent cx="5399730" cy="368300"/>
             <wp:effectExtent b="0" l="0" r="0" t="0"/>
-            <wp:docPr id="51" name="image35.png"/>
+            <wp:docPr id="51" name="image28.png"/>
             <a:graphic>
               <a:graphicData uri="http://schemas.openxmlformats.org/drawingml/2006/picture">
                 <pic:pic>
                   <pic:nvPicPr>
-                    <pic:cNvPr id="0" name="image35.png"/>
+                    <pic:cNvPr id="0" name="image28.png"/>
                     <pic:cNvPicPr preferRelativeResize="0"/>
                   </pic:nvPicPr>
                   <pic:blipFill>
@@ -6347,12 +6347,12 @@
           <wp:inline distB="114300" distT="114300" distL="114300" distR="114300">
             <wp:extent cx="5399730" cy="2743200"/>
             <wp:effectExtent b="0" l="0" r="0" t="0"/>
-            <wp:docPr id="71" name="image71.png"/>
+            <wp:docPr id="71" name="image65.png"/>
             <a:graphic>
               <a:graphicData uri="http://schemas.openxmlformats.org/drawingml/2006/picture">
                 <pic:pic>
                   <pic:nvPicPr>
-                    <pic:cNvPr id="0" name="image71.png"/>
+                    <pic:cNvPr id="0" name="image65.png"/>
                     <pic:cNvPicPr preferRelativeResize="0"/>
                   </pic:nvPicPr>
                   <pic:blipFill>
@@ -6407,12 +6407,12 @@
           <wp:inline distB="114300" distT="114300" distL="114300" distR="114300">
             <wp:extent cx="5399730" cy="469900"/>
             <wp:effectExtent b="0" l="0" r="0" t="0"/>
-            <wp:docPr id="25" name="image10.png"/>
+            <wp:docPr id="25" name="image5.png"/>
             <a:graphic>
               <a:graphicData uri="http://schemas.openxmlformats.org/drawingml/2006/picture">
                 <pic:pic>
                   <pic:nvPicPr>
-                    <pic:cNvPr id="0" name="image10.png"/>
+                    <pic:cNvPr id="0" name="image5.png"/>
                     <pic:cNvPicPr preferRelativeResize="0"/>
                   </pic:nvPicPr>
                   <pic:blipFill>
@@ -6467,12 +6467,12 @@
           <wp:inline distB="114300" distT="114300" distL="114300" distR="114300">
             <wp:extent cx="5399730" cy="431800"/>
             <wp:effectExtent b="0" l="0" r="0" t="0"/>
-            <wp:docPr id="69" name="image62.png"/>
+            <wp:docPr id="69" name="image63.png"/>
             <a:graphic>
               <a:graphicData uri="http://schemas.openxmlformats.org/drawingml/2006/picture">
                 <pic:pic>
                   <pic:nvPicPr>
-                    <pic:cNvPr id="0" name="image62.png"/>
+                    <pic:cNvPr id="0" name="image63.png"/>
                     <pic:cNvPicPr preferRelativeResize="0"/>
                   </pic:nvPicPr>
                   <pic:blipFill>
@@ -6604,12 +6604,12 @@
           <wp:inline distB="114300" distT="114300" distL="114300" distR="114300">
             <wp:extent cx="2724150" cy="1228725"/>
             <wp:effectExtent b="0" l="0" r="0" t="0"/>
-            <wp:docPr id="41" name="image24.png"/>
+            <wp:docPr id="41" name="image29.png"/>
             <a:graphic>
               <a:graphicData uri="http://schemas.openxmlformats.org/drawingml/2006/picture">
                 <pic:pic>
                   <pic:nvPicPr>
-                    <pic:cNvPr id="0" name="image24.png"/>
+                    <pic:cNvPr id="0" name="image29.png"/>
                     <pic:cNvPicPr preferRelativeResize="0"/>
                   </pic:nvPicPr>
                   <pic:blipFill>
@@ -6719,12 +6719,12 @@
           <wp:inline distB="114300" distT="114300" distL="114300" distR="114300">
             <wp:extent cx="5399730" cy="1625600"/>
             <wp:effectExtent b="0" l="0" r="0" t="0"/>
-            <wp:docPr id="59" name="image38.png"/>
+            <wp:docPr id="59" name="image40.png"/>
             <a:graphic>
               <a:graphicData uri="http://schemas.openxmlformats.org/drawingml/2006/picture">
                 <pic:pic>
                   <pic:nvPicPr>
-                    <pic:cNvPr id="0" name="image38.png"/>
+                    <pic:cNvPr id="0" name="image40.png"/>
                     <pic:cNvPicPr preferRelativeResize="0"/>
                   </pic:nvPicPr>
                   <pic:blipFill>
@@ -6872,12 +6872,12 @@
               <wp:inline distB="114300" distT="114300" distL="114300" distR="114300">
                 <wp:extent cx="5399730" cy="520700"/>
                 <wp:effectExtent b="0" l="0" r="0" t="0"/>
-                <wp:docPr id="12" name="image67.png"/>
+                <wp:docPr id="12" name="image62.png"/>
                 <a:graphic>
                   <a:graphicData uri="http://schemas.openxmlformats.org/drawingml/2006/picture">
                     <pic:pic>
                       <pic:nvPicPr>
-                        <pic:cNvPr id="0" name="image67.png"/>
+                        <pic:cNvPr id="0" name="image62.png"/>
                         <pic:cNvPicPr preferRelativeResize="0"/>
                       </pic:nvPicPr>
                       <pic:blipFill>
@@ -7009,12 +7009,12 @@
           <wp:inline distB="114300" distT="114300" distL="114300" distR="114300">
             <wp:extent cx="5399730" cy="4432300"/>
             <wp:effectExtent b="0" l="0" r="0" t="0"/>
-            <wp:docPr id="21" name="image1.png"/>
+            <wp:docPr id="21" name="image3.png"/>
             <a:graphic>
               <a:graphicData uri="http://schemas.openxmlformats.org/drawingml/2006/picture">
                 <pic:pic>
                   <pic:nvPicPr>
-                    <pic:cNvPr id="0" name="image1.png"/>
+                    <pic:cNvPr id="0" name="image3.png"/>
                     <pic:cNvPicPr preferRelativeResize="0"/>
                   </pic:nvPicPr>
                   <pic:blipFill>
@@ -7085,12 +7085,12 @@
           <wp:inline distB="114300" distT="114300" distL="114300" distR="114300">
             <wp:extent cx="5399730" cy="1231900"/>
             <wp:effectExtent b="0" l="0" r="0" t="0"/>
-            <wp:docPr id="35" name="image12.png"/>
+            <wp:docPr id="35" name="image17.png"/>
             <a:graphic>
               <a:graphicData uri="http://schemas.openxmlformats.org/drawingml/2006/picture">
                 <pic:pic>
                   <pic:nvPicPr>
-                    <pic:cNvPr id="0" name="image12.png"/>
+                    <pic:cNvPr id="0" name="image17.png"/>
                     <pic:cNvPicPr preferRelativeResize="0"/>
                   </pic:nvPicPr>
                   <pic:blipFill>
@@ -7145,12 +7145,12 @@
           <wp:inline distB="114300" distT="114300" distL="114300" distR="114300">
             <wp:extent cx="3190875" cy="1133475"/>
             <wp:effectExtent b="0" l="0" r="0" t="0"/>
-            <wp:docPr id="58" name="image46.png"/>
+            <wp:docPr id="58" name="image37.png"/>
             <a:graphic>
               <a:graphicData uri="http://schemas.openxmlformats.org/drawingml/2006/picture">
                 <pic:pic>
                   <pic:nvPicPr>
-                    <pic:cNvPr id="0" name="image46.png"/>
+                    <pic:cNvPr id="0" name="image37.png"/>
                     <pic:cNvPicPr preferRelativeResize="0"/>
                   </pic:nvPicPr>
                   <pic:blipFill>
@@ -7308,12 +7308,12 @@
               <wp:inline distB="114300" distT="114300" distL="114300" distR="114300">
                 <wp:extent cx="4276725" cy="3810000"/>
                 <wp:effectExtent b="0" l="0" r="0" t="0"/>
-                <wp:docPr id="13" name="image72.png"/>
+                <wp:docPr id="13" name="image74.png"/>
                 <a:graphic>
                   <a:graphicData uri="http://schemas.openxmlformats.org/drawingml/2006/picture">
                     <pic:pic>
                       <pic:nvPicPr>
-                        <pic:cNvPr id="0" name="image72.png"/>
+                        <pic:cNvPr id="0" name="image74.png"/>
                         <pic:cNvPicPr preferRelativeResize="0"/>
                       </pic:nvPicPr>
                       <pic:blipFill>
@@ -7370,12 +7370,12 @@
           <wp:inline distB="114300" distT="114300" distL="114300" distR="114300">
             <wp:extent cx="5399730" cy="1524000"/>
             <wp:effectExtent b="0" l="0" r="0" t="0"/>
-            <wp:docPr id="53" name="image36.png"/>
+            <wp:docPr id="53" name="image38.png"/>
             <a:graphic>
               <a:graphicData uri="http://schemas.openxmlformats.org/drawingml/2006/picture">
                 <pic:pic>
                   <pic:nvPicPr>
-                    <pic:cNvPr id="0" name="image36.png"/>
+                    <pic:cNvPr id="0" name="image38.png"/>
                     <pic:cNvPicPr preferRelativeResize="0"/>
                   </pic:nvPicPr>
                   <pic:blipFill>
@@ -7431,12 +7431,12 @@
           <wp:inline distB="114300" distT="114300" distL="114300" distR="114300">
             <wp:extent cx="4852988" cy="1700964"/>
             <wp:effectExtent b="0" l="0" r="0" t="0"/>
-            <wp:docPr id="28" name="image5.png"/>
+            <wp:docPr id="28" name="image15.png"/>
             <a:graphic>
               <a:graphicData uri="http://schemas.openxmlformats.org/drawingml/2006/picture">
                 <pic:pic>
                   <pic:nvPicPr>
-                    <pic:cNvPr id="0" name="image5.png"/>
+                    <pic:cNvPr id="0" name="image15.png"/>
                     <pic:cNvPicPr preferRelativeResize="0"/>
                   </pic:nvPicPr>
                   <pic:blipFill>
@@ -7571,12 +7571,12 @@
           <wp:inline distB="114300" distT="114300" distL="114300" distR="114300">
             <wp:extent cx="3643313" cy="3942949"/>
             <wp:effectExtent b="0" l="0" r="0" t="0"/>
-            <wp:docPr id="62" name="image47.png"/>
+            <wp:docPr id="62" name="image42.png"/>
             <a:graphic>
               <a:graphicData uri="http://schemas.openxmlformats.org/drawingml/2006/picture">
                 <pic:pic>
                   <pic:nvPicPr>
-                    <pic:cNvPr id="0" name="image47.png"/>
+                    <pic:cNvPr id="0" name="image42.png"/>
                     <pic:cNvPicPr preferRelativeResize="0"/>
                   </pic:nvPicPr>
                   <pic:blipFill>
@@ -7741,12 +7741,12 @@
           <wp:inline distB="114300" distT="114300" distL="114300" distR="114300">
             <wp:extent cx="4381500" cy="4581525"/>
             <wp:effectExtent b="0" l="0" r="0" t="0"/>
-            <wp:docPr id="52" name="image32.png"/>
+            <wp:docPr id="52" name="image31.png"/>
             <a:graphic>
               <a:graphicData uri="http://schemas.openxmlformats.org/drawingml/2006/picture">
                 <pic:pic>
                   <pic:nvPicPr>
-                    <pic:cNvPr id="0" name="image32.png"/>
+                    <pic:cNvPr id="0" name="image31.png"/>
                     <pic:cNvPicPr preferRelativeResize="0"/>
                   </pic:nvPicPr>
                   <pic:blipFill>
@@ -8032,12 +8032,12 @@
           <wp:inline distB="114300" distT="114300" distL="114300" distR="114300">
             <wp:extent cx="5399730" cy="1625600"/>
             <wp:effectExtent b="0" l="0" r="0" t="0"/>
-            <wp:docPr id="34" name="image15.png"/>
+            <wp:docPr id="34" name="image12.png"/>
             <a:graphic>
               <a:graphicData uri="http://schemas.openxmlformats.org/drawingml/2006/picture">
                 <pic:pic>
                   <pic:nvPicPr>
-                    <pic:cNvPr id="0" name="image15.png"/>
+                    <pic:cNvPr id="0" name="image12.png"/>
                     <pic:cNvPicPr preferRelativeResize="0"/>
                   </pic:nvPicPr>
                   <pic:blipFill>
@@ -8092,12 +8092,12 @@
           <wp:inline distB="114300" distT="114300" distL="114300" distR="114300">
             <wp:extent cx="5399730" cy="1574800"/>
             <wp:effectExtent b="0" l="0" r="0" t="0"/>
-            <wp:docPr id="68" name="image59.png"/>
+            <wp:docPr id="68" name="image53.png"/>
             <a:graphic>
               <a:graphicData uri="http://schemas.openxmlformats.org/drawingml/2006/picture">
                 <pic:pic>
                   <pic:nvPicPr>
-                    <pic:cNvPr id="0" name="image59.png"/>
+                    <pic:cNvPr id="0" name="image53.png"/>
                     <pic:cNvPicPr preferRelativeResize="0"/>
                   </pic:nvPicPr>
                   <pic:blipFill>
@@ -8139,12 +8139,12 @@
           <wp:inline distB="114300" distT="114300" distL="114300" distR="114300">
             <wp:extent cx="5399730" cy="469900"/>
             <wp:effectExtent b="0" l="0" r="0" t="0"/>
-            <wp:docPr id="49" name="image29.png"/>
+            <wp:docPr id="49" name="image32.png"/>
             <a:graphic>
               <a:graphicData uri="http://schemas.openxmlformats.org/drawingml/2006/picture">
                 <pic:pic>
                   <pic:nvPicPr>
-                    <pic:cNvPr id="0" name="image29.png"/>
+                    <pic:cNvPr id="0" name="image32.png"/>
                     <pic:cNvPicPr preferRelativeResize="0"/>
                   </pic:nvPicPr>
                   <pic:blipFill>
@@ -8199,12 +8199,12 @@
           <wp:inline distB="114300" distT="114300" distL="114300" distR="114300">
             <wp:extent cx="5399730" cy="698500"/>
             <wp:effectExtent b="0" l="0" r="0" t="0"/>
-            <wp:docPr id="31" name="image4.png"/>
+            <wp:docPr id="31" name="image6.png"/>
             <a:graphic>
               <a:graphicData uri="http://schemas.openxmlformats.org/drawingml/2006/picture">
                 <pic:pic>
                   <pic:nvPicPr>
-                    <pic:cNvPr id="0" name="image4.png"/>
+                    <pic:cNvPr id="0" name="image6.png"/>
                     <pic:cNvPicPr preferRelativeResize="0"/>
                   </pic:nvPicPr>
                   <pic:blipFill>
@@ -8246,12 +8246,12 @@
           <wp:inline distB="114300" distT="114300" distL="114300" distR="114300">
             <wp:extent cx="5399730" cy="1600200"/>
             <wp:effectExtent b="0" l="0" r="0" t="0"/>
-            <wp:docPr id="43" name="image25.png"/>
+            <wp:docPr id="43" name="image27.png"/>
             <a:graphic>
               <a:graphicData uri="http://schemas.openxmlformats.org/drawingml/2006/picture">
                 <pic:pic>
                   <pic:nvPicPr>
-                    <pic:cNvPr id="0" name="image25.png"/>
+                    <pic:cNvPr id="0" name="image27.png"/>
                     <pic:cNvPicPr preferRelativeResize="0"/>
                   </pic:nvPicPr>
                   <pic:blipFill>
@@ -8477,12 +8477,12 @@
               <wp:extent cx="103505" cy="811530"/>
               <wp:effectExtent b="0" l="0" r="0" t="0"/>
               <wp:wrapNone/>
-              <wp:docPr id="14" name="image74.png"/>
+              <wp:docPr id="14" name="image76.png"/>
               <a:graphic>
                 <a:graphicData uri="http://schemas.openxmlformats.org/drawingml/2006/picture">
                   <pic:pic>
                     <pic:nvPicPr>
-                      <pic:cNvPr id="0" name="image74.png"/>
+                      <pic:cNvPr id="0" name="image76.png"/>
                       <pic:cNvPicPr preferRelativeResize="0"/>
                     </pic:nvPicPr>
                     <pic:blipFill>
@@ -8668,12 +8668,12 @@
               <wp:extent cx="7549515" cy="815340"/>
               <wp:effectExtent b="0" l="0" r="0" t="0"/>
               <wp:wrapNone/>
-              <wp:docPr id="19" name="image80.png"/>
+              <wp:docPr id="19" name="image82.png"/>
               <a:graphic>
                 <a:graphicData uri="http://schemas.openxmlformats.org/drawingml/2006/picture">
                   <pic:pic>
                     <pic:nvPicPr>
-                      <pic:cNvPr id="0" name="image80.png"/>
+                      <pic:cNvPr id="0" name="image82.png"/>
                       <pic:cNvPicPr preferRelativeResize="0"/>
                     </pic:nvPicPr>
                     <pic:blipFill>
@@ -8775,12 +8775,12 @@
               <wp:extent cx="103505" cy="824865"/>
               <wp:effectExtent b="0" l="0" r="0" t="0"/>
               <wp:wrapNone/>
-              <wp:docPr id="18" name="image78.png"/>
+              <wp:docPr id="18" name="image81.png"/>
               <a:graphic>
                 <a:graphicData uri="http://schemas.openxmlformats.org/drawingml/2006/picture">
                   <pic:pic>
                     <pic:nvPicPr>
-                      <pic:cNvPr id="0" name="image78.png"/>
+                      <pic:cNvPr id="0" name="image81.png"/>
                       <pic:cNvPicPr preferRelativeResize="0"/>
                     </pic:nvPicPr>
                     <pic:blipFill>
@@ -8882,12 +8882,12 @@
               <wp:extent cx="103505" cy="811530"/>
               <wp:effectExtent b="0" l="0" r="0" t="0"/>
               <wp:wrapNone/>
-              <wp:docPr id="10" name="image58.png"/>
+              <wp:docPr id="10" name="image60.png"/>
               <a:graphic>
                 <a:graphicData uri="http://schemas.openxmlformats.org/drawingml/2006/picture">
                   <pic:pic>
                     <pic:nvPicPr>
-                      <pic:cNvPr id="0" name="image58.png"/>
+                      <pic:cNvPr id="0" name="image60.png"/>
                       <pic:cNvPicPr preferRelativeResize="0"/>
                     </pic:nvPicPr>
                     <pic:blipFill>
@@ -8980,12 +8980,12 @@
           <wp:extent cx="669290" cy="669290"/>
           <wp:effectExtent b="0" l="0" r="0" t="0"/>
           <wp:wrapSquare wrapText="bothSides" distB="0" distT="0" distL="114300" distR="114300"/>
-          <wp:docPr descr="psi-negro.png" id="47" name="image22.png"/>
+          <wp:docPr descr="psi-negro.png" id="47" name="image23.png"/>
           <a:graphic>
             <a:graphicData uri="http://schemas.openxmlformats.org/drawingml/2006/picture">
               <pic:pic>
                 <pic:nvPicPr>
-                  <pic:cNvPr descr="psi-negro.png" id="0" name="image22.png"/>
+                  <pic:cNvPr descr="psi-negro.png" id="0" name="image23.png"/>
                   <pic:cNvPicPr preferRelativeResize="0"/>
                 </pic:nvPicPr>
                 <pic:blipFill>
@@ -9025,12 +9025,12 @@
           <wp:extent cx="425450" cy="666750"/>
           <wp:effectExtent b="0" l="0" r="0" t="0"/>
           <wp:wrapSquare wrapText="bothSides" distB="0" distT="0" distL="114300" distR="114300"/>
-          <wp:docPr descr="UNPA.JPG" id="46" name="image23.jpg"/>
+          <wp:docPr descr="UNPA.JPG" id="46" name="image26.jpg"/>
           <a:graphic>
             <a:graphicData uri="http://schemas.openxmlformats.org/drawingml/2006/picture">
               <pic:pic>
                 <pic:nvPicPr>
-                  <pic:cNvPr descr="UNPA.JPG" id="0" name="image23.jpg"/>
+                  <pic:cNvPr descr="UNPA.JPG" id="0" name="image26.jpg"/>
                   <pic:cNvPicPr preferRelativeResize="0"/>
                 </pic:nvPicPr>
                 <pic:blipFill>
@@ -9133,12 +9133,12 @@
               <wp:extent cx="103505" cy="811530"/>
               <wp:effectExtent b="0" l="0" r="0" t="0"/>
               <wp:wrapNone/>
-              <wp:docPr id="8" name="image55.png"/>
+              <wp:docPr id="8" name="image58.png"/>
               <a:graphic>
                 <a:graphicData uri="http://schemas.openxmlformats.org/drawingml/2006/picture">
                   <pic:pic>
                     <pic:nvPicPr>
-                      <pic:cNvPr id="0" name="image55.png"/>
+                      <pic:cNvPr id="0" name="image58.png"/>
                       <pic:cNvPicPr preferRelativeResize="0"/>
                     </pic:nvPicPr>
                     <pic:blipFill>
@@ -9243,12 +9243,12 @@
               <wp:extent cx="103505" cy="812165"/>
               <wp:effectExtent b="0" l="0" r="0" t="0"/>
               <wp:wrapNone/>
-              <wp:docPr id="17" name="image77.png"/>
+              <wp:docPr id="17" name="image80.png"/>
               <a:graphic>
                 <a:graphicData uri="http://schemas.openxmlformats.org/drawingml/2006/picture">
                   <pic:pic>
                     <pic:nvPicPr>
-                      <pic:cNvPr id="0" name="image77.png"/>
+                      <pic:cNvPr id="0" name="image80.png"/>
                       <pic:cNvPicPr preferRelativeResize="0"/>
                     </pic:nvPicPr>
                     <pic:blipFill>
@@ -9510,12 +9510,12 @@
               <wp:extent cx="7549515" cy="815340"/>
               <wp:effectExtent b="0" l="0" r="0" t="0"/>
               <wp:wrapNone/>
-              <wp:docPr id="15" name="image75.png"/>
+              <wp:docPr id="15" name="image77.png"/>
               <a:graphic>
                 <a:graphicData uri="http://schemas.openxmlformats.org/drawingml/2006/picture">
                   <pic:pic>
                     <pic:nvPicPr>
-                      <pic:cNvPr id="0" name="image75.png"/>
+                      <pic:cNvPr id="0" name="image77.png"/>
                       <pic:cNvPicPr preferRelativeResize="0"/>
                     </pic:nvPicPr>
                     <pic:blipFill>

--- a/Etapa Elaboración - Iteración 1/Instalación, configuración y uso de Rclone - Kairos - NexTech.docx
+++ b/Etapa Elaboración - Iteración 1/Instalación, configuración y uso de Rclone - Kairos - NexTech.docx
@@ -196,12 +196,12 @@
                 <wp:extent cx="7928609" cy="870585"/>
                 <wp:effectExtent b="0" l="0" r="0" t="0"/>
                 <wp:wrapNone/>
-                <wp:docPr id="11" name="image61.png"/>
+                <wp:docPr id="11" name="image60.png"/>
                 <a:graphic>
                   <a:graphicData uri="http://schemas.openxmlformats.org/drawingml/2006/picture">
                     <pic:pic>
                       <pic:nvPicPr>
-                        <pic:cNvPr id="0" name="image61.png"/>
+                        <pic:cNvPr id="0" name="image60.png"/>
                         <pic:cNvPicPr preferRelativeResize="0"/>
                       </pic:nvPicPr>
                       <pic:blipFill>
@@ -316,12 +316,12 @@
                 <wp:extent cx="103505" cy="11221720"/>
                 <wp:effectExtent b="0" l="0" r="0" t="0"/>
                 <wp:wrapNone/>
-                <wp:docPr id="6" name="image54.png"/>
+                <wp:docPr id="6" name="image48.png"/>
                 <a:graphic>
                   <a:graphicData uri="http://schemas.openxmlformats.org/drawingml/2006/picture">
                     <pic:pic>
                       <pic:nvPicPr>
-                        <pic:cNvPr id="0" name="image54.png"/>
+                        <pic:cNvPr id="0" name="image48.png"/>
                         <pic:cNvPicPr preferRelativeResize="0"/>
                       </pic:nvPicPr>
                       <pic:blipFill>
@@ -436,12 +436,12 @@
                 <wp:extent cx="103505" cy="11221720"/>
                 <wp:effectExtent b="0" l="0" r="0" t="0"/>
                 <wp:wrapNone/>
-                <wp:docPr id="16" name="image79.png"/>
+                <wp:docPr id="16" name="image75.png"/>
                 <a:graphic>
                   <a:graphicData uri="http://schemas.openxmlformats.org/drawingml/2006/picture">
                     <pic:pic>
                       <pic:nvPicPr>
-                        <pic:cNvPr id="0" name="image79.png"/>
+                        <pic:cNvPr id="0" name="image75.png"/>
                         <pic:cNvPicPr preferRelativeResize="0"/>
                       </pic:nvPicPr>
                       <pic:blipFill>
@@ -556,12 +556,12 @@
                 <wp:extent cx="7928609" cy="870585"/>
                 <wp:effectExtent b="0" l="0" r="0" t="0"/>
                 <wp:wrapNone/>
-                <wp:docPr id="3" name="image49.png"/>
+                <wp:docPr id="3" name="image45.png"/>
                 <a:graphic>
                   <a:graphicData uri="http://schemas.openxmlformats.org/drawingml/2006/picture">
                     <pic:pic>
                       <pic:nvPicPr>
-                        <pic:cNvPr id="0" name="image49.png"/>
+                        <pic:cNvPr id="0" name="image45.png"/>
                         <pic:cNvPicPr preferRelativeResize="0"/>
                       </pic:nvPicPr>
                       <pic:blipFill>
@@ -972,12 +972,12 @@
             <wp:extent cx="1200150" cy="1200150"/>
             <wp:effectExtent b="0" l="0" r="0" t="0"/>
             <wp:wrapSquare wrapText="bothSides" distB="0" distT="0" distL="114300" distR="114300"/>
-            <wp:docPr descr="psi-negro.png" id="73" name="image55.png"/>
+            <wp:docPr descr="psi-negro.png" id="73" name="image56.png"/>
             <a:graphic>
               <a:graphicData uri="http://schemas.openxmlformats.org/drawingml/2006/picture">
                 <pic:pic>
                   <pic:nvPicPr>
-                    <pic:cNvPr descr="psi-negro.png" id="0" name="image55.png"/>
+                    <pic:cNvPr descr="psi-negro.png" id="0" name="image56.png"/>
                     <pic:cNvPicPr preferRelativeResize="0"/>
                   </pic:nvPicPr>
                   <pic:blipFill>
@@ -1027,12 +1027,12 @@
             <wp:extent cx="1304925" cy="2019300"/>
             <wp:effectExtent b="0" l="0" r="0" t="0"/>
             <wp:wrapSquare wrapText="bothSides" distB="0" distT="0" distL="114300" distR="114300"/>
-            <wp:docPr descr="UNPA.JPG" id="55" name="image30.jpg"/>
+            <wp:docPr descr="UNPA.JPG" id="55" name="image28.jpg"/>
             <a:graphic>
               <a:graphicData uri="http://schemas.openxmlformats.org/drawingml/2006/picture">
                 <pic:pic>
                   <pic:nvPicPr>
-                    <pic:cNvPr descr="UNPA.JPG" id="0" name="image30.jpg"/>
+                    <pic:cNvPr descr="UNPA.JPG" id="0" name="image28.jpg"/>
                     <pic:cNvPicPr preferRelativeResize="0"/>
                   </pic:nvPicPr>
                   <pic:blipFill>
@@ -1096,7 +1096,7 @@
     </w:p>
     <w:sdt>
       <w:sdtPr>
-        <w:id w:val="-1044853042"/>
+        <w:id w:val="956466769"/>
         <w:docPartObj>
           <w:docPartGallery w:val="Table of Contents"/>
           <w:docPartUnique w:val="1"/>
@@ -2587,12 +2587,12 @@
               <wp:inline distB="114300" distT="114300" distL="114300" distR="114300">
                 <wp:extent cx="3914775" cy="1514475"/>
                 <wp:effectExtent b="0" l="0" r="0" t="0"/>
-                <wp:docPr id="2" name="image48.png"/>
+                <wp:docPr id="2" name="image44.png"/>
                 <a:graphic>
                   <a:graphicData uri="http://schemas.openxmlformats.org/drawingml/2006/picture">
                     <pic:pic>
                       <pic:nvPicPr>
-                        <pic:cNvPr id="0" name="image48.png"/>
+                        <pic:cNvPr id="0" name="image44.png"/>
                         <pic:cNvPicPr preferRelativeResize="0"/>
                       </pic:nvPicPr>
                       <pic:blipFill>
@@ -2759,12 +2759,12 @@
               <wp:inline distB="114300" distT="114300" distL="114300" distR="114300">
                 <wp:extent cx="5399730" cy="2654300"/>
                 <wp:effectExtent b="0" l="0" r="0" t="0"/>
-                <wp:docPr id="4" name="image51.png"/>
+                <wp:docPr id="4" name="image46.png"/>
                 <a:graphic>
                   <a:graphicData uri="http://schemas.openxmlformats.org/drawingml/2006/picture">
                     <pic:pic>
                       <pic:nvPicPr>
-                        <pic:cNvPr id="0" name="image51.png"/>
+                        <pic:cNvPr id="0" name="image46.png"/>
                         <pic:cNvPicPr preferRelativeResize="0"/>
                       </pic:nvPicPr>
                       <pic:blipFill>
@@ -3025,12 +3025,12 @@
               <wp:inline distB="114300" distT="114300" distL="114300" distR="114300">
                 <wp:extent cx="5399730" cy="1981200"/>
                 <wp:effectExtent b="0" l="0" r="0" t="0"/>
-                <wp:docPr id="1" name="image45.png"/>
+                <wp:docPr id="1" name="image43.png"/>
                 <a:graphic>
                   <a:graphicData uri="http://schemas.openxmlformats.org/drawingml/2006/picture">
                     <pic:pic>
                       <pic:nvPicPr>
-                        <pic:cNvPr id="0" name="image45.png"/>
+                        <pic:cNvPr id="0" name="image43.png"/>
                         <pic:cNvPicPr preferRelativeResize="0"/>
                       </pic:nvPicPr>
                       <pic:blipFill>
@@ -3130,12 +3130,12 @@
           <wp:inline distB="114300" distT="114300" distL="114300" distR="114300">
             <wp:extent cx="3114675" cy="676275"/>
             <wp:effectExtent b="0" l="0" r="0" t="0"/>
-            <wp:docPr id="27" name="image4.png"/>
+            <wp:docPr id="27" name="image1.png"/>
             <a:graphic>
               <a:graphicData uri="http://schemas.openxmlformats.org/drawingml/2006/picture">
                 <pic:pic>
                   <pic:nvPicPr>
-                    <pic:cNvPr id="0" name="image4.png"/>
+                    <pic:cNvPr id="0" name="image1.png"/>
                     <pic:cNvPicPr preferRelativeResize="0"/>
                   </pic:nvPicPr>
                   <pic:blipFill>
@@ -3207,12 +3207,12 @@
           <wp:inline distB="114300" distT="114300" distL="114300" distR="114300">
             <wp:extent cx="2266950" cy="676275"/>
             <wp:effectExtent b="0" l="0" r="0" t="0"/>
-            <wp:docPr id="48" name="image25.png"/>
+            <wp:docPr id="48" name="image27.png"/>
             <a:graphic>
               <a:graphicData uri="http://schemas.openxmlformats.org/drawingml/2006/picture">
                 <pic:pic>
                   <pic:nvPicPr>
-                    <pic:cNvPr id="0" name="image25.png"/>
+                    <pic:cNvPr id="0" name="image27.png"/>
                     <pic:cNvPicPr preferRelativeResize="0"/>
                   </pic:nvPicPr>
                   <pic:blipFill>
@@ -3255,12 +3255,12 @@
           <wp:inline distB="114300" distT="114300" distL="114300" distR="114300">
             <wp:extent cx="1447800" cy="361950"/>
             <wp:effectExtent b="0" l="0" r="0" t="0"/>
-            <wp:docPr id="61" name="image39.png"/>
+            <wp:docPr id="61" name="image41.png"/>
             <a:graphic>
               <a:graphicData uri="http://schemas.openxmlformats.org/drawingml/2006/picture">
                 <pic:pic>
                   <pic:nvPicPr>
-                    <pic:cNvPr id="0" name="image39.png"/>
+                    <pic:cNvPr id="0" name="image41.png"/>
                     <pic:cNvPicPr preferRelativeResize="0"/>
                   </pic:nvPicPr>
                   <pic:blipFill>
@@ -3482,12 +3482,12 @@
           <wp:inline distB="114300" distT="114300" distL="114300" distR="114300">
             <wp:extent cx="4014788" cy="3234505"/>
             <wp:effectExtent b="0" l="0" r="0" t="0"/>
-            <wp:docPr id="67" name="image64.png"/>
+            <wp:docPr id="67" name="image66.png"/>
             <a:graphic>
               <a:graphicData uri="http://schemas.openxmlformats.org/drawingml/2006/picture">
                 <pic:pic>
                   <pic:nvPicPr>
-                    <pic:cNvPr id="0" name="image64.png"/>
+                    <pic:cNvPr id="0" name="image66.png"/>
                     <pic:cNvPicPr preferRelativeResize="0"/>
                   </pic:nvPicPr>
                   <pic:blipFill>
@@ -3583,12 +3583,12 @@
           <wp:inline distB="114300" distT="114300" distL="114300" distR="114300">
             <wp:extent cx="5399730" cy="3251200"/>
             <wp:effectExtent b="0" l="0" r="0" t="0"/>
-            <wp:docPr id="26" name="image18.png"/>
+            <wp:docPr id="26" name="image14.png"/>
             <a:graphic>
               <a:graphicData uri="http://schemas.openxmlformats.org/drawingml/2006/picture">
                 <pic:pic>
                   <pic:nvPicPr>
-                    <pic:cNvPr id="0" name="image18.png"/>
+                    <pic:cNvPr id="0" name="image14.png"/>
                     <pic:cNvPicPr preferRelativeResize="0"/>
                   </pic:nvPicPr>
                   <pic:blipFill>
@@ -3673,12 +3673,12 @@
           <wp:inline distB="114300" distT="114300" distL="114300" distR="114300">
             <wp:extent cx="3967163" cy="2181280"/>
             <wp:effectExtent b="0" l="0" r="0" t="0"/>
-            <wp:docPr id="40" name="image11.png"/>
+            <wp:docPr id="40" name="image25.png"/>
             <a:graphic>
               <a:graphicData uri="http://schemas.openxmlformats.org/drawingml/2006/picture">
                 <pic:pic>
                   <pic:nvPicPr>
-                    <pic:cNvPr id="0" name="image11.png"/>
+                    <pic:cNvPr id="0" name="image25.png"/>
                     <pic:cNvPicPr preferRelativeResize="0"/>
                   </pic:nvPicPr>
                   <pic:blipFill>
@@ -3763,12 +3763,12 @@
           <wp:inline distB="114300" distT="114300" distL="114300" distR="114300">
             <wp:extent cx="3873222" cy="3261999"/>
             <wp:effectExtent b="0" l="0" r="0" t="0"/>
-            <wp:docPr id="72" name="image57.png"/>
+            <wp:docPr id="72" name="image63.png"/>
             <a:graphic>
               <a:graphicData uri="http://schemas.openxmlformats.org/drawingml/2006/picture">
                 <pic:pic>
                   <pic:nvPicPr>
-                    <pic:cNvPr id="0" name="image57.png"/>
+                    <pic:cNvPr id="0" name="image63.png"/>
                     <pic:cNvPicPr preferRelativeResize="0"/>
                   </pic:nvPicPr>
                   <pic:blipFill>
@@ -3853,12 +3853,12 @@
           <wp:inline distB="114300" distT="114300" distL="114300" distR="114300">
             <wp:extent cx="4291013" cy="1689319"/>
             <wp:effectExtent b="0" l="0" r="0" t="0"/>
-            <wp:docPr id="39" name="image7.png"/>
+            <wp:docPr id="39" name="image24.png"/>
             <a:graphic>
               <a:graphicData uri="http://schemas.openxmlformats.org/drawingml/2006/picture">
                 <pic:pic>
                   <pic:nvPicPr>
-                    <pic:cNvPr id="0" name="image7.png"/>
+                    <pic:cNvPr id="0" name="image24.png"/>
                     <pic:cNvPicPr preferRelativeResize="0"/>
                   </pic:nvPicPr>
                   <pic:blipFill>
@@ -3917,12 +3917,12 @@
           <wp:inline distB="114300" distT="114300" distL="114300" distR="114300">
             <wp:extent cx="3967163" cy="1159835"/>
             <wp:effectExtent b="0" l="0" r="0" t="0"/>
-            <wp:docPr id="63" name="image44.png"/>
+            <wp:docPr id="63" name="image54.png"/>
             <a:graphic>
               <a:graphicData uri="http://schemas.openxmlformats.org/drawingml/2006/picture">
                 <pic:pic>
                   <pic:nvPicPr>
-                    <pic:cNvPr id="0" name="image44.png"/>
+                    <pic:cNvPr id="0" name="image54.png"/>
                     <pic:cNvPicPr preferRelativeResize="0"/>
                   </pic:nvPicPr>
                   <pic:blipFill>
@@ -4006,12 +4006,12 @@
           <wp:inline distB="114300" distT="114300" distL="114300" distR="114300">
             <wp:extent cx="5399730" cy="431800"/>
             <wp:effectExtent b="0" l="0" r="0" t="0"/>
-            <wp:docPr id="44" name="image22.png"/>
+            <wp:docPr id="44" name="image23.png"/>
             <a:graphic>
               <a:graphicData uri="http://schemas.openxmlformats.org/drawingml/2006/picture">
                 <pic:pic>
                   <pic:nvPicPr>
-                    <pic:cNvPr id="0" name="image22.png"/>
+                    <pic:cNvPr id="0" name="image23.png"/>
                     <pic:cNvPicPr preferRelativeResize="0"/>
                   </pic:nvPicPr>
                   <pic:blipFill>
@@ -4096,12 +4096,12 @@
           <wp:inline distB="114300" distT="114300" distL="114300" distR="114300">
             <wp:extent cx="3097050" cy="2438622"/>
             <wp:effectExtent b="0" l="0" r="0" t="0"/>
-            <wp:docPr id="24" name="image1.png"/>
+            <wp:docPr id="24" name="image7.png"/>
             <a:graphic>
               <a:graphicData uri="http://schemas.openxmlformats.org/drawingml/2006/picture">
                 <pic:pic>
                   <pic:nvPicPr>
-                    <pic:cNvPr id="0" name="image1.png"/>
+                    <pic:cNvPr id="0" name="image7.png"/>
                     <pic:cNvPicPr preferRelativeResize="0"/>
                   </pic:nvPicPr>
                   <pic:blipFill>
@@ -4185,12 +4185,12 @@
           <wp:inline distB="114300" distT="114300" distL="114300" distR="114300">
             <wp:extent cx="2210836" cy="2624138"/>
             <wp:effectExtent b="0" l="0" r="0" t="0"/>
-            <wp:docPr id="70" name="image73.png"/>
+            <wp:docPr id="70" name="image64.png"/>
             <a:graphic>
               <a:graphicData uri="http://schemas.openxmlformats.org/drawingml/2006/picture">
                 <pic:pic>
                   <pic:nvPicPr>
-                    <pic:cNvPr id="0" name="image73.png"/>
+                    <pic:cNvPr id="0" name="image64.png"/>
                     <pic:cNvPicPr preferRelativeResize="0"/>
                   </pic:nvPicPr>
                   <pic:blipFill>
@@ -4246,12 +4246,12 @@
           <wp:inline distB="114300" distT="114300" distL="114300" distR="114300">
             <wp:extent cx="3009900" cy="666750"/>
             <wp:effectExtent b="0" l="0" r="0" t="0"/>
-            <wp:docPr id="22" name="image13.png"/>
+            <wp:docPr id="22" name="image3.png"/>
             <a:graphic>
               <a:graphicData uri="http://schemas.openxmlformats.org/drawingml/2006/picture">
                 <pic:pic>
                   <pic:nvPicPr>
-                    <pic:cNvPr id="0" name="image13.png"/>
+                    <pic:cNvPr id="0" name="image3.png"/>
                     <pic:cNvPicPr preferRelativeResize="0"/>
                   </pic:nvPicPr>
                   <pic:blipFill>
@@ -4336,12 +4336,12 @@
           <wp:inline distB="114300" distT="114300" distL="114300" distR="114300">
             <wp:extent cx="3329191" cy="4365137"/>
             <wp:effectExtent b="0" l="0" r="0" t="0"/>
-            <wp:docPr id="38" name="image24.png"/>
+            <wp:docPr id="38" name="image21.png"/>
             <a:graphic>
               <a:graphicData uri="http://schemas.openxmlformats.org/drawingml/2006/picture">
                 <pic:pic>
                   <pic:nvPicPr>
-                    <pic:cNvPr id="0" name="image24.png"/>
+                    <pic:cNvPr id="0" name="image21.png"/>
                     <pic:cNvPicPr preferRelativeResize="0"/>
                   </pic:nvPicPr>
                   <pic:blipFill>
@@ -4396,12 +4396,12 @@
           <wp:inline distB="114300" distT="114300" distL="114300" distR="114300">
             <wp:extent cx="4943475" cy="714375"/>
             <wp:effectExtent b="0" l="0" r="0" t="0"/>
-            <wp:docPr id="65" name="image47.png"/>
+            <wp:docPr id="65" name="image49.png"/>
             <a:graphic>
               <a:graphicData uri="http://schemas.openxmlformats.org/drawingml/2006/picture">
                 <pic:pic>
                   <pic:nvPicPr>
-                    <pic:cNvPr id="0" name="image47.png"/>
+                    <pic:cNvPr id="0" name="image49.png"/>
                     <pic:cNvPicPr preferRelativeResize="0"/>
                   </pic:nvPicPr>
                   <pic:blipFill>
@@ -4457,12 +4457,12 @@
           <wp:inline distB="114300" distT="114300" distL="114300" distR="114300">
             <wp:extent cx="4843463" cy="1448211"/>
             <wp:effectExtent b="0" l="0" r="0" t="0"/>
-            <wp:docPr id="45" name="image35.png"/>
+            <wp:docPr id="45" name="image31.png"/>
             <a:graphic>
               <a:graphicData uri="http://schemas.openxmlformats.org/drawingml/2006/picture">
                 <pic:pic>
                   <pic:nvPicPr>
-                    <pic:cNvPr id="0" name="image35.png"/>
+                    <pic:cNvPr id="0" name="image31.png"/>
                     <pic:cNvPicPr preferRelativeResize="0"/>
                   </pic:nvPicPr>
                   <pic:blipFill>
@@ -4518,12 +4518,12 @@
           <wp:inline distB="114300" distT="114300" distL="114300" distR="114300">
             <wp:extent cx="3814167" cy="2128838"/>
             <wp:effectExtent b="0" l="0" r="0" t="0"/>
-            <wp:docPr id="29" name="image8.png"/>
+            <wp:docPr id="29" name="image9.png"/>
             <a:graphic>
               <a:graphicData uri="http://schemas.openxmlformats.org/drawingml/2006/picture">
                 <pic:pic>
                   <pic:nvPicPr>
-                    <pic:cNvPr id="0" name="image8.png"/>
+                    <pic:cNvPr id="0" name="image9.png"/>
                     <pic:cNvPicPr preferRelativeResize="0"/>
                   </pic:nvPicPr>
                   <pic:blipFill>
@@ -4762,12 +4762,12 @@
               <wp:inline distB="114300" distT="114300" distL="114300" distR="114300">
                 <wp:extent cx="5399730" cy="1574800"/>
                 <wp:effectExtent b="0" l="0" r="0" t="0"/>
-                <wp:docPr id="7" name="image56.png"/>
+                <wp:docPr id="7" name="image51.png"/>
                 <a:graphic>
                   <a:graphicData uri="http://schemas.openxmlformats.org/drawingml/2006/picture">
                     <pic:pic>
                       <pic:nvPicPr>
-                        <pic:cNvPr id="0" name="image56.png"/>
+                        <pic:cNvPr id="0" name="image51.png"/>
                         <pic:cNvPicPr preferRelativeResize="0"/>
                       </pic:nvPicPr>
                       <pic:blipFill>
@@ -4825,12 +4825,12 @@
           <wp:inline distB="114300" distT="114300" distL="114300" distR="114300">
             <wp:extent cx="3100388" cy="642910"/>
             <wp:effectExtent b="0" l="0" r="0" t="0"/>
-            <wp:docPr id="56" name="image36.png"/>
+            <wp:docPr id="56" name="image38.png"/>
             <a:graphic>
               <a:graphicData uri="http://schemas.openxmlformats.org/drawingml/2006/picture">
                 <pic:pic>
                   <pic:nvPicPr>
-                    <pic:cNvPr id="0" name="image36.png"/>
+                    <pic:cNvPr id="0" name="image38.png"/>
                     <pic:cNvPicPr preferRelativeResize="0"/>
                   </pic:nvPicPr>
                   <pic:blipFill>
@@ -4910,12 +4910,12 @@
           <wp:inline distB="114300" distT="114300" distL="114300" distR="114300">
             <wp:extent cx="3271838" cy="2385941"/>
             <wp:effectExtent b="0" l="0" r="0" t="0"/>
-            <wp:docPr id="60" name="image41.png"/>
+            <wp:docPr id="60" name="image42.png"/>
             <a:graphic>
               <a:graphicData uri="http://schemas.openxmlformats.org/drawingml/2006/picture">
                 <pic:pic>
                   <pic:nvPicPr>
-                    <pic:cNvPr id="0" name="image41.png"/>
+                    <pic:cNvPr id="0" name="image42.png"/>
                     <pic:cNvPicPr preferRelativeResize="0"/>
                   </pic:nvPicPr>
                   <pic:blipFill>
@@ -4971,12 +4971,12 @@
           <wp:inline distB="114300" distT="114300" distL="114300" distR="114300">
             <wp:extent cx="2805113" cy="1812606"/>
             <wp:effectExtent b="0" l="0" r="0" t="0"/>
-            <wp:docPr id="74" name="image68.png"/>
+            <wp:docPr id="74" name="image62.png"/>
             <a:graphic>
               <a:graphicData uri="http://schemas.openxmlformats.org/drawingml/2006/picture">
                 <pic:pic>
                   <pic:nvPicPr>
-                    <pic:cNvPr id="0" name="image68.png"/>
+                    <pic:cNvPr id="0" name="image62.png"/>
                     <pic:cNvPicPr preferRelativeResize="0"/>
                   </pic:nvPicPr>
                   <pic:blipFill>
@@ -5032,12 +5032,12 @@
           <wp:inline distB="114300" distT="114300" distL="114300" distR="114300">
             <wp:extent cx="3123078" cy="1514849"/>
             <wp:effectExtent b="0" l="0" r="0" t="0"/>
-            <wp:docPr id="50" name="image33.png"/>
+            <wp:docPr id="50" name="image30.png"/>
             <a:graphic>
               <a:graphicData uri="http://schemas.openxmlformats.org/drawingml/2006/picture">
                 <pic:pic>
                   <pic:nvPicPr>
-                    <pic:cNvPr id="0" name="image33.png"/>
+                    <pic:cNvPr id="0" name="image30.png"/>
                     <pic:cNvPicPr preferRelativeResize="0"/>
                   </pic:nvPicPr>
                   <pic:blipFill>
@@ -5118,12 +5118,12 @@
           <wp:inline distB="114300" distT="114300" distL="114300" distR="114300">
             <wp:extent cx="5399730" cy="1587500"/>
             <wp:effectExtent b="0" l="0" r="0" t="0"/>
-            <wp:docPr id="66" name="image50.png"/>
+            <wp:docPr id="66" name="image55.png"/>
             <a:graphic>
               <a:graphicData uri="http://schemas.openxmlformats.org/drawingml/2006/picture">
                 <pic:pic>
                   <pic:nvPicPr>
-                    <pic:cNvPr id="0" name="image50.png"/>
+                    <pic:cNvPr id="0" name="image55.png"/>
                     <pic:cNvPicPr preferRelativeResize="0"/>
                   </pic:nvPicPr>
                   <pic:blipFill>
@@ -5192,12 +5192,12 @@
           <wp:inline distB="114300" distT="114300" distL="114300" distR="114300">
             <wp:extent cx="1749359" cy="2376488"/>
             <wp:effectExtent b="0" l="0" r="0" t="0"/>
-            <wp:docPr id="20" name="image10.png"/>
+            <wp:docPr id="20" name="image13.png"/>
             <a:graphic>
               <a:graphicData uri="http://schemas.openxmlformats.org/drawingml/2006/picture">
                 <pic:pic>
                   <pic:nvPicPr>
-                    <pic:cNvPr id="0" name="image10.png"/>
+                    <pic:cNvPr id="0" name="image13.png"/>
                     <pic:cNvPicPr preferRelativeResize="0"/>
                   </pic:nvPicPr>
                   <pic:blipFill>
@@ -5253,12 +5253,12 @@
           <wp:inline distB="114300" distT="114300" distL="114300" distR="114300">
             <wp:extent cx="3471863" cy="2035826"/>
             <wp:effectExtent b="0" l="0" r="0" t="0"/>
-            <wp:docPr id="30" name="image16.png"/>
+            <wp:docPr id="30" name="image8.png"/>
             <a:graphic>
               <a:graphicData uri="http://schemas.openxmlformats.org/drawingml/2006/picture">
                 <pic:pic>
                   <pic:nvPicPr>
-                    <pic:cNvPr id="0" name="image16.png"/>
+                    <pic:cNvPr id="0" name="image8.png"/>
                     <pic:cNvPicPr preferRelativeResize="0"/>
                   </pic:nvPicPr>
                   <pic:blipFill>
@@ -5314,12 +5314,12 @@
           <wp:inline distB="114300" distT="114300" distL="114300" distR="114300">
             <wp:extent cx="1685925" cy="885825"/>
             <wp:effectExtent b="0" l="0" r="0" t="0"/>
-            <wp:docPr id="23" name="image20.png"/>
+            <wp:docPr id="23" name="image16.png"/>
             <a:graphic>
               <a:graphicData uri="http://schemas.openxmlformats.org/drawingml/2006/picture">
                 <pic:pic>
                   <pic:nvPicPr>
-                    <pic:cNvPr id="0" name="image20.png"/>
+                    <pic:cNvPr id="0" name="image16.png"/>
                     <pic:cNvPicPr preferRelativeResize="0"/>
                   </pic:nvPicPr>
                   <pic:blipFill>
@@ -5378,12 +5378,12 @@
           <wp:inline distB="114300" distT="114300" distL="114300" distR="114300">
             <wp:extent cx="5399730" cy="190500"/>
             <wp:effectExtent b="0" l="0" r="0" t="0"/>
-            <wp:docPr id="37" name="image14.png"/>
+            <wp:docPr id="37" name="image29.png"/>
             <a:graphic>
               <a:graphicData uri="http://schemas.openxmlformats.org/drawingml/2006/picture">
                 <pic:pic>
                   <pic:nvPicPr>
-                    <pic:cNvPr id="0" name="image14.png"/>
+                    <pic:cNvPr id="0" name="image29.png"/>
                     <pic:cNvPicPr preferRelativeResize="0"/>
                   </pic:nvPicPr>
                   <pic:blipFill>
@@ -5439,12 +5439,12 @@
           <wp:inline distB="114300" distT="114300" distL="114300" distR="114300">
             <wp:extent cx="4376738" cy="1693986"/>
             <wp:effectExtent b="0" l="0" r="0" t="0"/>
-            <wp:docPr id="64" name="image46.png"/>
+            <wp:docPr id="64" name="image57.png"/>
             <a:graphic>
               <a:graphicData uri="http://schemas.openxmlformats.org/drawingml/2006/picture">
                 <pic:pic>
                   <pic:nvPicPr>
-                    <pic:cNvPr id="0" name="image46.png"/>
+                    <pic:cNvPr id="0" name="image57.png"/>
                     <pic:cNvPicPr preferRelativeResize="0"/>
                   </pic:nvPicPr>
                   <pic:blipFill>
@@ -5786,12 +5786,12 @@
               <wp:inline distB="114300" distT="114300" distL="114300" distR="114300">
                 <wp:extent cx="5399730" cy="1727200"/>
                 <wp:effectExtent b="0" l="0" r="0" t="0"/>
-                <wp:docPr id="5" name="image52.png"/>
+                <wp:docPr id="5" name="image47.png"/>
                 <a:graphic>
                   <a:graphicData uri="http://schemas.openxmlformats.org/drawingml/2006/picture">
                     <pic:pic>
                       <pic:nvPicPr>
-                        <pic:cNvPr id="0" name="image52.png"/>
+                        <pic:cNvPr id="0" name="image47.png"/>
                         <pic:cNvPicPr preferRelativeResize="0"/>
                       </pic:nvPicPr>
                       <pic:blipFill>
@@ -5861,12 +5861,12 @@
           <wp:inline distB="114300" distT="114300" distL="114300" distR="114300">
             <wp:extent cx="5399730" cy="317500"/>
             <wp:effectExtent b="0" l="0" r="0" t="0"/>
-            <wp:docPr id="32" name="image2.png"/>
+            <wp:docPr id="32" name="image6.png"/>
             <a:graphic>
               <a:graphicData uri="http://schemas.openxmlformats.org/drawingml/2006/picture">
                 <pic:pic>
                   <pic:nvPicPr>
-                    <pic:cNvPr id="0" name="image2.png"/>
+                    <pic:cNvPr id="0" name="image6.png"/>
                     <pic:cNvPicPr preferRelativeResize="0"/>
                   </pic:nvPicPr>
                   <pic:blipFill>
@@ -6094,12 +6094,12 @@
               <wp:inline distB="114300" distT="114300" distL="114300" distR="114300">
                 <wp:extent cx="5399730" cy="1727200"/>
                 <wp:effectExtent b="0" l="0" r="0" t="0"/>
-                <wp:docPr id="9" name="image59.png"/>
+                <wp:docPr id="9" name="image53.png"/>
                 <a:graphic>
                   <a:graphicData uri="http://schemas.openxmlformats.org/drawingml/2006/picture">
                     <pic:pic>
                       <pic:nvPicPr>
-                        <pic:cNvPr id="0" name="image59.png"/>
+                        <pic:cNvPr id="0" name="image53.png"/>
                         <pic:cNvPicPr preferRelativeResize="0"/>
                       </pic:nvPicPr>
                       <pic:blipFill>
@@ -6156,12 +6156,12 @@
           <wp:inline distB="114300" distT="114300" distL="114300" distR="114300">
             <wp:extent cx="5399730" cy="368300"/>
             <wp:effectExtent b="0" l="0" r="0" t="0"/>
-            <wp:docPr id="51" name="image28.png"/>
+            <wp:docPr id="51" name="image32.png"/>
             <a:graphic>
               <a:graphicData uri="http://schemas.openxmlformats.org/drawingml/2006/picture">
                 <pic:pic>
                   <pic:nvPicPr>
-                    <pic:cNvPr id="0" name="image28.png"/>
+                    <pic:cNvPr id="0" name="image32.png"/>
                     <pic:cNvPicPr preferRelativeResize="0"/>
                   </pic:nvPicPr>
                   <pic:blipFill>
@@ -6232,12 +6232,12 @@
           <wp:inline distB="114300" distT="114300" distL="114300" distR="114300">
             <wp:extent cx="5399730" cy="2387600"/>
             <wp:effectExtent b="0" l="0" r="0" t="0"/>
-            <wp:docPr id="57" name="image43.png"/>
+            <wp:docPr id="57" name="image50.png"/>
             <a:graphic>
               <a:graphicData uri="http://schemas.openxmlformats.org/drawingml/2006/picture">
                 <pic:pic>
                   <pic:nvPicPr>
-                    <pic:cNvPr id="0" name="image43.png"/>
+                    <pic:cNvPr id="0" name="image50.png"/>
                     <pic:cNvPicPr preferRelativeResize="0"/>
                   </pic:nvPicPr>
                   <pic:blipFill>
@@ -6347,12 +6347,12 @@
           <wp:inline distB="114300" distT="114300" distL="114300" distR="114300">
             <wp:extent cx="5399730" cy="2743200"/>
             <wp:effectExtent b="0" l="0" r="0" t="0"/>
-            <wp:docPr id="71" name="image65.png"/>
+            <wp:docPr id="71" name="image68.png"/>
             <a:graphic>
               <a:graphicData uri="http://schemas.openxmlformats.org/drawingml/2006/picture">
                 <pic:pic>
                   <pic:nvPicPr>
-                    <pic:cNvPr id="0" name="image65.png"/>
+                    <pic:cNvPr id="0" name="image68.png"/>
                     <pic:cNvPicPr preferRelativeResize="0"/>
                   </pic:nvPicPr>
                   <pic:blipFill>
@@ -6407,12 +6407,12 @@
           <wp:inline distB="114300" distT="114300" distL="114300" distR="114300">
             <wp:extent cx="5399730" cy="469900"/>
             <wp:effectExtent b="0" l="0" r="0" t="0"/>
-            <wp:docPr id="25" name="image5.png"/>
+            <wp:docPr id="25" name="image2.png"/>
             <a:graphic>
               <a:graphicData uri="http://schemas.openxmlformats.org/drawingml/2006/picture">
                 <pic:pic>
                   <pic:nvPicPr>
-                    <pic:cNvPr id="0" name="image5.png"/>
+                    <pic:cNvPr id="0" name="image2.png"/>
                     <pic:cNvPicPr preferRelativeResize="0"/>
                   </pic:nvPicPr>
                   <pic:blipFill>
@@ -6467,12 +6467,12 @@
           <wp:inline distB="114300" distT="114300" distL="114300" distR="114300">
             <wp:extent cx="5399730" cy="431800"/>
             <wp:effectExtent b="0" l="0" r="0" t="0"/>
-            <wp:docPr id="69" name="image63.png"/>
+            <wp:docPr id="69" name="image58.png"/>
             <a:graphic>
               <a:graphicData uri="http://schemas.openxmlformats.org/drawingml/2006/picture">
                 <pic:pic>
                   <pic:nvPicPr>
-                    <pic:cNvPr id="0" name="image63.png"/>
+                    <pic:cNvPr id="0" name="image58.png"/>
                     <pic:cNvPicPr preferRelativeResize="0"/>
                   </pic:nvPicPr>
                   <pic:blipFill>
@@ -6527,12 +6527,12 @@
           <wp:inline distB="114300" distT="114300" distL="114300" distR="114300">
             <wp:extent cx="5399730" cy="279400"/>
             <wp:effectExtent b="0" l="0" r="0" t="0"/>
-            <wp:docPr id="36" name="image19.png"/>
+            <wp:docPr id="36" name="image17.png"/>
             <a:graphic>
               <a:graphicData uri="http://schemas.openxmlformats.org/drawingml/2006/picture">
                 <pic:pic>
                   <pic:nvPicPr>
-                    <pic:cNvPr id="0" name="image19.png"/>
+                    <pic:cNvPr id="0" name="image17.png"/>
                     <pic:cNvPicPr preferRelativeResize="0"/>
                   </pic:nvPicPr>
                   <pic:blipFill>
@@ -6604,12 +6604,12 @@
           <wp:inline distB="114300" distT="114300" distL="114300" distR="114300">
             <wp:extent cx="2724150" cy="1228725"/>
             <wp:effectExtent b="0" l="0" r="0" t="0"/>
-            <wp:docPr id="41" name="image29.png"/>
+            <wp:docPr id="41" name="image20.png"/>
             <a:graphic>
               <a:graphicData uri="http://schemas.openxmlformats.org/drawingml/2006/picture">
                 <pic:pic>
                   <pic:nvPicPr>
-                    <pic:cNvPr id="0" name="image29.png"/>
+                    <pic:cNvPr id="0" name="image20.png"/>
                     <pic:cNvPicPr preferRelativeResize="0"/>
                   </pic:nvPicPr>
                   <pic:blipFill>
@@ -6719,12 +6719,12 @@
           <wp:inline distB="114300" distT="114300" distL="114300" distR="114300">
             <wp:extent cx="5399730" cy="1625600"/>
             <wp:effectExtent b="0" l="0" r="0" t="0"/>
-            <wp:docPr id="59" name="image40.png"/>
+            <wp:docPr id="59" name="image35.png"/>
             <a:graphic>
               <a:graphicData uri="http://schemas.openxmlformats.org/drawingml/2006/picture">
                 <pic:pic>
                   <pic:nvPicPr>
-                    <pic:cNvPr id="0" name="image40.png"/>
+                    <pic:cNvPr id="0" name="image35.png"/>
                     <pic:cNvPicPr preferRelativeResize="0"/>
                   </pic:nvPicPr>
                   <pic:blipFill>
@@ -6872,12 +6872,12 @@
               <wp:inline distB="114300" distT="114300" distL="114300" distR="114300">
                 <wp:extent cx="5399730" cy="520700"/>
                 <wp:effectExtent b="0" l="0" r="0" t="0"/>
-                <wp:docPr id="12" name="image62.png"/>
+                <wp:docPr id="12" name="image65.png"/>
                 <a:graphic>
                   <a:graphicData uri="http://schemas.openxmlformats.org/drawingml/2006/picture">
                     <pic:pic>
                       <pic:nvPicPr>
-                        <pic:cNvPr id="0" name="image62.png"/>
+                        <pic:cNvPr id="0" name="image65.png"/>
                         <pic:cNvPicPr preferRelativeResize="0"/>
                       </pic:nvPicPr>
                       <pic:blipFill>
@@ -6934,12 +6934,12 @@
           <wp:inline distB="114300" distT="114300" distL="114300" distR="114300">
             <wp:extent cx="5399730" cy="635000"/>
             <wp:effectExtent b="0" l="0" r="0" t="0"/>
-            <wp:docPr id="42" name="image21.png"/>
+            <wp:docPr id="42" name="image22.png"/>
             <a:graphic>
               <a:graphicData uri="http://schemas.openxmlformats.org/drawingml/2006/picture">
                 <pic:pic>
                   <pic:nvPicPr>
-                    <pic:cNvPr id="0" name="image21.png"/>
+                    <pic:cNvPr id="0" name="image22.png"/>
                     <pic:cNvPicPr preferRelativeResize="0"/>
                   </pic:nvPicPr>
                   <pic:blipFill>
@@ -7009,12 +7009,12 @@
           <wp:inline distB="114300" distT="114300" distL="114300" distR="114300">
             <wp:extent cx="5399730" cy="4432300"/>
             <wp:effectExtent b="0" l="0" r="0" t="0"/>
-            <wp:docPr id="21" name="image3.png"/>
+            <wp:docPr id="21" name="image12.png"/>
             <a:graphic>
               <a:graphicData uri="http://schemas.openxmlformats.org/drawingml/2006/picture">
                 <pic:pic>
                   <pic:nvPicPr>
-                    <pic:cNvPr id="0" name="image3.png"/>
+                    <pic:cNvPr id="0" name="image12.png"/>
                     <pic:cNvPicPr preferRelativeResize="0"/>
                   </pic:nvPicPr>
                   <pic:blipFill>
@@ -7085,12 +7085,12 @@
           <wp:inline distB="114300" distT="114300" distL="114300" distR="114300">
             <wp:extent cx="5399730" cy="1231900"/>
             <wp:effectExtent b="0" l="0" r="0" t="0"/>
-            <wp:docPr id="35" name="image17.png"/>
+            <wp:docPr id="35" name="image5.png"/>
             <a:graphic>
               <a:graphicData uri="http://schemas.openxmlformats.org/drawingml/2006/picture">
                 <pic:pic>
                   <pic:nvPicPr>
-                    <pic:cNvPr id="0" name="image17.png"/>
+                    <pic:cNvPr id="0" name="image5.png"/>
                     <pic:cNvPicPr preferRelativeResize="0"/>
                   </pic:nvPicPr>
                   <pic:blipFill>
@@ -7145,12 +7145,12 @@
           <wp:inline distB="114300" distT="114300" distL="114300" distR="114300">
             <wp:extent cx="3190875" cy="1133475"/>
             <wp:effectExtent b="0" l="0" r="0" t="0"/>
-            <wp:docPr id="58" name="image37.png"/>
+            <wp:docPr id="58" name="image39.png"/>
             <a:graphic>
               <a:graphicData uri="http://schemas.openxmlformats.org/drawingml/2006/picture">
                 <pic:pic>
                   <pic:nvPicPr>
-                    <pic:cNvPr id="0" name="image37.png"/>
+                    <pic:cNvPr id="0" name="image39.png"/>
                     <pic:cNvPicPr preferRelativeResize="0"/>
                   </pic:nvPicPr>
                   <pic:blipFill>
@@ -7308,12 +7308,12 @@
               <wp:inline distB="114300" distT="114300" distL="114300" distR="114300">
                 <wp:extent cx="4276725" cy="3810000"/>
                 <wp:effectExtent b="0" l="0" r="0" t="0"/>
-                <wp:docPr id="13" name="image74.png"/>
+                <wp:docPr id="13" name="image72.png"/>
                 <a:graphic>
                   <a:graphicData uri="http://schemas.openxmlformats.org/drawingml/2006/picture">
                     <pic:pic>
                       <pic:nvPicPr>
-                        <pic:cNvPr id="0" name="image74.png"/>
+                        <pic:cNvPr id="0" name="image72.png"/>
                         <pic:cNvPicPr preferRelativeResize="0"/>
                       </pic:nvPicPr>
                       <pic:blipFill>
@@ -7370,12 +7370,12 @@
           <wp:inline distB="114300" distT="114300" distL="114300" distR="114300">
             <wp:extent cx="5399730" cy="1524000"/>
             <wp:effectExtent b="0" l="0" r="0" t="0"/>
-            <wp:docPr id="53" name="image38.png"/>
+            <wp:docPr id="53" name="image36.png"/>
             <a:graphic>
               <a:graphicData uri="http://schemas.openxmlformats.org/drawingml/2006/picture">
                 <pic:pic>
                   <pic:nvPicPr>
-                    <pic:cNvPr id="0" name="image38.png"/>
+                    <pic:cNvPr id="0" name="image36.png"/>
                     <pic:cNvPicPr preferRelativeResize="0"/>
                   </pic:nvPicPr>
                   <pic:blipFill>
@@ -7431,12 +7431,12 @@
           <wp:inline distB="114300" distT="114300" distL="114300" distR="114300">
             <wp:extent cx="4852988" cy="1700964"/>
             <wp:effectExtent b="0" l="0" r="0" t="0"/>
-            <wp:docPr id="28" name="image15.png"/>
+            <wp:docPr id="28" name="image11.png"/>
             <a:graphic>
               <a:graphicData uri="http://schemas.openxmlformats.org/drawingml/2006/picture">
                 <pic:pic>
                   <pic:nvPicPr>
-                    <pic:cNvPr id="0" name="image15.png"/>
+                    <pic:cNvPr id="0" name="image11.png"/>
                     <pic:cNvPicPr preferRelativeResize="0"/>
                   </pic:nvPicPr>
                   <pic:blipFill>
@@ -7523,12 +7523,12 @@
           <wp:inline distB="114300" distT="114300" distL="114300" distR="114300">
             <wp:extent cx="4191000" cy="2447925"/>
             <wp:effectExtent b="0" l="0" r="0" t="0"/>
-            <wp:docPr id="33" name="image9.png"/>
+            <wp:docPr id="33" name="image4.png"/>
             <a:graphic>
               <a:graphicData uri="http://schemas.openxmlformats.org/drawingml/2006/picture">
                 <pic:pic>
                   <pic:nvPicPr>
-                    <pic:cNvPr id="0" name="image9.png"/>
+                    <pic:cNvPr id="0" name="image4.png"/>
                     <pic:cNvPicPr preferRelativeResize="0"/>
                   </pic:nvPicPr>
                   <pic:blipFill>
@@ -7571,12 +7571,12 @@
           <wp:inline distB="114300" distT="114300" distL="114300" distR="114300">
             <wp:extent cx="3643313" cy="3942949"/>
             <wp:effectExtent b="0" l="0" r="0" t="0"/>
-            <wp:docPr id="62" name="image42.png"/>
+            <wp:docPr id="62" name="image40.png"/>
             <a:graphic>
               <a:graphicData uri="http://schemas.openxmlformats.org/drawingml/2006/picture">
                 <pic:pic>
                   <pic:nvPicPr>
-                    <pic:cNvPr id="0" name="image42.png"/>
+                    <pic:cNvPr id="0" name="image40.png"/>
                     <pic:cNvPicPr preferRelativeResize="0"/>
                   </pic:nvPicPr>
                   <pic:blipFill>
@@ -7741,12 +7741,12 @@
           <wp:inline distB="114300" distT="114300" distL="114300" distR="114300">
             <wp:extent cx="4381500" cy="4581525"/>
             <wp:effectExtent b="0" l="0" r="0" t="0"/>
-            <wp:docPr id="52" name="image31.png"/>
+            <wp:docPr id="52" name="image33.png"/>
             <a:graphic>
               <a:graphicData uri="http://schemas.openxmlformats.org/drawingml/2006/picture">
                 <pic:pic>
                   <pic:nvPicPr>
-                    <pic:cNvPr id="0" name="image31.png"/>
+                    <pic:cNvPr id="0" name="image33.png"/>
                     <pic:cNvPicPr preferRelativeResize="0"/>
                   </pic:nvPicPr>
                   <pic:blipFill>
@@ -8032,12 +8032,12 @@
           <wp:inline distB="114300" distT="114300" distL="114300" distR="114300">
             <wp:extent cx="5399730" cy="1625600"/>
             <wp:effectExtent b="0" l="0" r="0" t="0"/>
-            <wp:docPr id="34" name="image12.png"/>
+            <wp:docPr id="34" name="image10.png"/>
             <a:graphic>
               <a:graphicData uri="http://schemas.openxmlformats.org/drawingml/2006/picture">
                 <pic:pic>
                   <pic:nvPicPr>
-                    <pic:cNvPr id="0" name="image12.png"/>
+                    <pic:cNvPr id="0" name="image10.png"/>
                     <pic:cNvPicPr preferRelativeResize="0"/>
                   </pic:nvPicPr>
                   <pic:blipFill>
@@ -8092,12 +8092,12 @@
           <wp:inline distB="114300" distT="114300" distL="114300" distR="114300">
             <wp:extent cx="5399730" cy="1574800"/>
             <wp:effectExtent b="0" l="0" r="0" t="0"/>
-            <wp:docPr id="68" name="image53.png"/>
+            <wp:docPr id="68" name="image61.png"/>
             <a:graphic>
               <a:graphicData uri="http://schemas.openxmlformats.org/drawingml/2006/picture">
                 <pic:pic>
                   <pic:nvPicPr>
-                    <pic:cNvPr id="0" name="image53.png"/>
+                    <pic:cNvPr id="0" name="image61.png"/>
                     <pic:cNvPicPr preferRelativeResize="0"/>
                   </pic:nvPicPr>
                   <pic:blipFill>
@@ -8139,12 +8139,12 @@
           <wp:inline distB="114300" distT="114300" distL="114300" distR="114300">
             <wp:extent cx="5399730" cy="469900"/>
             <wp:effectExtent b="0" l="0" r="0" t="0"/>
-            <wp:docPr id="49" name="image32.png"/>
+            <wp:docPr id="49" name="image26.png"/>
             <a:graphic>
               <a:graphicData uri="http://schemas.openxmlformats.org/drawingml/2006/picture">
                 <pic:pic>
                   <pic:nvPicPr>
-                    <pic:cNvPr id="0" name="image32.png"/>
+                    <pic:cNvPr id="0" name="image26.png"/>
                     <pic:cNvPicPr preferRelativeResize="0"/>
                   </pic:nvPicPr>
                   <pic:blipFill>
@@ -8199,12 +8199,12 @@
           <wp:inline distB="114300" distT="114300" distL="114300" distR="114300">
             <wp:extent cx="5399730" cy="698500"/>
             <wp:effectExtent b="0" l="0" r="0" t="0"/>
-            <wp:docPr id="31" name="image6.png"/>
+            <wp:docPr id="31" name="image15.png"/>
             <a:graphic>
               <a:graphicData uri="http://schemas.openxmlformats.org/drawingml/2006/picture">
                 <pic:pic>
                   <pic:nvPicPr>
-                    <pic:cNvPr id="0" name="image6.png"/>
+                    <pic:cNvPr id="0" name="image15.png"/>
                     <pic:cNvPicPr preferRelativeResize="0"/>
                   </pic:nvPicPr>
                   <pic:blipFill>
@@ -8246,12 +8246,12 @@
           <wp:inline distB="114300" distT="114300" distL="114300" distR="114300">
             <wp:extent cx="5399730" cy="1600200"/>
             <wp:effectExtent b="0" l="0" r="0" t="0"/>
-            <wp:docPr id="43" name="image27.png"/>
+            <wp:docPr id="43" name="image37.png"/>
             <a:graphic>
               <a:graphicData uri="http://schemas.openxmlformats.org/drawingml/2006/picture">
                 <pic:pic>
                   <pic:nvPicPr>
-                    <pic:cNvPr id="0" name="image27.png"/>
+                    <pic:cNvPr id="0" name="image37.png"/>
                     <pic:cNvPicPr preferRelativeResize="0"/>
                   </pic:nvPicPr>
                   <pic:blipFill>
@@ -8477,12 +8477,12 @@
               <wp:extent cx="103505" cy="811530"/>
               <wp:effectExtent b="0" l="0" r="0" t="0"/>
               <wp:wrapNone/>
-              <wp:docPr id="14" name="image76.png"/>
+              <wp:docPr id="14" name="image73.png"/>
               <a:graphic>
                 <a:graphicData uri="http://schemas.openxmlformats.org/drawingml/2006/picture">
                   <pic:pic>
                     <pic:nvPicPr>
-                      <pic:cNvPr id="0" name="image76.png"/>
+                      <pic:cNvPr id="0" name="image73.png"/>
                       <pic:cNvPicPr preferRelativeResize="0"/>
                     </pic:nvPicPr>
                     <pic:blipFill>
@@ -8668,12 +8668,12 @@
               <wp:extent cx="7549515" cy="815340"/>
               <wp:effectExtent b="0" l="0" r="0" t="0"/>
               <wp:wrapNone/>
-              <wp:docPr id="19" name="image82.png"/>
+              <wp:docPr id="19" name="image79.png"/>
               <a:graphic>
                 <a:graphicData uri="http://schemas.openxmlformats.org/drawingml/2006/picture">
                   <pic:pic>
                     <pic:nvPicPr>
-                      <pic:cNvPr id="0" name="image82.png"/>
+                      <pic:cNvPr id="0" name="image79.png"/>
                       <pic:cNvPicPr preferRelativeResize="0"/>
                     </pic:nvPicPr>
                     <pic:blipFill>
@@ -8775,12 +8775,12 @@
               <wp:extent cx="103505" cy="824865"/>
               <wp:effectExtent b="0" l="0" r="0" t="0"/>
               <wp:wrapNone/>
-              <wp:docPr id="18" name="image81.png"/>
+              <wp:docPr id="18" name="image78.png"/>
               <a:graphic>
                 <a:graphicData uri="http://schemas.openxmlformats.org/drawingml/2006/picture">
                   <pic:pic>
                     <pic:nvPicPr>
-                      <pic:cNvPr id="0" name="image81.png"/>
+                      <pic:cNvPr id="0" name="image78.png"/>
                       <pic:cNvPicPr preferRelativeResize="0"/>
                     </pic:nvPicPr>
                     <pic:blipFill>
@@ -8882,12 +8882,12 @@
               <wp:extent cx="103505" cy="811530"/>
               <wp:effectExtent b="0" l="0" r="0" t="0"/>
               <wp:wrapNone/>
-              <wp:docPr id="10" name="image60.png"/>
+              <wp:docPr id="10" name="image59.png"/>
               <a:graphic>
                 <a:graphicData uri="http://schemas.openxmlformats.org/drawingml/2006/picture">
                   <pic:pic>
                     <pic:nvPicPr>
-                      <pic:cNvPr id="0" name="image60.png"/>
+                      <pic:cNvPr id="0" name="image59.png"/>
                       <pic:cNvPicPr preferRelativeResize="0"/>
                     </pic:nvPicPr>
                     <pic:blipFill>
@@ -8980,12 +8980,12 @@
           <wp:extent cx="669290" cy="669290"/>
           <wp:effectExtent b="0" l="0" r="0" t="0"/>
           <wp:wrapSquare wrapText="bothSides" distB="0" distT="0" distL="114300" distR="114300"/>
-          <wp:docPr descr="psi-negro.png" id="47" name="image23.png"/>
+          <wp:docPr descr="psi-negro.png" id="47" name="image18.png"/>
           <a:graphic>
             <a:graphicData uri="http://schemas.openxmlformats.org/drawingml/2006/picture">
               <pic:pic>
                 <pic:nvPicPr>
-                  <pic:cNvPr descr="psi-negro.png" id="0" name="image23.png"/>
+                  <pic:cNvPr descr="psi-negro.png" id="0" name="image18.png"/>
                   <pic:cNvPicPr preferRelativeResize="0"/>
                 </pic:nvPicPr>
                 <pic:blipFill>
@@ -9025,12 +9025,12 @@
           <wp:extent cx="425450" cy="666750"/>
           <wp:effectExtent b="0" l="0" r="0" t="0"/>
           <wp:wrapSquare wrapText="bothSides" distB="0" distT="0" distL="114300" distR="114300"/>
-          <wp:docPr descr="UNPA.JPG" id="46" name="image26.jpg"/>
+          <wp:docPr descr="UNPA.JPG" id="46" name="image19.jpg"/>
           <a:graphic>
             <a:graphicData uri="http://schemas.openxmlformats.org/drawingml/2006/picture">
               <pic:pic>
                 <pic:nvPicPr>
-                  <pic:cNvPr descr="UNPA.JPG" id="0" name="image26.jpg"/>
+                  <pic:cNvPr descr="UNPA.JPG" id="0" name="image19.jpg"/>
                   <pic:cNvPicPr preferRelativeResize="0"/>
                 </pic:nvPicPr>
                 <pic:blipFill>
@@ -9133,12 +9133,12 @@
               <wp:extent cx="103505" cy="811530"/>
               <wp:effectExtent b="0" l="0" r="0" t="0"/>
               <wp:wrapNone/>
-              <wp:docPr id="8" name="image58.png"/>
+              <wp:docPr id="8" name="image52.png"/>
               <a:graphic>
                 <a:graphicData uri="http://schemas.openxmlformats.org/drawingml/2006/picture">
                   <pic:pic>
                     <pic:nvPicPr>
-                      <pic:cNvPr id="0" name="image58.png"/>
+                      <pic:cNvPr id="0" name="image52.png"/>
                       <pic:cNvPicPr preferRelativeResize="0"/>
                     </pic:nvPicPr>
                     <pic:blipFill>
@@ -9243,12 +9243,12 @@
               <wp:extent cx="103505" cy="812165"/>
               <wp:effectExtent b="0" l="0" r="0" t="0"/>
               <wp:wrapNone/>
-              <wp:docPr id="17" name="image80.png"/>
+              <wp:docPr id="17" name="image77.png"/>
               <a:graphic>
                 <a:graphicData uri="http://schemas.openxmlformats.org/drawingml/2006/picture">
                   <pic:pic>
                     <pic:nvPicPr>
-                      <pic:cNvPr id="0" name="image80.png"/>
+                      <pic:cNvPr id="0" name="image77.png"/>
                       <pic:cNvPicPr preferRelativeResize="0"/>
                     </pic:nvPicPr>
                     <pic:blipFill>
@@ -9510,12 +9510,12 @@
               <wp:extent cx="7549515" cy="815340"/>
               <wp:effectExtent b="0" l="0" r="0" t="0"/>
               <wp:wrapNone/>
-              <wp:docPr id="15" name="image77.png"/>
+              <wp:docPr id="15" name="image74.png"/>
               <a:graphic>
                 <a:graphicData uri="http://schemas.openxmlformats.org/drawingml/2006/picture">
                   <pic:pic>
                     <pic:nvPicPr>
-                      <pic:cNvPr id="0" name="image77.png"/>
+                      <pic:cNvPr id="0" name="image74.png"/>
                       <pic:cNvPicPr preferRelativeResize="0"/>
                     </pic:nvPicPr>
                     <pic:blipFill>

--- a/Etapa Elaboración - Iteración 1/Instalación, configuración y uso de Rclone - Kairos - NexTech.docx
+++ b/Etapa Elaboración - Iteración 1/Instalación, configuración y uso de Rclone - Kairos - NexTech.docx
@@ -196,12 +196,12 @@
                 <wp:extent cx="7928609" cy="870585"/>
                 <wp:effectExtent b="0" l="0" r="0" t="0"/>
                 <wp:wrapNone/>
-                <wp:docPr id="11" name="image60.png"/>
+                <wp:docPr id="11" name="image72.png"/>
                 <a:graphic>
                   <a:graphicData uri="http://schemas.openxmlformats.org/drawingml/2006/picture">
                     <pic:pic>
                       <pic:nvPicPr>
-                        <pic:cNvPr id="0" name="image60.png"/>
+                        <pic:cNvPr id="0" name="image72.png"/>
                         <pic:cNvPicPr preferRelativeResize="0"/>
                       </pic:nvPicPr>
                       <pic:blipFill>
@@ -316,12 +316,12 @@
                 <wp:extent cx="103505" cy="11221720"/>
                 <wp:effectExtent b="0" l="0" r="0" t="0"/>
                 <wp:wrapNone/>
-                <wp:docPr id="6" name="image48.png"/>
+                <wp:docPr id="6" name="image53.png"/>
                 <a:graphic>
                   <a:graphicData uri="http://schemas.openxmlformats.org/drawingml/2006/picture">
                     <pic:pic>
                       <pic:nvPicPr>
-                        <pic:cNvPr id="0" name="image48.png"/>
+                        <pic:cNvPr id="0" name="image53.png"/>
                         <pic:cNvPicPr preferRelativeResize="0"/>
                       </pic:nvPicPr>
                       <pic:blipFill>
@@ -436,12 +436,12 @@
                 <wp:extent cx="103505" cy="11221720"/>
                 <wp:effectExtent b="0" l="0" r="0" t="0"/>
                 <wp:wrapNone/>
-                <wp:docPr id="16" name="image75.png"/>
+                <wp:docPr id="16" name="image77.png"/>
                 <a:graphic>
                   <a:graphicData uri="http://schemas.openxmlformats.org/drawingml/2006/picture">
                     <pic:pic>
                       <pic:nvPicPr>
-                        <pic:cNvPr id="0" name="image75.png"/>
+                        <pic:cNvPr id="0" name="image77.png"/>
                         <pic:cNvPicPr preferRelativeResize="0"/>
                       </pic:nvPicPr>
                       <pic:blipFill>
@@ -556,12 +556,12 @@
                 <wp:extent cx="7928609" cy="870585"/>
                 <wp:effectExtent b="0" l="0" r="0" t="0"/>
                 <wp:wrapNone/>
-                <wp:docPr id="3" name="image45.png"/>
+                <wp:docPr id="3" name="image49.png"/>
                 <a:graphic>
                   <a:graphicData uri="http://schemas.openxmlformats.org/drawingml/2006/picture">
                     <pic:pic>
                       <pic:nvPicPr>
-                        <pic:cNvPr id="0" name="image45.png"/>
+                        <pic:cNvPr id="0" name="image49.png"/>
                         <pic:cNvPicPr preferRelativeResize="0"/>
                       </pic:nvPicPr>
                       <pic:blipFill>
@@ -972,12 +972,12 @@
             <wp:extent cx="1200150" cy="1200150"/>
             <wp:effectExtent b="0" l="0" r="0" t="0"/>
             <wp:wrapSquare wrapText="bothSides" distB="0" distT="0" distL="114300" distR="114300"/>
-            <wp:docPr descr="psi-negro.png" id="73" name="image56.png"/>
+            <wp:docPr descr="psi-negro.png" id="73" name="image51.png"/>
             <a:graphic>
               <a:graphicData uri="http://schemas.openxmlformats.org/drawingml/2006/picture">
                 <pic:pic>
                   <pic:nvPicPr>
-                    <pic:cNvPr descr="psi-negro.png" id="0" name="image56.png"/>
+                    <pic:cNvPr descr="psi-negro.png" id="0" name="image51.png"/>
                     <pic:cNvPicPr preferRelativeResize="0"/>
                   </pic:nvPicPr>
                   <pic:blipFill>
@@ -1027,12 +1027,12 @@
             <wp:extent cx="1304925" cy="2019300"/>
             <wp:effectExtent b="0" l="0" r="0" t="0"/>
             <wp:wrapSquare wrapText="bothSides" distB="0" distT="0" distL="114300" distR="114300"/>
-            <wp:docPr descr="UNPA.JPG" id="55" name="image28.jpg"/>
+            <wp:docPr descr="UNPA.JPG" id="55" name="image26.jpg"/>
             <a:graphic>
               <a:graphicData uri="http://schemas.openxmlformats.org/drawingml/2006/picture">
                 <pic:pic>
                   <pic:nvPicPr>
-                    <pic:cNvPr descr="UNPA.JPG" id="0" name="image28.jpg"/>
+                    <pic:cNvPr descr="UNPA.JPG" id="0" name="image26.jpg"/>
                     <pic:cNvPicPr preferRelativeResize="0"/>
                   </pic:nvPicPr>
                   <pic:blipFill>
@@ -1096,7 +1096,7 @@
     </w:p>
     <w:sdt>
       <w:sdtPr>
-        <w:id w:val="956466769"/>
+        <w:id w:val="274892590"/>
         <w:docPartObj>
           <w:docPartGallery w:val="Table of Contents"/>
           <w:docPartUnique w:val="1"/>
@@ -2587,12 +2587,12 @@
               <wp:inline distB="114300" distT="114300" distL="114300" distR="114300">
                 <wp:extent cx="3914775" cy="1514475"/>
                 <wp:effectExtent b="0" l="0" r="0" t="0"/>
-                <wp:docPr id="2" name="image44.png"/>
+                <wp:docPr id="2" name="image39.png"/>
                 <a:graphic>
                   <a:graphicData uri="http://schemas.openxmlformats.org/drawingml/2006/picture">
                     <pic:pic>
                       <pic:nvPicPr>
-                        <pic:cNvPr id="0" name="image44.png"/>
+                        <pic:cNvPr id="0" name="image39.png"/>
                         <pic:cNvPicPr preferRelativeResize="0"/>
                       </pic:nvPicPr>
                       <pic:blipFill>
@@ -2759,12 +2759,12 @@
               <wp:inline distB="114300" distT="114300" distL="114300" distR="114300">
                 <wp:extent cx="5399730" cy="2654300"/>
                 <wp:effectExtent b="0" l="0" r="0" t="0"/>
-                <wp:docPr id="4" name="image46.png"/>
+                <wp:docPr id="4" name="image50.png"/>
                 <a:graphic>
                   <a:graphicData uri="http://schemas.openxmlformats.org/drawingml/2006/picture">
                     <pic:pic>
                       <pic:nvPicPr>
-                        <pic:cNvPr id="0" name="image46.png"/>
+                        <pic:cNvPr id="0" name="image50.png"/>
                         <pic:cNvPicPr preferRelativeResize="0"/>
                       </pic:nvPicPr>
                       <pic:blipFill>
@@ -3025,12 +3025,12 @@
               <wp:inline distB="114300" distT="114300" distL="114300" distR="114300">
                 <wp:extent cx="5399730" cy="1981200"/>
                 <wp:effectExtent b="0" l="0" r="0" t="0"/>
-                <wp:docPr id="1" name="image43.png"/>
+                <wp:docPr id="1" name="image38.png"/>
                 <a:graphic>
                   <a:graphicData uri="http://schemas.openxmlformats.org/drawingml/2006/picture">
                     <pic:pic>
                       <pic:nvPicPr>
-                        <pic:cNvPr id="0" name="image43.png"/>
+                        <pic:cNvPr id="0" name="image38.png"/>
                         <pic:cNvPicPr preferRelativeResize="0"/>
                       </pic:nvPicPr>
                       <pic:blipFill>
@@ -3130,12 +3130,12 @@
           <wp:inline distB="114300" distT="114300" distL="114300" distR="114300">
             <wp:extent cx="3114675" cy="676275"/>
             <wp:effectExtent b="0" l="0" r="0" t="0"/>
-            <wp:docPr id="27" name="image1.png"/>
+            <wp:docPr id="27" name="image4.png"/>
             <a:graphic>
               <a:graphicData uri="http://schemas.openxmlformats.org/drawingml/2006/picture">
                 <pic:pic>
                   <pic:nvPicPr>
-                    <pic:cNvPr id="0" name="image1.png"/>
+                    <pic:cNvPr id="0" name="image4.png"/>
                     <pic:cNvPicPr preferRelativeResize="0"/>
                   </pic:nvPicPr>
                   <pic:blipFill>
@@ -3207,12 +3207,12 @@
           <wp:inline distB="114300" distT="114300" distL="114300" distR="114300">
             <wp:extent cx="2266950" cy="676275"/>
             <wp:effectExtent b="0" l="0" r="0" t="0"/>
-            <wp:docPr id="48" name="image27.png"/>
+            <wp:docPr id="48" name="image30.png"/>
             <a:graphic>
               <a:graphicData uri="http://schemas.openxmlformats.org/drawingml/2006/picture">
                 <pic:pic>
                   <pic:nvPicPr>
-                    <pic:cNvPr id="0" name="image27.png"/>
+                    <pic:cNvPr id="0" name="image30.png"/>
                     <pic:cNvPicPr preferRelativeResize="0"/>
                   </pic:nvPicPr>
                   <pic:blipFill>
@@ -3255,12 +3255,12 @@
           <wp:inline distB="114300" distT="114300" distL="114300" distR="114300">
             <wp:extent cx="1447800" cy="361950"/>
             <wp:effectExtent b="0" l="0" r="0" t="0"/>
-            <wp:docPr id="61" name="image41.png"/>
+            <wp:docPr id="61" name="image40.png"/>
             <a:graphic>
               <a:graphicData uri="http://schemas.openxmlformats.org/drawingml/2006/picture">
                 <pic:pic>
                   <pic:nvPicPr>
-                    <pic:cNvPr id="0" name="image41.png"/>
+                    <pic:cNvPr id="0" name="image40.png"/>
                     <pic:cNvPicPr preferRelativeResize="0"/>
                   </pic:nvPicPr>
                   <pic:blipFill>
@@ -3482,12 +3482,12 @@
           <wp:inline distB="114300" distT="114300" distL="114300" distR="114300">
             <wp:extent cx="4014788" cy="3234505"/>
             <wp:effectExtent b="0" l="0" r="0" t="0"/>
-            <wp:docPr id="67" name="image66.png"/>
+            <wp:docPr id="67" name="image54.png"/>
             <a:graphic>
               <a:graphicData uri="http://schemas.openxmlformats.org/drawingml/2006/picture">
                 <pic:pic>
                   <pic:nvPicPr>
-                    <pic:cNvPr id="0" name="image66.png"/>
+                    <pic:cNvPr id="0" name="image54.png"/>
                     <pic:cNvPicPr preferRelativeResize="0"/>
                   </pic:nvPicPr>
                   <pic:blipFill>
@@ -3583,12 +3583,12 @@
           <wp:inline distB="114300" distT="114300" distL="114300" distR="114300">
             <wp:extent cx="5399730" cy="3251200"/>
             <wp:effectExtent b="0" l="0" r="0" t="0"/>
-            <wp:docPr id="26" name="image14.png"/>
+            <wp:docPr id="26" name="image9.png"/>
             <a:graphic>
               <a:graphicData uri="http://schemas.openxmlformats.org/drawingml/2006/picture">
                 <pic:pic>
                   <pic:nvPicPr>
-                    <pic:cNvPr id="0" name="image14.png"/>
+                    <pic:cNvPr id="0" name="image9.png"/>
                     <pic:cNvPicPr preferRelativeResize="0"/>
                   </pic:nvPicPr>
                   <pic:blipFill>
@@ -3673,12 +3673,12 @@
           <wp:inline distB="114300" distT="114300" distL="114300" distR="114300">
             <wp:extent cx="3967163" cy="2181280"/>
             <wp:effectExtent b="0" l="0" r="0" t="0"/>
-            <wp:docPr id="40" name="image25.png"/>
+            <wp:docPr id="40" name="image34.png"/>
             <a:graphic>
               <a:graphicData uri="http://schemas.openxmlformats.org/drawingml/2006/picture">
                 <pic:pic>
                   <pic:nvPicPr>
-                    <pic:cNvPr id="0" name="image25.png"/>
+                    <pic:cNvPr id="0" name="image34.png"/>
                     <pic:cNvPicPr preferRelativeResize="0"/>
                   </pic:nvPicPr>
                   <pic:blipFill>
@@ -3763,12 +3763,12 @@
           <wp:inline distB="114300" distT="114300" distL="114300" distR="114300">
             <wp:extent cx="3873222" cy="3261999"/>
             <wp:effectExtent b="0" l="0" r="0" t="0"/>
-            <wp:docPr id="72" name="image63.png"/>
+            <wp:docPr id="72" name="image60.png"/>
             <a:graphic>
               <a:graphicData uri="http://schemas.openxmlformats.org/drawingml/2006/picture">
                 <pic:pic>
                   <pic:nvPicPr>
-                    <pic:cNvPr id="0" name="image63.png"/>
+                    <pic:cNvPr id="0" name="image60.png"/>
                     <pic:cNvPicPr preferRelativeResize="0"/>
                   </pic:nvPicPr>
                   <pic:blipFill>
@@ -3853,12 +3853,12 @@
           <wp:inline distB="114300" distT="114300" distL="114300" distR="114300">
             <wp:extent cx="4291013" cy="1689319"/>
             <wp:effectExtent b="0" l="0" r="0" t="0"/>
-            <wp:docPr id="39" name="image24.png"/>
+            <wp:docPr id="39" name="image19.png"/>
             <a:graphic>
               <a:graphicData uri="http://schemas.openxmlformats.org/drawingml/2006/picture">
                 <pic:pic>
                   <pic:nvPicPr>
-                    <pic:cNvPr id="0" name="image24.png"/>
+                    <pic:cNvPr id="0" name="image19.png"/>
                     <pic:cNvPicPr preferRelativeResize="0"/>
                   </pic:nvPicPr>
                   <pic:blipFill>
@@ -3917,12 +3917,12 @@
           <wp:inline distB="114300" distT="114300" distL="114300" distR="114300">
             <wp:extent cx="3967163" cy="1159835"/>
             <wp:effectExtent b="0" l="0" r="0" t="0"/>
-            <wp:docPr id="63" name="image54.png"/>
+            <wp:docPr id="63" name="image46.png"/>
             <a:graphic>
               <a:graphicData uri="http://schemas.openxmlformats.org/drawingml/2006/picture">
                 <pic:pic>
                   <pic:nvPicPr>
-                    <pic:cNvPr id="0" name="image54.png"/>
+                    <pic:cNvPr id="0" name="image46.png"/>
                     <pic:cNvPicPr preferRelativeResize="0"/>
                   </pic:nvPicPr>
                   <pic:blipFill>
@@ -4096,12 +4096,12 @@
           <wp:inline distB="114300" distT="114300" distL="114300" distR="114300">
             <wp:extent cx="3097050" cy="2438622"/>
             <wp:effectExtent b="0" l="0" r="0" t="0"/>
-            <wp:docPr id="24" name="image7.png"/>
+            <wp:docPr id="24" name="image8.png"/>
             <a:graphic>
               <a:graphicData uri="http://schemas.openxmlformats.org/drawingml/2006/picture">
                 <pic:pic>
                   <pic:nvPicPr>
-                    <pic:cNvPr id="0" name="image7.png"/>
+                    <pic:cNvPr id="0" name="image8.png"/>
                     <pic:cNvPicPr preferRelativeResize="0"/>
                   </pic:nvPicPr>
                   <pic:blipFill>
@@ -4185,12 +4185,12 @@
           <wp:inline distB="114300" distT="114300" distL="114300" distR="114300">
             <wp:extent cx="2210836" cy="2624138"/>
             <wp:effectExtent b="0" l="0" r="0" t="0"/>
-            <wp:docPr id="70" name="image64.png"/>
+            <wp:docPr id="70" name="image62.png"/>
             <a:graphic>
               <a:graphicData uri="http://schemas.openxmlformats.org/drawingml/2006/picture">
                 <pic:pic>
                   <pic:nvPicPr>
-                    <pic:cNvPr id="0" name="image64.png"/>
+                    <pic:cNvPr id="0" name="image62.png"/>
                     <pic:cNvPicPr preferRelativeResize="0"/>
                   </pic:nvPicPr>
                   <pic:blipFill>
@@ -4246,12 +4246,12 @@
           <wp:inline distB="114300" distT="114300" distL="114300" distR="114300">
             <wp:extent cx="3009900" cy="666750"/>
             <wp:effectExtent b="0" l="0" r="0" t="0"/>
-            <wp:docPr id="22" name="image3.png"/>
+            <wp:docPr id="22" name="image7.png"/>
             <a:graphic>
               <a:graphicData uri="http://schemas.openxmlformats.org/drawingml/2006/picture">
                 <pic:pic>
                   <pic:nvPicPr>
-                    <pic:cNvPr id="0" name="image3.png"/>
+                    <pic:cNvPr id="0" name="image7.png"/>
                     <pic:cNvPicPr preferRelativeResize="0"/>
                   </pic:nvPicPr>
                   <pic:blipFill>
@@ -4336,12 +4336,12 @@
           <wp:inline distB="114300" distT="114300" distL="114300" distR="114300">
             <wp:extent cx="3329191" cy="4365137"/>
             <wp:effectExtent b="0" l="0" r="0" t="0"/>
-            <wp:docPr id="38" name="image21.png"/>
+            <wp:docPr id="38" name="image22.png"/>
             <a:graphic>
               <a:graphicData uri="http://schemas.openxmlformats.org/drawingml/2006/picture">
                 <pic:pic>
                   <pic:nvPicPr>
-                    <pic:cNvPr id="0" name="image21.png"/>
+                    <pic:cNvPr id="0" name="image22.png"/>
                     <pic:cNvPicPr preferRelativeResize="0"/>
                   </pic:nvPicPr>
                   <pic:blipFill>
@@ -4396,12 +4396,12 @@
           <wp:inline distB="114300" distT="114300" distL="114300" distR="114300">
             <wp:extent cx="4943475" cy="714375"/>
             <wp:effectExtent b="0" l="0" r="0" t="0"/>
-            <wp:docPr id="65" name="image49.png"/>
+            <wp:docPr id="65" name="image59.png"/>
             <a:graphic>
               <a:graphicData uri="http://schemas.openxmlformats.org/drawingml/2006/picture">
                 <pic:pic>
                   <pic:nvPicPr>
-                    <pic:cNvPr id="0" name="image49.png"/>
+                    <pic:cNvPr id="0" name="image59.png"/>
                     <pic:cNvPicPr preferRelativeResize="0"/>
                   </pic:nvPicPr>
                   <pic:blipFill>
@@ -4457,12 +4457,12 @@
           <wp:inline distB="114300" distT="114300" distL="114300" distR="114300">
             <wp:extent cx="4843463" cy="1448211"/>
             <wp:effectExtent b="0" l="0" r="0" t="0"/>
-            <wp:docPr id="45" name="image31.png"/>
+            <wp:docPr id="45" name="image17.png"/>
             <a:graphic>
               <a:graphicData uri="http://schemas.openxmlformats.org/drawingml/2006/picture">
                 <pic:pic>
                   <pic:nvPicPr>
-                    <pic:cNvPr id="0" name="image31.png"/>
+                    <pic:cNvPr id="0" name="image17.png"/>
                     <pic:cNvPicPr preferRelativeResize="0"/>
                   </pic:nvPicPr>
                   <pic:blipFill>
@@ -4518,12 +4518,12 @@
           <wp:inline distB="114300" distT="114300" distL="114300" distR="114300">
             <wp:extent cx="3814167" cy="2128838"/>
             <wp:effectExtent b="0" l="0" r="0" t="0"/>
-            <wp:docPr id="29" name="image9.png"/>
+            <wp:docPr id="29" name="image16.png"/>
             <a:graphic>
               <a:graphicData uri="http://schemas.openxmlformats.org/drawingml/2006/picture">
                 <pic:pic>
                   <pic:nvPicPr>
-                    <pic:cNvPr id="0" name="image9.png"/>
+                    <pic:cNvPr id="0" name="image16.png"/>
                     <pic:cNvPicPr preferRelativeResize="0"/>
                   </pic:nvPicPr>
                   <pic:blipFill>
@@ -4608,12 +4608,12 @@
           <wp:inline distB="114300" distT="114300" distL="114300" distR="114300">
             <wp:extent cx="3209925" cy="2924175"/>
             <wp:effectExtent b="0" l="0" r="0" t="0"/>
-            <wp:docPr id="54" name="image34.png"/>
+            <wp:docPr id="54" name="image33.png"/>
             <a:graphic>
               <a:graphicData uri="http://schemas.openxmlformats.org/drawingml/2006/picture">
                 <pic:pic>
                   <pic:nvPicPr>
-                    <pic:cNvPr id="0" name="image34.png"/>
+                    <pic:cNvPr id="0" name="image33.png"/>
                     <pic:cNvPicPr preferRelativeResize="0"/>
                   </pic:nvPicPr>
                   <pic:blipFill>
@@ -4762,12 +4762,12 @@
               <wp:inline distB="114300" distT="114300" distL="114300" distR="114300">
                 <wp:extent cx="5399730" cy="1574800"/>
                 <wp:effectExtent b="0" l="0" r="0" t="0"/>
-                <wp:docPr id="7" name="image51.png"/>
+                <wp:docPr id="7" name="image55.png"/>
                 <a:graphic>
                   <a:graphicData uri="http://schemas.openxmlformats.org/drawingml/2006/picture">
                     <pic:pic>
                       <pic:nvPicPr>
-                        <pic:cNvPr id="0" name="image51.png"/>
+                        <pic:cNvPr id="0" name="image55.png"/>
                         <pic:cNvPicPr preferRelativeResize="0"/>
                       </pic:nvPicPr>
                       <pic:blipFill>
@@ -4825,12 +4825,12 @@
           <wp:inline distB="114300" distT="114300" distL="114300" distR="114300">
             <wp:extent cx="3100388" cy="642910"/>
             <wp:effectExtent b="0" l="0" r="0" t="0"/>
-            <wp:docPr id="56" name="image38.png"/>
+            <wp:docPr id="56" name="image35.png"/>
             <a:graphic>
               <a:graphicData uri="http://schemas.openxmlformats.org/drawingml/2006/picture">
                 <pic:pic>
                   <pic:nvPicPr>
-                    <pic:cNvPr id="0" name="image38.png"/>
+                    <pic:cNvPr id="0" name="image35.png"/>
                     <pic:cNvPicPr preferRelativeResize="0"/>
                   </pic:nvPicPr>
                   <pic:blipFill>
@@ -4910,12 +4910,12 @@
           <wp:inline distB="114300" distT="114300" distL="114300" distR="114300">
             <wp:extent cx="3271838" cy="2385941"/>
             <wp:effectExtent b="0" l="0" r="0" t="0"/>
-            <wp:docPr id="60" name="image42.png"/>
+            <wp:docPr id="60" name="image45.png"/>
             <a:graphic>
               <a:graphicData uri="http://schemas.openxmlformats.org/drawingml/2006/picture">
                 <pic:pic>
                   <pic:nvPicPr>
-                    <pic:cNvPr id="0" name="image42.png"/>
+                    <pic:cNvPr id="0" name="image45.png"/>
                     <pic:cNvPicPr preferRelativeResize="0"/>
                   </pic:nvPicPr>
                   <pic:blipFill>
@@ -4971,12 +4971,12 @@
           <wp:inline distB="114300" distT="114300" distL="114300" distR="114300">
             <wp:extent cx="2805113" cy="1812606"/>
             <wp:effectExtent b="0" l="0" r="0" t="0"/>
-            <wp:docPr id="74" name="image62.png"/>
+            <wp:docPr id="74" name="image58.png"/>
             <a:graphic>
               <a:graphicData uri="http://schemas.openxmlformats.org/drawingml/2006/picture">
                 <pic:pic>
                   <pic:nvPicPr>
-                    <pic:cNvPr id="0" name="image62.png"/>
+                    <pic:cNvPr id="0" name="image58.png"/>
                     <pic:cNvPicPr preferRelativeResize="0"/>
                   </pic:nvPicPr>
                   <pic:blipFill>
@@ -5032,12 +5032,12 @@
           <wp:inline distB="114300" distT="114300" distL="114300" distR="114300">
             <wp:extent cx="3123078" cy="1514849"/>
             <wp:effectExtent b="0" l="0" r="0" t="0"/>
-            <wp:docPr id="50" name="image30.png"/>
+            <wp:docPr id="50" name="image28.png"/>
             <a:graphic>
               <a:graphicData uri="http://schemas.openxmlformats.org/drawingml/2006/picture">
                 <pic:pic>
                   <pic:nvPicPr>
-                    <pic:cNvPr id="0" name="image30.png"/>
+                    <pic:cNvPr id="0" name="image28.png"/>
                     <pic:cNvPicPr preferRelativeResize="0"/>
                   </pic:nvPicPr>
                   <pic:blipFill>
@@ -5118,12 +5118,12 @@
           <wp:inline distB="114300" distT="114300" distL="114300" distR="114300">
             <wp:extent cx="5399730" cy="1587500"/>
             <wp:effectExtent b="0" l="0" r="0" t="0"/>
-            <wp:docPr id="66" name="image55.png"/>
+            <wp:docPr id="66" name="image48.png"/>
             <a:graphic>
               <a:graphicData uri="http://schemas.openxmlformats.org/drawingml/2006/picture">
                 <pic:pic>
                   <pic:nvPicPr>
-                    <pic:cNvPr id="0" name="image55.png"/>
+                    <pic:cNvPr id="0" name="image48.png"/>
                     <pic:cNvPicPr preferRelativeResize="0"/>
                   </pic:nvPicPr>
                   <pic:blipFill>
@@ -5192,12 +5192,12 @@
           <wp:inline distB="114300" distT="114300" distL="114300" distR="114300">
             <wp:extent cx="1749359" cy="2376488"/>
             <wp:effectExtent b="0" l="0" r="0" t="0"/>
-            <wp:docPr id="20" name="image13.png"/>
+            <wp:docPr id="20" name="image24.png"/>
             <a:graphic>
               <a:graphicData uri="http://schemas.openxmlformats.org/drawingml/2006/picture">
                 <pic:pic>
                   <pic:nvPicPr>
-                    <pic:cNvPr id="0" name="image13.png"/>
+                    <pic:cNvPr id="0" name="image24.png"/>
                     <pic:cNvPicPr preferRelativeResize="0"/>
                   </pic:nvPicPr>
                   <pic:blipFill>
@@ -5253,12 +5253,12 @@
           <wp:inline distB="114300" distT="114300" distL="114300" distR="114300">
             <wp:extent cx="3471863" cy="2035826"/>
             <wp:effectExtent b="0" l="0" r="0" t="0"/>
-            <wp:docPr id="30" name="image8.png"/>
+            <wp:docPr id="30" name="image15.png"/>
             <a:graphic>
               <a:graphicData uri="http://schemas.openxmlformats.org/drawingml/2006/picture">
                 <pic:pic>
                   <pic:nvPicPr>
-                    <pic:cNvPr id="0" name="image8.png"/>
+                    <pic:cNvPr id="0" name="image15.png"/>
                     <pic:cNvPicPr preferRelativeResize="0"/>
                   </pic:nvPicPr>
                   <pic:blipFill>
@@ -5314,12 +5314,12 @@
           <wp:inline distB="114300" distT="114300" distL="114300" distR="114300">
             <wp:extent cx="1685925" cy="885825"/>
             <wp:effectExtent b="0" l="0" r="0" t="0"/>
-            <wp:docPr id="23" name="image16.png"/>
+            <wp:docPr id="23" name="image12.png"/>
             <a:graphic>
               <a:graphicData uri="http://schemas.openxmlformats.org/drawingml/2006/picture">
                 <pic:pic>
                   <pic:nvPicPr>
-                    <pic:cNvPr id="0" name="image16.png"/>
+                    <pic:cNvPr id="0" name="image12.png"/>
                     <pic:cNvPicPr preferRelativeResize="0"/>
                   </pic:nvPicPr>
                   <pic:blipFill>
@@ -5378,12 +5378,12 @@
           <wp:inline distB="114300" distT="114300" distL="114300" distR="114300">
             <wp:extent cx="5399730" cy="190500"/>
             <wp:effectExtent b="0" l="0" r="0" t="0"/>
-            <wp:docPr id="37" name="image29.png"/>
+            <wp:docPr id="37" name="image5.png"/>
             <a:graphic>
               <a:graphicData uri="http://schemas.openxmlformats.org/drawingml/2006/picture">
                 <pic:pic>
                   <pic:nvPicPr>
-                    <pic:cNvPr id="0" name="image29.png"/>
+                    <pic:cNvPr id="0" name="image5.png"/>
                     <pic:cNvPicPr preferRelativeResize="0"/>
                   </pic:nvPicPr>
                   <pic:blipFill>
@@ -5439,12 +5439,12 @@
           <wp:inline distB="114300" distT="114300" distL="114300" distR="114300">
             <wp:extent cx="4376738" cy="1693986"/>
             <wp:effectExtent b="0" l="0" r="0" t="0"/>
-            <wp:docPr id="64" name="image57.png"/>
+            <wp:docPr id="64" name="image66.png"/>
             <a:graphic>
               <a:graphicData uri="http://schemas.openxmlformats.org/drawingml/2006/picture">
                 <pic:pic>
                   <pic:nvPicPr>
-                    <pic:cNvPr id="0" name="image57.png"/>
+                    <pic:cNvPr id="0" name="image66.png"/>
                     <pic:cNvPicPr preferRelativeResize="0"/>
                   </pic:nvPicPr>
                   <pic:blipFill>
@@ -5786,12 +5786,12 @@
               <wp:inline distB="114300" distT="114300" distL="114300" distR="114300">
                 <wp:extent cx="5399730" cy="1727200"/>
                 <wp:effectExtent b="0" l="0" r="0" t="0"/>
-                <wp:docPr id="5" name="image47.png"/>
+                <wp:docPr id="5" name="image52.png"/>
                 <a:graphic>
                   <a:graphicData uri="http://schemas.openxmlformats.org/drawingml/2006/picture">
                     <pic:pic>
                       <pic:nvPicPr>
-                        <pic:cNvPr id="0" name="image47.png"/>
+                        <pic:cNvPr id="0" name="image52.png"/>
                         <pic:cNvPicPr preferRelativeResize="0"/>
                       </pic:nvPicPr>
                       <pic:blipFill>
@@ -5861,12 +5861,12 @@
           <wp:inline distB="114300" distT="114300" distL="114300" distR="114300">
             <wp:extent cx="5399730" cy="317500"/>
             <wp:effectExtent b="0" l="0" r="0" t="0"/>
-            <wp:docPr id="32" name="image6.png"/>
+            <wp:docPr id="32" name="image3.png"/>
             <a:graphic>
               <a:graphicData uri="http://schemas.openxmlformats.org/drawingml/2006/picture">
                 <pic:pic>
                   <pic:nvPicPr>
-                    <pic:cNvPr id="0" name="image6.png"/>
+                    <pic:cNvPr id="0" name="image3.png"/>
                     <pic:cNvPicPr preferRelativeResize="0"/>
                   </pic:nvPicPr>
                   <pic:blipFill>
@@ -6094,12 +6094,12 @@
               <wp:inline distB="114300" distT="114300" distL="114300" distR="114300">
                 <wp:extent cx="5399730" cy="1727200"/>
                 <wp:effectExtent b="0" l="0" r="0" t="0"/>
-                <wp:docPr id="9" name="image53.png"/>
+                <wp:docPr id="9" name="image63.png"/>
                 <a:graphic>
                   <a:graphicData uri="http://schemas.openxmlformats.org/drawingml/2006/picture">
                     <pic:pic>
                       <pic:nvPicPr>
-                        <pic:cNvPr id="0" name="image53.png"/>
+                        <pic:cNvPr id="0" name="image63.png"/>
                         <pic:cNvPicPr preferRelativeResize="0"/>
                       </pic:nvPicPr>
                       <pic:blipFill>
@@ -6156,12 +6156,12 @@
           <wp:inline distB="114300" distT="114300" distL="114300" distR="114300">
             <wp:extent cx="5399730" cy="368300"/>
             <wp:effectExtent b="0" l="0" r="0" t="0"/>
-            <wp:docPr id="51" name="image32.png"/>
+            <wp:docPr id="51" name="image43.png"/>
             <a:graphic>
               <a:graphicData uri="http://schemas.openxmlformats.org/drawingml/2006/picture">
                 <pic:pic>
                   <pic:nvPicPr>
-                    <pic:cNvPr id="0" name="image32.png"/>
+                    <pic:cNvPr id="0" name="image43.png"/>
                     <pic:cNvPicPr preferRelativeResize="0"/>
                   </pic:nvPicPr>
                   <pic:blipFill>
@@ -6232,12 +6232,12 @@
           <wp:inline distB="114300" distT="114300" distL="114300" distR="114300">
             <wp:extent cx="5399730" cy="2387600"/>
             <wp:effectExtent b="0" l="0" r="0" t="0"/>
-            <wp:docPr id="57" name="image50.png"/>
+            <wp:docPr id="57" name="image41.png"/>
             <a:graphic>
               <a:graphicData uri="http://schemas.openxmlformats.org/drawingml/2006/picture">
                 <pic:pic>
                   <pic:nvPicPr>
-                    <pic:cNvPr id="0" name="image50.png"/>
+                    <pic:cNvPr id="0" name="image41.png"/>
                     <pic:cNvPicPr preferRelativeResize="0"/>
                   </pic:nvPicPr>
                   <pic:blipFill>
@@ -6347,12 +6347,12 @@
           <wp:inline distB="114300" distT="114300" distL="114300" distR="114300">
             <wp:extent cx="5399730" cy="2743200"/>
             <wp:effectExtent b="0" l="0" r="0" t="0"/>
-            <wp:docPr id="71" name="image68.png"/>
+            <wp:docPr id="71" name="image61.png"/>
             <a:graphic>
               <a:graphicData uri="http://schemas.openxmlformats.org/drawingml/2006/picture">
                 <pic:pic>
                   <pic:nvPicPr>
-                    <pic:cNvPr id="0" name="image68.png"/>
+                    <pic:cNvPr id="0" name="image61.png"/>
                     <pic:cNvPicPr preferRelativeResize="0"/>
                   </pic:nvPicPr>
                   <pic:blipFill>
@@ -6467,12 +6467,12 @@
           <wp:inline distB="114300" distT="114300" distL="114300" distR="114300">
             <wp:extent cx="5399730" cy="431800"/>
             <wp:effectExtent b="0" l="0" r="0" t="0"/>
-            <wp:docPr id="69" name="image58.png"/>
+            <wp:docPr id="69" name="image57.png"/>
             <a:graphic>
               <a:graphicData uri="http://schemas.openxmlformats.org/drawingml/2006/picture">
                 <pic:pic>
                   <pic:nvPicPr>
-                    <pic:cNvPr id="0" name="image58.png"/>
+                    <pic:cNvPr id="0" name="image57.png"/>
                     <pic:cNvPicPr preferRelativeResize="0"/>
                   </pic:nvPicPr>
                   <pic:blipFill>
@@ -6527,12 +6527,12 @@
           <wp:inline distB="114300" distT="114300" distL="114300" distR="114300">
             <wp:extent cx="5399730" cy="279400"/>
             <wp:effectExtent b="0" l="0" r="0" t="0"/>
-            <wp:docPr id="36" name="image17.png"/>
+            <wp:docPr id="36" name="image13.png"/>
             <a:graphic>
               <a:graphicData uri="http://schemas.openxmlformats.org/drawingml/2006/picture">
                 <pic:pic>
                   <pic:nvPicPr>
-                    <pic:cNvPr id="0" name="image17.png"/>
+                    <pic:cNvPr id="0" name="image13.png"/>
                     <pic:cNvPicPr preferRelativeResize="0"/>
                   </pic:nvPicPr>
                   <pic:blipFill>
@@ -6719,12 +6719,12 @@
           <wp:inline distB="114300" distT="114300" distL="114300" distR="114300">
             <wp:extent cx="5399730" cy="1625600"/>
             <wp:effectExtent b="0" l="0" r="0" t="0"/>
-            <wp:docPr id="59" name="image35.png"/>
+            <wp:docPr id="59" name="image37.png"/>
             <a:graphic>
               <a:graphicData uri="http://schemas.openxmlformats.org/drawingml/2006/picture">
                 <pic:pic>
                   <pic:nvPicPr>
-                    <pic:cNvPr id="0" name="image35.png"/>
+                    <pic:cNvPr id="0" name="image37.png"/>
                     <pic:cNvPicPr preferRelativeResize="0"/>
                   </pic:nvPicPr>
                   <pic:blipFill>
@@ -6872,12 +6872,12 @@
               <wp:inline distB="114300" distT="114300" distL="114300" distR="114300">
                 <wp:extent cx="5399730" cy="520700"/>
                 <wp:effectExtent b="0" l="0" r="0" t="0"/>
-                <wp:docPr id="12" name="image65.png"/>
+                <wp:docPr id="12" name="image73.png"/>
                 <a:graphic>
                   <a:graphicData uri="http://schemas.openxmlformats.org/drawingml/2006/picture">
                     <pic:pic>
                       <pic:nvPicPr>
-                        <pic:cNvPr id="0" name="image65.png"/>
+                        <pic:cNvPr id="0" name="image73.png"/>
                         <pic:cNvPicPr preferRelativeResize="0"/>
                       </pic:nvPicPr>
                       <pic:blipFill>
@@ -6934,12 +6934,12 @@
           <wp:inline distB="114300" distT="114300" distL="114300" distR="114300">
             <wp:extent cx="5399730" cy="635000"/>
             <wp:effectExtent b="0" l="0" r="0" t="0"/>
-            <wp:docPr id="42" name="image22.png"/>
+            <wp:docPr id="42" name="image27.png"/>
             <a:graphic>
               <a:graphicData uri="http://schemas.openxmlformats.org/drawingml/2006/picture">
                 <pic:pic>
                   <pic:nvPicPr>
-                    <pic:cNvPr id="0" name="image22.png"/>
+                    <pic:cNvPr id="0" name="image27.png"/>
                     <pic:cNvPicPr preferRelativeResize="0"/>
                   </pic:nvPicPr>
                   <pic:blipFill>
@@ -7009,12 +7009,12 @@
           <wp:inline distB="114300" distT="114300" distL="114300" distR="114300">
             <wp:extent cx="5399730" cy="4432300"/>
             <wp:effectExtent b="0" l="0" r="0" t="0"/>
-            <wp:docPr id="21" name="image12.png"/>
+            <wp:docPr id="21" name="image1.png"/>
             <a:graphic>
               <a:graphicData uri="http://schemas.openxmlformats.org/drawingml/2006/picture">
                 <pic:pic>
                   <pic:nvPicPr>
-                    <pic:cNvPr id="0" name="image12.png"/>
+                    <pic:cNvPr id="0" name="image1.png"/>
                     <pic:cNvPicPr preferRelativeResize="0"/>
                   </pic:nvPicPr>
                   <pic:blipFill>
@@ -7085,12 +7085,12 @@
           <wp:inline distB="114300" distT="114300" distL="114300" distR="114300">
             <wp:extent cx="5399730" cy="1231900"/>
             <wp:effectExtent b="0" l="0" r="0" t="0"/>
-            <wp:docPr id="35" name="image5.png"/>
+            <wp:docPr id="35" name="image6.png"/>
             <a:graphic>
               <a:graphicData uri="http://schemas.openxmlformats.org/drawingml/2006/picture">
                 <pic:pic>
                   <pic:nvPicPr>
-                    <pic:cNvPr id="0" name="image5.png"/>
+                    <pic:cNvPr id="0" name="image6.png"/>
                     <pic:cNvPicPr preferRelativeResize="0"/>
                   </pic:nvPicPr>
                   <pic:blipFill>
@@ -7145,12 +7145,12 @@
           <wp:inline distB="114300" distT="114300" distL="114300" distR="114300">
             <wp:extent cx="3190875" cy="1133475"/>
             <wp:effectExtent b="0" l="0" r="0" t="0"/>
-            <wp:docPr id="58" name="image39.png"/>
+            <wp:docPr id="58" name="image42.png"/>
             <a:graphic>
               <a:graphicData uri="http://schemas.openxmlformats.org/drawingml/2006/picture">
                 <pic:pic>
                   <pic:nvPicPr>
-                    <pic:cNvPr id="0" name="image39.png"/>
+                    <pic:cNvPr id="0" name="image42.png"/>
                     <pic:cNvPicPr preferRelativeResize="0"/>
                   </pic:nvPicPr>
                   <pic:blipFill>
@@ -7308,12 +7308,12 @@
               <wp:inline distB="114300" distT="114300" distL="114300" distR="114300">
                 <wp:extent cx="4276725" cy="3810000"/>
                 <wp:effectExtent b="0" l="0" r="0" t="0"/>
-                <wp:docPr id="13" name="image72.png"/>
+                <wp:docPr id="13" name="image74.png"/>
                 <a:graphic>
                   <a:graphicData uri="http://schemas.openxmlformats.org/drawingml/2006/picture">
                     <pic:pic>
                       <pic:nvPicPr>
-                        <pic:cNvPr id="0" name="image72.png"/>
+                        <pic:cNvPr id="0" name="image74.png"/>
                         <pic:cNvPicPr preferRelativeResize="0"/>
                       </pic:nvPicPr>
                       <pic:blipFill>
@@ -7370,12 +7370,12 @@
           <wp:inline distB="114300" distT="114300" distL="114300" distR="114300">
             <wp:extent cx="5399730" cy="1524000"/>
             <wp:effectExtent b="0" l="0" r="0" t="0"/>
-            <wp:docPr id="53" name="image36.png"/>
+            <wp:docPr id="53" name="image31.png"/>
             <a:graphic>
               <a:graphicData uri="http://schemas.openxmlformats.org/drawingml/2006/picture">
                 <pic:pic>
                   <pic:nvPicPr>
-                    <pic:cNvPr id="0" name="image36.png"/>
+                    <pic:cNvPr id="0" name="image31.png"/>
                     <pic:cNvPicPr preferRelativeResize="0"/>
                   </pic:nvPicPr>
                   <pic:blipFill>
@@ -7523,12 +7523,12 @@
           <wp:inline distB="114300" distT="114300" distL="114300" distR="114300">
             <wp:extent cx="4191000" cy="2447925"/>
             <wp:effectExtent b="0" l="0" r="0" t="0"/>
-            <wp:docPr id="33" name="image4.png"/>
+            <wp:docPr id="33" name="image14.png"/>
             <a:graphic>
               <a:graphicData uri="http://schemas.openxmlformats.org/drawingml/2006/picture">
                 <pic:pic>
                   <pic:nvPicPr>
-                    <pic:cNvPr id="0" name="image4.png"/>
+                    <pic:cNvPr id="0" name="image14.png"/>
                     <pic:cNvPicPr preferRelativeResize="0"/>
                   </pic:nvPicPr>
                   <pic:blipFill>
@@ -7571,12 +7571,12 @@
           <wp:inline distB="114300" distT="114300" distL="114300" distR="114300">
             <wp:extent cx="3643313" cy="3942949"/>
             <wp:effectExtent b="0" l="0" r="0" t="0"/>
-            <wp:docPr id="62" name="image40.png"/>
+            <wp:docPr id="62" name="image44.png"/>
             <a:graphic>
               <a:graphicData uri="http://schemas.openxmlformats.org/drawingml/2006/picture">
                 <pic:pic>
                   <pic:nvPicPr>
-                    <pic:cNvPr id="0" name="image40.png"/>
+                    <pic:cNvPr id="0" name="image44.png"/>
                     <pic:cNvPicPr preferRelativeResize="0"/>
                   </pic:nvPicPr>
                   <pic:blipFill>
@@ -7741,12 +7741,12 @@
           <wp:inline distB="114300" distT="114300" distL="114300" distR="114300">
             <wp:extent cx="4381500" cy="4581525"/>
             <wp:effectExtent b="0" l="0" r="0" t="0"/>
-            <wp:docPr id="52" name="image33.png"/>
+            <wp:docPr id="52" name="image36.png"/>
             <a:graphic>
               <a:graphicData uri="http://schemas.openxmlformats.org/drawingml/2006/picture">
                 <pic:pic>
                   <pic:nvPicPr>
-                    <pic:cNvPr id="0" name="image33.png"/>
+                    <pic:cNvPr id="0" name="image36.png"/>
                     <pic:cNvPicPr preferRelativeResize="0"/>
                   </pic:nvPicPr>
                   <pic:blipFill>
@@ -8032,12 +8032,12 @@
           <wp:inline distB="114300" distT="114300" distL="114300" distR="114300">
             <wp:extent cx="5399730" cy="1625600"/>
             <wp:effectExtent b="0" l="0" r="0" t="0"/>
-            <wp:docPr id="34" name="image10.png"/>
+            <wp:docPr id="34" name="image29.png"/>
             <a:graphic>
               <a:graphicData uri="http://schemas.openxmlformats.org/drawingml/2006/picture">
                 <pic:pic>
                   <pic:nvPicPr>
-                    <pic:cNvPr id="0" name="image10.png"/>
+                    <pic:cNvPr id="0" name="image29.png"/>
                     <pic:cNvPicPr preferRelativeResize="0"/>
                   </pic:nvPicPr>
                   <pic:blipFill>
@@ -8092,12 +8092,12 @@
           <wp:inline distB="114300" distT="114300" distL="114300" distR="114300">
             <wp:extent cx="5399730" cy="1574800"/>
             <wp:effectExtent b="0" l="0" r="0" t="0"/>
-            <wp:docPr id="68" name="image61.png"/>
+            <wp:docPr id="68" name="image47.png"/>
             <a:graphic>
               <a:graphicData uri="http://schemas.openxmlformats.org/drawingml/2006/picture">
                 <pic:pic>
                   <pic:nvPicPr>
-                    <pic:cNvPr id="0" name="image61.png"/>
+                    <pic:cNvPr id="0" name="image47.png"/>
                     <pic:cNvPicPr preferRelativeResize="0"/>
                   </pic:nvPicPr>
                   <pic:blipFill>
@@ -8139,12 +8139,12 @@
           <wp:inline distB="114300" distT="114300" distL="114300" distR="114300">
             <wp:extent cx="5399730" cy="469900"/>
             <wp:effectExtent b="0" l="0" r="0" t="0"/>
-            <wp:docPr id="49" name="image26.png"/>
+            <wp:docPr id="49" name="image32.png"/>
             <a:graphic>
               <a:graphicData uri="http://schemas.openxmlformats.org/drawingml/2006/picture">
                 <pic:pic>
                   <pic:nvPicPr>
-                    <pic:cNvPr id="0" name="image26.png"/>
+                    <pic:cNvPr id="0" name="image32.png"/>
                     <pic:cNvPicPr preferRelativeResize="0"/>
                   </pic:nvPicPr>
                   <pic:blipFill>
@@ -8199,12 +8199,12 @@
           <wp:inline distB="114300" distT="114300" distL="114300" distR="114300">
             <wp:extent cx="5399730" cy="698500"/>
             <wp:effectExtent b="0" l="0" r="0" t="0"/>
-            <wp:docPr id="31" name="image15.png"/>
+            <wp:docPr id="31" name="image10.png"/>
             <a:graphic>
               <a:graphicData uri="http://schemas.openxmlformats.org/drawingml/2006/picture">
                 <pic:pic>
                   <pic:nvPicPr>
-                    <pic:cNvPr id="0" name="image15.png"/>
+                    <pic:cNvPr id="0" name="image10.png"/>
                     <pic:cNvPicPr preferRelativeResize="0"/>
                   </pic:nvPicPr>
                   <pic:blipFill>
@@ -8246,12 +8246,12 @@
           <wp:inline distB="114300" distT="114300" distL="114300" distR="114300">
             <wp:extent cx="5399730" cy="1600200"/>
             <wp:effectExtent b="0" l="0" r="0" t="0"/>
-            <wp:docPr id="43" name="image37.png"/>
+            <wp:docPr id="43" name="image21.png"/>
             <a:graphic>
               <a:graphicData uri="http://schemas.openxmlformats.org/drawingml/2006/picture">
                 <pic:pic>
                   <pic:nvPicPr>
-                    <pic:cNvPr id="0" name="image37.png"/>
+                    <pic:cNvPr id="0" name="image21.png"/>
                     <pic:cNvPicPr preferRelativeResize="0"/>
                   </pic:nvPicPr>
                   <pic:blipFill>
@@ -8477,12 +8477,12 @@
               <wp:extent cx="103505" cy="811530"/>
               <wp:effectExtent b="0" l="0" r="0" t="0"/>
               <wp:wrapNone/>
-              <wp:docPr id="14" name="image73.png"/>
+              <wp:docPr id="14" name="image75.png"/>
               <a:graphic>
                 <a:graphicData uri="http://schemas.openxmlformats.org/drawingml/2006/picture">
                   <pic:pic>
                     <pic:nvPicPr>
-                      <pic:cNvPr id="0" name="image73.png"/>
+                      <pic:cNvPr id="0" name="image75.png"/>
                       <pic:cNvPicPr preferRelativeResize="0"/>
                     </pic:nvPicPr>
                     <pic:blipFill>
@@ -8668,12 +8668,12 @@
               <wp:extent cx="7549515" cy="815340"/>
               <wp:effectExtent b="0" l="0" r="0" t="0"/>
               <wp:wrapNone/>
-              <wp:docPr id="19" name="image79.png"/>
+              <wp:docPr id="19" name="image80.png"/>
               <a:graphic>
                 <a:graphicData uri="http://schemas.openxmlformats.org/drawingml/2006/picture">
                   <pic:pic>
                     <pic:nvPicPr>
-                      <pic:cNvPr id="0" name="image79.png"/>
+                      <pic:cNvPr id="0" name="image80.png"/>
                       <pic:cNvPicPr preferRelativeResize="0"/>
                     </pic:nvPicPr>
                     <pic:blipFill>
@@ -8775,12 +8775,12 @@
               <wp:extent cx="103505" cy="824865"/>
               <wp:effectExtent b="0" l="0" r="0" t="0"/>
               <wp:wrapNone/>
-              <wp:docPr id="18" name="image78.png"/>
+              <wp:docPr id="18" name="image79.png"/>
               <a:graphic>
                 <a:graphicData uri="http://schemas.openxmlformats.org/drawingml/2006/picture">
                   <pic:pic>
                     <pic:nvPicPr>
-                      <pic:cNvPr id="0" name="image78.png"/>
+                      <pic:cNvPr id="0" name="image79.png"/>
                       <pic:cNvPicPr preferRelativeResize="0"/>
                     </pic:nvPicPr>
                     <pic:blipFill>
@@ -8882,12 +8882,12 @@
               <wp:extent cx="103505" cy="811530"/>
               <wp:effectExtent b="0" l="0" r="0" t="0"/>
               <wp:wrapNone/>
-              <wp:docPr id="10" name="image59.png"/>
+              <wp:docPr id="10" name="image64.png"/>
               <a:graphic>
                 <a:graphicData uri="http://schemas.openxmlformats.org/drawingml/2006/picture">
                   <pic:pic>
                     <pic:nvPicPr>
-                      <pic:cNvPr id="0" name="image59.png"/>
+                      <pic:cNvPr id="0" name="image64.png"/>
                       <pic:cNvPicPr preferRelativeResize="0"/>
                     </pic:nvPicPr>
                     <pic:blipFill>
@@ -9025,12 +9025,12 @@
           <wp:extent cx="425450" cy="666750"/>
           <wp:effectExtent b="0" l="0" r="0" t="0"/>
           <wp:wrapSquare wrapText="bothSides" distB="0" distT="0" distL="114300" distR="114300"/>
-          <wp:docPr descr="UNPA.JPG" id="46" name="image19.jpg"/>
+          <wp:docPr descr="UNPA.JPG" id="46" name="image25.jpg"/>
           <a:graphic>
             <a:graphicData uri="http://schemas.openxmlformats.org/drawingml/2006/picture">
               <pic:pic>
                 <pic:nvPicPr>
-                  <pic:cNvPr descr="UNPA.JPG" id="0" name="image19.jpg"/>
+                  <pic:cNvPr descr="UNPA.JPG" id="0" name="image25.jpg"/>
                   <pic:cNvPicPr preferRelativeResize="0"/>
                 </pic:nvPicPr>
                 <pic:blipFill>
@@ -9133,12 +9133,12 @@
               <wp:extent cx="103505" cy="811530"/>
               <wp:effectExtent b="0" l="0" r="0" t="0"/>
               <wp:wrapNone/>
-              <wp:docPr id="8" name="image52.png"/>
+              <wp:docPr id="8" name="image56.png"/>
               <a:graphic>
                 <a:graphicData uri="http://schemas.openxmlformats.org/drawingml/2006/picture">
                   <pic:pic>
                     <pic:nvPicPr>
-                      <pic:cNvPr id="0" name="image52.png"/>
+                      <pic:cNvPr id="0" name="image56.png"/>
                       <pic:cNvPicPr preferRelativeResize="0"/>
                     </pic:nvPicPr>
                     <pic:blipFill>
@@ -9243,12 +9243,12 @@
               <wp:extent cx="103505" cy="812165"/>
               <wp:effectExtent b="0" l="0" r="0" t="0"/>
               <wp:wrapNone/>
-              <wp:docPr id="17" name="image77.png"/>
+              <wp:docPr id="17" name="image78.png"/>
               <a:graphic>
                 <a:graphicData uri="http://schemas.openxmlformats.org/drawingml/2006/picture">
                   <pic:pic>
                     <pic:nvPicPr>
-                      <pic:cNvPr id="0" name="image77.png"/>
+                      <pic:cNvPr id="0" name="image78.png"/>
                       <pic:cNvPicPr preferRelativeResize="0"/>
                     </pic:nvPicPr>
                     <pic:blipFill>
@@ -9510,12 +9510,12 @@
               <wp:extent cx="7549515" cy="815340"/>
               <wp:effectExtent b="0" l="0" r="0" t="0"/>
               <wp:wrapNone/>
-              <wp:docPr id="15" name="image74.png"/>
+              <wp:docPr id="15" name="image76.png"/>
               <a:graphic>
                 <a:graphicData uri="http://schemas.openxmlformats.org/drawingml/2006/picture">
                   <pic:pic>
                     <pic:nvPicPr>
-                      <pic:cNvPr id="0" name="image74.png"/>
+                      <pic:cNvPr id="0" name="image76.png"/>
                       <pic:cNvPicPr preferRelativeResize="0"/>
                     </pic:nvPicPr>
                     <pic:blipFill>

--- a/Etapa Elaboración - Iteración 1/Instalación, configuración y uso de Rclone - Kairos - NexTech.docx
+++ b/Etapa Elaboración - Iteración 1/Instalación, configuración y uso de Rclone - Kairos - NexTech.docx
@@ -196,12 +196,12 @@
                 <wp:extent cx="7928609" cy="870585"/>
                 <wp:effectExtent b="0" l="0" r="0" t="0"/>
                 <wp:wrapNone/>
-                <wp:docPr id="11" name="image72.png"/>
+                <wp:docPr id="11" name="image62.png"/>
                 <a:graphic>
                   <a:graphicData uri="http://schemas.openxmlformats.org/drawingml/2006/picture">
                     <pic:pic>
                       <pic:nvPicPr>
-                        <pic:cNvPr id="0" name="image72.png"/>
+                        <pic:cNvPr id="0" name="image62.png"/>
                         <pic:cNvPicPr preferRelativeResize="0"/>
                       </pic:nvPicPr>
                       <pic:blipFill>
@@ -316,12 +316,12 @@
                 <wp:extent cx="103505" cy="11221720"/>
                 <wp:effectExtent b="0" l="0" r="0" t="0"/>
                 <wp:wrapNone/>
-                <wp:docPr id="6" name="image53.png"/>
+                <wp:docPr id="6" name="image45.png"/>
                 <a:graphic>
                   <a:graphicData uri="http://schemas.openxmlformats.org/drawingml/2006/picture">
                     <pic:pic>
                       <pic:nvPicPr>
-                        <pic:cNvPr id="0" name="image53.png"/>
+                        <pic:cNvPr id="0" name="image45.png"/>
                         <pic:cNvPicPr preferRelativeResize="0"/>
                       </pic:nvPicPr>
                       <pic:blipFill>
@@ -436,12 +436,12 @@
                 <wp:extent cx="103505" cy="11221720"/>
                 <wp:effectExtent b="0" l="0" r="0" t="0"/>
                 <wp:wrapNone/>
-                <wp:docPr id="16" name="image77.png"/>
+                <wp:docPr id="16" name="image76.png"/>
                 <a:graphic>
                   <a:graphicData uri="http://schemas.openxmlformats.org/drawingml/2006/picture">
                     <pic:pic>
                       <pic:nvPicPr>
-                        <pic:cNvPr id="0" name="image77.png"/>
+                        <pic:cNvPr id="0" name="image76.png"/>
                         <pic:cNvPicPr preferRelativeResize="0"/>
                       </pic:nvPicPr>
                       <pic:blipFill>
@@ -556,12 +556,12 @@
                 <wp:extent cx="7928609" cy="870585"/>
                 <wp:effectExtent b="0" l="0" r="0" t="0"/>
                 <wp:wrapNone/>
-                <wp:docPr id="3" name="image49.png"/>
+                <wp:docPr id="3" name="image42.png"/>
                 <a:graphic>
                   <a:graphicData uri="http://schemas.openxmlformats.org/drawingml/2006/picture">
                     <pic:pic>
                       <pic:nvPicPr>
-                        <pic:cNvPr id="0" name="image49.png"/>
+                        <pic:cNvPr id="0" name="image42.png"/>
                         <pic:cNvPicPr preferRelativeResize="0"/>
                       </pic:nvPicPr>
                       <pic:blipFill>
@@ -972,12 +972,12 @@
             <wp:extent cx="1200150" cy="1200150"/>
             <wp:effectExtent b="0" l="0" r="0" t="0"/>
             <wp:wrapSquare wrapText="bothSides" distB="0" distT="0" distL="114300" distR="114300"/>
-            <wp:docPr descr="psi-negro.png" id="73" name="image51.png"/>
+            <wp:docPr descr="psi-negro.png" id="73" name="image56.png"/>
             <a:graphic>
               <a:graphicData uri="http://schemas.openxmlformats.org/drawingml/2006/picture">
                 <pic:pic>
                   <pic:nvPicPr>
-                    <pic:cNvPr descr="psi-negro.png" id="0" name="image51.png"/>
+                    <pic:cNvPr descr="psi-negro.png" id="0" name="image56.png"/>
                     <pic:cNvPicPr preferRelativeResize="0"/>
                   </pic:nvPicPr>
                   <pic:blipFill>
@@ -1027,12 +1027,12 @@
             <wp:extent cx="1304925" cy="2019300"/>
             <wp:effectExtent b="0" l="0" r="0" t="0"/>
             <wp:wrapSquare wrapText="bothSides" distB="0" distT="0" distL="114300" distR="114300"/>
-            <wp:docPr descr="UNPA.JPG" id="55" name="image26.jpg"/>
+            <wp:docPr descr="UNPA.JPG" id="55" name="image29.jpg"/>
             <a:graphic>
               <a:graphicData uri="http://schemas.openxmlformats.org/drawingml/2006/picture">
                 <pic:pic>
                   <pic:nvPicPr>
-                    <pic:cNvPr descr="UNPA.JPG" id="0" name="image26.jpg"/>
+                    <pic:cNvPr descr="UNPA.JPG" id="0" name="image29.jpg"/>
                     <pic:cNvPicPr preferRelativeResize="0"/>
                   </pic:nvPicPr>
                   <pic:blipFill>
@@ -1096,7 +1096,7 @@
     </w:p>
     <w:sdt>
       <w:sdtPr>
-        <w:id w:val="274892590"/>
+        <w:id w:val="-1730242575"/>
         <w:docPartObj>
           <w:docPartGallery w:val="Table of Contents"/>
           <w:docPartUnique w:val="1"/>
@@ -2587,12 +2587,12 @@
               <wp:inline distB="114300" distT="114300" distL="114300" distR="114300">
                 <wp:extent cx="3914775" cy="1514475"/>
                 <wp:effectExtent b="0" l="0" r="0" t="0"/>
-                <wp:docPr id="2" name="image39.png"/>
+                <wp:docPr id="2" name="image34.png"/>
                 <a:graphic>
                   <a:graphicData uri="http://schemas.openxmlformats.org/drawingml/2006/picture">
                     <pic:pic>
                       <pic:nvPicPr>
-                        <pic:cNvPr id="0" name="image39.png"/>
+                        <pic:cNvPr id="0" name="image34.png"/>
                         <pic:cNvPicPr preferRelativeResize="0"/>
                       </pic:nvPicPr>
                       <pic:blipFill>
@@ -2759,12 +2759,12 @@
               <wp:inline distB="114300" distT="114300" distL="114300" distR="114300">
                 <wp:extent cx="5399730" cy="2654300"/>
                 <wp:effectExtent b="0" l="0" r="0" t="0"/>
-                <wp:docPr id="4" name="image50.png"/>
+                <wp:docPr id="4" name="image43.png"/>
                 <a:graphic>
                   <a:graphicData uri="http://schemas.openxmlformats.org/drawingml/2006/picture">
                     <pic:pic>
                       <pic:nvPicPr>
-                        <pic:cNvPr id="0" name="image50.png"/>
+                        <pic:cNvPr id="0" name="image43.png"/>
                         <pic:cNvPicPr preferRelativeResize="0"/>
                       </pic:nvPicPr>
                       <pic:blipFill>
@@ -3025,12 +3025,12 @@
               <wp:inline distB="114300" distT="114300" distL="114300" distR="114300">
                 <wp:extent cx="5399730" cy="1981200"/>
                 <wp:effectExtent b="0" l="0" r="0" t="0"/>
-                <wp:docPr id="1" name="image38.png"/>
+                <wp:docPr id="1" name="image33.png"/>
                 <a:graphic>
                   <a:graphicData uri="http://schemas.openxmlformats.org/drawingml/2006/picture">
                     <pic:pic>
                       <pic:nvPicPr>
-                        <pic:cNvPr id="0" name="image38.png"/>
+                        <pic:cNvPr id="0" name="image33.png"/>
                         <pic:cNvPicPr preferRelativeResize="0"/>
                       </pic:nvPicPr>
                       <pic:blipFill>
@@ -3130,12 +3130,12 @@
           <wp:inline distB="114300" distT="114300" distL="114300" distR="114300">
             <wp:extent cx="3114675" cy="676275"/>
             <wp:effectExtent b="0" l="0" r="0" t="0"/>
-            <wp:docPr id="27" name="image4.png"/>
+            <wp:docPr id="27" name="image9.png"/>
             <a:graphic>
               <a:graphicData uri="http://schemas.openxmlformats.org/drawingml/2006/picture">
                 <pic:pic>
                   <pic:nvPicPr>
-                    <pic:cNvPr id="0" name="image4.png"/>
+                    <pic:cNvPr id="0" name="image9.png"/>
                     <pic:cNvPicPr preferRelativeResize="0"/>
                   </pic:nvPicPr>
                   <pic:blipFill>
@@ -3207,12 +3207,12 @@
           <wp:inline distB="114300" distT="114300" distL="114300" distR="114300">
             <wp:extent cx="2266950" cy="676275"/>
             <wp:effectExtent b="0" l="0" r="0" t="0"/>
-            <wp:docPr id="48" name="image30.png"/>
+            <wp:docPr id="48" name="image26.png"/>
             <a:graphic>
               <a:graphicData uri="http://schemas.openxmlformats.org/drawingml/2006/picture">
                 <pic:pic>
                   <pic:nvPicPr>
-                    <pic:cNvPr id="0" name="image30.png"/>
+                    <pic:cNvPr id="0" name="image26.png"/>
                     <pic:cNvPicPr preferRelativeResize="0"/>
                   </pic:nvPicPr>
                   <pic:blipFill>
@@ -3255,12 +3255,12 @@
           <wp:inline distB="114300" distT="114300" distL="114300" distR="114300">
             <wp:extent cx="1447800" cy="361950"/>
             <wp:effectExtent b="0" l="0" r="0" t="0"/>
-            <wp:docPr id="61" name="image40.png"/>
+            <wp:docPr id="61" name="image49.png"/>
             <a:graphic>
               <a:graphicData uri="http://schemas.openxmlformats.org/drawingml/2006/picture">
                 <pic:pic>
                   <pic:nvPicPr>
-                    <pic:cNvPr id="0" name="image40.png"/>
+                    <pic:cNvPr id="0" name="image49.png"/>
                     <pic:cNvPicPr preferRelativeResize="0"/>
                   </pic:nvPicPr>
                   <pic:blipFill>
@@ -3482,12 +3482,12 @@
           <wp:inline distB="114300" distT="114300" distL="114300" distR="114300">
             <wp:extent cx="4014788" cy="3234505"/>
             <wp:effectExtent b="0" l="0" r="0" t="0"/>
-            <wp:docPr id="67" name="image54.png"/>
+            <wp:docPr id="67" name="image60.png"/>
             <a:graphic>
               <a:graphicData uri="http://schemas.openxmlformats.org/drawingml/2006/picture">
                 <pic:pic>
                   <pic:nvPicPr>
-                    <pic:cNvPr id="0" name="image54.png"/>
+                    <pic:cNvPr id="0" name="image60.png"/>
                     <pic:cNvPicPr preferRelativeResize="0"/>
                   </pic:nvPicPr>
                   <pic:blipFill>
@@ -3583,12 +3583,12 @@
           <wp:inline distB="114300" distT="114300" distL="114300" distR="114300">
             <wp:extent cx="5399730" cy="3251200"/>
             <wp:effectExtent b="0" l="0" r="0" t="0"/>
-            <wp:docPr id="26" name="image9.png"/>
+            <wp:docPr id="26" name="image4.png"/>
             <a:graphic>
               <a:graphicData uri="http://schemas.openxmlformats.org/drawingml/2006/picture">
                 <pic:pic>
                   <pic:nvPicPr>
-                    <pic:cNvPr id="0" name="image9.png"/>
+                    <pic:cNvPr id="0" name="image4.png"/>
                     <pic:cNvPicPr preferRelativeResize="0"/>
                   </pic:nvPicPr>
                   <pic:blipFill>
@@ -3673,12 +3673,12 @@
           <wp:inline distB="114300" distT="114300" distL="114300" distR="114300">
             <wp:extent cx="3967163" cy="2181280"/>
             <wp:effectExtent b="0" l="0" r="0" t="0"/>
-            <wp:docPr id="40" name="image34.png"/>
+            <wp:docPr id="40" name="image24.png"/>
             <a:graphic>
               <a:graphicData uri="http://schemas.openxmlformats.org/drawingml/2006/picture">
                 <pic:pic>
                   <pic:nvPicPr>
-                    <pic:cNvPr id="0" name="image34.png"/>
+                    <pic:cNvPr id="0" name="image24.png"/>
                     <pic:cNvPicPr preferRelativeResize="0"/>
                   </pic:nvPicPr>
                   <pic:blipFill>
@@ -3763,12 +3763,12 @@
           <wp:inline distB="114300" distT="114300" distL="114300" distR="114300">
             <wp:extent cx="3873222" cy="3261999"/>
             <wp:effectExtent b="0" l="0" r="0" t="0"/>
-            <wp:docPr id="72" name="image60.png"/>
+            <wp:docPr id="72" name="image64.png"/>
             <a:graphic>
               <a:graphicData uri="http://schemas.openxmlformats.org/drawingml/2006/picture">
                 <pic:pic>
                   <pic:nvPicPr>
-                    <pic:cNvPr id="0" name="image60.png"/>
+                    <pic:cNvPr id="0" name="image64.png"/>
                     <pic:cNvPicPr preferRelativeResize="0"/>
                   </pic:nvPicPr>
                   <pic:blipFill>
@@ -3853,12 +3853,12 @@
           <wp:inline distB="114300" distT="114300" distL="114300" distR="114300">
             <wp:extent cx="4291013" cy="1689319"/>
             <wp:effectExtent b="0" l="0" r="0" t="0"/>
-            <wp:docPr id="39" name="image19.png"/>
+            <wp:docPr id="39" name="image20.png"/>
             <a:graphic>
               <a:graphicData uri="http://schemas.openxmlformats.org/drawingml/2006/picture">
                 <pic:pic>
                   <pic:nvPicPr>
-                    <pic:cNvPr id="0" name="image19.png"/>
+                    <pic:cNvPr id="0" name="image20.png"/>
                     <pic:cNvPicPr preferRelativeResize="0"/>
                   </pic:nvPicPr>
                   <pic:blipFill>
@@ -3917,12 +3917,12 @@
           <wp:inline distB="114300" distT="114300" distL="114300" distR="114300">
             <wp:extent cx="3967163" cy="1159835"/>
             <wp:effectExtent b="0" l="0" r="0" t="0"/>
-            <wp:docPr id="63" name="image46.png"/>
+            <wp:docPr id="63" name="image59.png"/>
             <a:graphic>
               <a:graphicData uri="http://schemas.openxmlformats.org/drawingml/2006/picture">
                 <pic:pic>
                   <pic:nvPicPr>
-                    <pic:cNvPr id="0" name="image46.png"/>
+                    <pic:cNvPr id="0" name="image59.png"/>
                     <pic:cNvPicPr preferRelativeResize="0"/>
                   </pic:nvPicPr>
                   <pic:blipFill>
@@ -4006,12 +4006,12 @@
           <wp:inline distB="114300" distT="114300" distL="114300" distR="114300">
             <wp:extent cx="5399730" cy="431800"/>
             <wp:effectExtent b="0" l="0" r="0" t="0"/>
-            <wp:docPr id="44" name="image23.png"/>
+            <wp:docPr id="44" name="image27.png"/>
             <a:graphic>
               <a:graphicData uri="http://schemas.openxmlformats.org/drawingml/2006/picture">
                 <pic:pic>
                   <pic:nvPicPr>
-                    <pic:cNvPr id="0" name="image23.png"/>
+                    <pic:cNvPr id="0" name="image27.png"/>
                     <pic:cNvPicPr preferRelativeResize="0"/>
                   </pic:nvPicPr>
                   <pic:blipFill>
@@ -4096,12 +4096,12 @@
           <wp:inline distB="114300" distT="114300" distL="114300" distR="114300">
             <wp:extent cx="3097050" cy="2438622"/>
             <wp:effectExtent b="0" l="0" r="0" t="0"/>
-            <wp:docPr id="24" name="image8.png"/>
+            <wp:docPr id="24" name="image13.png"/>
             <a:graphic>
               <a:graphicData uri="http://schemas.openxmlformats.org/drawingml/2006/picture">
                 <pic:pic>
                   <pic:nvPicPr>
-                    <pic:cNvPr id="0" name="image8.png"/>
+                    <pic:cNvPr id="0" name="image13.png"/>
                     <pic:cNvPicPr preferRelativeResize="0"/>
                   </pic:nvPicPr>
                   <pic:blipFill>
@@ -4185,12 +4185,12 @@
           <wp:inline distB="114300" distT="114300" distL="114300" distR="114300">
             <wp:extent cx="2210836" cy="2624138"/>
             <wp:effectExtent b="0" l="0" r="0" t="0"/>
-            <wp:docPr id="70" name="image62.png"/>
+            <wp:docPr id="70" name="image65.png"/>
             <a:graphic>
               <a:graphicData uri="http://schemas.openxmlformats.org/drawingml/2006/picture">
                 <pic:pic>
                   <pic:nvPicPr>
-                    <pic:cNvPr id="0" name="image62.png"/>
+                    <pic:cNvPr id="0" name="image65.png"/>
                     <pic:cNvPicPr preferRelativeResize="0"/>
                   </pic:nvPicPr>
                   <pic:blipFill>
@@ -4246,12 +4246,12 @@
           <wp:inline distB="114300" distT="114300" distL="114300" distR="114300">
             <wp:extent cx="3009900" cy="666750"/>
             <wp:effectExtent b="0" l="0" r="0" t="0"/>
-            <wp:docPr id="22" name="image7.png"/>
+            <wp:docPr id="22" name="image17.png"/>
             <a:graphic>
               <a:graphicData uri="http://schemas.openxmlformats.org/drawingml/2006/picture">
                 <pic:pic>
                   <pic:nvPicPr>
-                    <pic:cNvPr id="0" name="image7.png"/>
+                    <pic:cNvPr id="0" name="image17.png"/>
                     <pic:cNvPicPr preferRelativeResize="0"/>
                   </pic:nvPicPr>
                   <pic:blipFill>
@@ -4336,12 +4336,12 @@
           <wp:inline distB="114300" distT="114300" distL="114300" distR="114300">
             <wp:extent cx="3329191" cy="4365137"/>
             <wp:effectExtent b="0" l="0" r="0" t="0"/>
-            <wp:docPr id="38" name="image22.png"/>
+            <wp:docPr id="38" name="image15.png"/>
             <a:graphic>
               <a:graphicData uri="http://schemas.openxmlformats.org/drawingml/2006/picture">
                 <pic:pic>
                   <pic:nvPicPr>
-                    <pic:cNvPr id="0" name="image22.png"/>
+                    <pic:cNvPr id="0" name="image15.png"/>
                     <pic:cNvPicPr preferRelativeResize="0"/>
                   </pic:nvPicPr>
                   <pic:blipFill>
@@ -4396,12 +4396,12 @@
           <wp:inline distB="114300" distT="114300" distL="114300" distR="114300">
             <wp:extent cx="4943475" cy="714375"/>
             <wp:effectExtent b="0" l="0" r="0" t="0"/>
-            <wp:docPr id="65" name="image59.png"/>
+            <wp:docPr id="65" name="image54.png"/>
             <a:graphic>
               <a:graphicData uri="http://schemas.openxmlformats.org/drawingml/2006/picture">
                 <pic:pic>
                   <pic:nvPicPr>
-                    <pic:cNvPr id="0" name="image59.png"/>
+                    <pic:cNvPr id="0" name="image54.png"/>
                     <pic:cNvPicPr preferRelativeResize="0"/>
                   </pic:nvPicPr>
                   <pic:blipFill>
@@ -4457,12 +4457,12 @@
           <wp:inline distB="114300" distT="114300" distL="114300" distR="114300">
             <wp:extent cx="4843463" cy="1448211"/>
             <wp:effectExtent b="0" l="0" r="0" t="0"/>
-            <wp:docPr id="45" name="image17.png"/>
+            <wp:docPr id="45" name="image32.png"/>
             <a:graphic>
               <a:graphicData uri="http://schemas.openxmlformats.org/drawingml/2006/picture">
                 <pic:pic>
                   <pic:nvPicPr>
-                    <pic:cNvPr id="0" name="image17.png"/>
+                    <pic:cNvPr id="0" name="image32.png"/>
                     <pic:cNvPicPr preferRelativeResize="0"/>
                   </pic:nvPicPr>
                   <pic:blipFill>
@@ -4518,12 +4518,12 @@
           <wp:inline distB="114300" distT="114300" distL="114300" distR="114300">
             <wp:extent cx="3814167" cy="2128838"/>
             <wp:effectExtent b="0" l="0" r="0" t="0"/>
-            <wp:docPr id="29" name="image16.png"/>
+            <wp:docPr id="29" name="image8.png"/>
             <a:graphic>
               <a:graphicData uri="http://schemas.openxmlformats.org/drawingml/2006/picture">
                 <pic:pic>
                   <pic:nvPicPr>
-                    <pic:cNvPr id="0" name="image16.png"/>
+                    <pic:cNvPr id="0" name="image8.png"/>
                     <pic:cNvPicPr preferRelativeResize="0"/>
                   </pic:nvPicPr>
                   <pic:blipFill>
@@ -4608,12 +4608,12 @@
           <wp:inline distB="114300" distT="114300" distL="114300" distR="114300">
             <wp:extent cx="3209925" cy="2924175"/>
             <wp:effectExtent b="0" l="0" r="0" t="0"/>
-            <wp:docPr id="54" name="image33.png"/>
+            <wp:docPr id="54" name="image35.png"/>
             <a:graphic>
               <a:graphicData uri="http://schemas.openxmlformats.org/drawingml/2006/picture">
                 <pic:pic>
                   <pic:nvPicPr>
-                    <pic:cNvPr id="0" name="image33.png"/>
+                    <pic:cNvPr id="0" name="image35.png"/>
                     <pic:cNvPicPr preferRelativeResize="0"/>
                   </pic:nvPicPr>
                   <pic:blipFill>
@@ -4762,12 +4762,12 @@
               <wp:inline distB="114300" distT="114300" distL="114300" distR="114300">
                 <wp:extent cx="5399730" cy="1574800"/>
                 <wp:effectExtent b="0" l="0" r="0" t="0"/>
-                <wp:docPr id="7" name="image55.png"/>
+                <wp:docPr id="7" name="image46.png"/>
                 <a:graphic>
                   <a:graphicData uri="http://schemas.openxmlformats.org/drawingml/2006/picture">
                     <pic:pic>
                       <pic:nvPicPr>
-                        <pic:cNvPr id="0" name="image55.png"/>
+                        <pic:cNvPr id="0" name="image46.png"/>
                         <pic:cNvPicPr preferRelativeResize="0"/>
                       </pic:nvPicPr>
                       <pic:blipFill>
@@ -4825,12 +4825,12 @@
           <wp:inline distB="114300" distT="114300" distL="114300" distR="114300">
             <wp:extent cx="3100388" cy="642910"/>
             <wp:effectExtent b="0" l="0" r="0" t="0"/>
-            <wp:docPr id="56" name="image35.png"/>
+            <wp:docPr id="56" name="image40.png"/>
             <a:graphic>
               <a:graphicData uri="http://schemas.openxmlformats.org/drawingml/2006/picture">
                 <pic:pic>
                   <pic:nvPicPr>
-                    <pic:cNvPr id="0" name="image35.png"/>
+                    <pic:cNvPr id="0" name="image40.png"/>
                     <pic:cNvPicPr preferRelativeResize="0"/>
                   </pic:nvPicPr>
                   <pic:blipFill>
@@ -4910,12 +4910,12 @@
           <wp:inline distB="114300" distT="114300" distL="114300" distR="114300">
             <wp:extent cx="3271838" cy="2385941"/>
             <wp:effectExtent b="0" l="0" r="0" t="0"/>
-            <wp:docPr id="60" name="image45.png"/>
+            <wp:docPr id="60" name="image47.png"/>
             <a:graphic>
               <a:graphicData uri="http://schemas.openxmlformats.org/drawingml/2006/picture">
                 <pic:pic>
                   <pic:nvPicPr>
-                    <pic:cNvPr id="0" name="image45.png"/>
+                    <pic:cNvPr id="0" name="image47.png"/>
                     <pic:cNvPicPr preferRelativeResize="0"/>
                   </pic:nvPicPr>
                   <pic:blipFill>
@@ -4971,12 +4971,12 @@
           <wp:inline distB="114300" distT="114300" distL="114300" distR="114300">
             <wp:extent cx="2805113" cy="1812606"/>
             <wp:effectExtent b="0" l="0" r="0" t="0"/>
-            <wp:docPr id="74" name="image58.png"/>
+            <wp:docPr id="74" name="image66.png"/>
             <a:graphic>
               <a:graphicData uri="http://schemas.openxmlformats.org/drawingml/2006/picture">
                 <pic:pic>
                   <pic:nvPicPr>
-                    <pic:cNvPr id="0" name="image58.png"/>
+                    <pic:cNvPr id="0" name="image66.png"/>
                     <pic:cNvPicPr preferRelativeResize="0"/>
                   </pic:nvPicPr>
                   <pic:blipFill>
@@ -5032,12 +5032,12 @@
           <wp:inline distB="114300" distT="114300" distL="114300" distR="114300">
             <wp:extent cx="3123078" cy="1514849"/>
             <wp:effectExtent b="0" l="0" r="0" t="0"/>
-            <wp:docPr id="50" name="image28.png"/>
+            <wp:docPr id="50" name="image38.png"/>
             <a:graphic>
               <a:graphicData uri="http://schemas.openxmlformats.org/drawingml/2006/picture">
                 <pic:pic>
                   <pic:nvPicPr>
-                    <pic:cNvPr id="0" name="image28.png"/>
+                    <pic:cNvPr id="0" name="image38.png"/>
                     <pic:cNvPicPr preferRelativeResize="0"/>
                   </pic:nvPicPr>
                   <pic:blipFill>
@@ -5118,12 +5118,12 @@
           <wp:inline distB="114300" distT="114300" distL="114300" distR="114300">
             <wp:extent cx="5399730" cy="1587500"/>
             <wp:effectExtent b="0" l="0" r="0" t="0"/>
-            <wp:docPr id="66" name="image48.png"/>
+            <wp:docPr id="66" name="image55.png"/>
             <a:graphic>
               <a:graphicData uri="http://schemas.openxmlformats.org/drawingml/2006/picture">
                 <pic:pic>
                   <pic:nvPicPr>
-                    <pic:cNvPr id="0" name="image48.png"/>
+                    <pic:cNvPr id="0" name="image55.png"/>
                     <pic:cNvPicPr preferRelativeResize="0"/>
                   </pic:nvPicPr>
                   <pic:blipFill>
@@ -5192,12 +5192,12 @@
           <wp:inline distB="114300" distT="114300" distL="114300" distR="114300">
             <wp:extent cx="1749359" cy="2376488"/>
             <wp:effectExtent b="0" l="0" r="0" t="0"/>
-            <wp:docPr id="20" name="image24.png"/>
+            <wp:docPr id="20" name="image22.png"/>
             <a:graphic>
               <a:graphicData uri="http://schemas.openxmlformats.org/drawingml/2006/picture">
                 <pic:pic>
                   <pic:nvPicPr>
-                    <pic:cNvPr id="0" name="image24.png"/>
+                    <pic:cNvPr id="0" name="image22.png"/>
                     <pic:cNvPicPr preferRelativeResize="0"/>
                   </pic:nvPicPr>
                   <pic:blipFill>
@@ -5253,12 +5253,12 @@
           <wp:inline distB="114300" distT="114300" distL="114300" distR="114300">
             <wp:extent cx="3471863" cy="2035826"/>
             <wp:effectExtent b="0" l="0" r="0" t="0"/>
-            <wp:docPr id="30" name="image15.png"/>
+            <wp:docPr id="30" name="image10.png"/>
             <a:graphic>
               <a:graphicData uri="http://schemas.openxmlformats.org/drawingml/2006/picture">
                 <pic:pic>
                   <pic:nvPicPr>
-                    <pic:cNvPr id="0" name="image15.png"/>
+                    <pic:cNvPr id="0" name="image10.png"/>
                     <pic:cNvPicPr preferRelativeResize="0"/>
                   </pic:nvPicPr>
                   <pic:blipFill>
@@ -5314,12 +5314,12 @@
           <wp:inline distB="114300" distT="114300" distL="114300" distR="114300">
             <wp:extent cx="1685925" cy="885825"/>
             <wp:effectExtent b="0" l="0" r="0" t="0"/>
-            <wp:docPr id="23" name="image12.png"/>
+            <wp:docPr id="23" name="image18.png"/>
             <a:graphic>
               <a:graphicData uri="http://schemas.openxmlformats.org/drawingml/2006/picture">
                 <pic:pic>
                   <pic:nvPicPr>
-                    <pic:cNvPr id="0" name="image12.png"/>
+                    <pic:cNvPr id="0" name="image18.png"/>
                     <pic:cNvPicPr preferRelativeResize="0"/>
                   </pic:nvPicPr>
                   <pic:blipFill>
@@ -5378,12 +5378,12 @@
           <wp:inline distB="114300" distT="114300" distL="114300" distR="114300">
             <wp:extent cx="5399730" cy="190500"/>
             <wp:effectExtent b="0" l="0" r="0" t="0"/>
-            <wp:docPr id="37" name="image5.png"/>
+            <wp:docPr id="37" name="image14.png"/>
             <a:graphic>
               <a:graphicData uri="http://schemas.openxmlformats.org/drawingml/2006/picture">
                 <pic:pic>
                   <pic:nvPicPr>
-                    <pic:cNvPr id="0" name="image5.png"/>
+                    <pic:cNvPr id="0" name="image14.png"/>
                     <pic:cNvPicPr preferRelativeResize="0"/>
                   </pic:nvPicPr>
                   <pic:blipFill>
@@ -5439,12 +5439,12 @@
           <wp:inline distB="114300" distT="114300" distL="114300" distR="114300">
             <wp:extent cx="4376738" cy="1693986"/>
             <wp:effectExtent b="0" l="0" r="0" t="0"/>
-            <wp:docPr id="64" name="image66.png"/>
+            <wp:docPr id="64" name="image51.png"/>
             <a:graphic>
               <a:graphicData uri="http://schemas.openxmlformats.org/drawingml/2006/picture">
                 <pic:pic>
                   <pic:nvPicPr>
-                    <pic:cNvPr id="0" name="image66.png"/>
+                    <pic:cNvPr id="0" name="image51.png"/>
                     <pic:cNvPicPr preferRelativeResize="0"/>
                   </pic:nvPicPr>
                   <pic:blipFill>
@@ -5786,12 +5786,12 @@
               <wp:inline distB="114300" distT="114300" distL="114300" distR="114300">
                 <wp:extent cx="5399730" cy="1727200"/>
                 <wp:effectExtent b="0" l="0" r="0" t="0"/>
-                <wp:docPr id="5" name="image52.png"/>
+                <wp:docPr id="5" name="image44.png"/>
                 <a:graphic>
                   <a:graphicData uri="http://schemas.openxmlformats.org/drawingml/2006/picture">
                     <pic:pic>
                       <pic:nvPicPr>
-                        <pic:cNvPr id="0" name="image52.png"/>
+                        <pic:cNvPr id="0" name="image44.png"/>
                         <pic:cNvPicPr preferRelativeResize="0"/>
                       </pic:nvPicPr>
                       <pic:blipFill>
@@ -5861,12 +5861,12 @@
           <wp:inline distB="114300" distT="114300" distL="114300" distR="114300">
             <wp:extent cx="5399730" cy="317500"/>
             <wp:effectExtent b="0" l="0" r="0" t="0"/>
-            <wp:docPr id="32" name="image3.png"/>
+            <wp:docPr id="32" name="image1.png"/>
             <a:graphic>
               <a:graphicData uri="http://schemas.openxmlformats.org/drawingml/2006/picture">
                 <pic:pic>
                   <pic:nvPicPr>
-                    <pic:cNvPr id="0" name="image3.png"/>
+                    <pic:cNvPr id="0" name="image1.png"/>
                     <pic:cNvPicPr preferRelativeResize="0"/>
                   </pic:nvPicPr>
                   <pic:blipFill>
@@ -6094,12 +6094,12 @@
               <wp:inline distB="114300" distT="114300" distL="114300" distR="114300">
                 <wp:extent cx="5399730" cy="1727200"/>
                 <wp:effectExtent b="0" l="0" r="0" t="0"/>
-                <wp:docPr id="9" name="image63.png"/>
+                <wp:docPr id="9" name="image53.png"/>
                 <a:graphic>
                   <a:graphicData uri="http://schemas.openxmlformats.org/drawingml/2006/picture">
                     <pic:pic>
                       <pic:nvPicPr>
-                        <pic:cNvPr id="0" name="image63.png"/>
+                        <pic:cNvPr id="0" name="image53.png"/>
                         <pic:cNvPicPr preferRelativeResize="0"/>
                       </pic:nvPicPr>
                       <pic:blipFill>
@@ -6156,12 +6156,12 @@
           <wp:inline distB="114300" distT="114300" distL="114300" distR="114300">
             <wp:extent cx="5399730" cy="368300"/>
             <wp:effectExtent b="0" l="0" r="0" t="0"/>
-            <wp:docPr id="51" name="image43.png"/>
+            <wp:docPr id="51" name="image37.png"/>
             <a:graphic>
               <a:graphicData uri="http://schemas.openxmlformats.org/drawingml/2006/picture">
                 <pic:pic>
                   <pic:nvPicPr>
-                    <pic:cNvPr id="0" name="image43.png"/>
+                    <pic:cNvPr id="0" name="image37.png"/>
                     <pic:cNvPicPr preferRelativeResize="0"/>
                   </pic:nvPicPr>
                   <pic:blipFill>
@@ -6347,12 +6347,12 @@
           <wp:inline distB="114300" distT="114300" distL="114300" distR="114300">
             <wp:extent cx="5399730" cy="2743200"/>
             <wp:effectExtent b="0" l="0" r="0" t="0"/>
-            <wp:docPr id="71" name="image61.png"/>
+            <wp:docPr id="71" name="image67.png"/>
             <a:graphic>
               <a:graphicData uri="http://schemas.openxmlformats.org/drawingml/2006/picture">
                 <pic:pic>
                   <pic:nvPicPr>
-                    <pic:cNvPr id="0" name="image61.png"/>
+                    <pic:cNvPr id="0" name="image67.png"/>
                     <pic:cNvPicPr preferRelativeResize="0"/>
                   </pic:nvPicPr>
                   <pic:blipFill>
@@ -6407,12 +6407,12 @@
           <wp:inline distB="114300" distT="114300" distL="114300" distR="114300">
             <wp:extent cx="5399730" cy="469900"/>
             <wp:effectExtent b="0" l="0" r="0" t="0"/>
-            <wp:docPr id="25" name="image2.png"/>
+            <wp:docPr id="25" name="image3.png"/>
             <a:graphic>
               <a:graphicData uri="http://schemas.openxmlformats.org/drawingml/2006/picture">
                 <pic:pic>
                   <pic:nvPicPr>
-                    <pic:cNvPr id="0" name="image2.png"/>
+                    <pic:cNvPr id="0" name="image3.png"/>
                     <pic:cNvPicPr preferRelativeResize="0"/>
                   </pic:nvPicPr>
                   <pic:blipFill>
@@ -6527,12 +6527,12 @@
           <wp:inline distB="114300" distT="114300" distL="114300" distR="114300">
             <wp:extent cx="5399730" cy="279400"/>
             <wp:effectExtent b="0" l="0" r="0" t="0"/>
-            <wp:docPr id="36" name="image13.png"/>
+            <wp:docPr id="36" name="image16.png"/>
             <a:graphic>
               <a:graphicData uri="http://schemas.openxmlformats.org/drawingml/2006/picture">
                 <pic:pic>
                   <pic:nvPicPr>
-                    <pic:cNvPr id="0" name="image13.png"/>
+                    <pic:cNvPr id="0" name="image16.png"/>
                     <pic:cNvPicPr preferRelativeResize="0"/>
                   </pic:nvPicPr>
                   <pic:blipFill>
@@ -6604,12 +6604,12 @@
           <wp:inline distB="114300" distT="114300" distL="114300" distR="114300">
             <wp:extent cx="2724150" cy="1228725"/>
             <wp:effectExtent b="0" l="0" r="0" t="0"/>
-            <wp:docPr id="41" name="image20.png"/>
+            <wp:docPr id="41" name="image23.png"/>
             <a:graphic>
               <a:graphicData uri="http://schemas.openxmlformats.org/drawingml/2006/picture">
                 <pic:pic>
                   <pic:nvPicPr>
-                    <pic:cNvPr id="0" name="image20.png"/>
+                    <pic:cNvPr id="0" name="image23.png"/>
                     <pic:cNvPicPr preferRelativeResize="0"/>
                   </pic:nvPicPr>
                   <pic:blipFill>
@@ -6719,12 +6719,12 @@
           <wp:inline distB="114300" distT="114300" distL="114300" distR="114300">
             <wp:extent cx="5399730" cy="1625600"/>
             <wp:effectExtent b="0" l="0" r="0" t="0"/>
-            <wp:docPr id="59" name="image37.png"/>
+            <wp:docPr id="59" name="image36.png"/>
             <a:graphic>
               <a:graphicData uri="http://schemas.openxmlformats.org/drawingml/2006/picture">
                 <pic:pic>
                   <pic:nvPicPr>
-                    <pic:cNvPr id="0" name="image37.png"/>
+                    <pic:cNvPr id="0" name="image36.png"/>
                     <pic:cNvPicPr preferRelativeResize="0"/>
                   </pic:nvPicPr>
                   <pic:blipFill>
@@ -6872,12 +6872,12 @@
               <wp:inline distB="114300" distT="114300" distL="114300" distR="114300">
                 <wp:extent cx="5399730" cy="520700"/>
                 <wp:effectExtent b="0" l="0" r="0" t="0"/>
-                <wp:docPr id="12" name="image73.png"/>
+                <wp:docPr id="12" name="image63.png"/>
                 <a:graphic>
                   <a:graphicData uri="http://schemas.openxmlformats.org/drawingml/2006/picture">
                     <pic:pic>
                       <pic:nvPicPr>
-                        <pic:cNvPr id="0" name="image73.png"/>
+                        <pic:cNvPr id="0" name="image63.png"/>
                         <pic:cNvPicPr preferRelativeResize="0"/>
                       </pic:nvPicPr>
                       <pic:blipFill>
@@ -6934,12 +6934,12 @@
           <wp:inline distB="114300" distT="114300" distL="114300" distR="114300">
             <wp:extent cx="5399730" cy="635000"/>
             <wp:effectExtent b="0" l="0" r="0" t="0"/>
-            <wp:docPr id="42" name="image27.png"/>
+            <wp:docPr id="42" name="image25.png"/>
             <a:graphic>
               <a:graphicData uri="http://schemas.openxmlformats.org/drawingml/2006/picture">
                 <pic:pic>
                   <pic:nvPicPr>
-                    <pic:cNvPr id="0" name="image27.png"/>
+                    <pic:cNvPr id="0" name="image25.png"/>
                     <pic:cNvPicPr preferRelativeResize="0"/>
                   </pic:nvPicPr>
                   <pic:blipFill>
@@ -7009,12 +7009,12 @@
           <wp:inline distB="114300" distT="114300" distL="114300" distR="114300">
             <wp:extent cx="5399730" cy="4432300"/>
             <wp:effectExtent b="0" l="0" r="0" t="0"/>
-            <wp:docPr id="21" name="image1.png"/>
+            <wp:docPr id="21" name="image2.png"/>
             <a:graphic>
               <a:graphicData uri="http://schemas.openxmlformats.org/drawingml/2006/picture">
                 <pic:pic>
                   <pic:nvPicPr>
-                    <pic:cNvPr id="0" name="image1.png"/>
+                    <pic:cNvPr id="0" name="image2.png"/>
                     <pic:cNvPicPr preferRelativeResize="0"/>
                   </pic:nvPicPr>
                   <pic:blipFill>
@@ -7085,12 +7085,12 @@
           <wp:inline distB="114300" distT="114300" distL="114300" distR="114300">
             <wp:extent cx="5399730" cy="1231900"/>
             <wp:effectExtent b="0" l="0" r="0" t="0"/>
-            <wp:docPr id="35" name="image6.png"/>
+            <wp:docPr id="35" name="image7.png"/>
             <a:graphic>
               <a:graphicData uri="http://schemas.openxmlformats.org/drawingml/2006/picture">
                 <pic:pic>
                   <pic:nvPicPr>
-                    <pic:cNvPr id="0" name="image6.png"/>
+                    <pic:cNvPr id="0" name="image7.png"/>
                     <pic:cNvPicPr preferRelativeResize="0"/>
                   </pic:nvPicPr>
                   <pic:blipFill>
@@ -7145,12 +7145,12 @@
           <wp:inline distB="114300" distT="114300" distL="114300" distR="114300">
             <wp:extent cx="3190875" cy="1133475"/>
             <wp:effectExtent b="0" l="0" r="0" t="0"/>
-            <wp:docPr id="58" name="image42.png"/>
+            <wp:docPr id="58" name="image48.png"/>
             <a:graphic>
               <a:graphicData uri="http://schemas.openxmlformats.org/drawingml/2006/picture">
                 <pic:pic>
                   <pic:nvPicPr>
-                    <pic:cNvPr id="0" name="image42.png"/>
+                    <pic:cNvPr id="0" name="image48.png"/>
                     <pic:cNvPicPr preferRelativeResize="0"/>
                   </pic:nvPicPr>
                   <pic:blipFill>
@@ -7308,12 +7308,12 @@
               <wp:inline distB="114300" distT="114300" distL="114300" distR="114300">
                 <wp:extent cx="4276725" cy="3810000"/>
                 <wp:effectExtent b="0" l="0" r="0" t="0"/>
-                <wp:docPr id="13" name="image74.png"/>
+                <wp:docPr id="13" name="image73.png"/>
                 <a:graphic>
                   <a:graphicData uri="http://schemas.openxmlformats.org/drawingml/2006/picture">
                     <pic:pic>
                       <pic:nvPicPr>
-                        <pic:cNvPr id="0" name="image74.png"/>
+                        <pic:cNvPr id="0" name="image73.png"/>
                         <pic:cNvPicPr preferRelativeResize="0"/>
                       </pic:nvPicPr>
                       <pic:blipFill>
@@ -7370,12 +7370,12 @@
           <wp:inline distB="114300" distT="114300" distL="114300" distR="114300">
             <wp:extent cx="5399730" cy="1524000"/>
             <wp:effectExtent b="0" l="0" r="0" t="0"/>
-            <wp:docPr id="53" name="image31.png"/>
+            <wp:docPr id="53" name="image28.png"/>
             <a:graphic>
               <a:graphicData uri="http://schemas.openxmlformats.org/drawingml/2006/picture">
                 <pic:pic>
                   <pic:nvPicPr>
-                    <pic:cNvPr id="0" name="image31.png"/>
+                    <pic:cNvPr id="0" name="image28.png"/>
                     <pic:cNvPicPr preferRelativeResize="0"/>
                   </pic:nvPicPr>
                   <pic:blipFill>
@@ -7523,12 +7523,12 @@
           <wp:inline distB="114300" distT="114300" distL="114300" distR="114300">
             <wp:extent cx="4191000" cy="2447925"/>
             <wp:effectExtent b="0" l="0" r="0" t="0"/>
-            <wp:docPr id="33" name="image14.png"/>
+            <wp:docPr id="33" name="image5.png"/>
             <a:graphic>
               <a:graphicData uri="http://schemas.openxmlformats.org/drawingml/2006/picture">
                 <pic:pic>
                   <pic:nvPicPr>
-                    <pic:cNvPr id="0" name="image14.png"/>
+                    <pic:cNvPr id="0" name="image5.png"/>
                     <pic:cNvPicPr preferRelativeResize="0"/>
                   </pic:nvPicPr>
                   <pic:blipFill>
@@ -7571,12 +7571,12 @@
           <wp:inline distB="114300" distT="114300" distL="114300" distR="114300">
             <wp:extent cx="3643313" cy="3942949"/>
             <wp:effectExtent b="0" l="0" r="0" t="0"/>
-            <wp:docPr id="62" name="image44.png"/>
+            <wp:docPr id="62" name="image52.png"/>
             <a:graphic>
               <a:graphicData uri="http://schemas.openxmlformats.org/drawingml/2006/picture">
                 <pic:pic>
                   <pic:nvPicPr>
-                    <pic:cNvPr id="0" name="image44.png"/>
+                    <pic:cNvPr id="0" name="image52.png"/>
                     <pic:cNvPicPr preferRelativeResize="0"/>
                   </pic:nvPicPr>
                   <pic:blipFill>
@@ -7741,12 +7741,12 @@
           <wp:inline distB="114300" distT="114300" distL="114300" distR="114300">
             <wp:extent cx="4381500" cy="4581525"/>
             <wp:effectExtent b="0" l="0" r="0" t="0"/>
-            <wp:docPr id="52" name="image36.png"/>
+            <wp:docPr id="52" name="image30.png"/>
             <a:graphic>
               <a:graphicData uri="http://schemas.openxmlformats.org/drawingml/2006/picture">
                 <pic:pic>
                   <pic:nvPicPr>
-                    <pic:cNvPr id="0" name="image36.png"/>
+                    <pic:cNvPr id="0" name="image30.png"/>
                     <pic:cNvPicPr preferRelativeResize="0"/>
                   </pic:nvPicPr>
                   <pic:blipFill>
@@ -8032,12 +8032,12 @@
           <wp:inline distB="114300" distT="114300" distL="114300" distR="114300">
             <wp:extent cx="5399730" cy="1625600"/>
             <wp:effectExtent b="0" l="0" r="0" t="0"/>
-            <wp:docPr id="34" name="image29.png"/>
+            <wp:docPr id="34" name="image12.png"/>
             <a:graphic>
               <a:graphicData uri="http://schemas.openxmlformats.org/drawingml/2006/picture">
                 <pic:pic>
                   <pic:nvPicPr>
-                    <pic:cNvPr id="0" name="image29.png"/>
+                    <pic:cNvPr id="0" name="image12.png"/>
                     <pic:cNvPicPr preferRelativeResize="0"/>
                   </pic:nvPicPr>
                   <pic:blipFill>
@@ -8092,12 +8092,12 @@
           <wp:inline distB="114300" distT="114300" distL="114300" distR="114300">
             <wp:extent cx="5399730" cy="1574800"/>
             <wp:effectExtent b="0" l="0" r="0" t="0"/>
-            <wp:docPr id="68" name="image47.png"/>
+            <wp:docPr id="68" name="image61.png"/>
             <a:graphic>
               <a:graphicData uri="http://schemas.openxmlformats.org/drawingml/2006/picture">
                 <pic:pic>
                   <pic:nvPicPr>
-                    <pic:cNvPr id="0" name="image47.png"/>
+                    <pic:cNvPr id="0" name="image61.png"/>
                     <pic:cNvPicPr preferRelativeResize="0"/>
                   </pic:nvPicPr>
                   <pic:blipFill>
@@ -8139,12 +8139,12 @@
           <wp:inline distB="114300" distT="114300" distL="114300" distR="114300">
             <wp:extent cx="5399730" cy="469900"/>
             <wp:effectExtent b="0" l="0" r="0" t="0"/>
-            <wp:docPr id="49" name="image32.png"/>
+            <wp:docPr id="49" name="image31.png"/>
             <a:graphic>
               <a:graphicData uri="http://schemas.openxmlformats.org/drawingml/2006/picture">
                 <pic:pic>
                   <pic:nvPicPr>
-                    <pic:cNvPr id="0" name="image32.png"/>
+                    <pic:cNvPr id="0" name="image31.png"/>
                     <pic:cNvPicPr preferRelativeResize="0"/>
                   </pic:nvPicPr>
                   <pic:blipFill>
@@ -8199,12 +8199,12 @@
           <wp:inline distB="114300" distT="114300" distL="114300" distR="114300">
             <wp:extent cx="5399730" cy="698500"/>
             <wp:effectExtent b="0" l="0" r="0" t="0"/>
-            <wp:docPr id="31" name="image10.png"/>
+            <wp:docPr id="31" name="image6.png"/>
             <a:graphic>
               <a:graphicData uri="http://schemas.openxmlformats.org/drawingml/2006/picture">
                 <pic:pic>
                   <pic:nvPicPr>
-                    <pic:cNvPr id="0" name="image10.png"/>
+                    <pic:cNvPr id="0" name="image6.png"/>
                     <pic:cNvPicPr preferRelativeResize="0"/>
                   </pic:nvPicPr>
                   <pic:blipFill>
@@ -8246,12 +8246,12 @@
           <wp:inline distB="114300" distT="114300" distL="114300" distR="114300">
             <wp:extent cx="5399730" cy="1600200"/>
             <wp:effectExtent b="0" l="0" r="0" t="0"/>
-            <wp:docPr id="43" name="image21.png"/>
+            <wp:docPr id="43" name="image39.png"/>
             <a:graphic>
               <a:graphicData uri="http://schemas.openxmlformats.org/drawingml/2006/picture">
                 <pic:pic>
                   <pic:nvPicPr>
-                    <pic:cNvPr id="0" name="image21.png"/>
+                    <pic:cNvPr id="0" name="image39.png"/>
                     <pic:cNvPicPr preferRelativeResize="0"/>
                   </pic:nvPicPr>
                   <pic:blipFill>
@@ -8477,12 +8477,12 @@
               <wp:extent cx="103505" cy="811530"/>
               <wp:effectExtent b="0" l="0" r="0" t="0"/>
               <wp:wrapNone/>
-              <wp:docPr id="14" name="image75.png"/>
+              <wp:docPr id="14" name="image74.png"/>
               <a:graphic>
                 <a:graphicData uri="http://schemas.openxmlformats.org/drawingml/2006/picture">
                   <pic:pic>
                     <pic:nvPicPr>
-                      <pic:cNvPr id="0" name="image75.png"/>
+                      <pic:cNvPr id="0" name="image74.png"/>
                       <pic:cNvPicPr preferRelativeResize="0"/>
                     </pic:nvPicPr>
                     <pic:blipFill>
@@ -8668,12 +8668,12 @@
               <wp:extent cx="7549515" cy="815340"/>
               <wp:effectExtent b="0" l="0" r="0" t="0"/>
               <wp:wrapNone/>
-              <wp:docPr id="19" name="image80.png"/>
+              <wp:docPr id="19" name="image79.png"/>
               <a:graphic>
                 <a:graphicData uri="http://schemas.openxmlformats.org/drawingml/2006/picture">
                   <pic:pic>
                     <pic:nvPicPr>
-                      <pic:cNvPr id="0" name="image80.png"/>
+                      <pic:cNvPr id="0" name="image79.png"/>
                       <pic:cNvPicPr preferRelativeResize="0"/>
                     </pic:nvPicPr>
                     <pic:blipFill>
@@ -8775,12 +8775,12 @@
               <wp:extent cx="103505" cy="824865"/>
               <wp:effectExtent b="0" l="0" r="0" t="0"/>
               <wp:wrapNone/>
-              <wp:docPr id="18" name="image79.png"/>
+              <wp:docPr id="18" name="image78.png"/>
               <a:graphic>
                 <a:graphicData uri="http://schemas.openxmlformats.org/drawingml/2006/picture">
                   <pic:pic>
                     <pic:nvPicPr>
-                      <pic:cNvPr id="0" name="image79.png"/>
+                      <pic:cNvPr id="0" name="image78.png"/>
                       <pic:cNvPicPr preferRelativeResize="0"/>
                     </pic:nvPicPr>
                     <pic:blipFill>
@@ -8882,12 +8882,12 @@
               <wp:extent cx="103505" cy="811530"/>
               <wp:effectExtent b="0" l="0" r="0" t="0"/>
               <wp:wrapNone/>
-              <wp:docPr id="10" name="image64.png"/>
+              <wp:docPr id="10" name="image58.png"/>
               <a:graphic>
                 <a:graphicData uri="http://schemas.openxmlformats.org/drawingml/2006/picture">
                   <pic:pic>
                     <pic:nvPicPr>
-                      <pic:cNvPr id="0" name="image64.png"/>
+                      <pic:cNvPr id="0" name="image58.png"/>
                       <pic:cNvPicPr preferRelativeResize="0"/>
                     </pic:nvPicPr>
                     <pic:blipFill>
@@ -8980,12 +8980,12 @@
           <wp:extent cx="669290" cy="669290"/>
           <wp:effectExtent b="0" l="0" r="0" t="0"/>
           <wp:wrapSquare wrapText="bothSides" distB="0" distT="0" distL="114300" distR="114300"/>
-          <wp:docPr descr="psi-negro.png" id="47" name="image18.png"/>
+          <wp:docPr descr="psi-negro.png" id="47" name="image21.png"/>
           <a:graphic>
             <a:graphicData uri="http://schemas.openxmlformats.org/drawingml/2006/picture">
               <pic:pic>
                 <pic:nvPicPr>
-                  <pic:cNvPr descr="psi-negro.png" id="0" name="image18.png"/>
+                  <pic:cNvPr descr="psi-negro.png" id="0" name="image21.png"/>
                   <pic:cNvPicPr preferRelativeResize="0"/>
                 </pic:nvPicPr>
                 <pic:blipFill>
@@ -9025,12 +9025,12 @@
           <wp:extent cx="425450" cy="666750"/>
           <wp:effectExtent b="0" l="0" r="0" t="0"/>
           <wp:wrapSquare wrapText="bothSides" distB="0" distT="0" distL="114300" distR="114300"/>
-          <wp:docPr descr="UNPA.JPG" id="46" name="image25.jpg"/>
+          <wp:docPr descr="UNPA.JPG" id="46" name="image19.jpg"/>
           <a:graphic>
             <a:graphicData uri="http://schemas.openxmlformats.org/drawingml/2006/picture">
               <pic:pic>
                 <pic:nvPicPr>
-                  <pic:cNvPr descr="UNPA.JPG" id="0" name="image25.jpg"/>
+                  <pic:cNvPr descr="UNPA.JPG" id="0" name="image19.jpg"/>
                   <pic:cNvPicPr preferRelativeResize="0"/>
                 </pic:nvPicPr>
                 <pic:blipFill>
@@ -9133,12 +9133,12 @@
               <wp:extent cx="103505" cy="811530"/>
               <wp:effectExtent b="0" l="0" r="0" t="0"/>
               <wp:wrapNone/>
-              <wp:docPr id="8" name="image56.png"/>
+              <wp:docPr id="8" name="image50.png"/>
               <a:graphic>
                 <a:graphicData uri="http://schemas.openxmlformats.org/drawingml/2006/picture">
                   <pic:pic>
                     <pic:nvPicPr>
-                      <pic:cNvPr id="0" name="image56.png"/>
+                      <pic:cNvPr id="0" name="image50.png"/>
                       <pic:cNvPicPr preferRelativeResize="0"/>
                     </pic:nvPicPr>
                     <pic:blipFill>
@@ -9243,12 +9243,12 @@
               <wp:extent cx="103505" cy="812165"/>
               <wp:effectExtent b="0" l="0" r="0" t="0"/>
               <wp:wrapNone/>
-              <wp:docPr id="17" name="image78.png"/>
+              <wp:docPr id="17" name="image77.png"/>
               <a:graphic>
                 <a:graphicData uri="http://schemas.openxmlformats.org/drawingml/2006/picture">
                   <pic:pic>
                     <pic:nvPicPr>
-                      <pic:cNvPr id="0" name="image78.png"/>
+                      <pic:cNvPr id="0" name="image77.png"/>
                       <pic:cNvPicPr preferRelativeResize="0"/>
                     </pic:nvPicPr>
                     <pic:blipFill>
@@ -9510,12 +9510,12 @@
               <wp:extent cx="7549515" cy="815340"/>
               <wp:effectExtent b="0" l="0" r="0" t="0"/>
               <wp:wrapNone/>
-              <wp:docPr id="15" name="image76.png"/>
+              <wp:docPr id="15" name="image75.png"/>
               <a:graphic>
                 <a:graphicData uri="http://schemas.openxmlformats.org/drawingml/2006/picture">
                   <pic:pic>
                     <pic:nvPicPr>
-                      <pic:cNvPr id="0" name="image76.png"/>
+                      <pic:cNvPr id="0" name="image75.png"/>
                       <pic:cNvPicPr preferRelativeResize="0"/>
                     </pic:nvPicPr>
                     <pic:blipFill>

--- a/Etapa Elaboración - Iteración 1/Instalación, configuración y uso de Rclone - Kairos - NexTech.docx
+++ b/Etapa Elaboración - Iteración 1/Instalación, configuración y uso de Rclone - Kairos - NexTech.docx
@@ -196,12 +196,12 @@
                 <wp:extent cx="7928609" cy="870585"/>
                 <wp:effectExtent b="0" l="0" r="0" t="0"/>
                 <wp:wrapNone/>
-                <wp:docPr id="11" name="image62.png"/>
+                <wp:docPr id="11" name="image67.png"/>
                 <a:graphic>
                   <a:graphicData uri="http://schemas.openxmlformats.org/drawingml/2006/picture">
                     <pic:pic>
                       <pic:nvPicPr>
-                        <pic:cNvPr id="0" name="image62.png"/>
+                        <pic:cNvPr id="0" name="image67.png"/>
                         <pic:cNvPicPr preferRelativeResize="0"/>
                       </pic:nvPicPr>
                       <pic:blipFill>
@@ -316,12 +316,12 @@
                 <wp:extent cx="103505" cy="11221720"/>
                 <wp:effectExtent b="0" l="0" r="0" t="0"/>
                 <wp:wrapNone/>
-                <wp:docPr id="6" name="image45.png"/>
+                <wp:docPr id="6" name="image62.png"/>
                 <a:graphic>
                   <a:graphicData uri="http://schemas.openxmlformats.org/drawingml/2006/picture">
                     <pic:pic>
                       <pic:nvPicPr>
-                        <pic:cNvPr id="0" name="image45.png"/>
+                        <pic:cNvPr id="0" name="image62.png"/>
                         <pic:cNvPicPr preferRelativeResize="0"/>
                       </pic:nvPicPr>
                       <pic:blipFill>
@@ -436,12 +436,12 @@
                 <wp:extent cx="103505" cy="11221720"/>
                 <wp:effectExtent b="0" l="0" r="0" t="0"/>
                 <wp:wrapNone/>
-                <wp:docPr id="16" name="image76.png"/>
+                <wp:docPr id="16" name="image72.png"/>
                 <a:graphic>
                   <a:graphicData uri="http://schemas.openxmlformats.org/drawingml/2006/picture">
                     <pic:pic>
                       <pic:nvPicPr>
-                        <pic:cNvPr id="0" name="image76.png"/>
+                        <pic:cNvPr id="0" name="image72.png"/>
                         <pic:cNvPicPr preferRelativeResize="0"/>
                       </pic:nvPicPr>
                       <pic:blipFill>
@@ -556,12 +556,12 @@
                 <wp:extent cx="7928609" cy="870585"/>
                 <wp:effectExtent b="0" l="0" r="0" t="0"/>
                 <wp:wrapNone/>
-                <wp:docPr id="3" name="image42.png"/>
+                <wp:docPr id="3" name="image59.png"/>
                 <a:graphic>
                   <a:graphicData uri="http://schemas.openxmlformats.org/drawingml/2006/picture">
                     <pic:pic>
                       <pic:nvPicPr>
-                        <pic:cNvPr id="0" name="image42.png"/>
+                        <pic:cNvPr id="0" name="image59.png"/>
                         <pic:cNvPicPr preferRelativeResize="0"/>
                       </pic:nvPicPr>
                       <pic:blipFill>
@@ -972,12 +972,12 @@
             <wp:extent cx="1200150" cy="1200150"/>
             <wp:effectExtent b="0" l="0" r="0" t="0"/>
             <wp:wrapSquare wrapText="bothSides" distB="0" distT="0" distL="114300" distR="114300"/>
-            <wp:docPr descr="psi-negro.png" id="73" name="image56.png"/>
+            <wp:docPr descr="psi-negro.png" id="73" name="image48.png"/>
             <a:graphic>
               <a:graphicData uri="http://schemas.openxmlformats.org/drawingml/2006/picture">
                 <pic:pic>
                   <pic:nvPicPr>
-                    <pic:cNvPr descr="psi-negro.png" id="0" name="image56.png"/>
+                    <pic:cNvPr descr="psi-negro.png" id="0" name="image48.png"/>
                     <pic:cNvPicPr preferRelativeResize="0"/>
                   </pic:nvPicPr>
                   <pic:blipFill>
@@ -1027,12 +1027,12 @@
             <wp:extent cx="1304925" cy="2019300"/>
             <wp:effectExtent b="0" l="0" r="0" t="0"/>
             <wp:wrapSquare wrapText="bothSides" distB="0" distT="0" distL="114300" distR="114300"/>
-            <wp:docPr descr="UNPA.JPG" id="55" name="image29.jpg"/>
+            <wp:docPr descr="UNPA.JPG" id="55" name="image34.jpg"/>
             <a:graphic>
               <a:graphicData uri="http://schemas.openxmlformats.org/drawingml/2006/picture">
                 <pic:pic>
                   <pic:nvPicPr>
-                    <pic:cNvPr descr="UNPA.JPG" id="0" name="image29.jpg"/>
+                    <pic:cNvPr descr="UNPA.JPG" id="0" name="image34.jpg"/>
                     <pic:cNvPicPr preferRelativeResize="0"/>
                   </pic:nvPicPr>
                   <pic:blipFill>
@@ -1096,7 +1096,7 @@
     </w:p>
     <w:sdt>
       <w:sdtPr>
-        <w:id w:val="-1730242575"/>
+        <w:id w:val="-2129272253"/>
         <w:docPartObj>
           <w:docPartGallery w:val="Table of Contents"/>
           <w:docPartUnique w:val="1"/>
@@ -2587,12 +2587,12 @@
               <wp:inline distB="114300" distT="114300" distL="114300" distR="114300">
                 <wp:extent cx="3914775" cy="1514475"/>
                 <wp:effectExtent b="0" l="0" r="0" t="0"/>
-                <wp:docPr id="2" name="image34.png"/>
+                <wp:docPr id="2" name="image58.png"/>
                 <a:graphic>
                   <a:graphicData uri="http://schemas.openxmlformats.org/drawingml/2006/picture">
                     <pic:pic>
                       <pic:nvPicPr>
-                        <pic:cNvPr id="0" name="image34.png"/>
+                        <pic:cNvPr id="0" name="image58.png"/>
                         <pic:cNvPicPr preferRelativeResize="0"/>
                       </pic:nvPicPr>
                       <pic:blipFill>
@@ -2759,12 +2759,12 @@
               <wp:inline distB="114300" distT="114300" distL="114300" distR="114300">
                 <wp:extent cx="5399730" cy="2654300"/>
                 <wp:effectExtent b="0" l="0" r="0" t="0"/>
-                <wp:docPr id="4" name="image43.png"/>
+                <wp:docPr id="4" name="image60.png"/>
                 <a:graphic>
                   <a:graphicData uri="http://schemas.openxmlformats.org/drawingml/2006/picture">
                     <pic:pic>
                       <pic:nvPicPr>
-                        <pic:cNvPr id="0" name="image43.png"/>
+                        <pic:cNvPr id="0" name="image60.png"/>
                         <pic:cNvPicPr preferRelativeResize="0"/>
                       </pic:nvPicPr>
                       <pic:blipFill>
@@ -3025,12 +3025,12 @@
               <wp:inline distB="114300" distT="114300" distL="114300" distR="114300">
                 <wp:extent cx="5399730" cy="1981200"/>
                 <wp:effectExtent b="0" l="0" r="0" t="0"/>
-                <wp:docPr id="1" name="image33.png"/>
+                <wp:docPr id="1" name="image41.png"/>
                 <a:graphic>
                   <a:graphicData uri="http://schemas.openxmlformats.org/drawingml/2006/picture">
                     <pic:pic>
                       <pic:nvPicPr>
-                        <pic:cNvPr id="0" name="image33.png"/>
+                        <pic:cNvPr id="0" name="image41.png"/>
                         <pic:cNvPicPr preferRelativeResize="0"/>
                       </pic:nvPicPr>
                       <pic:blipFill>
@@ -3130,12 +3130,12 @@
           <wp:inline distB="114300" distT="114300" distL="114300" distR="114300">
             <wp:extent cx="3114675" cy="676275"/>
             <wp:effectExtent b="0" l="0" r="0" t="0"/>
-            <wp:docPr id="27" name="image9.png"/>
+            <wp:docPr id="27" name="image1.png"/>
             <a:graphic>
               <a:graphicData uri="http://schemas.openxmlformats.org/drawingml/2006/picture">
                 <pic:pic>
                   <pic:nvPicPr>
-                    <pic:cNvPr id="0" name="image9.png"/>
+                    <pic:cNvPr id="0" name="image1.png"/>
                     <pic:cNvPicPr preferRelativeResize="0"/>
                   </pic:nvPicPr>
                   <pic:blipFill>
@@ -3207,12 +3207,12 @@
           <wp:inline distB="114300" distT="114300" distL="114300" distR="114300">
             <wp:extent cx="2266950" cy="676275"/>
             <wp:effectExtent b="0" l="0" r="0" t="0"/>
-            <wp:docPr id="48" name="image26.png"/>
+            <wp:docPr id="48" name="image30.png"/>
             <a:graphic>
               <a:graphicData uri="http://schemas.openxmlformats.org/drawingml/2006/picture">
                 <pic:pic>
                   <pic:nvPicPr>
-                    <pic:cNvPr id="0" name="image26.png"/>
+                    <pic:cNvPr id="0" name="image30.png"/>
                     <pic:cNvPicPr preferRelativeResize="0"/>
                   </pic:nvPicPr>
                   <pic:blipFill>
@@ -3255,12 +3255,12 @@
           <wp:inline distB="114300" distT="114300" distL="114300" distR="114300">
             <wp:extent cx="1447800" cy="361950"/>
             <wp:effectExtent b="0" l="0" r="0" t="0"/>
-            <wp:docPr id="61" name="image49.png"/>
+            <wp:docPr id="61" name="image42.png"/>
             <a:graphic>
               <a:graphicData uri="http://schemas.openxmlformats.org/drawingml/2006/picture">
                 <pic:pic>
                   <pic:nvPicPr>
-                    <pic:cNvPr id="0" name="image49.png"/>
+                    <pic:cNvPr id="0" name="image42.png"/>
                     <pic:cNvPicPr preferRelativeResize="0"/>
                   </pic:nvPicPr>
                   <pic:blipFill>
@@ -3482,12 +3482,12 @@
           <wp:inline distB="114300" distT="114300" distL="114300" distR="114300">
             <wp:extent cx="4014788" cy="3234505"/>
             <wp:effectExtent b="0" l="0" r="0" t="0"/>
-            <wp:docPr id="67" name="image60.png"/>
+            <wp:docPr id="67" name="image49.png"/>
             <a:graphic>
               <a:graphicData uri="http://schemas.openxmlformats.org/drawingml/2006/picture">
                 <pic:pic>
                   <pic:nvPicPr>
-                    <pic:cNvPr id="0" name="image60.png"/>
+                    <pic:cNvPr id="0" name="image49.png"/>
                     <pic:cNvPicPr preferRelativeResize="0"/>
                   </pic:nvPicPr>
                   <pic:blipFill>
@@ -3583,12 +3583,12 @@
           <wp:inline distB="114300" distT="114300" distL="114300" distR="114300">
             <wp:extent cx="5399730" cy="3251200"/>
             <wp:effectExtent b="0" l="0" r="0" t="0"/>
-            <wp:docPr id="26" name="image4.png"/>
+            <wp:docPr id="26" name="image2.png"/>
             <a:graphic>
               <a:graphicData uri="http://schemas.openxmlformats.org/drawingml/2006/picture">
                 <pic:pic>
                   <pic:nvPicPr>
-                    <pic:cNvPr id="0" name="image4.png"/>
+                    <pic:cNvPr id="0" name="image2.png"/>
                     <pic:cNvPicPr preferRelativeResize="0"/>
                   </pic:nvPicPr>
                   <pic:blipFill>
@@ -3763,12 +3763,12 @@
           <wp:inline distB="114300" distT="114300" distL="114300" distR="114300">
             <wp:extent cx="3873222" cy="3261999"/>
             <wp:effectExtent b="0" l="0" r="0" t="0"/>
-            <wp:docPr id="72" name="image64.png"/>
+            <wp:docPr id="72" name="image53.png"/>
             <a:graphic>
               <a:graphicData uri="http://schemas.openxmlformats.org/drawingml/2006/picture">
                 <pic:pic>
                   <pic:nvPicPr>
-                    <pic:cNvPr id="0" name="image64.png"/>
+                    <pic:cNvPr id="0" name="image53.png"/>
                     <pic:cNvPicPr preferRelativeResize="0"/>
                   </pic:nvPicPr>
                   <pic:blipFill>
@@ -3853,12 +3853,12 @@
           <wp:inline distB="114300" distT="114300" distL="114300" distR="114300">
             <wp:extent cx="4291013" cy="1689319"/>
             <wp:effectExtent b="0" l="0" r="0" t="0"/>
-            <wp:docPr id="39" name="image20.png"/>
+            <wp:docPr id="39" name="image18.png"/>
             <a:graphic>
               <a:graphicData uri="http://schemas.openxmlformats.org/drawingml/2006/picture">
                 <pic:pic>
                   <pic:nvPicPr>
-                    <pic:cNvPr id="0" name="image20.png"/>
+                    <pic:cNvPr id="0" name="image18.png"/>
                     <pic:cNvPicPr preferRelativeResize="0"/>
                   </pic:nvPicPr>
                   <pic:blipFill>
@@ -3917,12 +3917,12 @@
           <wp:inline distB="114300" distT="114300" distL="114300" distR="114300">
             <wp:extent cx="3967163" cy="1159835"/>
             <wp:effectExtent b="0" l="0" r="0" t="0"/>
-            <wp:docPr id="63" name="image59.png"/>
+            <wp:docPr id="63" name="image45.png"/>
             <a:graphic>
               <a:graphicData uri="http://schemas.openxmlformats.org/drawingml/2006/picture">
                 <pic:pic>
                   <pic:nvPicPr>
-                    <pic:cNvPr id="0" name="image59.png"/>
+                    <pic:cNvPr id="0" name="image45.png"/>
                     <pic:cNvPicPr preferRelativeResize="0"/>
                   </pic:nvPicPr>
                   <pic:blipFill>
@@ -4096,12 +4096,12 @@
           <wp:inline distB="114300" distT="114300" distL="114300" distR="114300">
             <wp:extent cx="3097050" cy="2438622"/>
             <wp:effectExtent b="0" l="0" r="0" t="0"/>
-            <wp:docPr id="24" name="image13.png"/>
+            <wp:docPr id="24" name="image6.png"/>
             <a:graphic>
               <a:graphicData uri="http://schemas.openxmlformats.org/drawingml/2006/picture">
                 <pic:pic>
                   <pic:nvPicPr>
-                    <pic:cNvPr id="0" name="image13.png"/>
+                    <pic:cNvPr id="0" name="image6.png"/>
                     <pic:cNvPicPr preferRelativeResize="0"/>
                   </pic:nvPicPr>
                   <pic:blipFill>
@@ -4185,12 +4185,12 @@
           <wp:inline distB="114300" distT="114300" distL="114300" distR="114300">
             <wp:extent cx="2210836" cy="2624138"/>
             <wp:effectExtent b="0" l="0" r="0" t="0"/>
-            <wp:docPr id="70" name="image65.png"/>
+            <wp:docPr id="70" name="image54.png"/>
             <a:graphic>
               <a:graphicData uri="http://schemas.openxmlformats.org/drawingml/2006/picture">
                 <pic:pic>
                   <pic:nvPicPr>
-                    <pic:cNvPr id="0" name="image65.png"/>
+                    <pic:cNvPr id="0" name="image54.png"/>
                     <pic:cNvPicPr preferRelativeResize="0"/>
                   </pic:nvPicPr>
                   <pic:blipFill>
@@ -4246,12 +4246,12 @@
           <wp:inline distB="114300" distT="114300" distL="114300" distR="114300">
             <wp:extent cx="3009900" cy="666750"/>
             <wp:effectExtent b="0" l="0" r="0" t="0"/>
-            <wp:docPr id="22" name="image17.png"/>
+            <wp:docPr id="22" name="image5.png"/>
             <a:graphic>
               <a:graphicData uri="http://schemas.openxmlformats.org/drawingml/2006/picture">
                 <pic:pic>
                   <pic:nvPicPr>
-                    <pic:cNvPr id="0" name="image17.png"/>
+                    <pic:cNvPr id="0" name="image5.png"/>
                     <pic:cNvPicPr preferRelativeResize="0"/>
                   </pic:nvPicPr>
                   <pic:blipFill>
@@ -4336,12 +4336,12 @@
           <wp:inline distB="114300" distT="114300" distL="114300" distR="114300">
             <wp:extent cx="3329191" cy="4365137"/>
             <wp:effectExtent b="0" l="0" r="0" t="0"/>
-            <wp:docPr id="38" name="image15.png"/>
+            <wp:docPr id="38" name="image20.png"/>
             <a:graphic>
               <a:graphicData uri="http://schemas.openxmlformats.org/drawingml/2006/picture">
                 <pic:pic>
                   <pic:nvPicPr>
-                    <pic:cNvPr id="0" name="image15.png"/>
+                    <pic:cNvPr id="0" name="image20.png"/>
                     <pic:cNvPicPr preferRelativeResize="0"/>
                   </pic:nvPicPr>
                   <pic:blipFill>
@@ -4396,12 +4396,12 @@
           <wp:inline distB="114300" distT="114300" distL="114300" distR="114300">
             <wp:extent cx="4943475" cy="714375"/>
             <wp:effectExtent b="0" l="0" r="0" t="0"/>
-            <wp:docPr id="65" name="image54.png"/>
+            <wp:docPr id="65" name="image46.png"/>
             <a:graphic>
               <a:graphicData uri="http://schemas.openxmlformats.org/drawingml/2006/picture">
                 <pic:pic>
                   <pic:nvPicPr>
-                    <pic:cNvPr id="0" name="image54.png"/>
+                    <pic:cNvPr id="0" name="image46.png"/>
                     <pic:cNvPicPr preferRelativeResize="0"/>
                   </pic:nvPicPr>
                   <pic:blipFill>
@@ -4457,12 +4457,12 @@
           <wp:inline distB="114300" distT="114300" distL="114300" distR="114300">
             <wp:extent cx="4843463" cy="1448211"/>
             <wp:effectExtent b="0" l="0" r="0" t="0"/>
-            <wp:docPr id="45" name="image32.png"/>
+            <wp:docPr id="45" name="image28.png"/>
             <a:graphic>
               <a:graphicData uri="http://schemas.openxmlformats.org/drawingml/2006/picture">
                 <pic:pic>
                   <pic:nvPicPr>
-                    <pic:cNvPr id="0" name="image32.png"/>
+                    <pic:cNvPr id="0" name="image28.png"/>
                     <pic:cNvPicPr preferRelativeResize="0"/>
                   </pic:nvPicPr>
                   <pic:blipFill>
@@ -4518,12 +4518,12 @@
           <wp:inline distB="114300" distT="114300" distL="114300" distR="114300">
             <wp:extent cx="3814167" cy="2128838"/>
             <wp:effectExtent b="0" l="0" r="0" t="0"/>
-            <wp:docPr id="29" name="image8.png"/>
+            <wp:docPr id="29" name="image25.png"/>
             <a:graphic>
               <a:graphicData uri="http://schemas.openxmlformats.org/drawingml/2006/picture">
                 <pic:pic>
                   <pic:nvPicPr>
-                    <pic:cNvPr id="0" name="image8.png"/>
+                    <pic:cNvPr id="0" name="image25.png"/>
                     <pic:cNvPicPr preferRelativeResize="0"/>
                   </pic:nvPicPr>
                   <pic:blipFill>
@@ -4608,12 +4608,12 @@
           <wp:inline distB="114300" distT="114300" distL="114300" distR="114300">
             <wp:extent cx="3209925" cy="2924175"/>
             <wp:effectExtent b="0" l="0" r="0" t="0"/>
-            <wp:docPr id="54" name="image35.png"/>
+            <wp:docPr id="54" name="image31.png"/>
             <a:graphic>
               <a:graphicData uri="http://schemas.openxmlformats.org/drawingml/2006/picture">
                 <pic:pic>
                   <pic:nvPicPr>
-                    <pic:cNvPr id="0" name="image35.png"/>
+                    <pic:cNvPr id="0" name="image31.png"/>
                     <pic:cNvPicPr preferRelativeResize="0"/>
                   </pic:nvPicPr>
                   <pic:blipFill>
@@ -4762,12 +4762,12 @@
               <wp:inline distB="114300" distT="114300" distL="114300" distR="114300">
                 <wp:extent cx="5399730" cy="1574800"/>
                 <wp:effectExtent b="0" l="0" r="0" t="0"/>
-                <wp:docPr id="7" name="image46.png"/>
+                <wp:docPr id="7" name="image63.png"/>
                 <a:graphic>
                   <a:graphicData uri="http://schemas.openxmlformats.org/drawingml/2006/picture">
                     <pic:pic>
                       <pic:nvPicPr>
-                        <pic:cNvPr id="0" name="image46.png"/>
+                        <pic:cNvPr id="0" name="image63.png"/>
                         <pic:cNvPicPr preferRelativeResize="0"/>
                       </pic:nvPicPr>
                       <pic:blipFill>
@@ -4910,12 +4910,12 @@
           <wp:inline distB="114300" distT="114300" distL="114300" distR="114300">
             <wp:extent cx="3271838" cy="2385941"/>
             <wp:effectExtent b="0" l="0" r="0" t="0"/>
-            <wp:docPr id="60" name="image47.png"/>
+            <wp:docPr id="60" name="image43.png"/>
             <a:graphic>
               <a:graphicData uri="http://schemas.openxmlformats.org/drawingml/2006/picture">
                 <pic:pic>
                   <pic:nvPicPr>
-                    <pic:cNvPr id="0" name="image47.png"/>
+                    <pic:cNvPr id="0" name="image43.png"/>
                     <pic:cNvPicPr preferRelativeResize="0"/>
                   </pic:nvPicPr>
                   <pic:blipFill>
@@ -4971,12 +4971,12 @@
           <wp:inline distB="114300" distT="114300" distL="114300" distR="114300">
             <wp:extent cx="2805113" cy="1812606"/>
             <wp:effectExtent b="0" l="0" r="0" t="0"/>
-            <wp:docPr id="74" name="image66.png"/>
+            <wp:docPr id="74" name="image57.png"/>
             <a:graphic>
               <a:graphicData uri="http://schemas.openxmlformats.org/drawingml/2006/picture">
                 <pic:pic>
                   <pic:nvPicPr>
-                    <pic:cNvPr id="0" name="image66.png"/>
+                    <pic:cNvPr id="0" name="image57.png"/>
                     <pic:cNvPicPr preferRelativeResize="0"/>
                   </pic:nvPicPr>
                   <pic:blipFill>
@@ -5032,12 +5032,12 @@
           <wp:inline distB="114300" distT="114300" distL="114300" distR="114300">
             <wp:extent cx="3123078" cy="1514849"/>
             <wp:effectExtent b="0" l="0" r="0" t="0"/>
-            <wp:docPr id="50" name="image38.png"/>
+            <wp:docPr id="50" name="image29.png"/>
             <a:graphic>
               <a:graphicData uri="http://schemas.openxmlformats.org/drawingml/2006/picture">
                 <pic:pic>
                   <pic:nvPicPr>
-                    <pic:cNvPr id="0" name="image38.png"/>
+                    <pic:cNvPr id="0" name="image29.png"/>
                     <pic:cNvPicPr preferRelativeResize="0"/>
                   </pic:nvPicPr>
                   <pic:blipFill>
@@ -5118,12 +5118,12 @@
           <wp:inline distB="114300" distT="114300" distL="114300" distR="114300">
             <wp:extent cx="5399730" cy="1587500"/>
             <wp:effectExtent b="0" l="0" r="0" t="0"/>
-            <wp:docPr id="66" name="image55.png"/>
+            <wp:docPr id="66" name="image50.png"/>
             <a:graphic>
               <a:graphicData uri="http://schemas.openxmlformats.org/drawingml/2006/picture">
                 <pic:pic>
                   <pic:nvPicPr>
-                    <pic:cNvPr id="0" name="image55.png"/>
+                    <pic:cNvPr id="0" name="image50.png"/>
                     <pic:cNvPicPr preferRelativeResize="0"/>
                   </pic:nvPicPr>
                   <pic:blipFill>
@@ -5192,12 +5192,12 @@
           <wp:inline distB="114300" distT="114300" distL="114300" distR="114300">
             <wp:extent cx="1749359" cy="2376488"/>
             <wp:effectExtent b="0" l="0" r="0" t="0"/>
-            <wp:docPr id="20" name="image22.png"/>
+            <wp:docPr id="20" name="image12.png"/>
             <a:graphic>
               <a:graphicData uri="http://schemas.openxmlformats.org/drawingml/2006/picture">
                 <pic:pic>
                   <pic:nvPicPr>
-                    <pic:cNvPr id="0" name="image22.png"/>
+                    <pic:cNvPr id="0" name="image12.png"/>
                     <pic:cNvPicPr preferRelativeResize="0"/>
                   </pic:nvPicPr>
                   <pic:blipFill>
@@ -5253,12 +5253,12 @@
           <wp:inline distB="114300" distT="114300" distL="114300" distR="114300">
             <wp:extent cx="3471863" cy="2035826"/>
             <wp:effectExtent b="0" l="0" r="0" t="0"/>
-            <wp:docPr id="30" name="image10.png"/>
+            <wp:docPr id="30" name="image15.png"/>
             <a:graphic>
               <a:graphicData uri="http://schemas.openxmlformats.org/drawingml/2006/picture">
                 <pic:pic>
                   <pic:nvPicPr>
-                    <pic:cNvPr id="0" name="image10.png"/>
+                    <pic:cNvPr id="0" name="image15.png"/>
                     <pic:cNvPicPr preferRelativeResize="0"/>
                   </pic:nvPicPr>
                   <pic:blipFill>
@@ -5314,12 +5314,12 @@
           <wp:inline distB="114300" distT="114300" distL="114300" distR="114300">
             <wp:extent cx="1685925" cy="885825"/>
             <wp:effectExtent b="0" l="0" r="0" t="0"/>
-            <wp:docPr id="23" name="image18.png"/>
+            <wp:docPr id="23" name="image3.png"/>
             <a:graphic>
               <a:graphicData uri="http://schemas.openxmlformats.org/drawingml/2006/picture">
                 <pic:pic>
                   <pic:nvPicPr>
-                    <pic:cNvPr id="0" name="image18.png"/>
+                    <pic:cNvPr id="0" name="image3.png"/>
                     <pic:cNvPicPr preferRelativeResize="0"/>
                   </pic:nvPicPr>
                   <pic:blipFill>
@@ -5378,12 +5378,12 @@
           <wp:inline distB="114300" distT="114300" distL="114300" distR="114300">
             <wp:extent cx="5399730" cy="190500"/>
             <wp:effectExtent b="0" l="0" r="0" t="0"/>
-            <wp:docPr id="37" name="image14.png"/>
+            <wp:docPr id="37" name="image16.png"/>
             <a:graphic>
               <a:graphicData uri="http://schemas.openxmlformats.org/drawingml/2006/picture">
                 <pic:pic>
                   <pic:nvPicPr>
-                    <pic:cNvPr id="0" name="image14.png"/>
+                    <pic:cNvPr id="0" name="image16.png"/>
                     <pic:cNvPicPr preferRelativeResize="0"/>
                   </pic:nvPicPr>
                   <pic:blipFill>
@@ -5439,12 +5439,12 @@
           <wp:inline distB="114300" distT="114300" distL="114300" distR="114300">
             <wp:extent cx="4376738" cy="1693986"/>
             <wp:effectExtent b="0" l="0" r="0" t="0"/>
-            <wp:docPr id="64" name="image51.png"/>
+            <wp:docPr id="64" name="image47.png"/>
             <a:graphic>
               <a:graphicData uri="http://schemas.openxmlformats.org/drawingml/2006/picture">
                 <pic:pic>
                   <pic:nvPicPr>
-                    <pic:cNvPr id="0" name="image51.png"/>
+                    <pic:cNvPr id="0" name="image47.png"/>
                     <pic:cNvPicPr preferRelativeResize="0"/>
                   </pic:nvPicPr>
                   <pic:blipFill>
@@ -5786,12 +5786,12 @@
               <wp:inline distB="114300" distT="114300" distL="114300" distR="114300">
                 <wp:extent cx="5399730" cy="1727200"/>
                 <wp:effectExtent b="0" l="0" r="0" t="0"/>
-                <wp:docPr id="5" name="image44.png"/>
+                <wp:docPr id="5" name="image61.png"/>
                 <a:graphic>
                   <a:graphicData uri="http://schemas.openxmlformats.org/drawingml/2006/picture">
                     <pic:pic>
                       <pic:nvPicPr>
-                        <pic:cNvPr id="0" name="image44.png"/>
+                        <pic:cNvPr id="0" name="image61.png"/>
                         <pic:cNvPicPr preferRelativeResize="0"/>
                       </pic:nvPicPr>
                       <pic:blipFill>
@@ -5861,12 +5861,12 @@
           <wp:inline distB="114300" distT="114300" distL="114300" distR="114300">
             <wp:extent cx="5399730" cy="317500"/>
             <wp:effectExtent b="0" l="0" r="0" t="0"/>
-            <wp:docPr id="32" name="image1.png"/>
+            <wp:docPr id="32" name="image13.png"/>
             <a:graphic>
               <a:graphicData uri="http://schemas.openxmlformats.org/drawingml/2006/picture">
                 <pic:pic>
                   <pic:nvPicPr>
-                    <pic:cNvPr id="0" name="image1.png"/>
+                    <pic:cNvPr id="0" name="image13.png"/>
                     <pic:cNvPicPr preferRelativeResize="0"/>
                   </pic:nvPicPr>
                   <pic:blipFill>
@@ -6094,12 +6094,12 @@
               <wp:inline distB="114300" distT="114300" distL="114300" distR="114300">
                 <wp:extent cx="5399730" cy="1727200"/>
                 <wp:effectExtent b="0" l="0" r="0" t="0"/>
-                <wp:docPr id="9" name="image53.png"/>
+                <wp:docPr id="9" name="image65.png"/>
                 <a:graphic>
                   <a:graphicData uri="http://schemas.openxmlformats.org/drawingml/2006/picture">
                     <pic:pic>
                       <pic:nvPicPr>
-                        <pic:cNvPr id="0" name="image53.png"/>
+                        <pic:cNvPr id="0" name="image65.png"/>
                         <pic:cNvPicPr preferRelativeResize="0"/>
                       </pic:nvPicPr>
                       <pic:blipFill>
@@ -6156,12 +6156,12 @@
           <wp:inline distB="114300" distT="114300" distL="114300" distR="114300">
             <wp:extent cx="5399730" cy="368300"/>
             <wp:effectExtent b="0" l="0" r="0" t="0"/>
-            <wp:docPr id="51" name="image37.png"/>
+            <wp:docPr id="51" name="image33.png"/>
             <a:graphic>
               <a:graphicData uri="http://schemas.openxmlformats.org/drawingml/2006/picture">
                 <pic:pic>
                   <pic:nvPicPr>
-                    <pic:cNvPr id="0" name="image37.png"/>
+                    <pic:cNvPr id="0" name="image33.png"/>
                     <pic:cNvPicPr preferRelativeResize="0"/>
                   </pic:nvPicPr>
                   <pic:blipFill>
@@ -6232,12 +6232,12 @@
           <wp:inline distB="114300" distT="114300" distL="114300" distR="114300">
             <wp:extent cx="5399730" cy="2387600"/>
             <wp:effectExtent b="0" l="0" r="0" t="0"/>
-            <wp:docPr id="57" name="image41.png"/>
+            <wp:docPr id="57" name="image38.png"/>
             <a:graphic>
               <a:graphicData uri="http://schemas.openxmlformats.org/drawingml/2006/picture">
                 <pic:pic>
                   <pic:nvPicPr>
-                    <pic:cNvPr id="0" name="image41.png"/>
+                    <pic:cNvPr id="0" name="image38.png"/>
                     <pic:cNvPicPr preferRelativeResize="0"/>
                   </pic:nvPicPr>
                   <pic:blipFill>
@@ -6347,12 +6347,12 @@
           <wp:inline distB="114300" distT="114300" distL="114300" distR="114300">
             <wp:extent cx="5399730" cy="2743200"/>
             <wp:effectExtent b="0" l="0" r="0" t="0"/>
-            <wp:docPr id="71" name="image67.png"/>
+            <wp:docPr id="71" name="image56.png"/>
             <a:graphic>
               <a:graphicData uri="http://schemas.openxmlformats.org/drawingml/2006/picture">
                 <pic:pic>
                   <pic:nvPicPr>
-                    <pic:cNvPr id="0" name="image67.png"/>
+                    <pic:cNvPr id="0" name="image56.png"/>
                     <pic:cNvPicPr preferRelativeResize="0"/>
                   </pic:nvPicPr>
                   <pic:blipFill>
@@ -6407,12 +6407,12 @@
           <wp:inline distB="114300" distT="114300" distL="114300" distR="114300">
             <wp:extent cx="5399730" cy="469900"/>
             <wp:effectExtent b="0" l="0" r="0" t="0"/>
-            <wp:docPr id="25" name="image3.png"/>
+            <wp:docPr id="25" name="image9.png"/>
             <a:graphic>
               <a:graphicData uri="http://schemas.openxmlformats.org/drawingml/2006/picture">
                 <pic:pic>
                   <pic:nvPicPr>
-                    <pic:cNvPr id="0" name="image3.png"/>
+                    <pic:cNvPr id="0" name="image9.png"/>
                     <pic:cNvPicPr preferRelativeResize="0"/>
                   </pic:nvPicPr>
                   <pic:blipFill>
@@ -6467,12 +6467,12 @@
           <wp:inline distB="114300" distT="114300" distL="114300" distR="114300">
             <wp:extent cx="5399730" cy="431800"/>
             <wp:effectExtent b="0" l="0" r="0" t="0"/>
-            <wp:docPr id="69" name="image57.png"/>
+            <wp:docPr id="69" name="image52.png"/>
             <a:graphic>
               <a:graphicData uri="http://schemas.openxmlformats.org/drawingml/2006/picture">
                 <pic:pic>
                   <pic:nvPicPr>
-                    <pic:cNvPr id="0" name="image57.png"/>
+                    <pic:cNvPr id="0" name="image52.png"/>
                     <pic:cNvPicPr preferRelativeResize="0"/>
                   </pic:nvPicPr>
                   <pic:blipFill>
@@ -6527,12 +6527,12 @@
           <wp:inline distB="114300" distT="114300" distL="114300" distR="114300">
             <wp:extent cx="5399730" cy="279400"/>
             <wp:effectExtent b="0" l="0" r="0" t="0"/>
-            <wp:docPr id="36" name="image16.png"/>
+            <wp:docPr id="36" name="image14.png"/>
             <a:graphic>
               <a:graphicData uri="http://schemas.openxmlformats.org/drawingml/2006/picture">
                 <pic:pic>
                   <pic:nvPicPr>
-                    <pic:cNvPr id="0" name="image16.png"/>
+                    <pic:cNvPr id="0" name="image14.png"/>
                     <pic:cNvPicPr preferRelativeResize="0"/>
                   </pic:nvPicPr>
                   <pic:blipFill>
@@ -6604,12 +6604,12 @@
           <wp:inline distB="114300" distT="114300" distL="114300" distR="114300">
             <wp:extent cx="2724150" cy="1228725"/>
             <wp:effectExtent b="0" l="0" r="0" t="0"/>
-            <wp:docPr id="41" name="image23.png"/>
+            <wp:docPr id="41" name="image21.png"/>
             <a:graphic>
               <a:graphicData uri="http://schemas.openxmlformats.org/drawingml/2006/picture">
                 <pic:pic>
                   <pic:nvPicPr>
-                    <pic:cNvPr id="0" name="image23.png"/>
+                    <pic:cNvPr id="0" name="image21.png"/>
                     <pic:cNvPicPr preferRelativeResize="0"/>
                   </pic:nvPicPr>
                   <pic:blipFill>
@@ -6872,12 +6872,12 @@
               <wp:inline distB="114300" distT="114300" distL="114300" distR="114300">
                 <wp:extent cx="5399730" cy="520700"/>
                 <wp:effectExtent b="0" l="0" r="0" t="0"/>
-                <wp:docPr id="12" name="image63.png"/>
+                <wp:docPr id="12" name="image68.png"/>
                 <a:graphic>
                   <a:graphicData uri="http://schemas.openxmlformats.org/drawingml/2006/picture">
                     <pic:pic>
                       <pic:nvPicPr>
-                        <pic:cNvPr id="0" name="image63.png"/>
+                        <pic:cNvPr id="0" name="image68.png"/>
                         <pic:cNvPicPr preferRelativeResize="0"/>
                       </pic:nvPicPr>
                       <pic:blipFill>
@@ -6934,12 +6934,12 @@
           <wp:inline distB="114300" distT="114300" distL="114300" distR="114300">
             <wp:extent cx="5399730" cy="635000"/>
             <wp:effectExtent b="0" l="0" r="0" t="0"/>
-            <wp:docPr id="42" name="image25.png"/>
+            <wp:docPr id="42" name="image22.png"/>
             <a:graphic>
               <a:graphicData uri="http://schemas.openxmlformats.org/drawingml/2006/picture">
                 <pic:pic>
                   <pic:nvPicPr>
-                    <pic:cNvPr id="0" name="image25.png"/>
+                    <pic:cNvPr id="0" name="image22.png"/>
                     <pic:cNvPicPr preferRelativeResize="0"/>
                   </pic:nvPicPr>
                   <pic:blipFill>
@@ -7009,12 +7009,12 @@
           <wp:inline distB="114300" distT="114300" distL="114300" distR="114300">
             <wp:extent cx="5399730" cy="4432300"/>
             <wp:effectExtent b="0" l="0" r="0" t="0"/>
-            <wp:docPr id="21" name="image2.png"/>
+            <wp:docPr id="21" name="image8.png"/>
             <a:graphic>
               <a:graphicData uri="http://schemas.openxmlformats.org/drawingml/2006/picture">
                 <pic:pic>
                   <pic:nvPicPr>
-                    <pic:cNvPr id="0" name="image2.png"/>
+                    <pic:cNvPr id="0" name="image8.png"/>
                     <pic:cNvPicPr preferRelativeResize="0"/>
                   </pic:nvPicPr>
                   <pic:blipFill>
@@ -7085,12 +7085,12 @@
           <wp:inline distB="114300" distT="114300" distL="114300" distR="114300">
             <wp:extent cx="5399730" cy="1231900"/>
             <wp:effectExtent b="0" l="0" r="0" t="0"/>
-            <wp:docPr id="35" name="image7.png"/>
+            <wp:docPr id="35" name="image4.png"/>
             <a:graphic>
               <a:graphicData uri="http://schemas.openxmlformats.org/drawingml/2006/picture">
                 <pic:pic>
                   <pic:nvPicPr>
-                    <pic:cNvPr id="0" name="image7.png"/>
+                    <pic:cNvPr id="0" name="image4.png"/>
                     <pic:cNvPicPr preferRelativeResize="0"/>
                   </pic:nvPicPr>
                   <pic:blipFill>
@@ -7145,12 +7145,12 @@
           <wp:inline distB="114300" distT="114300" distL="114300" distR="114300">
             <wp:extent cx="3190875" cy="1133475"/>
             <wp:effectExtent b="0" l="0" r="0" t="0"/>
-            <wp:docPr id="58" name="image48.png"/>
+            <wp:docPr id="58" name="image44.png"/>
             <a:graphic>
               <a:graphicData uri="http://schemas.openxmlformats.org/drawingml/2006/picture">
                 <pic:pic>
                   <pic:nvPicPr>
-                    <pic:cNvPr id="0" name="image48.png"/>
+                    <pic:cNvPr id="0" name="image44.png"/>
                     <pic:cNvPicPr preferRelativeResize="0"/>
                   </pic:nvPicPr>
                   <pic:blipFill>
@@ -7308,12 +7308,12 @@
               <wp:inline distB="114300" distT="114300" distL="114300" distR="114300">
                 <wp:extent cx="4276725" cy="3810000"/>
                 <wp:effectExtent b="0" l="0" r="0" t="0"/>
-                <wp:docPr id="13" name="image73.png"/>
+                <wp:docPr id="13" name="image69.png"/>
                 <a:graphic>
                   <a:graphicData uri="http://schemas.openxmlformats.org/drawingml/2006/picture">
                     <pic:pic>
                       <pic:nvPicPr>
-                        <pic:cNvPr id="0" name="image73.png"/>
+                        <pic:cNvPr id="0" name="image69.png"/>
                         <pic:cNvPicPr preferRelativeResize="0"/>
                       </pic:nvPicPr>
                       <pic:blipFill>
@@ -7370,12 +7370,12 @@
           <wp:inline distB="114300" distT="114300" distL="114300" distR="114300">
             <wp:extent cx="5399730" cy="1524000"/>
             <wp:effectExtent b="0" l="0" r="0" t="0"/>
-            <wp:docPr id="53" name="image28.png"/>
+            <wp:docPr id="53" name="image35.png"/>
             <a:graphic>
               <a:graphicData uri="http://schemas.openxmlformats.org/drawingml/2006/picture">
                 <pic:pic>
                   <pic:nvPicPr>
-                    <pic:cNvPr id="0" name="image28.png"/>
+                    <pic:cNvPr id="0" name="image35.png"/>
                     <pic:cNvPicPr preferRelativeResize="0"/>
                   </pic:nvPicPr>
                   <pic:blipFill>
@@ -7431,12 +7431,12 @@
           <wp:inline distB="114300" distT="114300" distL="114300" distR="114300">
             <wp:extent cx="4852988" cy="1700964"/>
             <wp:effectExtent b="0" l="0" r="0" t="0"/>
-            <wp:docPr id="28" name="image11.png"/>
+            <wp:docPr id="28" name="image7.png"/>
             <a:graphic>
               <a:graphicData uri="http://schemas.openxmlformats.org/drawingml/2006/picture">
                 <pic:pic>
                   <pic:nvPicPr>
-                    <pic:cNvPr id="0" name="image11.png"/>
+                    <pic:cNvPr id="0" name="image7.png"/>
                     <pic:cNvPicPr preferRelativeResize="0"/>
                   </pic:nvPicPr>
                   <pic:blipFill>
@@ -7523,12 +7523,12 @@
           <wp:inline distB="114300" distT="114300" distL="114300" distR="114300">
             <wp:extent cx="4191000" cy="2447925"/>
             <wp:effectExtent b="0" l="0" r="0" t="0"/>
-            <wp:docPr id="33" name="image5.png"/>
+            <wp:docPr id="33" name="image10.png"/>
             <a:graphic>
               <a:graphicData uri="http://schemas.openxmlformats.org/drawingml/2006/picture">
                 <pic:pic>
                   <pic:nvPicPr>
-                    <pic:cNvPr id="0" name="image5.png"/>
+                    <pic:cNvPr id="0" name="image10.png"/>
                     <pic:cNvPicPr preferRelativeResize="0"/>
                   </pic:nvPicPr>
                   <pic:blipFill>
@@ -7571,12 +7571,12 @@
           <wp:inline distB="114300" distT="114300" distL="114300" distR="114300">
             <wp:extent cx="3643313" cy="3942949"/>
             <wp:effectExtent b="0" l="0" r="0" t="0"/>
-            <wp:docPr id="62" name="image52.png"/>
+            <wp:docPr id="62" name="image39.png"/>
             <a:graphic>
               <a:graphicData uri="http://schemas.openxmlformats.org/drawingml/2006/picture">
                 <pic:pic>
                   <pic:nvPicPr>
-                    <pic:cNvPr id="0" name="image52.png"/>
+                    <pic:cNvPr id="0" name="image39.png"/>
                     <pic:cNvPicPr preferRelativeResize="0"/>
                   </pic:nvPicPr>
                   <pic:blipFill>
@@ -7741,12 +7741,12 @@
           <wp:inline distB="114300" distT="114300" distL="114300" distR="114300">
             <wp:extent cx="4381500" cy="4581525"/>
             <wp:effectExtent b="0" l="0" r="0" t="0"/>
-            <wp:docPr id="52" name="image30.png"/>
+            <wp:docPr id="52" name="image32.png"/>
             <a:graphic>
               <a:graphicData uri="http://schemas.openxmlformats.org/drawingml/2006/picture">
                 <pic:pic>
                   <pic:nvPicPr>
-                    <pic:cNvPr id="0" name="image30.png"/>
+                    <pic:cNvPr id="0" name="image32.png"/>
                     <pic:cNvPicPr preferRelativeResize="0"/>
                   </pic:nvPicPr>
                   <pic:blipFill>
@@ -8032,12 +8032,12 @@
           <wp:inline distB="114300" distT="114300" distL="114300" distR="114300">
             <wp:extent cx="5399730" cy="1625600"/>
             <wp:effectExtent b="0" l="0" r="0" t="0"/>
-            <wp:docPr id="34" name="image12.png"/>
+            <wp:docPr id="34" name="image11.png"/>
             <a:graphic>
               <a:graphicData uri="http://schemas.openxmlformats.org/drawingml/2006/picture">
                 <pic:pic>
                   <pic:nvPicPr>
-                    <pic:cNvPr id="0" name="image12.png"/>
+                    <pic:cNvPr id="0" name="image11.png"/>
                     <pic:cNvPicPr preferRelativeResize="0"/>
                   </pic:nvPicPr>
                   <pic:blipFill>
@@ -8092,12 +8092,12 @@
           <wp:inline distB="114300" distT="114300" distL="114300" distR="114300">
             <wp:extent cx="5399730" cy="1574800"/>
             <wp:effectExtent b="0" l="0" r="0" t="0"/>
-            <wp:docPr id="68" name="image61.png"/>
+            <wp:docPr id="68" name="image51.png"/>
             <a:graphic>
               <a:graphicData uri="http://schemas.openxmlformats.org/drawingml/2006/picture">
                 <pic:pic>
                   <pic:nvPicPr>
-                    <pic:cNvPr id="0" name="image61.png"/>
+                    <pic:cNvPr id="0" name="image51.png"/>
                     <pic:cNvPicPr preferRelativeResize="0"/>
                   </pic:nvPicPr>
                   <pic:blipFill>
@@ -8139,12 +8139,12 @@
           <wp:inline distB="114300" distT="114300" distL="114300" distR="114300">
             <wp:extent cx="5399730" cy="469900"/>
             <wp:effectExtent b="0" l="0" r="0" t="0"/>
-            <wp:docPr id="49" name="image31.png"/>
+            <wp:docPr id="49" name="image37.png"/>
             <a:graphic>
               <a:graphicData uri="http://schemas.openxmlformats.org/drawingml/2006/picture">
                 <pic:pic>
                   <pic:nvPicPr>
-                    <pic:cNvPr id="0" name="image31.png"/>
+                    <pic:cNvPr id="0" name="image37.png"/>
                     <pic:cNvPicPr preferRelativeResize="0"/>
                   </pic:nvPicPr>
                   <pic:blipFill>
@@ -8199,12 +8199,12 @@
           <wp:inline distB="114300" distT="114300" distL="114300" distR="114300">
             <wp:extent cx="5399730" cy="698500"/>
             <wp:effectExtent b="0" l="0" r="0" t="0"/>
-            <wp:docPr id="31" name="image6.png"/>
+            <wp:docPr id="31" name="image26.png"/>
             <a:graphic>
               <a:graphicData uri="http://schemas.openxmlformats.org/drawingml/2006/picture">
                 <pic:pic>
                   <pic:nvPicPr>
-                    <pic:cNvPr id="0" name="image6.png"/>
+                    <pic:cNvPr id="0" name="image26.png"/>
                     <pic:cNvPicPr preferRelativeResize="0"/>
                   </pic:nvPicPr>
                   <pic:blipFill>
@@ -8246,12 +8246,12 @@
           <wp:inline distB="114300" distT="114300" distL="114300" distR="114300">
             <wp:extent cx="5399730" cy="1600200"/>
             <wp:effectExtent b="0" l="0" r="0" t="0"/>
-            <wp:docPr id="43" name="image39.png"/>
+            <wp:docPr id="43" name="image23.png"/>
             <a:graphic>
               <a:graphicData uri="http://schemas.openxmlformats.org/drawingml/2006/picture">
                 <pic:pic>
                   <pic:nvPicPr>
-                    <pic:cNvPr id="0" name="image39.png"/>
+                    <pic:cNvPr id="0" name="image23.png"/>
                     <pic:cNvPicPr preferRelativeResize="0"/>
                   </pic:nvPicPr>
                   <pic:blipFill>
@@ -8477,12 +8477,12 @@
               <wp:extent cx="103505" cy="811530"/>
               <wp:effectExtent b="0" l="0" r="0" t="0"/>
               <wp:wrapNone/>
-              <wp:docPr id="14" name="image74.png"/>
+              <wp:docPr id="14" name="image70.png"/>
               <a:graphic>
                 <a:graphicData uri="http://schemas.openxmlformats.org/drawingml/2006/picture">
                   <pic:pic>
                     <pic:nvPicPr>
-                      <pic:cNvPr id="0" name="image74.png"/>
+                      <pic:cNvPr id="0" name="image70.png"/>
                       <pic:cNvPicPr preferRelativeResize="0"/>
                     </pic:nvPicPr>
                     <pic:blipFill>
@@ -8668,12 +8668,12 @@
               <wp:extent cx="7549515" cy="815340"/>
               <wp:effectExtent b="0" l="0" r="0" t="0"/>
               <wp:wrapNone/>
-              <wp:docPr id="19" name="image79.png"/>
+              <wp:docPr id="19" name="image75.png"/>
               <a:graphic>
                 <a:graphicData uri="http://schemas.openxmlformats.org/drawingml/2006/picture">
                   <pic:pic>
                     <pic:nvPicPr>
-                      <pic:cNvPr id="0" name="image79.png"/>
+                      <pic:cNvPr id="0" name="image75.png"/>
                       <pic:cNvPicPr preferRelativeResize="0"/>
                     </pic:nvPicPr>
                     <pic:blipFill>
@@ -8775,12 +8775,12 @@
               <wp:extent cx="103505" cy="824865"/>
               <wp:effectExtent b="0" l="0" r="0" t="0"/>
               <wp:wrapNone/>
-              <wp:docPr id="18" name="image78.png"/>
+              <wp:docPr id="18" name="image74.png"/>
               <a:graphic>
                 <a:graphicData uri="http://schemas.openxmlformats.org/drawingml/2006/picture">
                   <pic:pic>
                     <pic:nvPicPr>
-                      <pic:cNvPr id="0" name="image78.png"/>
+                      <pic:cNvPr id="0" name="image74.png"/>
                       <pic:cNvPicPr preferRelativeResize="0"/>
                     </pic:nvPicPr>
                     <pic:blipFill>
@@ -8882,12 +8882,12 @@
               <wp:extent cx="103505" cy="811530"/>
               <wp:effectExtent b="0" l="0" r="0" t="0"/>
               <wp:wrapNone/>
-              <wp:docPr id="10" name="image58.png"/>
+              <wp:docPr id="10" name="image66.png"/>
               <a:graphic>
                 <a:graphicData uri="http://schemas.openxmlformats.org/drawingml/2006/picture">
                   <pic:pic>
                     <pic:nvPicPr>
-                      <pic:cNvPr id="0" name="image58.png"/>
+                      <pic:cNvPr id="0" name="image66.png"/>
                       <pic:cNvPicPr preferRelativeResize="0"/>
                     </pic:nvPicPr>
                     <pic:blipFill>
@@ -8980,12 +8980,12 @@
           <wp:extent cx="669290" cy="669290"/>
           <wp:effectExtent b="0" l="0" r="0" t="0"/>
           <wp:wrapSquare wrapText="bothSides" distB="0" distT="0" distL="114300" distR="114300"/>
-          <wp:docPr descr="psi-negro.png" id="47" name="image21.png"/>
+          <wp:docPr descr="psi-negro.png" id="47" name="image19.png"/>
           <a:graphic>
             <a:graphicData uri="http://schemas.openxmlformats.org/drawingml/2006/picture">
               <pic:pic>
                 <pic:nvPicPr>
-                  <pic:cNvPr descr="psi-negro.png" id="0" name="image21.png"/>
+                  <pic:cNvPr descr="psi-negro.png" id="0" name="image19.png"/>
                   <pic:cNvPicPr preferRelativeResize="0"/>
                 </pic:nvPicPr>
                 <pic:blipFill>
@@ -9025,12 +9025,12 @@
           <wp:extent cx="425450" cy="666750"/>
           <wp:effectExtent b="0" l="0" r="0" t="0"/>
           <wp:wrapSquare wrapText="bothSides" distB="0" distT="0" distL="114300" distR="114300"/>
-          <wp:docPr descr="UNPA.JPG" id="46" name="image19.jpg"/>
+          <wp:docPr descr="UNPA.JPG" id="46" name="image17.jpg"/>
           <a:graphic>
             <a:graphicData uri="http://schemas.openxmlformats.org/drawingml/2006/picture">
               <pic:pic>
                 <pic:nvPicPr>
-                  <pic:cNvPr descr="UNPA.JPG" id="0" name="image19.jpg"/>
+                  <pic:cNvPr descr="UNPA.JPG" id="0" name="image17.jpg"/>
                   <pic:cNvPicPr preferRelativeResize="0"/>
                 </pic:nvPicPr>
                 <pic:blipFill>
@@ -9133,12 +9133,12 @@
               <wp:extent cx="103505" cy="811530"/>
               <wp:effectExtent b="0" l="0" r="0" t="0"/>
               <wp:wrapNone/>
-              <wp:docPr id="8" name="image50.png"/>
+              <wp:docPr id="8" name="image64.png"/>
               <a:graphic>
                 <a:graphicData uri="http://schemas.openxmlformats.org/drawingml/2006/picture">
                   <pic:pic>
                     <pic:nvPicPr>
-                      <pic:cNvPr id="0" name="image50.png"/>
+                      <pic:cNvPr id="0" name="image64.png"/>
                       <pic:cNvPicPr preferRelativeResize="0"/>
                     </pic:nvPicPr>
                     <pic:blipFill>
@@ -9243,12 +9243,12 @@
               <wp:extent cx="103505" cy="812165"/>
               <wp:effectExtent b="0" l="0" r="0" t="0"/>
               <wp:wrapNone/>
-              <wp:docPr id="17" name="image77.png"/>
+              <wp:docPr id="17" name="image73.png"/>
               <a:graphic>
                 <a:graphicData uri="http://schemas.openxmlformats.org/drawingml/2006/picture">
                   <pic:pic>
                     <pic:nvPicPr>
-                      <pic:cNvPr id="0" name="image77.png"/>
+                      <pic:cNvPr id="0" name="image73.png"/>
                       <pic:cNvPicPr preferRelativeResize="0"/>
                     </pic:nvPicPr>
                     <pic:blipFill>
@@ -9510,12 +9510,12 @@
               <wp:extent cx="7549515" cy="815340"/>
               <wp:effectExtent b="0" l="0" r="0" t="0"/>
               <wp:wrapNone/>
-              <wp:docPr id="15" name="image75.png"/>
+              <wp:docPr id="15" name="image71.png"/>
               <a:graphic>
                 <a:graphicData uri="http://schemas.openxmlformats.org/drawingml/2006/picture">
                   <pic:pic>
                     <pic:nvPicPr>
-                      <pic:cNvPr id="0" name="image75.png"/>
+                      <pic:cNvPr id="0" name="image71.png"/>
                       <pic:cNvPicPr preferRelativeResize="0"/>
                     </pic:nvPicPr>
                     <pic:blipFill>

--- a/Etapa Elaboración - Iteración 1/Instalación, configuración y uso de Rclone - Kairos - NexTech.docx
+++ b/Etapa Elaboración - Iteración 1/Instalación, configuración y uso de Rclone - Kairos - NexTech.docx
@@ -196,12 +196,12 @@
                 <wp:extent cx="7928609" cy="870585"/>
                 <wp:effectExtent b="0" l="0" r="0" t="0"/>
                 <wp:wrapNone/>
-                <wp:docPr id="11" name="image67.png"/>
+                <wp:docPr id="11" name="image68.png"/>
                 <a:graphic>
                   <a:graphicData uri="http://schemas.openxmlformats.org/drawingml/2006/picture">
                     <pic:pic>
                       <pic:nvPicPr>
-                        <pic:cNvPr id="0" name="image67.png"/>
+                        <pic:cNvPr id="0" name="image68.png"/>
                         <pic:cNvPicPr preferRelativeResize="0"/>
                       </pic:nvPicPr>
                       <pic:blipFill>
@@ -316,12 +316,12 @@
                 <wp:extent cx="103505" cy="11221720"/>
                 <wp:effectExtent b="0" l="0" r="0" t="0"/>
                 <wp:wrapNone/>
-                <wp:docPr id="6" name="image62.png"/>
+                <wp:docPr id="6" name="image46.png"/>
                 <a:graphic>
                   <a:graphicData uri="http://schemas.openxmlformats.org/drawingml/2006/picture">
                     <pic:pic>
                       <pic:nvPicPr>
-                        <pic:cNvPr id="0" name="image62.png"/>
+                        <pic:cNvPr id="0" name="image46.png"/>
                         <pic:cNvPicPr preferRelativeResize="0"/>
                       </pic:nvPicPr>
                       <pic:blipFill>
@@ -436,12 +436,12 @@
                 <wp:extent cx="103505" cy="11221720"/>
                 <wp:effectExtent b="0" l="0" r="0" t="0"/>
                 <wp:wrapNone/>
-                <wp:docPr id="16" name="image72.png"/>
+                <wp:docPr id="16" name="image75.png"/>
                 <a:graphic>
                   <a:graphicData uri="http://schemas.openxmlformats.org/drawingml/2006/picture">
                     <pic:pic>
                       <pic:nvPicPr>
-                        <pic:cNvPr id="0" name="image72.png"/>
+                        <pic:cNvPr id="0" name="image75.png"/>
                         <pic:cNvPicPr preferRelativeResize="0"/>
                       </pic:nvPicPr>
                       <pic:blipFill>
@@ -556,12 +556,12 @@
                 <wp:extent cx="7928609" cy="870585"/>
                 <wp:effectExtent b="0" l="0" r="0" t="0"/>
                 <wp:wrapNone/>
-                <wp:docPr id="3" name="image59.png"/>
+                <wp:docPr id="3" name="image40.png"/>
                 <a:graphic>
                   <a:graphicData uri="http://schemas.openxmlformats.org/drawingml/2006/picture">
                     <pic:pic>
                       <pic:nvPicPr>
-                        <pic:cNvPr id="0" name="image59.png"/>
+                        <pic:cNvPr id="0" name="image40.png"/>
                         <pic:cNvPicPr preferRelativeResize="0"/>
                       </pic:nvPicPr>
                       <pic:blipFill>
@@ -972,12 +972,12 @@
             <wp:extent cx="1200150" cy="1200150"/>
             <wp:effectExtent b="0" l="0" r="0" t="0"/>
             <wp:wrapSquare wrapText="bothSides" distB="0" distT="0" distL="114300" distR="114300"/>
-            <wp:docPr descr="psi-negro.png" id="73" name="image48.png"/>
+            <wp:docPr descr="psi-negro.png" id="73" name="image59.png"/>
             <a:graphic>
               <a:graphicData uri="http://schemas.openxmlformats.org/drawingml/2006/picture">
                 <pic:pic>
                   <pic:nvPicPr>
-                    <pic:cNvPr descr="psi-negro.png" id="0" name="image48.png"/>
+                    <pic:cNvPr descr="psi-negro.png" id="0" name="image59.png"/>
                     <pic:cNvPicPr preferRelativeResize="0"/>
                   </pic:nvPicPr>
                   <pic:blipFill>
@@ -1027,12 +1027,12 @@
             <wp:extent cx="1304925" cy="2019300"/>
             <wp:effectExtent b="0" l="0" r="0" t="0"/>
             <wp:wrapSquare wrapText="bothSides" distB="0" distT="0" distL="114300" distR="114300"/>
-            <wp:docPr descr="UNPA.JPG" id="55" name="image34.jpg"/>
+            <wp:docPr descr="UNPA.JPG" id="55" name="image32.jpg"/>
             <a:graphic>
               <a:graphicData uri="http://schemas.openxmlformats.org/drawingml/2006/picture">
                 <pic:pic>
                   <pic:nvPicPr>
-                    <pic:cNvPr descr="UNPA.JPG" id="0" name="image34.jpg"/>
+                    <pic:cNvPr descr="UNPA.JPG" id="0" name="image32.jpg"/>
                     <pic:cNvPicPr preferRelativeResize="0"/>
                   </pic:nvPicPr>
                   <pic:blipFill>
@@ -1096,7 +1096,7 @@
     </w:p>
     <w:sdt>
       <w:sdtPr>
-        <w:id w:val="-2129272253"/>
+        <w:id w:val="471201857"/>
         <w:docPartObj>
           <w:docPartGallery w:val="Table of Contents"/>
           <w:docPartUnique w:val="1"/>
@@ -2587,12 +2587,12 @@
               <wp:inline distB="114300" distT="114300" distL="114300" distR="114300">
                 <wp:extent cx="3914775" cy="1514475"/>
                 <wp:effectExtent b="0" l="0" r="0" t="0"/>
-                <wp:docPr id="2" name="image58.png"/>
+                <wp:docPr id="2" name="image35.png"/>
                 <a:graphic>
                   <a:graphicData uri="http://schemas.openxmlformats.org/drawingml/2006/picture">
                     <pic:pic>
                       <pic:nvPicPr>
-                        <pic:cNvPr id="0" name="image58.png"/>
+                        <pic:cNvPr id="0" name="image35.png"/>
                         <pic:cNvPicPr preferRelativeResize="0"/>
                       </pic:nvPicPr>
                       <pic:blipFill>
@@ -2759,12 +2759,12 @@
               <wp:inline distB="114300" distT="114300" distL="114300" distR="114300">
                 <wp:extent cx="5399730" cy="2654300"/>
                 <wp:effectExtent b="0" l="0" r="0" t="0"/>
-                <wp:docPr id="4" name="image60.png"/>
+                <wp:docPr id="4" name="image44.png"/>
                 <a:graphic>
                   <a:graphicData uri="http://schemas.openxmlformats.org/drawingml/2006/picture">
                     <pic:pic>
                       <pic:nvPicPr>
-                        <pic:cNvPr id="0" name="image60.png"/>
+                        <pic:cNvPr id="0" name="image44.png"/>
                         <pic:cNvPicPr preferRelativeResize="0"/>
                       </pic:nvPicPr>
                       <pic:blipFill>
@@ -3025,12 +3025,12 @@
               <wp:inline distB="114300" distT="114300" distL="114300" distR="114300">
                 <wp:extent cx="5399730" cy="1981200"/>
                 <wp:effectExtent b="0" l="0" r="0" t="0"/>
-                <wp:docPr id="1" name="image41.png"/>
+                <wp:docPr id="1" name="image34.png"/>
                 <a:graphic>
                   <a:graphicData uri="http://schemas.openxmlformats.org/drawingml/2006/picture">
                     <pic:pic>
                       <pic:nvPicPr>
-                        <pic:cNvPr id="0" name="image41.png"/>
+                        <pic:cNvPr id="0" name="image34.png"/>
                         <pic:cNvPicPr preferRelativeResize="0"/>
                       </pic:nvPicPr>
                       <pic:blipFill>
@@ -3130,12 +3130,12 @@
           <wp:inline distB="114300" distT="114300" distL="114300" distR="114300">
             <wp:extent cx="3114675" cy="676275"/>
             <wp:effectExtent b="0" l="0" r="0" t="0"/>
-            <wp:docPr id="27" name="image1.png"/>
+            <wp:docPr id="27" name="image10.png"/>
             <a:graphic>
               <a:graphicData uri="http://schemas.openxmlformats.org/drawingml/2006/picture">
                 <pic:pic>
                   <pic:nvPicPr>
-                    <pic:cNvPr id="0" name="image1.png"/>
+                    <pic:cNvPr id="0" name="image10.png"/>
                     <pic:cNvPicPr preferRelativeResize="0"/>
                   </pic:nvPicPr>
                   <pic:blipFill>
@@ -3207,12 +3207,12 @@
           <wp:inline distB="114300" distT="114300" distL="114300" distR="114300">
             <wp:extent cx="2266950" cy="676275"/>
             <wp:effectExtent b="0" l="0" r="0" t="0"/>
-            <wp:docPr id="48" name="image30.png"/>
+            <wp:docPr id="48" name="image29.png"/>
             <a:graphic>
               <a:graphicData uri="http://schemas.openxmlformats.org/drawingml/2006/picture">
                 <pic:pic>
                   <pic:nvPicPr>
-                    <pic:cNvPr id="0" name="image30.png"/>
+                    <pic:cNvPr id="0" name="image29.png"/>
                     <pic:cNvPicPr preferRelativeResize="0"/>
                   </pic:nvPicPr>
                   <pic:blipFill>
@@ -3255,12 +3255,12 @@
           <wp:inline distB="114300" distT="114300" distL="114300" distR="114300">
             <wp:extent cx="1447800" cy="361950"/>
             <wp:effectExtent b="0" l="0" r="0" t="0"/>
-            <wp:docPr id="61" name="image42.png"/>
+            <wp:docPr id="61" name="image50.png"/>
             <a:graphic>
               <a:graphicData uri="http://schemas.openxmlformats.org/drawingml/2006/picture">
                 <pic:pic>
                   <pic:nvPicPr>
-                    <pic:cNvPr id="0" name="image42.png"/>
+                    <pic:cNvPr id="0" name="image50.png"/>
                     <pic:cNvPicPr preferRelativeResize="0"/>
                   </pic:nvPicPr>
                   <pic:blipFill>
@@ -3482,12 +3482,12 @@
           <wp:inline distB="114300" distT="114300" distL="114300" distR="114300">
             <wp:extent cx="4014788" cy="3234505"/>
             <wp:effectExtent b="0" l="0" r="0" t="0"/>
-            <wp:docPr id="67" name="image49.png"/>
+            <wp:docPr id="67" name="image61.png"/>
             <a:graphic>
               <a:graphicData uri="http://schemas.openxmlformats.org/drawingml/2006/picture">
                 <pic:pic>
                   <pic:nvPicPr>
-                    <pic:cNvPr id="0" name="image49.png"/>
+                    <pic:cNvPr id="0" name="image61.png"/>
                     <pic:cNvPicPr preferRelativeResize="0"/>
                   </pic:nvPicPr>
                   <pic:blipFill>
@@ -3583,12 +3583,12 @@
           <wp:inline distB="114300" distT="114300" distL="114300" distR="114300">
             <wp:extent cx="5399730" cy="3251200"/>
             <wp:effectExtent b="0" l="0" r="0" t="0"/>
-            <wp:docPr id="26" name="image2.png"/>
+            <wp:docPr id="26" name="image5.png"/>
             <a:graphic>
               <a:graphicData uri="http://schemas.openxmlformats.org/drawingml/2006/picture">
                 <pic:pic>
                   <pic:nvPicPr>
-                    <pic:cNvPr id="0" name="image2.png"/>
+                    <pic:cNvPr id="0" name="image5.png"/>
                     <pic:cNvPicPr preferRelativeResize="0"/>
                   </pic:nvPicPr>
                   <pic:blipFill>
@@ -3763,12 +3763,12 @@
           <wp:inline distB="114300" distT="114300" distL="114300" distR="114300">
             <wp:extent cx="3873222" cy="3261999"/>
             <wp:effectExtent b="0" l="0" r="0" t="0"/>
-            <wp:docPr id="72" name="image53.png"/>
+            <wp:docPr id="72" name="image62.png"/>
             <a:graphic>
               <a:graphicData uri="http://schemas.openxmlformats.org/drawingml/2006/picture">
                 <pic:pic>
                   <pic:nvPicPr>
-                    <pic:cNvPr id="0" name="image53.png"/>
+                    <pic:cNvPr id="0" name="image62.png"/>
                     <pic:cNvPicPr preferRelativeResize="0"/>
                   </pic:nvPicPr>
                   <pic:blipFill>
@@ -3853,12 +3853,12 @@
           <wp:inline distB="114300" distT="114300" distL="114300" distR="114300">
             <wp:extent cx="4291013" cy="1689319"/>
             <wp:effectExtent b="0" l="0" r="0" t="0"/>
-            <wp:docPr id="39" name="image18.png"/>
+            <wp:docPr id="39" name="image21.png"/>
             <a:graphic>
               <a:graphicData uri="http://schemas.openxmlformats.org/drawingml/2006/picture">
                 <pic:pic>
                   <pic:nvPicPr>
-                    <pic:cNvPr id="0" name="image18.png"/>
+                    <pic:cNvPr id="0" name="image21.png"/>
                     <pic:cNvPicPr preferRelativeResize="0"/>
                   </pic:nvPicPr>
                   <pic:blipFill>
@@ -3917,12 +3917,12 @@
           <wp:inline distB="114300" distT="114300" distL="114300" distR="114300">
             <wp:extent cx="3967163" cy="1159835"/>
             <wp:effectExtent b="0" l="0" r="0" t="0"/>
-            <wp:docPr id="63" name="image45.png"/>
+            <wp:docPr id="63" name="image64.png"/>
             <a:graphic>
               <a:graphicData uri="http://schemas.openxmlformats.org/drawingml/2006/picture">
                 <pic:pic>
                   <pic:nvPicPr>
-                    <pic:cNvPr id="0" name="image45.png"/>
+                    <pic:cNvPr id="0" name="image64.png"/>
                     <pic:cNvPicPr preferRelativeResize="0"/>
                   </pic:nvPicPr>
                   <pic:blipFill>
@@ -4006,12 +4006,12 @@
           <wp:inline distB="114300" distT="114300" distL="114300" distR="114300">
             <wp:extent cx="5399730" cy="431800"/>
             <wp:effectExtent b="0" l="0" r="0" t="0"/>
-            <wp:docPr id="44" name="image27.png"/>
+            <wp:docPr id="44" name="image25.png"/>
             <a:graphic>
               <a:graphicData uri="http://schemas.openxmlformats.org/drawingml/2006/picture">
                 <pic:pic>
                   <pic:nvPicPr>
-                    <pic:cNvPr id="0" name="image27.png"/>
+                    <pic:cNvPr id="0" name="image25.png"/>
                     <pic:cNvPicPr preferRelativeResize="0"/>
                   </pic:nvPicPr>
                   <pic:blipFill>
@@ -4096,12 +4096,12 @@
           <wp:inline distB="114300" distT="114300" distL="114300" distR="114300">
             <wp:extent cx="3097050" cy="2438622"/>
             <wp:effectExtent b="0" l="0" r="0" t="0"/>
-            <wp:docPr id="24" name="image6.png"/>
+            <wp:docPr id="24" name="image1.png"/>
             <a:graphic>
               <a:graphicData uri="http://schemas.openxmlformats.org/drawingml/2006/picture">
                 <pic:pic>
                   <pic:nvPicPr>
-                    <pic:cNvPr id="0" name="image6.png"/>
+                    <pic:cNvPr id="0" name="image1.png"/>
                     <pic:cNvPicPr preferRelativeResize="0"/>
                   </pic:nvPicPr>
                   <pic:blipFill>
@@ -4185,12 +4185,12 @@
           <wp:inline distB="114300" distT="114300" distL="114300" distR="114300">
             <wp:extent cx="2210836" cy="2624138"/>
             <wp:effectExtent b="0" l="0" r="0" t="0"/>
-            <wp:docPr id="70" name="image54.png"/>
+            <wp:docPr id="70" name="image60.png"/>
             <a:graphic>
               <a:graphicData uri="http://schemas.openxmlformats.org/drawingml/2006/picture">
                 <pic:pic>
                   <pic:nvPicPr>
-                    <pic:cNvPr id="0" name="image54.png"/>
+                    <pic:cNvPr id="0" name="image60.png"/>
                     <pic:cNvPicPr preferRelativeResize="0"/>
                   </pic:nvPicPr>
                   <pic:blipFill>
@@ -4246,12 +4246,12 @@
           <wp:inline distB="114300" distT="114300" distL="114300" distR="114300">
             <wp:extent cx="3009900" cy="666750"/>
             <wp:effectExtent b="0" l="0" r="0" t="0"/>
-            <wp:docPr id="22" name="image5.png"/>
+            <wp:docPr id="22" name="image20.png"/>
             <a:graphic>
               <a:graphicData uri="http://schemas.openxmlformats.org/drawingml/2006/picture">
                 <pic:pic>
                   <pic:nvPicPr>
-                    <pic:cNvPr id="0" name="image5.png"/>
+                    <pic:cNvPr id="0" name="image20.png"/>
                     <pic:cNvPicPr preferRelativeResize="0"/>
                   </pic:nvPicPr>
                   <pic:blipFill>
@@ -4336,12 +4336,12 @@
           <wp:inline distB="114300" distT="114300" distL="114300" distR="114300">
             <wp:extent cx="3329191" cy="4365137"/>
             <wp:effectExtent b="0" l="0" r="0" t="0"/>
-            <wp:docPr id="38" name="image20.png"/>
+            <wp:docPr id="38" name="image22.png"/>
             <a:graphic>
               <a:graphicData uri="http://schemas.openxmlformats.org/drawingml/2006/picture">
                 <pic:pic>
                   <pic:nvPicPr>
-                    <pic:cNvPr id="0" name="image20.png"/>
+                    <pic:cNvPr id="0" name="image22.png"/>
                     <pic:cNvPicPr preferRelativeResize="0"/>
                   </pic:nvPicPr>
                   <pic:blipFill>
@@ -4396,12 +4396,12 @@
           <wp:inline distB="114300" distT="114300" distL="114300" distR="114300">
             <wp:extent cx="4943475" cy="714375"/>
             <wp:effectExtent b="0" l="0" r="0" t="0"/>
-            <wp:docPr id="65" name="image46.png"/>
+            <wp:docPr id="65" name="image52.png"/>
             <a:graphic>
               <a:graphicData uri="http://schemas.openxmlformats.org/drawingml/2006/picture">
                 <pic:pic>
                   <pic:nvPicPr>
-                    <pic:cNvPr id="0" name="image46.png"/>
+                    <pic:cNvPr id="0" name="image52.png"/>
                     <pic:cNvPicPr preferRelativeResize="0"/>
                   </pic:nvPicPr>
                   <pic:blipFill>
@@ -4457,12 +4457,12 @@
           <wp:inline distB="114300" distT="114300" distL="114300" distR="114300">
             <wp:extent cx="4843463" cy="1448211"/>
             <wp:effectExtent b="0" l="0" r="0" t="0"/>
-            <wp:docPr id="45" name="image28.png"/>
+            <wp:docPr id="45" name="image31.png"/>
             <a:graphic>
               <a:graphicData uri="http://schemas.openxmlformats.org/drawingml/2006/picture">
                 <pic:pic>
                   <pic:nvPicPr>
-                    <pic:cNvPr id="0" name="image28.png"/>
+                    <pic:cNvPr id="0" name="image31.png"/>
                     <pic:cNvPicPr preferRelativeResize="0"/>
                   </pic:nvPicPr>
                   <pic:blipFill>
@@ -4518,12 +4518,12 @@
           <wp:inline distB="114300" distT="114300" distL="114300" distR="114300">
             <wp:extent cx="3814167" cy="2128838"/>
             <wp:effectExtent b="0" l="0" r="0" t="0"/>
-            <wp:docPr id="29" name="image25.png"/>
+            <wp:docPr id="29" name="image11.png"/>
             <a:graphic>
               <a:graphicData uri="http://schemas.openxmlformats.org/drawingml/2006/picture">
                 <pic:pic>
                   <pic:nvPicPr>
-                    <pic:cNvPr id="0" name="image25.png"/>
+                    <pic:cNvPr id="0" name="image11.png"/>
                     <pic:cNvPicPr preferRelativeResize="0"/>
                   </pic:nvPicPr>
                   <pic:blipFill>
@@ -4608,12 +4608,12 @@
           <wp:inline distB="114300" distT="114300" distL="114300" distR="114300">
             <wp:extent cx="3209925" cy="2924175"/>
             <wp:effectExtent b="0" l="0" r="0" t="0"/>
-            <wp:docPr id="54" name="image31.png"/>
+            <wp:docPr id="54" name="image37.png"/>
             <a:graphic>
               <a:graphicData uri="http://schemas.openxmlformats.org/drawingml/2006/picture">
                 <pic:pic>
                   <pic:nvPicPr>
-                    <pic:cNvPr id="0" name="image31.png"/>
+                    <pic:cNvPr id="0" name="image37.png"/>
                     <pic:cNvPicPr preferRelativeResize="0"/>
                   </pic:nvPicPr>
                   <pic:blipFill>
@@ -4762,12 +4762,12 @@
               <wp:inline distB="114300" distT="114300" distL="114300" distR="114300">
                 <wp:extent cx="5399730" cy="1574800"/>
                 <wp:effectExtent b="0" l="0" r="0" t="0"/>
-                <wp:docPr id="7" name="image63.png"/>
+                <wp:docPr id="7" name="image47.png"/>
                 <a:graphic>
                   <a:graphicData uri="http://schemas.openxmlformats.org/drawingml/2006/picture">
                     <pic:pic>
                       <pic:nvPicPr>
-                        <pic:cNvPr id="0" name="image63.png"/>
+                        <pic:cNvPr id="0" name="image47.png"/>
                         <pic:cNvPicPr preferRelativeResize="0"/>
                       </pic:nvPicPr>
                       <pic:blipFill>
@@ -4825,12 +4825,12 @@
           <wp:inline distB="114300" distT="114300" distL="114300" distR="114300">
             <wp:extent cx="3100388" cy="642910"/>
             <wp:effectExtent b="0" l="0" r="0" t="0"/>
-            <wp:docPr id="56" name="image40.png"/>
+            <wp:docPr id="56" name="image41.png"/>
             <a:graphic>
               <a:graphicData uri="http://schemas.openxmlformats.org/drawingml/2006/picture">
                 <pic:pic>
                   <pic:nvPicPr>
-                    <pic:cNvPr id="0" name="image40.png"/>
+                    <pic:cNvPr id="0" name="image41.png"/>
                     <pic:cNvPicPr preferRelativeResize="0"/>
                   </pic:nvPicPr>
                   <pic:blipFill>
@@ -4910,12 +4910,12 @@
           <wp:inline distB="114300" distT="114300" distL="114300" distR="114300">
             <wp:extent cx="3271838" cy="2385941"/>
             <wp:effectExtent b="0" l="0" r="0" t="0"/>
-            <wp:docPr id="60" name="image43.png"/>
+            <wp:docPr id="60" name="image53.png"/>
             <a:graphic>
               <a:graphicData uri="http://schemas.openxmlformats.org/drawingml/2006/picture">
                 <pic:pic>
                   <pic:nvPicPr>
-                    <pic:cNvPr id="0" name="image43.png"/>
+                    <pic:cNvPr id="0" name="image53.png"/>
                     <pic:cNvPicPr preferRelativeResize="0"/>
                   </pic:nvPicPr>
                   <pic:blipFill>
@@ -4971,12 +4971,12 @@
           <wp:inline distB="114300" distT="114300" distL="114300" distR="114300">
             <wp:extent cx="2805113" cy="1812606"/>
             <wp:effectExtent b="0" l="0" r="0" t="0"/>
-            <wp:docPr id="74" name="image57.png"/>
+            <wp:docPr id="74" name="image63.png"/>
             <a:graphic>
               <a:graphicData uri="http://schemas.openxmlformats.org/drawingml/2006/picture">
                 <pic:pic>
                   <pic:nvPicPr>
-                    <pic:cNvPr id="0" name="image57.png"/>
+                    <pic:cNvPr id="0" name="image63.png"/>
                     <pic:cNvPicPr preferRelativeResize="0"/>
                   </pic:nvPicPr>
                   <pic:blipFill>
@@ -5032,12 +5032,12 @@
           <wp:inline distB="114300" distT="114300" distL="114300" distR="114300">
             <wp:extent cx="3123078" cy="1514849"/>
             <wp:effectExtent b="0" l="0" r="0" t="0"/>
-            <wp:docPr id="50" name="image29.png"/>
+            <wp:docPr id="50" name="image28.png"/>
             <a:graphic>
               <a:graphicData uri="http://schemas.openxmlformats.org/drawingml/2006/picture">
                 <pic:pic>
                   <pic:nvPicPr>
-                    <pic:cNvPr id="0" name="image29.png"/>
+                    <pic:cNvPr id="0" name="image28.png"/>
                     <pic:cNvPicPr preferRelativeResize="0"/>
                   </pic:nvPicPr>
                   <pic:blipFill>
@@ -5118,12 +5118,12 @@
           <wp:inline distB="114300" distT="114300" distL="114300" distR="114300">
             <wp:extent cx="5399730" cy="1587500"/>
             <wp:effectExtent b="0" l="0" r="0" t="0"/>
-            <wp:docPr id="66" name="image50.png"/>
+            <wp:docPr id="66" name="image58.png"/>
             <a:graphic>
               <a:graphicData uri="http://schemas.openxmlformats.org/drawingml/2006/picture">
                 <pic:pic>
                   <pic:nvPicPr>
-                    <pic:cNvPr id="0" name="image50.png"/>
+                    <pic:cNvPr id="0" name="image58.png"/>
                     <pic:cNvPicPr preferRelativeResize="0"/>
                   </pic:nvPicPr>
                   <pic:blipFill>
@@ -5192,12 +5192,12 @@
           <wp:inline distB="114300" distT="114300" distL="114300" distR="114300">
             <wp:extent cx="1749359" cy="2376488"/>
             <wp:effectExtent b="0" l="0" r="0" t="0"/>
-            <wp:docPr id="20" name="image12.png"/>
+            <wp:docPr id="20" name="image4.png"/>
             <a:graphic>
               <a:graphicData uri="http://schemas.openxmlformats.org/drawingml/2006/picture">
                 <pic:pic>
                   <pic:nvPicPr>
-                    <pic:cNvPr id="0" name="image12.png"/>
+                    <pic:cNvPr id="0" name="image4.png"/>
                     <pic:cNvPicPr preferRelativeResize="0"/>
                   </pic:nvPicPr>
                   <pic:blipFill>
@@ -5253,12 +5253,12 @@
           <wp:inline distB="114300" distT="114300" distL="114300" distR="114300">
             <wp:extent cx="3471863" cy="2035826"/>
             <wp:effectExtent b="0" l="0" r="0" t="0"/>
-            <wp:docPr id="30" name="image15.png"/>
+            <wp:docPr id="30" name="image6.png"/>
             <a:graphic>
               <a:graphicData uri="http://schemas.openxmlformats.org/drawingml/2006/picture">
                 <pic:pic>
                   <pic:nvPicPr>
-                    <pic:cNvPr id="0" name="image15.png"/>
+                    <pic:cNvPr id="0" name="image6.png"/>
                     <pic:cNvPicPr preferRelativeResize="0"/>
                   </pic:nvPicPr>
                   <pic:blipFill>
@@ -5314,12 +5314,12 @@
           <wp:inline distB="114300" distT="114300" distL="114300" distR="114300">
             <wp:extent cx="1685925" cy="885825"/>
             <wp:effectExtent b="0" l="0" r="0" t="0"/>
-            <wp:docPr id="23" name="image3.png"/>
+            <wp:docPr id="23" name="image15.png"/>
             <a:graphic>
               <a:graphicData uri="http://schemas.openxmlformats.org/drawingml/2006/picture">
                 <pic:pic>
                   <pic:nvPicPr>
-                    <pic:cNvPr id="0" name="image3.png"/>
+                    <pic:cNvPr id="0" name="image15.png"/>
                     <pic:cNvPicPr preferRelativeResize="0"/>
                   </pic:nvPicPr>
                   <pic:blipFill>
@@ -5378,12 +5378,12 @@
           <wp:inline distB="114300" distT="114300" distL="114300" distR="114300">
             <wp:extent cx="5399730" cy="190500"/>
             <wp:effectExtent b="0" l="0" r="0" t="0"/>
-            <wp:docPr id="37" name="image16.png"/>
+            <wp:docPr id="37" name="image8.png"/>
             <a:graphic>
               <a:graphicData uri="http://schemas.openxmlformats.org/drawingml/2006/picture">
                 <pic:pic>
                   <pic:nvPicPr>
-                    <pic:cNvPr id="0" name="image16.png"/>
+                    <pic:cNvPr id="0" name="image8.png"/>
                     <pic:cNvPicPr preferRelativeResize="0"/>
                   </pic:nvPicPr>
                   <pic:blipFill>
@@ -5439,12 +5439,12 @@
           <wp:inline distB="114300" distT="114300" distL="114300" distR="114300">
             <wp:extent cx="4376738" cy="1693986"/>
             <wp:effectExtent b="0" l="0" r="0" t="0"/>
-            <wp:docPr id="64" name="image47.png"/>
+            <wp:docPr id="64" name="image57.png"/>
             <a:graphic>
               <a:graphicData uri="http://schemas.openxmlformats.org/drawingml/2006/picture">
                 <pic:pic>
                   <pic:nvPicPr>
-                    <pic:cNvPr id="0" name="image47.png"/>
+                    <pic:cNvPr id="0" name="image57.png"/>
                     <pic:cNvPicPr preferRelativeResize="0"/>
                   </pic:nvPicPr>
                   <pic:blipFill>
@@ -5786,12 +5786,12 @@
               <wp:inline distB="114300" distT="114300" distL="114300" distR="114300">
                 <wp:extent cx="5399730" cy="1727200"/>
                 <wp:effectExtent b="0" l="0" r="0" t="0"/>
-                <wp:docPr id="5" name="image61.png"/>
+                <wp:docPr id="5" name="image45.png"/>
                 <a:graphic>
                   <a:graphicData uri="http://schemas.openxmlformats.org/drawingml/2006/picture">
                     <pic:pic>
                       <pic:nvPicPr>
-                        <pic:cNvPr id="0" name="image61.png"/>
+                        <pic:cNvPr id="0" name="image45.png"/>
                         <pic:cNvPicPr preferRelativeResize="0"/>
                       </pic:nvPicPr>
                       <pic:blipFill>
@@ -5861,12 +5861,12 @@
           <wp:inline distB="114300" distT="114300" distL="114300" distR="114300">
             <wp:extent cx="5399730" cy="317500"/>
             <wp:effectExtent b="0" l="0" r="0" t="0"/>
-            <wp:docPr id="32" name="image13.png"/>
+            <wp:docPr id="32" name="image2.png"/>
             <a:graphic>
               <a:graphicData uri="http://schemas.openxmlformats.org/drawingml/2006/picture">
                 <pic:pic>
                   <pic:nvPicPr>
-                    <pic:cNvPr id="0" name="image13.png"/>
+                    <pic:cNvPr id="0" name="image2.png"/>
                     <pic:cNvPicPr preferRelativeResize="0"/>
                   </pic:nvPicPr>
                   <pic:blipFill>
@@ -6094,12 +6094,12 @@
               <wp:inline distB="114300" distT="114300" distL="114300" distR="114300">
                 <wp:extent cx="5399730" cy="1727200"/>
                 <wp:effectExtent b="0" l="0" r="0" t="0"/>
-                <wp:docPr id="9" name="image65.png"/>
+                <wp:docPr id="9" name="image49.png"/>
                 <a:graphic>
                   <a:graphicData uri="http://schemas.openxmlformats.org/drawingml/2006/picture">
                     <pic:pic>
                       <pic:nvPicPr>
-                        <pic:cNvPr id="0" name="image65.png"/>
+                        <pic:cNvPr id="0" name="image49.png"/>
                         <pic:cNvPicPr preferRelativeResize="0"/>
                       </pic:nvPicPr>
                       <pic:blipFill>
@@ -6156,12 +6156,12 @@
           <wp:inline distB="114300" distT="114300" distL="114300" distR="114300">
             <wp:extent cx="5399730" cy="368300"/>
             <wp:effectExtent b="0" l="0" r="0" t="0"/>
-            <wp:docPr id="51" name="image33.png"/>
+            <wp:docPr id="51" name="image36.png"/>
             <a:graphic>
               <a:graphicData uri="http://schemas.openxmlformats.org/drawingml/2006/picture">
                 <pic:pic>
                   <pic:nvPicPr>
-                    <pic:cNvPr id="0" name="image33.png"/>
+                    <pic:cNvPr id="0" name="image36.png"/>
                     <pic:cNvPicPr preferRelativeResize="0"/>
                   </pic:nvPicPr>
                   <pic:blipFill>
@@ -6232,12 +6232,12 @@
           <wp:inline distB="114300" distT="114300" distL="114300" distR="114300">
             <wp:extent cx="5399730" cy="2387600"/>
             <wp:effectExtent b="0" l="0" r="0" t="0"/>
-            <wp:docPr id="57" name="image38.png"/>
+            <wp:docPr id="57" name="image43.png"/>
             <a:graphic>
               <a:graphicData uri="http://schemas.openxmlformats.org/drawingml/2006/picture">
                 <pic:pic>
                   <pic:nvPicPr>
-                    <pic:cNvPr id="0" name="image38.png"/>
+                    <pic:cNvPr id="0" name="image43.png"/>
                     <pic:cNvPicPr preferRelativeResize="0"/>
                   </pic:nvPicPr>
                   <pic:blipFill>
@@ -6467,12 +6467,12 @@
           <wp:inline distB="114300" distT="114300" distL="114300" distR="114300">
             <wp:extent cx="5399730" cy="431800"/>
             <wp:effectExtent b="0" l="0" r="0" t="0"/>
-            <wp:docPr id="69" name="image52.png"/>
+            <wp:docPr id="69" name="image54.png"/>
             <a:graphic>
               <a:graphicData uri="http://schemas.openxmlformats.org/drawingml/2006/picture">
                 <pic:pic>
                   <pic:nvPicPr>
-                    <pic:cNvPr id="0" name="image52.png"/>
+                    <pic:cNvPr id="0" name="image54.png"/>
                     <pic:cNvPicPr preferRelativeResize="0"/>
                   </pic:nvPicPr>
                   <pic:blipFill>
@@ -6527,12 +6527,12 @@
           <wp:inline distB="114300" distT="114300" distL="114300" distR="114300">
             <wp:extent cx="5399730" cy="279400"/>
             <wp:effectExtent b="0" l="0" r="0" t="0"/>
-            <wp:docPr id="36" name="image14.png"/>
+            <wp:docPr id="36" name="image12.png"/>
             <a:graphic>
               <a:graphicData uri="http://schemas.openxmlformats.org/drawingml/2006/picture">
                 <pic:pic>
                   <pic:nvPicPr>
-                    <pic:cNvPr id="0" name="image14.png"/>
+                    <pic:cNvPr id="0" name="image12.png"/>
                     <pic:cNvPicPr preferRelativeResize="0"/>
                   </pic:nvPicPr>
                   <pic:blipFill>
@@ -6604,12 +6604,12 @@
           <wp:inline distB="114300" distT="114300" distL="114300" distR="114300">
             <wp:extent cx="2724150" cy="1228725"/>
             <wp:effectExtent b="0" l="0" r="0" t="0"/>
-            <wp:docPr id="41" name="image21.png"/>
+            <wp:docPr id="41" name="image27.png"/>
             <a:graphic>
               <a:graphicData uri="http://schemas.openxmlformats.org/drawingml/2006/picture">
                 <pic:pic>
                   <pic:nvPicPr>
-                    <pic:cNvPr id="0" name="image21.png"/>
+                    <pic:cNvPr id="0" name="image27.png"/>
                     <pic:cNvPicPr preferRelativeResize="0"/>
                   </pic:nvPicPr>
                   <pic:blipFill>
@@ -6719,12 +6719,12 @@
           <wp:inline distB="114300" distT="114300" distL="114300" distR="114300">
             <wp:extent cx="5399730" cy="1625600"/>
             <wp:effectExtent b="0" l="0" r="0" t="0"/>
-            <wp:docPr id="59" name="image36.png"/>
+            <wp:docPr id="59" name="image39.png"/>
             <a:graphic>
               <a:graphicData uri="http://schemas.openxmlformats.org/drawingml/2006/picture">
                 <pic:pic>
                   <pic:nvPicPr>
-                    <pic:cNvPr id="0" name="image36.png"/>
+                    <pic:cNvPr id="0" name="image39.png"/>
                     <pic:cNvPicPr preferRelativeResize="0"/>
                   </pic:nvPicPr>
                   <pic:blipFill>
@@ -6872,12 +6872,12 @@
               <wp:inline distB="114300" distT="114300" distL="114300" distR="114300">
                 <wp:extent cx="5399730" cy="520700"/>
                 <wp:effectExtent b="0" l="0" r="0" t="0"/>
-                <wp:docPr id="12" name="image68.png"/>
+                <wp:docPr id="12" name="image70.png"/>
                 <a:graphic>
                   <a:graphicData uri="http://schemas.openxmlformats.org/drawingml/2006/picture">
                     <pic:pic>
                       <pic:nvPicPr>
-                        <pic:cNvPr id="0" name="image68.png"/>
+                        <pic:cNvPr id="0" name="image70.png"/>
                         <pic:cNvPicPr preferRelativeResize="0"/>
                       </pic:nvPicPr>
                       <pic:blipFill>
@@ -6934,12 +6934,12 @@
           <wp:inline distB="114300" distT="114300" distL="114300" distR="114300">
             <wp:extent cx="5399730" cy="635000"/>
             <wp:effectExtent b="0" l="0" r="0" t="0"/>
-            <wp:docPr id="42" name="image22.png"/>
+            <wp:docPr id="42" name="image26.png"/>
             <a:graphic>
               <a:graphicData uri="http://schemas.openxmlformats.org/drawingml/2006/picture">
                 <pic:pic>
                   <pic:nvPicPr>
-                    <pic:cNvPr id="0" name="image22.png"/>
+                    <pic:cNvPr id="0" name="image26.png"/>
                     <pic:cNvPicPr preferRelativeResize="0"/>
                   </pic:nvPicPr>
                   <pic:blipFill>
@@ -7009,12 +7009,12 @@
           <wp:inline distB="114300" distT="114300" distL="114300" distR="114300">
             <wp:extent cx="5399730" cy="4432300"/>
             <wp:effectExtent b="0" l="0" r="0" t="0"/>
-            <wp:docPr id="21" name="image8.png"/>
+            <wp:docPr id="21" name="image16.png"/>
             <a:graphic>
               <a:graphicData uri="http://schemas.openxmlformats.org/drawingml/2006/picture">
                 <pic:pic>
                   <pic:nvPicPr>
-                    <pic:cNvPr id="0" name="image8.png"/>
+                    <pic:cNvPr id="0" name="image16.png"/>
                     <pic:cNvPicPr preferRelativeResize="0"/>
                   </pic:nvPicPr>
                   <pic:blipFill>
@@ -7085,12 +7085,12 @@
           <wp:inline distB="114300" distT="114300" distL="114300" distR="114300">
             <wp:extent cx="5399730" cy="1231900"/>
             <wp:effectExtent b="0" l="0" r="0" t="0"/>
-            <wp:docPr id="35" name="image4.png"/>
+            <wp:docPr id="35" name="image7.png"/>
             <a:graphic>
               <a:graphicData uri="http://schemas.openxmlformats.org/drawingml/2006/picture">
                 <pic:pic>
                   <pic:nvPicPr>
-                    <pic:cNvPr id="0" name="image4.png"/>
+                    <pic:cNvPr id="0" name="image7.png"/>
                     <pic:cNvPicPr preferRelativeResize="0"/>
                   </pic:nvPicPr>
                   <pic:blipFill>
@@ -7145,12 +7145,12 @@
           <wp:inline distB="114300" distT="114300" distL="114300" distR="114300">
             <wp:extent cx="3190875" cy="1133475"/>
             <wp:effectExtent b="0" l="0" r="0" t="0"/>
-            <wp:docPr id="58" name="image44.png"/>
+            <wp:docPr id="58" name="image42.png"/>
             <a:graphic>
               <a:graphicData uri="http://schemas.openxmlformats.org/drawingml/2006/picture">
                 <pic:pic>
                   <pic:nvPicPr>
-                    <pic:cNvPr id="0" name="image44.png"/>
+                    <pic:cNvPr id="0" name="image42.png"/>
                     <pic:cNvPicPr preferRelativeResize="0"/>
                   </pic:nvPicPr>
                   <pic:blipFill>
@@ -7308,12 +7308,12 @@
               <wp:inline distB="114300" distT="114300" distL="114300" distR="114300">
                 <wp:extent cx="4276725" cy="3810000"/>
                 <wp:effectExtent b="0" l="0" r="0" t="0"/>
-                <wp:docPr id="13" name="image69.png"/>
+                <wp:docPr id="13" name="image72.png"/>
                 <a:graphic>
                   <a:graphicData uri="http://schemas.openxmlformats.org/drawingml/2006/picture">
                     <pic:pic>
                       <pic:nvPicPr>
-                        <pic:cNvPr id="0" name="image69.png"/>
+                        <pic:cNvPr id="0" name="image72.png"/>
                         <pic:cNvPicPr preferRelativeResize="0"/>
                       </pic:nvPicPr>
                       <pic:blipFill>
@@ -7370,12 +7370,12 @@
           <wp:inline distB="114300" distT="114300" distL="114300" distR="114300">
             <wp:extent cx="5399730" cy="1524000"/>
             <wp:effectExtent b="0" l="0" r="0" t="0"/>
-            <wp:docPr id="53" name="image35.png"/>
+            <wp:docPr id="53" name="image38.png"/>
             <a:graphic>
               <a:graphicData uri="http://schemas.openxmlformats.org/drawingml/2006/picture">
                 <pic:pic>
                   <pic:nvPicPr>
-                    <pic:cNvPr id="0" name="image35.png"/>
+                    <pic:cNvPr id="0" name="image38.png"/>
                     <pic:cNvPicPr preferRelativeResize="0"/>
                   </pic:nvPicPr>
                   <pic:blipFill>
@@ -7431,12 +7431,12 @@
           <wp:inline distB="114300" distT="114300" distL="114300" distR="114300">
             <wp:extent cx="4852988" cy="1700964"/>
             <wp:effectExtent b="0" l="0" r="0" t="0"/>
-            <wp:docPr id="28" name="image7.png"/>
+            <wp:docPr id="28" name="image17.png"/>
             <a:graphic>
               <a:graphicData uri="http://schemas.openxmlformats.org/drawingml/2006/picture">
                 <pic:pic>
                   <pic:nvPicPr>
-                    <pic:cNvPr id="0" name="image7.png"/>
+                    <pic:cNvPr id="0" name="image17.png"/>
                     <pic:cNvPicPr preferRelativeResize="0"/>
                   </pic:nvPicPr>
                   <pic:blipFill>
@@ -7523,12 +7523,12 @@
           <wp:inline distB="114300" distT="114300" distL="114300" distR="114300">
             <wp:extent cx="4191000" cy="2447925"/>
             <wp:effectExtent b="0" l="0" r="0" t="0"/>
-            <wp:docPr id="33" name="image10.png"/>
+            <wp:docPr id="33" name="image3.png"/>
             <a:graphic>
               <a:graphicData uri="http://schemas.openxmlformats.org/drawingml/2006/picture">
                 <pic:pic>
                   <pic:nvPicPr>
-                    <pic:cNvPr id="0" name="image10.png"/>
+                    <pic:cNvPr id="0" name="image3.png"/>
                     <pic:cNvPicPr preferRelativeResize="0"/>
                   </pic:nvPicPr>
                   <pic:blipFill>
@@ -7571,12 +7571,12 @@
           <wp:inline distB="114300" distT="114300" distL="114300" distR="114300">
             <wp:extent cx="3643313" cy="3942949"/>
             <wp:effectExtent b="0" l="0" r="0" t="0"/>
-            <wp:docPr id="62" name="image39.png"/>
+            <wp:docPr id="62" name="image51.png"/>
             <a:graphic>
               <a:graphicData uri="http://schemas.openxmlformats.org/drawingml/2006/picture">
                 <pic:pic>
                   <pic:nvPicPr>
-                    <pic:cNvPr id="0" name="image39.png"/>
+                    <pic:cNvPr id="0" name="image51.png"/>
                     <pic:cNvPicPr preferRelativeResize="0"/>
                   </pic:nvPicPr>
                   <pic:blipFill>
@@ -7741,12 +7741,12 @@
           <wp:inline distB="114300" distT="114300" distL="114300" distR="114300">
             <wp:extent cx="4381500" cy="4581525"/>
             <wp:effectExtent b="0" l="0" r="0" t="0"/>
-            <wp:docPr id="52" name="image32.png"/>
+            <wp:docPr id="52" name="image30.png"/>
             <a:graphic>
               <a:graphicData uri="http://schemas.openxmlformats.org/drawingml/2006/picture">
                 <pic:pic>
                   <pic:nvPicPr>
-                    <pic:cNvPr id="0" name="image32.png"/>
+                    <pic:cNvPr id="0" name="image30.png"/>
                     <pic:cNvPicPr preferRelativeResize="0"/>
                   </pic:nvPicPr>
                   <pic:blipFill>
@@ -8032,12 +8032,12 @@
           <wp:inline distB="114300" distT="114300" distL="114300" distR="114300">
             <wp:extent cx="5399730" cy="1625600"/>
             <wp:effectExtent b="0" l="0" r="0" t="0"/>
-            <wp:docPr id="34" name="image11.png"/>
+            <wp:docPr id="34" name="image13.png"/>
             <a:graphic>
               <a:graphicData uri="http://schemas.openxmlformats.org/drawingml/2006/picture">
                 <pic:pic>
                   <pic:nvPicPr>
-                    <pic:cNvPr id="0" name="image11.png"/>
+                    <pic:cNvPr id="0" name="image13.png"/>
                     <pic:cNvPicPr preferRelativeResize="0"/>
                   </pic:nvPicPr>
                   <pic:blipFill>
@@ -8092,12 +8092,12 @@
           <wp:inline distB="114300" distT="114300" distL="114300" distR="114300">
             <wp:extent cx="5399730" cy="1574800"/>
             <wp:effectExtent b="0" l="0" r="0" t="0"/>
-            <wp:docPr id="68" name="image51.png"/>
+            <wp:docPr id="68" name="image55.png"/>
             <a:graphic>
               <a:graphicData uri="http://schemas.openxmlformats.org/drawingml/2006/picture">
                 <pic:pic>
                   <pic:nvPicPr>
-                    <pic:cNvPr id="0" name="image51.png"/>
+                    <pic:cNvPr id="0" name="image55.png"/>
                     <pic:cNvPicPr preferRelativeResize="0"/>
                   </pic:nvPicPr>
                   <pic:blipFill>
@@ -8139,12 +8139,12 @@
           <wp:inline distB="114300" distT="114300" distL="114300" distR="114300">
             <wp:extent cx="5399730" cy="469900"/>
             <wp:effectExtent b="0" l="0" r="0" t="0"/>
-            <wp:docPr id="49" name="image37.png"/>
+            <wp:docPr id="49" name="image33.png"/>
             <a:graphic>
               <a:graphicData uri="http://schemas.openxmlformats.org/drawingml/2006/picture">
                 <pic:pic>
                   <pic:nvPicPr>
-                    <pic:cNvPr id="0" name="image37.png"/>
+                    <pic:cNvPr id="0" name="image33.png"/>
                     <pic:cNvPicPr preferRelativeResize="0"/>
                   </pic:nvPicPr>
                   <pic:blipFill>
@@ -8199,12 +8199,12 @@
           <wp:inline distB="114300" distT="114300" distL="114300" distR="114300">
             <wp:extent cx="5399730" cy="698500"/>
             <wp:effectExtent b="0" l="0" r="0" t="0"/>
-            <wp:docPr id="31" name="image26.png"/>
+            <wp:docPr id="31" name="image14.png"/>
             <a:graphic>
               <a:graphicData uri="http://schemas.openxmlformats.org/drawingml/2006/picture">
                 <pic:pic>
                   <pic:nvPicPr>
-                    <pic:cNvPr id="0" name="image26.png"/>
+                    <pic:cNvPr id="0" name="image14.png"/>
                     <pic:cNvPicPr preferRelativeResize="0"/>
                   </pic:nvPicPr>
                   <pic:blipFill>
@@ -8477,12 +8477,12 @@
               <wp:extent cx="103505" cy="811530"/>
               <wp:effectExtent b="0" l="0" r="0" t="0"/>
               <wp:wrapNone/>
-              <wp:docPr id="14" name="image70.png"/>
+              <wp:docPr id="14" name="image73.png"/>
               <a:graphic>
                 <a:graphicData uri="http://schemas.openxmlformats.org/drawingml/2006/picture">
                   <pic:pic>
                     <pic:nvPicPr>
-                      <pic:cNvPr id="0" name="image70.png"/>
+                      <pic:cNvPr id="0" name="image73.png"/>
                       <pic:cNvPicPr preferRelativeResize="0"/>
                     </pic:nvPicPr>
                     <pic:blipFill>
@@ -8668,12 +8668,12 @@
               <wp:extent cx="7549515" cy="815340"/>
               <wp:effectExtent b="0" l="0" r="0" t="0"/>
               <wp:wrapNone/>
-              <wp:docPr id="19" name="image75.png"/>
+              <wp:docPr id="19" name="image81.png"/>
               <a:graphic>
                 <a:graphicData uri="http://schemas.openxmlformats.org/drawingml/2006/picture">
                   <pic:pic>
                     <pic:nvPicPr>
-                      <pic:cNvPr id="0" name="image75.png"/>
+                      <pic:cNvPr id="0" name="image81.png"/>
                       <pic:cNvPicPr preferRelativeResize="0"/>
                     </pic:nvPicPr>
                     <pic:blipFill>
@@ -8775,12 +8775,12 @@
               <wp:extent cx="103505" cy="824865"/>
               <wp:effectExtent b="0" l="0" r="0" t="0"/>
               <wp:wrapNone/>
-              <wp:docPr id="18" name="image74.png"/>
+              <wp:docPr id="18" name="image80.png"/>
               <a:graphic>
                 <a:graphicData uri="http://schemas.openxmlformats.org/drawingml/2006/picture">
                   <pic:pic>
                     <pic:nvPicPr>
-                      <pic:cNvPr id="0" name="image74.png"/>
+                      <pic:cNvPr id="0" name="image80.png"/>
                       <pic:cNvPicPr preferRelativeResize="0"/>
                     </pic:nvPicPr>
                     <pic:blipFill>
@@ -8882,12 +8882,12 @@
               <wp:extent cx="103505" cy="811530"/>
               <wp:effectExtent b="0" l="0" r="0" t="0"/>
               <wp:wrapNone/>
-              <wp:docPr id="10" name="image66.png"/>
+              <wp:docPr id="10" name="image67.png"/>
               <a:graphic>
                 <a:graphicData uri="http://schemas.openxmlformats.org/drawingml/2006/picture">
                   <pic:pic>
                     <pic:nvPicPr>
-                      <pic:cNvPr id="0" name="image66.png"/>
+                      <pic:cNvPr id="0" name="image67.png"/>
                       <pic:cNvPicPr preferRelativeResize="0"/>
                     </pic:nvPicPr>
                     <pic:blipFill>
@@ -9025,12 +9025,12 @@
           <wp:extent cx="425450" cy="666750"/>
           <wp:effectExtent b="0" l="0" r="0" t="0"/>
           <wp:wrapSquare wrapText="bothSides" distB="0" distT="0" distL="114300" distR="114300"/>
-          <wp:docPr descr="UNPA.JPG" id="46" name="image17.jpg"/>
+          <wp:docPr descr="UNPA.JPG" id="46" name="image18.jpg"/>
           <a:graphic>
             <a:graphicData uri="http://schemas.openxmlformats.org/drawingml/2006/picture">
               <pic:pic>
                 <pic:nvPicPr>
-                  <pic:cNvPr descr="UNPA.JPG" id="0" name="image17.jpg"/>
+                  <pic:cNvPr descr="UNPA.JPG" id="0" name="image18.jpg"/>
                   <pic:cNvPicPr preferRelativeResize="0"/>
                 </pic:nvPicPr>
                 <pic:blipFill>
@@ -9133,12 +9133,12 @@
               <wp:extent cx="103505" cy="811530"/>
               <wp:effectExtent b="0" l="0" r="0" t="0"/>
               <wp:wrapNone/>
-              <wp:docPr id="8" name="image64.png"/>
+              <wp:docPr id="8" name="image48.png"/>
               <a:graphic>
                 <a:graphicData uri="http://schemas.openxmlformats.org/drawingml/2006/picture">
                   <pic:pic>
                     <pic:nvPicPr>
-                      <pic:cNvPr id="0" name="image64.png"/>
+                      <pic:cNvPr id="0" name="image48.png"/>
                       <pic:cNvPicPr preferRelativeResize="0"/>
                     </pic:nvPicPr>
                     <pic:blipFill>
@@ -9243,12 +9243,12 @@
               <wp:extent cx="103505" cy="812165"/>
               <wp:effectExtent b="0" l="0" r="0" t="0"/>
               <wp:wrapNone/>
-              <wp:docPr id="17" name="image73.png"/>
+              <wp:docPr id="17" name="image76.png"/>
               <a:graphic>
                 <a:graphicData uri="http://schemas.openxmlformats.org/drawingml/2006/picture">
                   <pic:pic>
                     <pic:nvPicPr>
-                      <pic:cNvPr id="0" name="image73.png"/>
+                      <pic:cNvPr id="0" name="image76.png"/>
                       <pic:cNvPicPr preferRelativeResize="0"/>
                     </pic:nvPicPr>
                     <pic:blipFill>
@@ -9510,12 +9510,12 @@
               <wp:extent cx="7549515" cy="815340"/>
               <wp:effectExtent b="0" l="0" r="0" t="0"/>
               <wp:wrapNone/>
-              <wp:docPr id="15" name="image71.png"/>
+              <wp:docPr id="15" name="image74.png"/>
               <a:graphic>
                 <a:graphicData uri="http://schemas.openxmlformats.org/drawingml/2006/picture">
                   <pic:pic>
                     <pic:nvPicPr>
-                      <pic:cNvPr id="0" name="image71.png"/>
+                      <pic:cNvPr id="0" name="image74.png"/>
                       <pic:cNvPicPr preferRelativeResize="0"/>
                     </pic:nvPicPr>
                     <pic:blipFill>

--- a/Etapa Elaboración - Iteración 1/Instalación, configuración y uso de Rclone - Kairos - NexTech.docx
+++ b/Etapa Elaboración - Iteración 1/Instalación, configuración y uso de Rclone - Kairos - NexTech.docx
@@ -22,7 +22,9 @@
         <w:rPr>
           <w:rFonts w:ascii="Cambria" w:cs="Cambria" w:eastAsia="Cambria" w:hAnsi="Cambria"/>
           <w:b w:val="0"/>
+          <w:bCs w:val="0"/>
           <w:i w:val="0"/>
+          <w:iCs w:val="0"/>
           <w:smallCaps w:val="0"/>
           <w:strike w:val="0"/>
           <w:color w:val="000000"/>
@@ -59,7 +61,9 @@
         <w:rPr>
           <w:rFonts w:ascii="Cambria" w:cs="Cambria" w:eastAsia="Cambria" w:hAnsi="Cambria"/>
           <w:b w:val="0"/>
+          <w:bCs w:val="0"/>
           <w:i w:val="0"/>
+          <w:iCs w:val="0"/>
           <w:smallCaps w:val="0"/>
           <w:strike w:val="0"/>
           <w:color w:val="000000"/>
@@ -96,7 +100,9 @@
         <w:rPr>
           <w:rFonts w:ascii="Cambria" w:cs="Cambria" w:eastAsia="Cambria" w:hAnsi="Cambria"/>
           <w:b w:val="0"/>
+          <w:bCs w:val="0"/>
           <w:i w:val="0"/>
+          <w:iCs w:val="0"/>
           <w:smallCaps w:val="0"/>
           <w:strike w:val="0"/>
           <w:color w:val="000000"/>
@@ -111,7 +117,9 @@
         <w:rPr>
           <w:rFonts w:ascii="Calibri" w:cs="Calibri" w:eastAsia="Calibri" w:hAnsi="Calibri"/>
           <w:b w:val="0"/>
+          <w:bCs w:val="0"/>
           <w:i w:val="0"/>
+          <w:iCs w:val="0"/>
           <w:smallCaps w:val="0"/>
           <w:strike w:val="0"/>
           <w:color w:val="000000"/>
@@ -196,12 +204,12 @@
                 <wp:extent cx="7928609" cy="870585"/>
                 <wp:effectExtent b="0" l="0" r="0" t="0"/>
                 <wp:wrapNone/>
-                <wp:docPr id="11" name="image68.png"/>
+                <wp:docPr id="11" name="image72.png"/>
                 <a:graphic>
                   <a:graphicData uri="http://schemas.openxmlformats.org/drawingml/2006/picture">
                     <pic:pic>
                       <pic:nvPicPr>
-                        <pic:cNvPr id="0" name="image68.png"/>
+                        <pic:cNvPr id="0" name="image72.png"/>
                         <pic:cNvPicPr preferRelativeResize="0"/>
                       </pic:nvPicPr>
                       <pic:blipFill>
@@ -231,7 +239,9 @@
         <w:rPr>
           <w:rFonts w:ascii="Calibri" w:cs="Calibri" w:eastAsia="Calibri" w:hAnsi="Calibri"/>
           <w:b w:val="0"/>
+          <w:bCs w:val="0"/>
           <w:i w:val="0"/>
+          <w:iCs w:val="0"/>
           <w:smallCaps w:val="0"/>
           <w:strike w:val="0"/>
           <w:color w:val="000000"/>
@@ -316,12 +326,12 @@
                 <wp:extent cx="103505" cy="11221720"/>
                 <wp:effectExtent b="0" l="0" r="0" t="0"/>
                 <wp:wrapNone/>
-                <wp:docPr id="6" name="image46.png"/>
+                <wp:docPr id="6" name="image61.png"/>
                 <a:graphic>
                   <a:graphicData uri="http://schemas.openxmlformats.org/drawingml/2006/picture">
                     <pic:pic>
                       <pic:nvPicPr>
-                        <pic:cNvPr id="0" name="image46.png"/>
+                        <pic:cNvPr id="0" name="image61.png"/>
                         <pic:cNvPicPr preferRelativeResize="0"/>
                       </pic:nvPicPr>
                       <pic:blipFill>
@@ -351,7 +361,9 @@
         <w:rPr>
           <w:rFonts w:ascii="Calibri" w:cs="Calibri" w:eastAsia="Calibri" w:hAnsi="Calibri"/>
           <w:b w:val="0"/>
+          <w:bCs w:val="0"/>
           <w:i w:val="0"/>
+          <w:iCs w:val="0"/>
           <w:smallCaps w:val="0"/>
           <w:strike w:val="0"/>
           <w:color w:val="000000"/>
@@ -436,12 +448,12 @@
                 <wp:extent cx="103505" cy="11221720"/>
                 <wp:effectExtent b="0" l="0" r="0" t="0"/>
                 <wp:wrapNone/>
-                <wp:docPr id="16" name="image75.png"/>
+                <wp:docPr id="16" name="image77.png"/>
                 <a:graphic>
                   <a:graphicData uri="http://schemas.openxmlformats.org/drawingml/2006/picture">
                     <pic:pic>
                       <pic:nvPicPr>
-                        <pic:cNvPr id="0" name="image75.png"/>
+                        <pic:cNvPr id="0" name="image77.png"/>
                         <pic:cNvPicPr preferRelativeResize="0"/>
                       </pic:nvPicPr>
                       <pic:blipFill>
@@ -471,7 +483,9 @@
         <w:rPr>
           <w:rFonts w:ascii="Calibri" w:cs="Calibri" w:eastAsia="Calibri" w:hAnsi="Calibri"/>
           <w:b w:val="0"/>
+          <w:bCs w:val="0"/>
           <w:i w:val="0"/>
+          <w:iCs w:val="0"/>
           <w:smallCaps w:val="0"/>
           <w:strike w:val="0"/>
           <w:color w:val="000000"/>
@@ -556,12 +570,12 @@
                 <wp:extent cx="7928609" cy="870585"/>
                 <wp:effectExtent b="0" l="0" r="0" t="0"/>
                 <wp:wrapNone/>
-                <wp:docPr id="3" name="image40.png"/>
+                <wp:docPr id="3" name="image42.png"/>
                 <a:graphic>
                   <a:graphicData uri="http://schemas.openxmlformats.org/drawingml/2006/picture">
                     <pic:pic>
                       <pic:nvPicPr>
-                        <pic:cNvPr id="0" name="image40.png"/>
+                        <pic:cNvPr id="0" name="image42.png"/>
                         <pic:cNvPicPr preferRelativeResize="0"/>
                       </pic:nvPicPr>
                       <pic:blipFill>
@@ -613,7 +627,9 @@
         <w:rPr>
           <w:rFonts w:ascii="Cambria" w:cs="Cambria" w:eastAsia="Cambria" w:hAnsi="Cambria"/>
           <w:b w:val="0"/>
+          <w:bCs w:val="0"/>
           <w:i w:val="0"/>
+          <w:iCs w:val="0"/>
           <w:smallCaps w:val="0"/>
           <w:strike w:val="0"/>
           <w:color w:val="000000"/>
@@ -637,7 +653,9 @@
         <w:rPr>
           <w:rFonts w:ascii="Cambria" w:cs="Cambria" w:eastAsia="Cambria" w:hAnsi="Cambria"/>
           <w:b w:val="0"/>
+          <w:bCs w:val="0"/>
           <w:i w:val="0"/>
+          <w:iCs w:val="0"/>
           <w:smallCaps w:val="0"/>
           <w:strike w:val="0"/>
           <w:color w:val="000000"/>
@@ -685,7 +703,9 @@
         <w:rPr>
           <w:rFonts w:ascii="Cambria" w:cs="Cambria" w:eastAsia="Cambria" w:hAnsi="Cambria"/>
           <w:b w:val="0"/>
+          <w:bCs w:val="0"/>
           <w:i w:val="0"/>
+          <w:iCs w:val="0"/>
           <w:smallCaps w:val="0"/>
           <w:strike w:val="0"/>
           <w:color w:val="000000"/>
@@ -731,7 +751,9 @@
         <w:rPr>
           <w:rFonts w:ascii="Calibri" w:cs="Calibri" w:eastAsia="Calibri" w:hAnsi="Calibri"/>
           <w:b w:val="0"/>
+          <w:bCs w:val="0"/>
           <w:i w:val="0"/>
+          <w:iCs w:val="0"/>
           <w:smallCaps w:val="0"/>
           <w:strike w:val="0"/>
           <w:color w:val="000000"/>
@@ -768,7 +790,9 @@
         <w:rPr>
           <w:rFonts w:ascii="Calibri" w:cs="Calibri" w:eastAsia="Calibri" w:hAnsi="Calibri"/>
           <w:b w:val="0"/>
+          <w:bCs w:val="0"/>
           <w:i w:val="0"/>
+          <w:iCs w:val="0"/>
           <w:smallCaps w:val="0"/>
           <w:strike w:val="0"/>
           <w:color w:val="000000"/>
@@ -805,7 +829,9 @@
         <w:rPr>
           <w:rFonts w:ascii="Calibri" w:cs="Calibri" w:eastAsia="Calibri" w:hAnsi="Calibri"/>
           <w:b w:val="0"/>
+          <w:bCs w:val="0"/>
           <w:i w:val="0"/>
+          <w:iCs w:val="0"/>
           <w:smallCaps w:val="0"/>
           <w:strike w:val="0"/>
           <w:color w:val="000000"/>
@@ -842,7 +868,9 @@
         <w:rPr>
           <w:rFonts w:ascii="Calibri" w:cs="Calibri" w:eastAsia="Calibri" w:hAnsi="Calibri"/>
           <w:b w:val="0"/>
+          <w:bCs w:val="0"/>
           <w:i w:val="0"/>
+          <w:iCs w:val="0"/>
           <w:smallCaps w:val="0"/>
           <w:strike w:val="0"/>
           <w:color w:val="000000"/>
@@ -944,7 +972,9 @@
         <w:rPr>
           <w:rFonts w:ascii="Calibri" w:cs="Calibri" w:eastAsia="Calibri" w:hAnsi="Calibri"/>
           <w:b w:val="0"/>
+          <w:bCs w:val="0"/>
           <w:i w:val="1"/>
+          <w:iCs w:val="1"/>
           <w:smallCaps w:val="0"/>
           <w:strike w:val="0"/>
           <w:color w:val="548dd4"/>
@@ -958,6 +988,7 @@
       <w:r>
         <w:rPr>
           <w:i w:val="1"/>
+          <w:iCs w:val="1"/>
           <w:color w:val="548dd4"/>
         </w:rPr>
         <w:drawing>
@@ -972,12 +1003,12 @@
             <wp:extent cx="1200150" cy="1200150"/>
             <wp:effectExtent b="0" l="0" r="0" t="0"/>
             <wp:wrapSquare wrapText="bothSides" distB="0" distT="0" distL="114300" distR="114300"/>
-            <wp:docPr descr="psi-negro.png" id="73" name="image59.png"/>
+            <wp:docPr descr="psi-negro.png" id="73" name="image56.png"/>
             <a:graphic>
               <a:graphicData uri="http://schemas.openxmlformats.org/drawingml/2006/picture">
                 <pic:pic>
                   <pic:nvPicPr>
-                    <pic:cNvPr descr="psi-negro.png" id="0" name="image59.png"/>
+                    <pic:cNvPr descr="psi-negro.png" id="0" name="image56.png"/>
                     <pic:cNvPicPr preferRelativeResize="0"/>
                   </pic:nvPicPr>
                   <pic:blipFill>
@@ -1005,7 +1036,9 @@
         <w:rPr>
           <w:rFonts w:ascii="Calibri" w:cs="Calibri" w:eastAsia="Calibri" w:hAnsi="Calibri"/>
           <w:b w:val="0"/>
+          <w:bCs w:val="0"/>
           <w:i w:val="1"/>
+          <w:iCs w:val="1"/>
           <w:smallCaps w:val="0"/>
           <w:strike w:val="0"/>
           <w:color w:val="548dd4"/>
@@ -1027,12 +1060,12 @@
             <wp:extent cx="1304925" cy="2019300"/>
             <wp:effectExtent b="0" l="0" r="0" t="0"/>
             <wp:wrapSquare wrapText="bothSides" distB="0" distT="0" distL="114300" distR="114300"/>
-            <wp:docPr descr="UNPA.JPG" id="55" name="image32.jpg"/>
+            <wp:docPr descr="UNPA.JPG" id="55" name="image27.jpg"/>
             <a:graphic>
               <a:graphicData uri="http://schemas.openxmlformats.org/drawingml/2006/picture">
                 <pic:pic>
                   <pic:nvPicPr>
-                    <pic:cNvPr descr="UNPA.JPG" id="0" name="image32.jpg"/>
+                    <pic:cNvPr descr="UNPA.JPG" id="0" name="image27.jpg"/>
                     <pic:cNvPicPr preferRelativeResize="0"/>
                   </pic:nvPicPr>
                   <pic:blipFill>
@@ -1077,6 +1110,7 @@
         <w:rPr>
           <w:rFonts w:ascii="Cambria" w:cs="Cambria" w:eastAsia="Cambria" w:hAnsi="Cambria"/>
           <w:b w:val="1"/>
+          <w:bCs w:val="1"/>
           <w:color w:val="366091"/>
           <w:sz w:val="28"/>
           <w:szCs w:val="28"/>
@@ -1086,6 +1120,7 @@
         <w:rPr>
           <w:rFonts w:ascii="Cambria" w:cs="Cambria" w:eastAsia="Cambria" w:hAnsi="Cambria"/>
           <w:b w:val="1"/>
+          <w:bCs w:val="1"/>
           <w:color w:val="366091"/>
           <w:sz w:val="28"/>
           <w:szCs w:val="28"/>
@@ -1096,7 +1131,7 @@
     </w:p>
     <w:sdt>
       <w:sdtPr>
-        <w:id w:val="471201857"/>
+        <w:id w:val="-84607729"/>
         <w:docPartObj>
           <w:docPartGallery w:val="Table of Contents"/>
           <w:docPartUnique w:val="1"/>
@@ -1113,6 +1148,7 @@
             <w:ind w:left="0"/>
             <w:rPr>
               <w:b w:val="1"/>
+              <w:bCs w:val="1"/>
               <w:color w:val="000000"/>
               <w:u w:val="none"/>
             </w:rPr>
@@ -1127,7 +1163,9 @@
               <w:rPr>
                 <w:rFonts w:ascii="Calibri" w:cs="Calibri" w:eastAsia="Calibri" w:hAnsi="Calibri"/>
                 <w:b w:val="1"/>
+                <w:bCs w:val="1"/>
                 <w:i w:val="0"/>
+                <w:iCs w:val="0"/>
                 <w:smallCaps w:val="0"/>
                 <w:strike w:val="0"/>
                 <w:color w:val="366091"/>
@@ -1159,6 +1197,7 @@
             <w:ind w:left="0"/>
             <w:rPr>
               <w:b w:val="1"/>
+              <w:bCs w:val="1"/>
               <w:color w:val="000000"/>
               <w:u w:val="none"/>
             </w:rPr>
@@ -1168,7 +1207,9 @@
               <w:rPr>
                 <w:rFonts w:ascii="Calibri" w:cs="Calibri" w:eastAsia="Calibri" w:hAnsi="Calibri"/>
                 <w:b w:val="1"/>
+                <w:bCs w:val="1"/>
                 <w:i w:val="0"/>
+                <w:iCs w:val="0"/>
                 <w:smallCaps w:val="0"/>
                 <w:strike w:val="0"/>
                 <w:color w:val="366091"/>
@@ -1200,6 +1241,7 @@
             <w:ind w:left="0"/>
             <w:rPr>
               <w:b w:val="1"/>
+              <w:bCs w:val="1"/>
               <w:color w:val="000000"/>
               <w:u w:val="none"/>
             </w:rPr>
@@ -1209,7 +1251,9 @@
               <w:rPr>
                 <w:rFonts w:ascii="Calibri" w:cs="Calibri" w:eastAsia="Calibri" w:hAnsi="Calibri"/>
                 <w:b w:val="1"/>
+                <w:bCs w:val="1"/>
                 <w:i w:val="0"/>
+                <w:iCs w:val="0"/>
                 <w:smallCaps w:val="0"/>
                 <w:strike w:val="0"/>
                 <w:color w:val="366091"/>
@@ -1241,6 +1285,7 @@
             <w:ind w:left="0"/>
             <w:rPr>
               <w:b w:val="1"/>
+              <w:bCs w:val="1"/>
               <w:color w:val="000000"/>
               <w:u w:val="none"/>
             </w:rPr>
@@ -1250,7 +1295,9 @@
               <w:rPr>
                 <w:rFonts w:ascii="Calibri" w:cs="Calibri" w:eastAsia="Calibri" w:hAnsi="Calibri"/>
                 <w:b w:val="1"/>
+                <w:bCs w:val="1"/>
                 <w:i w:val="0"/>
+                <w:iCs w:val="0"/>
                 <w:smallCaps w:val="0"/>
                 <w:strike w:val="0"/>
                 <w:color w:val="366091"/>
@@ -1282,6 +1329,7 @@
             <w:ind w:left="0"/>
             <w:rPr>
               <w:b w:val="1"/>
+              <w:bCs w:val="1"/>
               <w:color w:val="000000"/>
               <w:u w:val="none"/>
             </w:rPr>
@@ -1291,7 +1339,9 @@
               <w:rPr>
                 <w:rFonts w:ascii="Calibri" w:cs="Calibri" w:eastAsia="Calibri" w:hAnsi="Calibri"/>
                 <w:b w:val="1"/>
+                <w:bCs w:val="1"/>
                 <w:i w:val="0"/>
+                <w:iCs w:val="0"/>
                 <w:smallCaps w:val="0"/>
                 <w:strike w:val="0"/>
                 <w:color w:val="366091"/>
@@ -1323,6 +1373,7 @@
             <w:ind w:left="0"/>
             <w:rPr>
               <w:b w:val="1"/>
+              <w:bCs w:val="1"/>
               <w:color w:val="000000"/>
               <w:u w:val="none"/>
             </w:rPr>
@@ -1332,7 +1383,9 @@
               <w:rPr>
                 <w:rFonts w:ascii="Calibri" w:cs="Calibri" w:eastAsia="Calibri" w:hAnsi="Calibri"/>
                 <w:b w:val="1"/>
+                <w:bCs w:val="1"/>
                 <w:i w:val="0"/>
+                <w:iCs w:val="0"/>
                 <w:smallCaps w:val="0"/>
                 <w:strike w:val="0"/>
                 <w:color w:val="366091"/>
@@ -1364,6 +1417,7 @@
             <w:ind w:left="0"/>
             <w:rPr>
               <w:b w:val="1"/>
+              <w:bCs w:val="1"/>
               <w:color w:val="000000"/>
               <w:u w:val="none"/>
             </w:rPr>
@@ -1373,7 +1427,9 @@
               <w:rPr>
                 <w:rFonts w:ascii="Calibri" w:cs="Calibri" w:eastAsia="Calibri" w:hAnsi="Calibri"/>
                 <w:b w:val="1"/>
+                <w:bCs w:val="1"/>
                 <w:i w:val="0"/>
+                <w:iCs w:val="0"/>
                 <w:smallCaps w:val="0"/>
                 <w:strike w:val="0"/>
                 <w:color w:val="366091"/>
@@ -1405,6 +1461,7 @@
             <w:ind w:left="0"/>
             <w:rPr>
               <w:b w:val="1"/>
+              <w:bCs w:val="1"/>
               <w:color w:val="000000"/>
               <w:u w:val="none"/>
             </w:rPr>
@@ -1414,7 +1471,9 @@
               <w:rPr>
                 <w:rFonts w:ascii="Calibri" w:cs="Calibri" w:eastAsia="Calibri" w:hAnsi="Calibri"/>
                 <w:b w:val="1"/>
+                <w:bCs w:val="1"/>
                 <w:i w:val="0"/>
+                <w:iCs w:val="0"/>
                 <w:smallCaps w:val="0"/>
                 <w:strike w:val="0"/>
                 <w:color w:val="366091"/>
@@ -1454,7 +1513,9 @@
               <w:rPr>
                 <w:rFonts w:ascii="Calibri" w:cs="Calibri" w:eastAsia="Calibri" w:hAnsi="Calibri"/>
                 <w:b w:val="0"/>
+                <w:bCs w:val="0"/>
                 <w:i w:val="1"/>
+                <w:iCs w:val="1"/>
                 <w:smallCaps w:val="0"/>
                 <w:strike w:val="0"/>
                 <w:color w:val="548dd4"/>
@@ -1494,7 +1555,9 @@
               <w:rPr>
                 <w:rFonts w:ascii="Calibri" w:cs="Calibri" w:eastAsia="Calibri" w:hAnsi="Calibri"/>
                 <w:b w:val="0"/>
+                <w:bCs w:val="0"/>
                 <w:i w:val="1"/>
+                <w:iCs w:val="1"/>
                 <w:smallCaps w:val="0"/>
                 <w:strike w:val="0"/>
                 <w:color w:val="548dd4"/>
@@ -1534,7 +1597,9 @@
               <w:rPr>
                 <w:rFonts w:ascii="Calibri" w:cs="Calibri" w:eastAsia="Calibri" w:hAnsi="Calibri"/>
                 <w:b w:val="0"/>
+                <w:bCs w:val="0"/>
                 <w:i w:val="1"/>
+                <w:iCs w:val="1"/>
                 <w:smallCaps w:val="0"/>
                 <w:strike w:val="0"/>
                 <w:color w:val="548dd4"/>
@@ -1574,7 +1639,9 @@
               <w:rPr>
                 <w:rFonts w:ascii="Calibri" w:cs="Calibri" w:eastAsia="Calibri" w:hAnsi="Calibri"/>
                 <w:b w:val="0"/>
+                <w:bCs w:val="0"/>
                 <w:i w:val="1"/>
+                <w:iCs w:val="1"/>
                 <w:smallCaps w:val="0"/>
                 <w:strike w:val="0"/>
                 <w:color w:val="548dd4"/>
@@ -1614,7 +1681,9 @@
               <w:rPr>
                 <w:rFonts w:ascii="Calibri" w:cs="Calibri" w:eastAsia="Calibri" w:hAnsi="Calibri"/>
                 <w:b w:val="0"/>
+                <w:bCs w:val="0"/>
                 <w:i w:val="1"/>
+                <w:iCs w:val="1"/>
                 <w:smallCaps w:val="0"/>
                 <w:strike w:val="0"/>
                 <w:color w:val="548dd4"/>
@@ -1654,7 +1723,9 @@
               <w:rPr>
                 <w:rFonts w:ascii="Calibri" w:cs="Calibri" w:eastAsia="Calibri" w:hAnsi="Calibri"/>
                 <w:b w:val="0"/>
+                <w:bCs w:val="0"/>
                 <w:i w:val="1"/>
+                <w:iCs w:val="1"/>
                 <w:smallCaps w:val="0"/>
                 <w:strike w:val="0"/>
                 <w:color w:val="548dd4"/>
@@ -1694,7 +1765,9 @@
               <w:rPr>
                 <w:rFonts w:ascii="Calibri" w:cs="Calibri" w:eastAsia="Calibri" w:hAnsi="Calibri"/>
                 <w:b w:val="0"/>
+                <w:bCs w:val="0"/>
                 <w:i w:val="1"/>
+                <w:iCs w:val="1"/>
                 <w:smallCaps w:val="0"/>
                 <w:strike w:val="0"/>
                 <w:color w:val="548dd4"/>
@@ -1734,7 +1807,9 @@
               <w:rPr>
                 <w:rFonts w:ascii="Calibri" w:cs="Calibri" w:eastAsia="Calibri" w:hAnsi="Calibri"/>
                 <w:b w:val="0"/>
+                <w:bCs w:val="0"/>
                 <w:i w:val="1"/>
+                <w:iCs w:val="1"/>
                 <w:smallCaps w:val="0"/>
                 <w:strike w:val="0"/>
                 <w:color w:val="548dd4"/>
@@ -1774,7 +1849,9 @@
               <w:rPr>
                 <w:rFonts w:ascii="Calibri" w:cs="Calibri" w:eastAsia="Calibri" w:hAnsi="Calibri"/>
                 <w:b w:val="0"/>
+                <w:bCs w:val="0"/>
                 <w:i w:val="1"/>
+                <w:iCs w:val="1"/>
                 <w:smallCaps w:val="0"/>
                 <w:strike w:val="0"/>
                 <w:color w:val="548dd4"/>
@@ -1814,7 +1891,9 @@
               <w:rPr>
                 <w:rFonts w:ascii="Calibri" w:cs="Calibri" w:eastAsia="Calibri" w:hAnsi="Calibri"/>
                 <w:b w:val="0"/>
+                <w:bCs w:val="0"/>
                 <w:i w:val="1"/>
+                <w:iCs w:val="1"/>
                 <w:smallCaps w:val="0"/>
                 <w:strike w:val="0"/>
                 <w:color w:val="548dd4"/>
@@ -1854,7 +1933,9 @@
               <w:rPr>
                 <w:rFonts w:ascii="Calibri" w:cs="Calibri" w:eastAsia="Calibri" w:hAnsi="Calibri"/>
                 <w:b w:val="0"/>
+                <w:bCs w:val="0"/>
                 <w:i w:val="1"/>
+                <w:iCs w:val="1"/>
                 <w:smallCaps w:val="0"/>
                 <w:strike w:val="0"/>
                 <w:color w:val="548dd4"/>
@@ -1886,6 +1967,7 @@
             <w:ind w:left="0"/>
             <w:rPr>
               <w:b w:val="1"/>
+              <w:bCs w:val="1"/>
               <w:color w:val="000000"/>
               <w:u w:val="none"/>
             </w:rPr>
@@ -1895,7 +1977,9 @@
               <w:rPr>
                 <w:rFonts w:ascii="Calibri" w:cs="Calibri" w:eastAsia="Calibri" w:hAnsi="Calibri"/>
                 <w:b w:val="1"/>
+                <w:bCs w:val="1"/>
                 <w:i w:val="0"/>
+                <w:iCs w:val="0"/>
                 <w:smallCaps w:val="0"/>
                 <w:strike w:val="0"/>
                 <w:color w:val="366091"/>
@@ -1935,7 +2019,9 @@
               <w:rPr>
                 <w:rFonts w:ascii="Calibri" w:cs="Calibri" w:eastAsia="Calibri" w:hAnsi="Calibri"/>
                 <w:b w:val="0"/>
+                <w:bCs w:val="0"/>
                 <w:i w:val="1"/>
+                <w:iCs w:val="1"/>
                 <w:smallCaps w:val="0"/>
                 <w:strike w:val="0"/>
                 <w:color w:val="548dd4"/>
@@ -1975,7 +2061,9 @@
               <w:rPr>
                 <w:rFonts w:ascii="Calibri" w:cs="Calibri" w:eastAsia="Calibri" w:hAnsi="Calibri"/>
                 <w:b w:val="0"/>
+                <w:bCs w:val="0"/>
                 <w:i w:val="1"/>
+                <w:iCs w:val="1"/>
                 <w:smallCaps w:val="0"/>
                 <w:strike w:val="0"/>
                 <w:color w:val="548dd4"/>
@@ -2015,7 +2103,9 @@
               <w:rPr>
                 <w:rFonts w:ascii="Calibri" w:cs="Calibri" w:eastAsia="Calibri" w:hAnsi="Calibri"/>
                 <w:b w:val="0"/>
+                <w:bCs w:val="0"/>
                 <w:i w:val="1"/>
+                <w:iCs w:val="1"/>
                 <w:smallCaps w:val="0"/>
                 <w:strike w:val="0"/>
                 <w:color w:val="548dd4"/>
@@ -2055,7 +2145,9 @@
               <w:rPr>
                 <w:rFonts w:ascii="Calibri" w:cs="Calibri" w:eastAsia="Calibri" w:hAnsi="Calibri"/>
                 <w:b w:val="0"/>
+                <w:bCs w:val="0"/>
                 <w:i w:val="1"/>
+                <w:iCs w:val="1"/>
                 <w:smallCaps w:val="0"/>
                 <w:strike w:val="0"/>
                 <w:color w:val="548dd4"/>
@@ -2095,7 +2187,9 @@
               <w:rPr>
                 <w:rFonts w:ascii="Calibri" w:cs="Calibri" w:eastAsia="Calibri" w:hAnsi="Calibri"/>
                 <w:b w:val="0"/>
+                <w:bCs w:val="0"/>
                 <w:i w:val="1"/>
+                <w:iCs w:val="1"/>
                 <w:smallCaps w:val="0"/>
                 <w:strike w:val="0"/>
                 <w:color w:val="548dd4"/>
@@ -2135,7 +2229,9 @@
               <w:rPr>
                 <w:rFonts w:ascii="Calibri" w:cs="Calibri" w:eastAsia="Calibri" w:hAnsi="Calibri"/>
                 <w:b w:val="0"/>
+                <w:bCs w:val="0"/>
                 <w:i w:val="1"/>
+                <w:iCs w:val="1"/>
                 <w:smallCaps w:val="0"/>
                 <w:strike w:val="0"/>
                 <w:color w:val="548dd4"/>
@@ -2175,7 +2271,9 @@
               <w:rPr>
                 <w:rFonts w:ascii="Calibri" w:cs="Calibri" w:eastAsia="Calibri" w:hAnsi="Calibri"/>
                 <w:b w:val="0"/>
+                <w:bCs w:val="0"/>
                 <w:i w:val="1"/>
+                <w:iCs w:val="1"/>
                 <w:smallCaps w:val="0"/>
                 <w:strike w:val="0"/>
                 <w:color w:val="548dd4"/>
@@ -2207,6 +2305,7 @@
             <w:ind w:left="0"/>
             <w:rPr>
               <w:b w:val="1"/>
+              <w:bCs w:val="1"/>
               <w:color w:val="000000"/>
               <w:u w:val="none"/>
             </w:rPr>
@@ -2216,7 +2315,9 @@
               <w:rPr>
                 <w:rFonts w:ascii="Calibri" w:cs="Calibri" w:eastAsia="Calibri" w:hAnsi="Calibri"/>
                 <w:b w:val="1"/>
+                <w:bCs w:val="1"/>
                 <w:i w:val="0"/>
+                <w:iCs w:val="0"/>
                 <w:smallCaps w:val="0"/>
                 <w:strike w:val="0"/>
                 <w:color w:val="366091"/>
@@ -2248,6 +2349,7 @@
             <w:ind w:left="0"/>
             <w:rPr>
               <w:b w:val="1"/>
+              <w:bCs w:val="1"/>
               <w:color w:val="000000"/>
               <w:u w:val="none"/>
             </w:rPr>
@@ -2257,7 +2359,9 @@
               <w:rPr>
                 <w:rFonts w:ascii="Calibri" w:cs="Calibri" w:eastAsia="Calibri" w:hAnsi="Calibri"/>
                 <w:b w:val="1"/>
+                <w:bCs w:val="1"/>
                 <w:i w:val="0"/>
+                <w:iCs w:val="0"/>
                 <w:smallCaps w:val="0"/>
                 <w:strike w:val="0"/>
                 <w:color w:val="366091"/>
@@ -2587,12 +2691,12 @@
               <wp:inline distB="114300" distT="114300" distL="114300" distR="114300">
                 <wp:extent cx="3914775" cy="1514475"/>
                 <wp:effectExtent b="0" l="0" r="0" t="0"/>
-                <wp:docPr id="2" name="image35.png"/>
+                <wp:docPr id="2" name="image41.png"/>
                 <a:graphic>
                   <a:graphicData uri="http://schemas.openxmlformats.org/drawingml/2006/picture">
                     <pic:pic>
                       <pic:nvPicPr>
-                        <pic:cNvPr id="0" name="image35.png"/>
+                        <pic:cNvPr id="0" name="image41.png"/>
                         <pic:cNvPicPr preferRelativeResize="0"/>
                       </pic:nvPicPr>
                       <pic:blipFill>
@@ -2759,12 +2863,12 @@
               <wp:inline distB="114300" distT="114300" distL="114300" distR="114300">
                 <wp:extent cx="5399730" cy="2654300"/>
                 <wp:effectExtent b="0" l="0" r="0" t="0"/>
-                <wp:docPr id="4" name="image44.png"/>
+                <wp:docPr id="4" name="image43.png"/>
                 <a:graphic>
                   <a:graphicData uri="http://schemas.openxmlformats.org/drawingml/2006/picture">
                     <pic:pic>
                       <pic:nvPicPr>
-                        <pic:cNvPr id="0" name="image44.png"/>
+                        <pic:cNvPr id="0" name="image43.png"/>
                         <pic:cNvPicPr preferRelativeResize="0"/>
                       </pic:nvPicPr>
                       <pic:blipFill>
@@ -3025,12 +3129,12 @@
               <wp:inline distB="114300" distT="114300" distL="114300" distR="114300">
                 <wp:extent cx="5399730" cy="1981200"/>
                 <wp:effectExtent b="0" l="0" r="0" t="0"/>
-                <wp:docPr id="1" name="image34.png"/>
+                <wp:docPr id="1" name="image37.png"/>
                 <a:graphic>
                   <a:graphicData uri="http://schemas.openxmlformats.org/drawingml/2006/picture">
                     <pic:pic>
                       <pic:nvPicPr>
-                        <pic:cNvPr id="0" name="image34.png"/>
+                        <pic:cNvPr id="0" name="image37.png"/>
                         <pic:cNvPicPr preferRelativeResize="0"/>
                       </pic:nvPicPr>
                       <pic:blipFill>
@@ -3093,6 +3197,7 @@
       <w:r>
         <w:rPr>
           <w:i w:val="1"/>
+          <w:iCs w:val="1"/>
           <w:rtl w:val="0"/>
         </w:rPr>
         <w:t xml:space="preserve">New remote</w:t>
@@ -3130,12 +3235,12 @@
           <wp:inline distB="114300" distT="114300" distL="114300" distR="114300">
             <wp:extent cx="3114675" cy="676275"/>
             <wp:effectExtent b="0" l="0" r="0" t="0"/>
-            <wp:docPr id="27" name="image10.png"/>
+            <wp:docPr id="27" name="image2.png"/>
             <a:graphic>
               <a:graphicData uri="http://schemas.openxmlformats.org/drawingml/2006/picture">
                 <pic:pic>
                   <pic:nvPicPr>
-                    <pic:cNvPr id="0" name="image10.png"/>
+                    <pic:cNvPr id="0" name="image2.png"/>
                     <pic:cNvPicPr preferRelativeResize="0"/>
                   </pic:nvPicPr>
                   <pic:blipFill>
@@ -3207,12 +3312,12 @@
           <wp:inline distB="114300" distT="114300" distL="114300" distR="114300">
             <wp:extent cx="2266950" cy="676275"/>
             <wp:effectExtent b="0" l="0" r="0" t="0"/>
-            <wp:docPr id="48" name="image29.png"/>
+            <wp:docPr id="48" name="image32.png"/>
             <a:graphic>
               <a:graphicData uri="http://schemas.openxmlformats.org/drawingml/2006/picture">
                 <pic:pic>
                   <pic:nvPicPr>
-                    <pic:cNvPr id="0" name="image29.png"/>
+                    <pic:cNvPr id="0" name="image32.png"/>
                     <pic:cNvPicPr preferRelativeResize="0"/>
                   </pic:nvPicPr>
                   <pic:blipFill>
@@ -3255,12 +3360,12 @@
           <wp:inline distB="114300" distT="114300" distL="114300" distR="114300">
             <wp:extent cx="1447800" cy="361950"/>
             <wp:effectExtent b="0" l="0" r="0" t="0"/>
-            <wp:docPr id="61" name="image50.png"/>
+            <wp:docPr id="61" name="image48.png"/>
             <a:graphic>
               <a:graphicData uri="http://schemas.openxmlformats.org/drawingml/2006/picture">
                 <pic:pic>
                   <pic:nvPicPr>
-                    <pic:cNvPr id="0" name="image50.png"/>
+                    <pic:cNvPr id="0" name="image48.png"/>
                     <pic:cNvPicPr preferRelativeResize="0"/>
                   </pic:nvPicPr>
                   <pic:blipFill>
@@ -3324,11 +3429,13 @@
         <w:ind w:left="0"/>
         <w:rPr>
           <w:b w:val="1"/>
+          <w:bCs w:val="1"/>
         </w:rPr>
       </w:pPr>
       <w:r>
         <w:rPr>
           <w:b w:val="1"/>
+          <w:bCs w:val="1"/>
           <w:rtl w:val="0"/>
         </w:rPr>
         <w:t xml:space="preserve">Importante.</w:t>
@@ -3340,6 +3447,7 @@
         <w:ind w:left="0"/>
         <w:rPr>
           <w:b w:val="1"/>
+          <w:bCs w:val="1"/>
         </w:rPr>
       </w:pPr>
       <w:r>
@@ -3379,6 +3487,7 @@
       <w:r>
         <w:rPr>
           <w:b w:val="1"/>
+          <w:bCs w:val="1"/>
           <w:rtl w:val="0"/>
         </w:rPr>
         <w:t xml:space="preserve">No es necesario que lo haga todo el equipo</w:t>
@@ -3404,6 +3513,7 @@
       <w:r>
         <w:rPr>
           <w:i w:val="1"/>
+          <w:iCs w:val="1"/>
           <w:rtl w:val="0"/>
         </w:rPr>
         <w:t xml:space="preserve">idealmente</w:t>
@@ -3482,12 +3592,12 @@
           <wp:inline distB="114300" distT="114300" distL="114300" distR="114300">
             <wp:extent cx="4014788" cy="3234505"/>
             <wp:effectExtent b="0" l="0" r="0" t="0"/>
-            <wp:docPr id="67" name="image61.png"/>
+            <wp:docPr id="67" name="image50.png"/>
             <a:graphic>
               <a:graphicData uri="http://schemas.openxmlformats.org/drawingml/2006/picture">
                 <pic:pic>
                   <pic:nvPicPr>
-                    <pic:cNvPr id="0" name="image61.png"/>
+                    <pic:cNvPr id="0" name="image50.png"/>
                     <pic:cNvPicPr preferRelativeResize="0"/>
                   </pic:nvPicPr>
                   <pic:blipFill>
@@ -3560,6 +3670,7 @@
       <w:r>
         <w:rPr>
           <w:i w:val="1"/>
+          <w:iCs w:val="1"/>
           <w:rtl w:val="0"/>
         </w:rPr>
         <w:t xml:space="preserve">Comenzar</w:t>
@@ -3583,12 +3694,12 @@
           <wp:inline distB="114300" distT="114300" distL="114300" distR="114300">
             <wp:extent cx="5399730" cy="3251200"/>
             <wp:effectExtent b="0" l="0" r="0" t="0"/>
-            <wp:docPr id="26" name="image5.png"/>
+            <wp:docPr id="26" name="image12.png"/>
             <a:graphic>
               <a:graphicData uri="http://schemas.openxmlformats.org/drawingml/2006/picture">
                 <pic:pic>
                   <pic:nvPicPr>
-                    <pic:cNvPr id="0" name="image5.png"/>
+                    <pic:cNvPr id="0" name="image12.png"/>
                     <pic:cNvPicPr preferRelativeResize="0"/>
                   </pic:nvPicPr>
                   <pic:blipFill>
@@ -3649,6 +3760,7 @@
       <w:r>
         <w:rPr>
           <w:i w:val="1"/>
+          <w:iCs w:val="1"/>
           <w:rtl w:val="0"/>
         </w:rPr>
         <w:t xml:space="preserve">rclone</w:t>
@@ -3673,12 +3785,12 @@
           <wp:inline distB="114300" distT="114300" distL="114300" distR="114300">
             <wp:extent cx="3967163" cy="2181280"/>
             <wp:effectExtent b="0" l="0" r="0" t="0"/>
-            <wp:docPr id="40" name="image24.png"/>
+            <wp:docPr id="40" name="image25.png"/>
             <a:graphic>
               <a:graphicData uri="http://schemas.openxmlformats.org/drawingml/2006/picture">
                 <pic:pic>
                   <pic:nvPicPr>
-                    <pic:cNvPr id="0" name="image24.png"/>
+                    <pic:cNvPr id="0" name="image25.png"/>
                     <pic:cNvPicPr preferRelativeResize="0"/>
                   </pic:nvPicPr>
                   <pic:blipFill>
@@ -3739,6 +3851,7 @@
       <w:r>
         <w:rPr>
           <w:i w:val="1"/>
+          <w:iCs w:val="1"/>
           <w:rtl w:val="0"/>
         </w:rPr>
         <w:t xml:space="preserve">Usuarios Externos</w:t>
@@ -3763,12 +3876,12 @@
           <wp:inline distB="114300" distT="114300" distL="114300" distR="114300">
             <wp:extent cx="3873222" cy="3261999"/>
             <wp:effectExtent b="0" l="0" r="0" t="0"/>
-            <wp:docPr id="72" name="image62.png"/>
+            <wp:docPr id="72" name="image54.png"/>
             <a:graphic>
               <a:graphicData uri="http://schemas.openxmlformats.org/drawingml/2006/picture">
                 <pic:pic>
                   <pic:nvPicPr>
-                    <pic:cNvPr id="0" name="image62.png"/>
+                    <pic:cNvPr id="0" name="image54.png"/>
                     <pic:cNvPicPr preferRelativeResize="0"/>
                   </pic:nvPicPr>
                   <pic:blipFill>
@@ -3829,6 +3942,7 @@
       <w:r>
         <w:rPr>
           <w:i w:val="1"/>
+          <w:iCs w:val="1"/>
           <w:rtl w:val="0"/>
         </w:rPr>
         <w:t xml:space="preserve">Información de contacto</w:t>
@@ -3853,12 +3967,12 @@
           <wp:inline distB="114300" distT="114300" distL="114300" distR="114300">
             <wp:extent cx="4291013" cy="1689319"/>
             <wp:effectExtent b="0" l="0" r="0" t="0"/>
-            <wp:docPr id="39" name="image21.png"/>
+            <wp:docPr id="39" name="image20.png"/>
             <a:graphic>
               <a:graphicData uri="http://schemas.openxmlformats.org/drawingml/2006/picture">
                 <pic:pic>
                   <pic:nvPicPr>
-                    <pic:cNvPr id="0" name="image21.png"/>
+                    <pic:cNvPr id="0" name="image20.png"/>
                     <pic:cNvPicPr preferRelativeResize="0"/>
                   </pic:nvPicPr>
                   <pic:blipFill>
@@ -3917,12 +4031,12 @@
           <wp:inline distB="114300" distT="114300" distL="114300" distR="114300">
             <wp:extent cx="3967163" cy="1159835"/>
             <wp:effectExtent b="0" l="0" r="0" t="0"/>
-            <wp:docPr id="63" name="image64.png"/>
+            <wp:docPr id="63" name="image45.png"/>
             <a:graphic>
               <a:graphicData uri="http://schemas.openxmlformats.org/drawingml/2006/picture">
                 <pic:pic>
                   <pic:nvPicPr>
-                    <pic:cNvPr id="0" name="image64.png"/>
+                    <pic:cNvPr id="0" name="image45.png"/>
                     <pic:cNvPicPr preferRelativeResize="0"/>
                   </pic:nvPicPr>
                   <pic:blipFill>
@@ -4006,12 +4120,12 @@
           <wp:inline distB="114300" distT="114300" distL="114300" distR="114300">
             <wp:extent cx="5399730" cy="431800"/>
             <wp:effectExtent b="0" l="0" r="0" t="0"/>
-            <wp:docPr id="44" name="image25.png"/>
+            <wp:docPr id="44" name="image26.png"/>
             <a:graphic>
               <a:graphicData uri="http://schemas.openxmlformats.org/drawingml/2006/picture">
                 <pic:pic>
                   <pic:nvPicPr>
-                    <pic:cNvPr id="0" name="image25.png"/>
+                    <pic:cNvPr id="0" name="image26.png"/>
                     <pic:cNvPicPr preferRelativeResize="0"/>
                   </pic:nvPicPr>
                   <pic:blipFill>
@@ -4072,6 +4186,7 @@
       <w:r>
         <w:rPr>
           <w:i w:val="1"/>
+          <w:iCs w:val="1"/>
           <w:rtl w:val="0"/>
         </w:rPr>
         <w:t xml:space="preserve">Tipo de aplicación</w:t>
@@ -4096,12 +4211,12 @@
           <wp:inline distB="114300" distT="114300" distL="114300" distR="114300">
             <wp:extent cx="3097050" cy="2438622"/>
             <wp:effectExtent b="0" l="0" r="0" t="0"/>
-            <wp:docPr id="24" name="image1.png"/>
+            <wp:docPr id="24" name="image5.png"/>
             <a:graphic>
               <a:graphicData uri="http://schemas.openxmlformats.org/drawingml/2006/picture">
                 <pic:pic>
                   <pic:nvPicPr>
-                    <pic:cNvPr id="0" name="image1.png"/>
+                    <pic:cNvPr id="0" name="image5.png"/>
                     <pic:cNvPicPr preferRelativeResize="0"/>
                   </pic:nvPicPr>
                   <pic:blipFill>
@@ -4185,12 +4300,12 @@
           <wp:inline distB="114300" distT="114300" distL="114300" distR="114300">
             <wp:extent cx="2210836" cy="2624138"/>
             <wp:effectExtent b="0" l="0" r="0" t="0"/>
-            <wp:docPr id="70" name="image60.png"/>
+            <wp:docPr id="70" name="image51.png"/>
             <a:graphic>
               <a:graphicData uri="http://schemas.openxmlformats.org/drawingml/2006/picture">
                 <pic:pic>
                   <pic:nvPicPr>
-                    <pic:cNvPr id="0" name="image60.png"/>
+                    <pic:cNvPr id="0" name="image51.png"/>
                     <pic:cNvPicPr preferRelativeResize="0"/>
                   </pic:nvPicPr>
                   <pic:blipFill>
@@ -4246,12 +4361,12 @@
           <wp:inline distB="114300" distT="114300" distL="114300" distR="114300">
             <wp:extent cx="3009900" cy="666750"/>
             <wp:effectExtent b="0" l="0" r="0" t="0"/>
-            <wp:docPr id="22" name="image20.png"/>
+            <wp:docPr id="22" name="image1.png"/>
             <a:graphic>
               <a:graphicData uri="http://schemas.openxmlformats.org/drawingml/2006/picture">
                 <pic:pic>
                   <pic:nvPicPr>
-                    <pic:cNvPr id="0" name="image20.png"/>
+                    <pic:cNvPr id="0" name="image1.png"/>
                     <pic:cNvPicPr preferRelativeResize="0"/>
                   </pic:nvPicPr>
                   <pic:blipFill>
@@ -4336,12 +4451,12 @@
           <wp:inline distB="114300" distT="114300" distL="114300" distR="114300">
             <wp:extent cx="3329191" cy="4365137"/>
             <wp:effectExtent b="0" l="0" r="0" t="0"/>
-            <wp:docPr id="38" name="image22.png"/>
+            <wp:docPr id="38" name="image21.png"/>
             <a:graphic>
               <a:graphicData uri="http://schemas.openxmlformats.org/drawingml/2006/picture">
                 <pic:pic>
                   <pic:nvPicPr>
-                    <pic:cNvPr id="0" name="image22.png"/>
+                    <pic:cNvPr id="0" name="image21.png"/>
                     <pic:cNvPicPr preferRelativeResize="0"/>
                   </pic:nvPicPr>
                   <pic:blipFill>
@@ -4396,12 +4511,12 @@
           <wp:inline distB="114300" distT="114300" distL="114300" distR="114300">
             <wp:extent cx="4943475" cy="714375"/>
             <wp:effectExtent b="0" l="0" r="0" t="0"/>
-            <wp:docPr id="65" name="image52.png"/>
+            <wp:docPr id="65" name="image49.png"/>
             <a:graphic>
               <a:graphicData uri="http://schemas.openxmlformats.org/drawingml/2006/picture">
                 <pic:pic>
                   <pic:nvPicPr>
-                    <pic:cNvPr id="0" name="image52.png"/>
+                    <pic:cNvPr id="0" name="image49.png"/>
                     <pic:cNvPicPr preferRelativeResize="0"/>
                   </pic:nvPicPr>
                   <pic:blipFill>
@@ -4457,12 +4572,12 @@
           <wp:inline distB="114300" distT="114300" distL="114300" distR="114300">
             <wp:extent cx="4843463" cy="1448211"/>
             <wp:effectExtent b="0" l="0" r="0" t="0"/>
-            <wp:docPr id="45" name="image31.png"/>
+            <wp:docPr id="45" name="image28.png"/>
             <a:graphic>
               <a:graphicData uri="http://schemas.openxmlformats.org/drawingml/2006/picture">
                 <pic:pic>
                   <pic:nvPicPr>
-                    <pic:cNvPr id="0" name="image31.png"/>
+                    <pic:cNvPr id="0" name="image28.png"/>
                     <pic:cNvPicPr preferRelativeResize="0"/>
                   </pic:nvPicPr>
                   <pic:blipFill>
@@ -4518,12 +4633,12 @@
           <wp:inline distB="114300" distT="114300" distL="114300" distR="114300">
             <wp:extent cx="3814167" cy="2128838"/>
             <wp:effectExtent b="0" l="0" r="0" t="0"/>
-            <wp:docPr id="29" name="image11.png"/>
+            <wp:docPr id="29" name="image4.png"/>
             <a:graphic>
               <a:graphicData uri="http://schemas.openxmlformats.org/drawingml/2006/picture">
                 <pic:pic>
                   <pic:nvPicPr>
-                    <pic:cNvPr id="0" name="image11.png"/>
+                    <pic:cNvPr id="0" name="image4.png"/>
                     <pic:cNvPicPr preferRelativeResize="0"/>
                   </pic:nvPicPr>
                   <pic:blipFill>
@@ -4584,6 +4699,7 @@
       <w:r>
         <w:rPr>
           <w:i w:val="1"/>
+          <w:iCs w:val="1"/>
           <w:rtl w:val="0"/>
         </w:rPr>
         <w:t xml:space="preserve">Credenciales</w:t>
@@ -4608,12 +4724,12 @@
           <wp:inline distB="114300" distT="114300" distL="114300" distR="114300">
             <wp:extent cx="3209925" cy="2924175"/>
             <wp:effectExtent b="0" l="0" r="0" t="0"/>
-            <wp:docPr id="54" name="image37.png"/>
+            <wp:docPr id="54" name="image38.png"/>
             <a:graphic>
               <a:graphicData uri="http://schemas.openxmlformats.org/drawingml/2006/picture">
                 <pic:pic>
                   <pic:nvPicPr>
-                    <pic:cNvPr id="0" name="image37.png"/>
+                    <pic:cNvPr id="0" name="image38.png"/>
                     <pic:cNvPicPr preferRelativeResize="0"/>
                   </pic:nvPicPr>
                   <pic:blipFill>
@@ -4762,12 +4878,12 @@
               <wp:inline distB="114300" distT="114300" distL="114300" distR="114300">
                 <wp:extent cx="5399730" cy="1574800"/>
                 <wp:effectExtent b="0" l="0" r="0" t="0"/>
-                <wp:docPr id="7" name="image47.png"/>
+                <wp:docPr id="7" name="image62.png"/>
                 <a:graphic>
                   <a:graphicData uri="http://schemas.openxmlformats.org/drawingml/2006/picture">
                     <pic:pic>
                       <pic:nvPicPr>
-                        <pic:cNvPr id="0" name="image47.png"/>
+                        <pic:cNvPr id="0" name="image62.png"/>
                         <pic:cNvPicPr preferRelativeResize="0"/>
                       </pic:nvPicPr>
                       <pic:blipFill>
@@ -4825,12 +4941,12 @@
           <wp:inline distB="114300" distT="114300" distL="114300" distR="114300">
             <wp:extent cx="3100388" cy="642910"/>
             <wp:effectExtent b="0" l="0" r="0" t="0"/>
-            <wp:docPr id="56" name="image41.png"/>
+            <wp:docPr id="56" name="image35.png"/>
             <a:graphic>
               <a:graphicData uri="http://schemas.openxmlformats.org/drawingml/2006/picture">
                 <pic:pic>
                   <pic:nvPicPr>
-                    <pic:cNvPr id="0" name="image41.png"/>
+                    <pic:cNvPr id="0" name="image35.png"/>
                     <pic:cNvPicPr preferRelativeResize="0"/>
                   </pic:nvPicPr>
                   <pic:blipFill>
@@ -4910,12 +5026,12 @@
           <wp:inline distB="114300" distT="114300" distL="114300" distR="114300">
             <wp:extent cx="3271838" cy="2385941"/>
             <wp:effectExtent b="0" l="0" r="0" t="0"/>
-            <wp:docPr id="60" name="image53.png"/>
+            <wp:docPr id="60" name="image40.png"/>
             <a:graphic>
               <a:graphicData uri="http://schemas.openxmlformats.org/drawingml/2006/picture">
                 <pic:pic>
                   <pic:nvPicPr>
-                    <pic:cNvPr id="0" name="image53.png"/>
+                    <pic:cNvPr id="0" name="image40.png"/>
                     <pic:cNvPicPr preferRelativeResize="0"/>
                   </pic:nvPicPr>
                   <pic:blipFill>
@@ -4971,12 +5087,12 @@
           <wp:inline distB="114300" distT="114300" distL="114300" distR="114300">
             <wp:extent cx="2805113" cy="1812606"/>
             <wp:effectExtent b="0" l="0" r="0" t="0"/>
-            <wp:docPr id="74" name="image63.png"/>
+            <wp:docPr id="74" name="image57.png"/>
             <a:graphic>
               <a:graphicData uri="http://schemas.openxmlformats.org/drawingml/2006/picture">
                 <pic:pic>
                   <pic:nvPicPr>
-                    <pic:cNvPr id="0" name="image63.png"/>
+                    <pic:cNvPr id="0" name="image57.png"/>
                     <pic:cNvPicPr preferRelativeResize="0"/>
                   </pic:nvPicPr>
                   <pic:blipFill>
@@ -5032,12 +5148,12 @@
           <wp:inline distB="114300" distT="114300" distL="114300" distR="114300">
             <wp:extent cx="3123078" cy="1514849"/>
             <wp:effectExtent b="0" l="0" r="0" t="0"/>
-            <wp:docPr id="50" name="image28.png"/>
+            <wp:docPr id="50" name="image29.png"/>
             <a:graphic>
               <a:graphicData uri="http://schemas.openxmlformats.org/drawingml/2006/picture">
                 <pic:pic>
                   <pic:nvPicPr>
-                    <pic:cNvPr id="0" name="image28.png"/>
+                    <pic:cNvPr id="0" name="image29.png"/>
                     <pic:cNvPicPr preferRelativeResize="0"/>
                   </pic:nvPicPr>
                   <pic:blipFill>
@@ -5095,6 +5211,7 @@
       <w:r>
         <w:rPr>
           <w:i w:val="1"/>
+          <w:iCs w:val="1"/>
           <w:rtl w:val="0"/>
         </w:rPr>
         <w:t xml:space="preserve">Administrar claves</w:t>
@@ -5118,12 +5235,12 @@
           <wp:inline distB="114300" distT="114300" distL="114300" distR="114300">
             <wp:extent cx="5399730" cy="1587500"/>
             <wp:effectExtent b="0" l="0" r="0" t="0"/>
-            <wp:docPr id="66" name="image58.png"/>
+            <wp:docPr id="66" name="image53.png"/>
             <a:graphic>
               <a:graphicData uri="http://schemas.openxmlformats.org/drawingml/2006/picture">
                 <pic:pic>
                   <pic:nvPicPr>
-                    <pic:cNvPr id="0" name="image58.png"/>
+                    <pic:cNvPr id="0" name="image53.png"/>
                     <pic:cNvPicPr preferRelativeResize="0"/>
                   </pic:nvPicPr>
                   <pic:blipFill>
@@ -5168,6 +5285,7 @@
       <w:r>
         <w:rPr>
           <w:i w:val="1"/>
+          <w:iCs w:val="1"/>
           <w:rtl w:val="0"/>
         </w:rPr>
         <w:t xml:space="preserve">Crear clave nueva</w:t>
@@ -5192,12 +5310,12 @@
           <wp:inline distB="114300" distT="114300" distL="114300" distR="114300">
             <wp:extent cx="1749359" cy="2376488"/>
             <wp:effectExtent b="0" l="0" r="0" t="0"/>
-            <wp:docPr id="20" name="image4.png"/>
+            <wp:docPr id="20" name="image17.png"/>
             <a:graphic>
               <a:graphicData uri="http://schemas.openxmlformats.org/drawingml/2006/picture">
                 <pic:pic>
                   <pic:nvPicPr>
-                    <pic:cNvPr id="0" name="image4.png"/>
+                    <pic:cNvPr id="0" name="image17.png"/>
                     <pic:cNvPicPr preferRelativeResize="0"/>
                   </pic:nvPicPr>
                   <pic:blipFill>
@@ -5253,12 +5371,12 @@
           <wp:inline distB="114300" distT="114300" distL="114300" distR="114300">
             <wp:extent cx="3471863" cy="2035826"/>
             <wp:effectExtent b="0" l="0" r="0" t="0"/>
-            <wp:docPr id="30" name="image6.png"/>
+            <wp:docPr id="30" name="image15.png"/>
             <a:graphic>
               <a:graphicData uri="http://schemas.openxmlformats.org/drawingml/2006/picture">
                 <pic:pic>
                   <pic:nvPicPr>
-                    <pic:cNvPr id="0" name="image6.png"/>
+                    <pic:cNvPr id="0" name="image15.png"/>
                     <pic:cNvPicPr preferRelativeResize="0"/>
                   </pic:nvPicPr>
                   <pic:blipFill>
@@ -5314,12 +5432,12 @@
           <wp:inline distB="114300" distT="114300" distL="114300" distR="114300">
             <wp:extent cx="1685925" cy="885825"/>
             <wp:effectExtent b="0" l="0" r="0" t="0"/>
-            <wp:docPr id="23" name="image15.png"/>
+            <wp:docPr id="23" name="image9.png"/>
             <a:graphic>
               <a:graphicData uri="http://schemas.openxmlformats.org/drawingml/2006/picture">
                 <pic:pic>
                   <pic:nvPicPr>
-                    <pic:cNvPr id="0" name="image15.png"/>
+                    <pic:cNvPr id="0" name="image9.png"/>
                     <pic:cNvPicPr preferRelativeResize="0"/>
                   </pic:nvPicPr>
                   <pic:blipFill>
@@ -5378,12 +5496,12 @@
           <wp:inline distB="114300" distT="114300" distL="114300" distR="114300">
             <wp:extent cx="5399730" cy="190500"/>
             <wp:effectExtent b="0" l="0" r="0" t="0"/>
-            <wp:docPr id="37" name="image8.png"/>
+            <wp:docPr id="37" name="image13.png"/>
             <a:graphic>
               <a:graphicData uri="http://schemas.openxmlformats.org/drawingml/2006/picture">
                 <pic:pic>
                   <pic:nvPicPr>
-                    <pic:cNvPr id="0" name="image8.png"/>
+                    <pic:cNvPr id="0" name="image13.png"/>
                     <pic:cNvPicPr preferRelativeResize="0"/>
                   </pic:nvPicPr>
                   <pic:blipFill>
@@ -5439,12 +5557,12 @@
           <wp:inline distB="114300" distT="114300" distL="114300" distR="114300">
             <wp:extent cx="4376738" cy="1693986"/>
             <wp:effectExtent b="0" l="0" r="0" t="0"/>
-            <wp:docPr id="64" name="image57.png"/>
+            <wp:docPr id="64" name="image55.png"/>
             <a:graphic>
               <a:graphicData uri="http://schemas.openxmlformats.org/drawingml/2006/picture">
                 <pic:pic>
                   <pic:nvPicPr>
-                    <pic:cNvPr id="0" name="image57.png"/>
+                    <pic:cNvPr id="0" name="image55.png"/>
                     <pic:cNvPicPr preferRelativeResize="0"/>
                   </pic:nvPicPr>
                   <pic:blipFill>
@@ -5606,6 +5724,7 @@
       <w:r>
         <w:rPr>
           <w:i w:val="1"/>
+          <w:iCs w:val="1"/>
           <w:rtl w:val="0"/>
         </w:rPr>
         <w:t xml:space="preserve">client.json</w:t>
@@ -5619,6 +5738,7 @@
       <w:r>
         <w:rPr>
           <w:i w:val="1"/>
+          <w:iCs w:val="1"/>
           <w:rtl w:val="0"/>
         </w:rPr>
         <w:t xml:space="preserve">service.json</w:t>
@@ -5652,6 +5772,7 @@
         <w:ind w:left="0"/>
         <w:rPr>
           <w:b w:val="1"/>
+          <w:bCs w:val="1"/>
         </w:rPr>
       </w:pPr>
       <w:r>
@@ -5663,6 +5784,7 @@
       <w:r>
         <w:rPr>
           <w:i w:val="1"/>
+          <w:iCs w:val="1"/>
           <w:rtl w:val="0"/>
         </w:rPr>
         <w:t xml:space="preserve">client.json</w:t>
@@ -5676,6 +5798,7 @@
       <w:r>
         <w:rPr>
           <w:b w:val="1"/>
+          <w:bCs w:val="1"/>
           <w:rtl w:val="0"/>
         </w:rPr>
         <w:t xml:space="preserve">sin las comillas</w:t>
@@ -5786,12 +5909,12 @@
               <wp:inline distB="114300" distT="114300" distL="114300" distR="114300">
                 <wp:extent cx="5399730" cy="1727200"/>
                 <wp:effectExtent b="0" l="0" r="0" t="0"/>
-                <wp:docPr id="5" name="image45.png"/>
+                <wp:docPr id="5" name="image60.png"/>
                 <a:graphic>
                   <a:graphicData uri="http://schemas.openxmlformats.org/drawingml/2006/picture">
                     <pic:pic>
                       <pic:nvPicPr>
-                        <pic:cNvPr id="0" name="image45.png"/>
+                        <pic:cNvPr id="0" name="image60.png"/>
                         <pic:cNvPicPr preferRelativeResize="0"/>
                       </pic:nvPicPr>
                       <pic:blipFill>
@@ -5861,12 +5984,12 @@
           <wp:inline distB="114300" distT="114300" distL="114300" distR="114300">
             <wp:extent cx="5399730" cy="317500"/>
             <wp:effectExtent b="0" l="0" r="0" t="0"/>
-            <wp:docPr id="32" name="image2.png"/>
+            <wp:docPr id="32" name="image7.png"/>
             <a:graphic>
               <a:graphicData uri="http://schemas.openxmlformats.org/drawingml/2006/picture">
                 <pic:pic>
                   <pic:nvPicPr>
-                    <pic:cNvPr id="0" name="image2.png"/>
+                    <pic:cNvPr id="0" name="image7.png"/>
                     <pic:cNvPicPr preferRelativeResize="0"/>
                   </pic:nvPicPr>
                   <pic:blipFill>
@@ -5914,11 +6037,13 @@
         <w:ind w:left="0"/>
         <w:rPr>
           <w:i w:val="1"/>
+          <w:iCs w:val="1"/>
         </w:rPr>
       </w:pPr>
       <w:r>
         <w:rPr>
           <w:i w:val="1"/>
+          <w:iCs w:val="1"/>
           <w:rtl w:val="0"/>
         </w:rPr>
         <w:t xml:space="preserve">NOTA: en ocasiones suele ocurrir que al pegar en el cmd con ctrl+v o el clic derecho no se vea reflejado que se pegó lo que tenemos en el portapapeles y parece que estuviera vacío, si tiene la ventana de CMD minimizada entonces apriete el botón de maximizar, si tiene la ventana maximizada apriete el botón de minimizar y vea si se pegó correctamente. Si esto no funciona deberá escribir todo manualmente.</w:t>
@@ -5930,6 +6055,7 @@
         <w:ind w:left="0"/>
         <w:rPr>
           <w:i w:val="1"/>
+          <w:iCs w:val="1"/>
         </w:rPr>
       </w:pPr>
       <w:r>
@@ -5960,6 +6086,7 @@
         <w:ind w:left="0"/>
         <w:rPr>
           <w:b w:val="1"/>
+          <w:bCs w:val="1"/>
         </w:rPr>
       </w:pPr>
       <w:r>
@@ -5971,6 +6098,7 @@
       <w:r>
         <w:rPr>
           <w:i w:val="1"/>
+          <w:iCs w:val="1"/>
           <w:rtl w:val="0"/>
         </w:rPr>
         <w:t xml:space="preserve">client.json</w:t>
@@ -5984,6 +6112,7 @@
       <w:r>
         <w:rPr>
           <w:b w:val="1"/>
+          <w:bCs w:val="1"/>
           <w:rtl w:val="0"/>
         </w:rPr>
         <w:t xml:space="preserve">sin las comillas</w:t>
@@ -6094,12 +6223,12 @@
               <wp:inline distB="114300" distT="114300" distL="114300" distR="114300">
                 <wp:extent cx="5399730" cy="1727200"/>
                 <wp:effectExtent b="0" l="0" r="0" t="0"/>
-                <wp:docPr id="9" name="image49.png"/>
+                <wp:docPr id="9" name="image64.png"/>
                 <a:graphic>
                   <a:graphicData uri="http://schemas.openxmlformats.org/drawingml/2006/picture">
                     <pic:pic>
                       <pic:nvPicPr>
-                        <pic:cNvPr id="0" name="image49.png"/>
+                        <pic:cNvPr id="0" name="image64.png"/>
                         <pic:cNvPicPr preferRelativeResize="0"/>
                       </pic:nvPicPr>
                       <pic:blipFill>
@@ -6232,12 +6361,12 @@
           <wp:inline distB="114300" distT="114300" distL="114300" distR="114300">
             <wp:extent cx="5399730" cy="2387600"/>
             <wp:effectExtent b="0" l="0" r="0" t="0"/>
-            <wp:docPr id="57" name="image43.png"/>
+            <wp:docPr id="57" name="image47.png"/>
             <a:graphic>
               <a:graphicData uri="http://schemas.openxmlformats.org/drawingml/2006/picture">
                 <pic:pic>
                   <pic:nvPicPr>
-                    <pic:cNvPr id="0" name="image43.png"/>
+                    <pic:cNvPr id="0" name="image47.png"/>
                     <pic:cNvPicPr preferRelativeResize="0"/>
                   </pic:nvPicPr>
                   <pic:blipFill>
@@ -6311,6 +6440,7 @@
       <w:r>
         <w:rPr>
           <w:i w:val="1"/>
+          <w:iCs w:val="1"/>
           <w:rtl w:val="0"/>
         </w:rPr>
         <w:t xml:space="preserve">service.json</w:t>
@@ -6347,12 +6477,12 @@
           <wp:inline distB="114300" distT="114300" distL="114300" distR="114300">
             <wp:extent cx="5399730" cy="2743200"/>
             <wp:effectExtent b="0" l="0" r="0" t="0"/>
-            <wp:docPr id="71" name="image56.png"/>
+            <wp:docPr id="71" name="image68.png"/>
             <a:graphic>
               <a:graphicData uri="http://schemas.openxmlformats.org/drawingml/2006/picture">
                 <pic:pic>
                   <pic:nvPicPr>
-                    <pic:cNvPr id="0" name="image56.png"/>
+                    <pic:cNvPr id="0" name="image68.png"/>
                     <pic:cNvPicPr preferRelativeResize="0"/>
                   </pic:nvPicPr>
                   <pic:blipFill>
@@ -6407,12 +6537,12 @@
           <wp:inline distB="114300" distT="114300" distL="114300" distR="114300">
             <wp:extent cx="5399730" cy="469900"/>
             <wp:effectExtent b="0" l="0" r="0" t="0"/>
-            <wp:docPr id="25" name="image9.png"/>
+            <wp:docPr id="25" name="image6.png"/>
             <a:graphic>
               <a:graphicData uri="http://schemas.openxmlformats.org/drawingml/2006/picture">
                 <pic:pic>
                   <pic:nvPicPr>
-                    <pic:cNvPr id="0" name="image9.png"/>
+                    <pic:cNvPr id="0" name="image6.png"/>
                     <pic:cNvPicPr preferRelativeResize="0"/>
                   </pic:nvPicPr>
                   <pic:blipFill>
@@ -6467,12 +6597,12 @@
           <wp:inline distB="114300" distT="114300" distL="114300" distR="114300">
             <wp:extent cx="5399730" cy="431800"/>
             <wp:effectExtent b="0" l="0" r="0" t="0"/>
-            <wp:docPr id="69" name="image54.png"/>
+            <wp:docPr id="69" name="image52.png"/>
             <a:graphic>
               <a:graphicData uri="http://schemas.openxmlformats.org/drawingml/2006/picture">
                 <pic:pic>
                   <pic:nvPicPr>
-                    <pic:cNvPr id="0" name="image54.png"/>
+                    <pic:cNvPr id="0" name="image52.png"/>
                     <pic:cNvPicPr preferRelativeResize="0"/>
                   </pic:nvPicPr>
                   <pic:blipFill>
@@ -6527,12 +6657,12 @@
           <wp:inline distB="114300" distT="114300" distL="114300" distR="114300">
             <wp:extent cx="5399730" cy="279400"/>
             <wp:effectExtent b="0" l="0" r="0" t="0"/>
-            <wp:docPr id="36" name="image12.png"/>
+            <wp:docPr id="36" name="image14.png"/>
             <a:graphic>
               <a:graphicData uri="http://schemas.openxmlformats.org/drawingml/2006/picture">
                 <pic:pic>
                   <pic:nvPicPr>
-                    <pic:cNvPr id="0" name="image12.png"/>
+                    <pic:cNvPr id="0" name="image14.png"/>
                     <pic:cNvPicPr preferRelativeResize="0"/>
                   </pic:nvPicPr>
                   <pic:blipFill>
@@ -6604,12 +6734,12 @@
           <wp:inline distB="114300" distT="114300" distL="114300" distR="114300">
             <wp:extent cx="2724150" cy="1228725"/>
             <wp:effectExtent b="0" l="0" r="0" t="0"/>
-            <wp:docPr id="41" name="image27.png"/>
+            <wp:docPr id="41" name="image23.png"/>
             <a:graphic>
               <a:graphicData uri="http://schemas.openxmlformats.org/drawingml/2006/picture">
                 <pic:pic>
                   <pic:nvPicPr>
-                    <pic:cNvPr id="0" name="image27.png"/>
+                    <pic:cNvPr id="0" name="image23.png"/>
                     <pic:cNvPicPr preferRelativeResize="0"/>
                   </pic:nvPicPr>
                   <pic:blipFill>
@@ -6670,6 +6800,7 @@
       <w:r>
         <w:rPr>
           <w:i w:val="1"/>
+          <w:iCs w:val="1"/>
           <w:rtl w:val="0"/>
         </w:rPr>
         <w:t xml:space="preserve">root_folder_id</w:t>
@@ -6719,12 +6850,12 @@
           <wp:inline distB="114300" distT="114300" distL="114300" distR="114300">
             <wp:extent cx="5399730" cy="1625600"/>
             <wp:effectExtent b="0" l="0" r="0" t="0"/>
-            <wp:docPr id="59" name="image39.png"/>
+            <wp:docPr id="59" name="image33.png"/>
             <a:graphic>
               <a:graphicData uri="http://schemas.openxmlformats.org/drawingml/2006/picture">
                 <pic:pic>
                   <pic:nvPicPr>
-                    <pic:cNvPr id="0" name="image39.png"/>
+                    <pic:cNvPr id="0" name="image33.png"/>
                     <pic:cNvPicPr preferRelativeResize="0"/>
                   </pic:nvPicPr>
                   <pic:blipFill>
@@ -6872,12 +7003,12 @@
               <wp:inline distB="114300" distT="114300" distL="114300" distR="114300">
                 <wp:extent cx="5399730" cy="520700"/>
                 <wp:effectExtent b="0" l="0" r="0" t="0"/>
-                <wp:docPr id="12" name="image70.png"/>
+                <wp:docPr id="12" name="image73.png"/>
                 <a:graphic>
                   <a:graphicData uri="http://schemas.openxmlformats.org/drawingml/2006/picture">
                     <pic:pic>
                       <pic:nvPicPr>
-                        <pic:cNvPr id="0" name="image70.png"/>
+                        <pic:cNvPr id="0" name="image73.png"/>
                         <pic:cNvPicPr preferRelativeResize="0"/>
                       </pic:nvPicPr>
                       <pic:blipFill>
@@ -6934,12 +7065,12 @@
           <wp:inline distB="114300" distT="114300" distL="114300" distR="114300">
             <wp:extent cx="5399730" cy="635000"/>
             <wp:effectExtent b="0" l="0" r="0" t="0"/>
-            <wp:docPr id="42" name="image26.png"/>
+            <wp:docPr id="42" name="image24.png"/>
             <a:graphic>
               <a:graphicData uri="http://schemas.openxmlformats.org/drawingml/2006/picture">
                 <pic:pic>
                   <pic:nvPicPr>
-                    <pic:cNvPr id="0" name="image26.png"/>
+                    <pic:cNvPr id="0" name="image24.png"/>
                     <pic:cNvPicPr preferRelativeResize="0"/>
                   </pic:nvPicPr>
                   <pic:blipFill>
@@ -7009,12 +7140,12 @@
           <wp:inline distB="114300" distT="114300" distL="114300" distR="114300">
             <wp:extent cx="5399730" cy="4432300"/>
             <wp:effectExtent b="0" l="0" r="0" t="0"/>
-            <wp:docPr id="21" name="image16.png"/>
+            <wp:docPr id="21" name="image8.png"/>
             <a:graphic>
               <a:graphicData uri="http://schemas.openxmlformats.org/drawingml/2006/picture">
                 <pic:pic>
                   <pic:nvPicPr>
-                    <pic:cNvPr id="0" name="image16.png"/>
+                    <pic:cNvPr id="0" name="image8.png"/>
                     <pic:cNvPicPr preferRelativeResize="0"/>
                   </pic:nvPicPr>
                   <pic:blipFill>
@@ -7085,12 +7216,12 @@
           <wp:inline distB="114300" distT="114300" distL="114300" distR="114300">
             <wp:extent cx="5399730" cy="1231900"/>
             <wp:effectExtent b="0" l="0" r="0" t="0"/>
-            <wp:docPr id="35" name="image7.png"/>
+            <wp:docPr id="35" name="image10.png"/>
             <a:graphic>
               <a:graphicData uri="http://schemas.openxmlformats.org/drawingml/2006/picture">
                 <pic:pic>
                   <pic:nvPicPr>
-                    <pic:cNvPr id="0" name="image7.png"/>
+                    <pic:cNvPr id="0" name="image10.png"/>
                     <pic:cNvPicPr preferRelativeResize="0"/>
                   </pic:nvPicPr>
                   <pic:blipFill>
@@ -7145,12 +7276,12 @@
           <wp:inline distB="114300" distT="114300" distL="114300" distR="114300">
             <wp:extent cx="3190875" cy="1133475"/>
             <wp:effectExtent b="0" l="0" r="0" t="0"/>
-            <wp:docPr id="58" name="image42.png"/>
+            <wp:docPr id="58" name="image46.png"/>
             <a:graphic>
               <a:graphicData uri="http://schemas.openxmlformats.org/drawingml/2006/picture">
                 <pic:pic>
                   <pic:nvPicPr>
-                    <pic:cNvPr id="0" name="image42.png"/>
+                    <pic:cNvPr id="0" name="image46.png"/>
                     <pic:cNvPicPr preferRelativeResize="0"/>
                   </pic:nvPicPr>
                   <pic:blipFill>
@@ -7308,12 +7439,12 @@
               <wp:inline distB="114300" distT="114300" distL="114300" distR="114300">
                 <wp:extent cx="4276725" cy="3810000"/>
                 <wp:effectExtent b="0" l="0" r="0" t="0"/>
-                <wp:docPr id="13" name="image72.png"/>
+                <wp:docPr id="13" name="image74.png"/>
                 <a:graphic>
                   <a:graphicData uri="http://schemas.openxmlformats.org/drawingml/2006/picture">
                     <pic:pic>
                       <pic:nvPicPr>
-                        <pic:cNvPr id="0" name="image72.png"/>
+                        <pic:cNvPr id="0" name="image74.png"/>
                         <pic:cNvPicPr preferRelativeResize="0"/>
                       </pic:nvPicPr>
                       <pic:blipFill>
@@ -7370,12 +7501,12 @@
           <wp:inline distB="114300" distT="114300" distL="114300" distR="114300">
             <wp:extent cx="5399730" cy="1524000"/>
             <wp:effectExtent b="0" l="0" r="0" t="0"/>
-            <wp:docPr id="53" name="image38.png"/>
+            <wp:docPr id="53" name="image34.png"/>
             <a:graphic>
               <a:graphicData uri="http://schemas.openxmlformats.org/drawingml/2006/picture">
                 <pic:pic>
                   <pic:nvPicPr>
-                    <pic:cNvPr id="0" name="image38.png"/>
+                    <pic:cNvPr id="0" name="image34.png"/>
                     <pic:cNvPicPr preferRelativeResize="0"/>
                   </pic:nvPicPr>
                   <pic:blipFill>
@@ -7431,12 +7562,12 @@
           <wp:inline distB="114300" distT="114300" distL="114300" distR="114300">
             <wp:extent cx="4852988" cy="1700964"/>
             <wp:effectExtent b="0" l="0" r="0" t="0"/>
-            <wp:docPr id="28" name="image17.png"/>
+            <wp:docPr id="28" name="image22.png"/>
             <a:graphic>
               <a:graphicData uri="http://schemas.openxmlformats.org/drawingml/2006/picture">
                 <pic:pic>
                   <pic:nvPicPr>
-                    <pic:cNvPr id="0" name="image17.png"/>
+                    <pic:cNvPr id="0" name="image22.png"/>
                     <pic:cNvPicPr preferRelativeResize="0"/>
                   </pic:nvPicPr>
                   <pic:blipFill>
@@ -7571,12 +7702,12 @@
           <wp:inline distB="114300" distT="114300" distL="114300" distR="114300">
             <wp:extent cx="3643313" cy="3942949"/>
             <wp:effectExtent b="0" l="0" r="0" t="0"/>
-            <wp:docPr id="62" name="image51.png"/>
+            <wp:docPr id="62" name="image44.png"/>
             <a:graphic>
               <a:graphicData uri="http://schemas.openxmlformats.org/drawingml/2006/picture">
                 <pic:pic>
                   <pic:nvPicPr>
-                    <pic:cNvPr id="0" name="image51.png"/>
+                    <pic:cNvPr id="0" name="image44.png"/>
                     <pic:cNvPicPr preferRelativeResize="0"/>
                   </pic:nvPicPr>
                   <pic:blipFill>
@@ -7741,12 +7872,12 @@
           <wp:inline distB="114300" distT="114300" distL="114300" distR="114300">
             <wp:extent cx="4381500" cy="4581525"/>
             <wp:effectExtent b="0" l="0" r="0" t="0"/>
-            <wp:docPr id="52" name="image30.png"/>
+            <wp:docPr id="52" name="image31.png"/>
             <a:graphic>
               <a:graphicData uri="http://schemas.openxmlformats.org/drawingml/2006/picture">
                 <pic:pic>
                   <pic:nvPicPr>
-                    <pic:cNvPr id="0" name="image30.png"/>
+                    <pic:cNvPr id="0" name="image31.png"/>
                     <pic:cNvPicPr preferRelativeResize="0"/>
                   </pic:nvPicPr>
                   <pic:blipFill>
@@ -7857,11 +7988,13 @@
         <w:ind w:left="720" w:hanging="360"/>
         <w:rPr>
           <w:b w:val="1"/>
+          <w:bCs w:val="1"/>
         </w:rPr>
       </w:pPr>
       <w:r>
         <w:rPr>
           <w:b w:val="1"/>
+          <w:bCs w:val="1"/>
           <w:rtl w:val="0"/>
         </w:rPr>
         <w:t xml:space="preserve">nombre_que_le_pusimos_al_remote_de_rclone</w:t>
@@ -7890,11 +8023,13 @@
         <w:ind w:left="720" w:hanging="360"/>
         <w:rPr>
           <w:b w:val="1"/>
+          <w:bCs w:val="1"/>
         </w:rPr>
       </w:pPr>
       <w:r>
         <w:rPr>
           <w:b w:val="1"/>
+          <w:bCs w:val="1"/>
           <w:rtl w:val="0"/>
         </w:rPr>
         <w:t xml:space="preserve">ruta_que_usamos_localmente</w:t>
@@ -7968,6 +8103,7 @@
         <w:rPr>
           <w:rFonts w:ascii="Arial" w:cs="Arial" w:eastAsia="Arial" w:hAnsi="Arial"/>
           <w:b w:val="1"/>
+          <w:bCs w:val="1"/>
         </w:rPr>
       </w:pPr>
       <w:r>
@@ -7990,7 +8126,9 @@
         <w:rPr>
           <w:rFonts w:ascii="Arial" w:cs="Arial" w:eastAsia="Arial" w:hAnsi="Arial"/>
           <w:b w:val="1"/>
+          <w:bCs w:val="1"/>
           <w:i w:val="1"/>
+          <w:iCs w:val="1"/>
           <w:shd w:fill="cccccc" w:val="clear"/>
           <w:rtl w:val="0"/>
         </w:rPr>
@@ -8032,12 +8170,12 @@
           <wp:inline distB="114300" distT="114300" distL="114300" distR="114300">
             <wp:extent cx="5399730" cy="1625600"/>
             <wp:effectExtent b="0" l="0" r="0" t="0"/>
-            <wp:docPr id="34" name="image13.png"/>
+            <wp:docPr id="34" name="image16.png"/>
             <a:graphic>
               <a:graphicData uri="http://schemas.openxmlformats.org/drawingml/2006/picture">
                 <pic:pic>
                   <pic:nvPicPr>
-                    <pic:cNvPr id="0" name="image13.png"/>
+                    <pic:cNvPr id="0" name="image16.png"/>
                     <pic:cNvPicPr preferRelativeResize="0"/>
                   </pic:nvPicPr>
                   <pic:blipFill>
@@ -8092,12 +8230,12 @@
           <wp:inline distB="114300" distT="114300" distL="114300" distR="114300">
             <wp:extent cx="5399730" cy="1574800"/>
             <wp:effectExtent b="0" l="0" r="0" t="0"/>
-            <wp:docPr id="68" name="image55.png"/>
+            <wp:docPr id="68" name="image58.png"/>
             <a:graphic>
               <a:graphicData uri="http://schemas.openxmlformats.org/drawingml/2006/picture">
                 <pic:pic>
                   <pic:nvPicPr>
-                    <pic:cNvPr id="0" name="image55.png"/>
+                    <pic:cNvPr id="0" name="image58.png"/>
                     <pic:cNvPicPr preferRelativeResize="0"/>
                   </pic:nvPicPr>
                   <pic:blipFill>
@@ -8139,12 +8277,12 @@
           <wp:inline distB="114300" distT="114300" distL="114300" distR="114300">
             <wp:extent cx="5399730" cy="469900"/>
             <wp:effectExtent b="0" l="0" r="0" t="0"/>
-            <wp:docPr id="49" name="image33.png"/>
+            <wp:docPr id="49" name="image30.png"/>
             <a:graphic>
               <a:graphicData uri="http://schemas.openxmlformats.org/drawingml/2006/picture">
                 <pic:pic>
                   <pic:nvPicPr>
-                    <pic:cNvPr id="0" name="image33.png"/>
+                    <pic:cNvPr id="0" name="image30.png"/>
                     <pic:cNvPicPr preferRelativeResize="0"/>
                   </pic:nvPicPr>
                   <pic:blipFill>
@@ -8199,12 +8337,12 @@
           <wp:inline distB="114300" distT="114300" distL="114300" distR="114300">
             <wp:extent cx="5399730" cy="698500"/>
             <wp:effectExtent b="0" l="0" r="0" t="0"/>
-            <wp:docPr id="31" name="image14.png"/>
+            <wp:docPr id="31" name="image11.png"/>
             <a:graphic>
               <a:graphicData uri="http://schemas.openxmlformats.org/drawingml/2006/picture">
                 <pic:pic>
                   <pic:nvPicPr>
-                    <pic:cNvPr id="0" name="image14.png"/>
+                    <pic:cNvPr id="0" name="image11.png"/>
                     <pic:cNvPicPr preferRelativeResize="0"/>
                   </pic:nvPicPr>
                   <pic:blipFill>
@@ -8246,12 +8384,12 @@
           <wp:inline distB="114300" distT="114300" distL="114300" distR="114300">
             <wp:extent cx="5399730" cy="1600200"/>
             <wp:effectExtent b="0" l="0" r="0" t="0"/>
-            <wp:docPr id="43" name="image23.png"/>
+            <wp:docPr id="43" name="image39.png"/>
             <a:graphic>
               <a:graphicData uri="http://schemas.openxmlformats.org/drawingml/2006/picture">
                 <pic:pic>
                   <pic:nvPicPr>
-                    <pic:cNvPr id="0" name="image23.png"/>
+                    <pic:cNvPr id="0" name="image39.png"/>
                     <pic:cNvPicPr preferRelativeResize="0"/>
                   </pic:nvPicPr>
                   <pic:blipFill>
@@ -8477,12 +8615,12 @@
               <wp:extent cx="103505" cy="811530"/>
               <wp:effectExtent b="0" l="0" r="0" t="0"/>
               <wp:wrapNone/>
-              <wp:docPr id="14" name="image73.png"/>
+              <wp:docPr id="14" name="image75.png"/>
               <a:graphic>
                 <a:graphicData uri="http://schemas.openxmlformats.org/drawingml/2006/picture">
                   <pic:pic>
                     <pic:nvPicPr>
-                      <pic:cNvPr id="0" name="image73.png"/>
+                      <pic:cNvPr id="0" name="image75.png"/>
                       <pic:cNvPicPr preferRelativeResize="0"/>
                     </pic:nvPicPr>
                     <pic:blipFill>
@@ -8668,12 +8806,12 @@
               <wp:extent cx="7549515" cy="815340"/>
               <wp:effectExtent b="0" l="0" r="0" t="0"/>
               <wp:wrapNone/>
-              <wp:docPr id="19" name="image81.png"/>
+              <wp:docPr id="19" name="image80.png"/>
               <a:graphic>
                 <a:graphicData uri="http://schemas.openxmlformats.org/drawingml/2006/picture">
                   <pic:pic>
                     <pic:nvPicPr>
-                      <pic:cNvPr id="0" name="image81.png"/>
+                      <pic:cNvPr id="0" name="image80.png"/>
                       <pic:cNvPicPr preferRelativeResize="0"/>
                     </pic:nvPicPr>
                     <pic:blipFill>
@@ -8775,12 +8913,12 @@
               <wp:extent cx="103505" cy="824865"/>
               <wp:effectExtent b="0" l="0" r="0" t="0"/>
               <wp:wrapNone/>
-              <wp:docPr id="18" name="image80.png"/>
+              <wp:docPr id="18" name="image79.png"/>
               <a:graphic>
                 <a:graphicData uri="http://schemas.openxmlformats.org/drawingml/2006/picture">
                   <pic:pic>
                     <pic:nvPicPr>
-                      <pic:cNvPr id="0" name="image80.png"/>
+                      <pic:cNvPr id="0" name="image79.png"/>
                       <pic:cNvPicPr preferRelativeResize="0"/>
                     </pic:nvPicPr>
                     <pic:blipFill>
@@ -8882,12 +9020,12 @@
               <wp:extent cx="103505" cy="811530"/>
               <wp:effectExtent b="0" l="0" r="0" t="0"/>
               <wp:wrapNone/>
-              <wp:docPr id="10" name="image67.png"/>
+              <wp:docPr id="10" name="image65.png"/>
               <a:graphic>
                 <a:graphicData uri="http://schemas.openxmlformats.org/drawingml/2006/picture">
                   <pic:pic>
                     <pic:nvPicPr>
-                      <pic:cNvPr id="0" name="image67.png"/>
+                      <pic:cNvPr id="0" name="image65.png"/>
                       <pic:cNvPicPr preferRelativeResize="0"/>
                     </pic:nvPicPr>
                     <pic:blipFill>
@@ -9133,12 +9271,12 @@
               <wp:extent cx="103505" cy="811530"/>
               <wp:effectExtent b="0" l="0" r="0" t="0"/>
               <wp:wrapNone/>
-              <wp:docPr id="8" name="image48.png"/>
+              <wp:docPr id="8" name="image63.png"/>
               <a:graphic>
                 <a:graphicData uri="http://schemas.openxmlformats.org/drawingml/2006/picture">
                   <pic:pic>
                     <pic:nvPicPr>
-                      <pic:cNvPr id="0" name="image48.png"/>
+                      <pic:cNvPr id="0" name="image63.png"/>
                       <pic:cNvPicPr preferRelativeResize="0"/>
                     </pic:nvPicPr>
                     <pic:blipFill>
@@ -9243,12 +9381,12 @@
               <wp:extent cx="103505" cy="812165"/>
               <wp:effectExtent b="0" l="0" r="0" t="0"/>
               <wp:wrapNone/>
-              <wp:docPr id="17" name="image76.png"/>
+              <wp:docPr id="17" name="image78.png"/>
               <a:graphic>
                 <a:graphicData uri="http://schemas.openxmlformats.org/drawingml/2006/picture">
                   <pic:pic>
                     <pic:nvPicPr>
-                      <pic:cNvPr id="0" name="image76.png"/>
+                      <pic:cNvPr id="0" name="image78.png"/>
                       <pic:cNvPicPr preferRelativeResize="0"/>
                     </pic:nvPicPr>
                     <pic:blipFill>
@@ -9510,12 +9648,12 @@
               <wp:extent cx="7549515" cy="815340"/>
               <wp:effectExtent b="0" l="0" r="0" t="0"/>
               <wp:wrapNone/>
-              <wp:docPr id="15" name="image74.png"/>
+              <wp:docPr id="15" name="image76.png"/>
               <a:graphic>
                 <a:graphicData uri="http://schemas.openxmlformats.org/drawingml/2006/picture">
                   <pic:pic>
                     <pic:nvPicPr>
-                      <pic:cNvPr id="0" name="image74.png"/>
+                      <pic:cNvPr id="0" name="image76.png"/>
                       <pic:cNvPicPr preferRelativeResize="0"/>
                     </pic:nvPicPr>
                     <pic:blipFill>
@@ -9938,6 +10076,7 @@
     <w:rPr>
       <w:rFonts w:ascii="Cambria" w:cs="Cambria" w:eastAsia="Cambria" w:hAnsi="Cambria"/>
       <w:b w:val="1"/>
+      <w:bCs w:val="1"/>
       <w:color w:val="366091"/>
       <w:sz w:val="28"/>
       <w:szCs w:val="28"/>
@@ -9954,6 +10093,7 @@
     <w:rPr>
       <w:rFonts w:ascii="Cambria" w:cs="Cambria" w:eastAsia="Cambria" w:hAnsi="Cambria"/>
       <w:b w:val="1"/>
+      <w:bCs w:val="1"/>
       <w:color w:val="4f81bd"/>
       <w:sz w:val="26"/>
       <w:szCs w:val="26"/>
@@ -9970,6 +10110,7 @@
     <w:rPr>
       <w:rFonts w:ascii="Cambria" w:cs="Cambria" w:eastAsia="Cambria" w:hAnsi="Cambria"/>
       <w:b w:val="1"/>
+      <w:bCs w:val="1"/>
       <w:color w:val="4f81bd"/>
     </w:rPr>
   </w:style>
@@ -9984,7 +10125,9 @@
     <w:rPr>
       <w:rFonts w:ascii="Cambria" w:cs="Cambria" w:eastAsia="Cambria" w:hAnsi="Cambria"/>
       <w:b w:val="1"/>
+      <w:bCs w:val="1"/>
       <w:i w:val="1"/>
+      <w:iCs w:val="1"/>
       <w:color w:val="4f81bd"/>
     </w:rPr>
   </w:style>
@@ -10000,6 +10143,7 @@
     </w:pPr>
     <w:rPr>
       <w:b w:val="1"/>
+      <w:bCs w:val="1"/>
       <w:sz w:val="22"/>
       <w:szCs w:val="22"/>
     </w:rPr>
@@ -10016,6 +10160,7 @@
     </w:pPr>
     <w:rPr>
       <w:b w:val="1"/>
+      <w:bCs w:val="1"/>
       <w:sz w:val="20"/>
       <w:szCs w:val="20"/>
     </w:rPr>
@@ -10050,6 +10195,7 @@
     <w:rPr>
       <w:rFonts w:ascii="Georgia" w:cs="Georgia" w:eastAsia="Georgia" w:hAnsi="Georgia"/>
       <w:i w:val="1"/>
+      <w:iCs w:val="1"/>
       <w:color w:val="666666"/>
       <w:sz w:val="48"/>
       <w:szCs w:val="48"/>

--- a/Etapa Elaboración - Iteración 1/Instalación, configuración y uso de Rclone - Kairos - NexTech.docx
+++ b/Etapa Elaboración - Iteración 1/Instalación, configuración y uso de Rclone - Kairos - NexTech.docx
@@ -204,12 +204,12 @@
                 <wp:extent cx="7928609" cy="870585"/>
                 <wp:effectExtent b="0" l="0" r="0" t="0"/>
                 <wp:wrapNone/>
-                <wp:docPr id="11" name="image72.png"/>
+                <wp:docPr id="11" name="image66.png"/>
                 <a:graphic>
                   <a:graphicData uri="http://schemas.openxmlformats.org/drawingml/2006/picture">
                     <pic:pic>
                       <pic:nvPicPr>
-                        <pic:cNvPr id="0" name="image72.png"/>
+                        <pic:cNvPr id="0" name="image66.png"/>
                         <pic:cNvPicPr preferRelativeResize="0"/>
                       </pic:nvPicPr>
                       <pic:blipFill>
@@ -326,12 +326,12 @@
                 <wp:extent cx="103505" cy="11221720"/>
                 <wp:effectExtent b="0" l="0" r="0" t="0"/>
                 <wp:wrapNone/>
-                <wp:docPr id="6" name="image61.png"/>
+                <wp:docPr id="6" name="image45.png"/>
                 <a:graphic>
                   <a:graphicData uri="http://schemas.openxmlformats.org/drawingml/2006/picture">
                     <pic:pic>
                       <pic:nvPicPr>
-                        <pic:cNvPr id="0" name="image61.png"/>
+                        <pic:cNvPr id="0" name="image45.png"/>
                         <pic:cNvPicPr preferRelativeResize="0"/>
                       </pic:nvPicPr>
                       <pic:blipFill>
@@ -448,12 +448,12 @@
                 <wp:extent cx="103505" cy="11221720"/>
                 <wp:effectExtent b="0" l="0" r="0" t="0"/>
                 <wp:wrapNone/>
-                <wp:docPr id="16" name="image77.png"/>
+                <wp:docPr id="16" name="image76.png"/>
                 <a:graphic>
                   <a:graphicData uri="http://schemas.openxmlformats.org/drawingml/2006/picture">
                     <pic:pic>
                       <pic:nvPicPr>
-                        <pic:cNvPr id="0" name="image77.png"/>
+                        <pic:cNvPr id="0" name="image76.png"/>
                         <pic:cNvPicPr preferRelativeResize="0"/>
                       </pic:nvPicPr>
                       <pic:blipFill>
@@ -570,12 +570,12 @@
                 <wp:extent cx="7928609" cy="870585"/>
                 <wp:effectExtent b="0" l="0" r="0" t="0"/>
                 <wp:wrapNone/>
-                <wp:docPr id="3" name="image42.png"/>
+                <wp:docPr id="3" name="image41.png"/>
                 <a:graphic>
                   <a:graphicData uri="http://schemas.openxmlformats.org/drawingml/2006/picture">
                     <pic:pic>
                       <pic:nvPicPr>
-                        <pic:cNvPr id="0" name="image42.png"/>
+                        <pic:cNvPr id="0" name="image41.png"/>
                         <pic:cNvPicPr preferRelativeResize="0"/>
                       </pic:nvPicPr>
                       <pic:blipFill>
@@ -1003,12 +1003,12 @@
             <wp:extent cx="1200150" cy="1200150"/>
             <wp:effectExtent b="0" l="0" r="0" t="0"/>
             <wp:wrapSquare wrapText="bothSides" distB="0" distT="0" distL="114300" distR="114300"/>
-            <wp:docPr descr="psi-negro.png" id="73" name="image56.png"/>
+            <wp:docPr descr="psi-negro.png" id="73" name="image55.png"/>
             <a:graphic>
               <a:graphicData uri="http://schemas.openxmlformats.org/drawingml/2006/picture">
                 <pic:pic>
                   <pic:nvPicPr>
-                    <pic:cNvPr descr="psi-negro.png" id="0" name="image56.png"/>
+                    <pic:cNvPr descr="psi-negro.png" id="0" name="image55.png"/>
                     <pic:cNvPicPr preferRelativeResize="0"/>
                   </pic:nvPicPr>
                   <pic:blipFill>
@@ -1060,12 +1060,12 @@
             <wp:extent cx="1304925" cy="2019300"/>
             <wp:effectExtent b="0" l="0" r="0" t="0"/>
             <wp:wrapSquare wrapText="bothSides" distB="0" distT="0" distL="114300" distR="114300"/>
-            <wp:docPr descr="UNPA.JPG" id="55" name="image27.jpg"/>
+            <wp:docPr descr="UNPA.JPG" id="55" name="image32.jpg"/>
             <a:graphic>
               <a:graphicData uri="http://schemas.openxmlformats.org/drawingml/2006/picture">
                 <pic:pic>
                   <pic:nvPicPr>
-                    <pic:cNvPr descr="UNPA.JPG" id="0" name="image27.jpg"/>
+                    <pic:cNvPr descr="UNPA.JPG" id="0" name="image32.jpg"/>
                     <pic:cNvPicPr preferRelativeResize="0"/>
                   </pic:nvPicPr>
                   <pic:blipFill>
@@ -1131,7 +1131,7 @@
     </w:p>
     <w:sdt>
       <w:sdtPr>
-        <w:id w:val="-84607729"/>
+        <w:id w:val="1802464479"/>
         <w:docPartObj>
           <w:docPartGallery w:val="Table of Contents"/>
           <w:docPartUnique w:val="1"/>
@@ -2691,12 +2691,12 @@
               <wp:inline distB="114300" distT="114300" distL="114300" distR="114300">
                 <wp:extent cx="3914775" cy="1514475"/>
                 <wp:effectExtent b="0" l="0" r="0" t="0"/>
-                <wp:docPr id="2" name="image41.png"/>
+                <wp:docPr id="2" name="image39.png"/>
                 <a:graphic>
                   <a:graphicData uri="http://schemas.openxmlformats.org/drawingml/2006/picture">
                     <pic:pic>
                       <pic:nvPicPr>
-                        <pic:cNvPr id="0" name="image41.png"/>
+                        <pic:cNvPr id="0" name="image39.png"/>
                         <pic:cNvPicPr preferRelativeResize="0"/>
                       </pic:nvPicPr>
                       <pic:blipFill>
@@ -3235,12 +3235,12 @@
           <wp:inline distB="114300" distT="114300" distL="114300" distR="114300">
             <wp:extent cx="3114675" cy="676275"/>
             <wp:effectExtent b="0" l="0" r="0" t="0"/>
-            <wp:docPr id="27" name="image2.png"/>
+            <wp:docPr id="27" name="image3.png"/>
             <a:graphic>
               <a:graphicData uri="http://schemas.openxmlformats.org/drawingml/2006/picture">
                 <pic:pic>
                   <pic:nvPicPr>
-                    <pic:cNvPr id="0" name="image2.png"/>
+                    <pic:cNvPr id="0" name="image3.png"/>
                     <pic:cNvPicPr preferRelativeResize="0"/>
                   </pic:nvPicPr>
                   <pic:blipFill>
@@ -3312,12 +3312,12 @@
           <wp:inline distB="114300" distT="114300" distL="114300" distR="114300">
             <wp:extent cx="2266950" cy="676275"/>
             <wp:effectExtent b="0" l="0" r="0" t="0"/>
-            <wp:docPr id="48" name="image32.png"/>
+            <wp:docPr id="48" name="image33.png"/>
             <a:graphic>
               <a:graphicData uri="http://schemas.openxmlformats.org/drawingml/2006/picture">
                 <pic:pic>
                   <pic:nvPicPr>
-                    <pic:cNvPr id="0" name="image32.png"/>
+                    <pic:cNvPr id="0" name="image33.png"/>
                     <pic:cNvPicPr preferRelativeResize="0"/>
                   </pic:nvPicPr>
                   <pic:blipFill>
@@ -3360,12 +3360,12 @@
           <wp:inline distB="114300" distT="114300" distL="114300" distR="114300">
             <wp:extent cx="1447800" cy="361950"/>
             <wp:effectExtent b="0" l="0" r="0" t="0"/>
-            <wp:docPr id="61" name="image48.png"/>
+            <wp:docPr id="61" name="image50.png"/>
             <a:graphic>
               <a:graphicData uri="http://schemas.openxmlformats.org/drawingml/2006/picture">
                 <pic:pic>
                   <pic:nvPicPr>
-                    <pic:cNvPr id="0" name="image48.png"/>
+                    <pic:cNvPr id="0" name="image50.png"/>
                     <pic:cNvPicPr preferRelativeResize="0"/>
                   </pic:nvPicPr>
                   <pic:blipFill>
@@ -3592,12 +3592,12 @@
           <wp:inline distB="114300" distT="114300" distL="114300" distR="114300">
             <wp:extent cx="4014788" cy="3234505"/>
             <wp:effectExtent b="0" l="0" r="0" t="0"/>
-            <wp:docPr id="67" name="image50.png"/>
+            <wp:docPr id="67" name="image64.png"/>
             <a:graphic>
               <a:graphicData uri="http://schemas.openxmlformats.org/drawingml/2006/picture">
                 <pic:pic>
                   <pic:nvPicPr>
-                    <pic:cNvPr id="0" name="image50.png"/>
+                    <pic:cNvPr id="0" name="image64.png"/>
                     <pic:cNvPicPr preferRelativeResize="0"/>
                   </pic:nvPicPr>
                   <pic:blipFill>
@@ -3694,12 +3694,12 @@
           <wp:inline distB="114300" distT="114300" distL="114300" distR="114300">
             <wp:extent cx="5399730" cy="3251200"/>
             <wp:effectExtent b="0" l="0" r="0" t="0"/>
-            <wp:docPr id="26" name="image12.png"/>
+            <wp:docPr id="26" name="image4.png"/>
             <a:graphic>
               <a:graphicData uri="http://schemas.openxmlformats.org/drawingml/2006/picture">
                 <pic:pic>
                   <pic:nvPicPr>
-                    <pic:cNvPr id="0" name="image12.png"/>
+                    <pic:cNvPr id="0" name="image4.png"/>
                     <pic:cNvPicPr preferRelativeResize="0"/>
                   </pic:nvPicPr>
                   <pic:blipFill>
@@ -3785,12 +3785,12 @@
           <wp:inline distB="114300" distT="114300" distL="114300" distR="114300">
             <wp:extent cx="3967163" cy="2181280"/>
             <wp:effectExtent b="0" l="0" r="0" t="0"/>
-            <wp:docPr id="40" name="image25.png"/>
+            <wp:docPr id="40" name="image26.png"/>
             <a:graphic>
               <a:graphicData uri="http://schemas.openxmlformats.org/drawingml/2006/picture">
                 <pic:pic>
                   <pic:nvPicPr>
-                    <pic:cNvPr id="0" name="image25.png"/>
+                    <pic:cNvPr id="0" name="image26.png"/>
                     <pic:cNvPicPr preferRelativeResize="0"/>
                   </pic:nvPicPr>
                   <pic:blipFill>
@@ -3876,12 +3876,12 @@
           <wp:inline distB="114300" distT="114300" distL="114300" distR="114300">
             <wp:extent cx="3873222" cy="3261999"/>
             <wp:effectExtent b="0" l="0" r="0" t="0"/>
-            <wp:docPr id="72" name="image54.png"/>
+            <wp:docPr id="72" name="image59.png"/>
             <a:graphic>
               <a:graphicData uri="http://schemas.openxmlformats.org/drawingml/2006/picture">
                 <pic:pic>
                   <pic:nvPicPr>
-                    <pic:cNvPr id="0" name="image54.png"/>
+                    <pic:cNvPr id="0" name="image59.png"/>
                     <pic:cNvPicPr preferRelativeResize="0"/>
                   </pic:nvPicPr>
                   <pic:blipFill>
@@ -3967,12 +3967,12 @@
           <wp:inline distB="114300" distT="114300" distL="114300" distR="114300">
             <wp:extent cx="4291013" cy="1689319"/>
             <wp:effectExtent b="0" l="0" r="0" t="0"/>
-            <wp:docPr id="39" name="image20.png"/>
+            <wp:docPr id="39" name="image15.png"/>
             <a:graphic>
               <a:graphicData uri="http://schemas.openxmlformats.org/drawingml/2006/picture">
                 <pic:pic>
                   <pic:nvPicPr>
-                    <pic:cNvPr id="0" name="image20.png"/>
+                    <pic:cNvPr id="0" name="image15.png"/>
                     <pic:cNvPicPr preferRelativeResize="0"/>
                   </pic:nvPicPr>
                   <pic:blipFill>
@@ -4031,12 +4031,12 @@
           <wp:inline distB="114300" distT="114300" distL="114300" distR="114300">
             <wp:extent cx="3967163" cy="1159835"/>
             <wp:effectExtent b="0" l="0" r="0" t="0"/>
-            <wp:docPr id="63" name="image45.png"/>
+            <wp:docPr id="63" name="image56.png"/>
             <a:graphic>
               <a:graphicData uri="http://schemas.openxmlformats.org/drawingml/2006/picture">
                 <pic:pic>
                   <pic:nvPicPr>
-                    <pic:cNvPr id="0" name="image45.png"/>
+                    <pic:cNvPr id="0" name="image56.png"/>
                     <pic:cNvPicPr preferRelativeResize="0"/>
                   </pic:nvPicPr>
                   <pic:blipFill>
@@ -4120,12 +4120,12 @@
           <wp:inline distB="114300" distT="114300" distL="114300" distR="114300">
             <wp:extent cx="5399730" cy="431800"/>
             <wp:effectExtent b="0" l="0" r="0" t="0"/>
-            <wp:docPr id="44" name="image26.png"/>
+            <wp:docPr id="44" name="image27.png"/>
             <a:graphic>
               <a:graphicData uri="http://schemas.openxmlformats.org/drawingml/2006/picture">
                 <pic:pic>
                   <pic:nvPicPr>
-                    <pic:cNvPr id="0" name="image26.png"/>
+                    <pic:cNvPr id="0" name="image27.png"/>
                     <pic:cNvPicPr preferRelativeResize="0"/>
                   </pic:nvPicPr>
                   <pic:blipFill>
@@ -4211,12 +4211,12 @@
           <wp:inline distB="114300" distT="114300" distL="114300" distR="114300">
             <wp:extent cx="3097050" cy="2438622"/>
             <wp:effectExtent b="0" l="0" r="0" t="0"/>
-            <wp:docPr id="24" name="image5.png"/>
+            <wp:docPr id="24" name="image18.png"/>
             <a:graphic>
               <a:graphicData uri="http://schemas.openxmlformats.org/drawingml/2006/picture">
                 <pic:pic>
                   <pic:nvPicPr>
-                    <pic:cNvPr id="0" name="image5.png"/>
+                    <pic:cNvPr id="0" name="image18.png"/>
                     <pic:cNvPicPr preferRelativeResize="0"/>
                   </pic:nvPicPr>
                   <pic:blipFill>
@@ -4300,12 +4300,12 @@
           <wp:inline distB="114300" distT="114300" distL="114300" distR="114300">
             <wp:extent cx="2210836" cy="2624138"/>
             <wp:effectExtent b="0" l="0" r="0" t="0"/>
-            <wp:docPr id="70" name="image51.png"/>
+            <wp:docPr id="70" name="image57.png"/>
             <a:graphic>
               <a:graphicData uri="http://schemas.openxmlformats.org/drawingml/2006/picture">
                 <pic:pic>
                   <pic:nvPicPr>
-                    <pic:cNvPr id="0" name="image51.png"/>
+                    <pic:cNvPr id="0" name="image57.png"/>
                     <pic:cNvPicPr preferRelativeResize="0"/>
                   </pic:nvPicPr>
                   <pic:blipFill>
@@ -4361,12 +4361,12 @@
           <wp:inline distB="114300" distT="114300" distL="114300" distR="114300">
             <wp:extent cx="3009900" cy="666750"/>
             <wp:effectExtent b="0" l="0" r="0" t="0"/>
-            <wp:docPr id="22" name="image1.png"/>
+            <wp:docPr id="22" name="image2.png"/>
             <a:graphic>
               <a:graphicData uri="http://schemas.openxmlformats.org/drawingml/2006/picture">
                 <pic:pic>
                   <pic:nvPicPr>
-                    <pic:cNvPr id="0" name="image1.png"/>
+                    <pic:cNvPr id="0" name="image2.png"/>
                     <pic:cNvPicPr preferRelativeResize="0"/>
                   </pic:nvPicPr>
                   <pic:blipFill>
@@ -4451,12 +4451,12 @@
           <wp:inline distB="114300" distT="114300" distL="114300" distR="114300">
             <wp:extent cx="3329191" cy="4365137"/>
             <wp:effectExtent b="0" l="0" r="0" t="0"/>
-            <wp:docPr id="38" name="image21.png"/>
+            <wp:docPr id="38" name="image20.png"/>
             <a:graphic>
               <a:graphicData uri="http://schemas.openxmlformats.org/drawingml/2006/picture">
                 <pic:pic>
                   <pic:nvPicPr>
-                    <pic:cNvPr id="0" name="image21.png"/>
+                    <pic:cNvPr id="0" name="image20.png"/>
                     <pic:cNvPicPr preferRelativeResize="0"/>
                   </pic:nvPicPr>
                   <pic:blipFill>
@@ -4511,12 +4511,12 @@
           <wp:inline distB="114300" distT="114300" distL="114300" distR="114300">
             <wp:extent cx="4943475" cy="714375"/>
             <wp:effectExtent b="0" l="0" r="0" t="0"/>
-            <wp:docPr id="65" name="image49.png"/>
+            <wp:docPr id="65" name="image60.png"/>
             <a:graphic>
               <a:graphicData uri="http://schemas.openxmlformats.org/drawingml/2006/picture">
                 <pic:pic>
                   <pic:nvPicPr>
-                    <pic:cNvPr id="0" name="image49.png"/>
+                    <pic:cNvPr id="0" name="image60.png"/>
                     <pic:cNvPicPr preferRelativeResize="0"/>
                   </pic:nvPicPr>
                   <pic:blipFill>
@@ -4572,12 +4572,12 @@
           <wp:inline distB="114300" distT="114300" distL="114300" distR="114300">
             <wp:extent cx="4843463" cy="1448211"/>
             <wp:effectExtent b="0" l="0" r="0" t="0"/>
-            <wp:docPr id="45" name="image28.png"/>
+            <wp:docPr id="45" name="image24.png"/>
             <a:graphic>
               <a:graphicData uri="http://schemas.openxmlformats.org/drawingml/2006/picture">
                 <pic:pic>
                   <pic:nvPicPr>
-                    <pic:cNvPr id="0" name="image28.png"/>
+                    <pic:cNvPr id="0" name="image24.png"/>
                     <pic:cNvPicPr preferRelativeResize="0"/>
                   </pic:nvPicPr>
                   <pic:blipFill>
@@ -4633,12 +4633,12 @@
           <wp:inline distB="114300" distT="114300" distL="114300" distR="114300">
             <wp:extent cx="3814167" cy="2128838"/>
             <wp:effectExtent b="0" l="0" r="0" t="0"/>
-            <wp:docPr id="29" name="image4.png"/>
+            <wp:docPr id="29" name="image7.png"/>
             <a:graphic>
               <a:graphicData uri="http://schemas.openxmlformats.org/drawingml/2006/picture">
                 <pic:pic>
                   <pic:nvPicPr>
-                    <pic:cNvPr id="0" name="image4.png"/>
+                    <pic:cNvPr id="0" name="image7.png"/>
                     <pic:cNvPicPr preferRelativeResize="0"/>
                   </pic:nvPicPr>
                   <pic:blipFill>
@@ -4724,12 +4724,12 @@
           <wp:inline distB="114300" distT="114300" distL="114300" distR="114300">
             <wp:extent cx="3209925" cy="2924175"/>
             <wp:effectExtent b="0" l="0" r="0" t="0"/>
-            <wp:docPr id="54" name="image38.png"/>
+            <wp:docPr id="54" name="image36.png"/>
             <a:graphic>
               <a:graphicData uri="http://schemas.openxmlformats.org/drawingml/2006/picture">
                 <pic:pic>
                   <pic:nvPicPr>
-                    <pic:cNvPr id="0" name="image38.png"/>
+                    <pic:cNvPr id="0" name="image36.png"/>
                     <pic:cNvPicPr preferRelativeResize="0"/>
                   </pic:nvPicPr>
                   <pic:blipFill>
@@ -4878,12 +4878,12 @@
               <wp:inline distB="114300" distT="114300" distL="114300" distR="114300">
                 <wp:extent cx="5399730" cy="1574800"/>
                 <wp:effectExtent b="0" l="0" r="0" t="0"/>
-                <wp:docPr id="7" name="image62.png"/>
+                <wp:docPr id="7" name="image46.png"/>
                 <a:graphic>
                   <a:graphicData uri="http://schemas.openxmlformats.org/drawingml/2006/picture">
                     <pic:pic>
                       <pic:nvPicPr>
-                        <pic:cNvPr id="0" name="image62.png"/>
+                        <pic:cNvPr id="0" name="image46.png"/>
                         <pic:cNvPicPr preferRelativeResize="0"/>
                       </pic:nvPicPr>
                       <pic:blipFill>
@@ -4941,12 +4941,12 @@
           <wp:inline distB="114300" distT="114300" distL="114300" distR="114300">
             <wp:extent cx="3100388" cy="642910"/>
             <wp:effectExtent b="0" l="0" r="0" t="0"/>
-            <wp:docPr id="56" name="image35.png"/>
+            <wp:docPr id="56" name="image40.png"/>
             <a:graphic>
               <a:graphicData uri="http://schemas.openxmlformats.org/drawingml/2006/picture">
                 <pic:pic>
                   <pic:nvPicPr>
-                    <pic:cNvPr id="0" name="image35.png"/>
+                    <pic:cNvPr id="0" name="image40.png"/>
                     <pic:cNvPicPr preferRelativeResize="0"/>
                   </pic:nvPicPr>
                   <pic:blipFill>
@@ -5026,12 +5026,12 @@
           <wp:inline distB="114300" distT="114300" distL="114300" distR="114300">
             <wp:extent cx="3271838" cy="2385941"/>
             <wp:effectExtent b="0" l="0" r="0" t="0"/>
-            <wp:docPr id="60" name="image40.png"/>
+            <wp:docPr id="60" name="image52.png"/>
             <a:graphic>
               <a:graphicData uri="http://schemas.openxmlformats.org/drawingml/2006/picture">
                 <pic:pic>
                   <pic:nvPicPr>
-                    <pic:cNvPr id="0" name="image40.png"/>
+                    <pic:cNvPr id="0" name="image52.png"/>
                     <pic:cNvPicPr preferRelativeResize="0"/>
                   </pic:nvPicPr>
                   <pic:blipFill>
@@ -5087,12 +5087,12 @@
           <wp:inline distB="114300" distT="114300" distL="114300" distR="114300">
             <wp:extent cx="2805113" cy="1812606"/>
             <wp:effectExtent b="0" l="0" r="0" t="0"/>
-            <wp:docPr id="74" name="image57.png"/>
+            <wp:docPr id="74" name="image62.png"/>
             <a:graphic>
               <a:graphicData uri="http://schemas.openxmlformats.org/drawingml/2006/picture">
                 <pic:pic>
                   <pic:nvPicPr>
-                    <pic:cNvPr id="0" name="image57.png"/>
+                    <pic:cNvPr id="0" name="image62.png"/>
                     <pic:cNvPicPr preferRelativeResize="0"/>
                   </pic:nvPicPr>
                   <pic:blipFill>
@@ -5148,12 +5148,12 @@
           <wp:inline distB="114300" distT="114300" distL="114300" distR="114300">
             <wp:extent cx="3123078" cy="1514849"/>
             <wp:effectExtent b="0" l="0" r="0" t="0"/>
-            <wp:docPr id="50" name="image29.png"/>
+            <wp:docPr id="50" name="image38.png"/>
             <a:graphic>
               <a:graphicData uri="http://schemas.openxmlformats.org/drawingml/2006/picture">
                 <pic:pic>
                   <pic:nvPicPr>
-                    <pic:cNvPr id="0" name="image29.png"/>
+                    <pic:cNvPr id="0" name="image38.png"/>
                     <pic:cNvPicPr preferRelativeResize="0"/>
                   </pic:nvPicPr>
                   <pic:blipFill>
@@ -5235,12 +5235,12 @@
           <wp:inline distB="114300" distT="114300" distL="114300" distR="114300">
             <wp:extent cx="5399730" cy="1587500"/>
             <wp:effectExtent b="0" l="0" r="0" t="0"/>
-            <wp:docPr id="66" name="image53.png"/>
+            <wp:docPr id="66" name="image51.png"/>
             <a:graphic>
               <a:graphicData uri="http://schemas.openxmlformats.org/drawingml/2006/picture">
                 <pic:pic>
                   <pic:nvPicPr>
-                    <pic:cNvPr id="0" name="image53.png"/>
+                    <pic:cNvPr id="0" name="image51.png"/>
                     <pic:cNvPicPr preferRelativeResize="0"/>
                   </pic:nvPicPr>
                   <pic:blipFill>
@@ -5310,12 +5310,12 @@
           <wp:inline distB="114300" distT="114300" distL="114300" distR="114300">
             <wp:extent cx="1749359" cy="2376488"/>
             <wp:effectExtent b="0" l="0" r="0" t="0"/>
-            <wp:docPr id="20" name="image17.png"/>
+            <wp:docPr id="20" name="image12.png"/>
             <a:graphic>
               <a:graphicData uri="http://schemas.openxmlformats.org/drawingml/2006/picture">
                 <pic:pic>
                   <pic:nvPicPr>
-                    <pic:cNvPr id="0" name="image17.png"/>
+                    <pic:cNvPr id="0" name="image12.png"/>
                     <pic:cNvPicPr preferRelativeResize="0"/>
                   </pic:nvPicPr>
                   <pic:blipFill>
@@ -5371,12 +5371,12 @@
           <wp:inline distB="114300" distT="114300" distL="114300" distR="114300">
             <wp:extent cx="3471863" cy="2035826"/>
             <wp:effectExtent b="0" l="0" r="0" t="0"/>
-            <wp:docPr id="30" name="image15.png"/>
+            <wp:docPr id="30" name="image14.png"/>
             <a:graphic>
               <a:graphicData uri="http://schemas.openxmlformats.org/drawingml/2006/picture">
                 <pic:pic>
                   <pic:nvPicPr>
-                    <pic:cNvPr id="0" name="image15.png"/>
+                    <pic:cNvPr id="0" name="image14.png"/>
                     <pic:cNvPicPr preferRelativeResize="0"/>
                   </pic:nvPicPr>
                   <pic:blipFill>
@@ -5432,12 +5432,12 @@
           <wp:inline distB="114300" distT="114300" distL="114300" distR="114300">
             <wp:extent cx="1685925" cy="885825"/>
             <wp:effectExtent b="0" l="0" r="0" t="0"/>
-            <wp:docPr id="23" name="image9.png"/>
+            <wp:docPr id="23" name="image10.png"/>
             <a:graphic>
               <a:graphicData uri="http://schemas.openxmlformats.org/drawingml/2006/picture">
                 <pic:pic>
                   <pic:nvPicPr>
-                    <pic:cNvPr id="0" name="image9.png"/>
+                    <pic:cNvPr id="0" name="image10.png"/>
                     <pic:cNvPicPr preferRelativeResize="0"/>
                   </pic:nvPicPr>
                   <pic:blipFill>
@@ -5557,12 +5557,12 @@
           <wp:inline distB="114300" distT="114300" distL="114300" distR="114300">
             <wp:extent cx="4376738" cy="1693986"/>
             <wp:effectExtent b="0" l="0" r="0" t="0"/>
-            <wp:docPr id="64" name="image55.png"/>
+            <wp:docPr id="64" name="image54.png"/>
             <a:graphic>
               <a:graphicData uri="http://schemas.openxmlformats.org/drawingml/2006/picture">
                 <pic:pic>
                   <pic:nvPicPr>
-                    <pic:cNvPr id="0" name="image55.png"/>
+                    <pic:cNvPr id="0" name="image54.png"/>
                     <pic:cNvPicPr preferRelativeResize="0"/>
                   </pic:nvPicPr>
                   <pic:blipFill>
@@ -5909,12 +5909,12 @@
               <wp:inline distB="114300" distT="114300" distL="114300" distR="114300">
                 <wp:extent cx="5399730" cy="1727200"/>
                 <wp:effectExtent b="0" l="0" r="0" t="0"/>
-                <wp:docPr id="5" name="image60.png"/>
+                <wp:docPr id="5" name="image44.png"/>
                 <a:graphic>
                   <a:graphicData uri="http://schemas.openxmlformats.org/drawingml/2006/picture">
                     <pic:pic>
                       <pic:nvPicPr>
-                        <pic:cNvPr id="0" name="image60.png"/>
+                        <pic:cNvPr id="0" name="image44.png"/>
                         <pic:cNvPicPr preferRelativeResize="0"/>
                       </pic:nvPicPr>
                       <pic:blipFill>
@@ -5984,12 +5984,12 @@
           <wp:inline distB="114300" distT="114300" distL="114300" distR="114300">
             <wp:extent cx="5399730" cy="317500"/>
             <wp:effectExtent b="0" l="0" r="0" t="0"/>
-            <wp:docPr id="32" name="image7.png"/>
+            <wp:docPr id="32" name="image11.png"/>
             <a:graphic>
               <a:graphicData uri="http://schemas.openxmlformats.org/drawingml/2006/picture">
                 <pic:pic>
                   <pic:nvPicPr>
-                    <pic:cNvPr id="0" name="image7.png"/>
+                    <pic:cNvPr id="0" name="image11.png"/>
                     <pic:cNvPicPr preferRelativeResize="0"/>
                   </pic:nvPicPr>
                   <pic:blipFill>
@@ -6223,12 +6223,12 @@
               <wp:inline distB="114300" distT="114300" distL="114300" distR="114300">
                 <wp:extent cx="5399730" cy="1727200"/>
                 <wp:effectExtent b="0" l="0" r="0" t="0"/>
-                <wp:docPr id="9" name="image64.png"/>
+                <wp:docPr id="9" name="image49.png"/>
                 <a:graphic>
                   <a:graphicData uri="http://schemas.openxmlformats.org/drawingml/2006/picture">
                     <pic:pic>
                       <pic:nvPicPr>
-                        <pic:cNvPr id="0" name="image64.png"/>
+                        <pic:cNvPr id="0" name="image49.png"/>
                         <pic:cNvPicPr preferRelativeResize="0"/>
                       </pic:nvPicPr>
                       <pic:blipFill>
@@ -6285,12 +6285,12 @@
           <wp:inline distB="114300" distT="114300" distL="114300" distR="114300">
             <wp:extent cx="5399730" cy="368300"/>
             <wp:effectExtent b="0" l="0" r="0" t="0"/>
-            <wp:docPr id="51" name="image36.png"/>
+            <wp:docPr id="51" name="image31.png"/>
             <a:graphic>
               <a:graphicData uri="http://schemas.openxmlformats.org/drawingml/2006/picture">
                 <pic:pic>
                   <pic:nvPicPr>
-                    <pic:cNvPr id="0" name="image36.png"/>
+                    <pic:cNvPr id="0" name="image31.png"/>
                     <pic:cNvPicPr preferRelativeResize="0"/>
                   </pic:nvPicPr>
                   <pic:blipFill>
@@ -6361,12 +6361,12 @@
           <wp:inline distB="114300" distT="114300" distL="114300" distR="114300">
             <wp:extent cx="5399730" cy="2387600"/>
             <wp:effectExtent b="0" l="0" r="0" t="0"/>
-            <wp:docPr id="57" name="image47.png"/>
+            <wp:docPr id="57" name="image53.png"/>
             <a:graphic>
               <a:graphicData uri="http://schemas.openxmlformats.org/drawingml/2006/picture">
                 <pic:pic>
                   <pic:nvPicPr>
-                    <pic:cNvPr id="0" name="image47.png"/>
+                    <pic:cNvPr id="0" name="image53.png"/>
                     <pic:cNvPicPr preferRelativeResize="0"/>
                   </pic:nvPicPr>
                   <pic:blipFill>
@@ -6477,12 +6477,12 @@
           <wp:inline distB="114300" distT="114300" distL="114300" distR="114300">
             <wp:extent cx="5399730" cy="2743200"/>
             <wp:effectExtent b="0" l="0" r="0" t="0"/>
-            <wp:docPr id="71" name="image68.png"/>
+            <wp:docPr id="71" name="image63.png"/>
             <a:graphic>
               <a:graphicData uri="http://schemas.openxmlformats.org/drawingml/2006/picture">
                 <pic:pic>
                   <pic:nvPicPr>
-                    <pic:cNvPr id="0" name="image68.png"/>
+                    <pic:cNvPr id="0" name="image63.png"/>
                     <pic:cNvPicPr preferRelativeResize="0"/>
                   </pic:nvPicPr>
                   <pic:blipFill>
@@ -6537,12 +6537,12 @@
           <wp:inline distB="114300" distT="114300" distL="114300" distR="114300">
             <wp:extent cx="5399730" cy="469900"/>
             <wp:effectExtent b="0" l="0" r="0" t="0"/>
-            <wp:docPr id="25" name="image6.png"/>
+            <wp:docPr id="25" name="image5.png"/>
             <a:graphic>
               <a:graphicData uri="http://schemas.openxmlformats.org/drawingml/2006/picture">
                 <pic:pic>
                   <pic:nvPicPr>
-                    <pic:cNvPr id="0" name="image6.png"/>
+                    <pic:cNvPr id="0" name="image5.png"/>
                     <pic:cNvPicPr preferRelativeResize="0"/>
                   </pic:nvPicPr>
                   <pic:blipFill>
@@ -6597,12 +6597,12 @@
           <wp:inline distB="114300" distT="114300" distL="114300" distR="114300">
             <wp:extent cx="5399730" cy="431800"/>
             <wp:effectExtent b="0" l="0" r="0" t="0"/>
-            <wp:docPr id="69" name="image52.png"/>
+            <wp:docPr id="69" name="image58.png"/>
             <a:graphic>
               <a:graphicData uri="http://schemas.openxmlformats.org/drawingml/2006/picture">
                 <pic:pic>
                   <pic:nvPicPr>
-                    <pic:cNvPr id="0" name="image52.png"/>
+                    <pic:cNvPr id="0" name="image58.png"/>
                     <pic:cNvPicPr preferRelativeResize="0"/>
                   </pic:nvPicPr>
                   <pic:blipFill>
@@ -6657,12 +6657,12 @@
           <wp:inline distB="114300" distT="114300" distL="114300" distR="114300">
             <wp:extent cx="5399730" cy="279400"/>
             <wp:effectExtent b="0" l="0" r="0" t="0"/>
-            <wp:docPr id="36" name="image14.png"/>
+            <wp:docPr id="36" name="image8.png"/>
             <a:graphic>
               <a:graphicData uri="http://schemas.openxmlformats.org/drawingml/2006/picture">
                 <pic:pic>
                   <pic:nvPicPr>
-                    <pic:cNvPr id="0" name="image14.png"/>
+                    <pic:cNvPr id="0" name="image8.png"/>
                     <pic:cNvPicPr preferRelativeResize="0"/>
                   </pic:nvPicPr>
                   <pic:blipFill>
@@ -6734,12 +6734,12 @@
           <wp:inline distB="114300" distT="114300" distL="114300" distR="114300">
             <wp:extent cx="2724150" cy="1228725"/>
             <wp:effectExtent b="0" l="0" r="0" t="0"/>
-            <wp:docPr id="41" name="image23.png"/>
+            <wp:docPr id="41" name="image21.png"/>
             <a:graphic>
               <a:graphicData uri="http://schemas.openxmlformats.org/drawingml/2006/picture">
                 <pic:pic>
                   <pic:nvPicPr>
-                    <pic:cNvPr id="0" name="image23.png"/>
+                    <pic:cNvPr id="0" name="image21.png"/>
                     <pic:cNvPicPr preferRelativeResize="0"/>
                   </pic:nvPicPr>
                   <pic:blipFill>
@@ -6850,12 +6850,12 @@
           <wp:inline distB="114300" distT="114300" distL="114300" distR="114300">
             <wp:extent cx="5399730" cy="1625600"/>
             <wp:effectExtent b="0" l="0" r="0" t="0"/>
-            <wp:docPr id="59" name="image33.png"/>
+            <wp:docPr id="59" name="image35.png"/>
             <a:graphic>
               <a:graphicData uri="http://schemas.openxmlformats.org/drawingml/2006/picture">
                 <pic:pic>
                   <pic:nvPicPr>
-                    <pic:cNvPr id="0" name="image33.png"/>
+                    <pic:cNvPr id="0" name="image35.png"/>
                     <pic:cNvPicPr preferRelativeResize="0"/>
                   </pic:nvPicPr>
                   <pic:blipFill>
@@ -7003,12 +7003,12 @@
               <wp:inline distB="114300" distT="114300" distL="114300" distR="114300">
                 <wp:extent cx="5399730" cy="520700"/>
                 <wp:effectExtent b="0" l="0" r="0" t="0"/>
-                <wp:docPr id="12" name="image73.png"/>
+                <wp:docPr id="12" name="image67.png"/>
                 <a:graphic>
                   <a:graphicData uri="http://schemas.openxmlformats.org/drawingml/2006/picture">
                     <pic:pic>
                       <pic:nvPicPr>
-                        <pic:cNvPr id="0" name="image73.png"/>
+                        <pic:cNvPr id="0" name="image67.png"/>
                         <pic:cNvPicPr preferRelativeResize="0"/>
                       </pic:nvPicPr>
                       <pic:blipFill>
@@ -7065,12 +7065,12 @@
           <wp:inline distB="114300" distT="114300" distL="114300" distR="114300">
             <wp:extent cx="5399730" cy="635000"/>
             <wp:effectExtent b="0" l="0" r="0" t="0"/>
-            <wp:docPr id="42" name="image24.png"/>
+            <wp:docPr id="42" name="image22.png"/>
             <a:graphic>
               <a:graphicData uri="http://schemas.openxmlformats.org/drawingml/2006/picture">
                 <pic:pic>
                   <pic:nvPicPr>
-                    <pic:cNvPr id="0" name="image24.png"/>
+                    <pic:cNvPr id="0" name="image22.png"/>
                     <pic:cNvPicPr preferRelativeResize="0"/>
                   </pic:nvPicPr>
                   <pic:blipFill>
@@ -7140,12 +7140,12 @@
           <wp:inline distB="114300" distT="114300" distL="114300" distR="114300">
             <wp:extent cx="5399730" cy="4432300"/>
             <wp:effectExtent b="0" l="0" r="0" t="0"/>
-            <wp:docPr id="21" name="image8.png"/>
+            <wp:docPr id="21" name="image25.png"/>
             <a:graphic>
               <a:graphicData uri="http://schemas.openxmlformats.org/drawingml/2006/picture">
                 <pic:pic>
                   <pic:nvPicPr>
-                    <pic:cNvPr id="0" name="image8.png"/>
+                    <pic:cNvPr id="0" name="image25.png"/>
                     <pic:cNvPicPr preferRelativeResize="0"/>
                   </pic:nvPicPr>
                   <pic:blipFill>
@@ -7216,12 +7216,12 @@
           <wp:inline distB="114300" distT="114300" distL="114300" distR="114300">
             <wp:extent cx="5399730" cy="1231900"/>
             <wp:effectExtent b="0" l="0" r="0" t="0"/>
-            <wp:docPr id="35" name="image10.png"/>
+            <wp:docPr id="35" name="image23.png"/>
             <a:graphic>
               <a:graphicData uri="http://schemas.openxmlformats.org/drawingml/2006/picture">
                 <pic:pic>
                   <pic:nvPicPr>
-                    <pic:cNvPr id="0" name="image10.png"/>
+                    <pic:cNvPr id="0" name="image23.png"/>
                     <pic:cNvPicPr preferRelativeResize="0"/>
                   </pic:nvPicPr>
                   <pic:blipFill>
@@ -7276,12 +7276,12 @@
           <wp:inline distB="114300" distT="114300" distL="114300" distR="114300">
             <wp:extent cx="3190875" cy="1133475"/>
             <wp:effectExtent b="0" l="0" r="0" t="0"/>
-            <wp:docPr id="58" name="image46.png"/>
+            <wp:docPr id="58" name="image48.png"/>
             <a:graphic>
               <a:graphicData uri="http://schemas.openxmlformats.org/drawingml/2006/picture">
                 <pic:pic>
                   <pic:nvPicPr>
-                    <pic:cNvPr id="0" name="image46.png"/>
+                    <pic:cNvPr id="0" name="image48.png"/>
                     <pic:cNvPicPr preferRelativeResize="0"/>
                   </pic:nvPicPr>
                   <pic:blipFill>
@@ -7439,12 +7439,12 @@
               <wp:inline distB="114300" distT="114300" distL="114300" distR="114300">
                 <wp:extent cx="4276725" cy="3810000"/>
                 <wp:effectExtent b="0" l="0" r="0" t="0"/>
-                <wp:docPr id="13" name="image74.png"/>
+                <wp:docPr id="13" name="image72.png"/>
                 <a:graphic>
                   <a:graphicData uri="http://schemas.openxmlformats.org/drawingml/2006/picture">
                     <pic:pic>
                       <pic:nvPicPr>
-                        <pic:cNvPr id="0" name="image74.png"/>
+                        <pic:cNvPr id="0" name="image72.png"/>
                         <pic:cNvPicPr preferRelativeResize="0"/>
                       </pic:nvPicPr>
                       <pic:blipFill>
@@ -7562,12 +7562,12 @@
           <wp:inline distB="114300" distT="114300" distL="114300" distR="114300">
             <wp:extent cx="4852988" cy="1700964"/>
             <wp:effectExtent b="0" l="0" r="0" t="0"/>
-            <wp:docPr id="28" name="image22.png"/>
+            <wp:docPr id="28" name="image6.png"/>
             <a:graphic>
               <a:graphicData uri="http://schemas.openxmlformats.org/drawingml/2006/picture">
                 <pic:pic>
                   <pic:nvPicPr>
-                    <pic:cNvPr id="0" name="image22.png"/>
+                    <pic:cNvPr id="0" name="image6.png"/>
                     <pic:cNvPicPr preferRelativeResize="0"/>
                   </pic:nvPicPr>
                   <pic:blipFill>
@@ -7654,12 +7654,12 @@
           <wp:inline distB="114300" distT="114300" distL="114300" distR="114300">
             <wp:extent cx="4191000" cy="2447925"/>
             <wp:effectExtent b="0" l="0" r="0" t="0"/>
-            <wp:docPr id="33" name="image3.png"/>
+            <wp:docPr id="33" name="image1.png"/>
             <a:graphic>
               <a:graphicData uri="http://schemas.openxmlformats.org/drawingml/2006/picture">
                 <pic:pic>
                   <pic:nvPicPr>
-                    <pic:cNvPr id="0" name="image3.png"/>
+                    <pic:cNvPr id="0" name="image1.png"/>
                     <pic:cNvPicPr preferRelativeResize="0"/>
                   </pic:nvPicPr>
                   <pic:blipFill>
@@ -7702,12 +7702,12 @@
           <wp:inline distB="114300" distT="114300" distL="114300" distR="114300">
             <wp:extent cx="3643313" cy="3942949"/>
             <wp:effectExtent b="0" l="0" r="0" t="0"/>
-            <wp:docPr id="62" name="image44.png"/>
+            <wp:docPr id="62" name="image42.png"/>
             <a:graphic>
               <a:graphicData uri="http://schemas.openxmlformats.org/drawingml/2006/picture">
                 <pic:pic>
                   <pic:nvPicPr>
-                    <pic:cNvPr id="0" name="image44.png"/>
+                    <pic:cNvPr id="0" name="image42.png"/>
                     <pic:cNvPicPr preferRelativeResize="0"/>
                   </pic:nvPicPr>
                   <pic:blipFill>
@@ -7872,12 +7872,12 @@
           <wp:inline distB="114300" distT="114300" distL="114300" distR="114300">
             <wp:extent cx="4381500" cy="4581525"/>
             <wp:effectExtent b="0" l="0" r="0" t="0"/>
-            <wp:docPr id="52" name="image31.png"/>
+            <wp:docPr id="52" name="image30.png"/>
             <a:graphic>
               <a:graphicData uri="http://schemas.openxmlformats.org/drawingml/2006/picture">
                 <pic:pic>
                   <pic:nvPicPr>
-                    <pic:cNvPr id="0" name="image31.png"/>
+                    <pic:cNvPr id="0" name="image30.png"/>
                     <pic:cNvPicPr preferRelativeResize="0"/>
                   </pic:nvPicPr>
                   <pic:blipFill>
@@ -8170,12 +8170,12 @@
           <wp:inline distB="114300" distT="114300" distL="114300" distR="114300">
             <wp:extent cx="5399730" cy="1625600"/>
             <wp:effectExtent b="0" l="0" r="0" t="0"/>
-            <wp:docPr id="34" name="image16.png"/>
+            <wp:docPr id="34" name="image9.png"/>
             <a:graphic>
               <a:graphicData uri="http://schemas.openxmlformats.org/drawingml/2006/picture">
                 <pic:pic>
                   <pic:nvPicPr>
-                    <pic:cNvPr id="0" name="image16.png"/>
+                    <pic:cNvPr id="0" name="image9.png"/>
                     <pic:cNvPicPr preferRelativeResize="0"/>
                   </pic:nvPicPr>
                   <pic:blipFill>
@@ -8230,12 +8230,12 @@
           <wp:inline distB="114300" distT="114300" distL="114300" distR="114300">
             <wp:extent cx="5399730" cy="1574800"/>
             <wp:effectExtent b="0" l="0" r="0" t="0"/>
-            <wp:docPr id="68" name="image58.png"/>
+            <wp:docPr id="68" name="image61.png"/>
             <a:graphic>
               <a:graphicData uri="http://schemas.openxmlformats.org/drawingml/2006/picture">
                 <pic:pic>
                   <pic:nvPicPr>
-                    <pic:cNvPr id="0" name="image58.png"/>
+                    <pic:cNvPr id="0" name="image61.png"/>
                     <pic:cNvPicPr preferRelativeResize="0"/>
                   </pic:nvPicPr>
                   <pic:blipFill>
@@ -8277,12 +8277,12 @@
           <wp:inline distB="114300" distT="114300" distL="114300" distR="114300">
             <wp:extent cx="5399730" cy="469900"/>
             <wp:effectExtent b="0" l="0" r="0" t="0"/>
-            <wp:docPr id="49" name="image30.png"/>
+            <wp:docPr id="49" name="image28.png"/>
             <a:graphic>
               <a:graphicData uri="http://schemas.openxmlformats.org/drawingml/2006/picture">
                 <pic:pic>
                   <pic:nvPicPr>
-                    <pic:cNvPr id="0" name="image30.png"/>
+                    <pic:cNvPr id="0" name="image28.png"/>
                     <pic:cNvPicPr preferRelativeResize="0"/>
                   </pic:nvPicPr>
                   <pic:blipFill>
@@ -8337,12 +8337,12 @@
           <wp:inline distB="114300" distT="114300" distL="114300" distR="114300">
             <wp:extent cx="5399730" cy="698500"/>
             <wp:effectExtent b="0" l="0" r="0" t="0"/>
-            <wp:docPr id="31" name="image11.png"/>
+            <wp:docPr id="31" name="image16.png"/>
             <a:graphic>
               <a:graphicData uri="http://schemas.openxmlformats.org/drawingml/2006/picture">
                 <pic:pic>
                   <pic:nvPicPr>
-                    <pic:cNvPr id="0" name="image11.png"/>
+                    <pic:cNvPr id="0" name="image16.png"/>
                     <pic:cNvPicPr preferRelativeResize="0"/>
                   </pic:nvPicPr>
                   <pic:blipFill>
@@ -8384,12 +8384,12 @@
           <wp:inline distB="114300" distT="114300" distL="114300" distR="114300">
             <wp:extent cx="5399730" cy="1600200"/>
             <wp:effectExtent b="0" l="0" r="0" t="0"/>
-            <wp:docPr id="43" name="image39.png"/>
+            <wp:docPr id="43" name="image19.png"/>
             <a:graphic>
               <a:graphicData uri="http://schemas.openxmlformats.org/drawingml/2006/picture">
                 <pic:pic>
                   <pic:nvPicPr>
-                    <pic:cNvPr id="0" name="image39.png"/>
+                    <pic:cNvPr id="0" name="image19.png"/>
                     <pic:cNvPicPr preferRelativeResize="0"/>
                   </pic:nvPicPr>
                   <pic:blipFill>
@@ -8615,12 +8615,12 @@
               <wp:extent cx="103505" cy="811530"/>
               <wp:effectExtent b="0" l="0" r="0" t="0"/>
               <wp:wrapNone/>
-              <wp:docPr id="14" name="image75.png"/>
+              <wp:docPr id="14" name="image73.png"/>
               <a:graphic>
                 <a:graphicData uri="http://schemas.openxmlformats.org/drawingml/2006/picture">
                   <pic:pic>
                     <pic:nvPicPr>
-                      <pic:cNvPr id="0" name="image75.png"/>
+                      <pic:cNvPr id="0" name="image73.png"/>
                       <pic:cNvPicPr preferRelativeResize="0"/>
                     </pic:nvPicPr>
                     <pic:blipFill>
@@ -8806,12 +8806,12 @@
               <wp:extent cx="7549515" cy="815340"/>
               <wp:effectExtent b="0" l="0" r="0" t="0"/>
               <wp:wrapNone/>
-              <wp:docPr id="19" name="image80.png"/>
+              <wp:docPr id="19" name="image81.png"/>
               <a:graphic>
                 <a:graphicData uri="http://schemas.openxmlformats.org/drawingml/2006/picture">
                   <pic:pic>
                     <pic:nvPicPr>
-                      <pic:cNvPr id="0" name="image80.png"/>
+                      <pic:cNvPr id="0" name="image81.png"/>
                       <pic:cNvPicPr preferRelativeResize="0"/>
                     </pic:nvPicPr>
                     <pic:blipFill>
@@ -8913,12 +8913,12 @@
               <wp:extent cx="103505" cy="824865"/>
               <wp:effectExtent b="0" l="0" r="0" t="0"/>
               <wp:wrapNone/>
-              <wp:docPr id="18" name="image79.png"/>
+              <wp:docPr id="18" name="image80.png"/>
               <a:graphic>
                 <a:graphicData uri="http://schemas.openxmlformats.org/drawingml/2006/picture">
                   <pic:pic>
                     <pic:nvPicPr>
-                      <pic:cNvPr id="0" name="image79.png"/>
+                      <pic:cNvPr id="0" name="image80.png"/>
                       <pic:cNvPicPr preferRelativeResize="0"/>
                     </pic:nvPicPr>
                     <pic:blipFill>
@@ -9118,12 +9118,12 @@
           <wp:extent cx="669290" cy="669290"/>
           <wp:effectExtent b="0" l="0" r="0" t="0"/>
           <wp:wrapSquare wrapText="bothSides" distB="0" distT="0" distL="114300" distR="114300"/>
-          <wp:docPr descr="psi-negro.png" id="47" name="image19.png"/>
+          <wp:docPr descr="psi-negro.png" id="47" name="image17.png"/>
           <a:graphic>
             <a:graphicData uri="http://schemas.openxmlformats.org/drawingml/2006/picture">
               <pic:pic>
                 <pic:nvPicPr>
-                  <pic:cNvPr descr="psi-negro.png" id="0" name="image19.png"/>
+                  <pic:cNvPr descr="psi-negro.png" id="0" name="image17.png"/>
                   <pic:cNvPicPr preferRelativeResize="0"/>
                 </pic:nvPicPr>
                 <pic:blipFill>
@@ -9163,12 +9163,12 @@
           <wp:extent cx="425450" cy="666750"/>
           <wp:effectExtent b="0" l="0" r="0" t="0"/>
           <wp:wrapSquare wrapText="bothSides" distB="0" distT="0" distL="114300" distR="114300"/>
-          <wp:docPr descr="UNPA.JPG" id="46" name="image18.jpg"/>
+          <wp:docPr descr="UNPA.JPG" id="46" name="image29.jpg"/>
           <a:graphic>
             <a:graphicData uri="http://schemas.openxmlformats.org/drawingml/2006/picture">
               <pic:pic>
                 <pic:nvPicPr>
-                  <pic:cNvPr descr="UNPA.JPG" id="0" name="image18.jpg"/>
+                  <pic:cNvPr descr="UNPA.JPG" id="0" name="image29.jpg"/>
                   <pic:cNvPicPr preferRelativeResize="0"/>
                 </pic:nvPicPr>
                 <pic:blipFill>
@@ -9271,12 +9271,12 @@
               <wp:extent cx="103505" cy="811530"/>
               <wp:effectExtent b="0" l="0" r="0" t="0"/>
               <wp:wrapNone/>
-              <wp:docPr id="8" name="image63.png"/>
+              <wp:docPr id="8" name="image47.png"/>
               <a:graphic>
                 <a:graphicData uri="http://schemas.openxmlformats.org/drawingml/2006/picture">
                   <pic:pic>
                     <pic:nvPicPr>
-                      <pic:cNvPr id="0" name="image63.png"/>
+                      <pic:cNvPr id="0" name="image47.png"/>
                       <pic:cNvPicPr preferRelativeResize="0"/>
                     </pic:nvPicPr>
                     <pic:blipFill>
@@ -9381,12 +9381,12 @@
               <wp:extent cx="103505" cy="812165"/>
               <wp:effectExtent b="0" l="0" r="0" t="0"/>
               <wp:wrapNone/>
-              <wp:docPr id="17" name="image78.png"/>
+              <wp:docPr id="17" name="image77.png"/>
               <a:graphic>
                 <a:graphicData uri="http://schemas.openxmlformats.org/drawingml/2006/picture">
                   <pic:pic>
                     <pic:nvPicPr>
-                      <pic:cNvPr id="0" name="image78.png"/>
+                      <pic:cNvPr id="0" name="image77.png"/>
                       <pic:cNvPicPr preferRelativeResize="0"/>
                     </pic:nvPicPr>
                     <pic:blipFill>
@@ -9648,12 +9648,12 @@
               <wp:extent cx="7549515" cy="815340"/>
               <wp:effectExtent b="0" l="0" r="0" t="0"/>
               <wp:wrapNone/>
-              <wp:docPr id="15" name="image76.png"/>
+              <wp:docPr id="15" name="image75.png"/>
               <a:graphic>
                 <a:graphicData uri="http://schemas.openxmlformats.org/drawingml/2006/picture">
                   <pic:pic>
                     <pic:nvPicPr>
-                      <pic:cNvPr id="0" name="image76.png"/>
+                      <pic:cNvPr id="0" name="image75.png"/>
                       <pic:cNvPicPr preferRelativeResize="0"/>
                     </pic:nvPicPr>
                     <pic:blipFill>

--- a/Etapa Elaboración - Iteración 1/Instalación, configuración y uso de Rclone - Kairos - NexTech.docx
+++ b/Etapa Elaboración - Iteración 1/Instalación, configuración y uso de Rclone - Kairos - NexTech.docx
@@ -326,12 +326,12 @@
                 <wp:extent cx="103505" cy="11221720"/>
                 <wp:effectExtent b="0" l="0" r="0" t="0"/>
                 <wp:wrapNone/>
-                <wp:docPr id="6" name="image45.png"/>
+                <wp:docPr id="6" name="image55.png"/>
                 <a:graphic>
                   <a:graphicData uri="http://schemas.openxmlformats.org/drawingml/2006/picture">
                     <pic:pic>
                       <pic:nvPicPr>
-                        <pic:cNvPr id="0" name="image45.png"/>
+                        <pic:cNvPr id="0" name="image55.png"/>
                         <pic:cNvPicPr preferRelativeResize="0"/>
                       </pic:nvPicPr>
                       <pic:blipFill>
@@ -448,12 +448,12 @@
                 <wp:extent cx="103505" cy="11221720"/>
                 <wp:effectExtent b="0" l="0" r="0" t="0"/>
                 <wp:wrapNone/>
-                <wp:docPr id="16" name="image76.png"/>
+                <wp:docPr id="16" name="image78.png"/>
                 <a:graphic>
                   <a:graphicData uri="http://schemas.openxmlformats.org/drawingml/2006/picture">
                     <pic:pic>
                       <pic:nvPicPr>
-                        <pic:cNvPr id="0" name="image76.png"/>
+                        <pic:cNvPr id="0" name="image78.png"/>
                         <pic:cNvPicPr preferRelativeResize="0"/>
                       </pic:nvPicPr>
                       <pic:blipFill>
@@ -570,12 +570,12 @@
                 <wp:extent cx="7928609" cy="870585"/>
                 <wp:effectExtent b="0" l="0" r="0" t="0"/>
                 <wp:wrapNone/>
-                <wp:docPr id="3" name="image41.png"/>
+                <wp:docPr id="3" name="image47.png"/>
                 <a:graphic>
                   <a:graphicData uri="http://schemas.openxmlformats.org/drawingml/2006/picture">
                     <pic:pic>
                       <pic:nvPicPr>
-                        <pic:cNvPr id="0" name="image41.png"/>
+                        <pic:cNvPr id="0" name="image47.png"/>
                         <pic:cNvPicPr preferRelativeResize="0"/>
                       </pic:nvPicPr>
                       <pic:blipFill>
@@ -1003,12 +1003,12 @@
             <wp:extent cx="1200150" cy="1200150"/>
             <wp:effectExtent b="0" l="0" r="0" t="0"/>
             <wp:wrapSquare wrapText="bothSides" distB="0" distT="0" distL="114300" distR="114300"/>
-            <wp:docPr descr="psi-negro.png" id="73" name="image55.png"/>
+            <wp:docPr descr="psi-negro.png" id="73" name="image53.png"/>
             <a:graphic>
               <a:graphicData uri="http://schemas.openxmlformats.org/drawingml/2006/picture">
                 <pic:pic>
                   <pic:nvPicPr>
-                    <pic:cNvPr descr="psi-negro.png" id="0" name="image55.png"/>
+                    <pic:cNvPr descr="psi-negro.png" id="0" name="image53.png"/>
                     <pic:cNvPicPr preferRelativeResize="0"/>
                   </pic:nvPicPr>
                   <pic:blipFill>
@@ -1060,12 +1060,12 @@
             <wp:extent cx="1304925" cy="2019300"/>
             <wp:effectExtent b="0" l="0" r="0" t="0"/>
             <wp:wrapSquare wrapText="bothSides" distB="0" distT="0" distL="114300" distR="114300"/>
-            <wp:docPr descr="UNPA.JPG" id="55" name="image32.jpg"/>
+            <wp:docPr descr="UNPA.JPG" id="55" name="image26.jpg"/>
             <a:graphic>
               <a:graphicData uri="http://schemas.openxmlformats.org/drawingml/2006/picture">
                 <pic:pic>
                   <pic:nvPicPr>
-                    <pic:cNvPr descr="UNPA.JPG" id="0" name="image32.jpg"/>
+                    <pic:cNvPr descr="UNPA.JPG" id="0" name="image26.jpg"/>
                     <pic:cNvPicPr preferRelativeResize="0"/>
                   </pic:nvPicPr>
                   <pic:blipFill>
@@ -1131,7 +1131,7 @@
     </w:p>
     <w:sdt>
       <w:sdtPr>
-        <w:id w:val="1802464479"/>
+        <w:id w:val="-722835783"/>
         <w:docPartObj>
           <w:docPartGallery w:val="Table of Contents"/>
           <w:docPartUnique w:val="1"/>
@@ -2691,12 +2691,12 @@
               <wp:inline distB="114300" distT="114300" distL="114300" distR="114300">
                 <wp:extent cx="3914775" cy="1514475"/>
                 <wp:effectExtent b="0" l="0" r="0" t="0"/>
-                <wp:docPr id="2" name="image39.png"/>
+                <wp:docPr id="2" name="image46.png"/>
                 <a:graphic>
                   <a:graphicData uri="http://schemas.openxmlformats.org/drawingml/2006/picture">
                     <pic:pic>
                       <pic:nvPicPr>
-                        <pic:cNvPr id="0" name="image39.png"/>
+                        <pic:cNvPr id="0" name="image46.png"/>
                         <pic:cNvPicPr preferRelativeResize="0"/>
                       </pic:nvPicPr>
                       <pic:blipFill>
@@ -2863,12 +2863,12 @@
               <wp:inline distB="114300" distT="114300" distL="114300" distR="114300">
                 <wp:extent cx="5399730" cy="2654300"/>
                 <wp:effectExtent b="0" l="0" r="0" t="0"/>
-                <wp:docPr id="4" name="image43.png"/>
+                <wp:docPr id="4" name="image48.png"/>
                 <a:graphic>
                   <a:graphicData uri="http://schemas.openxmlformats.org/drawingml/2006/picture">
                     <pic:pic>
                       <pic:nvPicPr>
-                        <pic:cNvPr id="0" name="image43.png"/>
+                        <pic:cNvPr id="0" name="image48.png"/>
                         <pic:cNvPicPr preferRelativeResize="0"/>
                       </pic:nvPicPr>
                       <pic:blipFill>
@@ -3129,12 +3129,12 @@
               <wp:inline distB="114300" distT="114300" distL="114300" distR="114300">
                 <wp:extent cx="5399730" cy="1981200"/>
                 <wp:effectExtent b="0" l="0" r="0" t="0"/>
-                <wp:docPr id="1" name="image37.png"/>
+                <wp:docPr id="1" name="image44.png"/>
                 <a:graphic>
                   <a:graphicData uri="http://schemas.openxmlformats.org/drawingml/2006/picture">
                     <pic:pic>
                       <pic:nvPicPr>
-                        <pic:cNvPr id="0" name="image37.png"/>
+                        <pic:cNvPr id="0" name="image44.png"/>
                         <pic:cNvPicPr preferRelativeResize="0"/>
                       </pic:nvPicPr>
                       <pic:blipFill>
@@ -3235,12 +3235,12 @@
           <wp:inline distB="114300" distT="114300" distL="114300" distR="114300">
             <wp:extent cx="3114675" cy="676275"/>
             <wp:effectExtent b="0" l="0" r="0" t="0"/>
-            <wp:docPr id="27" name="image3.png"/>
+            <wp:docPr id="27" name="image10.png"/>
             <a:graphic>
               <a:graphicData uri="http://schemas.openxmlformats.org/drawingml/2006/picture">
                 <pic:pic>
                   <pic:nvPicPr>
-                    <pic:cNvPr id="0" name="image3.png"/>
+                    <pic:cNvPr id="0" name="image10.png"/>
                     <pic:cNvPicPr preferRelativeResize="0"/>
                   </pic:nvPicPr>
                   <pic:blipFill>
@@ -3312,12 +3312,12 @@
           <wp:inline distB="114300" distT="114300" distL="114300" distR="114300">
             <wp:extent cx="2266950" cy="676275"/>
             <wp:effectExtent b="0" l="0" r="0" t="0"/>
-            <wp:docPr id="48" name="image33.png"/>
+            <wp:docPr id="48" name="image32.png"/>
             <a:graphic>
               <a:graphicData uri="http://schemas.openxmlformats.org/drawingml/2006/picture">
                 <pic:pic>
                   <pic:nvPicPr>
-                    <pic:cNvPr id="0" name="image33.png"/>
+                    <pic:cNvPr id="0" name="image32.png"/>
                     <pic:cNvPicPr preferRelativeResize="0"/>
                   </pic:nvPicPr>
                   <pic:blipFill>
@@ -3360,12 +3360,12 @@
           <wp:inline distB="114300" distT="114300" distL="114300" distR="114300">
             <wp:extent cx="1447800" cy="361950"/>
             <wp:effectExtent b="0" l="0" r="0" t="0"/>
-            <wp:docPr id="61" name="image50.png"/>
+            <wp:docPr id="61" name="image42.png"/>
             <a:graphic>
               <a:graphicData uri="http://schemas.openxmlformats.org/drawingml/2006/picture">
                 <pic:pic>
                   <pic:nvPicPr>
-                    <pic:cNvPr id="0" name="image50.png"/>
+                    <pic:cNvPr id="0" name="image42.png"/>
                     <pic:cNvPicPr preferRelativeResize="0"/>
                   </pic:nvPicPr>
                   <pic:blipFill>
@@ -3592,12 +3592,12 @@
           <wp:inline distB="114300" distT="114300" distL="114300" distR="114300">
             <wp:extent cx="4014788" cy="3234505"/>
             <wp:effectExtent b="0" l="0" r="0" t="0"/>
-            <wp:docPr id="67" name="image64.png"/>
+            <wp:docPr id="67" name="image51.png"/>
             <a:graphic>
               <a:graphicData uri="http://schemas.openxmlformats.org/drawingml/2006/picture">
                 <pic:pic>
                   <pic:nvPicPr>
-                    <pic:cNvPr id="0" name="image64.png"/>
+                    <pic:cNvPr id="0" name="image51.png"/>
                     <pic:cNvPicPr preferRelativeResize="0"/>
                   </pic:nvPicPr>
                   <pic:blipFill>
@@ -3694,12 +3694,12 @@
           <wp:inline distB="114300" distT="114300" distL="114300" distR="114300">
             <wp:extent cx="5399730" cy="3251200"/>
             <wp:effectExtent b="0" l="0" r="0" t="0"/>
-            <wp:docPr id="26" name="image4.png"/>
+            <wp:docPr id="26" name="image15.png"/>
             <a:graphic>
               <a:graphicData uri="http://schemas.openxmlformats.org/drawingml/2006/picture">
                 <pic:pic>
                   <pic:nvPicPr>
-                    <pic:cNvPr id="0" name="image4.png"/>
+                    <pic:cNvPr id="0" name="image15.png"/>
                     <pic:cNvPicPr preferRelativeResize="0"/>
                   </pic:nvPicPr>
                   <pic:blipFill>
@@ -3785,12 +3785,12 @@
           <wp:inline distB="114300" distT="114300" distL="114300" distR="114300">
             <wp:extent cx="3967163" cy="2181280"/>
             <wp:effectExtent b="0" l="0" r="0" t="0"/>
-            <wp:docPr id="40" name="image26.png"/>
+            <wp:docPr id="40" name="image29.png"/>
             <a:graphic>
               <a:graphicData uri="http://schemas.openxmlformats.org/drawingml/2006/picture">
                 <pic:pic>
                   <pic:nvPicPr>
-                    <pic:cNvPr id="0" name="image26.png"/>
+                    <pic:cNvPr id="0" name="image29.png"/>
                     <pic:cNvPicPr preferRelativeResize="0"/>
                   </pic:nvPicPr>
                   <pic:blipFill>
@@ -3876,12 +3876,12 @@
           <wp:inline distB="114300" distT="114300" distL="114300" distR="114300">
             <wp:extent cx="3873222" cy="3261999"/>
             <wp:effectExtent b="0" l="0" r="0" t="0"/>
-            <wp:docPr id="72" name="image59.png"/>
+            <wp:docPr id="72" name="image61.png"/>
             <a:graphic>
               <a:graphicData uri="http://schemas.openxmlformats.org/drawingml/2006/picture">
                 <pic:pic>
                   <pic:nvPicPr>
-                    <pic:cNvPr id="0" name="image59.png"/>
+                    <pic:cNvPr id="0" name="image61.png"/>
                     <pic:cNvPicPr preferRelativeResize="0"/>
                   </pic:nvPicPr>
                   <pic:blipFill>
@@ -3967,12 +3967,12 @@
           <wp:inline distB="114300" distT="114300" distL="114300" distR="114300">
             <wp:extent cx="4291013" cy="1689319"/>
             <wp:effectExtent b="0" l="0" r="0" t="0"/>
-            <wp:docPr id="39" name="image15.png"/>
+            <wp:docPr id="39" name="image22.png"/>
             <a:graphic>
               <a:graphicData uri="http://schemas.openxmlformats.org/drawingml/2006/picture">
                 <pic:pic>
                   <pic:nvPicPr>
-                    <pic:cNvPr id="0" name="image15.png"/>
+                    <pic:cNvPr id="0" name="image22.png"/>
                     <pic:cNvPicPr preferRelativeResize="0"/>
                   </pic:nvPicPr>
                   <pic:blipFill>
@@ -4031,12 +4031,12 @@
           <wp:inline distB="114300" distT="114300" distL="114300" distR="114300">
             <wp:extent cx="3967163" cy="1159835"/>
             <wp:effectExtent b="0" l="0" r="0" t="0"/>
-            <wp:docPr id="63" name="image56.png"/>
+            <wp:docPr id="63" name="image45.png"/>
             <a:graphic>
               <a:graphicData uri="http://schemas.openxmlformats.org/drawingml/2006/picture">
                 <pic:pic>
                   <pic:nvPicPr>
-                    <pic:cNvPr id="0" name="image56.png"/>
+                    <pic:cNvPr id="0" name="image45.png"/>
                     <pic:cNvPicPr preferRelativeResize="0"/>
                   </pic:nvPicPr>
                   <pic:blipFill>
@@ -4120,12 +4120,12 @@
           <wp:inline distB="114300" distT="114300" distL="114300" distR="114300">
             <wp:extent cx="5399730" cy="431800"/>
             <wp:effectExtent b="0" l="0" r="0" t="0"/>
-            <wp:docPr id="44" name="image27.png"/>
+            <wp:docPr id="44" name="image30.png"/>
             <a:graphic>
               <a:graphicData uri="http://schemas.openxmlformats.org/drawingml/2006/picture">
                 <pic:pic>
                   <pic:nvPicPr>
-                    <pic:cNvPr id="0" name="image27.png"/>
+                    <pic:cNvPr id="0" name="image30.png"/>
                     <pic:cNvPicPr preferRelativeResize="0"/>
                   </pic:nvPicPr>
                   <pic:blipFill>
@@ -4211,12 +4211,12 @@
           <wp:inline distB="114300" distT="114300" distL="114300" distR="114300">
             <wp:extent cx="3097050" cy="2438622"/>
             <wp:effectExtent b="0" l="0" r="0" t="0"/>
-            <wp:docPr id="24" name="image18.png"/>
+            <wp:docPr id="24" name="image8.png"/>
             <a:graphic>
               <a:graphicData uri="http://schemas.openxmlformats.org/drawingml/2006/picture">
                 <pic:pic>
                   <pic:nvPicPr>
-                    <pic:cNvPr id="0" name="image18.png"/>
+                    <pic:cNvPr id="0" name="image8.png"/>
                     <pic:cNvPicPr preferRelativeResize="0"/>
                   </pic:nvPicPr>
                   <pic:blipFill>
@@ -4300,12 +4300,12 @@
           <wp:inline distB="114300" distT="114300" distL="114300" distR="114300">
             <wp:extent cx="2210836" cy="2624138"/>
             <wp:effectExtent b="0" l="0" r="0" t="0"/>
-            <wp:docPr id="70" name="image57.png"/>
+            <wp:docPr id="70" name="image69.png"/>
             <a:graphic>
               <a:graphicData uri="http://schemas.openxmlformats.org/drawingml/2006/picture">
                 <pic:pic>
                   <pic:nvPicPr>
-                    <pic:cNvPr id="0" name="image57.png"/>
+                    <pic:cNvPr id="0" name="image69.png"/>
                     <pic:cNvPicPr preferRelativeResize="0"/>
                   </pic:nvPicPr>
                   <pic:blipFill>
@@ -4361,12 +4361,12 @@
           <wp:inline distB="114300" distT="114300" distL="114300" distR="114300">
             <wp:extent cx="3009900" cy="666750"/>
             <wp:effectExtent b="0" l="0" r="0" t="0"/>
-            <wp:docPr id="22" name="image2.png"/>
+            <wp:docPr id="22" name="image5.png"/>
             <a:graphic>
               <a:graphicData uri="http://schemas.openxmlformats.org/drawingml/2006/picture">
                 <pic:pic>
                   <pic:nvPicPr>
-                    <pic:cNvPr id="0" name="image2.png"/>
+                    <pic:cNvPr id="0" name="image5.png"/>
                     <pic:cNvPicPr preferRelativeResize="0"/>
                   </pic:nvPicPr>
                   <pic:blipFill>
@@ -4451,12 +4451,12 @@
           <wp:inline distB="114300" distT="114300" distL="114300" distR="114300">
             <wp:extent cx="3329191" cy="4365137"/>
             <wp:effectExtent b="0" l="0" r="0" t="0"/>
-            <wp:docPr id="38" name="image20.png"/>
+            <wp:docPr id="38" name="image24.png"/>
             <a:graphic>
               <a:graphicData uri="http://schemas.openxmlformats.org/drawingml/2006/picture">
                 <pic:pic>
                   <pic:nvPicPr>
-                    <pic:cNvPr id="0" name="image20.png"/>
+                    <pic:cNvPr id="0" name="image24.png"/>
                     <pic:cNvPicPr preferRelativeResize="0"/>
                   </pic:nvPicPr>
                   <pic:blipFill>
@@ -4511,12 +4511,12 @@
           <wp:inline distB="114300" distT="114300" distL="114300" distR="114300">
             <wp:extent cx="4943475" cy="714375"/>
             <wp:effectExtent b="0" l="0" r="0" t="0"/>
-            <wp:docPr id="65" name="image60.png"/>
+            <wp:docPr id="65" name="image50.png"/>
             <a:graphic>
               <a:graphicData uri="http://schemas.openxmlformats.org/drawingml/2006/picture">
                 <pic:pic>
                   <pic:nvPicPr>
-                    <pic:cNvPr id="0" name="image60.png"/>
+                    <pic:cNvPr id="0" name="image50.png"/>
                     <pic:cNvPicPr preferRelativeResize="0"/>
                   </pic:nvPicPr>
                   <pic:blipFill>
@@ -4572,12 +4572,12 @@
           <wp:inline distB="114300" distT="114300" distL="114300" distR="114300">
             <wp:extent cx="4843463" cy="1448211"/>
             <wp:effectExtent b="0" l="0" r="0" t="0"/>
-            <wp:docPr id="45" name="image24.png"/>
+            <wp:docPr id="45" name="image27.png"/>
             <a:graphic>
               <a:graphicData uri="http://schemas.openxmlformats.org/drawingml/2006/picture">
                 <pic:pic>
                   <pic:nvPicPr>
-                    <pic:cNvPr id="0" name="image24.png"/>
+                    <pic:cNvPr id="0" name="image27.png"/>
                     <pic:cNvPicPr preferRelativeResize="0"/>
                   </pic:nvPicPr>
                   <pic:blipFill>
@@ -4878,12 +4878,12 @@
               <wp:inline distB="114300" distT="114300" distL="114300" distR="114300">
                 <wp:extent cx="5399730" cy="1574800"/>
                 <wp:effectExtent b="0" l="0" r="0" t="0"/>
-                <wp:docPr id="7" name="image46.png"/>
+                <wp:docPr id="7" name="image56.png"/>
                 <a:graphic>
                   <a:graphicData uri="http://schemas.openxmlformats.org/drawingml/2006/picture">
                     <pic:pic>
                       <pic:nvPicPr>
-                        <pic:cNvPr id="0" name="image46.png"/>
+                        <pic:cNvPr id="0" name="image56.png"/>
                         <pic:cNvPicPr preferRelativeResize="0"/>
                       </pic:nvPicPr>
                       <pic:blipFill>
@@ -4941,12 +4941,12 @@
           <wp:inline distB="114300" distT="114300" distL="114300" distR="114300">
             <wp:extent cx="3100388" cy="642910"/>
             <wp:effectExtent b="0" l="0" r="0" t="0"/>
-            <wp:docPr id="56" name="image40.png"/>
+            <wp:docPr id="56" name="image35.png"/>
             <a:graphic>
               <a:graphicData uri="http://schemas.openxmlformats.org/drawingml/2006/picture">
                 <pic:pic>
                   <pic:nvPicPr>
-                    <pic:cNvPr id="0" name="image40.png"/>
+                    <pic:cNvPr id="0" name="image35.png"/>
                     <pic:cNvPicPr preferRelativeResize="0"/>
                   </pic:nvPicPr>
                   <pic:blipFill>
@@ -5026,12 +5026,12 @@
           <wp:inline distB="114300" distT="114300" distL="114300" distR="114300">
             <wp:extent cx="3271838" cy="2385941"/>
             <wp:effectExtent b="0" l="0" r="0" t="0"/>
-            <wp:docPr id="60" name="image52.png"/>
+            <wp:docPr id="60" name="image41.png"/>
             <a:graphic>
               <a:graphicData uri="http://schemas.openxmlformats.org/drawingml/2006/picture">
                 <pic:pic>
                   <pic:nvPicPr>
-                    <pic:cNvPr id="0" name="image52.png"/>
+                    <pic:cNvPr id="0" name="image41.png"/>
                     <pic:cNvPicPr preferRelativeResize="0"/>
                   </pic:nvPicPr>
                   <pic:blipFill>
@@ -5148,12 +5148,12 @@
           <wp:inline distB="114300" distT="114300" distL="114300" distR="114300">
             <wp:extent cx="3123078" cy="1514849"/>
             <wp:effectExtent b="0" l="0" r="0" t="0"/>
-            <wp:docPr id="50" name="image38.png"/>
+            <wp:docPr id="50" name="image28.png"/>
             <a:graphic>
               <a:graphicData uri="http://schemas.openxmlformats.org/drawingml/2006/picture">
                 <pic:pic>
                   <pic:nvPicPr>
-                    <pic:cNvPr id="0" name="image38.png"/>
+                    <pic:cNvPr id="0" name="image28.png"/>
                     <pic:cNvPicPr preferRelativeResize="0"/>
                   </pic:nvPicPr>
                   <pic:blipFill>
@@ -5235,12 +5235,12 @@
           <wp:inline distB="114300" distT="114300" distL="114300" distR="114300">
             <wp:extent cx="5399730" cy="1587500"/>
             <wp:effectExtent b="0" l="0" r="0" t="0"/>
-            <wp:docPr id="66" name="image51.png"/>
+            <wp:docPr id="66" name="image52.png"/>
             <a:graphic>
               <a:graphicData uri="http://schemas.openxmlformats.org/drawingml/2006/picture">
                 <pic:pic>
                   <pic:nvPicPr>
-                    <pic:cNvPr id="0" name="image51.png"/>
+                    <pic:cNvPr id="0" name="image52.png"/>
                     <pic:cNvPicPr preferRelativeResize="0"/>
                   </pic:nvPicPr>
                   <pic:blipFill>
@@ -5310,12 +5310,12 @@
           <wp:inline distB="114300" distT="114300" distL="114300" distR="114300">
             <wp:extent cx="1749359" cy="2376488"/>
             <wp:effectExtent b="0" l="0" r="0" t="0"/>
-            <wp:docPr id="20" name="image12.png"/>
+            <wp:docPr id="20" name="image18.png"/>
             <a:graphic>
               <a:graphicData uri="http://schemas.openxmlformats.org/drawingml/2006/picture">
                 <pic:pic>
                   <pic:nvPicPr>
-                    <pic:cNvPr id="0" name="image12.png"/>
+                    <pic:cNvPr id="0" name="image18.png"/>
                     <pic:cNvPicPr preferRelativeResize="0"/>
                   </pic:nvPicPr>
                   <pic:blipFill>
@@ -5371,12 +5371,12 @@
           <wp:inline distB="114300" distT="114300" distL="114300" distR="114300">
             <wp:extent cx="3471863" cy="2035826"/>
             <wp:effectExtent b="0" l="0" r="0" t="0"/>
-            <wp:docPr id="30" name="image14.png"/>
+            <wp:docPr id="30" name="image16.png"/>
             <a:graphic>
               <a:graphicData uri="http://schemas.openxmlformats.org/drawingml/2006/picture">
                 <pic:pic>
                   <pic:nvPicPr>
-                    <pic:cNvPr id="0" name="image14.png"/>
+                    <pic:cNvPr id="0" name="image16.png"/>
                     <pic:cNvPicPr preferRelativeResize="0"/>
                   </pic:nvPicPr>
                   <pic:blipFill>
@@ -5432,12 +5432,12 @@
           <wp:inline distB="114300" distT="114300" distL="114300" distR="114300">
             <wp:extent cx="1685925" cy="885825"/>
             <wp:effectExtent b="0" l="0" r="0" t="0"/>
-            <wp:docPr id="23" name="image10.png"/>
+            <wp:docPr id="23" name="image6.png"/>
             <a:graphic>
               <a:graphicData uri="http://schemas.openxmlformats.org/drawingml/2006/picture">
                 <pic:pic>
                   <pic:nvPicPr>
-                    <pic:cNvPr id="0" name="image10.png"/>
+                    <pic:cNvPr id="0" name="image6.png"/>
                     <pic:cNvPicPr preferRelativeResize="0"/>
                   </pic:nvPicPr>
                   <pic:blipFill>
@@ -5496,12 +5496,12 @@
           <wp:inline distB="114300" distT="114300" distL="114300" distR="114300">
             <wp:extent cx="5399730" cy="190500"/>
             <wp:effectExtent b="0" l="0" r="0" t="0"/>
-            <wp:docPr id="37" name="image13.png"/>
+            <wp:docPr id="37" name="image12.png"/>
             <a:graphic>
               <a:graphicData uri="http://schemas.openxmlformats.org/drawingml/2006/picture">
                 <pic:pic>
                   <pic:nvPicPr>
-                    <pic:cNvPr id="0" name="image13.png"/>
+                    <pic:cNvPr id="0" name="image12.png"/>
                     <pic:cNvPicPr preferRelativeResize="0"/>
                   </pic:nvPicPr>
                   <pic:blipFill>
@@ -5557,12 +5557,12 @@
           <wp:inline distB="114300" distT="114300" distL="114300" distR="114300">
             <wp:extent cx="4376738" cy="1693986"/>
             <wp:effectExtent b="0" l="0" r="0" t="0"/>
-            <wp:docPr id="64" name="image54.png"/>
+            <wp:docPr id="64" name="image60.png"/>
             <a:graphic>
               <a:graphicData uri="http://schemas.openxmlformats.org/drawingml/2006/picture">
                 <pic:pic>
                   <pic:nvPicPr>
-                    <pic:cNvPr id="0" name="image54.png"/>
+                    <pic:cNvPr id="0" name="image60.png"/>
                     <pic:cNvPicPr preferRelativeResize="0"/>
                   </pic:nvPicPr>
                   <pic:blipFill>
@@ -5909,12 +5909,12 @@
               <wp:inline distB="114300" distT="114300" distL="114300" distR="114300">
                 <wp:extent cx="5399730" cy="1727200"/>
                 <wp:effectExtent b="0" l="0" r="0" t="0"/>
-                <wp:docPr id="5" name="image44.png"/>
+                <wp:docPr id="5" name="image54.png"/>
                 <a:graphic>
                   <a:graphicData uri="http://schemas.openxmlformats.org/drawingml/2006/picture">
                     <pic:pic>
                       <pic:nvPicPr>
-                        <pic:cNvPr id="0" name="image44.png"/>
+                        <pic:cNvPr id="0" name="image54.png"/>
                         <pic:cNvPicPr preferRelativeResize="0"/>
                       </pic:nvPicPr>
                       <pic:blipFill>
@@ -5984,12 +5984,12 @@
           <wp:inline distB="114300" distT="114300" distL="114300" distR="114300">
             <wp:extent cx="5399730" cy="317500"/>
             <wp:effectExtent b="0" l="0" r="0" t="0"/>
-            <wp:docPr id="32" name="image11.png"/>
+            <wp:docPr id="32" name="image4.png"/>
             <a:graphic>
               <a:graphicData uri="http://schemas.openxmlformats.org/drawingml/2006/picture">
                 <pic:pic>
                   <pic:nvPicPr>
-                    <pic:cNvPr id="0" name="image11.png"/>
+                    <pic:cNvPr id="0" name="image4.png"/>
                     <pic:cNvPicPr preferRelativeResize="0"/>
                   </pic:nvPicPr>
                   <pic:blipFill>
@@ -6223,12 +6223,12 @@
               <wp:inline distB="114300" distT="114300" distL="114300" distR="114300">
                 <wp:extent cx="5399730" cy="1727200"/>
                 <wp:effectExtent b="0" l="0" r="0" t="0"/>
-                <wp:docPr id="9" name="image49.png"/>
+                <wp:docPr id="9" name="image58.png"/>
                 <a:graphic>
                   <a:graphicData uri="http://schemas.openxmlformats.org/drawingml/2006/picture">
                     <pic:pic>
                       <pic:nvPicPr>
-                        <pic:cNvPr id="0" name="image49.png"/>
+                        <pic:cNvPr id="0" name="image58.png"/>
                         <pic:cNvPicPr preferRelativeResize="0"/>
                       </pic:nvPicPr>
                       <pic:blipFill>
@@ -6285,12 +6285,12 @@
           <wp:inline distB="114300" distT="114300" distL="114300" distR="114300">
             <wp:extent cx="5399730" cy="368300"/>
             <wp:effectExtent b="0" l="0" r="0" t="0"/>
-            <wp:docPr id="51" name="image31.png"/>
+            <wp:docPr id="51" name="image39.png"/>
             <a:graphic>
               <a:graphicData uri="http://schemas.openxmlformats.org/drawingml/2006/picture">
                 <pic:pic>
                   <pic:nvPicPr>
-                    <pic:cNvPr id="0" name="image31.png"/>
+                    <pic:cNvPr id="0" name="image39.png"/>
                     <pic:cNvPicPr preferRelativeResize="0"/>
                   </pic:nvPicPr>
                   <pic:blipFill>
@@ -6361,12 +6361,12 @@
           <wp:inline distB="114300" distT="114300" distL="114300" distR="114300">
             <wp:extent cx="5399730" cy="2387600"/>
             <wp:effectExtent b="0" l="0" r="0" t="0"/>
-            <wp:docPr id="57" name="image53.png"/>
+            <wp:docPr id="57" name="image37.png"/>
             <a:graphic>
               <a:graphicData uri="http://schemas.openxmlformats.org/drawingml/2006/picture">
                 <pic:pic>
                   <pic:nvPicPr>
-                    <pic:cNvPr id="0" name="image53.png"/>
+                    <pic:cNvPr id="0" name="image37.png"/>
                     <pic:cNvPicPr preferRelativeResize="0"/>
                   </pic:nvPicPr>
                   <pic:blipFill>
@@ -6477,12 +6477,12 @@
           <wp:inline distB="114300" distT="114300" distL="114300" distR="114300">
             <wp:extent cx="5399730" cy="2743200"/>
             <wp:effectExtent b="0" l="0" r="0" t="0"/>
-            <wp:docPr id="71" name="image63.png"/>
+            <wp:docPr id="71" name="image64.png"/>
             <a:graphic>
               <a:graphicData uri="http://schemas.openxmlformats.org/drawingml/2006/picture">
                 <pic:pic>
                   <pic:nvPicPr>
-                    <pic:cNvPr id="0" name="image63.png"/>
+                    <pic:cNvPr id="0" name="image64.png"/>
                     <pic:cNvPicPr preferRelativeResize="0"/>
                   </pic:nvPicPr>
                   <pic:blipFill>
@@ -6537,12 +6537,12 @@
           <wp:inline distB="114300" distT="114300" distL="114300" distR="114300">
             <wp:extent cx="5399730" cy="469900"/>
             <wp:effectExtent b="0" l="0" r="0" t="0"/>
-            <wp:docPr id="25" name="image5.png"/>
+            <wp:docPr id="25" name="image1.png"/>
             <a:graphic>
               <a:graphicData uri="http://schemas.openxmlformats.org/drawingml/2006/picture">
                 <pic:pic>
                   <pic:nvPicPr>
-                    <pic:cNvPr id="0" name="image5.png"/>
+                    <pic:cNvPr id="0" name="image1.png"/>
                     <pic:cNvPicPr preferRelativeResize="0"/>
                   </pic:nvPicPr>
                   <pic:blipFill>
@@ -6597,12 +6597,12 @@
           <wp:inline distB="114300" distT="114300" distL="114300" distR="114300">
             <wp:extent cx="5399730" cy="431800"/>
             <wp:effectExtent b="0" l="0" r="0" t="0"/>
-            <wp:docPr id="69" name="image58.png"/>
+            <wp:docPr id="69" name="image49.png"/>
             <a:graphic>
               <a:graphicData uri="http://schemas.openxmlformats.org/drawingml/2006/picture">
                 <pic:pic>
                   <pic:nvPicPr>
-                    <pic:cNvPr id="0" name="image58.png"/>
+                    <pic:cNvPr id="0" name="image49.png"/>
                     <pic:cNvPicPr preferRelativeResize="0"/>
                   </pic:nvPicPr>
                   <pic:blipFill>
@@ -6657,12 +6657,12 @@
           <wp:inline distB="114300" distT="114300" distL="114300" distR="114300">
             <wp:extent cx="5399730" cy="279400"/>
             <wp:effectExtent b="0" l="0" r="0" t="0"/>
-            <wp:docPr id="36" name="image8.png"/>
+            <wp:docPr id="36" name="image21.png"/>
             <a:graphic>
               <a:graphicData uri="http://schemas.openxmlformats.org/drawingml/2006/picture">
                 <pic:pic>
                   <pic:nvPicPr>
-                    <pic:cNvPr id="0" name="image8.png"/>
+                    <pic:cNvPr id="0" name="image21.png"/>
                     <pic:cNvPicPr preferRelativeResize="0"/>
                   </pic:nvPicPr>
                   <pic:blipFill>
@@ -6734,12 +6734,12 @@
           <wp:inline distB="114300" distT="114300" distL="114300" distR="114300">
             <wp:extent cx="2724150" cy="1228725"/>
             <wp:effectExtent b="0" l="0" r="0" t="0"/>
-            <wp:docPr id="41" name="image21.png"/>
+            <wp:docPr id="41" name="image19.png"/>
             <a:graphic>
               <a:graphicData uri="http://schemas.openxmlformats.org/drawingml/2006/picture">
                 <pic:pic>
                   <pic:nvPicPr>
-                    <pic:cNvPr id="0" name="image21.png"/>
+                    <pic:cNvPr id="0" name="image19.png"/>
                     <pic:cNvPicPr preferRelativeResize="0"/>
                   </pic:nvPicPr>
                   <pic:blipFill>
@@ -6850,12 +6850,12 @@
           <wp:inline distB="114300" distT="114300" distL="114300" distR="114300">
             <wp:extent cx="5399730" cy="1625600"/>
             <wp:effectExtent b="0" l="0" r="0" t="0"/>
-            <wp:docPr id="59" name="image35.png"/>
+            <wp:docPr id="59" name="image38.png"/>
             <a:graphic>
               <a:graphicData uri="http://schemas.openxmlformats.org/drawingml/2006/picture">
                 <pic:pic>
                   <pic:nvPicPr>
-                    <pic:cNvPr id="0" name="image35.png"/>
+                    <pic:cNvPr id="0" name="image38.png"/>
                     <pic:cNvPicPr preferRelativeResize="0"/>
                   </pic:nvPicPr>
                   <pic:blipFill>
@@ -7065,12 +7065,12 @@
           <wp:inline distB="114300" distT="114300" distL="114300" distR="114300">
             <wp:extent cx="5399730" cy="635000"/>
             <wp:effectExtent b="0" l="0" r="0" t="0"/>
-            <wp:docPr id="42" name="image22.png"/>
+            <wp:docPr id="42" name="image23.png"/>
             <a:graphic>
               <a:graphicData uri="http://schemas.openxmlformats.org/drawingml/2006/picture">
                 <pic:pic>
                   <pic:nvPicPr>
-                    <pic:cNvPr id="0" name="image22.png"/>
+                    <pic:cNvPr id="0" name="image23.png"/>
                     <pic:cNvPicPr preferRelativeResize="0"/>
                   </pic:nvPicPr>
                   <pic:blipFill>
@@ -7140,12 +7140,12 @@
           <wp:inline distB="114300" distT="114300" distL="114300" distR="114300">
             <wp:extent cx="5399730" cy="4432300"/>
             <wp:effectExtent b="0" l="0" r="0" t="0"/>
-            <wp:docPr id="21" name="image25.png"/>
+            <wp:docPr id="21" name="image13.png"/>
             <a:graphic>
               <a:graphicData uri="http://schemas.openxmlformats.org/drawingml/2006/picture">
                 <pic:pic>
                   <pic:nvPicPr>
-                    <pic:cNvPr id="0" name="image25.png"/>
+                    <pic:cNvPr id="0" name="image13.png"/>
                     <pic:cNvPicPr preferRelativeResize="0"/>
                   </pic:nvPicPr>
                   <pic:blipFill>
@@ -7216,12 +7216,12 @@
           <wp:inline distB="114300" distT="114300" distL="114300" distR="114300">
             <wp:extent cx="5399730" cy="1231900"/>
             <wp:effectExtent b="0" l="0" r="0" t="0"/>
-            <wp:docPr id="35" name="image23.png"/>
+            <wp:docPr id="35" name="image9.png"/>
             <a:graphic>
               <a:graphicData uri="http://schemas.openxmlformats.org/drawingml/2006/picture">
                 <pic:pic>
                   <pic:nvPicPr>
-                    <pic:cNvPr id="0" name="image23.png"/>
+                    <pic:cNvPr id="0" name="image9.png"/>
                     <pic:cNvPicPr preferRelativeResize="0"/>
                   </pic:nvPicPr>
                   <pic:blipFill>
@@ -7276,12 +7276,12 @@
           <wp:inline distB="114300" distT="114300" distL="114300" distR="114300">
             <wp:extent cx="3190875" cy="1133475"/>
             <wp:effectExtent b="0" l="0" r="0" t="0"/>
-            <wp:docPr id="58" name="image48.png"/>
+            <wp:docPr id="58" name="image40.png"/>
             <a:graphic>
               <a:graphicData uri="http://schemas.openxmlformats.org/drawingml/2006/picture">
                 <pic:pic>
                   <pic:nvPicPr>
-                    <pic:cNvPr id="0" name="image48.png"/>
+                    <pic:cNvPr id="0" name="image40.png"/>
                     <pic:cNvPicPr preferRelativeResize="0"/>
                   </pic:nvPicPr>
                   <pic:blipFill>
@@ -7439,12 +7439,12 @@
               <wp:inline distB="114300" distT="114300" distL="114300" distR="114300">
                 <wp:extent cx="4276725" cy="3810000"/>
                 <wp:effectExtent b="0" l="0" r="0" t="0"/>
-                <wp:docPr id="13" name="image72.png"/>
+                <wp:docPr id="13" name="image73.png"/>
                 <a:graphic>
                   <a:graphicData uri="http://schemas.openxmlformats.org/drawingml/2006/picture">
                     <pic:pic>
                       <pic:nvPicPr>
-                        <pic:cNvPr id="0" name="image72.png"/>
+                        <pic:cNvPr id="0" name="image73.png"/>
                         <pic:cNvPicPr preferRelativeResize="0"/>
                       </pic:nvPicPr>
                       <pic:blipFill>
@@ -7501,12 +7501,12 @@
           <wp:inline distB="114300" distT="114300" distL="114300" distR="114300">
             <wp:extent cx="5399730" cy="1524000"/>
             <wp:effectExtent b="0" l="0" r="0" t="0"/>
-            <wp:docPr id="53" name="image34.png"/>
+            <wp:docPr id="53" name="image33.png"/>
             <a:graphic>
               <a:graphicData uri="http://schemas.openxmlformats.org/drawingml/2006/picture">
                 <pic:pic>
                   <pic:nvPicPr>
-                    <pic:cNvPr id="0" name="image34.png"/>
+                    <pic:cNvPr id="0" name="image33.png"/>
                     <pic:cNvPicPr preferRelativeResize="0"/>
                   </pic:nvPicPr>
                   <pic:blipFill>
@@ -7562,12 +7562,12 @@
           <wp:inline distB="114300" distT="114300" distL="114300" distR="114300">
             <wp:extent cx="4852988" cy="1700964"/>
             <wp:effectExtent b="0" l="0" r="0" t="0"/>
-            <wp:docPr id="28" name="image6.png"/>
+            <wp:docPr id="28" name="image3.png"/>
             <a:graphic>
               <a:graphicData uri="http://schemas.openxmlformats.org/drawingml/2006/picture">
                 <pic:pic>
                   <pic:nvPicPr>
-                    <pic:cNvPr id="0" name="image6.png"/>
+                    <pic:cNvPr id="0" name="image3.png"/>
                     <pic:cNvPicPr preferRelativeResize="0"/>
                   </pic:nvPicPr>
                   <pic:blipFill>
@@ -7654,12 +7654,12 @@
           <wp:inline distB="114300" distT="114300" distL="114300" distR="114300">
             <wp:extent cx="4191000" cy="2447925"/>
             <wp:effectExtent b="0" l="0" r="0" t="0"/>
-            <wp:docPr id="33" name="image1.png"/>
+            <wp:docPr id="33" name="image2.png"/>
             <a:graphic>
               <a:graphicData uri="http://schemas.openxmlformats.org/drawingml/2006/picture">
                 <pic:pic>
                   <pic:nvPicPr>
-                    <pic:cNvPr id="0" name="image1.png"/>
+                    <pic:cNvPr id="0" name="image2.png"/>
                     <pic:cNvPicPr preferRelativeResize="0"/>
                   </pic:nvPicPr>
                   <pic:blipFill>
@@ -7702,12 +7702,12 @@
           <wp:inline distB="114300" distT="114300" distL="114300" distR="114300">
             <wp:extent cx="3643313" cy="3942949"/>
             <wp:effectExtent b="0" l="0" r="0" t="0"/>
-            <wp:docPr id="62" name="image42.png"/>
+            <wp:docPr id="62" name="image43.png"/>
             <a:graphic>
               <a:graphicData uri="http://schemas.openxmlformats.org/drawingml/2006/picture">
                 <pic:pic>
                   <pic:nvPicPr>
-                    <pic:cNvPr id="0" name="image42.png"/>
+                    <pic:cNvPr id="0" name="image43.png"/>
                     <pic:cNvPicPr preferRelativeResize="0"/>
                   </pic:nvPicPr>
                   <pic:blipFill>
@@ -7872,12 +7872,12 @@
           <wp:inline distB="114300" distT="114300" distL="114300" distR="114300">
             <wp:extent cx="4381500" cy="4581525"/>
             <wp:effectExtent b="0" l="0" r="0" t="0"/>
-            <wp:docPr id="52" name="image30.png"/>
+            <wp:docPr id="52" name="image34.png"/>
             <a:graphic>
               <a:graphicData uri="http://schemas.openxmlformats.org/drawingml/2006/picture">
                 <pic:pic>
                   <pic:nvPicPr>
-                    <pic:cNvPr id="0" name="image30.png"/>
+                    <pic:cNvPr id="0" name="image34.png"/>
                     <pic:cNvPicPr preferRelativeResize="0"/>
                   </pic:nvPicPr>
                   <pic:blipFill>
@@ -8170,12 +8170,12 @@
           <wp:inline distB="114300" distT="114300" distL="114300" distR="114300">
             <wp:extent cx="5399730" cy="1625600"/>
             <wp:effectExtent b="0" l="0" r="0" t="0"/>
-            <wp:docPr id="34" name="image9.png"/>
+            <wp:docPr id="34" name="image14.png"/>
             <a:graphic>
               <a:graphicData uri="http://schemas.openxmlformats.org/drawingml/2006/picture">
                 <pic:pic>
                   <pic:nvPicPr>
-                    <pic:cNvPr id="0" name="image9.png"/>
+                    <pic:cNvPr id="0" name="image14.png"/>
                     <pic:cNvPicPr preferRelativeResize="0"/>
                   </pic:nvPicPr>
                   <pic:blipFill>
@@ -8230,12 +8230,12 @@
           <wp:inline distB="114300" distT="114300" distL="114300" distR="114300">
             <wp:extent cx="5399730" cy="1574800"/>
             <wp:effectExtent b="0" l="0" r="0" t="0"/>
-            <wp:docPr id="68" name="image61.png"/>
+            <wp:docPr id="68" name="image59.png"/>
             <a:graphic>
               <a:graphicData uri="http://schemas.openxmlformats.org/drawingml/2006/picture">
                 <pic:pic>
                   <pic:nvPicPr>
-                    <pic:cNvPr id="0" name="image61.png"/>
+                    <pic:cNvPr id="0" name="image59.png"/>
                     <pic:cNvPicPr preferRelativeResize="0"/>
                   </pic:nvPicPr>
                   <pic:blipFill>
@@ -8277,12 +8277,12 @@
           <wp:inline distB="114300" distT="114300" distL="114300" distR="114300">
             <wp:extent cx="5399730" cy="469900"/>
             <wp:effectExtent b="0" l="0" r="0" t="0"/>
-            <wp:docPr id="49" name="image28.png"/>
+            <wp:docPr id="49" name="image31.png"/>
             <a:graphic>
               <a:graphicData uri="http://schemas.openxmlformats.org/drawingml/2006/picture">
                 <pic:pic>
                   <pic:nvPicPr>
-                    <pic:cNvPr id="0" name="image28.png"/>
+                    <pic:cNvPr id="0" name="image31.png"/>
                     <pic:cNvPicPr preferRelativeResize="0"/>
                   </pic:nvPicPr>
                   <pic:blipFill>
@@ -8337,12 +8337,12 @@
           <wp:inline distB="114300" distT="114300" distL="114300" distR="114300">
             <wp:extent cx="5399730" cy="698500"/>
             <wp:effectExtent b="0" l="0" r="0" t="0"/>
-            <wp:docPr id="31" name="image16.png"/>
+            <wp:docPr id="31" name="image11.png"/>
             <a:graphic>
               <a:graphicData uri="http://schemas.openxmlformats.org/drawingml/2006/picture">
                 <pic:pic>
                   <pic:nvPicPr>
-                    <pic:cNvPr id="0" name="image16.png"/>
+                    <pic:cNvPr id="0" name="image11.png"/>
                     <pic:cNvPicPr preferRelativeResize="0"/>
                   </pic:nvPicPr>
                   <pic:blipFill>
@@ -8384,12 +8384,12 @@
           <wp:inline distB="114300" distT="114300" distL="114300" distR="114300">
             <wp:extent cx="5399730" cy="1600200"/>
             <wp:effectExtent b="0" l="0" r="0" t="0"/>
-            <wp:docPr id="43" name="image19.png"/>
+            <wp:docPr id="43" name="image25.png"/>
             <a:graphic>
               <a:graphicData uri="http://schemas.openxmlformats.org/drawingml/2006/picture">
                 <pic:pic>
                   <pic:nvPicPr>
-                    <pic:cNvPr id="0" name="image19.png"/>
+                    <pic:cNvPr id="0" name="image25.png"/>
                     <pic:cNvPicPr preferRelativeResize="0"/>
                   </pic:nvPicPr>
                   <pic:blipFill>
@@ -8615,12 +8615,12 @@
               <wp:extent cx="103505" cy="811530"/>
               <wp:effectExtent b="0" l="0" r="0" t="0"/>
               <wp:wrapNone/>
-              <wp:docPr id="14" name="image73.png"/>
+              <wp:docPr id="14" name="image74.png"/>
               <a:graphic>
                 <a:graphicData uri="http://schemas.openxmlformats.org/drawingml/2006/picture">
                   <pic:pic>
                     <pic:nvPicPr>
-                      <pic:cNvPr id="0" name="image73.png"/>
+                      <pic:cNvPr id="0" name="image74.png"/>
                       <pic:cNvPicPr preferRelativeResize="0"/>
                     </pic:nvPicPr>
                     <pic:blipFill>
@@ -9118,12 +9118,12 @@
           <wp:extent cx="669290" cy="669290"/>
           <wp:effectExtent b="0" l="0" r="0" t="0"/>
           <wp:wrapSquare wrapText="bothSides" distB="0" distT="0" distL="114300" distR="114300"/>
-          <wp:docPr descr="psi-negro.png" id="47" name="image17.png"/>
+          <wp:docPr descr="psi-negro.png" id="47" name="image20.png"/>
           <a:graphic>
             <a:graphicData uri="http://schemas.openxmlformats.org/drawingml/2006/picture">
               <pic:pic>
                 <pic:nvPicPr>
-                  <pic:cNvPr descr="psi-negro.png" id="0" name="image17.png"/>
+                  <pic:cNvPr descr="psi-negro.png" id="0" name="image20.png"/>
                   <pic:cNvPicPr preferRelativeResize="0"/>
                 </pic:nvPicPr>
                 <pic:blipFill>
@@ -9163,12 +9163,12 @@
           <wp:extent cx="425450" cy="666750"/>
           <wp:effectExtent b="0" l="0" r="0" t="0"/>
           <wp:wrapSquare wrapText="bothSides" distB="0" distT="0" distL="114300" distR="114300"/>
-          <wp:docPr descr="UNPA.JPG" id="46" name="image29.jpg"/>
+          <wp:docPr descr="UNPA.JPG" id="46" name="image17.jpg"/>
           <a:graphic>
             <a:graphicData uri="http://schemas.openxmlformats.org/drawingml/2006/picture">
               <pic:pic>
                 <pic:nvPicPr>
-                  <pic:cNvPr descr="UNPA.JPG" id="0" name="image29.jpg"/>
+                  <pic:cNvPr descr="UNPA.JPG" id="0" name="image17.jpg"/>
                   <pic:cNvPicPr preferRelativeResize="0"/>
                 </pic:nvPicPr>
                 <pic:blipFill>
@@ -9271,12 +9271,12 @@
               <wp:extent cx="103505" cy="811530"/>
               <wp:effectExtent b="0" l="0" r="0" t="0"/>
               <wp:wrapNone/>
-              <wp:docPr id="8" name="image47.png"/>
+              <wp:docPr id="8" name="image57.png"/>
               <a:graphic>
                 <a:graphicData uri="http://schemas.openxmlformats.org/drawingml/2006/picture">
                   <pic:pic>
                     <pic:nvPicPr>
-                      <pic:cNvPr id="0" name="image47.png"/>
+                      <pic:cNvPr id="0" name="image57.png"/>
                       <pic:cNvPicPr preferRelativeResize="0"/>
                     </pic:nvPicPr>
                     <pic:blipFill>
@@ -9381,12 +9381,12 @@
               <wp:extent cx="103505" cy="812165"/>
               <wp:effectExtent b="0" l="0" r="0" t="0"/>
               <wp:wrapNone/>
-              <wp:docPr id="17" name="image77.png"/>
+              <wp:docPr id="17" name="image79.png"/>
               <a:graphic>
                 <a:graphicData uri="http://schemas.openxmlformats.org/drawingml/2006/picture">
                   <pic:pic>
                     <pic:nvPicPr>
-                      <pic:cNvPr id="0" name="image77.png"/>
+                      <pic:cNvPr id="0" name="image79.png"/>
                       <pic:cNvPicPr preferRelativeResize="0"/>
                     </pic:nvPicPr>
                     <pic:blipFill>

--- a/Etapa Elaboración - Iteración 1/Instalación, configuración y uso de Rclone - Kairos - NexTech.docx
+++ b/Etapa Elaboración - Iteración 1/Instalación, configuración y uso de Rclone - Kairos - NexTech.docx
@@ -204,12 +204,12 @@
                 <wp:extent cx="7928609" cy="870585"/>
                 <wp:effectExtent b="0" l="0" r="0" t="0"/>
                 <wp:wrapNone/>
-                <wp:docPr id="11" name="image66.png"/>
+                <wp:docPr id="11" name="image67.png"/>
                 <a:graphic>
                   <a:graphicData uri="http://schemas.openxmlformats.org/drawingml/2006/picture">
                     <pic:pic>
                       <pic:nvPicPr>
-                        <pic:cNvPr id="0" name="image66.png"/>
+                        <pic:cNvPr id="0" name="image67.png"/>
                         <pic:cNvPicPr preferRelativeResize="0"/>
                       </pic:nvPicPr>
                       <pic:blipFill>
@@ -326,12 +326,12 @@
                 <wp:extent cx="103505" cy="11221720"/>
                 <wp:effectExtent b="0" l="0" r="0" t="0"/>
                 <wp:wrapNone/>
-                <wp:docPr id="6" name="image55.png"/>
+                <wp:docPr id="6" name="image53.png"/>
                 <a:graphic>
                   <a:graphicData uri="http://schemas.openxmlformats.org/drawingml/2006/picture">
                     <pic:pic>
                       <pic:nvPicPr>
-                        <pic:cNvPr id="0" name="image55.png"/>
+                        <pic:cNvPr id="0" name="image53.png"/>
                         <pic:cNvPicPr preferRelativeResize="0"/>
                       </pic:nvPicPr>
                       <pic:blipFill>
@@ -448,12 +448,12 @@
                 <wp:extent cx="103505" cy="11221720"/>
                 <wp:effectExtent b="0" l="0" r="0" t="0"/>
                 <wp:wrapNone/>
-                <wp:docPr id="16" name="image78.png"/>
+                <wp:docPr id="16" name="image77.png"/>
                 <a:graphic>
                   <a:graphicData uri="http://schemas.openxmlformats.org/drawingml/2006/picture">
                     <pic:pic>
                       <pic:nvPicPr>
-                        <pic:cNvPr id="0" name="image78.png"/>
+                        <pic:cNvPr id="0" name="image77.png"/>
                         <pic:cNvPicPr preferRelativeResize="0"/>
                       </pic:nvPicPr>
                       <pic:blipFill>
@@ -570,12 +570,12 @@
                 <wp:extent cx="7928609" cy="870585"/>
                 <wp:effectExtent b="0" l="0" r="0" t="0"/>
                 <wp:wrapNone/>
-                <wp:docPr id="3" name="image47.png"/>
+                <wp:docPr id="3" name="image50.png"/>
                 <a:graphic>
                   <a:graphicData uri="http://schemas.openxmlformats.org/drawingml/2006/picture">
                     <pic:pic>
                       <pic:nvPicPr>
-                        <pic:cNvPr id="0" name="image47.png"/>
+                        <pic:cNvPr id="0" name="image50.png"/>
                         <pic:cNvPicPr preferRelativeResize="0"/>
                       </pic:nvPicPr>
                       <pic:blipFill>
@@ -1003,12 +1003,12 @@
             <wp:extent cx="1200150" cy="1200150"/>
             <wp:effectExtent b="0" l="0" r="0" t="0"/>
             <wp:wrapSquare wrapText="bothSides" distB="0" distT="0" distL="114300" distR="114300"/>
-            <wp:docPr descr="psi-negro.png" id="73" name="image53.png"/>
+            <wp:docPr descr="psi-negro.png" id="73" name="image54.png"/>
             <a:graphic>
               <a:graphicData uri="http://schemas.openxmlformats.org/drawingml/2006/picture">
                 <pic:pic>
                   <pic:nvPicPr>
-                    <pic:cNvPr descr="psi-negro.png" id="0" name="image53.png"/>
+                    <pic:cNvPr descr="psi-negro.png" id="0" name="image54.png"/>
                     <pic:cNvPicPr preferRelativeResize="0"/>
                   </pic:nvPicPr>
                   <pic:blipFill>
@@ -1060,12 +1060,12 @@
             <wp:extent cx="1304925" cy="2019300"/>
             <wp:effectExtent b="0" l="0" r="0" t="0"/>
             <wp:wrapSquare wrapText="bothSides" distB="0" distT="0" distL="114300" distR="114300"/>
-            <wp:docPr descr="UNPA.JPG" id="55" name="image26.jpg"/>
+            <wp:docPr descr="UNPA.JPG" id="55" name="image28.jpg"/>
             <a:graphic>
               <a:graphicData uri="http://schemas.openxmlformats.org/drawingml/2006/picture">
                 <pic:pic>
                   <pic:nvPicPr>
-                    <pic:cNvPr descr="UNPA.JPG" id="0" name="image26.jpg"/>
+                    <pic:cNvPr descr="UNPA.JPG" id="0" name="image28.jpg"/>
                     <pic:cNvPicPr preferRelativeResize="0"/>
                   </pic:nvPicPr>
                   <pic:blipFill>
@@ -1131,7 +1131,7 @@
     </w:p>
     <w:sdt>
       <w:sdtPr>
-        <w:id w:val="-722835783"/>
+        <w:id w:val="1510345711"/>
         <w:docPartObj>
           <w:docPartGallery w:val="Table of Contents"/>
           <w:docPartUnique w:val="1"/>
@@ -2691,12 +2691,12 @@
               <wp:inline distB="114300" distT="114300" distL="114300" distR="114300">
                 <wp:extent cx="3914775" cy="1514475"/>
                 <wp:effectExtent b="0" l="0" r="0" t="0"/>
-                <wp:docPr id="2" name="image46.png"/>
+                <wp:docPr id="2" name="image39.png"/>
                 <a:graphic>
                   <a:graphicData uri="http://schemas.openxmlformats.org/drawingml/2006/picture">
                     <pic:pic>
                       <pic:nvPicPr>
-                        <pic:cNvPr id="0" name="image46.png"/>
+                        <pic:cNvPr id="0" name="image39.png"/>
                         <pic:cNvPicPr preferRelativeResize="0"/>
                       </pic:nvPicPr>
                       <pic:blipFill>
@@ -2863,12 +2863,12 @@
               <wp:inline distB="114300" distT="114300" distL="114300" distR="114300">
                 <wp:extent cx="5399730" cy="2654300"/>
                 <wp:effectExtent b="0" l="0" r="0" t="0"/>
-                <wp:docPr id="4" name="image48.png"/>
+                <wp:docPr id="4" name="image51.png"/>
                 <a:graphic>
                   <a:graphicData uri="http://schemas.openxmlformats.org/drawingml/2006/picture">
                     <pic:pic>
                       <pic:nvPicPr>
-                        <pic:cNvPr id="0" name="image48.png"/>
+                        <pic:cNvPr id="0" name="image51.png"/>
                         <pic:cNvPicPr preferRelativeResize="0"/>
                       </pic:nvPicPr>
                       <pic:blipFill>
@@ -3129,12 +3129,12 @@
               <wp:inline distB="114300" distT="114300" distL="114300" distR="114300">
                 <wp:extent cx="5399730" cy="1981200"/>
                 <wp:effectExtent b="0" l="0" r="0" t="0"/>
-                <wp:docPr id="1" name="image44.png"/>
+                <wp:docPr id="1" name="image38.png"/>
                 <a:graphic>
                   <a:graphicData uri="http://schemas.openxmlformats.org/drawingml/2006/picture">
                     <pic:pic>
                       <pic:nvPicPr>
-                        <pic:cNvPr id="0" name="image44.png"/>
+                        <pic:cNvPr id="0" name="image38.png"/>
                         <pic:cNvPicPr preferRelativeResize="0"/>
                       </pic:nvPicPr>
                       <pic:blipFill>
@@ -3235,12 +3235,12 @@
           <wp:inline distB="114300" distT="114300" distL="114300" distR="114300">
             <wp:extent cx="3114675" cy="676275"/>
             <wp:effectExtent b="0" l="0" r="0" t="0"/>
-            <wp:docPr id="27" name="image10.png"/>
+            <wp:docPr id="27" name="image9.png"/>
             <a:graphic>
               <a:graphicData uri="http://schemas.openxmlformats.org/drawingml/2006/picture">
                 <pic:pic>
                   <pic:nvPicPr>
-                    <pic:cNvPr id="0" name="image10.png"/>
+                    <pic:cNvPr id="0" name="image9.png"/>
                     <pic:cNvPicPr preferRelativeResize="0"/>
                   </pic:nvPicPr>
                   <pic:blipFill>
@@ -3312,12 +3312,12 @@
           <wp:inline distB="114300" distT="114300" distL="114300" distR="114300">
             <wp:extent cx="2266950" cy="676275"/>
             <wp:effectExtent b="0" l="0" r="0" t="0"/>
-            <wp:docPr id="48" name="image32.png"/>
+            <wp:docPr id="48" name="image31.png"/>
             <a:graphic>
               <a:graphicData uri="http://schemas.openxmlformats.org/drawingml/2006/picture">
                 <pic:pic>
                   <pic:nvPicPr>
-                    <pic:cNvPr id="0" name="image32.png"/>
+                    <pic:cNvPr id="0" name="image31.png"/>
                     <pic:cNvPicPr preferRelativeResize="0"/>
                   </pic:nvPicPr>
                   <pic:blipFill>
@@ -3592,12 +3592,12 @@
           <wp:inline distB="114300" distT="114300" distL="114300" distR="114300">
             <wp:extent cx="4014788" cy="3234505"/>
             <wp:effectExtent b="0" l="0" r="0" t="0"/>
-            <wp:docPr id="67" name="image51.png"/>
+            <wp:docPr id="67" name="image59.png"/>
             <a:graphic>
               <a:graphicData uri="http://schemas.openxmlformats.org/drawingml/2006/picture">
                 <pic:pic>
                   <pic:nvPicPr>
-                    <pic:cNvPr id="0" name="image51.png"/>
+                    <pic:cNvPr id="0" name="image59.png"/>
                     <pic:cNvPicPr preferRelativeResize="0"/>
                   </pic:nvPicPr>
                   <pic:blipFill>
@@ -3694,12 +3694,12 @@
           <wp:inline distB="114300" distT="114300" distL="114300" distR="114300">
             <wp:extent cx="5399730" cy="3251200"/>
             <wp:effectExtent b="0" l="0" r="0" t="0"/>
-            <wp:docPr id="26" name="image15.png"/>
+            <wp:docPr id="26" name="image3.png"/>
             <a:graphic>
               <a:graphicData uri="http://schemas.openxmlformats.org/drawingml/2006/picture">
                 <pic:pic>
                   <pic:nvPicPr>
-                    <pic:cNvPr id="0" name="image15.png"/>
+                    <pic:cNvPr id="0" name="image3.png"/>
                     <pic:cNvPicPr preferRelativeResize="0"/>
                   </pic:nvPicPr>
                   <pic:blipFill>
@@ -3785,12 +3785,12 @@
           <wp:inline distB="114300" distT="114300" distL="114300" distR="114300">
             <wp:extent cx="3967163" cy="2181280"/>
             <wp:effectExtent b="0" l="0" r="0" t="0"/>
-            <wp:docPr id="40" name="image29.png"/>
+            <wp:docPr id="40" name="image25.png"/>
             <a:graphic>
               <a:graphicData uri="http://schemas.openxmlformats.org/drawingml/2006/picture">
                 <pic:pic>
                   <pic:nvPicPr>
-                    <pic:cNvPr id="0" name="image29.png"/>
+                    <pic:cNvPr id="0" name="image25.png"/>
                     <pic:cNvPicPr preferRelativeResize="0"/>
                   </pic:nvPicPr>
                   <pic:blipFill>
@@ -3876,12 +3876,12 @@
           <wp:inline distB="114300" distT="114300" distL="114300" distR="114300">
             <wp:extent cx="3873222" cy="3261999"/>
             <wp:effectExtent b="0" l="0" r="0" t="0"/>
-            <wp:docPr id="72" name="image61.png"/>
+            <wp:docPr id="72" name="image64.png"/>
             <a:graphic>
               <a:graphicData uri="http://schemas.openxmlformats.org/drawingml/2006/picture">
                 <pic:pic>
                   <pic:nvPicPr>
-                    <pic:cNvPr id="0" name="image61.png"/>
+                    <pic:cNvPr id="0" name="image64.png"/>
                     <pic:cNvPicPr preferRelativeResize="0"/>
                   </pic:nvPicPr>
                   <pic:blipFill>
@@ -3967,12 +3967,12 @@
           <wp:inline distB="114300" distT="114300" distL="114300" distR="114300">
             <wp:extent cx="4291013" cy="1689319"/>
             <wp:effectExtent b="0" l="0" r="0" t="0"/>
-            <wp:docPr id="39" name="image22.png"/>
+            <wp:docPr id="39" name="image20.png"/>
             <a:graphic>
               <a:graphicData uri="http://schemas.openxmlformats.org/drawingml/2006/picture">
                 <pic:pic>
                   <pic:nvPicPr>
-                    <pic:cNvPr id="0" name="image22.png"/>
+                    <pic:cNvPr id="0" name="image20.png"/>
                     <pic:cNvPicPr preferRelativeResize="0"/>
                   </pic:nvPicPr>
                   <pic:blipFill>
@@ -4120,12 +4120,12 @@
           <wp:inline distB="114300" distT="114300" distL="114300" distR="114300">
             <wp:extent cx="5399730" cy="431800"/>
             <wp:effectExtent b="0" l="0" r="0" t="0"/>
-            <wp:docPr id="44" name="image30.png"/>
+            <wp:docPr id="44" name="image24.png"/>
             <a:graphic>
               <a:graphicData uri="http://schemas.openxmlformats.org/drawingml/2006/picture">
                 <pic:pic>
                   <pic:nvPicPr>
-                    <pic:cNvPr id="0" name="image30.png"/>
+                    <pic:cNvPr id="0" name="image24.png"/>
                     <pic:cNvPicPr preferRelativeResize="0"/>
                   </pic:nvPicPr>
                   <pic:blipFill>
@@ -4211,12 +4211,12 @@
           <wp:inline distB="114300" distT="114300" distL="114300" distR="114300">
             <wp:extent cx="3097050" cy="2438622"/>
             <wp:effectExtent b="0" l="0" r="0" t="0"/>
-            <wp:docPr id="24" name="image8.png"/>
+            <wp:docPr id="24" name="image7.png"/>
             <a:graphic>
               <a:graphicData uri="http://schemas.openxmlformats.org/drawingml/2006/picture">
                 <pic:pic>
                   <pic:nvPicPr>
-                    <pic:cNvPr id="0" name="image8.png"/>
+                    <pic:cNvPr id="0" name="image7.png"/>
                     <pic:cNvPicPr preferRelativeResize="0"/>
                   </pic:nvPicPr>
                   <pic:blipFill>
@@ -4300,12 +4300,12 @@
           <wp:inline distB="114300" distT="114300" distL="114300" distR="114300">
             <wp:extent cx="2210836" cy="2624138"/>
             <wp:effectExtent b="0" l="0" r="0" t="0"/>
-            <wp:docPr id="70" name="image69.png"/>
+            <wp:docPr id="70" name="image76.png"/>
             <a:graphic>
               <a:graphicData uri="http://schemas.openxmlformats.org/drawingml/2006/picture">
                 <pic:pic>
                   <pic:nvPicPr>
-                    <pic:cNvPr id="0" name="image69.png"/>
+                    <pic:cNvPr id="0" name="image76.png"/>
                     <pic:cNvPicPr preferRelativeResize="0"/>
                   </pic:nvPicPr>
                   <pic:blipFill>
@@ -4361,12 +4361,12 @@
           <wp:inline distB="114300" distT="114300" distL="114300" distR="114300">
             <wp:extent cx="3009900" cy="666750"/>
             <wp:effectExtent b="0" l="0" r="0" t="0"/>
-            <wp:docPr id="22" name="image5.png"/>
+            <wp:docPr id="22" name="image11.png"/>
             <a:graphic>
               <a:graphicData uri="http://schemas.openxmlformats.org/drawingml/2006/picture">
                 <pic:pic>
                   <pic:nvPicPr>
-                    <pic:cNvPr id="0" name="image5.png"/>
+                    <pic:cNvPr id="0" name="image11.png"/>
                     <pic:cNvPicPr preferRelativeResize="0"/>
                   </pic:nvPicPr>
                   <pic:blipFill>
@@ -4451,12 +4451,12 @@
           <wp:inline distB="114300" distT="114300" distL="114300" distR="114300">
             <wp:extent cx="3329191" cy="4365137"/>
             <wp:effectExtent b="0" l="0" r="0" t="0"/>
-            <wp:docPr id="38" name="image24.png"/>
+            <wp:docPr id="38" name="image32.png"/>
             <a:graphic>
               <a:graphicData uri="http://schemas.openxmlformats.org/drawingml/2006/picture">
                 <pic:pic>
                   <pic:nvPicPr>
-                    <pic:cNvPr id="0" name="image24.png"/>
+                    <pic:cNvPr id="0" name="image32.png"/>
                     <pic:cNvPicPr preferRelativeResize="0"/>
                   </pic:nvPicPr>
                   <pic:blipFill>
@@ -4511,12 +4511,12 @@
           <wp:inline distB="114300" distT="114300" distL="114300" distR="114300">
             <wp:extent cx="4943475" cy="714375"/>
             <wp:effectExtent b="0" l="0" r="0" t="0"/>
-            <wp:docPr id="65" name="image50.png"/>
+            <wp:docPr id="65" name="image46.png"/>
             <a:graphic>
               <a:graphicData uri="http://schemas.openxmlformats.org/drawingml/2006/picture">
                 <pic:pic>
                   <pic:nvPicPr>
-                    <pic:cNvPr id="0" name="image50.png"/>
+                    <pic:cNvPr id="0" name="image46.png"/>
                     <pic:cNvPicPr preferRelativeResize="0"/>
                   </pic:nvPicPr>
                   <pic:blipFill>
@@ -4633,12 +4633,12 @@
           <wp:inline distB="114300" distT="114300" distL="114300" distR="114300">
             <wp:extent cx="3814167" cy="2128838"/>
             <wp:effectExtent b="0" l="0" r="0" t="0"/>
-            <wp:docPr id="29" name="image7.png"/>
+            <wp:docPr id="29" name="image15.png"/>
             <a:graphic>
               <a:graphicData uri="http://schemas.openxmlformats.org/drawingml/2006/picture">
                 <pic:pic>
                   <pic:nvPicPr>
-                    <pic:cNvPr id="0" name="image7.png"/>
+                    <pic:cNvPr id="0" name="image15.png"/>
                     <pic:cNvPicPr preferRelativeResize="0"/>
                   </pic:nvPicPr>
                   <pic:blipFill>
@@ -4724,12 +4724,12 @@
           <wp:inline distB="114300" distT="114300" distL="114300" distR="114300">
             <wp:extent cx="3209925" cy="2924175"/>
             <wp:effectExtent b="0" l="0" r="0" t="0"/>
-            <wp:docPr id="54" name="image36.png"/>
+            <wp:docPr id="54" name="image41.png"/>
             <a:graphic>
               <a:graphicData uri="http://schemas.openxmlformats.org/drawingml/2006/picture">
                 <pic:pic>
                   <pic:nvPicPr>
-                    <pic:cNvPr id="0" name="image36.png"/>
+                    <pic:cNvPr id="0" name="image41.png"/>
                     <pic:cNvPicPr preferRelativeResize="0"/>
                   </pic:nvPicPr>
                   <pic:blipFill>
@@ -4878,12 +4878,12 @@
               <wp:inline distB="114300" distT="114300" distL="114300" distR="114300">
                 <wp:extent cx="5399730" cy="1574800"/>
                 <wp:effectExtent b="0" l="0" r="0" t="0"/>
-                <wp:docPr id="7" name="image56.png"/>
+                <wp:docPr id="7" name="image55.png"/>
                 <a:graphic>
                   <a:graphicData uri="http://schemas.openxmlformats.org/drawingml/2006/picture">
                     <pic:pic>
                       <pic:nvPicPr>
-                        <pic:cNvPr id="0" name="image56.png"/>
+                        <pic:cNvPr id="0" name="image55.png"/>
                         <pic:cNvPicPr preferRelativeResize="0"/>
                       </pic:nvPicPr>
                       <pic:blipFill>
@@ -5026,12 +5026,12 @@
           <wp:inline distB="114300" distT="114300" distL="114300" distR="114300">
             <wp:extent cx="3271838" cy="2385941"/>
             <wp:effectExtent b="0" l="0" r="0" t="0"/>
-            <wp:docPr id="60" name="image41.png"/>
+            <wp:docPr id="60" name="image43.png"/>
             <a:graphic>
               <a:graphicData uri="http://schemas.openxmlformats.org/drawingml/2006/picture">
                 <pic:pic>
                   <pic:nvPicPr>
-                    <pic:cNvPr id="0" name="image41.png"/>
+                    <pic:cNvPr id="0" name="image43.png"/>
                     <pic:cNvPicPr preferRelativeResize="0"/>
                   </pic:nvPicPr>
                   <pic:blipFill>
@@ -5087,12 +5087,12 @@
           <wp:inline distB="114300" distT="114300" distL="114300" distR="114300">
             <wp:extent cx="2805113" cy="1812606"/>
             <wp:effectExtent b="0" l="0" r="0" t="0"/>
-            <wp:docPr id="74" name="image62.png"/>
+            <wp:docPr id="74" name="image61.png"/>
             <a:graphic>
               <a:graphicData uri="http://schemas.openxmlformats.org/drawingml/2006/picture">
                 <pic:pic>
                   <pic:nvPicPr>
-                    <pic:cNvPr id="0" name="image62.png"/>
+                    <pic:cNvPr id="0" name="image61.png"/>
                     <pic:cNvPicPr preferRelativeResize="0"/>
                   </pic:nvPicPr>
                   <pic:blipFill>
@@ -5148,12 +5148,12 @@
           <wp:inline distB="114300" distT="114300" distL="114300" distR="114300">
             <wp:extent cx="3123078" cy="1514849"/>
             <wp:effectExtent b="0" l="0" r="0" t="0"/>
-            <wp:docPr id="50" name="image28.png"/>
+            <wp:docPr id="50" name="image30.png"/>
             <a:graphic>
               <a:graphicData uri="http://schemas.openxmlformats.org/drawingml/2006/picture">
                 <pic:pic>
                   <pic:nvPicPr>
-                    <pic:cNvPr id="0" name="image28.png"/>
+                    <pic:cNvPr id="0" name="image30.png"/>
                     <pic:cNvPicPr preferRelativeResize="0"/>
                   </pic:nvPicPr>
                   <pic:blipFill>
@@ -5235,12 +5235,12 @@
           <wp:inline distB="114300" distT="114300" distL="114300" distR="114300">
             <wp:extent cx="5399730" cy="1587500"/>
             <wp:effectExtent b="0" l="0" r="0" t="0"/>
-            <wp:docPr id="66" name="image52.png"/>
+            <wp:docPr id="66" name="image48.png"/>
             <a:graphic>
               <a:graphicData uri="http://schemas.openxmlformats.org/drawingml/2006/picture">
                 <pic:pic>
                   <pic:nvPicPr>
-                    <pic:cNvPr id="0" name="image52.png"/>
+                    <pic:cNvPr id="0" name="image48.png"/>
                     <pic:cNvPicPr preferRelativeResize="0"/>
                   </pic:nvPicPr>
                   <pic:blipFill>
@@ -5310,12 +5310,12 @@
           <wp:inline distB="114300" distT="114300" distL="114300" distR="114300">
             <wp:extent cx="1749359" cy="2376488"/>
             <wp:effectExtent b="0" l="0" r="0" t="0"/>
-            <wp:docPr id="20" name="image18.png"/>
+            <wp:docPr id="20" name="image14.png"/>
             <a:graphic>
               <a:graphicData uri="http://schemas.openxmlformats.org/drawingml/2006/picture">
                 <pic:pic>
                   <pic:nvPicPr>
-                    <pic:cNvPr id="0" name="image18.png"/>
+                    <pic:cNvPr id="0" name="image14.png"/>
                     <pic:cNvPicPr preferRelativeResize="0"/>
                   </pic:nvPicPr>
                   <pic:blipFill>
@@ -5371,12 +5371,12 @@
           <wp:inline distB="114300" distT="114300" distL="114300" distR="114300">
             <wp:extent cx="3471863" cy="2035826"/>
             <wp:effectExtent b="0" l="0" r="0" t="0"/>
-            <wp:docPr id="30" name="image16.png"/>
+            <wp:docPr id="30" name="image10.png"/>
             <a:graphic>
               <a:graphicData uri="http://schemas.openxmlformats.org/drawingml/2006/picture">
                 <pic:pic>
                   <pic:nvPicPr>
-                    <pic:cNvPr id="0" name="image16.png"/>
+                    <pic:cNvPr id="0" name="image10.png"/>
                     <pic:cNvPicPr preferRelativeResize="0"/>
                   </pic:nvPicPr>
                   <pic:blipFill>
@@ -5432,12 +5432,12 @@
           <wp:inline distB="114300" distT="114300" distL="114300" distR="114300">
             <wp:extent cx="1685925" cy="885825"/>
             <wp:effectExtent b="0" l="0" r="0" t="0"/>
-            <wp:docPr id="23" name="image6.png"/>
+            <wp:docPr id="23" name="image1.png"/>
             <a:graphic>
               <a:graphicData uri="http://schemas.openxmlformats.org/drawingml/2006/picture">
                 <pic:pic>
                   <pic:nvPicPr>
-                    <pic:cNvPr id="0" name="image6.png"/>
+                    <pic:cNvPr id="0" name="image1.png"/>
                     <pic:cNvPicPr preferRelativeResize="0"/>
                   </pic:nvPicPr>
                   <pic:blipFill>
@@ -5496,12 +5496,12 @@
           <wp:inline distB="114300" distT="114300" distL="114300" distR="114300">
             <wp:extent cx="5399730" cy="190500"/>
             <wp:effectExtent b="0" l="0" r="0" t="0"/>
-            <wp:docPr id="37" name="image12.png"/>
+            <wp:docPr id="37" name="image16.png"/>
             <a:graphic>
               <a:graphicData uri="http://schemas.openxmlformats.org/drawingml/2006/picture">
                 <pic:pic>
                   <pic:nvPicPr>
-                    <pic:cNvPr id="0" name="image12.png"/>
+                    <pic:cNvPr id="0" name="image16.png"/>
                     <pic:cNvPicPr preferRelativeResize="0"/>
                   </pic:nvPicPr>
                   <pic:blipFill>
@@ -5557,12 +5557,12 @@
           <wp:inline distB="114300" distT="114300" distL="114300" distR="114300">
             <wp:extent cx="4376738" cy="1693986"/>
             <wp:effectExtent b="0" l="0" r="0" t="0"/>
-            <wp:docPr id="64" name="image60.png"/>
+            <wp:docPr id="64" name="image49.png"/>
             <a:graphic>
               <a:graphicData uri="http://schemas.openxmlformats.org/drawingml/2006/picture">
                 <pic:pic>
                   <pic:nvPicPr>
-                    <pic:cNvPr id="0" name="image60.png"/>
+                    <pic:cNvPr id="0" name="image49.png"/>
                     <pic:cNvPicPr preferRelativeResize="0"/>
                   </pic:nvPicPr>
                   <pic:blipFill>
@@ -5909,12 +5909,12 @@
               <wp:inline distB="114300" distT="114300" distL="114300" distR="114300">
                 <wp:extent cx="5399730" cy="1727200"/>
                 <wp:effectExtent b="0" l="0" r="0" t="0"/>
-                <wp:docPr id="5" name="image54.png"/>
+                <wp:docPr id="5" name="image52.png"/>
                 <a:graphic>
                   <a:graphicData uri="http://schemas.openxmlformats.org/drawingml/2006/picture">
                     <pic:pic>
                       <pic:nvPicPr>
-                        <pic:cNvPr id="0" name="image54.png"/>
+                        <pic:cNvPr id="0" name="image52.png"/>
                         <pic:cNvPicPr preferRelativeResize="0"/>
                       </pic:nvPicPr>
                       <pic:blipFill>
@@ -5984,12 +5984,12 @@
           <wp:inline distB="114300" distT="114300" distL="114300" distR="114300">
             <wp:extent cx="5399730" cy="317500"/>
             <wp:effectExtent b="0" l="0" r="0" t="0"/>
-            <wp:docPr id="32" name="image4.png"/>
+            <wp:docPr id="32" name="image6.png"/>
             <a:graphic>
               <a:graphicData uri="http://schemas.openxmlformats.org/drawingml/2006/picture">
                 <pic:pic>
                   <pic:nvPicPr>
-                    <pic:cNvPr id="0" name="image4.png"/>
+                    <pic:cNvPr id="0" name="image6.png"/>
                     <pic:cNvPicPr preferRelativeResize="0"/>
                   </pic:nvPicPr>
                   <pic:blipFill>
@@ -6223,12 +6223,12 @@
               <wp:inline distB="114300" distT="114300" distL="114300" distR="114300">
                 <wp:extent cx="5399730" cy="1727200"/>
                 <wp:effectExtent b="0" l="0" r="0" t="0"/>
-                <wp:docPr id="9" name="image58.png"/>
+                <wp:docPr id="9" name="image57.png"/>
                 <a:graphic>
                   <a:graphicData uri="http://schemas.openxmlformats.org/drawingml/2006/picture">
                     <pic:pic>
                       <pic:nvPicPr>
-                        <pic:cNvPr id="0" name="image58.png"/>
+                        <pic:cNvPr id="0" name="image57.png"/>
                         <pic:cNvPicPr preferRelativeResize="0"/>
                       </pic:nvPicPr>
                       <pic:blipFill>
@@ -6285,12 +6285,12 @@
           <wp:inline distB="114300" distT="114300" distL="114300" distR="114300">
             <wp:extent cx="5399730" cy="368300"/>
             <wp:effectExtent b="0" l="0" r="0" t="0"/>
-            <wp:docPr id="51" name="image39.png"/>
+            <wp:docPr id="51" name="image34.png"/>
             <a:graphic>
               <a:graphicData uri="http://schemas.openxmlformats.org/drawingml/2006/picture">
                 <pic:pic>
                   <pic:nvPicPr>
-                    <pic:cNvPr id="0" name="image39.png"/>
+                    <pic:cNvPr id="0" name="image34.png"/>
                     <pic:cNvPicPr preferRelativeResize="0"/>
                   </pic:nvPicPr>
                   <pic:blipFill>
@@ -6361,12 +6361,12 @@
           <wp:inline distB="114300" distT="114300" distL="114300" distR="114300">
             <wp:extent cx="5399730" cy="2387600"/>
             <wp:effectExtent b="0" l="0" r="0" t="0"/>
-            <wp:docPr id="57" name="image37.png"/>
+            <wp:docPr id="57" name="image40.png"/>
             <a:graphic>
               <a:graphicData uri="http://schemas.openxmlformats.org/drawingml/2006/picture">
                 <pic:pic>
                   <pic:nvPicPr>
-                    <pic:cNvPr id="0" name="image37.png"/>
+                    <pic:cNvPr id="0" name="image40.png"/>
                     <pic:cNvPicPr preferRelativeResize="0"/>
                   </pic:nvPicPr>
                   <pic:blipFill>
@@ -6477,12 +6477,12 @@
           <wp:inline distB="114300" distT="114300" distL="114300" distR="114300">
             <wp:extent cx="5399730" cy="2743200"/>
             <wp:effectExtent b="0" l="0" r="0" t="0"/>
-            <wp:docPr id="71" name="image64.png"/>
+            <wp:docPr id="71" name="image60.png"/>
             <a:graphic>
               <a:graphicData uri="http://schemas.openxmlformats.org/drawingml/2006/picture">
                 <pic:pic>
                   <pic:nvPicPr>
-                    <pic:cNvPr id="0" name="image64.png"/>
+                    <pic:cNvPr id="0" name="image60.png"/>
                     <pic:cNvPicPr preferRelativeResize="0"/>
                   </pic:nvPicPr>
                   <pic:blipFill>
@@ -6537,12 +6537,12 @@
           <wp:inline distB="114300" distT="114300" distL="114300" distR="114300">
             <wp:extent cx="5399730" cy="469900"/>
             <wp:effectExtent b="0" l="0" r="0" t="0"/>
-            <wp:docPr id="25" name="image1.png"/>
+            <wp:docPr id="25" name="image8.png"/>
             <a:graphic>
               <a:graphicData uri="http://schemas.openxmlformats.org/drawingml/2006/picture">
                 <pic:pic>
                   <pic:nvPicPr>
-                    <pic:cNvPr id="0" name="image1.png"/>
+                    <pic:cNvPr id="0" name="image8.png"/>
                     <pic:cNvPicPr preferRelativeResize="0"/>
                   </pic:nvPicPr>
                   <pic:blipFill>
@@ -6597,12 +6597,12 @@
           <wp:inline distB="114300" distT="114300" distL="114300" distR="114300">
             <wp:extent cx="5399730" cy="431800"/>
             <wp:effectExtent b="0" l="0" r="0" t="0"/>
-            <wp:docPr id="69" name="image49.png"/>
+            <wp:docPr id="69" name="image58.png"/>
             <a:graphic>
               <a:graphicData uri="http://schemas.openxmlformats.org/drawingml/2006/picture">
                 <pic:pic>
                   <pic:nvPicPr>
-                    <pic:cNvPr id="0" name="image49.png"/>
+                    <pic:cNvPr id="0" name="image58.png"/>
                     <pic:cNvPicPr preferRelativeResize="0"/>
                   </pic:nvPicPr>
                   <pic:blipFill>
@@ -6657,12 +6657,12 @@
           <wp:inline distB="114300" distT="114300" distL="114300" distR="114300">
             <wp:extent cx="5399730" cy="279400"/>
             <wp:effectExtent b="0" l="0" r="0" t="0"/>
-            <wp:docPr id="36" name="image21.png"/>
+            <wp:docPr id="36" name="image5.png"/>
             <a:graphic>
               <a:graphicData uri="http://schemas.openxmlformats.org/drawingml/2006/picture">
                 <pic:pic>
                   <pic:nvPicPr>
-                    <pic:cNvPr id="0" name="image21.png"/>
+                    <pic:cNvPr id="0" name="image5.png"/>
                     <pic:cNvPicPr preferRelativeResize="0"/>
                   </pic:nvPicPr>
                   <pic:blipFill>
@@ -6734,12 +6734,12 @@
           <wp:inline distB="114300" distT="114300" distL="114300" distR="114300">
             <wp:extent cx="2724150" cy="1228725"/>
             <wp:effectExtent b="0" l="0" r="0" t="0"/>
-            <wp:docPr id="41" name="image19.png"/>
+            <wp:docPr id="41" name="image26.png"/>
             <a:graphic>
               <a:graphicData uri="http://schemas.openxmlformats.org/drawingml/2006/picture">
                 <pic:pic>
                   <pic:nvPicPr>
-                    <pic:cNvPr id="0" name="image19.png"/>
+                    <pic:cNvPr id="0" name="image26.png"/>
                     <pic:cNvPicPr preferRelativeResize="0"/>
                   </pic:nvPicPr>
                   <pic:blipFill>
@@ -6850,12 +6850,12 @@
           <wp:inline distB="114300" distT="114300" distL="114300" distR="114300">
             <wp:extent cx="5399730" cy="1625600"/>
             <wp:effectExtent b="0" l="0" r="0" t="0"/>
-            <wp:docPr id="59" name="image38.png"/>
+            <wp:docPr id="59" name="image33.png"/>
             <a:graphic>
               <a:graphicData uri="http://schemas.openxmlformats.org/drawingml/2006/picture">
                 <pic:pic>
                   <pic:nvPicPr>
-                    <pic:cNvPr id="0" name="image38.png"/>
+                    <pic:cNvPr id="0" name="image33.png"/>
                     <pic:cNvPicPr preferRelativeResize="0"/>
                   </pic:nvPicPr>
                   <pic:blipFill>
@@ -7003,12 +7003,12 @@
               <wp:inline distB="114300" distT="114300" distL="114300" distR="114300">
                 <wp:extent cx="5399730" cy="520700"/>
                 <wp:effectExtent b="0" l="0" r="0" t="0"/>
-                <wp:docPr id="12" name="image67.png"/>
+                <wp:docPr id="12" name="image71.png"/>
                 <a:graphic>
                   <a:graphicData uri="http://schemas.openxmlformats.org/drawingml/2006/picture">
                     <pic:pic>
                       <pic:nvPicPr>
-                        <pic:cNvPr id="0" name="image67.png"/>
+                        <pic:cNvPr id="0" name="image71.png"/>
                         <pic:cNvPicPr preferRelativeResize="0"/>
                       </pic:nvPicPr>
                       <pic:blipFill>
@@ -7216,12 +7216,12 @@
           <wp:inline distB="114300" distT="114300" distL="114300" distR="114300">
             <wp:extent cx="5399730" cy="1231900"/>
             <wp:effectExtent b="0" l="0" r="0" t="0"/>
-            <wp:docPr id="35" name="image9.png"/>
+            <wp:docPr id="35" name="image17.png"/>
             <a:graphic>
               <a:graphicData uri="http://schemas.openxmlformats.org/drawingml/2006/picture">
                 <pic:pic>
                   <pic:nvPicPr>
-                    <pic:cNvPr id="0" name="image9.png"/>
+                    <pic:cNvPr id="0" name="image17.png"/>
                     <pic:cNvPicPr preferRelativeResize="0"/>
                   </pic:nvPicPr>
                   <pic:blipFill>
@@ -7276,12 +7276,12 @@
           <wp:inline distB="114300" distT="114300" distL="114300" distR="114300">
             <wp:extent cx="3190875" cy="1133475"/>
             <wp:effectExtent b="0" l="0" r="0" t="0"/>
-            <wp:docPr id="58" name="image40.png"/>
+            <wp:docPr id="58" name="image47.png"/>
             <a:graphic>
               <a:graphicData uri="http://schemas.openxmlformats.org/drawingml/2006/picture">
                 <pic:pic>
                   <pic:nvPicPr>
-                    <pic:cNvPr id="0" name="image40.png"/>
+                    <pic:cNvPr id="0" name="image47.png"/>
                     <pic:cNvPicPr preferRelativeResize="0"/>
                   </pic:nvPicPr>
                   <pic:blipFill>
@@ -7501,12 +7501,12 @@
           <wp:inline distB="114300" distT="114300" distL="114300" distR="114300">
             <wp:extent cx="5399730" cy="1524000"/>
             <wp:effectExtent b="0" l="0" r="0" t="0"/>
-            <wp:docPr id="53" name="image33.png"/>
+            <wp:docPr id="53" name="image36.png"/>
             <a:graphic>
               <a:graphicData uri="http://schemas.openxmlformats.org/drawingml/2006/picture">
                 <pic:pic>
                   <pic:nvPicPr>
-                    <pic:cNvPr id="0" name="image33.png"/>
+                    <pic:cNvPr id="0" name="image36.png"/>
                     <pic:cNvPicPr preferRelativeResize="0"/>
                   </pic:nvPicPr>
                   <pic:blipFill>
@@ -7562,12 +7562,12 @@
           <wp:inline distB="114300" distT="114300" distL="114300" distR="114300">
             <wp:extent cx="4852988" cy="1700964"/>
             <wp:effectExtent b="0" l="0" r="0" t="0"/>
-            <wp:docPr id="28" name="image3.png"/>
+            <wp:docPr id="28" name="image4.png"/>
             <a:graphic>
               <a:graphicData uri="http://schemas.openxmlformats.org/drawingml/2006/picture">
                 <pic:pic>
                   <pic:nvPicPr>
-                    <pic:cNvPr id="0" name="image3.png"/>
+                    <pic:cNvPr id="0" name="image4.png"/>
                     <pic:cNvPicPr preferRelativeResize="0"/>
                   </pic:nvPicPr>
                   <pic:blipFill>
@@ -7654,12 +7654,12 @@
           <wp:inline distB="114300" distT="114300" distL="114300" distR="114300">
             <wp:extent cx="4191000" cy="2447925"/>
             <wp:effectExtent b="0" l="0" r="0" t="0"/>
-            <wp:docPr id="33" name="image2.png"/>
+            <wp:docPr id="33" name="image12.png"/>
             <a:graphic>
               <a:graphicData uri="http://schemas.openxmlformats.org/drawingml/2006/picture">
                 <pic:pic>
                   <pic:nvPicPr>
-                    <pic:cNvPr id="0" name="image2.png"/>
+                    <pic:cNvPr id="0" name="image12.png"/>
                     <pic:cNvPicPr preferRelativeResize="0"/>
                   </pic:nvPicPr>
                   <pic:blipFill>
@@ -7702,12 +7702,12 @@
           <wp:inline distB="114300" distT="114300" distL="114300" distR="114300">
             <wp:extent cx="3643313" cy="3942949"/>
             <wp:effectExtent b="0" l="0" r="0" t="0"/>
-            <wp:docPr id="62" name="image43.png"/>
+            <wp:docPr id="62" name="image44.png"/>
             <a:graphic>
               <a:graphicData uri="http://schemas.openxmlformats.org/drawingml/2006/picture">
                 <pic:pic>
                   <pic:nvPicPr>
-                    <pic:cNvPr id="0" name="image43.png"/>
+                    <pic:cNvPr id="0" name="image44.png"/>
                     <pic:cNvPicPr preferRelativeResize="0"/>
                   </pic:nvPicPr>
                   <pic:blipFill>
@@ -7872,12 +7872,12 @@
           <wp:inline distB="114300" distT="114300" distL="114300" distR="114300">
             <wp:extent cx="4381500" cy="4581525"/>
             <wp:effectExtent b="0" l="0" r="0" t="0"/>
-            <wp:docPr id="52" name="image34.png"/>
+            <wp:docPr id="52" name="image37.png"/>
             <a:graphic>
               <a:graphicData uri="http://schemas.openxmlformats.org/drawingml/2006/picture">
                 <pic:pic>
                   <pic:nvPicPr>
-                    <pic:cNvPr id="0" name="image34.png"/>
+                    <pic:cNvPr id="0" name="image37.png"/>
                     <pic:cNvPicPr preferRelativeResize="0"/>
                   </pic:nvPicPr>
                   <pic:blipFill>
@@ -8170,12 +8170,12 @@
           <wp:inline distB="114300" distT="114300" distL="114300" distR="114300">
             <wp:extent cx="5399730" cy="1625600"/>
             <wp:effectExtent b="0" l="0" r="0" t="0"/>
-            <wp:docPr id="34" name="image14.png"/>
+            <wp:docPr id="34" name="image18.png"/>
             <a:graphic>
               <a:graphicData uri="http://schemas.openxmlformats.org/drawingml/2006/picture">
                 <pic:pic>
                   <pic:nvPicPr>
-                    <pic:cNvPr id="0" name="image14.png"/>
+                    <pic:cNvPr id="0" name="image18.png"/>
                     <pic:cNvPicPr preferRelativeResize="0"/>
                   </pic:nvPicPr>
                   <pic:blipFill>
@@ -8230,12 +8230,12 @@
           <wp:inline distB="114300" distT="114300" distL="114300" distR="114300">
             <wp:extent cx="5399730" cy="1574800"/>
             <wp:effectExtent b="0" l="0" r="0" t="0"/>
-            <wp:docPr id="68" name="image59.png"/>
+            <wp:docPr id="68" name="image62.png"/>
             <a:graphic>
               <a:graphicData uri="http://schemas.openxmlformats.org/drawingml/2006/picture">
                 <pic:pic>
                   <pic:nvPicPr>
-                    <pic:cNvPr id="0" name="image59.png"/>
+                    <pic:cNvPr id="0" name="image62.png"/>
                     <pic:cNvPicPr preferRelativeResize="0"/>
                   </pic:nvPicPr>
                   <pic:blipFill>
@@ -8277,12 +8277,12 @@
           <wp:inline distB="114300" distT="114300" distL="114300" distR="114300">
             <wp:extent cx="5399730" cy="469900"/>
             <wp:effectExtent b="0" l="0" r="0" t="0"/>
-            <wp:docPr id="49" name="image31.png"/>
+            <wp:docPr id="49" name="image29.png"/>
             <a:graphic>
               <a:graphicData uri="http://schemas.openxmlformats.org/drawingml/2006/picture">
                 <pic:pic>
                   <pic:nvPicPr>
-                    <pic:cNvPr id="0" name="image31.png"/>
+                    <pic:cNvPr id="0" name="image29.png"/>
                     <pic:cNvPicPr preferRelativeResize="0"/>
                   </pic:nvPicPr>
                   <pic:blipFill>
@@ -8337,12 +8337,12 @@
           <wp:inline distB="114300" distT="114300" distL="114300" distR="114300">
             <wp:extent cx="5399730" cy="698500"/>
             <wp:effectExtent b="0" l="0" r="0" t="0"/>
-            <wp:docPr id="31" name="image11.png"/>
+            <wp:docPr id="31" name="image2.png"/>
             <a:graphic>
               <a:graphicData uri="http://schemas.openxmlformats.org/drawingml/2006/picture">
                 <pic:pic>
                   <pic:nvPicPr>
-                    <pic:cNvPr id="0" name="image11.png"/>
+                    <pic:cNvPr id="0" name="image2.png"/>
                     <pic:cNvPicPr preferRelativeResize="0"/>
                   </pic:nvPicPr>
                   <pic:blipFill>
@@ -8384,12 +8384,12 @@
           <wp:inline distB="114300" distT="114300" distL="114300" distR="114300">
             <wp:extent cx="5399730" cy="1600200"/>
             <wp:effectExtent b="0" l="0" r="0" t="0"/>
-            <wp:docPr id="43" name="image25.png"/>
+            <wp:docPr id="43" name="image21.png"/>
             <a:graphic>
               <a:graphicData uri="http://schemas.openxmlformats.org/drawingml/2006/picture">
                 <pic:pic>
                   <pic:nvPicPr>
-                    <pic:cNvPr id="0" name="image25.png"/>
+                    <pic:cNvPr id="0" name="image21.png"/>
                     <pic:cNvPicPr preferRelativeResize="0"/>
                   </pic:nvPicPr>
                   <pic:blipFill>
@@ -8806,12 +8806,12 @@
               <wp:extent cx="7549515" cy="815340"/>
               <wp:effectExtent b="0" l="0" r="0" t="0"/>
               <wp:wrapNone/>
-              <wp:docPr id="19" name="image81.png"/>
+              <wp:docPr id="19" name="image82.png"/>
               <a:graphic>
                 <a:graphicData uri="http://schemas.openxmlformats.org/drawingml/2006/picture">
                   <pic:pic>
                     <pic:nvPicPr>
-                      <pic:cNvPr id="0" name="image81.png"/>
+                      <pic:cNvPr id="0" name="image82.png"/>
                       <pic:cNvPicPr preferRelativeResize="0"/>
                     </pic:nvPicPr>
                     <pic:blipFill>
@@ -9020,12 +9020,12 @@
               <wp:extent cx="103505" cy="811530"/>
               <wp:effectExtent b="0" l="0" r="0" t="0"/>
               <wp:wrapNone/>
-              <wp:docPr id="10" name="image65.png"/>
+              <wp:docPr id="10" name="image63.png"/>
               <a:graphic>
                 <a:graphicData uri="http://schemas.openxmlformats.org/drawingml/2006/picture">
                   <pic:pic>
                     <pic:nvPicPr>
-                      <pic:cNvPr id="0" name="image65.png"/>
+                      <pic:cNvPr id="0" name="image63.png"/>
                       <pic:cNvPicPr preferRelativeResize="0"/>
                     </pic:nvPicPr>
                     <pic:blipFill>
@@ -9118,12 +9118,12 @@
           <wp:extent cx="669290" cy="669290"/>
           <wp:effectExtent b="0" l="0" r="0" t="0"/>
           <wp:wrapSquare wrapText="bothSides" distB="0" distT="0" distL="114300" distR="114300"/>
-          <wp:docPr descr="psi-negro.png" id="47" name="image20.png"/>
+          <wp:docPr descr="psi-negro.png" id="47" name="image22.png"/>
           <a:graphic>
             <a:graphicData uri="http://schemas.openxmlformats.org/drawingml/2006/picture">
               <pic:pic>
                 <pic:nvPicPr>
-                  <pic:cNvPr descr="psi-negro.png" id="0" name="image20.png"/>
+                  <pic:cNvPr descr="psi-negro.png" id="0" name="image22.png"/>
                   <pic:cNvPicPr preferRelativeResize="0"/>
                 </pic:nvPicPr>
                 <pic:blipFill>
@@ -9163,12 +9163,12 @@
           <wp:extent cx="425450" cy="666750"/>
           <wp:effectExtent b="0" l="0" r="0" t="0"/>
           <wp:wrapSquare wrapText="bothSides" distB="0" distT="0" distL="114300" distR="114300"/>
-          <wp:docPr descr="UNPA.JPG" id="46" name="image17.jpg"/>
+          <wp:docPr descr="UNPA.JPG" id="46" name="image19.jpg"/>
           <a:graphic>
             <a:graphicData uri="http://schemas.openxmlformats.org/drawingml/2006/picture">
               <pic:pic>
                 <pic:nvPicPr>
-                  <pic:cNvPr descr="UNPA.JPG" id="0" name="image17.jpg"/>
+                  <pic:cNvPr descr="UNPA.JPG" id="0" name="image19.jpg"/>
                   <pic:cNvPicPr preferRelativeResize="0"/>
                 </pic:nvPicPr>
                 <pic:blipFill>
@@ -9271,12 +9271,12 @@
               <wp:extent cx="103505" cy="811530"/>
               <wp:effectExtent b="0" l="0" r="0" t="0"/>
               <wp:wrapNone/>
-              <wp:docPr id="8" name="image57.png"/>
+              <wp:docPr id="8" name="image56.png"/>
               <a:graphic>
                 <a:graphicData uri="http://schemas.openxmlformats.org/drawingml/2006/picture">
                   <pic:pic>
                     <pic:nvPicPr>
-                      <pic:cNvPr id="0" name="image57.png"/>
+                      <pic:cNvPr id="0" name="image56.png"/>
                       <pic:cNvPicPr preferRelativeResize="0"/>
                     </pic:nvPicPr>
                     <pic:blipFill>
@@ -9381,12 +9381,12 @@
               <wp:extent cx="103505" cy="812165"/>
               <wp:effectExtent b="0" l="0" r="0" t="0"/>
               <wp:wrapNone/>
-              <wp:docPr id="17" name="image79.png"/>
+              <wp:docPr id="17" name="image78.png"/>
               <a:graphic>
                 <a:graphicData uri="http://schemas.openxmlformats.org/drawingml/2006/picture">
                   <pic:pic>
                     <pic:nvPicPr>
-                      <pic:cNvPr id="0" name="image79.png"/>
+                      <pic:cNvPr id="0" name="image78.png"/>
                       <pic:cNvPicPr preferRelativeResize="0"/>
                     </pic:nvPicPr>
                     <pic:blipFill>

--- a/Etapa Elaboración - Iteración 1/Instalación, configuración y uso de Rclone - Kairos - NexTech.docx
+++ b/Etapa Elaboración - Iteración 1/Instalación, configuración y uso de Rclone - Kairos - NexTech.docx
@@ -204,12 +204,12 @@
                 <wp:extent cx="7928609" cy="870585"/>
                 <wp:effectExtent b="0" l="0" r="0" t="0"/>
                 <wp:wrapNone/>
-                <wp:docPr id="11" name="image67.png"/>
+                <wp:docPr id="11" name="image66.png"/>
                 <a:graphic>
                   <a:graphicData uri="http://schemas.openxmlformats.org/drawingml/2006/picture">
                     <pic:pic>
                       <pic:nvPicPr>
-                        <pic:cNvPr id="0" name="image67.png"/>
+                        <pic:cNvPr id="0" name="image66.png"/>
                         <pic:cNvPicPr preferRelativeResize="0"/>
                       </pic:nvPicPr>
                       <pic:blipFill>
@@ -326,12 +326,12 @@
                 <wp:extent cx="103505" cy="11221720"/>
                 <wp:effectExtent b="0" l="0" r="0" t="0"/>
                 <wp:wrapNone/>
-                <wp:docPr id="6" name="image53.png"/>
+                <wp:docPr id="6" name="image54.png"/>
                 <a:graphic>
                   <a:graphicData uri="http://schemas.openxmlformats.org/drawingml/2006/picture">
                     <pic:pic>
                       <pic:nvPicPr>
-                        <pic:cNvPr id="0" name="image53.png"/>
+                        <pic:cNvPr id="0" name="image54.png"/>
                         <pic:cNvPicPr preferRelativeResize="0"/>
                       </pic:nvPicPr>
                       <pic:blipFill>
@@ -570,12 +570,12 @@
                 <wp:extent cx="7928609" cy="870585"/>
                 <wp:effectExtent b="0" l="0" r="0" t="0"/>
                 <wp:wrapNone/>
-                <wp:docPr id="3" name="image50.png"/>
+                <wp:docPr id="3" name="image51.png"/>
                 <a:graphic>
                   <a:graphicData uri="http://schemas.openxmlformats.org/drawingml/2006/picture">
                     <pic:pic>
                       <pic:nvPicPr>
-                        <pic:cNvPr id="0" name="image50.png"/>
+                        <pic:cNvPr id="0" name="image51.png"/>
                         <pic:cNvPicPr preferRelativeResize="0"/>
                       </pic:nvPicPr>
                       <pic:blipFill>
@@ -1003,12 +1003,12 @@
             <wp:extent cx="1200150" cy="1200150"/>
             <wp:effectExtent b="0" l="0" r="0" t="0"/>
             <wp:wrapSquare wrapText="bothSides" distB="0" distT="0" distL="114300" distR="114300"/>
-            <wp:docPr descr="psi-negro.png" id="73" name="image54.png"/>
+            <wp:docPr descr="psi-negro.png" id="73" name="image49.png"/>
             <a:graphic>
               <a:graphicData uri="http://schemas.openxmlformats.org/drawingml/2006/picture">
                 <pic:pic>
                   <pic:nvPicPr>
-                    <pic:cNvPr descr="psi-negro.png" id="0" name="image54.png"/>
+                    <pic:cNvPr descr="psi-negro.png" id="0" name="image49.png"/>
                     <pic:cNvPicPr preferRelativeResize="0"/>
                   </pic:nvPicPr>
                   <pic:blipFill>
@@ -1060,12 +1060,12 @@
             <wp:extent cx="1304925" cy="2019300"/>
             <wp:effectExtent b="0" l="0" r="0" t="0"/>
             <wp:wrapSquare wrapText="bothSides" distB="0" distT="0" distL="114300" distR="114300"/>
-            <wp:docPr descr="UNPA.JPG" id="55" name="image28.jpg"/>
+            <wp:docPr descr="UNPA.JPG" id="55" name="image29.jpg"/>
             <a:graphic>
               <a:graphicData uri="http://schemas.openxmlformats.org/drawingml/2006/picture">
                 <pic:pic>
                   <pic:nvPicPr>
-                    <pic:cNvPr descr="UNPA.JPG" id="0" name="image28.jpg"/>
+                    <pic:cNvPr descr="UNPA.JPG" id="0" name="image29.jpg"/>
                     <pic:cNvPicPr preferRelativeResize="0"/>
                   </pic:nvPicPr>
                   <pic:blipFill>
@@ -1131,7 +1131,7 @@
     </w:p>
     <w:sdt>
       <w:sdtPr>
-        <w:id w:val="1510345711"/>
+        <w:id w:val="520116286"/>
         <w:docPartObj>
           <w:docPartGallery w:val="Table of Contents"/>
           <w:docPartUnique w:val="1"/>
@@ -2691,12 +2691,12 @@
               <wp:inline distB="114300" distT="114300" distL="114300" distR="114300">
                 <wp:extent cx="3914775" cy="1514475"/>
                 <wp:effectExtent b="0" l="0" r="0" t="0"/>
-                <wp:docPr id="2" name="image39.png"/>
+                <wp:docPr id="2" name="image48.png"/>
                 <a:graphic>
                   <a:graphicData uri="http://schemas.openxmlformats.org/drawingml/2006/picture">
                     <pic:pic>
                       <pic:nvPicPr>
-                        <pic:cNvPr id="0" name="image39.png"/>
+                        <pic:cNvPr id="0" name="image48.png"/>
                         <pic:cNvPicPr preferRelativeResize="0"/>
                       </pic:nvPicPr>
                       <pic:blipFill>
@@ -2863,12 +2863,12 @@
               <wp:inline distB="114300" distT="114300" distL="114300" distR="114300">
                 <wp:extent cx="5399730" cy="2654300"/>
                 <wp:effectExtent b="0" l="0" r="0" t="0"/>
-                <wp:docPr id="4" name="image51.png"/>
+                <wp:docPr id="4" name="image52.png"/>
                 <a:graphic>
                   <a:graphicData uri="http://schemas.openxmlformats.org/drawingml/2006/picture">
                     <pic:pic>
                       <pic:nvPicPr>
-                        <pic:cNvPr id="0" name="image51.png"/>
+                        <pic:cNvPr id="0" name="image52.png"/>
                         <pic:cNvPicPr preferRelativeResize="0"/>
                       </pic:nvPicPr>
                       <pic:blipFill>
@@ -3129,12 +3129,12 @@
               <wp:inline distB="114300" distT="114300" distL="114300" distR="114300">
                 <wp:extent cx="5399730" cy="1981200"/>
                 <wp:effectExtent b="0" l="0" r="0" t="0"/>
-                <wp:docPr id="1" name="image38.png"/>
+                <wp:docPr id="1" name="image39.png"/>
                 <a:graphic>
                   <a:graphicData uri="http://schemas.openxmlformats.org/drawingml/2006/picture">
                     <pic:pic>
                       <pic:nvPicPr>
-                        <pic:cNvPr id="0" name="image38.png"/>
+                        <pic:cNvPr id="0" name="image39.png"/>
                         <pic:cNvPicPr preferRelativeResize="0"/>
                       </pic:nvPicPr>
                       <pic:blipFill>
@@ -3235,12 +3235,12 @@
           <wp:inline distB="114300" distT="114300" distL="114300" distR="114300">
             <wp:extent cx="3114675" cy="676275"/>
             <wp:effectExtent b="0" l="0" r="0" t="0"/>
-            <wp:docPr id="27" name="image9.png"/>
+            <wp:docPr id="27" name="image3.png"/>
             <a:graphic>
               <a:graphicData uri="http://schemas.openxmlformats.org/drawingml/2006/picture">
                 <pic:pic>
                   <pic:nvPicPr>
-                    <pic:cNvPr id="0" name="image9.png"/>
+                    <pic:cNvPr id="0" name="image3.png"/>
                     <pic:cNvPicPr preferRelativeResize="0"/>
                   </pic:nvPicPr>
                   <pic:blipFill>
@@ -3312,12 +3312,12 @@
           <wp:inline distB="114300" distT="114300" distL="114300" distR="114300">
             <wp:extent cx="2266950" cy="676275"/>
             <wp:effectExtent b="0" l="0" r="0" t="0"/>
-            <wp:docPr id="48" name="image31.png"/>
+            <wp:docPr id="48" name="image35.png"/>
             <a:graphic>
               <a:graphicData uri="http://schemas.openxmlformats.org/drawingml/2006/picture">
                 <pic:pic>
                   <pic:nvPicPr>
-                    <pic:cNvPr id="0" name="image31.png"/>
+                    <pic:cNvPr id="0" name="image35.png"/>
                     <pic:cNvPicPr preferRelativeResize="0"/>
                   </pic:nvPicPr>
                   <pic:blipFill>
@@ -3360,12 +3360,12 @@
           <wp:inline distB="114300" distT="114300" distL="114300" distR="114300">
             <wp:extent cx="1447800" cy="361950"/>
             <wp:effectExtent b="0" l="0" r="0" t="0"/>
-            <wp:docPr id="61" name="image42.png"/>
+            <wp:docPr id="61" name="image43.png"/>
             <a:graphic>
               <a:graphicData uri="http://schemas.openxmlformats.org/drawingml/2006/picture">
                 <pic:pic>
                   <pic:nvPicPr>
-                    <pic:cNvPr id="0" name="image42.png"/>
+                    <pic:cNvPr id="0" name="image43.png"/>
                     <pic:cNvPicPr preferRelativeResize="0"/>
                   </pic:nvPicPr>
                   <pic:blipFill>
@@ -3592,12 +3592,12 @@
           <wp:inline distB="114300" distT="114300" distL="114300" distR="114300">
             <wp:extent cx="4014788" cy="3234505"/>
             <wp:effectExtent b="0" l="0" r="0" t="0"/>
-            <wp:docPr id="67" name="image59.png"/>
+            <wp:docPr id="67" name="image50.png"/>
             <a:graphic>
               <a:graphicData uri="http://schemas.openxmlformats.org/drawingml/2006/picture">
                 <pic:pic>
                   <pic:nvPicPr>
-                    <pic:cNvPr id="0" name="image59.png"/>
+                    <pic:cNvPr id="0" name="image50.png"/>
                     <pic:cNvPicPr preferRelativeResize="0"/>
                   </pic:nvPicPr>
                   <pic:blipFill>
@@ -3694,12 +3694,12 @@
           <wp:inline distB="114300" distT="114300" distL="114300" distR="114300">
             <wp:extent cx="5399730" cy="3251200"/>
             <wp:effectExtent b="0" l="0" r="0" t="0"/>
-            <wp:docPr id="26" name="image3.png"/>
+            <wp:docPr id="26" name="image1.png"/>
             <a:graphic>
               <a:graphicData uri="http://schemas.openxmlformats.org/drawingml/2006/picture">
                 <pic:pic>
                   <pic:nvPicPr>
-                    <pic:cNvPr id="0" name="image3.png"/>
+                    <pic:cNvPr id="0" name="image1.png"/>
                     <pic:cNvPicPr preferRelativeResize="0"/>
                   </pic:nvPicPr>
                   <pic:blipFill>
@@ -3785,12 +3785,12 @@
           <wp:inline distB="114300" distT="114300" distL="114300" distR="114300">
             <wp:extent cx="3967163" cy="2181280"/>
             <wp:effectExtent b="0" l="0" r="0" t="0"/>
-            <wp:docPr id="40" name="image25.png"/>
+            <wp:docPr id="40" name="image23.png"/>
             <a:graphic>
               <a:graphicData uri="http://schemas.openxmlformats.org/drawingml/2006/picture">
                 <pic:pic>
                   <pic:nvPicPr>
-                    <pic:cNvPr id="0" name="image25.png"/>
+                    <pic:cNvPr id="0" name="image23.png"/>
                     <pic:cNvPicPr preferRelativeResize="0"/>
                   </pic:nvPicPr>
                   <pic:blipFill>
@@ -3876,12 +3876,12 @@
           <wp:inline distB="114300" distT="114300" distL="114300" distR="114300">
             <wp:extent cx="3873222" cy="3261999"/>
             <wp:effectExtent b="0" l="0" r="0" t="0"/>
-            <wp:docPr id="72" name="image64.png"/>
+            <wp:docPr id="72" name="image60.png"/>
             <a:graphic>
               <a:graphicData uri="http://schemas.openxmlformats.org/drawingml/2006/picture">
                 <pic:pic>
                   <pic:nvPicPr>
-                    <pic:cNvPr id="0" name="image64.png"/>
+                    <pic:cNvPr id="0" name="image60.png"/>
                     <pic:cNvPicPr preferRelativeResize="0"/>
                   </pic:nvPicPr>
                   <pic:blipFill>
@@ -3967,12 +3967,12 @@
           <wp:inline distB="114300" distT="114300" distL="114300" distR="114300">
             <wp:extent cx="4291013" cy="1689319"/>
             <wp:effectExtent b="0" l="0" r="0" t="0"/>
-            <wp:docPr id="39" name="image20.png"/>
+            <wp:docPr id="39" name="image24.png"/>
             <a:graphic>
               <a:graphicData uri="http://schemas.openxmlformats.org/drawingml/2006/picture">
                 <pic:pic>
                   <pic:nvPicPr>
-                    <pic:cNvPr id="0" name="image20.png"/>
+                    <pic:cNvPr id="0" name="image24.png"/>
                     <pic:cNvPicPr preferRelativeResize="0"/>
                   </pic:nvPicPr>
                   <pic:blipFill>
@@ -4031,12 +4031,12 @@
           <wp:inline distB="114300" distT="114300" distL="114300" distR="114300">
             <wp:extent cx="3967163" cy="1159835"/>
             <wp:effectExtent b="0" l="0" r="0" t="0"/>
-            <wp:docPr id="63" name="image45.png"/>
+            <wp:docPr id="63" name="image44.png"/>
             <a:graphic>
               <a:graphicData uri="http://schemas.openxmlformats.org/drawingml/2006/picture">
                 <pic:pic>
                   <pic:nvPicPr>
-                    <pic:cNvPr id="0" name="image45.png"/>
+                    <pic:cNvPr id="0" name="image44.png"/>
                     <pic:cNvPicPr preferRelativeResize="0"/>
                   </pic:nvPicPr>
                   <pic:blipFill>
@@ -4120,12 +4120,12 @@
           <wp:inline distB="114300" distT="114300" distL="114300" distR="114300">
             <wp:extent cx="5399730" cy="431800"/>
             <wp:effectExtent b="0" l="0" r="0" t="0"/>
-            <wp:docPr id="44" name="image24.png"/>
+            <wp:docPr id="44" name="image25.png"/>
             <a:graphic>
               <a:graphicData uri="http://schemas.openxmlformats.org/drawingml/2006/picture">
                 <pic:pic>
                   <pic:nvPicPr>
-                    <pic:cNvPr id="0" name="image24.png"/>
+                    <pic:cNvPr id="0" name="image25.png"/>
                     <pic:cNvPicPr preferRelativeResize="0"/>
                   </pic:nvPicPr>
                   <pic:blipFill>
@@ -4211,12 +4211,12 @@
           <wp:inline distB="114300" distT="114300" distL="114300" distR="114300">
             <wp:extent cx="3097050" cy="2438622"/>
             <wp:effectExtent b="0" l="0" r="0" t="0"/>
-            <wp:docPr id="24" name="image7.png"/>
+            <wp:docPr id="24" name="image4.png"/>
             <a:graphic>
               <a:graphicData uri="http://schemas.openxmlformats.org/drawingml/2006/picture">
                 <pic:pic>
                   <pic:nvPicPr>
-                    <pic:cNvPr id="0" name="image7.png"/>
+                    <pic:cNvPr id="0" name="image4.png"/>
                     <pic:cNvPicPr preferRelativeResize="0"/>
                   </pic:nvPicPr>
                   <pic:blipFill>
@@ -4300,12 +4300,12 @@
           <wp:inline distB="114300" distT="114300" distL="114300" distR="114300">
             <wp:extent cx="2210836" cy="2624138"/>
             <wp:effectExtent b="0" l="0" r="0" t="0"/>
-            <wp:docPr id="70" name="image76.png"/>
+            <wp:docPr id="70" name="image63.png"/>
             <a:graphic>
               <a:graphicData uri="http://schemas.openxmlformats.org/drawingml/2006/picture">
                 <pic:pic>
                   <pic:nvPicPr>
-                    <pic:cNvPr id="0" name="image76.png"/>
+                    <pic:cNvPr id="0" name="image63.png"/>
                     <pic:cNvPicPr preferRelativeResize="0"/>
                   </pic:nvPicPr>
                   <pic:blipFill>
@@ -4361,12 +4361,12 @@
           <wp:inline distB="114300" distT="114300" distL="114300" distR="114300">
             <wp:extent cx="3009900" cy="666750"/>
             <wp:effectExtent b="0" l="0" r="0" t="0"/>
-            <wp:docPr id="22" name="image11.png"/>
+            <wp:docPr id="22" name="image13.png"/>
             <a:graphic>
               <a:graphicData uri="http://schemas.openxmlformats.org/drawingml/2006/picture">
                 <pic:pic>
                   <pic:nvPicPr>
-                    <pic:cNvPr id="0" name="image11.png"/>
+                    <pic:cNvPr id="0" name="image13.png"/>
                     <pic:cNvPicPr preferRelativeResize="0"/>
                   </pic:nvPicPr>
                   <pic:blipFill>
@@ -4451,12 +4451,12 @@
           <wp:inline distB="114300" distT="114300" distL="114300" distR="114300">
             <wp:extent cx="3329191" cy="4365137"/>
             <wp:effectExtent b="0" l="0" r="0" t="0"/>
-            <wp:docPr id="38" name="image32.png"/>
+            <wp:docPr id="38" name="image16.png"/>
             <a:graphic>
               <a:graphicData uri="http://schemas.openxmlformats.org/drawingml/2006/picture">
                 <pic:pic>
                   <pic:nvPicPr>
-                    <pic:cNvPr id="0" name="image32.png"/>
+                    <pic:cNvPr id="0" name="image16.png"/>
                     <pic:cNvPicPr preferRelativeResize="0"/>
                   </pic:nvPicPr>
                   <pic:blipFill>
@@ -4633,12 +4633,12 @@
           <wp:inline distB="114300" distT="114300" distL="114300" distR="114300">
             <wp:extent cx="3814167" cy="2128838"/>
             <wp:effectExtent b="0" l="0" r="0" t="0"/>
-            <wp:docPr id="29" name="image15.png"/>
+            <wp:docPr id="29" name="image18.png"/>
             <a:graphic>
               <a:graphicData uri="http://schemas.openxmlformats.org/drawingml/2006/picture">
                 <pic:pic>
                   <pic:nvPicPr>
-                    <pic:cNvPr id="0" name="image15.png"/>
+                    <pic:cNvPr id="0" name="image18.png"/>
                     <pic:cNvPicPr preferRelativeResize="0"/>
                   </pic:nvPicPr>
                   <pic:blipFill>
@@ -4724,12 +4724,12 @@
           <wp:inline distB="114300" distT="114300" distL="114300" distR="114300">
             <wp:extent cx="3209925" cy="2924175"/>
             <wp:effectExtent b="0" l="0" r="0" t="0"/>
-            <wp:docPr id="54" name="image41.png"/>
+            <wp:docPr id="54" name="image34.png"/>
             <a:graphic>
               <a:graphicData uri="http://schemas.openxmlformats.org/drawingml/2006/picture">
                 <pic:pic>
                   <pic:nvPicPr>
-                    <pic:cNvPr id="0" name="image41.png"/>
+                    <pic:cNvPr id="0" name="image34.png"/>
                     <pic:cNvPicPr preferRelativeResize="0"/>
                   </pic:nvPicPr>
                   <pic:blipFill>
@@ -4941,12 +4941,12 @@
           <wp:inline distB="114300" distT="114300" distL="114300" distR="114300">
             <wp:extent cx="3100388" cy="642910"/>
             <wp:effectExtent b="0" l="0" r="0" t="0"/>
-            <wp:docPr id="56" name="image35.png"/>
+            <wp:docPr id="56" name="image38.png"/>
             <a:graphic>
               <a:graphicData uri="http://schemas.openxmlformats.org/drawingml/2006/picture">
                 <pic:pic>
                   <pic:nvPicPr>
-                    <pic:cNvPr id="0" name="image35.png"/>
+                    <pic:cNvPr id="0" name="image38.png"/>
                     <pic:cNvPicPr preferRelativeResize="0"/>
                   </pic:nvPicPr>
                   <pic:blipFill>
@@ -5026,12 +5026,12 @@
           <wp:inline distB="114300" distT="114300" distL="114300" distR="114300">
             <wp:extent cx="3271838" cy="2385941"/>
             <wp:effectExtent b="0" l="0" r="0" t="0"/>
-            <wp:docPr id="60" name="image43.png"/>
+            <wp:docPr id="60" name="image40.png"/>
             <a:graphic>
               <a:graphicData uri="http://schemas.openxmlformats.org/drawingml/2006/picture">
                 <pic:pic>
                   <pic:nvPicPr>
-                    <pic:cNvPr id="0" name="image43.png"/>
+                    <pic:cNvPr id="0" name="image40.png"/>
                     <pic:cNvPicPr preferRelativeResize="0"/>
                   </pic:nvPicPr>
                   <pic:blipFill>
@@ -5087,12 +5087,12 @@
           <wp:inline distB="114300" distT="114300" distL="114300" distR="114300">
             <wp:extent cx="2805113" cy="1812606"/>
             <wp:effectExtent b="0" l="0" r="0" t="0"/>
-            <wp:docPr id="74" name="image61.png"/>
+            <wp:docPr id="74" name="image65.png"/>
             <a:graphic>
               <a:graphicData uri="http://schemas.openxmlformats.org/drawingml/2006/picture">
                 <pic:pic>
                   <pic:nvPicPr>
-                    <pic:cNvPr id="0" name="image61.png"/>
+                    <pic:cNvPr id="0" name="image65.png"/>
                     <pic:cNvPicPr preferRelativeResize="0"/>
                   </pic:nvPicPr>
                   <pic:blipFill>
@@ -5148,12 +5148,12 @@
           <wp:inline distB="114300" distT="114300" distL="114300" distR="114300">
             <wp:extent cx="3123078" cy="1514849"/>
             <wp:effectExtent b="0" l="0" r="0" t="0"/>
-            <wp:docPr id="50" name="image30.png"/>
+            <wp:docPr id="50" name="image37.png"/>
             <a:graphic>
               <a:graphicData uri="http://schemas.openxmlformats.org/drawingml/2006/picture">
                 <pic:pic>
                   <pic:nvPicPr>
-                    <pic:cNvPr id="0" name="image30.png"/>
+                    <pic:cNvPr id="0" name="image37.png"/>
                     <pic:cNvPicPr preferRelativeResize="0"/>
                   </pic:nvPicPr>
                   <pic:blipFill>
@@ -5235,12 +5235,12 @@
           <wp:inline distB="114300" distT="114300" distL="114300" distR="114300">
             <wp:extent cx="5399730" cy="1587500"/>
             <wp:effectExtent b="0" l="0" r="0" t="0"/>
-            <wp:docPr id="66" name="image48.png"/>
+            <wp:docPr id="66" name="image64.png"/>
             <a:graphic>
               <a:graphicData uri="http://schemas.openxmlformats.org/drawingml/2006/picture">
                 <pic:pic>
                   <pic:nvPicPr>
-                    <pic:cNvPr id="0" name="image48.png"/>
+                    <pic:cNvPr id="0" name="image64.png"/>
                     <pic:cNvPicPr preferRelativeResize="0"/>
                   </pic:nvPicPr>
                   <pic:blipFill>
@@ -5310,12 +5310,12 @@
           <wp:inline distB="114300" distT="114300" distL="114300" distR="114300">
             <wp:extent cx="1749359" cy="2376488"/>
             <wp:effectExtent b="0" l="0" r="0" t="0"/>
-            <wp:docPr id="20" name="image14.png"/>
+            <wp:docPr id="20" name="image6.png"/>
             <a:graphic>
               <a:graphicData uri="http://schemas.openxmlformats.org/drawingml/2006/picture">
                 <pic:pic>
                   <pic:nvPicPr>
-                    <pic:cNvPr id="0" name="image14.png"/>
+                    <pic:cNvPr id="0" name="image6.png"/>
                     <pic:cNvPicPr preferRelativeResize="0"/>
                   </pic:nvPicPr>
                   <pic:blipFill>
@@ -5371,12 +5371,12 @@
           <wp:inline distB="114300" distT="114300" distL="114300" distR="114300">
             <wp:extent cx="3471863" cy="2035826"/>
             <wp:effectExtent b="0" l="0" r="0" t="0"/>
-            <wp:docPr id="30" name="image10.png"/>
+            <wp:docPr id="30" name="image21.png"/>
             <a:graphic>
               <a:graphicData uri="http://schemas.openxmlformats.org/drawingml/2006/picture">
                 <pic:pic>
                   <pic:nvPicPr>
-                    <pic:cNvPr id="0" name="image10.png"/>
+                    <pic:cNvPr id="0" name="image21.png"/>
                     <pic:cNvPicPr preferRelativeResize="0"/>
                   </pic:nvPicPr>
                   <pic:blipFill>
@@ -5432,12 +5432,12 @@
           <wp:inline distB="114300" distT="114300" distL="114300" distR="114300">
             <wp:extent cx="1685925" cy="885825"/>
             <wp:effectExtent b="0" l="0" r="0" t="0"/>
-            <wp:docPr id="23" name="image1.png"/>
+            <wp:docPr id="23" name="image10.png"/>
             <a:graphic>
               <a:graphicData uri="http://schemas.openxmlformats.org/drawingml/2006/picture">
                 <pic:pic>
                   <pic:nvPicPr>
-                    <pic:cNvPr id="0" name="image1.png"/>
+                    <pic:cNvPr id="0" name="image10.png"/>
                     <pic:cNvPicPr preferRelativeResize="0"/>
                   </pic:nvPicPr>
                   <pic:blipFill>
@@ -5496,12 +5496,12 @@
           <wp:inline distB="114300" distT="114300" distL="114300" distR="114300">
             <wp:extent cx="5399730" cy="190500"/>
             <wp:effectExtent b="0" l="0" r="0" t="0"/>
-            <wp:docPr id="37" name="image16.png"/>
+            <wp:docPr id="37" name="image9.png"/>
             <a:graphic>
               <a:graphicData uri="http://schemas.openxmlformats.org/drawingml/2006/picture">
                 <pic:pic>
                   <pic:nvPicPr>
-                    <pic:cNvPr id="0" name="image16.png"/>
+                    <pic:cNvPr id="0" name="image9.png"/>
                     <pic:cNvPicPr preferRelativeResize="0"/>
                   </pic:nvPicPr>
                   <pic:blipFill>
@@ -5557,12 +5557,12 @@
           <wp:inline distB="114300" distT="114300" distL="114300" distR="114300">
             <wp:extent cx="4376738" cy="1693986"/>
             <wp:effectExtent b="0" l="0" r="0" t="0"/>
-            <wp:docPr id="64" name="image49.png"/>
+            <wp:docPr id="64" name="image47.png"/>
             <a:graphic>
               <a:graphicData uri="http://schemas.openxmlformats.org/drawingml/2006/picture">
                 <pic:pic>
                   <pic:nvPicPr>
-                    <pic:cNvPr id="0" name="image49.png"/>
+                    <pic:cNvPr id="0" name="image47.png"/>
                     <pic:cNvPicPr preferRelativeResize="0"/>
                   </pic:nvPicPr>
                   <pic:blipFill>
@@ -5909,12 +5909,12 @@
               <wp:inline distB="114300" distT="114300" distL="114300" distR="114300">
                 <wp:extent cx="5399730" cy="1727200"/>
                 <wp:effectExtent b="0" l="0" r="0" t="0"/>
-                <wp:docPr id="5" name="image52.png"/>
+                <wp:docPr id="5" name="image53.png"/>
                 <a:graphic>
                   <a:graphicData uri="http://schemas.openxmlformats.org/drawingml/2006/picture">
                     <pic:pic>
                       <pic:nvPicPr>
-                        <pic:cNvPr id="0" name="image52.png"/>
+                        <pic:cNvPr id="0" name="image53.png"/>
                         <pic:cNvPicPr preferRelativeResize="0"/>
                       </pic:nvPicPr>
                       <pic:blipFill>
@@ -5984,12 +5984,12 @@
           <wp:inline distB="114300" distT="114300" distL="114300" distR="114300">
             <wp:extent cx="5399730" cy="317500"/>
             <wp:effectExtent b="0" l="0" r="0" t="0"/>
-            <wp:docPr id="32" name="image6.png"/>
+            <wp:docPr id="32" name="image7.png"/>
             <a:graphic>
               <a:graphicData uri="http://schemas.openxmlformats.org/drawingml/2006/picture">
                 <pic:pic>
                   <pic:nvPicPr>
-                    <pic:cNvPr id="0" name="image6.png"/>
+                    <pic:cNvPr id="0" name="image7.png"/>
                     <pic:cNvPicPr preferRelativeResize="0"/>
                   </pic:nvPicPr>
                   <pic:blipFill>
@@ -6285,12 +6285,12 @@
           <wp:inline distB="114300" distT="114300" distL="114300" distR="114300">
             <wp:extent cx="5399730" cy="368300"/>
             <wp:effectExtent b="0" l="0" r="0" t="0"/>
-            <wp:docPr id="51" name="image34.png"/>
+            <wp:docPr id="51" name="image32.png"/>
             <a:graphic>
               <a:graphicData uri="http://schemas.openxmlformats.org/drawingml/2006/picture">
                 <pic:pic>
                   <pic:nvPicPr>
-                    <pic:cNvPr id="0" name="image34.png"/>
+                    <pic:cNvPr id="0" name="image32.png"/>
                     <pic:cNvPicPr preferRelativeResize="0"/>
                   </pic:nvPicPr>
                   <pic:blipFill>
@@ -6361,12 +6361,12 @@
           <wp:inline distB="114300" distT="114300" distL="114300" distR="114300">
             <wp:extent cx="5399730" cy="2387600"/>
             <wp:effectExtent b="0" l="0" r="0" t="0"/>
-            <wp:docPr id="57" name="image40.png"/>
+            <wp:docPr id="57" name="image42.png"/>
             <a:graphic>
               <a:graphicData uri="http://schemas.openxmlformats.org/drawingml/2006/picture">
                 <pic:pic>
                   <pic:nvPicPr>
-                    <pic:cNvPr id="0" name="image40.png"/>
+                    <pic:cNvPr id="0" name="image42.png"/>
                     <pic:cNvPicPr preferRelativeResize="0"/>
                   </pic:nvPicPr>
                   <pic:blipFill>
@@ -6477,12 +6477,12 @@
           <wp:inline distB="114300" distT="114300" distL="114300" distR="114300">
             <wp:extent cx="5399730" cy="2743200"/>
             <wp:effectExtent b="0" l="0" r="0" t="0"/>
-            <wp:docPr id="71" name="image60.png"/>
+            <wp:docPr id="71" name="image61.png"/>
             <a:graphic>
               <a:graphicData uri="http://schemas.openxmlformats.org/drawingml/2006/picture">
                 <pic:pic>
                   <pic:nvPicPr>
-                    <pic:cNvPr id="0" name="image60.png"/>
+                    <pic:cNvPr id="0" name="image61.png"/>
                     <pic:cNvPicPr preferRelativeResize="0"/>
                   </pic:nvPicPr>
                   <pic:blipFill>
@@ -6537,12 +6537,12 @@
           <wp:inline distB="114300" distT="114300" distL="114300" distR="114300">
             <wp:extent cx="5399730" cy="469900"/>
             <wp:effectExtent b="0" l="0" r="0" t="0"/>
-            <wp:docPr id="25" name="image8.png"/>
+            <wp:docPr id="25" name="image2.png"/>
             <a:graphic>
               <a:graphicData uri="http://schemas.openxmlformats.org/drawingml/2006/picture">
                 <pic:pic>
                   <pic:nvPicPr>
-                    <pic:cNvPr id="0" name="image8.png"/>
+                    <pic:cNvPr id="0" name="image2.png"/>
                     <pic:cNvPicPr preferRelativeResize="0"/>
                   </pic:nvPicPr>
                   <pic:blipFill>
@@ -6597,12 +6597,12 @@
           <wp:inline distB="114300" distT="114300" distL="114300" distR="114300">
             <wp:extent cx="5399730" cy="431800"/>
             <wp:effectExtent b="0" l="0" r="0" t="0"/>
-            <wp:docPr id="69" name="image58.png"/>
+            <wp:docPr id="69" name="image59.png"/>
             <a:graphic>
               <a:graphicData uri="http://schemas.openxmlformats.org/drawingml/2006/picture">
                 <pic:pic>
                   <pic:nvPicPr>
-                    <pic:cNvPr id="0" name="image58.png"/>
+                    <pic:cNvPr id="0" name="image59.png"/>
                     <pic:cNvPicPr preferRelativeResize="0"/>
                   </pic:nvPicPr>
                   <pic:blipFill>
@@ -6657,12 +6657,12 @@
           <wp:inline distB="114300" distT="114300" distL="114300" distR="114300">
             <wp:extent cx="5399730" cy="279400"/>
             <wp:effectExtent b="0" l="0" r="0" t="0"/>
-            <wp:docPr id="36" name="image5.png"/>
+            <wp:docPr id="36" name="image12.png"/>
             <a:graphic>
               <a:graphicData uri="http://schemas.openxmlformats.org/drawingml/2006/picture">
                 <pic:pic>
                   <pic:nvPicPr>
-                    <pic:cNvPr id="0" name="image5.png"/>
+                    <pic:cNvPr id="0" name="image12.png"/>
                     <pic:cNvPicPr preferRelativeResize="0"/>
                   </pic:nvPicPr>
                   <pic:blipFill>
@@ -6734,12 +6734,12 @@
           <wp:inline distB="114300" distT="114300" distL="114300" distR="114300">
             <wp:extent cx="2724150" cy="1228725"/>
             <wp:effectExtent b="0" l="0" r="0" t="0"/>
-            <wp:docPr id="41" name="image26.png"/>
+            <wp:docPr id="41" name="image22.png"/>
             <a:graphic>
               <a:graphicData uri="http://schemas.openxmlformats.org/drawingml/2006/picture">
                 <pic:pic>
                   <pic:nvPicPr>
-                    <pic:cNvPr id="0" name="image26.png"/>
+                    <pic:cNvPr id="0" name="image22.png"/>
                     <pic:cNvPicPr preferRelativeResize="0"/>
                   </pic:nvPicPr>
                   <pic:blipFill>
@@ -6850,12 +6850,12 @@
           <wp:inline distB="114300" distT="114300" distL="114300" distR="114300">
             <wp:extent cx="5399730" cy="1625600"/>
             <wp:effectExtent b="0" l="0" r="0" t="0"/>
-            <wp:docPr id="59" name="image33.png"/>
+            <wp:docPr id="59" name="image36.png"/>
             <a:graphic>
               <a:graphicData uri="http://schemas.openxmlformats.org/drawingml/2006/picture">
                 <pic:pic>
                   <pic:nvPicPr>
-                    <pic:cNvPr id="0" name="image33.png"/>
+                    <pic:cNvPr id="0" name="image36.png"/>
                     <pic:cNvPicPr preferRelativeResize="0"/>
                   </pic:nvPicPr>
                   <pic:blipFill>
@@ -7003,12 +7003,12 @@
               <wp:inline distB="114300" distT="114300" distL="114300" distR="114300">
                 <wp:extent cx="5399730" cy="520700"/>
                 <wp:effectExtent b="0" l="0" r="0" t="0"/>
-                <wp:docPr id="12" name="image71.png"/>
+                <wp:docPr id="12" name="image72.png"/>
                 <a:graphic>
                   <a:graphicData uri="http://schemas.openxmlformats.org/drawingml/2006/picture">
                     <pic:pic>
                       <pic:nvPicPr>
-                        <pic:cNvPr id="0" name="image71.png"/>
+                        <pic:cNvPr id="0" name="image72.png"/>
                         <pic:cNvPicPr preferRelativeResize="0"/>
                       </pic:nvPicPr>
                       <pic:blipFill>
@@ -7065,12 +7065,12 @@
           <wp:inline distB="114300" distT="114300" distL="114300" distR="114300">
             <wp:extent cx="5399730" cy="635000"/>
             <wp:effectExtent b="0" l="0" r="0" t="0"/>
-            <wp:docPr id="42" name="image23.png"/>
+            <wp:docPr id="42" name="image31.png"/>
             <a:graphic>
               <a:graphicData uri="http://schemas.openxmlformats.org/drawingml/2006/picture">
                 <pic:pic>
                   <pic:nvPicPr>
-                    <pic:cNvPr id="0" name="image23.png"/>
+                    <pic:cNvPr id="0" name="image31.png"/>
                     <pic:cNvPicPr preferRelativeResize="0"/>
                   </pic:nvPicPr>
                   <pic:blipFill>
@@ -7140,12 +7140,12 @@
           <wp:inline distB="114300" distT="114300" distL="114300" distR="114300">
             <wp:extent cx="5399730" cy="4432300"/>
             <wp:effectExtent b="0" l="0" r="0" t="0"/>
-            <wp:docPr id="21" name="image13.png"/>
+            <wp:docPr id="21" name="image5.png"/>
             <a:graphic>
               <a:graphicData uri="http://schemas.openxmlformats.org/drawingml/2006/picture">
                 <pic:pic>
                   <pic:nvPicPr>
-                    <pic:cNvPr id="0" name="image13.png"/>
+                    <pic:cNvPr id="0" name="image5.png"/>
                     <pic:cNvPicPr preferRelativeResize="0"/>
                   </pic:nvPicPr>
                   <pic:blipFill>
@@ -7216,12 +7216,12 @@
           <wp:inline distB="114300" distT="114300" distL="114300" distR="114300">
             <wp:extent cx="5399730" cy="1231900"/>
             <wp:effectExtent b="0" l="0" r="0" t="0"/>
-            <wp:docPr id="35" name="image17.png"/>
+            <wp:docPr id="35" name="image20.png"/>
             <a:graphic>
               <a:graphicData uri="http://schemas.openxmlformats.org/drawingml/2006/picture">
                 <pic:pic>
                   <pic:nvPicPr>
-                    <pic:cNvPr id="0" name="image17.png"/>
+                    <pic:cNvPr id="0" name="image20.png"/>
                     <pic:cNvPicPr preferRelativeResize="0"/>
                   </pic:nvPicPr>
                   <pic:blipFill>
@@ -7276,12 +7276,12 @@
           <wp:inline distB="114300" distT="114300" distL="114300" distR="114300">
             <wp:extent cx="3190875" cy="1133475"/>
             <wp:effectExtent b="0" l="0" r="0" t="0"/>
-            <wp:docPr id="58" name="image47.png"/>
+            <wp:docPr id="58" name="image41.png"/>
             <a:graphic>
               <a:graphicData uri="http://schemas.openxmlformats.org/drawingml/2006/picture">
                 <pic:pic>
                   <pic:nvPicPr>
-                    <pic:cNvPr id="0" name="image47.png"/>
+                    <pic:cNvPr id="0" name="image41.png"/>
                     <pic:cNvPicPr preferRelativeResize="0"/>
                   </pic:nvPicPr>
                   <pic:blipFill>
@@ -7439,12 +7439,12 @@
               <wp:inline distB="114300" distT="114300" distL="114300" distR="114300">
                 <wp:extent cx="4276725" cy="3810000"/>
                 <wp:effectExtent b="0" l="0" r="0" t="0"/>
-                <wp:docPr id="13" name="image73.png"/>
+                <wp:docPr id="13" name="image74.png"/>
                 <a:graphic>
                   <a:graphicData uri="http://schemas.openxmlformats.org/drawingml/2006/picture">
                     <pic:pic>
                       <pic:nvPicPr>
-                        <pic:cNvPr id="0" name="image73.png"/>
+                        <pic:cNvPr id="0" name="image74.png"/>
                         <pic:cNvPicPr preferRelativeResize="0"/>
                       </pic:nvPicPr>
                       <pic:blipFill>
@@ -7501,12 +7501,12 @@
           <wp:inline distB="114300" distT="114300" distL="114300" distR="114300">
             <wp:extent cx="5399730" cy="1524000"/>
             <wp:effectExtent b="0" l="0" r="0" t="0"/>
-            <wp:docPr id="53" name="image36.png"/>
+            <wp:docPr id="53" name="image33.png"/>
             <a:graphic>
               <a:graphicData uri="http://schemas.openxmlformats.org/drawingml/2006/picture">
                 <pic:pic>
                   <pic:nvPicPr>
-                    <pic:cNvPr id="0" name="image36.png"/>
+                    <pic:cNvPr id="0" name="image33.png"/>
                     <pic:cNvPicPr preferRelativeResize="0"/>
                   </pic:nvPicPr>
                   <pic:blipFill>
@@ -7562,12 +7562,12 @@
           <wp:inline distB="114300" distT="114300" distL="114300" distR="114300">
             <wp:extent cx="4852988" cy="1700964"/>
             <wp:effectExtent b="0" l="0" r="0" t="0"/>
-            <wp:docPr id="28" name="image4.png"/>
+            <wp:docPr id="28" name="image11.png"/>
             <a:graphic>
               <a:graphicData uri="http://schemas.openxmlformats.org/drawingml/2006/picture">
                 <pic:pic>
                   <pic:nvPicPr>
-                    <pic:cNvPr id="0" name="image4.png"/>
+                    <pic:cNvPr id="0" name="image11.png"/>
                     <pic:cNvPicPr preferRelativeResize="0"/>
                   </pic:nvPicPr>
                   <pic:blipFill>
@@ -7654,12 +7654,12 @@
           <wp:inline distB="114300" distT="114300" distL="114300" distR="114300">
             <wp:extent cx="4191000" cy="2447925"/>
             <wp:effectExtent b="0" l="0" r="0" t="0"/>
-            <wp:docPr id="33" name="image12.png"/>
+            <wp:docPr id="33" name="image8.png"/>
             <a:graphic>
               <a:graphicData uri="http://schemas.openxmlformats.org/drawingml/2006/picture">
                 <pic:pic>
                   <pic:nvPicPr>
-                    <pic:cNvPr id="0" name="image12.png"/>
+                    <pic:cNvPr id="0" name="image8.png"/>
                     <pic:cNvPicPr preferRelativeResize="0"/>
                   </pic:nvPicPr>
                   <pic:blipFill>
@@ -7702,12 +7702,12 @@
           <wp:inline distB="114300" distT="114300" distL="114300" distR="114300">
             <wp:extent cx="3643313" cy="3942949"/>
             <wp:effectExtent b="0" l="0" r="0" t="0"/>
-            <wp:docPr id="62" name="image44.png"/>
+            <wp:docPr id="62" name="image45.png"/>
             <a:graphic>
               <a:graphicData uri="http://schemas.openxmlformats.org/drawingml/2006/picture">
                 <pic:pic>
                   <pic:nvPicPr>
-                    <pic:cNvPr id="0" name="image44.png"/>
+                    <pic:cNvPr id="0" name="image45.png"/>
                     <pic:cNvPicPr preferRelativeResize="0"/>
                   </pic:nvPicPr>
                   <pic:blipFill>
@@ -7872,12 +7872,12 @@
           <wp:inline distB="114300" distT="114300" distL="114300" distR="114300">
             <wp:extent cx="4381500" cy="4581525"/>
             <wp:effectExtent b="0" l="0" r="0" t="0"/>
-            <wp:docPr id="52" name="image37.png"/>
+            <wp:docPr id="52" name="image30.png"/>
             <a:graphic>
               <a:graphicData uri="http://schemas.openxmlformats.org/drawingml/2006/picture">
                 <pic:pic>
                   <pic:nvPicPr>
-                    <pic:cNvPr id="0" name="image37.png"/>
+                    <pic:cNvPr id="0" name="image30.png"/>
                     <pic:cNvPicPr preferRelativeResize="0"/>
                   </pic:nvPicPr>
                   <pic:blipFill>
@@ -8170,12 +8170,12 @@
           <wp:inline distB="114300" distT="114300" distL="114300" distR="114300">
             <wp:extent cx="5399730" cy="1625600"/>
             <wp:effectExtent b="0" l="0" r="0" t="0"/>
-            <wp:docPr id="34" name="image18.png"/>
+            <wp:docPr id="34" name="image14.png"/>
             <a:graphic>
               <a:graphicData uri="http://schemas.openxmlformats.org/drawingml/2006/picture">
                 <pic:pic>
                   <pic:nvPicPr>
-                    <pic:cNvPr id="0" name="image18.png"/>
+                    <pic:cNvPr id="0" name="image14.png"/>
                     <pic:cNvPicPr preferRelativeResize="0"/>
                   </pic:nvPicPr>
                   <pic:blipFill>
@@ -8230,12 +8230,12 @@
           <wp:inline distB="114300" distT="114300" distL="114300" distR="114300">
             <wp:extent cx="5399730" cy="1574800"/>
             <wp:effectExtent b="0" l="0" r="0" t="0"/>
-            <wp:docPr id="68" name="image62.png"/>
+            <wp:docPr id="68" name="image58.png"/>
             <a:graphic>
               <a:graphicData uri="http://schemas.openxmlformats.org/drawingml/2006/picture">
                 <pic:pic>
                   <pic:nvPicPr>
-                    <pic:cNvPr id="0" name="image62.png"/>
+                    <pic:cNvPr id="0" name="image58.png"/>
                     <pic:cNvPicPr preferRelativeResize="0"/>
                   </pic:nvPicPr>
                   <pic:blipFill>
@@ -8277,12 +8277,12 @@
           <wp:inline distB="114300" distT="114300" distL="114300" distR="114300">
             <wp:extent cx="5399730" cy="469900"/>
             <wp:effectExtent b="0" l="0" r="0" t="0"/>
-            <wp:docPr id="49" name="image29.png"/>
+            <wp:docPr id="49" name="image28.png"/>
             <a:graphic>
               <a:graphicData uri="http://schemas.openxmlformats.org/drawingml/2006/picture">
                 <pic:pic>
                   <pic:nvPicPr>
-                    <pic:cNvPr id="0" name="image29.png"/>
+                    <pic:cNvPr id="0" name="image28.png"/>
                     <pic:cNvPicPr preferRelativeResize="0"/>
                   </pic:nvPicPr>
                   <pic:blipFill>
@@ -8337,12 +8337,12 @@
           <wp:inline distB="114300" distT="114300" distL="114300" distR="114300">
             <wp:extent cx="5399730" cy="698500"/>
             <wp:effectExtent b="0" l="0" r="0" t="0"/>
-            <wp:docPr id="31" name="image2.png"/>
+            <wp:docPr id="31" name="image15.png"/>
             <a:graphic>
               <a:graphicData uri="http://schemas.openxmlformats.org/drawingml/2006/picture">
                 <pic:pic>
                   <pic:nvPicPr>
-                    <pic:cNvPr id="0" name="image2.png"/>
+                    <pic:cNvPr id="0" name="image15.png"/>
                     <pic:cNvPicPr preferRelativeResize="0"/>
                   </pic:nvPicPr>
                   <pic:blipFill>
@@ -8384,12 +8384,12 @@
           <wp:inline distB="114300" distT="114300" distL="114300" distR="114300">
             <wp:extent cx="5399730" cy="1600200"/>
             <wp:effectExtent b="0" l="0" r="0" t="0"/>
-            <wp:docPr id="43" name="image21.png"/>
+            <wp:docPr id="43" name="image26.png"/>
             <a:graphic>
               <a:graphicData uri="http://schemas.openxmlformats.org/drawingml/2006/picture">
                 <pic:pic>
                   <pic:nvPicPr>
-                    <pic:cNvPr id="0" name="image21.png"/>
+                    <pic:cNvPr id="0" name="image26.png"/>
                     <pic:cNvPicPr preferRelativeResize="0"/>
                   </pic:nvPicPr>
                   <pic:blipFill>
@@ -8615,12 +8615,12 @@
               <wp:extent cx="103505" cy="811530"/>
               <wp:effectExtent b="0" l="0" r="0" t="0"/>
               <wp:wrapNone/>
-              <wp:docPr id="14" name="image74.png"/>
+              <wp:docPr id="14" name="image75.png"/>
               <a:graphic>
                 <a:graphicData uri="http://schemas.openxmlformats.org/drawingml/2006/picture">
                   <pic:pic>
                     <pic:nvPicPr>
-                      <pic:cNvPr id="0" name="image74.png"/>
+                      <pic:cNvPr id="0" name="image75.png"/>
                       <pic:cNvPicPr preferRelativeResize="0"/>
                     </pic:nvPicPr>
                     <pic:blipFill>
@@ -8806,12 +8806,12 @@
               <wp:extent cx="7549515" cy="815340"/>
               <wp:effectExtent b="0" l="0" r="0" t="0"/>
               <wp:wrapNone/>
-              <wp:docPr id="19" name="image82.png"/>
+              <wp:docPr id="19" name="image81.png"/>
               <a:graphic>
                 <a:graphicData uri="http://schemas.openxmlformats.org/drawingml/2006/picture">
                   <pic:pic>
                     <pic:nvPicPr>
-                      <pic:cNvPr id="0" name="image82.png"/>
+                      <pic:cNvPr id="0" name="image81.png"/>
                       <pic:cNvPicPr preferRelativeResize="0"/>
                     </pic:nvPicPr>
                     <pic:blipFill>
@@ -8913,12 +8913,12 @@
               <wp:extent cx="103505" cy="824865"/>
               <wp:effectExtent b="0" l="0" r="0" t="0"/>
               <wp:wrapNone/>
-              <wp:docPr id="18" name="image80.png"/>
+              <wp:docPr id="18" name="image79.png"/>
               <a:graphic>
                 <a:graphicData uri="http://schemas.openxmlformats.org/drawingml/2006/picture">
                   <pic:pic>
                     <pic:nvPicPr>
-                      <pic:cNvPr id="0" name="image80.png"/>
+                      <pic:cNvPr id="0" name="image79.png"/>
                       <pic:cNvPicPr preferRelativeResize="0"/>
                     </pic:nvPicPr>
                     <pic:blipFill>
@@ -9020,12 +9020,12 @@
               <wp:extent cx="103505" cy="811530"/>
               <wp:effectExtent b="0" l="0" r="0" t="0"/>
               <wp:wrapNone/>
-              <wp:docPr id="10" name="image63.png"/>
+              <wp:docPr id="10" name="image62.png"/>
               <a:graphic>
                 <a:graphicData uri="http://schemas.openxmlformats.org/drawingml/2006/picture">
                   <pic:pic>
                     <pic:nvPicPr>
-                      <pic:cNvPr id="0" name="image63.png"/>
+                      <pic:cNvPr id="0" name="image62.png"/>
                       <pic:cNvPicPr preferRelativeResize="0"/>
                     </pic:nvPicPr>
                     <pic:blipFill>
@@ -9118,12 +9118,12 @@
           <wp:extent cx="669290" cy="669290"/>
           <wp:effectExtent b="0" l="0" r="0" t="0"/>
           <wp:wrapSquare wrapText="bothSides" distB="0" distT="0" distL="114300" distR="114300"/>
-          <wp:docPr descr="psi-negro.png" id="47" name="image22.png"/>
+          <wp:docPr descr="psi-negro.png" id="47" name="image19.png"/>
           <a:graphic>
             <a:graphicData uri="http://schemas.openxmlformats.org/drawingml/2006/picture">
               <pic:pic>
                 <pic:nvPicPr>
-                  <pic:cNvPr descr="psi-negro.png" id="0" name="image22.png"/>
+                  <pic:cNvPr descr="psi-negro.png" id="0" name="image19.png"/>
                   <pic:cNvPicPr preferRelativeResize="0"/>
                 </pic:nvPicPr>
                 <pic:blipFill>
@@ -9163,12 +9163,12 @@
           <wp:extent cx="425450" cy="666750"/>
           <wp:effectExtent b="0" l="0" r="0" t="0"/>
           <wp:wrapSquare wrapText="bothSides" distB="0" distT="0" distL="114300" distR="114300"/>
-          <wp:docPr descr="UNPA.JPG" id="46" name="image19.jpg"/>
+          <wp:docPr descr="UNPA.JPG" id="46" name="image17.jpg"/>
           <a:graphic>
             <a:graphicData uri="http://schemas.openxmlformats.org/drawingml/2006/picture">
               <pic:pic>
                 <pic:nvPicPr>
-                  <pic:cNvPr descr="UNPA.JPG" id="0" name="image19.jpg"/>
+                  <pic:cNvPr descr="UNPA.JPG" id="0" name="image17.jpg"/>
                   <pic:cNvPicPr preferRelativeResize="0"/>
                 </pic:nvPicPr>
                 <pic:blipFill>
@@ -9648,12 +9648,12 @@
               <wp:extent cx="7549515" cy="815340"/>
               <wp:effectExtent b="0" l="0" r="0" t="0"/>
               <wp:wrapNone/>
-              <wp:docPr id="15" name="image75.png"/>
+              <wp:docPr id="15" name="image76.png"/>
               <a:graphic>
                 <a:graphicData uri="http://schemas.openxmlformats.org/drawingml/2006/picture">
                   <pic:pic>
                     <pic:nvPicPr>
-                      <pic:cNvPr id="0" name="image75.png"/>
+                      <pic:cNvPr id="0" name="image76.png"/>
                       <pic:cNvPicPr preferRelativeResize="0"/>
                     </pic:nvPicPr>
                     <pic:blipFill>
